--- a/Output/Ravindra Chavan/extracted_links_Ravindra Chavan_News_Content.docx
+++ b/Output/Ravindra Chavan/extracted_links_Ravindra Chavan_News_Content.docx
@@ -12,7 +12,7 @@
     </w:p>
     <w:p>
       <w:r>
-        <w:t>Title: United Maharashtra Strengthens Marathi Community Collaboration in UAE</w:t>
+        <w:t>Title: Maharashtra's Mega Health Drive for PM Modi's Birthday</w:t>
       </w:r>
     </w:p>
     <w:p>
@@ -24,13 +24,13 @@
           <w:rPr>
             <w:color w:val="0000FF"/>
           </w:rPr>
-          <w:t>https://sahyadristartups.com/news/united-maharashtra-strengthens-marathi-community-collaboration-in-uae/</w:t>
+          <w:t>https://www.devdiscourse.com/article/health/3629547-maharashtras-mega-health-drive-for-pm-modis-birthday?amp</w:t>
         </w:r>
       </w:hyperlink>
     </w:p>
     <w:p>
       <w:r>
-        <w:t>Content: Dubai: The first quarterly meeting of United Maharashtra, initiated by the Indian People’s Forum (Maharashtra Council), was recently held at Hotel Peshwa, Karama, Dubai, marking an important step towards uniting Marathi organizations across the United Arab Emirates.Conceptualized by Rahul Tulpule, President of the IPF Maharashtra Council, entrepreneur, and social advisor, United Maharashtra has been created to bring together social, cultural, and business-related Marathi organizations operating in the UAE.Currently, 35 organizations are part of this initiative, including prominent associations such as the Gulf Maharashtra Business Forum, Maharashtra Mandal Abu Dhabi, and Maharashtra Mandal Dubai.Initiative Launched to Support 400,000 Non-Resident Marathi PeopleLaunched earlier this year in Dubai by Ravindra Chavan, United Maharashtra works towards the welfare of approximately 400,000 non-resident Marathi individuals living in the UAE.Also Read: Dhananjay Datar to Mentor Indian Entrepreneurs for Exports to Dubai and GCCIts efforts span across diverse areas including support for domestic workers, empowerment of women, business development assistance, weekly schools for children, promotion of reading culture, preservation of cultural and religious traditions, and celebration of regional festivals.Key Discussions at the United Maharashtra MeetingDuring the first quarterly meeting, members discussed several strategic initiatives:Development of an integrated global Marathi curriculum for non-resident children with eligibility for college credits.Establishment of a dedicated space to host community activities in the UAE.Sending a unified delegation from the UAE to the Marathi World Conference scheduled in Nashik in December 2025.Celebration of classical language week in October, as announced by the Maharashtra government.Formation of a commodity trading task force of experienced professionals to create a guidebook on market opportunities, regulations, compliance, and best practices for exporting fruits and vegetables from Maharashtra to the UAE.Also Read: GCC Facility Management Market to Reach USD 77.52 Billion by 2030Strengthening Unity Through Collective ActionThe United Maharashtra initiative, led by Neelam Nandekar, also publishes a monthly calendar of events covering all 35 organizations, which was widely appreciated by the community.The spirit of cooperation – Ekmeka Sahay Karu Avghe Dharu Supanth – is helping Marathi organizations reach broader audiences and make their activities more impactful and accessible to the Marathi diaspora in the UAE.Author Salil Urunkar Salil Urunkar is a senior journalist and the editorial mind behind Sahyadri Startups. With years of experience covering Pune’s entrepreneurial rise, he’s passionate about telling the real stories of founders, disruptors, and game-changers. Conceptualized by Rahul Tulpule, President of the IPF Maharashtra Council, entrepreneur, and social advisor, United Maharashtra has been created to bring together social, cultural, and business-related Marathi organizations operating in the UAE.Currently, 35 organizations are part of this initiative, including prominent associations such as the Gulf Maharashtra Business Forum, Maharashtra Mandal Abu Dhabi, and Maharashtra Mandal Dubai.Initiative Launched to Support 400,000 Non-Resident Marathi PeopleLaunched earlier this year in Dubai by Ravindra Chavan, United Maharashtra works towards the welfare of approximately 400,000 non-resident Marathi individuals living in the UAE.Also Read: Dhananjay Datar to Mentor Indian Entrepreneurs for Exports to Dubai and GCCIts efforts span across diverse areas including support for domestic workers, empowerment of women, business development assistance, weekly schools for children, promotion of reading culture, preservation of cultural and religious traditions, and celebration of regional festivals.Key Discussions at the United Maharashtra MeetingDuring the first quarterly meeting, members discussed several strategic initiatives:Development of an integrated global Marathi curriculum for non-resident children with eligibility for college credits.Establishment of a dedicated space to host community activities in the UAE.Sending a unified delegation from the UAE to the Marathi World Conference scheduled in Nashik in December 2025.Celebration of classical language week in October, as announced by the Maharashtra government.Formation of a commodity trading task force of experienced professionals to create a guidebook on market opportunities, regulations, compliance, and best practices for exporting fruits and vegetables from Maharashtra to the UAE.Also Read: GCC Facility Management Market to Reach USD 77.52 Billion by 2030Strengthening Unity Through Collective ActionThe United Maharashtra initiative, led by Neelam Nandekar, also publishes a monthly calendar of events covering all 35 organizations, which was widely appreciated by the community.The spirit of cooperation – Ekmeka Sahay Karu Avghe Dharu Supanth – is helping Marathi organizations reach broader audiences and make their activities more impactful and accessible to the Marathi diaspora in the UAE.Author Salil Urunkar Salil Urunkar is a senior journalist and the editorial mind behind Sahyadri Startups. With years of experience covering Pune’s entrepreneurial rise, he’s passionate about telling the real stories of founders, disruptors, and game-changers. Currently, 35 organizations are part of this initiative, including prominent associations such as the Gulf Maharashtra Business Forum, Maharashtra Mandal Abu Dhabi, and Maharashtra Mandal Dubai.Initiative Launched to Support 400,000 Non-Resident Marathi PeopleLaunched earlier this year in Dubai by Ravindra Chavan, United Maharashtra works towards the welfare of approximately 400,000 non-resident Marathi individuals living in the UAE.Also Read: Dhananjay Datar to Mentor Indian Entrepreneurs for Exports to Dubai and GCCIts efforts span across diverse areas including support for domestic workers, empowerment of women, business development assistance, weekly schools for children, promotion of reading culture, preservation of cultural and religious traditions, and celebration of regional festivals.Key Discussions at the United Maharashtra MeetingDuring the first quarterly meeting, members discussed several strategic initiatives:Development of an integrated global Marathi curriculum for non-resident children with eligibility for college credits.Establishment of a dedicated space to host community activities in the UAE.Sending a unified delegation from the UAE to the Marathi World Conference scheduled in Nashik in December 2025.Celebration of classical language week in October, as announced by the Maharashtra government.Formation of a commodity trading task force of experienced professionals to create a guidebook on market opportunities, regulations, compliance, and best practices for exporting fruits and vegetables from Maharashtra to the UAE.Also Read: GCC Facility Management Market to Reach USD 77.52 Billion by 2030Strengthening Unity Through Collective ActionThe United Maharashtra initiative, led by Neelam Nandekar, also publishes a monthly calendar of events covering all 35 organizations, which was widely appreciated by the community.The spirit of cooperation – Ekmeka Sahay Karu Avghe Dharu Supanth – is helping Marathi organizations reach broader audiences and make their activities more impactful and accessible to the Marathi diaspora in the UAE.Author Salil Urunkar Salil Urunkar is a senior journalist and the editorial mind behind Sahyadri Startups. With years of experience covering Pune’s entrepreneurial rise, he’s passionate about telling the real stories of founders, disruptors, and game-changers. Initiative Launched to Support 400,000 Non-Resident Marathi PeopleLaunched earlier this year in Dubai by Ravindra Chavan, United Maharashtra works towards the welfare of approximately 400,000 non-resident Marathi individuals living in the UAE.Also Read: Dhananjay Datar to Mentor Indian Entrepreneurs for Exports to Dubai and GCCIts efforts span across diverse areas including support for domestic workers, empowerment of women, business development assistance, weekly schools for children, promotion of reading culture, preservation of cultural and religious traditions, and celebration of regional festivals.Key Discussions at the United Maharashtra MeetingDuring the first quarterly meeting, members discussed several strategic initiatives:Development of an integrated global Marathi curriculum for non-resident children with eligibility for college credits.Establishment of a dedicated space to host community activities in the UAE.Sending a unified delegation from the UAE to the Marathi World Conference scheduled in Nashik in December 2025.Celebration of classical language week in October, as announced by the Maharashtra government.Formation of a commodity trading task force of experienced professionals to create a guidebook on market opportunities, regulations, compliance, and best practices for exporting fruits and vegetables from Maharashtra to the UAE.Also Read: GCC Facility Management Market to Reach USD 77.52 Billion by 2030Strengthening Unity Through Collective ActionThe United Maharashtra initiative, led by Neelam Nandekar, also publishes a monthly calendar of events covering all 35 organizations, which was widely appreciated by the community.The spirit of cooperation – Ekmeka Sahay Karu Avghe Dharu Supanth – is helping Marathi organizations reach broader audiences and make their activities more impactful and accessible to the Marathi diaspora in the UAE.Author Salil Urunkar Salil Urunkar is a senior journalist and the editorial mind behind Sahyadri Startups. With years of experience covering Pune’s entrepreneurial rise, he’s passionate about telling the real stories of founders, disruptors, and game-changers. Launched earlier this year in Dubai by Ravindra Chavan, United Maharashtra works towards the welfare of approximately 400,000 non-resident Marathi individuals living in the UAE.Also Read: Dhananjay Datar to Mentor Indian Entrepreneurs for Exports to Dubai and GCCIts efforts span across diverse areas including support for domestic workers, empowerment of women, business development assistance, weekly schools for children, promotion of reading culture, preservation of cultural and religious traditions, and celebration of regional festivals.Key Discussions at the United Maharashtra MeetingDuring the first quarterly meeting, members discussed several strategic initiatives:Development of an integrated global Marathi curriculum for non-resident children with eligibility for college credits.Establishment of a dedicated space to host community activities in the UAE.Sending a unified delegation from the UAE to the Marathi World Conference scheduled in Nashik in December 2025.Celebration of classical language week in October, as announced by the Maharashtra government.Formation of a commodity trading task force of experienced professionals to create a guidebook on market opportunities, regulations, compliance, and best practices for exporting fruits and vegetables from Maharashtra to the UAE.Also Read: GCC Facility Management Market to Reach USD 77.52 Billion by 2030Strengthening Unity Through Collective ActionThe United Maharashtra initiative, led by Neelam Nandekar, also publishes a monthly calendar of events covering all 35 organizations, which was widely appreciated by the community.The spirit of cooperation – Ekmeka Sahay Karu Avghe Dharu Supanth – is helping Marathi organizations reach broader audiences and make their activities more impactful and accessible to the Marathi diaspora in the UAE.Author Salil Urunkar Salil Urunkar is a senior journalist and the editorial mind behind Sahyadri Startups. With years of experience covering Pune’s entrepreneurial rise, he’s passionate about telling the real stories of founders, disruptors, and game-changers. Also Read: Dhananjay Datar to Mentor Indian Entrepreneurs for Exports to Dubai and GCCIts efforts span across diverse areas including support for domestic workers, empowerment of women, business development assistance, weekly schools for children, promotion of reading culture, preservation of cultural and religious traditions, and celebration of regional festivals.Key Discussions at the United Maharashtra MeetingDuring the first quarterly meeting, members discussed several strategic initiatives:Development of an integrated global Marathi curriculum for non-resident children with eligibility for college credits.Establishment of a dedicated space to host community activities in the UAE.Sending a unified delegation from the UAE to the Marathi World Conference scheduled in Nashik in December 2025.Celebration of classical language week in October, as announced by the Maharashtra government.Formation of a commodity trading task force of experienced professionals to create a guidebook on market opportunities, regulations, compliance, and best practices for exporting fruits and vegetables from Maharashtra to the UAE.Also Read: GCC Facility Management Market to Reach USD 77.52 Billion by 2030Strengthening Unity Through Collective ActionThe United Maharashtra initiative, led by Neelam Nandekar, also publishes a monthly calendar of events covering all 35 organizations, which was widely appreciated by the community.The spirit of cooperation – Ekmeka Sahay Karu Avghe Dharu Supanth – is helping Marathi organizations reach broader audiences and make their activities more impactful and accessible to the Marathi diaspora in the UAE.Author Salil Urunkar Salil Urunkar is a senior journalist and the editorial mind behind Sahyadri Startups. With years of experience covering Pune’s entrepreneurial rise, he’s passionate about telling the real stories of founders, disruptors, and game-changers. Its efforts span across diverse areas including support for domestic workers, empowerment of women, business development assistance, weekly schools for children, promotion of reading culture, preservation of cultural and religious traditions, and celebration of regional festivals.Key Discussions at the United Maharashtra MeetingDuring the first quarterly meeting, members discussed several strategic initiatives:Development of an integrated global Marathi curriculum for non-resident children with eligibility for college credits.Establishment of a dedicated space to host community activities in the UAE.Sending a unified delegation from the UAE to the Marathi World Conference scheduled in Nashik in December 2025.Celebration of classical language week in October, as announced by the Maharashtra government.Formation of a commodity trading task force of experienced professionals to create a guidebook on market opportunities, regulations, compliance, and best practices for exporting fruits and vegetables from Maharashtra to the UAE.Also Read: GCC Facility Management Market to Reach USD 77.52 Billion by 2030Strengthening Unity Through Collective ActionThe United Maharashtra initiative, led by Neelam Nandekar, also publishes a monthly calendar of events covering all 35 organizations, which was widely appreciated by the community.The spirit of cooperation – Ekmeka Sahay Karu Avghe Dharu Supanth – is helping Marathi organizations reach broader audiences and make their activities more impactful and accessible to the Marathi diaspora in the UAE.Author Salil Urunkar Salil Urunkar is a senior journalist and the editorial mind behind Sahyadri Startups. With years of experience covering Pune’s entrepreneurial rise, he’s passionate about telling the real stories of founders, disruptors, and game-changers. During the first quarterly meeting, members discussed several strategic initiatives:Development of an integrated global Marathi curriculum for non-resident children with eligibility for college credits.Establishment of a dedicated space to host community activities in the UAE.Sending a unified delegation from the UAE to the Marathi World Conference scheduled in Nashik in December 2025.Celebration of classical language week in October, as announced by the Maharashtra government.Formation of a commodity trading task force of experienced professionals to create a guidebook on market opportunities, regulations, compliance, and best practices for exporting fruits and vegetables from Maharashtra to the UAE.Also Read: GCC Facility Management Market to Reach USD 77.52 Billion by 2030Strengthening Unity Through Collective ActionThe United Maharashtra initiative, led by Neelam Nandekar, also publishes a monthly calendar of events covering all 35 organizations, which was widely appreciated by the community.The spirit of cooperation – Ekmeka Sahay Karu Avghe Dharu Supanth – is helping Marathi organizations reach broader audiences and make their activities more impactful and accessible to the Marathi diaspora in the UAE.Author Salil Urunkar Salil Urunkar is a senior journalist and the editorial mind behind Sahyadri Startups. With years of experience covering Pune’s entrepreneurial rise, he’s passionate about telling the real stories of founders, disruptors, and game-changers. Also Read: GCC Facility Management Market to Reach USD 77.52 Billion by 2030Strengthening Unity Through Collective ActionThe United Maharashtra initiative, led by Neelam Nandekar, also publishes a monthly calendar of events covering all 35 organizations, which was widely appreciated by the community.The spirit of cooperation – Ekmeka Sahay Karu Avghe Dharu Supanth – is helping Marathi organizations reach broader audiences and make their activities more impactful and accessible to the Marathi diaspora in the UAE.Author Salil Urunkar Salil Urunkar is a senior journalist and the editorial mind behind Sahyadri Startups. With years of experience covering Pune’s entrepreneurial rise, he’s passionate about telling the real stories of founders, disruptors, and game-changers. Strengthening Unity Through Collective ActionThe United Maharashtra initiative, led by Neelam Nandekar, also publishes a monthly calendar of events covering all 35 organizations, which was widely appreciated by the community.The spirit of cooperation – Ekmeka Sahay Karu Avghe Dharu Supanth – is helping Marathi organizations reach broader audiences and make their activities more impactful and accessible to the Marathi diaspora in the UAE.Author Salil Urunkar Salil Urunkar is a senior journalist and the editorial mind behind Sahyadri Startups. With years of experience covering Pune’s entrepreneurial rise, he’s passionate about telling the real stories of founders, disruptors, and game-changers. The United Maharashtra initiative, led by Neelam Nandekar, also publishes a monthly calendar of events covering all 35 organizations, which was widely appreciated by the community.The spirit of cooperation – Ekmeka Sahay Karu Avghe Dharu Supanth – is helping Marathi organizations reach broader audiences and make their activities more impactful and accessible to the Marathi diaspora in the UAE.Author Salil Urunkar Salil Urunkar is a senior journalist and the editorial mind behind Sahyadri Startups. With years of experience covering Pune’s entrepreneurial rise, he’s passionate about telling the real stories of founders, disruptors, and game-changers. The spirit of cooperation – Ekmeka Sahay Karu Avghe Dharu Supanth – is helping Marathi organizations reach broader audiences and make their activities more impactful and accessible to the Marathi diaspora in the UAE.Author Salil Urunkar Salil Urunkar is a senior journalist and the editorial mind behind Sahyadri Startups. With years of experience covering Pune’s entrepreneurial rise, he’s passionate about telling the real stories of founders, disruptors, and game-changers. Salil Urunkar is a senior journalist and the editorial mind behind Sahyadri Startups. With years of experience covering Pune’s entrepreneurial rise, he’s passionate about telling the real stories of founders, disruptors, and game-changers. Sahyadri Startups is your go-to hub for news, insights, and stories from India’s vibrant startup ecosystem. From disruptive ideas to founder journeys, we spotlight innovation, resilience, and the people shaping tomorrow’s ventures.Email: connect@sahyadristartups.com</w:t>
+        <w:t>Content: Devdiscourse News Desk| Mumbai | India Maharashtra is gearing up for a massive public health initiative to mark Prime Minister Narendra Modi's 75th birthday. State BJP President Ravindra Chavan announced plans to perform over one lakh cataract surgeries during the fortnight-long drive. The campaign, commencing on September 17, aims to ensure eye examinations for at least 10 lakh people and distribute spectacles to those in need. This comprehensive healthcare effort is being organized in collaboration with various NGOs and social groups, portraying it as a community service project, Chavan stated. Additionally, the BJP intends to host blood donation camps and implement 17 other programs over the two-week period. Despite criticism from opposition parties regarding financial constraints, Chavan emphasized the administration's commitment to welfare measures, including providing basic necessities to citizens. (With inputs from agencies.) © Copyright 2025</w:t>
       </w:r>
     </w:p>
     <w:p>
@@ -43,7 +43,7 @@
     </w:p>
     <w:p>
       <w:r>
-        <w:t>Title: Maharashtra organizations in the United Arab Emirates discuss collaborative development</w:t>
+        <w:t>Title: Ravindra Chavan Files Nomination for Maharashtra BJP President #Gallery</w:t>
       </w:r>
     </w:p>
     <w:p>
@@ -55,13 +55,13 @@
           <w:rPr>
             <w:color w:val="0000FF"/>
           </w:rPr>
-          <w:t>https://puneprahar.com/2025/09/maharashtra-organizations-in-the-united-arab-emirates-discuss-collaborative-development/</w:t>
+          <w:t>https://www.socialnews.xyz/?p=6725428</w:t>
         </w:r>
       </w:hyperlink>
     </w:p>
     <w:p>
       <w:r>
-        <w:t>Content: The first quarterly meeting of the members of “United Maharashtra”, initiated by the Indian People’s Forum (Maharashtra Council), was recently held at Hotel Peshwa, Karama, Dubai. Pune, 12 September 2025: ” Samyukta Maharashtra” is the concept of IPF Maharashtra Council President , Senior Entrepreneur and Social Advisor/Society Guide Shri Rahul Tulpule. This organization has been established to strengthen the Marathi community in the UAE by bringing together various social , cultural and business related Marathi organizations working in the UAE under one umbrella and on a common platform. Currently, 35 different organizations and groups operating across the United Arab Emirates are part of the Samyukta Maharashtra initiative , including some renowned organizations like Gulf Maharashtra Business Forum , Maharashtra Mandal Abu Dhabi , Maharashtra Mandal Dubai. The concept was launched in Dubai earlier this year by Shri Ravindra Chavan. Under this initiative, the organization works for the approximately 400,000 non-resident Marathi people living in Dubai in various fields – providing support to domestic workers , empowering women housewives , helping Marathi people start their businesses , running weekly schools for children here , promoting a reading culture , preserving the cultural and religious heritage of Maharashtra , celebrating regional festivals and many more. The key issues discussed in the meeting included developing an integrated global curriculum in Marathi language for non-resident children here that would also qualify them for college credits. All the organizations also highlighted the need for a dedicated space to organize local community activities at various levels here. There was also discussion on sending an inclusive and capable delegation from the UAE to the Marathi World Conference to be held in Nashik in December 2025. Plans to celebrate the classical language during the week of October as announced by the Maharashtra government were also discussed. It was also agreed to form a commodity trading task force of experienced professionals in the fruit and vegetable trade in the UAE to prepare a guidebook on market opportunities , regulations , compliance , best practices to support farmers in Maharashtra. This will help farmers in Maharashtra in exporting their produce to the UAE. The Samyukta Maharashtra Initiative led by Smt. Neelam Nandekar also publishes a monthly calendar of events covering all 35 organizations which was highly appreciated by all group representatives. This spirit of cooperation – Ekmeka Sahay Karu Avghe Dharu Supanth – is helping all organizations reach a wider audience and making their activities more meaningful and accessible to the entire Marathi community.</w:t>
+        <w:t>Content: Home » Gallery » Politics » Ravindra Chavan Files Nomination for Maharashtra BJP President #Gallery Posted By: Social News XYZ June 30, 2025 An Indo-American News website. It covers Gossips, Politics, Movies, Technolgy, and Sports News and Photo Galleries and Live Coverage of Events via Youtube. The website is established in 2015 and is owned by AGK FIRE INC. Copyright 2025 | AGK FIRE INC| Terms of Service / Privacy Policy | Contact Us</w:t>
       </w:r>
     </w:p>
     <w:p>
@@ -74,7 +74,7 @@
     </w:p>
     <w:p>
       <w:r>
-        <w:t>Title: ‘आत्मसमर्पण कर दें, लाल आतंक का समूल नाश निश्चित’, गृह मंत्री अमित शाह की चेतावनी</w:t>
+        <w:t>Title: Maharashtra BJP Launches 'Seva Pandharwada' To Mark PM Modi’s 75th Birthday</w:t>
       </w:r>
     </w:p>
     <w:p>
@@ -86,13 +86,13 @@
           <w:rPr>
             <w:color w:val="0000FF"/>
           </w:rPr>
-          <w:t>https://hindi.news24online.com/india/aaj-ki-taaza-khabar-live-updates-11-september-2025-today-breaking-news-news-24-hindi-samachar-up-mp-bihar-delhi-ncr-news-blog/1316028/</w:t>
+          <w:t>https://www.freepressjournal.in/mumbai/maharashtra-bjp-launches-seva-pandharwada-to-mark-pm-modis-75th-birthday</w:t>
         </w:r>
       </w:hyperlink>
     </w:p>
     <w:p>
       <w:r>
-        <w:t>Content: ---विज्ञापन--- Aaj Ki Taaza Khabar : नमस्कार, आज 11 सितंबर दिन गुरुवार को PM मोदी की मां पर टिप्पणी मामले में आज मुजफ्फरपुर कोर्ट में सुनवाई होगी। राहुल गांधी और तेजस्वी यादव के खिलाफ शिकायत दर्ज है। ऑनलाइन गेमिंग एक्ट के खिलाफ अलग-अलग हाई कोर्ट में दायर याचिकाओं पर भी आज सुप्रीम कोर्ट में सुनवाई होगी। वहीं PM मोदी आज उत्तराखंड के दौरे पर रहेंगे और उत्तरकाशी-चमोली के आपदाग्रस्त इलाकों का हवाई सर्वे करेंगे। प्रधानमंत्री मोदी के साथ आज वाराणसी दौरे पर आए मॉरीशस के प्रधानमंत्री नवीनचंद्र रामगुलाम की द्विपक्षीय वार्ता होगी। इसके अलावा आज दिनभर की देश-दुनिया की बड़ी खबरों के लाइव अपडेट्स के लिए बने रहें News24 के साथ… दिल्ली के आवारा कुत्तों पर भाजपा नेता विजय गोयल ने कहा कि मैं आवारा कुत्तों की समस्या से निपटने के लिए दिल्ली सरकार की पहल का स्वागत करता हूं। सरकार ने घोषणा की है कि सभी कुत्तों में माइक्रोचिप लगाई जाएगी। सब कुछ ठीक है, लेकिन माइक्रोचिप लगाने और टीकाकरण का आवारा कुत्तों के काटने से बचाव से कोई सीधा संबंध नहीं है। Delhi: BJP leader Vijay Goel says, "I welcome the Delhi government's initiative to address the issue of stray dogs. The government has announced that all dogs will be microchipped... Everything is fine, but microchipping and vaccination have no direct relation to preventing dog… pic.twitter.com/9cQftm8QyE— IANS (@ians_india) September 11, 2025 Delhi: BJP leader Vijay Goel says, "I welcome the Delhi government's initiative to address the issue of stray dogs. The government has announced that all dogs will be microchipped... Everything is fine, but microchipping and vaccination have no direct relation to preventing dog… pic.twitter.com/9cQftm8QyE पीएम मोदी ने सभी केन्द्रीय राज्यमंत्रियों को बाढ़ ग्रस्त राज्यों में जाने का निर्देश दिया है. उन्होंने बाढ़ प्रभावित इलाकों में राहत कार्यों में तेजी लाने के भी निर्देश दिए हैं, राज्यमंत्रियों के साथ राष्ट्रीय महामंत्री तरूण चुग कॉर्डीनेशन करेंगे. गृह मंत्री अमित शाह ने सोशल मीडिया पर लिखा कि नक्सलियों के विरुद्ध हमारे सुरक्षा बलों ने आज एक और बड़ी उपलब्धि हासिल की है। छत्तीसगढ़ में CRPF की कोबरा कमांडो, छत्तीसगढ़ पुलिस और DRG ने जॉइंट ऑपरेशन चलाकर ₹1 करोड़ के इनामी सीसीएम मोडेम बालकृष्णा उर्फ मनोज सहित 10 कुख्यात नक्सलियों को मारा गिराया है। समय रहते बचे-खुचे नक्सली भी आत्मसमर्पण कर दें। आगामी 31 मार्च से पहले लाल आतंक का समूल नाश निश्चित है। Union Home Minister Amit Shah tweets, "... In Chhattisgarh, CRPF's Cobra commandos, Chhattisgarh Police, and DRG conducted a joint operation and eliminated 10 notorious Naxalites, including CCM Modem Balakrishna alias Manoj, who carried a bounty of ₹1 crore. The remaining… pic.twitter.com/nEmDCClDjj— ANI (@ANI) September 11, 2025 Union Home Minister Amit Shah tweets, "... In Chhattisgarh, CRPF's Cobra commandos, Chhattisgarh Police, and DRG conducted a joint operation and eliminated 10 notorious Naxalites, including CCM Modem Balakrishna alias Manoj, who carried a bounty of ₹1 crore. The remaining… pic.twitter.com/nEmDCClDjj योगी सरकार में मंत्री और मेयर तक की अफसरों की नाराजगी के बाद अब बीजेपी एमएलसी राम चंद्र प्रधान ने भी ऊर्जा मंत्री को बिजली विभाग के इंजीनियर की शिकायत का पत्र लिखा है. उन्होंने अधीक्षण अभियंता पर भ्रष्टाचार के आरोप लगाए हैं. MLC ने आरोप लगाया है कि जांच के नाम योगेंद्र कुमार सिंह भ्रष्टाचार कर रहे हैं. उन्होंने ऊर्जा विभाग मंत्री को पत्र भेजकर कार्रवाई की मांग की है. राजद नेता तेजस्वी यादव के बयान पर जन सुराज पार्टी के संस्थापक प्रशांत किशोर ने कहा कि अगर नीतीश कुमार अपराध और भ्रष्टाचार के भीष्म पितामह हैं, तो तेजस्वी यादव दुर्योधन हैं। तेजस्वी यादव और लालू यादव ने ही इस राज्य में अपराध और भ्रष्टाचार को समाज का हिस्सा बनाया और 15 साल तक बिहार को रसातल में धकेला। बिहार का हर एक नागरिक जानता है कि बिहार में इनसे (राजद) ज़्यादा भ्रष्ट और आपराधिक प्रवृत्ति वाला कोई नेता नहीं रहा... तेजस्वी यादव का अपराध और भ्रष्टाचार पर बोलना उस शेर की तरह है जो लोगों को शाकाहारी बनने की शिक्षा दे रहा हो।" भारत और चीन के बीच व्यापार फिर से शुरू करने के मुद्दे पर सिक्किम के मुख्यमंत्री प्रेम सिंह तमांग ने कहा, "भारत सरकार ने व्यापार फिर से शुरू करने का फैसला किया है। यह जल्द ही (नाथू ला के रास्ते) शुरू होना चाहिए।" मुख्यमंत्री ने आगे कहा, "नाथू ला में पार्किंग सुविधाओं का काम शुरू हो गया है।" देहरादून: मौसम खराब होने की वजह से पीएम मोदी का हवाई दौरा रद्द हो गया है। पीएम मोदी ने एयरपोर्ट पर ही बैठक की है। प्रधानमंत्री जौलीग्रांट एयरपोर्ट पर ही स्टेट गेस्ट हाउस में एसडीआरएफ, एनडीआरएफ के अधिकारियों और आपदा मित्रों के साथ बैठक कर रहे हैं। #watch | Patna, Bihar | RJD leader Tejashwi Yadav says, "I thank the Supreme Court for allowing Aadhaar as an Identity Document for the SIR. This is a big victory for us...We are not against the SIR but are against the process by which SIR is being carried out...Crime is… pic.twitter.com/dOlzP9gj2B— ANI (@ANI) September 11, 2025 #watch | Patna, Bihar | RJD leader Tejashwi Yadav says, "I thank the Supreme Court for allowing Aadhaar as an Identity Document for the SIR. This is a big victory for us...We are not against the SIR but are against the process by which SIR is being carried out...Crime is… pic.twitter.com/dOlzP9gj2B सीपी राधाकृष्णन ने भारत का उपराष्ट्रपति चुने जाने के बाद महाराष्ट्र के राज्यपाल पद से इस्तीफा दे दिया है। वहीं राष्ट्रपति द्रौपदी मुर्मू ने गुजरात के राज्यपाल आचार्य देवव्रत को महाराष्ट्र के राज्यपाल का अतिरिक्त कार्यभार सौंप दिया है। आचार्य देवव्रत अपनी गुजरात की जिम्मेदारी के साथ-साथ महाराष्ट्र के राज्यपाल का कार्यभार भी संभालेंगे। प्रधानमंत्री मोदी ने मॉरीशस के लिए विशेष आर्थिक पैकेज की घोषणा की है। साथ ही UK-Mauritius समझौते में Chagos द्वीपसमूह की संप्रभुता को लेकर Mauritius को भारत का समर्थन दिया है। भारत ने ब्रिटेन और मॉरीशस के बीच हुए उस समझौते का स्वागत किया है, जिसके तहत Deigo Garcia समेत Chagos द्वीपसमूह पर मॉरीशस की संप्रभुता बहाल की गई है। राष्ट्रपति और राज्यपाल को अपने पास पेंडिंग बिल पर फैसला लेने के समयसीमा में बांधने के मसले पर राष्ट्रपति द्वारा भेजे गए प्रेसिडेंसियल रेफरेंस पर सुप्रीम कोर्ट में सुनवाई पूरी हो गई है। 10 दिन की मैराथन हियरिंग के बाद 5 सदस्यीय संविधान पीठ ने फैसला सुरक्षित रख लिया है। BJP ने अपने सभी पदाधिकारियों, मंत्रियों, सांसदों और प्रवक्ताओं को सख्त निर्देश जारी किए। नेपाल मुद्दे पर कोई भी बयान न दें। सोशल मीडिया पर भी इस विषय पर कोई टिप्पणी न करें। नेपाल के मुद्दे पर BJP का साफ निर्देश हैं कि वे चुप्पी बनाए रखें। लैंड फॉर जॉब कथित घोटाले से जुड़ा CBI के मामले में आज सुनवाई पूरी हुई। लालू प्रसाद यादव, तेजस्वी यादव और अन्य के खिलाफ आरोप तय करने पर सुनवाई पूरी हुई है। वहीं दिल्ली की राउज ऐवन्यू कोर्ट ने आरोप तय करने के बाद आदेश सुरक्षित रख लिया। राउज ऐवन्यू कोर्ट अब मामले में 13 अक्टूबर को आदेश सुनाएगी। भारत-पाकिस्तान के बीच 14 सितंबर को होने वाले क्रिकेट मैच पर रोक लगाने की मांग वाली याचिका पर सुप्रीम कोर्ट ने सुनवाई से इंकार किया है। कोर्ट ने कहा है कि मैच होने दीजिए। हम रोक नहीं लगाएंगे। एलएलबी के चार स्टूडेंट्स ने याचिका में पहलगाम आतंकी हमले का हवाला देते हुए पाकिस्तान के साथ मैच को रोकने की मांग की थी। काठमांडू की Tribhuvan University में फिलहाल अध्यापन से जुड़ी गतिविधियां नहीं होंगी। देश में जारी अशांति का हवाला देते हुए यूनिवर्सिटी को 28 अक्टूबर तक बंद करने की घोषणा की गई है। नेपाल की सेना ने काठमांडू के सभी तीन जिलों में आज भी कर्फ्यू लागू कर रखा है। यह निषेधाज्ञा सुबह 10 बजे से शाम 5 बजे तक प्रभावी रहेगी। यह भी पढ़ें: नेपाल हिंसा पर चीन ने दिया बड़ा बयान, जल्द शांति बहाली की जताई उम्मीद दिल्ली पुलिस की क्राइम ब्रांच ने नॉर्थ दिल्ली के भलस्वा डेयरी इलाके में हुई हत्या के मामले में वांछित आरोपी को पुलिस ने फरीदाबाद (हरियाणा) से गिरफ्तार कर लिया है। यह आरोपी 11 महीने से फरार चल रहा था। 15 अक्टूबर 2024 को भलस्वा डेयरी इलाके में गोलीबारी की घटना हुई थी। इस फायरिंग में 19 साल का नौशाद और 29 साल का आसिफ घायल हो गए थे। नौशाद की इलाज के दौरान मौत हो गई थी। मामले में 3 आरोपी शकील, उसका भाई वकील और उनका साथी प्रिंस है। इनमें से वकील लगातार फरार थी, जिसे क्राइम ब्रांच की एंटी-एक्सटॉर्शन और किडनैपिंग सेल ने बल्लभगढ़ मेट्रो स्टेशन के पास से घेराबंदी करके दबोच लिया। हालांकि वह भागने की कोशिश कर रहा था, लेकिन टीम ने तुरंत पीछा कर गिरफ्तार कर लिया। पूछताछ में आरोपी ने अपना नाम वकील बताया और वारदात में शामिल होने की बात स्वीकार की। महाराष्ट्र BJP के प्रदेश अध्यक्ष रविंद्र चव्हाण का एक्स अकाउंट सस्पेंड कर दिया गया है। उन पर सोशल नेटवर्किंग साइट एक्स के नियमों का उल्लंघन करने का आरोप लगा है, जिसके चलते कंपनी ने रवींद्र चव्हाण का एक्स अकाउंट बंद कर दिया। बिना भारतीय नागरिकता हासिल किए वोटर लिस्ट में नाम शामिल कराने के आरोप में सोनिया गांधी के खिलाफ मुकदमा दर्ज कर जांच कराने की मांग वाली याचिका पर दिल्ली की राउज ऐवन्यू कोर्ट आज फैसला सुनाएगी। याचिका मे कहा गया है कि सोनिया गांधी ने 30 अप्रैल 1983 में नागरिकता हासिल की थी, जबकि उनका नाम 1980 की वोटर लिस्ट में शामिल था। याचिका मे सवाल उठाया गया है कि 1980 की नई दिल्ली की वोटर लिस्ट मे नाम कैसे शामिल था? दिल्ली की मुख्यमंत्री रेखा गुप्ता की सुरक्षा का जिम्मा गृह मंत्रालय ने CRPF और दिल्ली पुलिस को सौंप दिया है। बता दें कि पिछले दिनों हमला होने के बाद उन्हें Z सिक्योरिटी भी दी गई थी। जनसुनवाई के दौरान मुख्यमंत्री रेखा गुप्ता पर एक शख्स ने हमला किया था। उनके बाल खींचते हुए मुंह पर थप्पड़ मारा था। यह भी पढ़ें: क्या होती है CRPF की Z सिक्योरिटी? जो हमले के बाद CM रेखा गुप्ता को मिली मॉरीशस के प्रधानमंत्री डॉ. नविनचंद्र रामगुलाम और प्रधानमंत्री नरेंद्र मोदी आज वाराणसी में सुबह 11:25 बजे द्विपक्षीय वार्ता करेंगे। प्रधानमंत्री रामगुलाम वार्ता के लिए बुधवार शाम वाराणसी पहुंचे। दोनों देशों की सांस्कृतिक विरासत को अहमियत देने के लिए ये वार्ता वाराणसी में रखी गई है। वार्ता से पहले विदेश सचिव विक्रम मिस्री प्रधानमंत्री रामगुलाम से भेंट करेंगे। काठमांडू में जारी असामान्य हालात के बीच भारत से नेपाल के लिए नियमित उड़ान सेवाएं बहाल करने का फैसला ले लिया गया है। साथ ही काठमांडू में फंसे यात्रियों के लिए विशेष राहत उड़ानें चलाने की घोषणा भी की गई है।IndiGo ने एक आधिकारिक ट्रैवल एडवाइजरी जारी करते हुए बताया कि 11 सितंबर से काठमांडू के लिए रोजाना चार शेड्यूल्ड फ्लाइट संचालित की जाएंगी। एयरलाइन का कहना है कि वह 2 विशेष राहत उड़ानें भी संचालित करेगी। राहत उड़ानों के लिए विशेष किराए रखे जाएंगे, ताकि यात्री आसानी से अपने घर लौट सकें। यह भी पढ़ें: ‘ताकतें युवाओं को भटका रहीं’, Gen-Z प्रदर्शन के बाद सामने आया पूर्व पीएम ओली का पहला बयान प्रधानमंत्री मोदी की मां पर बिहार में विवादित टिप्पणी की गई थी, जिसके चलते देशभर में सियासत गरमाई हुई है। इस मामले में राहुल गांधी और तेजस्वी यादव के खिलाफ शिकायत दर्ज की गई थी, जिसकी सुनवाई आज मुजफ्फरपुर कोर्ट में होगी। टिप्पणी करने वाले को पुलिस ने गिरफ्तार किया था और आरोप लगाया गया कि टिप्पणी राहुल और तेजस्वी की मौजूदगी में की गई थी, इसलिए वे विवाद के लिए जिम्मेदार हैं। यह भी पढ़ें: ‘जब BJP विधायक मां की गाली देते हैं तब PM कहां होते’, बिहार बंद पर तेजस्वी यादव का पलटवार न्यूज 24 पर पढ़ें देश, राष्ट्रीय समाचार (National News), खेल, मनोरंजन, धर्म, लाइफ़स्टाइल, हेल्थ, शिक्षा से जुड़ी हर खबर। ब्रेकिंग न्यूज और लेटेस्ट अपडेट के लिए News 24 App डाउनलोड कर अपना अनुभव शानदार बनाएं। ---विज्ञापन--- ---विज्ञापन--- B.A.G Convergence Limited Film City, Sector 16A, Noida, Uttar Pradesh 201301 Phone: 0120 - 4602424/6652424 Email: info@bagnetwork.in</w:t>
+        <w:t>Content: The Maharashtra unit of the Bharatiya Janata Party (BJP) has announced a fortnight-long programme of social initiatives to mark the 75th birthday of Prime Minister Narendra Modi. The campaign, titled ‘Seva Pandharwada’ (Service Fortnight), will run from September 17 to October 2, focusing on a wide range of public welfare activities across the state. BJP state president Ravindra Chavan, while addressing the media on Tuesday, said the fortnight is not just a celebration but a people-centric movement aimed at spreading awareness about the central government’s welfare schemes, along with issues like cleanliness, environmental protection, and self-reliance. He appealed to all MPs, MLAs, ministers, office-bearers, and grassroots workers to actively participate at booth and mandal levels to make the campaign more impactful. Free Surgeries and Health Initiatives The programme will feature over one lakh free cataract surgeries under the ‘Namo Netra Sanjeevani’ initiative, alongside eye check-ups and the distribution of spectacles to more than ten lakh people. Blood donation drives, health camps, cleanliness campaigns, and awareness programmes are also planned across the state. Revenue Fortnight in Pune On September 17, Modi’s birthday, a special ‘Mahsool Pandharwada’ (Revenue Fortnight) will be inaugurated in Pune under the leadership of Revenue Minister Chandrashekhar Bawankule. Chavan said that through this event, the party aims to extend the benefits of public welfare schemes to more than 50 lakh people. Youth Engagement through Marathon As part of the campaign, the BJP Yuva Morcha has scheduled a ‘Modi Vikas Marathon’ in all major districts on September 21. Chavan said the marathon is intended to encourage youth participation in nation-building and give momentum to the vision of ‘Viksit Bharat 2047’. Sports, Cultural and Commemorative Events Other activities include MP Cup sports competitions in 48 Lok Sabha constituencies, with registrations open until September 20. On September 25, the birth anniversary of Pandit Deendayal Upadhyay, the party will organise Pratima Poojan ceremonies and Prabuddha Sammelans to communicate the nation’s progress to the public. Additional Initiatives Alongside these events, the BJP will also host programmes to honour the disabled, promote tree plantation, encourage the use of Khadi, spread the ‘Vocal for Local’ message, and conduct a state-level drawing competition on the theme of Viksit Bharat. Chavan concluded that the initiative embodies the BJP’s principle that “organization is strength and service is the goal,” adding that the service fortnight represents the party’s collective commitment to society through dedication and public participation.</w:t>
       </w:r>
     </w:p>
     <w:p>
@@ -105,7 +105,7 @@
     </w:p>
     <w:p>
       <w:r>
-        <w:t>Title: Sushma Patil Death | सुषमा पाटील आष्टीकर यांच्यावर शोकाकुल वातावरणात अंत्यसंस्कार</w:t>
+        <w:t>Title: One lakh cataract surgeries in Maharashtra to mark Modi's birthday: BJP</w:t>
       </w:r>
     </w:p>
     <w:p>
@@ -117,13 +117,13 @@
           <w:rPr>
             <w:color w:val="0000FF"/>
           </w:rPr>
-          <w:t>https://pudhari.news/maharashtra/marathwada/nanded/hingoli-mp-nagesh-patil-wife-sushma-patil-passes-away-as80</w:t>
+          <w:t>https://www.newsdrum.in/national/one-lakh-cataract-surgeries-in-maharashtra-to-mark-modis-birthday-bjp-10469533</w:t>
         </w:r>
       </w:hyperlink>
     </w:p>
     <w:p>
       <w:r>
-        <w:t>Content: MP Nagesh Patil wife passes away हिमायतनगर : हिंगोली लोकसभा मतदारसंघाचे खासदार नागेश पाटील आष्टीकर यांच्या पत्नी सुषमा पाटील यांचे बुधवारी मुंबई येथील हॉस्पिटलमध्ये उपचारादरम्यान निधन झाले. त्यांच्यावर गुरुवारी (दि.११) मुळ गावी आष्टी येथे शोकाकुल वातावरणात अंत्यसंस्कार करण्यात आले. हिंगोली लोकसभा मतदार संघाचे खासदार नागेश पाटील आष्टीकर यांच्या पत्नी सुषमा पाटील यांचे बुधवारी निधन झाले. त्यांच्यावर गुरुवारी दुपारी एक वाजेच्या दरम्यान त्यांच्या मूळ गावी आष्टी तालुका हादगाव येथे शोकाकुल वातावरणामध्ये अंत्यसंस्कार करण्यात आले. याप्रसंगी माजी मुख्यमंत्री अशोक चव्हाण, माजी खा. रविंद्र चव्हाण, माजी मंत्री सुर्यकांता पाटील, माजी खा. सुभाष वानखेडे, माजी खा.शिवाजी माने, आमदार प्रताप पाटील चिखलीकर, शिवसेनेचे बबनराव थोरात, आ. बाबुराव कदम कोळीकर ,आ. बालाजी कल्याणकर, माजी आ. माधवराव पाटील जळगावकर, माजी आ.ओमप्रकाश पोकर्णा, माजी आ. हनमंतराव पाटील बेटमोगरेकर, माजी आ.प्रकाश पाटील,माजी आ.सुभाष साबने,गंगाधर पाटील चाभरेकर ,प्रविण पाटील चिखलीकर, बास्टेवाड, माधव पाटील देवसरकर, आशाताई शिंदे, ह. भ.प. माधव महाराज, मारोती कवळे पाटील, विशाल राठोड, डॉ. अंकुश देवसरकर, सुभाष राठोड, शेख रफीकभाई, विठ्ठल ठाकरे, संजय काईतवाड, परमेश्वर गोपतवाड, यांच्यासह नांदेड, हिंगोली, यवतमाळ सह मराठवाड्यातील कार्यकर्ते पदाधिकारी व्यापारी मोठ्या संख्येने उपस्थित होते. 'Pudhari' is excited to announce the relaunch of its Android and iOS apps. Stay updated with the latest news at your fingertips. Android and iOS Download now and stay updated, anytime, anywhere. Pudhari Publications Private Limited</w:t>
+        <w:t>Content: Follow Us Mumbai, Sep 16 (PTI) More than one lakh cataract surgeries will be performed in Maharashtra during a fortnight-long drive to mark Prime Minister Narendra Modi’s birthday, state BJP president Ravindra Chavan said on Tuesday. The party will also arrange eye check-up of at least 10 lakh people and distribute spectacles to the needy during the drive, to be held from September 17 to October 2, Chavan told reporters in Mumbai. Modi will be celebrating his 75th birthday on September 17. “We will bring together NGOs, other organisations and social groups to perform more than one lakh cataract operations, ensure eye check-ups for 10 lakh people and provide spectacles to the needy, Chavan said. The drive is being projected as a service initiative by the BJP. “This is an attempt to connect with people in the state,” Chavan said. Blood donation camps will also be organised during the drive, Chavan said. “We have chalked out 17 programmes to be implemented during this fortnight,” he added. Chief Minister Devendra Fadnavis has held meetings with state ministers and BJP leaders to ensure the successful organisation of events, he said. On criticism by opposition parties over the state’s financial condition, Chavan said, “Instead of what the opposition is saying, it is necessary for the state to do what is good and required for common people. We are determined to provide ‘roti, kapda and makaan’ to people and will continue to work on our chosen path.” PTI ND VT VT Subscribe to our Newsletter! Share this article If you liked this article share it with your friends.they will thank you later</w:t>
       </w:r>
     </w:p>
     <w:p>
@@ -136,7 +136,7 @@
     </w:p>
     <w:p>
       <w:r>
-        <w:t>Title: उद्योगपति संजय गुप्ता भाजपा में हुए शामिल, बोले- फडणवीस के नेतृत्व में हो रहा विकास</w:t>
+        <w:t>Title: कुणी पक्ष बदलले, कोणी नेते बदलले, अरे गद्दारांनो आमच्या सावलीला उभे राहण्याची… भाजप प्रदेशाध्यक्ष रवींद्र चव्हाण यांच्या वाढदिवसाच्या रील चा वार कुणावर?..</w:t>
       </w:r>
     </w:p>
     <w:p>
@@ -148,13 +148,13 @@
           <w:rPr>
             <w:color w:val="0000FF"/>
           </w:rPr>
-          <w:t>https://navbharatlive.com/maharashtra/thane/ulhasnagar-industrialist-sanjay-gupta-joins-bjp-again-2025-1353635.html</w:t>
+          <w:t>https://www.loksatta.com/thane/birthday-of-dombivli-mla-ravindra-chavan-phm-00-5386678/</w:t>
         </w:r>
       </w:hyperlink>
     </w:p>
     <w:p>
       <w:r>
-        <w:t>Content: उद्योगपति संजय गुप्ता भाजपा में हुए शामिल Ulhasnagar News: उल्हासनगर के उद्योगपति तथा समाजसेवी संजय गुप्ता ने शुक्रवार देर शाम प्रधानमंत्री नरेंद्र मोदी और मुख्यमंत्री देवेंद्र फडणवीस के नेतृत्व को स्वीकारते हुए भाजपा में विधिवत प्रवेश किया है । और इसी के साथ पक्ष प्रवेश को लेकर जारी अटकलों पर विराम लग गया । संजय गुप्ता इससे पहले भाजपा उत्तर भारतीय मोर्चा के अध्यक्ष पद की जिम्मेदारी निभा चुके हैं । लेकिन विधानसभा चुनाव के दौरान संजय गुप्ता पार्टी छोड़कर वंचित बहुजन आघाड़ी में शामिल हो गए थे तथा इस पार्टी से टिकट लेकर चुनावी मैदान में उतरे थे । संजय गुप्ता ने महाराष्ट्र प्रदेश भाजपा के अध्यक्ष रविंद्र चव्हाण के सामने पार्टी का दामन थामा। भाजपा में शामिल होने के बाद ‘नवभारत’ से बातचीत करते हुए उद्योगपति गुप्ता ने कहा कि केंद्र में नरेंद्र मोदी तथा महाराष्ट्र में देवेंद्र फडणवीस के नेतृत्व वाली सरकार के प्रयासों से महाराष्ट्र आर्थिक समृद्धि का अनुभव कर रहा है और व्यापारिक समुदाय भी समृद्ध हो रहा है। यह भी पढ़ें- नीचे सुरंग…मंदिर-मस्जिद पर जंग! पुणे में लगाया गया कर्फ्यू, दो समुदायों में झड़प से तनाव उन्होंने कहा, इससे प्रभावित होकर वह भाजपा परिवार में शामिल हुए हैं । गुप्ता के अनुसार, पार्टी हाई कमान जो भी पक्ष हित में जिम्मेदारी देगी, उसे वह बखूबी निभाएंगे । Follow Us On © Copyright Navbharatlive 2025 All rights reserved.</w:t>
+        <w:t>Content: लोकसत्ता, ठाणे : भारतीय जनता पक्षाचे प्रदेशाध्यक्ष आणि डोंबिवलीचे आमदार रविंद्र चव्हाण यांचा वाढदिवस मध्यरात्रीपासूनच ठाणे जिल्ह्यात दणक्यात साजरा होताना दिसत आहे. ठाणे, शीळ-कल्याण रस्ता, डोंबिवली, कल्याण या शहरात तर चव्हाण यांना शुभेच्छा देणारे फलक जागोजागी दिसून येत आहेत. यानिमीत्ताने भाजपचे स्थानिक नेते शक्तीप्रदर्शन करताना दिसत आहेत. याच दरम्यान चव्हाण यांच्या सोशल मिडीया अकाउंटवरुन दिला जाणारा संदेश सध्या चर्चेत आला आहे. ‘कुणी पक्ष बदलले, कुणी नेते बदलले, चमत्कार झाला नाही म्हणून कुणी देव बदलले. गद्दारांनो आमच्या सावलीच्या जवळ उभे रहाण्याची अैाकाद आपली नाही’ अशा स्वरुपाच्या या संदेशामुळे सध्या कल्याण डोंबिवलीच नव्हे तर संपूर्ण ठाणे जिल्ह्यात वेगवेगळ्या चर्चांना उत आला आहे. उपमुख्यमंत्री एकनाथ शिंदे आणि रविंद्र चव्हाण यांच्यातील सलगीचे राजकारण सुरुवातीपासून ठाणे जिल्ह्यात आणि विशेषत: डोंबिवली परिसरात नेहमीच चर्चेत राहीले. कल्याण डोंबिवली महापालिकेची निवडणुक असो अथवा विधानसभा-लोकसभेचा रणसंग्राम चव्हाण आणि शिंदे ही जोडगोळी नेहमीच चर्चेत राहीली. गेल्या काही वर्षांपासून मात्र हे चित्र बदलले. २०१४ मध्ये कल्याण लोकसभा मतदारसंघातून शिंदे यांचे पुत्र डाॅ.श्रीकांत निवडून आले आणि त्यानंतर झालेली पहिलीच महापालिका निवडणुक शिवसेना आणि भाजपने एकमेकांविरोधात लढवली. ही निवडणुक हे दोन पक्ष इतक्या निकराने लढले की स्थानिक पातळीवर दोन्ही पक्षात त्याचे पडसाद अजूनही उमटताना दिसतात. राज्यात महाविकास आघाडीचे सरकार आल्यानंतर शिंदे यांच्याकडे नगरविकास विभाग होता. या काळात डोंबिवलीत चव्हाण यांची कोंडी करण्याचे प्रयत्न सतत झाले असेही म्हणतात. कोवीड काळात तर चव्हाण कमालिचे अस्वस्थ होते. राज्यात महायुतीचे सरकार आले आणि मुख्यमंत्री पद एकनाथ शिंदे यांच्याकडे आले. हा बदल डाॅ.श्रीकांत यांच्या पथ्यावर पडला. अजूनही डाॅ.श्रीकांत म्हणतील तीच पुर्व दिशा असा कारभार कल्याण डोंबिवली महापालिका हद्दीत आहे. कल्याण पुर्व विधानसभा मतदारसंघात भाजप आणि शिंदेसेनेतील संघर्ष लपून राहीलेला नाही. डोंबिवलीत उद्धव ठाकरे यांच्या शिवसेनेला उमेदवार सापडत नसताना ऐनवेळी दिपेश म्हात्रे यांनी खासदार शिंदे यांची साथ कशी सोडली याची उलटसुलट चर्चा आहे. या पार्श्वभूमीवर रविंद्र चव्हाण यांच्या फेसबुक तसेच इन्टाग्राम अकाउंटवर दिवसभर सुरु असलेली पोस्ट जोरदार चर्चेत आहे. काय आहे हे रीलमधील संदेश.. रविंद्र चव्हाण यांना वाढदिवसाच्या शुभेच्छा देणाऱ्या या रील मधील संदेशात ‘कुणी पक्ष बदलले कुणी नेते बदलले, कुणी झेंडे बदलले, कुणी इमान बदलले, कुणी निष्ठा बदलली’ अशा वाक्याने सुरुवात आहे. ‘मात्र आम्ही ना कधी झेंडे बदलले, ना निष्ठा ना नेता , ना इमान. आणि म्हणूनच म्हणतो चमत्कार झाला नाही म्हणून देव बदलणारी अैालाद आमची नाही. अरे गद्दारांनो आमच्या सावलीच्या जवळ उभी रहाण्याची अैाकाद तुमची नाही’ असा थेट आणि स्पष्ट संदेश या रीलच्या माध्यमातून देण्यात आला आहे. दरम्यान हा संदेश नेमका कुणासाठी होता आणि या संदेशाचे मुळ कल्याण डोंबिवलीतील राजकीय सत्तासंघर्षात लपले आहे का असा सवालही आता उपस्थित केला जात आहे. बॉलीवूड दिग्दर्शक अभिनव कश्यपने सलमान खान आणि त्याच्या कुटुंबावर गंभीर आरोप केले आहेत. 'दबंग' चित्रपटाच्या चित्रीकरणादरम्यान त्याला मानसिक त्रास सहन करावा लागला आणि चित्रपट यशस्वी झाल्यानंतर श्रेय काढून घेण्यात आले. अभिनवने सांगितले की, ५१ लाख रुपये थकले होते आणि धमक्या मिळाल्या. १५ वर्षांपासून खान कुटुंबाने त्याच्याशी संपर्क साधलेला नाही.</w:t>
       </w:r>
     </w:p>
     <w:p>
@@ -167,7 +167,7 @@
     </w:p>
     <w:p>
       <w:r>
-        <w:t>Title: गुहागर मध्ये प्रथमच पारंपारिक जाखडी महोत्सव</w:t>
+        <w:t>Title: "अशोक चव्हाण यांना काँग्रेसनं CM पदासह अनेक पदं दिली तरी..."; काँग्रेस खासदार रविंद्र चव्हाण यांनी सुनावलं</w:t>
       </w:r>
     </w:p>
     <w:p>
@@ -179,13 +179,13 @@
           <w:rPr>
             <w:color w:val="0000FF"/>
           </w:rPr>
-          <w:t>https://guhagarnews.com/jakhadi-festival-in-guhagar/</w:t>
+          <w:t>https://www.etvbharat.com/mr/!state/congress-mp-ravindra-chavan-criticized-bjp-mp-ashok-chavan-in-nanded-maharashtra-news-mhs25091506942</w:t>
         </w:r>
       </w:hyperlink>
     </w:p>
     <w:p>
       <w:r>
-        <w:t>Content: गुहागर, ता. 12 : भारतीय जनता पक्षाचे महाराष्ट्र राज्याचे प्रदेशाध्यक्ष आमदार रविंद्र चव्हाण यांच्या वाढदिवसानिमित्त भारतीय जनता पक्ष गुहागर तालुक्याच्यावतीने शनिवार दिनांक 20 सप्टेंबर 2025 रोजी शृंगारतळी नजीक जानवळे येथील भवानी सभागृहात सायंकाळी 5 पासून पारंपारिक जाखडी नाच महोत्सवाचे आयोजन करण्यात आले आहे. कोकणची लोककला, जुन्या धार्मिक, सांस्कृतिक रुढी परंपरा टिकण्यासाठी विविध माध्यमांतून प्रयत्न केले जात आहेत. Jakhadi Festival in Guhagar जुनी लोककला परंपरा असलेल्या आगळ्यावेगळ्या जाखडी महोत्सवाचे आयोजन प्रथमच गुहागर तालुक्यात होत आहे. या पारंपारिक जाखडी महोत्सवात गुहागर तालुक्यातील 10 नाच मंडळांना प्रथम प्राधान्य देण्यात येणार असून प्रत्येक मंडळाने 20 मिनिटांमध्ये आपली लोककला सादरीकरण करायची आहे. Jakhadi Festival in Guhagar भजन, शक्ती तुरा नाच, नमन स्पर्धा, महोत्सव अनेक ठिकाणी होतात. मात्र जुनी परंपरा असलेली पारंपारिक जाखडी नाच स्पर्धा किंवा महोत्सव गुहागर तालुक्यात झाला नव्हता जुनी पारंपारिक लोककला असलेली जाखडी ही विविध ठिकाणी वेगवेगळ्या पद्धतीने कोकणातील प्रत्येक गावात, वाडीमध्ये गणपती सणामध्ये मोठ्या प्रमाणात होताना दिसून येते. जुनी लोककला परंपरा ही टिकली पाहिजे या उद्देशाने पारंपारिक जाखडीला व्यासपीठ मिळावे, वेगवेगळ्या पद्धतीने नाचाचे प्रकार, जुनी महाभारत, रामायण कथेवरील गाणे आधुनिक तंत्रज्ञान युगात नवीन पिढीला समजली पाहिजे यासाठी या पारंपारिक जाखडी महोत्सवाचे आयोजन करण्यात आले आहे. Jakhadi Festival in Guhagar तरी या पारंपारिक जाखडी महोत्सवात गुहागर तालुक्यातील जास्तीत जास्त मंडळांनी सहभागी व्हावे, तसेच तालुकावासियांनी या महोत्सवात उपस्थित राहून सहकार्य करावे असे आवाहन गुहागर तालुका भाजपा तालुकाध्यक्ष अभय भाटकर यांनी केले आहे. अधिक माहितीसाठी सचिन मुकुंद ओक मो. 9421187497, संतोष सांगळे मो. 9405056079, प्रथमेश पाडेकर मो. 8888130251 यांच्याजवळ संपर्क साधण्याचे आवाहन भाजपा गुहागर तालुका वतीने करण्यात आले आहे. Jakhadi Festival in Guhagar वडिलांपासून पत्रकारीतेचा वारसा जपणारे मनोज तथा भैय्या बावधकर वृत्तपत्र वितरक म्हणून सर्वाना परिचित आहेत. लोकसत्ता, महाराष्ट्र टाईम्स, दै. पुढारी, दै. सागर, दै. रत्नागिरी टाईम्स अशा अनेक वृत्तपत्रांमधुन त्यांनी लिखाण केले आहे. व्यापक संपर्क असलेले व्यक्तिमत्त्व अशी त्यांची आज जिल्ह्यात ओळख आहे. Copyright © 2020-2023 Guhagar News. Login to your account below Remember Me Please enter your username or email address to reset your password. Copyright © 2020-2023 Guhagar News.</w:t>
+        <w:t>Content: महाराष्ट्र maharashtra ETV Bharat / state By ETV Bharat Marathi Team Published : September 16, 2025 at 12:07 AM IST नांदेड : भाजपा खासदार अशोक चव्हाण यांनी रविवारी काँग्रेसवर जोरदार टीका केली होती. त्यानंतर नांदेडमध्ये राजकीय टोलेबाजी सुरू असल्याचं दिसून आलं. काँग्रेसनं अशोक चव्हाण यांना सर्वकाही दिलं असल्याचं सांगत काँग्रेस नेते हे चव्हाण यांच्यावर पलटवार करताना दिसले. काय म्हणाले होते अशोक चव्हाण? : "काँग्रेसमध्ये मी चौदा वर्षांचा वनवास भोगला आहे. मला त्रास देण्याचं काम काँग्रेस नेत्यांनी केलं," असं खळबळजनक विधान माजी मुख्यमंत्री तथा भाजपा खासदार अशोक चव्हाण यांनी रविवारी लातूरमध्ये आयोजित एका कार्यक्रमादरम्यान केलं होतं. त्यांच्या या वक्तव्याचा काँग्रेस खासदार रविंद्र चव्हाण यांनी चांगचाल समाचार घेतला आहे. काँग्रेस खासदारांचा पलटवार : "काँग्रेसनं चव्हाण घराण्याला मान- सन्मान दिला. दिवंगत शंकरराव चव्हाण यांना गृहमंत्री पद आणि दोन वेळेस मुख्यमंत्री केलं. अशोक चव्हाणांना मुख्यमंत्री, सार्वजनिक बांधकाम मंत्री, महसूल मंत्री पद दिलं. त्यांच्या पत्नी अमिता चव्हाण यांना आमदार बनवलं. एवढं मिळूनसुद्धा काँग्रेस पक्षावर बोलणं शोभत नाही," अशी टीका खासदार रविंद्र चव्हाण यांनी केली. त्यांच्या वक्तव्यानं काँग्रेस पक्ष संपणार नसल्याचं चव्हाण यावेळी म्हणाले. अशोक चव्हाण यांच्यासारखा वनवास काँग्रेस कार्यकर्त्यांना मिळो, अशी कार्यकर्त्यांची भावना आहे. येत्या स्थानिक स्वराज्य संस्थेच्या निवडणुकीत जनता कॉग्रेसच्या पाठीशी उभा राहणार, असा विश्वास खासदार रविंद्र चव्हाण यांनी व्यक्त केला. नांदेडमध्ये अभिष्टचिंतन सोहळा : नांदेडचे काँग्रेसचे खासदार रविंद्र चव्हाण यांनी अशोक चव्हाण यांना प्रत्युत्तर दिलंय. खासदार रविंद्र चव्हाण हे नांदेड जिल्ह्याचे जिल्हाध्यक्ष राजेश पावडे यांच्या अभिष्टचिंतन सोहळा प्रसंगी मार्गदर्शन करत होते. त्यावेळी पत्रकारांशी त्यांनी संवाद साधला. हेही वाचा - For All Latest Updates TAGGED: शारदीय नवरात्रीत 'या' शुभ मुहूर्तावर करा घटस्थापना; जाणून घ्या शुभ मुहूर्त आणि पंचांग आशिया चषक टीम इंडियाचा विजयी चौकार; पाकिस्तानचा दुसऱ्यांदा उडवला धुव्वा जीएसटी दर कपात आजपासून लागू; तूप, पनीर, सुकामेवा, टीव्ही, एसी... तुमच्या घरातील कोणत्या वस्तू स्वस्त होणार? आजपासून रेल्वेमध्ये पिण्याचे पाणी मिळणार स्वस्त; जास्त शुल्क आकारल्यास कशी करायची तक्रार? सोमवारपासून जीएसटी दर कपात; तूप, पनीर, सुकामेवा, टीव्ही, एसी... ; वाचा काय होणार स्वस्त Oppo F31 Pro plus 5G vs F31 Pro 5G : कोणता फोन आहे किफायतशीर? गुगल क्रोममध्ये जेमिनी अपग्रेड: AI सक्षम ब्राउझिंगचा नवीन अनुभव इंडिया एआय मिशन अंतर्गत देशभरात 500 हून अधिक डेटा लॅब्सची स्थापना - अश्विनी वैष्णव कर्नाटक स्टाईल टोमॅटो चटणी; जेवणाची चव द्विगुणीत करण्यासाठी सर्वोत्तम Copyright © 2025 Ushodaya Enterprises Pvt. Ltd., All Rights Reserved.</w:t>
       </w:r>
     </w:p>
     <w:p>
@@ -198,7 +198,7 @@
     </w:p>
     <w:p>
       <w:r>
-        <w:t>Title: अमरावती में दिनदहाड़े ₹2.81 लाख की लूट, लेकिन पुलिस ने 12 घंटे में दबोच लिया गैंग</w:t>
+        <w:t>Title: LIVE TV</w:t>
       </w:r>
     </w:p>
     <w:p>
@@ -210,13 +210,13 @@
           <w:rPr>
             <w:color w:val="0000FF"/>
           </w:rPr>
-          <w:t>https://navbharatlive.com/maharashtra/amravati/amravati-crime-branch-arrested-2-criminals-for-looting-in-chandur-railway-petrol-pump-1350840.html/amp</w:t>
+          <w:t>https://kokansadlive.com/kokan/vengurle/22961</w:t>
         </w:r>
       </w:hyperlink>
     </w:p>
     <w:p>
       <w:r>
-        <w:t>Content: (प्रतीकात्म्क तस्वीर) Amravati News In Hindi: चांदूर रेलवे में पेट्रोल पंप मालिक से 2 लाख 81 हजार 298 रुपये लूटने वाले 2 आरोपियों को महज 12 घंटे में चांदूर रेलवे और ग्रामीण अपराध शाखा ने संयुक्त रूप से गिरफ्तार किया है। मामले में पेट्रोल पंप पर काम करने वाले कर्मी ने ही आरोपियों को अपने मालिक के पास रुपए रहने और रात के समय लेकर जाने की टीप दी थी। इसके बाद आरोपियों ने लूटपाट को अंजाम दिया। प्रकरण में अन्य दो फरार आरोपियों की तलाश जारी है। पुलिस ने शुभम गोपाल पवार (22, काकडधरा, वार्ड नं। 5, तलेगांव शामजी पंत) व रोशन उर्फ राम रविंद्र चव्हाण (18, राजीव गांधी नगर, चांदूर रेलवे) को गिरफ्तार किया है। आरोपियों के पास से कुछ रकम जब्त की है, वहीं कुछ रकम जब्त करना बाकी है। उल्लेखनीय है कि चांदूर रेलवे जिजामाता कॉलानी निवासी चंपालाल नतमलजी अग्रवाल (75) सोमवार को अपने पेट्रोल पंप की जमा राशि लेकर घर लौट रहे थे। उनके पास अग्रवाल सर्विस सेंटर और आदिशक्ति पेट्रोल पंप की कुल 2 लाख 81 हजार 298 रुपये नकद राशि थी, जिसे उन्होंने कार में रखी थैली में रखा था। जैसे ही वह जिजामाता कॉलोनी पहुंचे और कार से थैली निकाल रहे थे, तभी मोटरसाइकिल पर सवार तीन अज्ञात व्यक्ति पहुंचे। उनके चेहरों पर लाल और सफेद दुपट्टे बंधे थे। उन्होंने अग्रवाल को धक्का देकर हाथ से पैसों की थैली छीन ली और धामणगांव रेलवे की दिशा में फरार हो गए। ये भी पढ़ें :- Amravati News: नेपाल में फंसे अमरावती के लोग, सरकार ने जारी किए निर्देश पुलिस ने अग्रवाल पेट्रोल पंप पर कार्यरत रोशन उर्फ राम रविंद्र चव्हाण (18, राजीव गांधी नगर, चांदूर रेलवे) को हिरासत में लेकर पूछताछ की। उसने कबूल किया कि उसने ही पेट्रोल पंप मालिक की दिनचर्या और पैसों की जानकारी आरोपी शुभम गोपाल पवार (22, तलेगांव शामजी पंत को दी थी। इसके बाद शुभम अपने साथियों के साथ मिलकर इस वारदात को अंजाम देकर फरार हुआ। पुलिस ने शुभम पवार व रोशन उर्फ राम चव्हाण को गिरफ्तार किया। अन्य दो फरार आरोपियों की तलाश के लिए पुलिस टीम रवाना की गई है। Follow Us On © Copyright Navbharatlive 2025 All rights reserved.</w:t>
+        <w:t>Content: वेंगुर्ले : भाजपा प्रदेशाध्यक्ष रविंद्र चव्हाण यांच्या वाढदिवसानिमित्त वेंगुर्ले शहरासाठीचा रुग्णवाहिकेचा लोकार्पण सोहळा आज वेंगुर्ले भाजपा कार्यालयात भाजपा युवा नेते विशाल परब यांच्या प्रमुख उपस्थितीत संपन्न झाला. यावेळी विशाल परब यांच्या माध्यमातून वेंगुर्ल्यातील जनतेच्या आरोग्य रक्षणासाठी रुग्णवाहिकेचे लोकार्पण करण्यात आले.भारतीय जनता पार्टीचे महाराष्ट्र प्रदेशाध्यक्ष रविंद्र चव्हाण यांचा वाढदिवसानिमित्त जनसेवा हीच ईश्वरसेवा या ब्रीदवाक्या अंतर्गत भाजप युवा नेते विशाल परब यांच्या माध्यमातून वेंगुर्ले शहरासाठी रुग्णवाहिका देण्यात आली. वेंगुर्ले शहरातील जनतेला येणाऱ्या आकस्मिक आरोग्य अस्वास्थ्याच्या अडचणींचा विचार करता जनतेच्या सेवेसाठी रुग्णवाहिका उपलब्ध करून देण्याचा संकल्प भाजपा युवा नेते विशाल परब यांनी केला होता. या संकल्पाची पूर्ती रवींद्र चव्हाण यांच्या वाढदिवसाचे औचित्य साधून झाली. भाजपाचे प्रदेश कार्यकारिणी सदस्य शरद चव्हाण यांच्या हस्ते वेंगुर्ले शहरासाठीच्या या रुग्णवाहिकेचे अनावरण करत जनतेसाठी लोकार्पण करण्यात आले. भाजप प्रदेशाध्यक्ष रविंद्र चव्हाण यांना अपेक्षित असणाऱ्या सर्वसामान्य गोरगरीब जनतेच्या हिताचे विविध कार्यक्रम राबवत या कर्तव्यनिष्ठ नेतृत्वाचा यथोचित सन्मान आम्हा कार्यकर्त्यांकडून या वाढदिवसाच्या निमित्ताने केला जाईल असे यावेळी बोलताना विशाल परब म्हणाले. हे अखंड सेवाव्रत असणार असल्याचेही त्यांनी स्पष्ट केले. या रुग्णवाहीका लोकार्पण सोहळ्याप्रसंगी ॲड.अनिल निरवडेकर, प्रदेश कार्यकारिणी सदस्य शरद चव्हाण, जिल्हा उपाध्यक्ष प्रसन्ना देसाई, तालुकाध्यक्ष पप्पू परब, जिल्हा कार्यकारणी सदस्य सुहास गवंडळकर, साईप्रसाद नाईक, माजी नगराध्यक्ष राजन गिरप, राज्य परिषद सदस्य गुरुनाथ उर्फ राजू राऊळ, महिला तालुकाध्यक्षा सुजाता पडवळ, युवा मोर्चा तालुकाध्यक्ष प्रणव वायंगणकर, तालुका सरचिटणीस वसंत तांडेल, ओबीसी सेल अध्यक्ष रमेश नार्वेकर, शरद मेस्त्री, अल्पसंख्याक सेल सायमन आल्मेडा तसेच महिला मोर्चाच्या वृंदा गवंडळकर, श्रेया मयेकर, हसीना बेन मकानदार, रिया केरकर , कृपा मोंडकर, शक्ती केंद्र प्रमुख किरण कुबल, माजी उपनगराध्यक्ष अभि वेंगुर्लेकर, खानोली सरपंच सुभाष खानोलकर, अणसुर सरपंच सत्यविजय गावडे, आसोली उपसरपंच संकेत धुरी, म्हापण माजी सरपंच नाथा मडवळ, मठ सोसायटी चेअरमन सुभाष खानोलकर, रवींद्र खानोलकर, नामदेव सरमळकर, पुंडलिक हळदणकर, भानुदास कुबल, श्याम खोबरेकर , विजय रेडकर, समीर कुडाळकर, प्रशांत नाईक, सचिन शेट्ये, गणपत राऊळ यांच्यासह शक्तीकेंद्र प्रमुख, बूथ प्रमुख, तालुका कार्यकारणी सदस्य, विविध मोर्चा आघाडीचे सर्व कार्यकर्ते पदाधिकारी मोठ्या संख्येने उपस्थित होते. वेंगुर्ले : भाजपा प्रदेशाध्यक्ष रविंद्र चव्हाण यांच्या वाढदिवसानिमित्त वेंगुर्ले शहरासाठीचा रुग्णवाहिकेचा लोकार्पण सोहळा आज वेंगुर्ले भाजपा कार्यालयात भाजपा युवा नेते विशाल परब यांच्या प्रमुख उपस्थितीत संपन्न झाला. यावेळी विशाल परब यांच्या माध्यमातून वेंगुर्ल्यातील जनतेच्या आरोग्य रक्षणासाठी रुग्णवाहिकेचे लोकार्पण करण्यात आले. भारतीय जनता पार्टीचे महाराष्ट्र प्रदेशाध्यक्ष रविंद्र चव्हाण यांचा वाढदिवसानिमित्त जनसेवा हीच ईश्वरसेवा या ब्रीदवाक्या अंतर्गत भाजप युवा नेते विशाल परब यांच्या माध्यमातून वेंगुर्ले शहरासाठी रुग्णवाहिका देण्यात आली. वेंगुर्ले शहरातील जनतेला येणाऱ्या आकस्मिक आरोग्य अस्वास्थ्याच्या अडचणींचा विचार करता जनतेच्या सेवेसाठी रुग्णवाहिका उपलब्ध करून देण्याचा संकल्प भाजपा युवा नेते विशाल परब यांनी केला होता. या संकल्पाची पूर्ती रवींद्र चव्हाण यांच्या वाढदिवसाचे औचित्य साधून झाली. भाजपाचे प्रदेश कार्यकारिणी सदस्य शरद चव्हाण यांच्या हस्ते वेंगुर्ले शहरासाठीच्या या रुग्णवाहिकेचे अनावरण करत जनतेसाठी लोकार्पण करण्यात आले. भाजप प्रदेशाध्यक्ष रविंद्र चव्हाण यांना अपेक्षित असणाऱ्या सर्वसामान्य गोरगरीब जनतेच्या हिताचे विविध कार्यक्रम राबवत या कर्तव्यनिष्ठ नेतृत्वाचा यथोचित सन्मान आम्हा कार्यकर्त्यांकडून या वाढदिवसाच्या निमित्ताने केला जाईल असे यावेळी बोलताना विशाल परब म्हणाले. हे अखंड सेवाव्रत असणार असल्याचेही त्यांनी स्पष्ट केले. या रुग्णवाहीका लोकार्पण सोहळ्याप्रसंगी ॲड.अनिल निरवडेकर, प्रदेश कार्यकारिणी सदस्य शरद चव्हाण, जिल्हा उपाध्यक्ष प्रसन्ना देसाई, तालुकाध्यक्ष पप्पू परब, जिल्हा कार्यकारणी सदस्य सुहास गवंडळकर, साईप्रसाद नाईक, माजी नगराध्यक्ष राजन गिरप, राज्य परिषद सदस्य गुरुनाथ उर्फ राजू राऊळ, महिला तालुकाध्यक्षा सुजाता पडवळ, युवा मोर्चा तालुकाध्यक्ष प्रणव वायंगणकर, तालुका सरचिटणीस वसंत तांडेल, ओबीसी सेल अध्यक्ष रमेश नार्वेकर, शरद मेस्त्री, अल्पसंख्याक सेल सायमन आल्मेडा तसेच महिला मोर्चाच्या वृंदा गवंडळकर, श्रेया मयेकर, हसीना बेन मकानदार, रिया केरकर , कृपा मोंडकर, शक्ती केंद्र प्रमुख किरण कुबल, माजी उपनगराध्यक्ष अभि वेंगुर्लेकर, खानोली सरपंच सुभाष खानोलकर, अणसुर सरपंच सत्यविजय गावडे, आसोली उपसरपंच संकेत धुरी, म्हापण माजी सरपंच नाथा मडवळ, मठ सोसायटी चेअरमन सुभाष खानोलकर, रवींद्र खानोलकर, नामदेव सरमळकर, पुंडलिक हळदणकर, भानुदास कुबल, श्याम खोबरेकर , विजय रेडकर, समीर कुडाळकर, प्रशांत नाईक, सचिन शेट्ये, गणपत राऊळ यांच्यासह शक्तीकेंद्र प्रमुख, बूथ प्रमुख, तालुका कार्यकारणी सदस्य, विविध मोर्चा आघाडीचे सर्व कार्यकर्ते पदाधिकारी मोठ्या संख्येने उपस्थित होते. Copyright © 2022 Kokansaad live | All rights reserved Website Designed &amp; Developed by Team Inertia Technologies</w:t>
       </w:r>
     </w:p>
     <w:p>
@@ -229,7 +229,7 @@
     </w:p>
     <w:p>
       <w:r>
-        <w:t>Title: Pali News : पालीचे नवनिर्वाचित नगराध्यक्ष पराग मेहतांचे भाजप प्रदेशाध्यक्षांकडून अभिनंदन</w:t>
+        <w:t>Title: Municipal Corporation Elections : मुंबई महापालिकेसाठी महायुती; दोन्ही उपमुख्यमंत्र्यांच्या बालेकिल्ल्यात मात्र भाजप स्वतंत्र चूल मांडणार?</w:t>
       </w:r>
     </w:p>
     <w:p>
@@ -241,13 +241,13 @@
           <w:rPr>
             <w:color w:val="0000FF"/>
           </w:rPr>
-          <w:t>https://www.esakal.com/kokan/parag-mehta-elected-as-pali-nagaradhyaksh-bjp-scores-key-win-amp17</w:t>
+          <w:t>https://sarkarnama.esakal.com/vishleshan/mumbai-bmc-elections-mahayuti-alliance-but-bjp-plans-solo-contest-in-deputy-cm-strongholds-sw79</w:t>
         </w:r>
       </w:hyperlink>
     </w:p>
     <w:p>
       <w:r>
-        <w:t>Content: Pali News Sakal पाली : पाली नगरपंचायत नगराध्यक्ष पदी बुधवारी (ता. 10) भाजपचे पराग मेहता निवडून आले. या विजयाबद्दल गुरुवारी (ता. 11) भाजप प्रदेशाध्यक्ष रवींद्र चव्हाण यांनी मुंबई येथे पराग आता यांचे पुष्पगुच्छ देऊन आणि पेढा भरून अभिनंदन केले. Follow Us Copyright © 2025 - Sakal Media Pvt Ltd - All rights reserved. Powered by Quintype</w:t>
+        <w:t>Content: Mumbai News : स्थानिक स्वराज्य संस्थेच्या निवडणुकीची घोषणा दिवाळीनंतर होणार आहे. त्यामुळे सर्वच पक्षाची सध्या लगीनघाई सुरु आहे. जानेवारी महिन्यात मुंबईसह जवळपास 28 महापालिकेच्या निवडणुका होणार आहेत. त्यामध्ये सर्वांचे लक्ष मुंबई महापालिका निवडणुकीकडे लागले आहे. मात्र, मुंबई महापालिकेसाठी महायुतीमधील भाजप, एकनाथ शिंदेंची शिवसेना व अजित पवार यांच्या राष्ट्रवादी काँग्रेसची महायुती होणार आहे. मात्र, येत्या काळात होत असलेल्या एकनाथ शिंदेंचा बालेकिल्ला असलेल्या ठाणे, अजितदादांच्या बालेकिल्ला असलेल्या पुण्यात मात्र महायुती होण्याची शक्यता कमी असून त्यामुळे येत्या काळात मित्रपक्षात जोरदार रस्सीखेच दिसत आहे. भाजपने (BJP) गेल्या वर्षभरापासून मुंबई महापालिकेवर लक्ष केंद्रित केले आहे. त्यासाठी सर्वच तयार दर्शवली आहे. मुंबईत महायुती एकत्र लढेल, असे वारंवार सांगितले जात आहे. पण अन्य शहरांमध्ये काय होणार, हे अद्याप स्पष्टपणे सांगितलेलं नाही. त्यात दोन्ही उपमुख्यमंत्र्यांच्या बालेकिल्ल्यांचा समावेश आहे. उपमुख्यमंत्री एकनाथ शिंदे यांच्या ठाण्यात आणि अजित पवार यांच्या पुण्यात भाजप स्वबळाच्या तयारीत असल्याचे दिसून येत आहे. त्यामुळेच गेल्या काही दिवसापासून शिंदेंच्या बालेकिल्ल्यात भाजपने जोरदार फिल्डींग लावली आहे. आगामी काळात होत असलेल्या ठाण्यात भाजपनं एकनाथ शिंदे यांच्या शिवसेनेची कोंडी करण्यासाठी फिल्डींग लावली आहे. आमदार संजय केळकर, निरंजन डावखरे, प्रदेशाध्यक्ष रविंद्र चव्हाण यांच्याकडून शिंदेसेनेच्या कोंडीचे प्रयत्न होत आहेत. पण शिंदे यांच्याविरोधात सर्वाधिक आक्रमक भूमिका वनमंत्री गणेश नाईक (Ganesh Naik) यांनी घेतली आहे. नवी मुंबईतील समर्थकांमध्ये दादा नावानं सुपरिचित असलेले नाईक ठाण्यातील भाईंना थेट आव्हान देत आहेत. गेल्या 40 वर्षांपासून गणेश नाईक यांचं नवी मुंबईवर वर्चस्व आहे. ठाणे जिल्हा एकसंध असताना, पालघर जिल्हा वेगळा झालेला नसताना नाईक यांच्याकडे ठाण्याचं पालकमंत्रिपद होतं. 1995 मध्ये राज्यात शिवसेना-भाजप युतीचं सरकार आलं. तेव्हा नाईक ठाण्याचे पालकमंत्री होते. त्यावेळी शिंदे ठाणे महापालिकेत नगरसेवक होते. पुढे नाईक 1999 मध्ये राष्ट्रवादी काँग्रेस पक्षात गेले. त्यानंतरही त्यांनी नवी मुंबईवरील वर्चस्व कायम ठेवलं.नवी मुंबई महापालिका अस्तित्त्वात आल्यापासून नाईक यांचं वर्चस्व आहे. 2020 मध्ये महापालिकेची निवडणूक अपेक्षित होती. पण आधी करोना आणि मग आरक्षणामुळे निवडणूकच झाली नाही. त्यामुळे मागील 5 वर्ष नवी मुंबई महापालिका प्रशासकाच्या माध्यमातून चालवली जात आहे. एकनाथ शिंदे यांच्याकडे नगरविकास खातं असल्यानं नवी मुंबई महापालिकेचा कारभार ठाण्यातून सुरु झाला. नवी मुंबई महापालिकेची सत्ता कायम आपल्या हाती राखणाऱ्या नाईकांना रुचलेली नाही. त्यामुळे शिंदे यांच्यासोबत त्यांचा उघड संघर्ष सुरु झालेला आहे. ठाणे महापालिकेत युती झाली, तरीही नवी मुंबईत युती करायची नाही, असा नाईक यांचा पवित्रा आहे. त्यासाठी नाईक यांना राज्याची आणि केंद्राची किती साथ मिळते, हे पाहणं महत्त्वाचं आहे. पुणे महापालिका ही राज्याचे दुसरे मुख्यमंत्री अजित पवार यांचा बालेकिल्ला आहे. याठिकाणी देखील भाजप व अजित पवार यांच्या भाजपमध्ये चुरस पाहवयास मिळते. याठिकाणी गेल्या पाच वर्षात भाजपची सत्ता होती. त्यामुळे सर्वांचे त्याकडे लक्ष लागून राहिले आहे. विशेषतः गेल्या निवडणुकीत राष्ट्रवादी काँग्रेस विरोधी पक्ष होता. मात्र, गेल्या काही दिवसापासून याठिकाणी महायुतीमधील भाजप व राष्ट्रवादी काँग्रेसमध्ये जागावाटपावरून रस्सीखेच पाहवयास मिळणार आहे. त्यामुळे येत्या काळात महायुती याठिकाणी युती करणार की स्वबळावर लढणार याची उत्सुकता लागून राहिली आहे. पिंपरी-चिंचवड महापालिकेत गेल्या निवडणुकीनंतर भाजपची सत्ता होती. त्यामुळे याठिकाणी देखील येत्या काळात महायुतीमधील भाजप व अजित पवार यांच्या राष्ट्रवादी काँग्रेसमध्ये चुरस दिसत आहे. या ठिकाणी भाजप व राष्ट्रवादी काँग्रेसने स्वबळावर निवडणूक लढण्याची तयारी केली आहे. गेल्या टर्ममध्ये याठिकाणी भाजपची सत्ता होती तर त्यापूर्वी या महापालिकेवर राष्ट्रवादी काँग्रेसचे वर्चस्व होते. त्यामुळे याठिकाणी भाजप व राष्ट्रवादी काँग्रेसमध्ये जोरदार रस्सीखेच दिसून येत आहे. सरकारनामाचे सदस्य व्हा शॉपिंगसाठी 'सकाळ प्राईम डील्स'च्या भन्नाट ऑफर्स पाहण्यासाठी क्लिक करा. Read Latest Marathi Political News, Breaking Political News from Maharashtra, India, Pune &amp; Mumbai at Sarkarnama. To Get Live Political Marathi News on Mobile, Download the Sarkarnama Mobile App for Android and IOS. सरकारनामा आता सर्व सोशल मीडिया प्लॅटफॉर्मवर. ताज्या राजकीय घडामोडींसाठी फेसबुक, ट्विटर, इन्स्टाग्राम, शेअर चॅट, टेलिग्रामवर आणि व्हॉट्सॲप आम्हाला फॉलो करा. तसेच, सरकारनामा यूट्यूब चॅनेलला आजच सबस्क्राइब करा. Follow Us Copyright © 2025 Sakal Media Group – All Rights Reserved Powered by Quintype वेबसाईटवर ब्राउझिंगचा अनुभव सर्वोत्तम असावा, यासाठी आम्ही कुकीजचा वापर करतो. कुकीजमुळे तुम्हाला तुमच्या आवडत्या मजकुराची शिफारस करता येते. आमचे गोपनीयता आणि कुकीजसंदर्भातील धोरण तुम्हाला मान्य आहे.</w:t>
       </w:r>
     </w:p>
     <w:p>
@@ -260,7 +260,7 @@
     </w:p>
     <w:p>
       <w:r>
-        <w:t>Title: KDMC Election 2025: भाजपशी वाढत्या मतभेदांमुळे शिवसेनेचा कस लागणार</w:t>
+        <w:t>Title: LIVE TV</w:t>
       </w:r>
     </w:p>
     <w:p>
@@ -272,13 +272,13 @@
           <w:rPr>
             <w:color w:val="0000FF"/>
           </w:rPr>
-          <w:t>https://sarkarnama.esakal.com/vishleshan/kdmc-election-2025-kalyan-dombivli-ward-restructuring-political-equations-mm76</w:t>
+          <w:t>https://kokansadlive.com/kokan/vengurle/22794</w:t>
         </w:r>
       </w:hyperlink>
     </w:p>
     <w:p>
       <w:r>
-        <w:t>Content: ठाणे जिल्हा हा पारंपरिकरीत्या शिवसेनेचा बालेकिल्ला मानला जातो. आता एकनाथ शिंदेंच्या शिवसेनेचा येथे प्रभाव आहे. उपमुख्यमंत्री एकनाथ शिंदे यांची या परिसरात मजबूत पकड आहे. शिंदेंचे पुत्र खासदार डॉ. श्रीकांत शिंदे यांच्या लोकसभा मतदारसंघातच कल्याण-डोंबिवलीचा समावेश आहे. त्यामुळे आगामी महापालिका निवडणुकीत शिंदेंच्या शिवसेनेची कसोटी आहे. गेल्या अनेक वर्षांपासून शिवसेना आणि भाजपने मिळूनच पालिकेत सत्ता राखली आहे. मात्र, शिवसेना फुटल्यानंतर शिंदे गट आणि ठाकरे गट यांच्यातील संघर्ष अधिक तीव्र झाला आहे. शिंदे यांच्या शिवसेनेने सत्ताधारी म्हणून पक्षात अनेक माजी नगरसेवकांना सामील करून आपली ताकद वाढवण्यास सुरुवात केली आहे. तरीही गटबाजी, स्थानिक नाराजी आणि भाजपशी वाढत्या मतभेदांमुळे शिंदे गटासाठी ही निवडणूक सोपी राहणार नाही. भाजपने गेल्या दशकात कल्याण-डोंबिवली परिसरात संघटनशक्ती वाढविण्यावर भर दिला आहे. भाजप प्रदेशाध्यक्ष आणि माजी मंत्री रवींद्र चव्हाण यांचे नेतृत्व हा पक्षाचा येथे मोठा आधार आहे. राज्यात सत्तास्थानी असल्याचा लाभ घेत पक्ष प्रचार योजनेत प्रशासकीय अनुभवाचा उपयोग करताना दिसत आहे. चव्हाण यांनी अलीकडच्या भाषणात ‘भाजपचा महापौर बसलाच पाहिजे’ असा आत्मविश्वास दाखवून, गरज पडल्यास पक्ष स्वतंत्रपणेही निवडणूक लढवेल, असा संकेत दिला. या वक्तव्यामुळे शिंदे गट आणि भाजप यांच्यातील सूक्ष्म अन् सुप्त संघर्ष आता उघड झाला आहे. उद्धव ठाकरे यांच्या शिवसेनेने डोंबिवली-कल्याण परिसरात भावनिक लाट निर्माण करण्यासाठी प्रयत्न सुरू केले आहेत. स्थानिक नाराजी, पायाभूत सुविधा आणि सत्ताधाऱ्यांवर टीका या मुद्द्यांवर ठाकरेंची शिवसेना मतदारांना भिडण्याचा प्रयत्न करतो आहे. दुसरीकडे महाराष्ट्र नवनिर्माण सेनेने (मनसे) स्थानिक प्रश्नांवर सातत्याने भूमिका घेतली असून, काही प्रभागांमध्ये संघटित मतदारगट निर्माण केला आहे. प्रभाग पद्धतीमुळे मनसेला मतांचे संकलन करण्यासाठी अधिक संधी मिळू शकते. ठाकरेंची शिवसेना आणि मनसे युतीची चर्चा यशस्वी झाली तर आगामी निवडणुकीची समीकरणे पूर्ण बदलू शकतात. या परिसरात लहान पक्ष आणि अपक्षांचा प्रभावही दुर्लक्ष करण्याजोगा नाही. राष्ट्रवादी काँग्रेस आणि काँग्रेस पक्षांचा प्रभाव गेल्या काही वर्षांत कमी झाला असला तरी, स्थानिक पातळीवरील माजी नगरसेवक आणि कार्यकर्त्यांचा प्रभाव कायम आहे. अपक्ष उमेदवार प्रभाग पद्धतीचा फायदा घेत पॅनेलप्रमाणे उभे राहून ‘किंगमेकर’ ठरू शकतात. प्रभाग पद्धतीत मतदारांना एकत्रित पद्धतीने मतदान करावे लागणार असल्याने स्थानिक पातळीवर लोकप्रियता असलेले उमेदवार पक्षनिष्ठेसह महत्त्वाची भूमिका बजावतील. प्रभागांत पक्षांसाठी योग्य उमेदवारांची निवड करणे, त्यांना तयार करणे हीच खरी कसोटी असेल. कल्याण-डोंबिवली महापालिकेत प्रभाग पद्धतीने होणाऱ्या या पहिल्या निवडणुकीत स्थानिक राजकारणाच्या रंगमंचावर नव्या समीकरणांचा खेळ होणार आहे. भाजपची संघटनशक्ती आणि सत्ता, शिंदे गटाची मजबूत फळी, ठाकरे गटाची भावनिक लाट, मनसेची स्थानिक ताकद, आणि अपक्षांची चतुराई या सर्वांमध्ये कोण सरस ठरेल, त्यातून आगामी पाच वर्षांसाठी शहराचे भविष्य ठरेल. कल्याण-डोंबिवलीसारख्या जलद वाढणाऱ्या शहराला योग्य नेतृत्व देणे हीच या सर्व पक्षांसमोरील खरे आव्हान आहे. कल्याण-डोंबिवली महापालिकेत एकूण १२२ जागा असणार आहेत. यासाठी शहराची विभागणी ३१ प्रभागांमध्ये करण्यात आली आहे. या पैकी २ प्रभाग हे ३ सदस्यीय असतील तर उर्वरित २९ प्रभाग हे चार सदस्यीय असतील. महापालिका क्षेत्रातील एकूण लोकसंख्या १५ लाख ५० हजार १७१ आहे. 42 हजार 584 सरकारनामाचे सदस्य व्हा शॉपिंगसाठी 'सकाळ प्राईम डील्स'च्या भन्नाट ऑफर्स पाहण्यासाठी क्लिक करा. Read Latest Marathi Political News, Breaking Political News from Maharashtra, India, Pune &amp; Mumbai at Sarkarnama. To Get Live Political Marathi News on Mobile, Download the Sarkarnama Mobile App for Android and IOS. सरकारनामा आता सर्व सोशल मीडिया प्लॅटफॉर्मवर. ताज्या राजकीय घडामोडींसाठी फेसबुक, ट्विटर, इन्स्टाग्राम, शेअर चॅट, टेलिग्रामवर आणि व्हॉट्सॲप आम्हाला फॉलो करा. तसेच, सरकारनामा यूट्यूब चॅनेलला आजच सबस्क्राइब करा. Follow Us Copyright © 2025 Sakal Media Group – All Rights Reserved Powered by Quintype वेबसाईटवर ब्राउझिंगचा अनुभव सर्वोत्तम असावा, यासाठी आम्ही कुकीजचा वापर करतो. कुकीजमुळे तुम्हाला तुमच्या आवडत्या मजकुराची शिफारस करता येते. आमचे गोपनीयता आणि कुकीजसंदर्भातील धोरण तुम्हाला मान्य आहे.</w:t>
+        <w:t>Content: वेंगुर्ला : वैभव होडावडेकर मित्रमंडळ, भारतीय जनता पार्टी तुळस व भाजप युवा मोर्चा वेंगुर्ला आयोजित भारतीय जनता पार्टी प्रदेशाध्यक्ष रविंद्र चव्हाण यांच्या वाढदिवसानिमित्त शुक्रवार दिनांक १९ व शनिवार दिनांक २० सप्टेंबर २०२५ रोजी राज्यस्तरीय भव्य संगीत निमंत्रित भजन स्पर्धा २०२५ चे आयोजन करण्यात आले आहे. सिंधुदुर्ग जिल्ह्यात प्रथमच या सर्वांत मोठ्या राज्यस्तरीय संगीत निमंत्रित भजन स्पर्धेचे आयोजन करण्यात आले आहे.प्रदेशाध्यक्ष चषक २०२५ या नावाने घेण्यात येणारी ही भव्य भजन स्पर्धा तुळस येथील उत्सव हॉल येथे संपन्न होणार आहे. या स्पर्धेत मुंबई, ठाणे, रत्नागिरी, सिंधुदुर्ग मधील नामवंत बुवा सहभागी होणार आहेत. या स्पर्धेसाठी प्रथम पारितोषिक रोख २१ हजार व आकर्षक प्रदेशाध्यक्ष चषक, व्दितीय पारितोषिक रोख १५ हजार, तृतीय पारितोषिक रोख ११ हजार, उत्तेकजनार्थ प्रथम रोख ७ हजार, उत्तेतजनार्थ व्दितीय रोख ५ हजार, उत्तेनजनार्थ तृतीय रोख ३ हजार व सर्वांना आकर्षक चषक देऊन सन्मानित करण्यात येणार आहे. तसेच या स्पर्धेसाठी उत्कृष्ट गायक, उत्कृष्ट पखवाज, उत्कृष्ट तबला, उत्कृष्ट कोरस, उत्कृष्ट झांज वादक, शितबद्ध संघ, उत्कृष्ट हार्मोनियम, उत्कृष्ट गजर अशी वैयक्तिक रोख पारितोषिके व आकर्षक चषक देण्यात येणार आहे. तसेच अचूक तीन नंबर सांगणा-या प्रथम, द्वितीय ,तृतीय भाग्यवान स्पर्धेच्या ठिकाणी उपस्थित प्रेक्षकांस आकर्षक भेटवस्तू देऊन सन्मानित करण्यात येणार आहे. भजन रसिकांसाठी ही स्पर्धा कोकणसाद लाईव्ह चॅनल वर थेट लाईव्ह दाखवण्यात येणार आहे. तरी भजन रसिकांनी या स्पर्धेचा लाभ घ्यावा असे आवाहन आयोजकांच्या वतीने करण्यात आले आहे. वेंगुर्ला : वैभव होडावडेकर मित्रमंडळ, भारतीय जनता पार्टी तुळस व भाजप युवा मोर्चा वेंगुर्ला आयोजित भारतीय जनता पार्टी प्रदेशाध्यक्ष रविंद्र चव्हाण यांच्या वाढदिवसानिमित्त शुक्रवार दिनांक १९ व शनिवार दिनांक २० सप्टेंबर २०२५ रोजी राज्यस्तरीय भव्य संगीत निमंत्रित भजन स्पर्धा २०२५ चे आयोजन करण्यात आले आहे. सिंधुदुर्ग जिल्ह्यात प्रथमच या सर्वांत मोठ्या राज्यस्तरीय संगीत निमंत्रित भजन स्पर्धेचे आयोजन करण्यात आले आहे. प्रदेशाध्यक्ष चषक २०२५ या नावाने घेण्यात येणारी ही भव्य भजन स्पर्धा तुळस येथील उत्सव हॉल येथे संपन्न होणार आहे. या स्पर्धेत मुंबई, ठाणे, रत्नागिरी, सिंधुदुर्ग मधील नामवंत बुवा सहभागी होणार आहेत. या स्पर्धेसाठी प्रथम पारितोषिक रोख २१ हजार व आकर्षक प्रदेशाध्यक्ष चषक, व्दितीय पारितोषिक रोख १५ हजार, तृतीय पारितोषिक रोख ११ हजार, उत्तेकजनार्थ प्रथम रोख ७ हजार, उत्तेतजनार्थ व्दितीय रोख ५ हजार, उत्तेनजनार्थ तृतीय रोख ३ हजार व सर्वांना आकर्षक चषक देऊन सन्मानित करण्यात येणार आहे. तसेच या स्पर्धेसाठी उत्कृष्ट गायक, उत्कृष्ट पखवाज, उत्कृष्ट तबला, उत्कृष्ट कोरस, उत्कृष्ट झांज वादक, शितबद्ध संघ, उत्कृष्ट हार्मोनियम, उत्कृष्ट गजर अशी वैयक्तिक रोख पारितोषिके व आकर्षक चषक देण्यात येणार आहे. तसेच अचूक तीन नंबर सांगणा-या प्रथम, द्वितीय ,तृतीय भाग्यवान स्पर्धेच्या ठिकाणी उपस्थित प्रेक्षकांस आकर्षक भेटवस्तू देऊन सन्मानित करण्यात येणार आहे. भजन रसिकांसाठी ही स्पर्धा कोकणसाद लाईव्ह चॅनल वर थेट लाईव्ह दाखवण्यात येणार आहे. तरी भजन रसिकांनी या स्पर्धेचा लाभ घ्यावा असे आवाहन आयोजकांच्या वतीने करण्यात आले आहे. Copyright © 2022 Kokansaad live | All rights reserved Website Designed &amp; Developed by Team Inertia Technologies</w:t>
       </w:r>
     </w:p>
     <w:p>
@@ -291,7 +291,7 @@
     </w:p>
     <w:p>
       <w:r>
-        <w:t>Title: Ravindra Chavhan: दिवंगत विजयराव सालीम यांच्या कन्येच्या शिक्षणासाठी प्रदेशाध्यक्ष रवींद्र चव्हाणांचा ५ लाखांचा आधार</w:t>
+        <w:t>Title: भाजपच्या महाआरोग्य शिबिरास नागरिकांचा मोठ्या प्रमाणात प्रतिसाद</w:t>
       </w:r>
     </w:p>
     <w:p>
@@ -303,13 +303,13 @@
           <w:rPr>
             <w:color w:val="0000FF"/>
           </w:rPr>
-          <w:t>https://ratnagirikhabardar.com/news/77962/</w:t>
+          <w:t>https://www.esakal.com/mumbai/todays-latest-marathi-news-mum25i35408-txt-thane-20250921122606</w:t>
         </w:r>
       </w:hyperlink>
     </w:p>
     <w:p>
       <w:r>
-        <w:t>Content: रत्नागिरी : राजकारणात पदे आणि प्रतिष्ठा मिळवणारे अनेक असतात, पण पक्षासाठी निष्ठेने काम करणाऱ्या कार्यकर्त्याच्या निधनानंतरही त्याच्या कुटुंबाच्या पाठीशी खंबीरपणे उभे राहणारे नेते विरळाच. याचाच एक प्रत्यय देणारी घटना रत्नागिरीत घडली आहे. भाजपचे दिवंगत नेते आणि माजी जिल्हा परिषद शिक्षण सभापती विजयराव सालीम यांच्या सी.ए.चे शिक्षण घेणाऱ्या कन्येच्या शिक्षणात खंड पडू नये, यासाठी भाजप प्रदेशाध्यक्ष तथा राज्याचे मंत्री रवींद्रजी चव्हाण यांनी वैयक्तिकरित्या ५ लाख रुपयांची मदत केली आहे. या मदतीची ठेव पावती (Deposit Slip) भाजप जिल्हाध्यक्ष राजेश सावंत यांच्या हस्ते सालीम कुटुंबीयांकडे सुपूर्द करण्यात आली. याबाबत सविस्तर वृत्त असे की, गेल्या वर्षी भाजपचे निष्ठावंत नेते विजयराव सालीम यांचे अल्पशा आजाराने अकस्मात निधन झाले. त्यांच्या जाण्याने पक्षाने एक अहोरात्र मेहनत घेणारा, तळागाळात काम करणारा कार्यकर्ता गमावला होता. ही हानी पक्षासाठी आणि विशेषतः प्रदेशाध्यक्ष रवींद्र चव्हाण यांच्यासाठी अत्यंत वेदनादायी होती. विजयराव सालीम यांच्या निधनानंतर त्यांच्या कुटुंबासाठी काहीतरी करण्याची भावना प्रदेशाध्यक्ष रवींद्र चव्हाण यांच्या मनात सतत होती. याच दरम्यान त्यांना समजले की, विजयराव यांची कन्या ज्ञानेश्वरी ही अत्यंत हुशार असून ती चार्टर्ड अकाउंटंट (C.A.) सारखे उच्च शिक्षण घेत आहे. पितृछत्र हरपल्याने तिच्या शिक्षणात कोणताही अडथळा येऊ नये, या संवेदनशील विचाराने त्यांनी तिला मदतीचा हात देण्याचे ठरवले. रवींद्र चव्हाण यांनी ज्ञानेश्वरी सालीम हिच्या नावावर बँकेत ५ लाख रुपयांची मुदत ठेव (Fixed Deposit) ठेवली आहे. या रकमेवर दरवर्षी ५२,००० रुपये व्याज मिळणार आहे, जे तिच्या शैक्षणिक खर्चासाठी अत्यंत उपयुक्त ठरेल. या आर्थिक आधारामुळे ज्ञानेश्वरीला आता आपले सी.ए. होण्याचे स्वप्न कोणत्याही अडथळ्याशिवाय पूर्ण करता येणार आहे. या ५ लाख रुपयांच्या मुदत ठेवीची पावती भाजप जिल्हाध्यक्ष राजेश सावंत यांच्या हस्ते सालीम कुटुंबीयांकडे एका भावपूर्ण वातावरणात देण्यात आली. यावेळी भाजप तालुका अध्यक्ष (दक्षिण) दादा दळी, सरचिटणीस उमेश देसाई, महिला आघाडी जिल्हा अध्यक्षा वर्षाताई ढेकणे, शहर अध्यक्ष दादा ढेकणे, ग्रामपंचायत सदस्या आर्या सावंत यांच्यासह भाजपचे प्रमुख पदाधिकारी, कार्यकर्ते आणि सालीम कुटुंबीय उपस्थित होते. या घटनेतून भाजपने केवळ एक राजकीय पक्ष म्हणून नव्हे, तर एका कुटुंबाप्रमाणे आपल्या कार्यकर्त्याची आणि त्याच्या परिवाराची काळजी कशी घेतो, हे दाखवून दिले आहे. रवींद्र चव्हाण यांच्या या कृतीचे सर्व स्तरातून कौतुक होत आहे. दैनिक रत्नागिरी खबरदारISO 9001:2015 CERTIFIED(RNI NO. MAHMAR/2013/57411)शासनमान्य रजिस्टर न्यूजपेपर10:11 09-09-2025</w:t>
+        <w:t>Content: भाजपच्या महाआरोग्य शिबिरास नागरिकांचा प्रतिसादडोंबिवली (बातमीदार) ः भाजप कल्याण ग्रामीण मंडळ, तेरणा स्पेशालिटी रुग्णालय आणि रिसर्च सेंटर नेरूळ यांच्या संयुक्त विद्यमाने भाजप प्रदेशाध्यक्ष रवींद्र चव्हाण यांच्या वाढदिवसानिमित्त मोफत महाआरोग्य शिबिर पार पडले. या शिबिराला नागरिकांकडून मोठा प्रतिसाद मिळाला. रविंद्र चव्हाण यांनी शिबिराला उपस्थिती लावली. कल्याण ग्रामीण मंडळ अध्यक्ष ॲड. मंदार टावरे यांनी या शिबिराचे आयोजन केले होते. या शिबिरात ३० हून अधिक रोगांवरील उपचार आणि शस्त्रक्रिया रेशनधारकांसाठीमहात्मा फुले आयुष्मान भारत योजना व तेरणा चॅरिटेबल ट्रस्टमार्फत किंवा अतिअल्प दरात करण्यात येणार आहेत. या शिबिरात तपासणी केलेल्या आणि विशेष गंभीर आजार असलेल्या रुग्णांना पुढील उपचारांसाठी तेरणा रुग्णालयात पाठविण्यात येणार आहे. या वेळी शिबिरात नेत्रतपासणीनंतर नागरिकांना चष्मा वाटपही करण्यात आले. सकाळ+ चे सदस्य व्हा ब्रेक घ्या, डोकं चालवा, कोडे सोडवा! शॉपिंगसाठी 'सकाळ प्राईम डील्स'च्या भन्नाट ऑफर्स पाहण्यासाठी क्लिक करा. Read latest Marathi news, Watch Live Streaming on Esakal and Maharashtra News. Breaking news from India, Pune, Mumbai. Get the Politics, Entertainment, Sports, Lifestyle, Jobs, and Education updates. And Live taja batmya on Esakal Mobile App. Download the Esakal Marathi news Channel app for Android and IOS. Follow Us Copyright © 2025 - Sakal Media Pvt Ltd - All rights reserved. Powered by Quintype</w:t>
       </w:r>
     </w:p>
     <w:p>
@@ -322,7 +322,7 @@
     </w:p>
     <w:p>
       <w:r>
-        <w:t>Title: Ratnagiri: वाटद तिहेरी हत्याकांडातील आरोपींना फाशी द्या; भाजप जिल्हाध्यक्ष राजेश सावंत आक्रमक</w:t>
+        <w:t>Title: Aaplaawajnews</w:t>
       </w:r>
     </w:p>
     <w:p>
@@ -334,13 +334,13 @@
           <w:rPr>
             <w:color w:val="0000FF"/>
           </w:rPr>
-          <w:t>https://ratnagirikhabardar.com/news/78267/</w:t>
+          <w:t>https://aaplaawajnews.com/2025/34569/</w:t>
         </w:r>
       </w:hyperlink>
     </w:p>
     <w:p>
       <w:r>
-        <w:t>Content: रत्नागिरी : तालुक्यातील वाटद खंडाळा परिसरात घडलेल्या भीषण तिहेरी हत्याकांडामुळे संपूर्ण जिल्हा हादरला आहे. या अमानुष कृत्यातील आरोपींना फाशीची कठोरातील कठोर शिक्षा व्हावी, अशी आक्रमक मागणी भाजपचे दक्षिण रत्नागिरी जिल्हाध्यक्ष राजेश विनायक सावंत यांनी केली आहे. या मागणीसाठी त्यांनी रत्नागिरीच्या पोलिस अधीक्षकांना निवेदन सादर केले असून, या प्रकरणाची सखोल आणि निष्पक्ष चौकशी करून पीडित कुटुंबाला तातडीने न्याय देण्याची अपेक्षा व्यक्त केली आहे. या हत्याकांडानंतर वाटद आणि आसपासच्या परिसरात भीतीचे आणि दहशतीचे वातावरण पसरले आहे, असे सावंत यांनी आपल्या निवेदनात म्हटले आहे. या निवेदनाद्वारे त्यांनी पोलिसांकडे काही प्रमुख मागण्या केल्या आहेत, ज्यामुळे या प्रकरणाचा तपास योग्य दिशेने होऊन भविष्यात अशा घटनांना आळा बसेल. निवेदनातील प्रमुख मागण्या: स्वतंत्र चौकशी अधिकारी नेमा: या हत्याकांडाच्या तपासासाठी स्वतंत्र चौकशी अधिकाऱ्याची नेमणूक करण्यात यावी, कारण सध्याचे अधिकारी संशयाच्या भोवऱ्यात असल्याची चर्चा आहे. ‘सायली बार’ कायमचा बंद करा: ज्या ‘सायली देशी बार’ मध्ये हे हत्याकांड घडले, तो बार कायमस्वरूपी बंद करण्यासाठी पोलिसांनी संबंधित उत्पादन शुल्क विभागाला तातडीने अहवाल सादर करावा. अवैध धंद्यांवर कारवाई करा: रत्नागिरीतील औद्योगिक वसाहतीचा (एमआयडीसी) विकास वेगाने होत आहे. या परिसरातील वाढते अवैध दारू धंदे, मटका, जुगार आणि अंमली पदार्थांचे अड्डे कायमस्वरूपी बंद करण्यासाठी पोलिसांनी विशेष मोहीम राबवावी. सखोल तपास करा: या गुन्ह्यात आणखी काही आरोपी सहभागी आहेत का, याचा बारकाईने तपास करून सर्वांना कायद्याच्या चौकटीत आणावे. पीडित कुटुंबाला संरक्षण द्या: पीडित कुटुंबाला तातडीने पोलिस संरक्षण आणि सर्वतोपरी शासकीय मदत पुरवण्यात यावी. प्रकरण राज्य पातळीवर पोहोचले हे निवेदन देतेवेळी जिल्हाध्यक्ष राजेश सावंत यांच्यासोबत रत्नागिरी उत्तरचे तालुकाध्यक्ष विवेक सुर्वे आणि अन्य भाजप पदाधिकारी उपस्थित होते. या प्रकरणाचे गांभीर्य लक्षात घेऊन निवेदनाच्या प्रती राज्याचे मुख्यमंत्री, उपमुख्यमंत्री तथा गृहमंत्री देवेंद्र फडणवीस, भाजपचे प्रदेशाध्यक्ष रविंद्र चव्हाण, मंत्री नितेश राणे आणि कोकण विभागाचे विशेष पोलीस महानिरीक्षक (आय.जी.) यांनाही पाठवण्यात आल्या आहेत. त्यामुळे आता या प्रकरणावर राज्य सरकार काय भूमिका घेणार, याकडे सर्वांचे लक्ष लागले आहे. दैनिक रत्नागिरी खबरदारISO 9001:2015 CERTIFIED(RNI NO. MAHMAR/2013/57411)शासनमान्य रजिस्टर न्यूजपेपर12:53 10-09-2025</w:t>
+        <w:t>Content: परंतू,बापूसाहेब भेगडे यांचा मुख्य प्रवेश या कारणामुळे रखडला,आता तो जंगी मेळाव्यात होणार उत्तम कुटे पिंपरीःराष्ट्रवादीचे माजी प्रदेश उपाध्यक्ष,मावळ तालुक्यातील एक बडं प्रस्थ आणि कासारसाई येथील संत तुकाराम सहकारी साखर कारखान्याचे संचालक बापूसाहेब भेगडे यांच्या शेकडो समर्थक पदाधिकारी आणि कार्यकर्त्यांनी सोमवारी (ता.१५)हातावरील घड्याळ काढून कमळ हातात घेतले.भाजपमध्ये त्यांनी प्रवेश केल्याने राष्ट्रवादीला मावळ तालुक्यात आगामी स्थानिक स्वराज्य संस्था निवडणुकीच्या तोंडावर जोरदार धक्का बसला.कारण भाजपमध्ये गेलेल्यांत त्यांचे आजी,माजी पदाधिकारी,माजी जिल्हा परिषद,तालुका पंचायत सदस्य,तालुका कृषी उत्पन्न बाजार समिती सभापती,संचालक व त्यांच्या समर्थकांचा समावेश आहे.मात्र,मुख्य प्रवेश हा बापू भेगडेंचा राहिला.वैद्यकीय कारणामुळे तो झाला नाही.आता तो मावळात मेळावा घेऊन होणार आहे. भाजपच्या मुंबईतील प्रदेश कार्यालयात प्रदेशाध्यक्ष रविंद्र चव्हाण यांच्या उपस्थितीत हा जंगी प्रवेश सोहळा झाला.तो घडवून आणलेले माजी राज्यमंत्री,मावळ भाजपचे माजी आमदार बाळा भेग़डे यांच्यासह पक्षाचे तालुक्यातील पदाधिकारी,कार्यकर्ते यांच्या शेकडोंच्या उपस्थितीने भाजप कार्यालय हाऊलफुल्ल झाले होते. राष्ट्रवादीसह तळेगाव दाभाडे नगरपरिषदेचे माजी उपनगराध्यक्ष कॉंग्रेसचे रामदास काकडे व त्यांच्या समर्थकांनीही हात सोडून यावेळी कमळ हातात घेतले.राष्ट्रवादीचे माजी जिल्हा परिषद सभापती बाबूराव वायकर,मावळ कृषी उत्पन्न बाजार समितीचे सभापती शिवाजी आसवले,संचालक सुभाष जाधव, तळेगाव दाभाडे नगरपरिषदेचे माजी उपनगराध्यक्ष किशोर भेगडे,संग्राम काकडे,माजी पंचायत समिती सदस्य सचिन घोटकुले,माजी जिल्हा परिषद सभापती आतिष परदेशी,राष्ट्रवादीचे माजी पुणे जिल्हा उपाध्यक्ष संतोष मुऱ्हे,देहूचे माजी नगरसेवक प्रवीण काळोखे,तुषार भेगडे,तळेगाव दाभाडे चे माजी नगरसेवक अरुण माने,अरुण जगनाडे आदींनी त्यांच्या समर्थकांसह यावेळी भाजपमध्ये प्रवेश केला.त्यांचे स्वागत करताना रविंद्र चव्हाण यांनी आपल्या विचारधारेबरोबर सध्या तळेगाव दाभाडे नसल्याबद्दल (तेथील नगरपरिषदेत सत्ता नसल्याबद्दल) खंत व्यक्त केली. सध्या देशात नरेंद्र,राज्यात देवेद्र्,तर पक्षात महाराष्ट्रामध्ये रविंद्र पर्व सध्या देशात नरेंद्र,राज्यात देवेद्र्,तर पक्षात महाराष्ट्रामध्ये रविंद्र पर्व सुरु असल्याने मावळात पुन्हा कमळ फुलवू,असा विश्वास या जंबो प्रवेशानंतर बाळा भेगडे यांनी व्यक्त केला.स्थानिक ची आगामी निवडणूक महायुती नाही,तर भाजपची एकट्याने लढायची तयारी असल्याचे त्यांनी यावेळी सांगितले.प्रदेशाध्यक्ष म्हणतील तसे असे म्हणत त्यांनी स्वबळावर लढण्याचा आदेश दिला,तर आजपासून तयार असल्याचे स्पष्ट केले.मावळात जुलमी हुकूमशाहीविरुद्ध लढण्यासाठी तेथे पक्षाच्या कार्यकर्त्याला ताकद देण्याची मागणीवजा विनंती त्यांनी यावेळी चव्हाण यांच्याकडे केली.त्यानंतर मावळात भाजपच दिसेल,असा दावा त्यांनी केला.ही मागणी करताना त्यांचा रोख हा विद्यमान आमदार राष्ट्रवादीचे सुनील शेळके या आपल्या भाच्याकडे होता. Designed by AMG</w:t>
       </w:r>
     </w:p>
     <w:p>
@@ -353,7 +353,7 @@
     </w:p>
     <w:p>
       <w:r>
-        <w:t>Title: मनपा निवडणुकीत दोन चव्हाणांच्या नेतृत्वाची कसोटी !</w:t>
+        <w:t>Title: मावळच्या राजकारणातील सर्वात मोठे पक्षांतर ! काँग्रेस, राष्ट्रवादीसह अनेक पक्षांना खिंडार ; बापूसाहेब भेगडे यांच्या शेकडो समर्थकांचा भाजपात प्रवेश</w:t>
       </w:r>
     </w:p>
     <w:p>
@@ -365,13 +365,13 @@
           <w:rPr>
             <w:color w:val="0000FF"/>
           </w:rPr>
-          <w:t>https://www.loksatta.com/maharashtra/ashok-chavan-nanded-lok-sabha-mp-prof-ravindra-chavan-had-political-discussion-during-flight-zws-70-5367966/</w:t>
+          <w:t>https://dainikmaval.com/hundreds-of-bapu-bhegde-supporters-join-bjp-in-maval-taluka-ravindra-chavan-bala-bhegde-ramdas-kakade/</w:t>
         </w:r>
       </w:hyperlink>
     </w:p>
     <w:p>
       <w:r>
-        <w:t>Content: नांदेड: नांदेड-वाघाळा शहर महानगरपालिकेमध्ये आगामी सार्वत्रिक निवडणुकीची तयारी सुरू झाली असून १९९७ सालच्या स्थापनेनंतर या संस्थेने प्रथमच प्रदीर्घ काळ प्रशासकीय राजवट अनुभवली आहे. निवडणुकीनंतर मनपातील राजकीय चित्र कसे असेल, याबद्दल वेगवेगळे अंदाज वर्तविले जात असून या निवडणुकीत जिल्ह्याच्या राजकारणातील दोन चव्हाणांच्या नेतृत्वाची कसोटी लागणार आहे ! राज्यसभा सदस्य अशोक चव्हाण आणि नांदेड लोकसभेचे खासदार प्रा.रवीन्द्र चव्हाण हे दोघे गेल्या बुधवारी दिल्लीहून एकाच विमानामधून नांदेडला आले. प्रवासादरम्यान दोघांमध्ये राजकीय चर्चा झाल्याचे समजते. बोलता बोलता रवीन्द्र चव्हाण यांनी नांदेड मनपात आधीची म्हणजे काँग्रेसची सत्तेची परंपरा कायम राहील, असा विश्वास व्यक्त केल्याचेही सांगण्यात आले. खा.अशोक चव्हाण यांनी मनपाच्या पहिल्या निवडणुकीपासून काँग्रेसचे नेतृत्व करताना आपला प्रभाव दाखवून दिला. १९९७ ते २०२२ या २५ वर्षांत पहिले एक वर्ष वगळता शहराला काँग्रेसचेच महापौर लाभले. २०१७च्या मनपा निवडणुकीत अशोक चव्हाण यांनी काँग्रेस पक्षाला सर्वोच्च विजय मिळवून दिला. ८१ पैकी ७३ जागा जिंकणार्‍या या पक्षाने भाजपा आणि इतर पक्षांचा दारूण पराभव केला. आता सुमारे ८ वर्षांनंतर नांदेडमधील राजकीय चित्रामध्ये लक्षणीय बदल झाला असून मनपाच्या पहिल्या निवडणुकीपासून भाजपाला दोन आकडी जागा जिंकू न देणार्‍या अशोक चव्हाण यांच्याकडे भाजपाचे नेतृत्व आले आहे. ८१ पैकी किमान ४१/४२ जागा निवडून आणण्याचे आव्हान त्यांच्यासमोर आहे. तर या निवडणुकीत प्रथमच काँग्रेसचे नेतृत्व करण्याचा प्रसंग खा.रवीन्द्र चव्हाण यांच्यावर येत आहे. काँग्रेसची विजयी-सत्ताप्राप्तीची परंपरा कायम राखण्याची जबाबदारी त्यांना पार पाडायची आहे. मनपा निवडणुकीत महायुतीतील ३ आणि महाविकास आघाडीतील घटक पक्ष युती किंवा आघाडी करून लढणार काय, ते अद्याप स्पष्ट झालेले नाही. खा.अशोक चव्हाण यांनी भाजपासाठी निवडणूक तयारी सुरू केली आहे. मागील निवडणुकीत या पक्षाने इतर पक्ष फोडून आपल्या उमेदवारांची भरती केली होती. आता चव्हाणांसोबत काँग्रेस पक्षातून भाजपात आलेल्या ३५ नगरसेवकांसह भाजपाचे पूर्वीचे ६ नगरसेवक आणि अनेक इच्छुक उमेदवारीच्या स्पर्धेत असल्याने प्रभागनिहाय उमेदवार नक्की करताना त्यांच्या कुशल नेतृत्वाचा कस लागणार आहे. काँग्रेसने २००७ पासून सर्व निवडणुकांत स्पष्ट बहुमत प्राप्त केले. २०१७ साली तर विक्रमी यश मिळवले होते. आता या पक्षाचे बहुसंख्य माजी नगरसेवक भाजपावासी झाल्यामुळे जुन्या नगरसेवकांसोबत नव्या आणि होतकरू चेहर्‍यांना संधी देण्याचा पक्षाला मोठा वाव असून मुस्लिम आणि अनुसूचित जाती प्रवर्गाच्या प्रभागांतील बहुसंख्य जागा काँग्रेसला राखता येऊ शकतात. पण हिंदूबहुल भागातील खुल्या आणि ओबीसी प्रवर्गाच्या किमान १५ ते १८ जागा निवडून आणण्यासाठी खा.रवीन्द्र चव्हाण आणि इतरांना मोठे प्रयत्न करावे लागणार आहेत. महायुतीतील शिवसेना आणि राष्ट्रवादी काँग्रेस या पक्षांची भाजपासोबत युती झाली नाही, तर त्याचा लाभ काँग्रेस आघाडीला होऊ शकतो. या पार्श्वभूमीवर भाजपाने काँग्रेसी मतांच्या विभागणीसाठी काही राजकीय म्होरक्यांच्या माध्यमातून तिसर्‍या आघाडीचा घाट घातल्याचे समोर येत आहे. चौकट नांदेड-वाघाळा महानगरपालिकेच्या २०१७च्या निवडणुकीमध्ये काँग्रेस विरुद्ध भाजपा अशी थेट लढत झाली होती. निवडणुकीपूर्वी भाजपाने ‘मिशन ५१ प्लस’चा संकल्प सोडला होता. पण ८१पैकी केवळ ६ जागा या पक्षाला जिंकता आल्या. त्या निवडणुकीत भाजपाला २ लाख ५८ हजार ७२७ मते मिळाली होती तर ७३ जागा जिंकणार्‍या काँग्रेसने ४ लाख ८६ हजार ९५७ मते घेत घवघवीत यश प्राप्त केले. शिवसेनेला केवळ १ जागा आणि ९० हजार मते मिळाली. इतर पक्षांचा पार धुव्वा उडाला. त्या निवडणुकीत ५७८ उमेदवार रिंगणामध्ये होते. त्यापैकी ३७० उमेदवारांची १२ लाख ८७ हजार ५०० रूपयांची अनामत रक्कम जप्त झाली. आशिया कप २०२५ मध्ये १४ सप्टेंबर रोजी भारत-पाकिस्तान टी-२० सामना होणार आहे. पहलगाम हल्ल्यामुळे पाकिस्तानविरोधात देशभरात रोष आहे. शिवसेना (ठाकरे गट) सामना खेळण्याविरोधात मोर्चा काढणार आहे. आदित्य ठाकरे यांनी बीसीसीआयवर टीका करत सामना न खेळण्याची मागणी केली आहे. त्यांनी भाजपावरही विचारसरणी बदलल्याचा आरोप केला. रविवारी होणाऱ्या सामन्याकडे सर्वांचे लक्ष आहे.</w:t>
+        <w:t>Content: Photo Courtesy : Team Dainik Maval Dainik Maval News : मावळ तालुक्याच्या राजकीय इतिहासातील सर्वांत मोठे पक्षांत आज (दि. १५) पाहायला मिळाले. मावळ तालुक्यातील जुणे जाणते नेतृत्व बापूसाहेब भेगडे यांच्या समर्थकांचा मोठा गट आज (सोमवार, दि. १५ सप्टेंबर) भाजपवासी झाला. रविवारी घेतलेल्या पत्रकार परिषदेनुसार सोमाटणे फाटा (ता. मावळ) ते मुंबई पर्यंत भव्य रॅली काढून शेवटी भाजपा पक्ष कार्यालयात प्रदेशाध्यक्ष रवींद्र चव्हाण यांच्या उपस्थितीत नेत्यांनी भाजपाचा झेंडा हाती घेतला. भारतीय जनता पार्टीत प्रवेश केलेल्या नेत्यांमध्ये रामदास काकडे, बाबुराव वायकर, सुभाष जाधव, किशोर भेगडे, सचिन घोटकुले या प्रमुख नेत्यांचा समावेश असून यांच्यासह आतिष परदेशी, संग्राम काकडे, शिवाजी आसवले, संतोष मुऱ्हे, प्रवीण काळोखे, तुषार भेगडे, अरूण माने, अरूण चव्हाण, तनुजा जगनाडे अशा इतरही प्रमुख नेत्यांचा सहभाग आहे. सोमवारी (दि. १५) दुपारी हा पक्षप्रवेशाचा सोहळा भाजपा पक्ष कार्यालयात पार पडला. यावेळी प्रदेशाध्यक्ष रवींद्र चव्हाण यांच्यासह नवनाथ बन, माजी राज्यमंत्री बाळा भेगडे, प्रदीप कंद, रवींद्र भेगडे, गणेश भेगडे, भाऊ गुंड, भाजपाचे मावळमधील मंडल प्रमुख व इतर मान्यवर उपस्थित होते. पक्ष प्रवेश झाल्यानंतर सर्व प्रमुख नेत्यांनी आपले मनोगत व्यक्त केले. तसेच नव्याने प्रवेश केलेल्या नेत्यांनी भाजपा पक्षाच्या वाढीसाठी मावळात प्रयत्न करण्याचा विश्वास दिला. बापूसाहेब भेगडे यांची भूमिका गुलदस्त्यात : दरम्यान मावळमधील बापूसाहेब भेगडे यांच्या समर्थकांचा जाहीर पक्षप्रवेश झाल्यानंतर बापूसाहेब भेगडे यांचा प्रवेश मात्र अजून न झाल्याने चर्चांना उधान आले आहे. परंतु मिळालेल्या माहितीनुसार बापूसाहेब भेगडे हे बाहेरगावी असल्याने ते मावळात आल्यावर मोठ्या सोहळ्यासह ते भाजपात पक्षप्रवेश करणार असल्याची माहिती मिळत आहे. भाजपात प्रवेश केलेल्या नेत्यांची यादी : रामदास काकडे, बाबुराव वायकर, सुभाष जाधव, किशोर भेगडे, सचिन घोटकुले, आतिष परदेशी, संग्राम काकडे, शिवाजी आसवले, संतोष मुऱ्हे, प्रवीण काळोखे, तुषार भेगडे, अरूण माने, अरूण चव्हाण, तनुजा जगनाडे, बॉबी डिका, बाजीराव वाजे, कैलास खांडभोर, प्रवीण काळोखे, जयेश मोरे, गिरिष कांबळे, साईनाथ मांडेकर, शरद कुटे, दिलीप राक्षे, विशाल पवार, सचिन भेगडे, भाऊसाहेब मावकर, समीर कोयते, विक्रांत बुट्टे, सचिन भुम्बक, कैलास गायकवाड, चंद्रकांत प्रचंड, बापू दरेकर, समीर सतुल, नंदकुमार गराडे, सतीश भेगडे, रामदास ठोंबरे, सोपान भांगरे, शंकर भेगडे, अशोक भांगरे, मुरलीधर गराडे, सोमनाथ पिंगळे, रमेश जाचक, नितीन जांभळे, बापू उर्फ विशाल कदम, अभिजित काळोखे, संदीप पठारे, रविंद्र घोटकुले, बाळासाहेब काजळे, सुनील काजळे, काळुराम लालगुडे, आनंता ढवळे यांसह इतरही अनेकांनी भाजपात प्रवेश केला आहे. ( मावळ तालुक्यातील प्रत्येक घडामोडीची अपडेट मिळवा दैनिक मावळच्या व्हॉट्सअ‍ॅप चॅनेलवर ) अधिक वाचा – – आमदार सुनील शेळके यांच्या उपस्थितीत जिल्हाधिकारी कार्यालयात ग्लास स्काय वॉक प्रकल्पाबाबत विशेष बैठक संपन्न । Lonavala Glass Sky Walk – अल्पवयीन मुली, महिलांचे अपहरण करून त्यांच्यावर लैंगिक अत्याचार करणारा सराईत गुन्हेगार जेरबंद ; पुणे ग्रामीण पोलिसांची मोठी कामगिरी – उर्से खिंडीत गणेशमूर्ती आढळल्याने खळबळ; संकलित केलेल्या मूर्तींचे योग्य प्रकारे विसर्जन न केल्याने नागरिकांचा संताप । Maval News – अजित पवार यांच्या सूचनेनंतर चाकणमधील अतिक्रमणविरोधी कारवाईला वेग ; पीएमआरडीएकडून कारवाई सुरू । Chakan News Dainik Maval is a leading media house in the Maval Taluka. We focus on all types of news : Political, Social, Educational etc. Covering Maval Taluka And Areas of Pune City, District as well. Currently, we are focusing on Web-based, Video-based Content. In the last One Year, Dainik Maval is the most read news portal in the Maval Taluka according to the official statistics of Google. Your email address will not be published. Required fields are marked * Comment * Name * Email * Website Save my name, email, and website in this browser for the next time I comment. Δ © 2023 Website Design by Tushar Bhambare. Login to your account below Remember Me Please enter your username or email address to reset your password. © 2023 Website Design by Tushar Bhambare.</w:t>
       </w:r>
     </w:p>
     <w:p>
@@ -384,7 +384,7 @@
     </w:p>
     <w:p>
       <w:r>
-        <w:t>Title: Ravindra Chavan News: पंतप्रधान मोदींच्या राजकीय निवृत्तीवर भाजपच्या प्रदेशाध्यक्षांची अवघ्या दोन शब्दांत प्रतिक्रिया; म्हणाले...</w:t>
+        <w:t>Title: ‘नमो युवा रन” – ‘एक दौड मोदीजी के नाम’</w:t>
       </w:r>
     </w:p>
     <w:p>
@@ -396,13 +396,13 @@
           <w:rPr>
             <w:color w:val="0000FF"/>
           </w:rPr>
-          <w:t>https://sarkarnama.esakal.com/maharashtra/vidarbha/pm-modi-political-retirement-bjp-president-ravindra-chavan-reaction-dk88-rc70</w:t>
+          <w:t>https://pcbtoday.in/%E0%A4%A8%E0%A4%AE%E0%A5%8B-%E0%A4%AF%E0%A5%81%E0%A4%B5%E0%A4%BE-%E0%A4%B0%E0%A4%A8-%E0%A4%8F%E0%A4%95-%E0%A4%A6%E0%A5%8C%E0%A4%A1-%E0%A4%AE%E0%A5%8B%E0%A4%A6%E0%A5%80/</w:t>
         </w:r>
       </w:hyperlink>
     </w:p>
     <w:p>
       <w:r>
-        <w:t>Content: Nagpur News: पंतप्रधान नरेंद्र मोदी येत्या 17 सप्टेंबरला वयाची पंच्याहत्तरी पूर्ण करणार आहेत. त्यामुळे ते निवृत्त होणार की नाही याची चर्चा जोरदारपणे सुरू आहे. मध्यंतरी राष्ट्रीय स्वयंसेवक संघाचे सरसंघचालक मोहन भागवत यांनी सुद्धा वयावर स्टेटमेंट केले होते. ते मोदी यांच्यासंदर्भात होते असा तर्क लावला जात होता. मात्र,यानंतर त्यांनी त्याचे खंडन केले होते. याबाबत भाजपचे प्रदेशाध्यक्ष रवींद्र चव्हाण (Ravindra Chavan) यांना विचारणा केली असता, ते काहीच उत्तर न देता निघून गेले. यावेळी त्यांनी राष्ट्रीय स्वयंसेवक संघाने शंभर वर्ष पूर्ण केल्याचा आनंद व्यक्त केला. असे असले तरी विरोधक अधूनमधून हा मुद्दा उपस्थित करत आहेत. आध्यात्मिक गुरू तसेच आर्ट ऑफ लिव्हिंगचे प्रणेते श्री श्री रविशंकर यांच्या रुद्रपुजेचा कार्यक्रम नागपूरमध्ये आयोजित करण्यात आला. याकरिता आपण आलो असल्याने चव्हाण यांनी सांगितले. यावेळी त्यांनी पत्रकारांनी विचारलेल्या सर्व प्रश्नाची उत्तरे दिली. मात्र नरेंद्र मोदी (Narendra Modi) आणि गणेश नाईक यांच्या प्रश्नावर त्यांनी बोलण्याचे टाळले. उपराष्ट्रपदाची निवडणूक भाजपने जिंकली. त्यांचा विजयाचा आनंद आहे. आता विजय कसा झाला आणि कोणाची मते फुटली याचा विचार करण्याची गरज नाही. आमच्या उमेदवाराचा चांगल्या मतांनी विजय झाले अधिक महत्त्वाचे आहे. उद्धव ठाकरे गटाचे मते फुटली की, आणखी कुणाची यावर चर्चा करण्याची गरज नाही. उपराष्ट्रपती पदासाठी गुप्त पद्धतीने मतदान केले जाते. खासदारांना योग्य उमेदवाराला मत देण्याचा अधिकार आणि मोकळीक असते. सर्वाधिक पसंती भाजपच्या उमेदवाराला असल्याचे यातून दिसून येते असेही ते म्हणाले. विशेष म्हणजे पंतप्रधान नरेंद्र मोदी आणि सरसंघचालक डॉ. मोहन भागवत हे दोघेही वयाची पंच्याहत्तरी पूर्ण करत आहेत. त्यांचा वाढदिवस भाजप कसा साजरा करतात याकडे सर्वांचे लक्ष लागले आहे. भाजपचे प्रदेशाध्यक्ष असताना चंद्रशेखर बावनकुळे यांनी भाजपात वयाचा आणि निवृत्तीचा काहीच नियम नसल्याचे स्पष्ट केले होते. भारत विकसित राष्ट्र होईपर्यंत मोदी हेच देशाचे नेतृत्व करणार असल्याचा दावाही बावनकुळे यांनी केला होता. सरकारनामाचे सदस्य व्हा शॉपिंगसाठी 'सकाळ प्राईम डील्स'च्या भन्नाट ऑफर्स पाहण्यासाठी क्लिक करा. Read Latest Marathi Political News, Breaking Political News from Maharashtra, India, Pune &amp; Mumbai at Sarkarnama. To Get Live Political Marathi News on Mobile, Download the Sarkarnama Mobile App for Android and IOS. सरकारनामा आता सर्व सोशल मीडिया प्लॅटफॉर्मवर. ताज्या राजकीय घडामोडींसाठी फेसबुक, ट्विटर, इन्स्टाग्राम, शेअर चॅट, टेलिग्रामवर आणि व्हॉट्सॲप आम्हाला फॉलो करा. तसेच, सरकारनामा यूट्यूब चॅनेलला आजच सबस्क्राइब करा. Follow Us Copyright © 2025 Sakal Media Group – All Rights Reserved Powered by Quintype वेबसाईटवर ब्राउझिंगचा अनुभव सर्वोत्तम असावा, यासाठी आम्ही कुकीजचा वापर करतो. कुकीजमुळे तुम्हाला तुमच्या आवडत्या मजकुराची शिफारस करता येते. आमचे गोपनीयता आणि कुकीजसंदर्भातील धोरण तुम्हाला मान्य आहे.</w:t>
+        <w:t>Content: पंतप्रधान नरेंद्र मोदी यांच्या वाढदिवसानिमित्त भाजपा युवा मोर्चाच्या वतीने रविवारी ‘नमो युवा रन’ मॅरेथॉन आयोजन पिंपरी, दि.१८(पीसीबी)- भारतीय जनता युवा मोर्चा पिंपरी चिंचवड शहराच्या वतीने देशाचे पंतप्रधान माननीय नरेंद्र मोदी यांच्या वाढदिवसानिमित्त ‘नमो युवा रन’ मॅरेथॉन आयोजन करण्यात आले आहे.ही मॅरेथॉन रविवार, दि. २१ सप्टेंबर रोजी सकाळी ६ वाजता पिंपळे सौदागर येथील लिनीयर गार्डन, कोकणे चौक ते ८ टु ८० पार्क येथे केले आहे. या कार्यक्रमाचे आयोजन भाजप महाराष्ट्र प्रदेशाध्यक्ष रविंद्र चव्हाण यांच्या मार्गदर्शनाखाली व पिंपरी चिंचवड भाजपा शहर अध्यक्ष शत्रुघ्न काटे यांच्या अध्यक्षतेखाली आणि पिंपरी चिंचवडचे माजी पोलीस आयुक्त आयपीएस अधिकारी कृष्ण प्रकाश यांच्या प्रमुख उपस्थितीत संपन्न होणार आहे. त्याचप्रमाणे आमदार महेश लांडगे, आमदार शंकर जगताप, आमदार उमा खापरे, आमदार अमित गोरखे तसेच भाजप युवा मोर्चाचे प्रदेशाध्यक्ष श्री.अनुप मोरे, भाजपा युवा मोर्चा पिंपरी चिंचवड अध्यक्ष दिनेश यादव, भाजपा युवा मोर्चा सरचिटणीस सुदर्शन पाटसकर, नमो युवा रनचे संयोजक अमृत मारणे, युवा मोर्चा प्रदेश सचिव अजित कुलथे यांच्यासह अनेक मान्यवर उपस्थित राहणार आहेत. युवकांमध्ये व्यसनमुक्तीचा संदेश पोहोचवणे, देशभक्ती आणि निरोगी जीवनशैलीचा प्रसार करणे हा या उपक्रमामागील मुख्य उद्देश आहे. ही मॅरेथॉन रन सर्व वयोगटातील स्पर्धकांसाठी आयोजित केली असून सहभागी स्पर्धकांना नोंदणी व प्रवेश विनामूल्य आहे. स्पर्धेचे आयोजक भारतीय जनता युवा मोर्चाच्या वतीने करण्यात आले असून जास्तीत जास्त युवकांनी व नागरिकांनी या स्पर्धेत सहभागी व्हावे असे आवाहन भाजपा युवा मोर्चाचे प्रदेश अध्यक्ष अनुप मोरे यांनी केले आहे.</w:t>
       </w:r>
     </w:p>
     <w:p>
@@ -415,7 +415,7 @@
     </w:p>
     <w:p>
       <w:r>
-        <w:t>Title: Nanded News : अतिवृष्टीत गोधमगाव-आंचोली पूल गेला वाहून, गावकऱ्यांचा तब्बल २० किलोमीटरचा फेरा</w:t>
+        <w:t>Title: Bjp News : महाराष्ट्र भाजपवर चंद्रशेखर बावनकुळेंची जादू कायम; प्रदेशाध्यक्ष रवींद्र चव्हाण 15 दिवसांत घेणार मोठा निर्णय</w:t>
       </w:r>
     </w:p>
     <w:p>
@@ -427,13 +427,13 @@
           <w:rPr>
             <w:color w:val="0000FF"/>
           </w:rPr>
-          <w:t>https://pudhari.news/maharashtra/marathwada/nanded/godhamgaon-ancholi-bridge-washed-away-in-heavy-rain-np88</w:t>
+          <w:t>https://sarkarnama.esakal.com/maharashtra/maharashtra-bjp-chandrashekhar-bawankule-magic-continues-ravindra-chavan-big-decision-15-days-sw79</w:t>
         </w:r>
       </w:hyperlink>
     </w:p>
     <w:p>
       <w:r>
-        <w:t>Content: Godhamgaon-Ancholi bridge washed away in heavy rain नायगाव, पुढारी वृत्तसेवा : नायगाव तालुक्यातील गोधमगाव आंचोली रस्त्यावरील पूल ऑगस्ट महिन्यात झालेल्या अतिवृष्टीत वाहून गेल्याने वाहतूक ठप्प झाली आहे. परिणामी, गावकऱ्यांना तब्बल वीस किलोमीटरचा फेरा मारावा लागत असून नागरिकांमध्ये संताप आहे. विशेष म्हणजे, हा रस्ता आमदार प्रताप पाटील चिखलीकर यांच्या सासुरवाडीकडे जाणारा असूनही दुरुस्तीचे काम अद्याप सुरू झालेले नाही. पूल व रस्ता बंद झाल्याने शेतमाल वेळेत बाजारात पोहोचत नाही, शाळकरी विद्यार्थ्यांना व दवाखान्यात जाणाऱ्या रुग्णांना प्रचंड त्रास सहन करावा लागत आहे. या रस्त्याची दरवर्षी पावसाळ्यात हीच परिस्थिती होते. वीस किमी वळसा घालून प्रवास करावा लागतो, हा अन्याय आहे, अशी भावना ग्रामस्थांनी व्यक्त केली. राष्ट्रवादी काँग्रेसचे जिल्हाध्यक्ष शिवराज होटाळकर यांनी आंचोली दौऱ्यात रस्त्याची पाहणी केली. त्यांनी एका छोट्या गुत्तेदाराला तात्पुरती दुरुस्ती करण्यास सांगितली, मात्र माती टाकून केलेला रस्ता पावसात पुन्हा चिखलात बदलला आणि प्रयत्न फोल ठरले. निवडणूक आली की जवळीकता दाखवणारे सगे, सोयरे, धायरे आता का लक्ष का देत नाहीत? असा प्रश्न ग्रामस्थांनी उपस्थित केला आहे. आंचोलीकर यांचे सोयरे असलेल्या नायगावकर, चव्हाण परिवार व खासदार रवींद्र चव्हाण यांचे ही आंचोलीकर जवळचे नातेवाईक आहेत. पण या दुरुस्तीसाठी कोणीच प्रयत्न करीत नसल्याने ग्रामस्थ नाराज आहेत. हा रस्ता तातडीने दुरुस्ती करून वाहतूक सुरळीत न केल्यास ग्रामस्थांनी तीव्र आंदोलनाचा इशारा दिला आहे. हा रस्ता आ. प्रताप पाटील चिखलीकर यांच्या सासुरवाडीकडे जाणारा असून, २० दिवस उलटूनही दुरुस्ती झाली नाही. सत्ताधारी पक्षातील आ. राजेश पवार आणि आ. चिखलीकर यांच्या सत्ता कार्यकाळातही उपाययोजना न झाल्याने ग्रामस्थ प्रशासनावर तीव्र नाराजी व्यक्त करत आहेत. चिखलीकर आमदारांच्या सासुरवाडीतच अशी अवस्था असेल, तर सामान्य गावांचा विचार करणे कठीण आहे, अशी टीका ग्रामस्थांनी केली. 'Pudhari' is excited to announce the relaunch of its Android and iOS apps. Stay updated with the latest news at your fingertips. Android and iOS Download now and stay updated, anytime, anywhere. Pudhari Publications Private Limited</w:t>
+        <w:t>Content: Mumbai News : भाजपचे प्रदेशाध्यक्ष रवींद्र चव्हाण यांना पदभार स्वीकारून अडीच महिने झाले आहेत. मात्र, त्यानंतरही महसूलमंत्री चंद्रशेखर बावनकुळे यांचे पक्षावरील गारुड कायम आहे. बावनकुळे यांच्या काळात नेमण्यात आलेल्या कार्यकारणीसोबत ते काम करीत असल्याने त्याचा परिणाम जाणवत आहे. चव्हाण यांना येत्या काळात नवीन कार्यकारिणी नियुक्त करायची आहे. त्यासाठी प्रत्येक विभागातून त्याच उद्देशाने नावे मागविण्यात आली आहेत. त्यामुळे ही नावे मिळताच येत्या पंधरा दिवसाच्या काळात प्रदेश भाजपची नवी कार्यकारिणी अस्त्तित्वात येणार आहे. त्यानंतर खऱ्या अर्थाने रवींद्र चव्हाण यांना मनाप्रमाणे काम करणे सोपे जाणार आहे. आगामी काळात होत असलेल्या स्थानिक स्वराज्य संस्थेच्या निवडणुका डोळयांसमोर ठेवून गेल्या सहा महिन्यात काँग्रेस, भाजप (BJP) व राष्ट्रवादी काँग्रेस शरदचंद्र पवार पक्षाने प्रदेशाध्यक्ष बदलले आहेत. भाजपकडून गेल्या अनेक दिवसापासून संघटनात्मक निवडणुका पार पडल्यानंतर भाजपच्या प्रदेशाध्यक्ष पदाची सूत्रे रवींद्र चव्हाण यांनी हाती घेतली आहेत. त्यांनी पदभार स्वीकारून अडीच ते तीन महिन्याचा कालावधी झाला आहे. मात्र, त्यांच्या मनाप्रमाणे कामी करताना अडचणी येत आहेत. त्यामुळेच आता प्रदेश कार्यकारिणीसाठी राज्यातील प्रत्येक विभागातून नावे मागवली आहेत. येत्या पंधरा दिवसात प्रदेश भाजपचे नवीन कार्यकारिणी झाल्यानंतर रवींद्र चव्हाण (Ravindra Chavan) मांडपक्की करतील असे दिसते. तीन महिन्यापूर्वी जरी चंदरशेखर बावनकुळे यांनी प्रदेशाध्यक्षपदाचा राजीनामा दिला आहे. मात्र, या पदावरून बावनकुळे अजूनही मनाने मोकळे झाले नाहीत. गेली अनेक वर्ष त्यांनी या पदावर काम केले आहे त्यामुळे साहजिक ही आहे. त्यांनीच वाढवलेल्या झाडाच्या सावलीकडे राहणे कोणालाही पसंत पडते. त्यामुळेच भाजपमध्ये रवींद्र चव्हाण मात्र अजूनही अडचणीतच दिसत आहेत. प्रदेशाध्यक्ष पदाची सूत्रे चव्हाण यांनी जरी हाती घेतली असली तरी कार्यकारिणीवर बावनकुळे यांचे वर्चस्व अद्याप दिसून येते. त्याचमुळे आता येत्या काळात नवी कार्यकारिणी निवडली जाणार आहे. त्यासाठी सर्वच जिल्ह्यातून नावे मागवली आहेत. ही नावे आल्यानंतर नवीन कार्यकारिणीची घोषणा करण्यात येणार आहे. त्यामध्ये चव्हाण समर्थक मंडळी राहणार असल्याने येत्या काळात काम करताना अडचणी येणार नाहीत. येत्या चार महिन्याच्या कालावधीत जिल्हा परिषद, पंचायत समिती, नगरपालिका, नगरपंचायती व महानगरपालिकांची निवडणूक होणार आहे. त्यामुळे सर्वांचे त्याकडे लक्ष लागले आहे. सर्वच पक्षाकडून तयारी केली जात आहे. भाजपने देखील जोमाने तयारी सुरु केली आहे. रवींद्र चव्हाणांपुढे आव्हानांची शर्यत नव्या कार्यकारिणीशिवाय प्रदेशाध्यक्षांना निर्णय घेण्यासाठी आणि पक्षाचे कामकाज प्रभावीपणे चालवण्यासाठी अनेक अडचणी येतात. त्यांना त्यांच्याच टीमसोबत काम करण्याची संधी मिळत नाही. यामुळे, बावनकुळेंच्या टीमसोबत काम करत असताना त्यांना अनेक महत्त्वाचे निर्णय घेण्याआधी विचार करावा लागत आहे. हीच स्थिती "अडथळ्यांची शर्यत" म्हणून पाहिली जात आहे. लवकरच नव्या कार्यकारिणीची घोषणा पक्षश्रेष्ठींकडून लवकरच नव्या कार्यकारिणीची घोषणा होण्याची शक्यता आहे. रवींद्र चव्हाण हे देवेंद्र फडणवीस यांच्या जवळचे मानले जातात. त्यामुळे नव्या कार्यकारिणीत फडणवीस आणि चव्हाण यांच्या सहमतीनेच निर्णय घेतला जाईल, असे म्हटले जाते. नव्या कार्यकारिणीची घोषणा झाल्यानंतरच रवींद्र चव्हाण खऱ्या अर्थाने भाजप प्रदेशाध्यक्ष म्हणून आपली 'छाप' पाडू शकतील, असे राजकीय निरीक्षकांचे म्हणणे आहे. सरकारनामाचे सदस्य व्हा शॉपिंगसाठी 'सकाळ प्राईम डील्स'च्या भन्नाट ऑफर्स पाहण्यासाठी क्लिक करा. Read Latest Marathi Political News, Breaking Political News from Maharashtra, India, Pune &amp; Mumbai at Sarkarnama. To Get Live Political Marathi News on Mobile, Download the Sarkarnama Mobile App for Android and IOS. सरकारनामा आता सर्व सोशल मीडिया प्लॅटफॉर्मवर. ताज्या राजकीय घडामोडींसाठी फेसबुक, ट्विटर, इन्स्टाग्राम, शेअर चॅट, टेलिग्रामवर आणि व्हॉट्सॲप आम्हाला फॉलो करा. तसेच, सरकारनामा यूट्यूब चॅनेलला आजच सबस्क्राइब करा. Follow Us Copyright © 2025 Sakal Media Group – All Rights Reserved Powered by Quintype वेबसाईटवर ब्राउझिंगचा अनुभव सर्वोत्तम असावा, यासाठी आम्ही कुकीजचा वापर करतो. कुकीजमुळे तुम्हाला तुमच्या आवडत्या मजकुराची शिफारस करता येते. आमचे गोपनीयता आणि कुकीजसंदर्भातील धोरण तुम्हाला मान्य आहे.</w:t>
       </w:r>
     </w:p>
     <w:p>
@@ -446,7 +446,7 @@
     </w:p>
     <w:p>
       <w:r>
-        <w:t>Title: उद्योगपति संजय गुप्ता भाजपा में हुए शामिल, बोले- फडणवीस के नेतृत्व में हो रहा विकास</w:t>
+        <w:t>Title: BJP : भाजप प्रदेशाध्यक्ष रवींद्र चव्हाण यांच्या वाढदिवसानिमित्त दामले विद्यालयात वह्या वाटप</w:t>
       </w:r>
     </w:p>
     <w:p>
@@ -458,13 +458,13 @@
           <w:rPr>
             <w:color w:val="0000FF"/>
           </w:rPr>
-          <w:t>https://navbharatlive.com/maharashtra/thane/ulhasnagar-industrialist-sanjay-gupta-joins-bjp-again-2025-1353635.html/amp</w:t>
+          <w:t>https://ratnagirikhabardar.com/news/80153/</w:t>
         </w:r>
       </w:hyperlink>
     </w:p>
     <w:p>
       <w:r>
-        <w:t>Content: उद्योगपति संजय गुप्ता भाजपा में हुए शामिल Ulhasnagar News: उल्हासनगर के उद्योगपति तथा समाजसेवी संजय गुप्ता ने शुक्रवार देर शाम प्रधानमंत्री नरेंद्र मोदी और मुख्यमंत्री देवेंद्र फडणवीस के नेतृत्व को स्वीकारते हुए भाजपा में विधिवत प्रवेश किया है । और इसी के साथ पक्ष प्रवेश को लेकर जारी अटकलों पर विराम लग गया । संजय गुप्ता इससे पहले भाजपा उत्तर भारतीय मोर्चा के अध्यक्ष पद की जिम्मेदारी निभा चुके हैं । लेकिन विधानसभा चुनाव के दौरान संजय गुप्ता पार्टी छोड़कर वंचित बहुजन आघाड़ी में शामिल हो गए थे तथा इस पार्टी से टिकट लेकर चुनावी मैदान में उतरे थे । संजय गुप्ता ने महाराष्ट्र प्रदेश भाजपा के अध्यक्ष रविंद्र चव्हाण के सामने पार्टी का दामन थामा। भाजपा में शामिल होने के बाद ‘नवभारत’ से बातचीत करते हुए उद्योगपति गुप्ता ने कहा कि केंद्र में नरेंद्र मोदी तथा महाराष्ट्र में देवेंद्र फडणवीस के नेतृत्व वाली सरकार के प्रयासों से महाराष्ट्र आर्थिक समृद्धि का अनुभव कर रहा है और व्यापारिक समुदाय भी समृद्ध हो रहा है। यह भी पढ़ें- नीचे सुरंग…मंदिर-मस्जिद पर जंग! पुणे में लगाया गया कर्फ्यू, दो समुदायों में झड़प से तनाव उन्होंने कहा, इससे प्रभावित होकर वह भाजपा परिवार में शामिल हुए हैं । गुप्ता के अनुसार, पार्टी हाई कमान जो भी पक्ष हित में जिम्मेदारी देगी, उसे वह बखूबी निभाएंगे । Follow Us On © Copyright Navbharatlive 2025 All rights reserved.</w:t>
+        <w:t>Content: रत्नागिरी : भारतीय जनता पार्टी (भाजपा) रत्नागिरी शहर मंडलाच्यावतीने रत्नागिरी नगरपालिका दामले विद्यालय शाळा क्रमांक १५ मध्ये भाजपा प्रदेशाध्यक्ष रवींद्र चव्हाण यांच्या वाढदिवसानिमित्त शाळेतील सर्व विद्यार्थ्यांना वह्या वाटप करण्यात आले. भाजपाच्या वतीने पंतप्रधान नरेंद्र मोदी, प्रदेशाध्यक्ष रवींद्र चव्हाण यांच्या वाढदिवसानिमित्त सेवा पंधरवडा कार्यक्रमाचे आयोजन केले आहे. संपूर्ण पंधरा दिवस वृक्षारोपण, स्वच्छता अभियान, आरोग्य शिबिरे, शैक्षणिक साहित्य वाटप, गोरगरिबांना मदत, विविध सामाजिक संस्थांना मदत, वैद्यकीय मदत कॅम्प, असे अनेक कार्यक्रम भाजपाच्या वतीने राबवले जात आहेत. नगरपालिका शाळा क्रमांक १५ दामले विद्यालयमध्ये भाजपार्टीच्या वतीने वह्या वाटपाचा कार्यक्रम घेण्यात आला. या कार्यक्रमासाठी शहराध्यक्ष दादा ढेकणे, सरचिटणीस निलेश आखाडे, प्रज्ञा टाकळे यांनी संयोजन म्हणून काम पाहिले. या कार्यक्रमानिमित्त विविध क्षेत्रात कामगिरी केलेली विद्यार्थी यांना गौरविण्यात आले. व शाळेतील विद्यार्थ्यांना वह्या वाटप करण्यात आले. यावेळी महिला मोर्चा जिल्हाध्यक्ष वर्षा ढेकणे यांनी आपले मत व्यक्त करताना पंतप्रधान नरेंद्र मोदी, मुख्यमंत्री देवेंद्र फडणवीस, प्रदेशाध्यक्ष रवींद्र चव्हाण यांच्या कामाचे कौतुक केले. व भाजपच्या वतीने राबविण्यात येणाऱ्या कार्यक्रमाची माहिती दिली. पुढील वाटचालीस विद्यार्थ्यांना शुभेच्छा दिल्या. भाजपा सरचिटणीस निलेश आखाडे यांनी आपले मत व्यक्त करताना युती सरकारच्या माध्यमातून शाळेला नवीन इमारत मिळाली असून, शाळेसाठी इतर सोयी सुविधा प्राप्त होण्यासाठी व शाळेचा परिसर, आजूबाजूच्या परिसर सुशोभित करणासाठी प्रयत्न करणार असल्याचे सांगितले. या शाळेचा माजी विद्यार्थी म्हणून मला अभिमान असून शाळेचे विद्यार्थी सर्व क्षेत्रात चमकदार कामगिरी करत आहेत हे पाहून आनंद वाटतो असे सांगितले. यावेळी मुख्याध्यापक भगवान मोटे यांनी भाजपा राबवत असलेल्या विविध कार्यक्रमांचे कौतुक करत सर्व पदाधिकाऱ्यांचे आम्हाला नेहमीच सहकार्य मिळत असत असल्याचे सांगितले. तसेच शाळेतील विद्यार्थ्यांच्या कामगिरीचे कौतुक केले. यावेळी भाजप महिला जिल्हाध्यक्ष वर्षा ढेकणे, रत्नागिरी शहराध्यक्ष दादा ढेकणे, शहर सरचिटणीस नीलेश आखाडे, संदीप सुर्वे, माजी नगरसेविका सुप्रिया रसाळ, जिल्हा सरचिटणीस महिला मोर्चा नूपुरा मुळ्ये, जिल्हा सचिव भक्ती दळी, शहर कोषाध्यक्ष सोनाली आंबेकर, कार्यकारिणी सदस्य प्रज्ञा टाकळे, युवा मोर्चा जिल्हाध्यक्ष मंदार खंडकर, सोनाली केसरकर, भक्ती दळी, शैलेश बेर्डे, सायली बेर्डे, सचिन गांधी, नरेंद्र कदम, संतोष सावंत, नितीन गांगण, प्रीती शिंदे, निशा आलीम, प्रसाद बाष्टे, नरेंद्र कदम, निशा अलीम, संतोष सावंत, मंदार भोळे, तुषार देसाई आदी उपस्थित होते. दैनिक रत्नागिरी खबरदारISO 9001:2015 CERTIFIED(RNI NO. MAHMAR/2013/57411)शासनमान्य रजिस्टर न्यूजपेपर02:09 PM 20/Sep/2025</w:t>
       </w:r>
     </w:p>
     <w:p>
@@ -477,7 +477,7 @@
     </w:p>
     <w:p>
       <w:r>
-        <w:t>Title: संयुक्त अरब अमिरातीमधील महाराष्ट्र संघटनांची सहयोगी विकासावर चर्चा</w:t>
+        <w:t>Title: रत्नागिरी : भाजप नगरसेवकांकडून स्वच्छता दूतांना ‘सेवा पंधरवड्या’ निमित्त स्वच्छता साहित्याचं वाटप</w:t>
       </w:r>
     </w:p>
     <w:p>
@@ -489,13 +489,13 @@
           <w:rPr>
             <w:color w:val="0000FF"/>
           </w:rPr>
-          <w:t>https://puneprahar.com/2025/09/maharashtra-organizations-in-the-united-arab-emirates-discuss-collaborative-development-2/</w:t>
+          <w:t>https://ratnagirikhabardar.com/news/80063/</w:t>
         </w:r>
       </w:hyperlink>
     </w:p>
     <w:p>
       <w:r>
-        <w:t>Content: इंडियन पीपल्स फोरम (महाराष्ट्र कौन्सिल) च्या पुढाकाराने सुरु झालेल्या “संयुक्त महाराष्ट्र” च्या सदस्यांची पहिली त्रैमासिक बैठक नुकतीच दुबईतील करामा येथील हॉटेल पेशवा येथे आयोजित करण्यात आली होती. “संयुक्त महाराष्ट्र” ही संकल्पना आयपीएफ महाराष्ट्र कौन्सिलचे प्रमुख, ज्येष्ठ उ‌द्योजक आणि सामाजिक सल्लागार /समाज मार्गदर्शक श्री राहुल तुळपुळे ह्यांची. ही संस्था युएईमध्ये काम करणाऱ्या विविध सामाजिक, सांस्कृतिक आणि व्यवसायाशी संबंधित मराठी संघटनांना एकाच छत्राखाली आणि एका सामायिक व्यासपीठाखाली एकत्र आणून युएईमधील मराठी समुदायाला बळकटी देण्यासाठी स्थापन करण्यात आली आहे. सध्या संपूर्ण संयुक्त अरब अमिरातीमध्ये कार्यरत असलेल्या ३५ वेगवेगळ्या संस्था आणि गट संयुक्त महाराष्ट्र उपक्रमाचा भाग आहेत, ज्यात गल्फ महाराष्ट्र बिझनेस फोरम, महाराष्ट्र मंडळ अबू धाबी, महाराष्ट्र मंडळ दुबई अश्या काही नामांकित संस्था सुद्धा आहेत. श्री रवींद्र चव्हाण ह्यांच्या हस्ते ह्या संकल्पनेचे उदघाटन वर्षाच्या सुरवातीला दुबई इथे झाले होते. ह्यातल्या कार्ययरात संस्था आज दुबई त राहणाऱ्या साधारण ४००,००० अनिवासी मराठी लोकांसाठी विविध कार्य क्षेत्रात काम करतात -घरगुती कामगारांसाठी आधार व्यवस्था, महिला गृहिणींचे सक्षमीकरण, मराठी लोकांना त्यांचे व्यवसाय सुरु करण्यास मदत करणे, इथल्या मुलांसाठी साप्ताहिक शाळा चालवणे, वाचन संस्कृती वाढवणे, महाराष्ट्राची सांस्कृतिक आणि धार्मिक वारसा जपणे, प्रादेशिक उत्सव साजरे करणे आणि इतर हि बरेच कार्य करत असतात. बैठकीत चर्चा झालेल्या प्रमुख मुद्द्यांमध्ये इथल्या अनिवासी मुलांसाठी मराठी भाषेचा एकीकृत जागतिक असे अभ्यासक्रम विकसित करणे जे मुलांना महाविद्यालयीन क्रेडिटसाठी देखील पात्र ठरू शकेल. इथे होणाऱ्या विविध स्तरांवर स्थानिक सामुदायिक उपक्रम आयोजित करण्यासाठी एका समर्पित जागेची फार आवश्यकता आहे असे देखील सर्व संस्थांनी अधोरेखित केली. डिसेंबर २०२५ मध्ये नाशिक येथे होणाऱ्या मराठी विश्व संमेलनासाठी युएईहून सर्वसमावेशक आणि सक्षम शिष्टमंडळ पाठवण्याबाबतहि चर्चा झाली. महाराष्ट्र शासनाने द्वारे घोषित केल्याप्रमाणे ऑक्टोबरच्या आठवड्यात अभिजात भाषा साजरी करण्याच्या योजनांवरही चर्चा झाली. महाराष्ट्रातील शेतकऱ्यांना पाठिंबा देण्यासाठी बाजारपेठेतील संधी, नियम, अनुपालन, सर्वोत्तम पद्धतींची माहिती देणारी मार्गदर्शन पत्रिका करण्यासाठी यूएईमधील फळे आणि भाजीपाला व्यापारातील अनुभवी व्यावसायिकांचा एक कमोडिटी ट्रेडिंग टास्क फोर्स तयार करण्याचेही मान्य करण्यात आले. जेणे करून महाराष्ट्रातील शेतकऱ्यांना त्यांचे उत्पादन यूएईला निर्यात करताना मदत होईल. श्रीमती नीलम नांदेकर यांच्या नेतृत्वाखालील संयुक्त महाराष्ट्र उपक्रम सर्व ३५ संस्थांना व्यापणाऱ्या कार्यक्रमांचे मासिक कॅलेंडर देखील प्रकाशित करतो ज्याचे सर्व गट प्रतिनिधींनी खूप कौतुक केले. एकमेका सहाय्य करू अवघे धरू सुपंथ-सहकार्याची ही भावना सर्व संस्थांना व्यापक प्रेक्षकांपर्यंत पोहोचण्यास आणि त्यांचे उपक्रम संपूर्ण मराठी समुदायासाठी अधिक अर्थपूर्ण आणि सुलभ बनवत आहे.</w:t>
+        <w:t>Content: ◼️ पंतप्रधानांच्या वाढदिवसाचे औचित्य साधून स्वच्छतादूतांचा सन्मान; रवींद्र चव्हाण यांना वाढदिवसाच्या शुभेच्छा रत्नागिरी: पंतप्रधान नरेंद्र मोदी यांच्या वाढदिवसापासून ते महात्मा गांधी जयंतीपर्यंत चालणाऱ्या ‘सेवा पंधरवडा’ आणि भाजपा प्रदेशाध्यक्ष आमदार रवींद्र चव्हाण यांच्या वाढदिवसाचं औचित्य साधून रत्नागिरीतील भाजपच्या माजी नगरसेवकांनी एक स्तुत्य उपक्रम राबवला आहे. शहराच्या स्वच्छतेसाठी अहोरात्र झटणाऱ्या स्वच्छता दूतांना आवश्यक अशी स्वच्छता उपकरणं वाटून त्यांचा सन्मान करण्यात आला. यामुळे स्वच्छतादूतांमध्ये समाधानाचं वातावरण होतं. स्वच्छता दूतांसाठी आवश्यक साहित्याचे वाटपरत्नागिरी शहराला स्वच्छ ठेवण्यासाठी स्वच्छतादूत अत्यंत प्रामाणिकपणे आपलं काम करतात. अनेकदा आवश्यक साहित्याची कमतरता असल्यामुळे त्यांना अडचणींचा सामना करावा लागतो. ही बाब लक्षात घेऊन भाजपच्या माजी नगरसेवकांनी पुढाकार घेत १०० गमबूट, २५ घमेली, २५ फावडे, ५० खुरपी आणि १०० जोड्या हँडग्लोज स्वखर्चाने खरेदी करून स्वच्छतादूतांना वितरित केल्या. या वेळी सर्वांना अल्पोपहारही देण्यात आला. हे साहित्य मिळाल्यानंतर स्वच्छतादूतांनी आभार व्यक्त केले आणि भाजप प्रदेशाध्यक्ष रवींद्र चव्हाण यांना वाढदिवसाच्या शुभेच्छा दिल्या. या कार्यक्रमाला माजी जिल्हाध्यक्ष सचिन वहाळकर, माजी नगरसेवक राजू तोडणकर, मुन्ना चवंडे, उमेश कुळकर्णी, समीर तिवरेकर, मानसी करमरकर, माजी शहराध्यक्ष सचिन करमरकर यांच्यासह स्वच्छता निरीक्षक संदेश कांबळे, हर्षवर्धन काटकर, प्रशासकीय अधिकारी श्री. बेहरे आणि विद्युत निरीक्षक जितेंद्र विचारे उपस्थित होते. नागरिकांनाही स्वच्छतेसाठी सहभागाचं आवाहनया वेळी बोलताना माजी नगरसेवक उमेश कुळकर्णी यांनी सांगितलं की, “आम्ही फार मोठं काम केलेलं नाही. खरं काम तर हे स्वच्छतादूत करतात आणि त्यांच्यामुळेच रत्नागिरी शहर स्वच्छ राहू शकतं. परंतु, केवळ त्यांच्या कामावर अवलंबून न राहता नागरिकांनीही सहकार्य करावं. कचरा रस्त्यावर न टाकता तो वर्गीकृत करून घंटागाडीमध्येच द्यावा.” स्वच्छता साहित्याची ही मदत मिळाल्यानंतर सर्व स्वच्छतादूत तातडीने भाट्ये येथील स्वच्छतेच्या कामासाठी रवाना झाले. कामावर जाण्याची त्यांची लगबग सुरू असली तरी त्यांनी भाजपच्या माजी नगरसेवकांप्रति कृतज्ञता व्यक्त केली. दैनिक रत्नागिरी खबरदारISO 9001:2015 CERTIFIED(RNI NO. MAHMAR/2013/57411)शासनमान्य रजिस्टर न्यूजपेपर11:18 20-09-2025</w:t>
       </w:r>
     </w:p>
     <w:p>
@@ -508,7 +508,7 @@
     </w:p>
     <w:p>
       <w:r>
-        <w:t>Title: स्वातंत्र्यानंतरही करंजवाडी ग्रामस्थ उपेक्षित</w:t>
+        <w:t>Title: BMC Election: Mumbai BJP Launches Platform For Citizens To Register Their Issues &amp; Demands</w:t>
       </w:r>
     </w:p>
     <w:p>
@@ -520,13 +520,13 @@
           <w:rPr>
             <w:color w:val="0000FF"/>
           </w:rPr>
-          <w:t>https://krushival.in/even-after-independence-the-villagers-of-karanjwadi-remained-neglected/</w:t>
+          <w:t>https://www.freepressjournal.in/mumbai/bmc-election-mumbai-bjp-launches-platform-for-citizens-to-register-their-issues-demands</w:t>
         </w:r>
       </w:hyperlink>
     </w:p>
     <w:p>
       <w:r>
-        <w:t>Content: No products in the cart. Oplus_16908288 | धाटाव | प्रतिनिधी |देशाला स्वातंत्र्य मिळवून 75 वर्ष उलटली तरी रोहा तालुक्यातील करंजवाडी या गावात रहदारीसाठी पक्का रस्ता नाही. ग्रामस्थांची पायपीट ही दगड धोंडे आणि चिखलमय रस्त्यातून होत असल्याने अतोनात हाल होत आहेत. या गंभीर बाबीकडे शासन व लोकप्रतिनिधी दुर्लक्ष करीत आहेत. त्यामुळे न्याय कोणाकडे मागावा? असा प्रश्न ग्रामस्थांना पडला आहे.रस्त्याच्या समस्येसाठी आणि ग्रामस्थांना न्याय देण्यासाठी राष्ट्रवादी शरद पवार गटाचे जिल्हा व तालुका पदाधिकारी आता आक्रमक झाले आहेत. ग्रामस्थ आणि महिलांच्या मोर्चाद्वारे शासनाच्या विरोधात संताप व्यक्त करीत त्यांनी प्रांताधिकाऱ्यांना दिलेल्या निवेदनातून आपले गाऱ्हाणे त्मांडून ग्रामस्थांनी आमत्मदहनाचा इशारा दिला आहे.धोंडखार ग्रामपंचायत हद्दीतील करंजवाडी येथे धनगर समाजाची लोक वस्ती आहे. गेले कित्येक वर्षे या वस्तीला रहदारीसाठी रस्ताच नाही. ग्रामस्थांनी अनेक राजकीय नेत्यांचे उंबरठे झिजवले; परंतु कोणीही दखल घेतली नाही. या वस्तीवरील कोण व्यक्ती आजारी पडला, एखाद्या गरोदर महिलेला प्रसूतीसाठी घेऊन जायचे असेल तर डोली करून न्यावे लागते, अशी भयावह अवस्था ग्रामस्थांची आहे. शिक्षणासाठी सुद्धा या रस्त्यावरून ये-जा करीत असताना कसरत करावी लागते. त्यामुळे बऱ्याचदा शैक्षिणक नुकसानालाही सामोरे जावे लागत आहे. शेतकरी वर्गालाही मोठ्या हालअपेष्टा सहन कराव्या लागत आहेत. त्यामुळे ग्रामस्थांनी शरद पवार गट पक्षाचे रोहा तालुका अध्यक्ष तुषार खरीवले यांची भेट घेऊन त्यांच्याकडे व्यथा मांडली. यावेळी तातडीने या गंभीर प्रश्नाची दखल घेत तुषार खरिवले यांनी जिल्हाध्यक्ष रवींद्र चव्हाण यांना रोह्यात बोलावून ग्रामस्थांतर्फे सार्वजनिक बांधकाम विभाग आणि प्रांताधिकारी ज्ञानेश्वर खुरवड यांना निवेदन दिले.यावेळी जिल्हाध्यक्ष रवींद्र चव्हाण यांनी रोह्यातील लोकप्रतिनिधी बद्दल तीव्र नाराजी व्यक्त केली. दगड धोंडे आणि चिखलमय रस्त्यामुळे होणाऱ्या त्रासाला कंटाळून आम्ही गावातील 50 कुटुंबे आत्मदहन करू. शासनाने रस्त्याचा प्रश्न मार्गी लावा अन्यथा आम्ही सर्वजण चिता रचून पेटवून घेऊ, असा इशारा ग्रामस्थांनी दिला आहे. गेली कित्येक वर्षाच्या रस्त्याच्या समस्येमुळे आम्ही मुंबईला राहतो. गावाला आल्यावर रस्त्याची अवस्था ही कायम बिकट झालेली दिसते. यासाठी आम्ही अथक प्रयत्न केले; पण अद्याप रस्ता झालेला नाही.आम्हाला पहिला रस्ता द्या हीच आमची मुख्य मागणी आहे.महिला ग्रामस्थ(करंजवाडी /रोहा) करंजवाडी गाव आणि त्या ठिकाणच्या महिला आणि बालक हे शिक्षणापासून, आरोग्यापासून वंचित आहेत ही दुर्दैवाची बाब आहे. साधारण 2.5 ते 3 किलोमीटरच्या रस्त्यासाठी ग्रामस्थ उपेक्षितच आहेत. आम्ही ग्रामस्थांच्या पाठीशी आहोत.मुख्यमंत्री महोदयांना लवकरच भेटून लोकप्रतिनिधींबद्दल नाराजी व्यक्त करणार आहोत.रवींद्र चव्हाण, जिल्हाध्यक्ष(राष्ट्रवादी शरद पवार गट) Your email address will not be published. Required fields are marked * Comment * Name * Email * Website Save my name, email, and website in this browser for the next time I comment. On 7th June 1937, Krushival was started as a weekly magazine and the masses got their platform. In the Raigad district, many new movements were launched to fight against injustice and exploitation upon the underprivileged and the hard-working common people. Designed and Developed by Webroller.in Login to your account below Remember Me Please enter your username or email address to reset your password. - Select Visibility -PublicPrivate You cannot copy content of this page Designed and Developed by Webroller.in</w:t>
+        <w:t>Content: Mumbai: Mumbai BJP has launched a platform- Google form named 'AwaazMumbaikarancha' (voice of Mumbaikars) for citizens to register their issues, demands and expectations from their representatives. This is part of BJP campaign ahead of the BMC elections. Citizens can register their demands on the link: https://tinyurl.com/aawazmumbaikarancha The exclusive platform was launched on Tuesday at the mega BJP convention at NSCI dome, Worli; where senior BJP leaders including Chief Engineer Devendra Fadnavis, Mumbai BJP president Ameet Satam, state president Ravindra Chavan, Mumbai's gaurdian ministers Mangal Prabhat Lodha, Ashish Shelar and others were present. The FPJ had first reported about the platform on September 10. "The BJP karyakars will visit door to door and urge Mumbaikars to register their demands on the exclusive platform be included in the poll manifesto. We want to give Mumbaikars a safe city and stop illegal migrants," said MLA and Mumbai BJP president Ameet Satam. "In the last years under the leadership of Devendra Fadnavis, Mumbai has seen massive infrastructural development like the Coastal Road, Atal Setu and Metro, as well as an enhancement in the CCTV surveillance. Safety, security and infrastructure development are our top agenda for Mumbai,” Satam added. A total of 29 municipal corporations across Maharashtra, including the BMC, will go for polls. The Supreme Court on Tuesday, granted Maharashtra State Election Commission time till January 31, 2026; an extension of four months to conduct local bodies elections in the state. In Mumbai, the electoral ward remains 227, similar to the last BMC elections held in February 2017. The nine-step process of ward demarcation is in process, and the BMC will notify the final ward demarcation between October 3 to 6. To get details on exclusive and budget-friendly property deals in Mumbai &amp; surrounding regions, do visit: https://budgetproperties.in/</w:t>
       </w:r>
     </w:p>
     <w:p>
@@ -539,7 +539,7 @@
     </w:p>
     <w:p>
       <w:r>
-        <w:t>Title: करंजवाडी गावाला रस्‍ता नसल्याने ग्रामस्‍थांचे हाल</w:t>
+        <w:t>Title: रवींद्र चव्हाण यांना वाढदिनी सिंधुदुर्ग भाजपकडून शुभेच्छा</w:t>
       </w:r>
     </w:p>
     <w:p>
@@ -551,13 +551,13 @@
           <w:rPr>
             <w:color w:val="0000FF"/>
           </w:rPr>
-          <w:t>https://www.esakal.com/mumbai/todays-latest-marathi-news-mum25i33627-txt-raigad-today-20250910111537</w:t>
+          <w:t>https://www.esakal.com/amp/kokan/todays-latest-marathi-news-kop25d30640-txt-sindhudurg-today-20250921112402</w:t>
         </w:r>
       </w:hyperlink>
     </w:p>
     <w:p>
       <w:r>
-        <w:t>Content: करंजवाडी गावाला रस्‍ता नसल्याने ग्रामस्‍थांचे हाल राष्ट्रवादी पक्षाच्या माध्यमातून प्रांत अधिकाऱ्यांना निवेदन रोहा, ता. १० (बातमीदार) ः देशाला स्वातंत्र्य मिळवून कित्येक वर्षे उलटली तरी रोहा तालुक्यातील करंजवाडी गावाला साधा रस्ता नसल्याने स्‍थानिकांकडून नाराजी व्‍यक्‍त केली जात आहे. स्थानिक आमदार, खासदार लक्ष देत नसल्याने ग्रामस्थांना न्याय देण्याकरिता राष्ट्रवादी पक्षाच्या शरद पवार गटाचे नेते आक्रमक झाले असून, त्यांच्या मार्गदर्शनाखाली महिलांनी मोर्चाद्वारे शासनाला निवेदन दिले. या वेळी उपस्थित महिला, ग्रामस्थ, तरुणवर्ग यांनी लोकप्रतिनिधी व शासनाच्या विरोधात संताप व्यक्त केला.रोहा तालुक्यातील धोंडखार ग्रामपंचायत हद्दीतील करंजवाडी येथे धनगर समाजाची मोठी लोकवस्ती आहे. गेले कित्येक वर्षे या वस्तीला रस्ता नाही. ग्रामस्थांनी अनेक राजकीय नेत्यांचे उंबरठे झिजवले, परंतु कोणीही दखल घेतली नाही. या वस्तीवरील कोणी व्यक्ती आजारी पडला, महिला गरोदर असेल तर डोलीमध्ये न्यावे लागते, अशी भयावह अवस्था ग्रामस्थांची आहे. त्‍यामुळे ग्रामस्थांनी शरद पवार गट पक्षाचे रोहा तालुका अध्यक्ष तुषार खारिवले यांची भेट घेतली व व्यथा मांडली. या वेळी तातडीने या गंभीर प्रश्नाची दाखल घेत तुषार खारिवले यांनी राष्ट्रवादी काँग्रेस पक्ष (शरद पवार) गटाचे जिल्हाध्यक्ष रवींद्र चव्हाण यांच्यासमवेत अन्य कार्यकर्ते मंडळींना रोह्यात बोलावून ग्रामस्थांतर्फे सार्वजनिक बांधकाम विभाग व प्रांत अधिकारी ज्ञानेश्वर खुटवड यांना निवेदन दिले. या वेळी जिल्हाध्यक्ष रवींद्र चव्हाण यांनी रोह्यातील लोकप्रतिनिधींबद्दल तीव्र नाराजी व्यक्त केली. करंजवाडी येथील नागरिकांना आपण पारतंत्र्यात आहोत, असे वाटते. साधा रस्ताही नाही. त्यामुळे यापुढे शासनाने जर रस्ता केला नाही तर आम्ही ५० कुटुंबे आम्‍ही आमचे बरेवाईट करू, असा इशारा ग्रामस्थांना दिला. यामुळे शासनाने रस्त्याचा प्रश्न मार्गी लावावा अन्यथा मोठे आंदोलन उभे करू, असा इशारा जिल्हाध्यक्ष रवींद्र चव्हाण यांनी दिला. सकाळ+ चे सदस्य व्हा ब्रेक घ्या, डोकं चालवा, कोडे सोडवा! शॉपिंगसाठी 'सकाळ प्राईम डील्स'च्या भन्नाट ऑफर्स पाहण्यासाठी क्लिक करा. Read latest Marathi news, Watch Live Streaming on Esakal and Maharashtra News. Breaking news from India, Pune, Mumbai. Get the Politics, Entertainment, Sports, Lifestyle, Jobs, and Education updates. And Live taja batmya on Esakal Mobile App. Download the Esakal Marathi news Channel app for Android and IOS. Follow Us Copyright © 2025 - Sakal Media Pvt Ltd - All rights reserved. Powered by Quintype</w:t>
+        <w:t>Content: 92984 रवींद्र चव्हाण यांना वाढदिनीसिंधुदुर्ग भाजपकडून शुभेच्छाओरोस, ता. २१ ः भाजप प्रदेशाध्यक्ष रवींद्र चव्हाण यांना वाढदिवसानिमित्त आज डोंबिवली येथे जिल्ह्याच्यावतीने भाजप जिल्हाध्यक्ष प्रभाकर सावंत यांनी पुष्पगुच्छ देत शुभेच्छा प्रदान केल्या. सिंधुदुर्ग सुपुत्र असलेले भाजपचे डोंबिवली विधानसभेचे आमदार, माजी मंत्री चव्हाण यांचा सिंधुदुर्गात भाजप वाढविण्यात मोठा वाटा आहे. तसेच ते जिल्ह्याचे पालकमंत्री सुध्दा राहिलेले आहेत. राष्ट्रीय नेतृत्वाने त्यांच्यावर भाजप प्रदेशाध्यक्ष पदाची जबाबदारी दिलेली आहे. या पार्श्वभूमीवर त्यांचा शनिवारी (ता. २०) साजरा झालेला वाढदिवस जिल्ह्यात मोठ्या उत्साहात साजरा करण्यात आला. अनेक सामाजिक उपक्रम सिंधुदुर्ग भाजपच्या वतीने राबविण्यात आले. जिल्हाध्यक्ष सावंत यांनी डोंबिवली येथील वाढदिवस कार्यक्रमात स्वतः उपस्थित राहत त्यांना वाढदिवसाच्या शुभेच्छा दिल्या. सकाळ+ चे सदस्य व्हा ब्रेक घ्या, डोकं चालवा, कोडे सोडवा! शॉपिंगसाठी 'सकाळ प्राईम डील्स'च्या भन्नाट ऑफर्स पाहण्यासाठी क्लिक करा. Read latest Marathi news, Watch Live Streaming on Esakal and Maharashtra News. Breaking news from India, Pune, Mumbai. Get the Politics, Entertainment, Sports, Lifestyle, Jobs, and Education updates. And Live taja batmya on Esakal Mobile App. Download the Esakal Marathi news Channel app for Android and IOS. Copyright © 2025 - Sakal Media Pvt Ltd - All rights reserved.</w:t>
       </w:r>
     </w:p>
     <w:p>
@@ -570,7 +570,7 @@
     </w:p>
     <w:p>
       <w:r>
-        <w:t>Title: पुणे पदवीधर निवडणूक : भाजपकडून राजेश पांडे यांची ‘मतदार नोंदणी प्रमुख’ पदी नियुक्ती</w:t>
+        <w:t>Title: फोटोसंक्षिप्त-रवींद्र चव्हाण यांच्या वाढदिनी इन्सुलीत शालेय साहित्य वाटप</w:t>
       </w:r>
     </w:p>
     <w:p>
@@ -582,13 +582,13 @@
           <w:rPr>
             <w:color w:val="0000FF"/>
           </w:rPr>
-          <w:t>https://eduvarta.com/BJP-appoints-Rajesh-Pandey-as-Voter-Registration-Head</w:t>
+          <w:t>https://www.esakal.com/amp/kokan/todays-latest-marathi-news-kop25d30398-txt-sindhudurg-20250920123949</w:t>
         </w:r>
       </w:hyperlink>
     </w:p>
     <w:p>
       <w:r>
-        <w:t>Content: First Educational Webportal eduvarta@gmail.com Sep 14, 2025 0 eduvarta@gmail.com Sep 14, 2025 0 eduvarta@gmail.com Sep 14, 2025 0 eduvarta@gmail.com Sep 14, 2025 0 eduvarta@gmail.com Sep 12, 2025 0 eduvarta@gmail.com Sep 14, 2025 0 eduvarta@gmail.com Sep 14, 2025 0 eduvarta@gmail.com Sep 11, 2025 0 eduvarta@gmail.com Sep 10, 2025 0 eduvarta@gmail.com Sep 10, 2025 0 eduvarta@gmail.com Aug 30, 2025 0 eduvarta@gmail.com Jun 28, 2025 0 eduvarta@gmail.com Jun 28, 2025 0 eduvarta@gmail.com Jun 26, 2025 0 eduvarta@gmail.com Jun 25, 2025 0 eduvarta@gmail.com Sep 8, 2025 0 eduvarta@gmail.com Aug 30, 2025 0 eduvarta@gmail.com Jun 16, 2025 0 eduvarta@gmail.com Jun 5, 2025 0 eduvarta@gmail.com May 20, 2025 0 eduvarta@gmail.com Sep 14, 2025 0 eduvarta@gmail.com Sep 13, 2025 0 eduvarta@gmail.com Sep 6, 2025 0 eduvarta@gmail.com Aug 20, 2025 0 eduvarta@gmail.com Jul 7, 2025 0 eduvarta@gmail.com Mar 8, 2025 0 eduvarta@gmail.com Jan 18, 2025 0 eduvarta@gmail.com Jan 4, 2025 0 eduvarta@gmail.com Dec 3, 2024 0 eduvarta@gmail.com May 12, 2024 0 eduvarta@gmail.com Aug 16, 2025 0 eduvarta@gmail.com Jun 11, 2025 0 eduvarta@gmail.com Jun 10, 2025 0 eduvarta@gmail.com Jun 3, 2025 0 eduvarta@gmail.com May 31, 2025 0 eduvarta@gmail.com Sep 8, 2025 0 eduvarta@gmail.com Jul 5, 2025 0 eduvarta@gmail.com Jun 30, 2025 0 eduvarta@gmail.com Dec 16, 2024 0 eduvarta@gmail.com Jul 18, 2024 0 First Educational Webportal शिक्षण स्पर्धा परीक्षा युथ संशोधन /लेख राजकारण एज्युवार्ता न्यूज नेटवर्क पुढील वर्षी होणाऱ्या विधान परिषदेच्या पुणे पदवीधर मतदारसंघ निवडणुकीसाठी भाजपकडून प्रदेश सरचिटणीस राजेश पांडे यांची ‘मतदार नोंदणी प्रमुख’ म्हणून नियुक्ती करण्यात आली आहे. प्रदेशाध्यक्ष आमदार रविंद्र चव्हाण यांनी नियुक्तीपत्र प्रदान केले. याचबरोबर आमदार संजय केनेकर यांची छत्रपती संभाजीनगर पदवीधर मतदारसंघासाठी, तर प्रदेश विशेष निमंत्रित सदस्य सुधाकर कोहळे यांची नागपूर पदवीधर मतदारसंघासाठी ‘मतदार नोंदणी प्रमुख’ म्हणून नियुक्ती करण्यात आली आहे. राजेश पांडे म्हणाले, “सलग तिसऱ्या पदवीधर निवडणुकीसाठी ‘मतदार नोंदणी प्रमुख’ म्हणून पक्षाने माझ्यावर विश्वास दाखविला आहे. मुख्यमंत्री देवेंद्र फडणवीस आणि प्रदेशाध्यक्ष आमदार रविंद्र चव्हाण यांनी माझ्यावर टाकलेली जबाबदारी मी योग्य पद्धतीने पार पाडीन.” पांडे म्हणाले, “पुणे पदवीधर मतदारसंघात पुणे, सांगली, सातारा, कोल्हापूर आणि सोलापूर या पाच जिल्ह्यांचा समावेश आहे. या निवडणुकीत नोंदणीकृत पदवीधरांना मतदानाचा हक्क आहे. १ डिसेंबर २०२० रोजी निवडणूक झाली होती. दर सहा वर्षांनी ही निवडणूक होते. या वेळी संघटनात्मक बांधणीच्या जोरावर आम्ही अधिकाधिक पदवीधरांची नोंदणी सुनिश्चित करू.” पुणे पदवीधर मतदारसंघ हा महाराष्ट्रातील सर्वात महत्त्वाच्या पदवीधर मतदारसंघांपैकी एक मानला जातो. भाजपने यापूर्वीही या मतदारसंघात प्रभावी संघटनात्मक बांधणी करून महत्त्वाची भूमिका बजावली आहे. आगामी निवडणुकीच्या पार्श्वभूमीवर मतदार नोंदणी प्रक्रियेला गती देणे हा या नियुक्तीचा मुख्य उद्देश आहे. Previous Article Next Article eduvarta@gmail.com eduvarta@gmail.com May 12, 2024 0 eduvarta@gmail.com Dec 16, 2024 0 eduvarta@gmail.com Mar 13, 2023 0 eduvarta@gmail.com Jun 30, 2025 0 eduvarta@gmail.com Feb 10, 2023 0 eduvarta@gmail.com Feb 11, 2023 0 eduvarta@gmail.com Sep 10, 2025 0 eduvarta@gmail.com Sep 11, 2025 0 eduvarta@gmail.com Sep 8, 2025 0 eduvarta@gmail.com Sep 10, 2025 0 eduvarta@gmail.com Sep 4, 2025 0 eduvarta@gmail.com Sep 14, 2025 0 eduvarta@gmail.com Sep 14, 2025 0 eduvarta@gmail.com Sep 14, 2025 0 eduvarta@gmail.com Sep 14, 2025 0 eduvarta@gmail.com Sep 14, 2025 0 eduvarta@gmail.com Apr 20, 2025 0 भारतातील नवोन्मेषी संशोधन आणि विकासाला चालना देण्याच्या दृष्टीने केंद्रीय विज्ञान... eduvarta@gmail.com Jan 4, 2025 0 30 डिसेंबरपासून सुरू झालेल्या महिनाभर चालणाऱ्या प्रजासत्ताक दिनाच्या शिबिरात देशभरातून... eduvarta@gmail.com Jun 20, 2025 0 निकाल लागल्यानंतर, ज्या उमेदवारांचा रोल नंबर निकाल यादीत आहे त्यांना शारीरिक कार्यक्षमता... eduvarta@gmail.com Sep 6, 2025 0 गोविंद क्लासावरून घरी परतल्यानंतर त्याच्या घराच्या बेसमेंटमध्ये दोन अज्ञात व्यक्तीनी... eduvarta@gmail.com Jun 28, 2025 0 उमेदवारांनी सादर केलेली माहिती एनईईटी-एमडीएस-२०२५ महाराष्ट्र राज्य तात्पुरती गुणवत्ता... eduvarta@gmail.com Mar 11, 2025 0 शाळांना दिल्या जाणाऱ्या आरटीई मान्यता प्रक्रियेत अनेक अडचणी आहेत. या मान्यता देण्यासाठी... eduvarta@gmail.com Aug 16, 2025 0 विमानतळ पोलीस ठाण्याच्या परिसरातील व्हीसी हाऊसजवळ ही अपघाताची घटना घडली. मुख्यमंत्री... eduvarta@gmail.com Mar 13, 2023 0 कारखान्याचे अध्यक्ष राहुल कुल असून त्यांनी ५०० कोटींची मनी लाँड्रीग केल्याचा दावा... eduvarta@gmail.com Mar 10, 2023 0 ईडीचा ससेमिरा पाठी लावण्यासाठी माझ्याविरोधाच ‘हेतुपुरस्सर’ गुन्हा दाखल करण्यात आल्याचा... eduvarta@gmail.com May 31, 2025 0 चांगल्या करिअर आणि इमिग्रेशनचा पर्याय देखील विद्यार्थ्यांना परदेशात जाण्यास भाग... हो नाही सांगता येत नाही Vote View Results Total Vote: 3863 View Options Eduvarta News एज्युवार्ता न्यूज २०२३</w:t>
+        <w:t>Content: ९२८२३रवींद्र चव्हाण यांच्या वाढदिनीइन्सुलीत शालेय साहित्य वाटपसकाळ वृत्तसेवा सावंतवाडी, ता. २० ः भाजप महाराष्ट्र प्रदेशाध्यक्ष रवींद्र चव्हाण यांच्या वाढदिवसानिमित्त इन्सुली गावातील विद्यार्थ्यांसाठी सामाजिक उपक्रम राबविण्यात आला. मराठा समाज अध्यक्ष आणि सामाजिक कार्यकर्ते नितीन राऊळ यांच्या पुढाकाराने इन्सुली गावातील १० जिल्हा परिषद शाळांमधील १८० विद्यार्थ्यांना शालेय शिक्षण साहित्य आणि खाऊचे वाटप करण्यात आले. या उपक्रमामुळे विद्यार्थ्यांना शिक्षणासाठी प्रोत्साहन मिळेल, अशी भावना शिक्षकांनी व्यक्त केली. ​या कार्यक्रमाचे आयोजन नितीन राऊळ यांच्या नेतृत्वाखाली करण्यात आले. यावेळी त्यांच्यासोबत सहकारी सुहास ठाकूर, गौरेश हळदणकर, रामचंद्र पालव, तंटामुक्ती अध्यक्ष वृषाल पोपकर, गजेंद्र कोठावळे, आपा सावंत, अनिकेत मांजरेकर आणि सौरभ कोठावळे उपस्थित होते. या उपक्रमात शाळा व्यवस्थापन समितीचे अध्यक्ष, सर्व शिक्षकवर्ग तसेच स्थानिक मान्यवर यांनीही सहभाग घेऊन विद्यार्थ्यांना शुभेच्छा दिल्या. ​यावेळी नितीन राऊळ यांनी, समाजातील प्रत्येक घटकाने शिक्षण विकासासाठी हातभार लावणे गरजेचे आहे, असे सांगितले. मुलांचे भवितव्य घडविणे हीच खरी सेवा आहे, असे सांगितले. शैक्षणिक साहित्याच्या वाटपामुळे मुलांना शिक्षणात अधिक रुची निर्माण होईल, असा विश्वास शिक्षकांनी व्यक्त केला. ९२८२४ आरोग्य शिबिराला शिरगावात प्रतिसादसकाळ वृत्तसेवा देवगड, ता. २० ः भाजप प्रदेशाध्यक्ष रवींद्र चव्हाण यांच्या वाढदिवसाचे औचित्य साधून टेलीमेडिसीन सेंटरच्यावतीने शिरगाव येथे मोफत आरोग्य शिबिराचे आयोजन करण्यात आले. भाजप जिल्हा सरचिटणीस संदीप साटम यांच्या हस्ते याचा प्रारंभ झाला. यावेळी शिरगाव उपसरपंच संतोष फाटक, वैद्यकीय अधिकारी डॉ. अजित ढवळे, राजेंद्र शेट्ये, मंगेश लोके, सुभाष नार्वेकर, शैलेंद्र जाधव, शिरगाव पोलिसपाटील चंद्रशेखर साटम, सदानंद चव्हाण, महेश जाधव, संतोष जंगले, शरद फाटक, प्रथमेश लाड तसेच आरोग्य तपासणीसाठी ग्रामस्थ उपस्थित होते. सकाळ+ चे सदस्य व्हा ब्रेक घ्या, डोकं चालवा, कोडे सोडवा! शॉपिंगसाठी 'सकाळ प्राईम डील्स'च्या भन्नाट ऑफर्स पाहण्यासाठी क्लिक करा. Read latest Marathi news, Watch Live Streaming on Esakal and Maharashtra News. Breaking news from India, Pune, Mumbai. Get the Politics, Entertainment, Sports, Lifestyle, Jobs, and Education updates. And Live taja batmya on Esakal Mobile App. Download the Esakal Marathi news Channel app for Android and IOS. Copyright © 2025 - Sakal Media Pvt Ltd - All rights reserved.</w:t>
       </w:r>
     </w:p>
     <w:p>
@@ -601,7 +601,7 @@
     </w:p>
     <w:p>
       <w:r>
-        <w:t>Title: आत्मनिर्भर भारत संकल्प अभियान समितीत अमल महाडिक</w:t>
+        <w:t>Title: भाजप प्रदेशाध्यक्ष रविंद्रजी चव्हाण यांच्या वाढदिवसानिमित्त प्रितम म्हात्रेंची सस्नेह भेट</w:t>
       </w:r>
     </w:p>
     <w:p>
@@ -613,13 +613,912 @@
           <w:rPr>
             <w:color w:val="0000FF"/>
           </w:rPr>
-          <w:t>https://maharashtranews1.com/Amal-Mahadik-in-the-Self-reliant-India-Resolution-Campaign-Committee-</w:t>
+          <w:t>https://www.esakal.com/amp/mumbai/todays-latest-marathi-news-mum25i35482-txt-today-20250921114037</w:t>
         </w:r>
       </w:hyperlink>
     </w:p>
     <w:p>
       <w:r>
-        <w:t>Content: schedule08 Sep 25 person by visibility 78 categoryराजकीय महाराष्ट्र न्यूज वन प्रतिनिधी कोल्हापूर : भारतीय जनता पक्षाच्या वतीने 25 सप्टेंबर ते 25 डिसेंबर 2025 या कालावधीत आत्मनिर्भर भारत संकल्प अभियान राबविण्यात येणार आहे.यासाठी भाजप प्रदेशच्या वतीने पाच जणांची समिती स्थापन केली आहे. या समितीमध्ये कोल्हापूर दक्षिणचे आमदार अमल महाडिक यांच्याकडे सहसंयोजक पदाची जबाबदारी सोपवली आहे. पाच जणांच्या या समितीत संयोजिका म्हणून भाजपच्या प्रदेश सरचिटणीस माधवी नाईक त्यांच्याकडे जबाबदारी सोपवले आहे. आमदार स्नेहा दुबे , आमदार विक्रम पाचपुते, आमदार अमल महाडिक व आमदार प्रताप अडसड हे समितीचे सहसंयोजक आहेत. भाजपचे प्रदेशाध्यक्ष रवींद्र चव्हाण यांनी ही यादी जाहीर केली आहे. schedule14 Sep 25 person by visibility 179 schedule14 Sep 25 person by visibility 1151 schedule14 Sep 25 person by visibility 514 schedule14 Sep 25 person by visibility 164 schedule14 Sep 25 person by visibility 125 schedule06 Jul 20 person by visibility 528736 schedule05 Jul 23 person by visibility 33321 schedule07 Jul 24 person by visibility 25932 schedule22 Jul 24 person by visibility 24571 schedule29 Dec 21 person by visibility 24380</w:t>
+        <w:t>Content: रवींद्र चव्हाण यांच्या वाढदिवसानिमित्त प्रीतम म्हात्रेंची भेटपनवेल, ता. २१ (बातमीदार) ः पनवेल पालिकेचे विरोधी पक्षनेते प्रीतम जनार्दन म्हात्रे यांनी भाजपचे प्रदेशाध्यक्ष आणि सार्वजनिक बांधकाम, गृहनिर्माण व नागरी विकासमंत्री रवींद्र चव्हाण यांची निवासस्थानी भेट घेतली. रवींद्र चव्हाण यांच्या वाढदिवसानिमित्त ही भेट घेतल्याचे म्हात्रे यांनी सांगितले. या भेटीत प्रीतम म्हात्रे यांनी त्यांच्या राजकीय व सामाजिक कार्याचा गौरव केला आणि त्यांना शुभेच्छा दिल्या. सकाळ+ चे सदस्य व्हा ब्रेक घ्या, डोकं चालवा, कोडे सोडवा! शॉपिंगसाठी 'सकाळ प्राईम डील्स'च्या भन्नाट ऑफर्स पाहण्यासाठी क्लिक करा. Read latest Marathi news, Watch Live Streaming on Esakal and Maharashtra News. Breaking news from India, Pune, Mumbai. Get the Politics, Entertainment, Sports, Lifestyle, Jobs, and Education updates. And Live taja batmya on Esakal Mobile App. Download the Esakal Marathi news Channel app for Android and IOS. Copyright © 2025 - Sakal Media Pvt Ltd - All rights reserved.</w:t>
+      </w:r>
+    </w:p>
+    <w:p>
+      <w:pPr>
+        <w:pStyle w:val="Heading3"/>
+      </w:pPr>
+      <w:r>
+        <w:t>Article 21</w:t>
+      </w:r>
+    </w:p>
+    <w:p>
+      <w:r>
+        <w:t>Title: भाजपच्या महाआरोग्य शिबिरास नागरिकांचा मोठ्या प्रमाणात प्रतिसाद</w:t>
+      </w:r>
+    </w:p>
+    <w:p>
+      <w:r>
+        <w:t xml:space="preserve">URL: </w:t>
+      </w:r>
+      <w:hyperlink r:id="rId29">
+        <w:r>
+          <w:rPr>
+            <w:color w:val="0000FF"/>
+          </w:rPr>
+          <w:t>https://www.esakal.com/amp/mumbai/todays-latest-marathi-news-mum25i35408-txt-thane-20250921122606</w:t>
+        </w:r>
+      </w:hyperlink>
+    </w:p>
+    <w:p>
+      <w:r>
+        <w:t>Content: भाजपच्या महाआरोग्य शिबिरास नागरिकांचा प्रतिसादडोंबिवली (बातमीदार) ः भाजप कल्याण ग्रामीण मंडळ, तेरणा स्पेशालिटी रुग्णालय आणि रिसर्च सेंटर नेरूळ यांच्या संयुक्त विद्यमाने भाजप प्रदेशाध्यक्ष रवींद्र चव्हाण यांच्या वाढदिवसानिमित्त मोफत महाआरोग्य शिबिर पार पडले. या शिबिराला नागरिकांकडून मोठा प्रतिसाद मिळाला. रविंद्र चव्हाण यांनी शिबिराला उपस्थिती लावली. कल्याण ग्रामीण मंडळ अध्यक्ष ॲड. मंदार टावरे यांनी या शिबिराचे आयोजन केले होते. या शिबिरात ३० हून अधिक रोगांवरील उपचार आणि शस्त्रक्रिया रेशनधारकांसाठीमहात्मा फुले आयुष्मान भारत योजना व तेरणा चॅरिटेबल ट्रस्टमार्फत किंवा अतिअल्प दरात करण्यात येणार आहेत. या शिबिरात तपासणी केलेल्या आणि विशेष गंभीर आजार असलेल्या रुग्णांना पुढील उपचारांसाठी तेरणा रुग्णालयात पाठविण्यात येणार आहे. या वेळी शिबिरात नेत्रतपासणीनंतर नागरिकांना चष्मा वाटपही करण्यात आले. सकाळ+ चे सदस्य व्हा ब्रेक घ्या, डोकं चालवा, कोडे सोडवा! शॉपिंगसाठी 'सकाळ प्राईम डील्स'च्या भन्नाट ऑफर्स पाहण्यासाठी क्लिक करा. Read latest Marathi news, Watch Live Streaming on Esakal and Maharashtra News. Breaking news from India, Pune, Mumbai. Get the Politics, Entertainment, Sports, Lifestyle, Jobs, and Education updates. And Live taja batmya on Esakal Mobile App. Download the Esakal Marathi news Channel app for Android and IOS. Copyright © 2025 - Sakal Media Pvt Ltd - All rights reserved.</w:t>
+      </w:r>
+    </w:p>
+    <w:p>
+      <w:pPr>
+        <w:pStyle w:val="Heading3"/>
+      </w:pPr>
+      <w:r>
+        <w:t>Article 22</w:t>
+      </w:r>
+    </w:p>
+    <w:p>
+      <w:r>
+        <w:t>Title: Mawal Breaking News : मावळमध्ये राष्ट्रवादी-काँग्रेसला धक्का; बापू भेगडे यांच्या समर्थकांचा भाजपमध्ये प्रवेश</w:t>
+      </w:r>
+    </w:p>
+    <w:p>
+      <w:r>
+        <w:t xml:space="preserve">URL: </w:t>
+      </w:r>
+      <w:hyperlink r:id="rId30">
+        <w:r>
+          <w:rPr>
+            <w:color w:val="0000FF"/>
+          </w:rPr>
+          <w:t>https://maharashtramirror.com/mawal-breaking-news-ncp-congress-suffer-setback-in-mawal-bapu-bhegdes-supporters-join-bjp/</w:t>
+        </w:r>
+      </w:hyperlink>
+    </w:p>
+    <w:p>
+      <w:r>
+        <w:t>Content: go to Home - मुंबई - Mawal Breaking News : मावळमध्ये राष्ट्रवादी-काँग्रेसला धक्का; बापू भेगडे यांच्या समर्थकांचा भाजपमध्ये प्रवेश Pune Mawal Latest News : ‘मावळ पॅटर्न’नंतर राजकीय घडामोड; बापूंचा प्रवेश नाही, पण गट भाजपसोबत लोणावळा,मावळ :- विधानसभा निवडणुकीत मावळमधून अपक्ष म्हणून लढलेल्या बापू भेगडे यांचा प्रचार करणाऱ्या राष्ट्रवादी काँग्रेस (अजित पवार गट) आणि काँग्रेस पक्षातील अनेक पदाधिकाऱ्यांनी भाजपमध्ये प्रवेश केला आहे. मात्र, या पक्षप्रवेश सोहळ्यात बापू भेगडे स्वतः उपस्थित नव्हते. भाजपचे प्रदेशाध्यक्ष रवींद्र चव्हाण यांनी सर्वांचे पक्षात स्वागत केले. कोण भाजपमध्ये सामील झाले? सोमवारी भाजपमध्ये प्रवेश करणाऱ्यांमध्ये अनेक प्रमुख नेत्यांचा समावेश आहे. यात काँग्रेसचे ज्येष्ठ नेते आणि तळेगाव दाभाडे नगरपरिषदेचे माजी उपनगराध्यक्ष रामदास काकडे, पुणे जिल्हा परिषदेचे माजी कृषी सभापती बाबुराव वायकर, कृषी उत्पन्न बाजार समितीचे संचालक सुभाष जाधव, आणि बापू भेगडे यांचे पुतणे व माजी उपनगराध्यक्ष किशोर भेगडे हे प्रमुख आहेत. याशिवाय, माजी पंचायत समिती सदस्य सचिन घोटकुले, संतोष मुऱ्हे, लोणावळा नगरपरिषदेचे माजी नगराध्यक्ष अरुण चव्हाण, जिल्हा परिषदेचे माजी समाजकल्याण सभापती अतिशराव परदेशी, कृषी उत्पन्न बाजार समितीचे सभापती शिवाजीराव असवले यांच्यासह अनेक कार्यकर्त्यांनी भाजपमध्ये प्रवेश केला. राजकीय पार्श्वभूमी मागील विधानसभा निवडणुकीत मावळमध्ये महायुतीत बंडखोरी झाली होती. राष्ट्रवादी काँग्रेसमध्ये असलेले बापू भेगडे यांनी अपक्ष निवडणूक लढवून ‘मावळ पॅटर्न’ उदयास आणला होता. त्यावेळी भाजप नेते बाळा भेगडे आणि गणेश भेगडे यांनी त्यांना पाठिंबा दिला होता. निवडणुकीत बापूंचा पराभव झाला असला तरी त्यांचा गट भाजपमध्ये सामील होईल अशी चर्चा होती. त्यानुसार, सोमवारी त्यांच्या प्रमुख समर्थकांनी भाजपमध्ये प्रवेश केला, पण बापू भेगडे यांनी मात्र अद्याप पक्षप्रवेश केलेला नाही. भाजप नेत्यांची प्रतिक्रिया यावेळी बोलताना प्रदेशाध्यक्ष रवींद्र चव्हाण म्हणाले की, “पंतप्रधान नरेंद्र मोदी आणि मुख्यमंत्री देवेंद्र फडणवीस यांच्या नेतृत्वाखाली देश आणि राज्याची प्रगती होत आहे. भाजपच्या विकासाच्या राजकारणावर विश्वास ठेवूनच या सर्वांनी पक्षात प्रवेश केला आहे.” भाजपची विचारधारा ही व्यक्तिनिष्ठ नसून पक्षाच्या विचारधारेवर प्रत्येक कार्यकर्ता काम करतो आणि याच विचारधारेमुळे आपल्याला विजय मिळेल, असेही त्यांनी नमूद केले. भाजप किसान मोर्चाचे प्रदेशाध्यक्ष गणेश भेगडे यांनी, “आम्ही या सर्व कार्यकर्त्यांना सोबत घेऊन काम करू,” असे आश्वासन दिले. Your email address will not be published. Required fields are marked * Comment * Name * Email * Website Save my name, email, and website in this browser for the next time I comment. Δ</w:t>
+      </w:r>
+    </w:p>
+    <w:p>
+      <w:pPr>
+        <w:pStyle w:val="Heading3"/>
+      </w:pPr>
+      <w:r>
+        <w:t>Article 23</w:t>
+      </w:r>
+    </w:p>
+    <w:p>
+      <w:r>
+        <w:t>Title: आदित्य ठाकरेंच्या आज मतदारसंघात भाजपाचा ‘विजय संकल्प मेळावा’, भाजपा फोडणार पालिका निवडणूक प्रचाराचा नारळ!</w:t>
+      </w:r>
+    </w:p>
+    <w:p>
+      <w:r>
+        <w:t xml:space="preserve">URL: </w:t>
+      </w:r>
+      <w:hyperlink r:id="rId31">
+        <w:r>
+          <w:rPr>
+            <w:color w:val="0000FF"/>
+          </w:rPr>
+          <w:t>https://mpbreakingnews.in/marathi/maharashtra/bjps-vijay-sankalp-rally-in-aditya-thackerays-constituency-today-bjp-will-break-the-coconut-of-municipal-election-campaign-05-697328</w:t>
+        </w:r>
+      </w:hyperlink>
+    </w:p>
+    <w:p>
+      <w:r>
+        <w:t>Content: BJP : आगामी मुंबई महापालिका निवडणुकीसाची राजकीय पक्षांकडून जय्यत तयारी आणि रणनिती केली जात आहे. याचाच एक भाग म्हणून आज (मंगळवारी) रोजी सायंकाळी 6 वाजता वरळीतील एनएससीआय डोममध्ये भाजपा भव्य शक्तिप्रदर्शन करीत मुंबई पालिकेच्या प्रचाराचा नारळ फोडणार आहे. देशातील सर्वात श्रीमंत महापालिका म्हणून ओळखल्या जाणाऱ्या मुंबई महापालिकेवर सत्तास्थापनेसाठी गेली अनेक वर्षं शिवसेना (आता उबाठा गट) आणि भाजपात चुरस आहे. यंदा, शिवसेनेच्या दसरा मेळाव्याआधीच भाजपानं विजय संकल्प मेळावा आयोजित करून रणशिंग फुंकलं आहे. मुंबईतील पायाभूत सुविधा, सुरक्षा, स्वच्छता आणि शहरी व्यवस्थापन या प्रश्नांवर लक्ष केंद्रित करत, “मुंबईची सुरक्षा, मुंबईचा विकास – हेच एक मिशन” या त्रिसूत्रीचा उद्घोष या मेळाव्यातून करण्यात येणार आहे. दरम्यान, “चला मुंबईत परिवर्तन घडवूया!” अशी टॅगलाईन देत, भाजपानं विजय संकल्प मेळाव्याची जय्यत तयारी सुरू केली आहे. मुख्यमंत्री देवेंद्र फडणवीस यांच्या प्रमुख उपस्थितीत होणाऱ्या या मेळाव्यात केंद्रीय मंत्री पीयूष गोयल, राष्ट्रीय सहसंघटन मंत्री शिवप्रकाश, राष्ट्रीय महासचिव विनोद तावडे, महाराष्ट्र प्रदेशाध्यक्ष रवींद्र चव्हाण, तसंच मुंबई भाजपाचे अध्यक्ष अमित साटम हे प्रमुख नेते मार्गदर्शन करणार आहेत. पंतप्रधान नरेंद्र मोदींच्या ‘विकासवाद’ आणि मुख्यंमंत्री फडणवीस यांच्या ‘कार्यक्षम नेतृत्वा’वर भर देत भाजपा मुंबईकरांचा विश्वास मिळवण्याचा प्रयत्न करणार आहे. “हा मेळावा केवळ निवडणूक प्रचाराचा प्रारंभ नसून, मुंबईकरांना एकजुटीनं परिवर्तनासाठी पुढं आणण्यासाठी आहे. मुंबईला अधिक सुरक्षित, सुंदर आणि समृद्ध बनवण्यासाठी आम्ही कटिबद्ध आहोत. दरम्यान, मुंबईकरांना गेल्या 25 हून अधिक वर्षांच्या भ्रष्ट कारभारापासून मुक्ती देण्याकरता मुंबईत परिवर्तन घडविण्यासाठी हा मेळावा असल्याचं भाजपाचे मुंबई अध्यक्ष अमित साटम यांनी म्हटलं आहे. तसेच या मेळाव्यातून आम्ही मुंबईकरांच्या अपेक्षा आणि आकांक्षा जाणून घेऊन त्या पूर्ण करण्यासाठी ठोस पावले उचलू असंही साटम म्हणालेत. MP Breaking Marathi News is a dedicated Marathi digital news platform by INTUITIVE NEWS &amp; MEDIA PRIVATE LIMITED. Launched as a subdomain of the leading Hindi news portal MP Breaking News, our goal is to deliver fast, accurate, and trustworthy news in Marathi.From politics to entertainment, sports to lifestyle—we bring updates from every segment, tailored for our Marathi-speaking audience. With a strong commitment to authenticity and speed, we aim to become your most reliable source of regional, national, and global news in Marathi. Contact us: mpbreakingnews (at) gmail.com Bhopal News Indore News Jabalpur News Gwalior News Play Store Apple Store © 2025 Intuitive News &amp; Media Pvt. Ltd. | Powered By Parshva Web Home | Contact Us | Policies | Terms and Conditions</w:t>
+      </w:r>
+    </w:p>
+    <w:p>
+      <w:pPr>
+        <w:pStyle w:val="Heading3"/>
+      </w:pPr>
+      <w:r>
+        <w:t>Article 24</w:t>
+      </w:r>
+    </w:p>
+    <w:p>
+      <w:r>
+        <w:t>Title: Ravindra Chavan Uncut Speech | BMC निवडणुकांसाठी भाजपचा प्लॅन काय? | CM Fadnavis | Thackeray N18V</w:t>
+      </w:r>
+    </w:p>
+    <w:p>
+      <w:r>
+        <w:t xml:space="preserve">URL: </w:t>
+      </w:r>
+      <w:hyperlink r:id="rId32">
+        <w:r>
+          <w:rPr>
+            <w:color w:val="0000FF"/>
+          </w:rPr>
+          <w:t>https://lokmat.news18.com/videos/video/ravindra-chavan-uncut-speech-what-is-bjp-s-plan-for-bmc-elections-cm-fadnavis-thackeray-n18v-1074921.html</w:t>
+        </w:r>
+      </w:hyperlink>
+    </w:p>
+    <w:p>
+      <w:r>
+        <w:t>Content: Ravindra Chavan Uncut Speech | BMC निवडणुकांसाठी भाजपचा प्लॅन काय? | CM Fadnavis | Thackeray N18VRavindra Chavan Uncut Speech | बीएमसी निवडणुकीच्या पार्श्वभूमीवर भाजप नेते रवींद्र चव्हाण यांनी महत्त्वाचं भाषण केलं. उद्धव ठाकरे गटावर टीका, महायुतीचा प्लॅन आणि मुख्यमंत्री देवेंद्र फडणवीस यांची रणनीती ... Follow us on Download News18 App</w:t>
+      </w:r>
+    </w:p>
+    <w:p>
+      <w:pPr>
+        <w:pStyle w:val="Heading3"/>
+      </w:pPr>
+      <w:r>
+        <w:t>Article 25</w:t>
+      </w:r>
+    </w:p>
+    <w:p>
+      <w:r>
+        <w:t>Title: BJP gave up claim for Mumbai mayor's post in 2017 at request of Shinde, Narvekar, says CM Fadnavis</w:t>
+      </w:r>
+    </w:p>
+    <w:p>
+      <w:r>
+        <w:t xml:space="preserve">URL: </w:t>
+      </w:r>
+      <w:hyperlink r:id="rId33">
+        <w:r>
+          <w:rPr>
+            <w:color w:val="0000FF"/>
+          </w:rPr>
+          <w:t>https://www.newsdrum.in/national/bjp-gave-up-claim-for-mumbai-mayors-post-in-2017-at-request-of-shinde-narvekar-says-cm-fadnavis-10471204</w:t>
+        </w:r>
+      </w:hyperlink>
+    </w:p>
+    <w:p>
+      <w:r>
+        <w:t>Content: Follow Us Mumbai, Sep 16 (PTI) Maharashtra Chief Minister Devendra Fadnavis on Tuesday said although the BJP had numbers to install its own mayor in Mumbai after the 2017 civic polls, it did not claim the post at the request of Eknath Shinde and Milind Narvekar who told him that Uddhav Thackeray was "disappointed". At that time, the undivided Shiv Sena, headed by Uddhav Thackeray, was in power with the BJP at the Centre and in the state. "I still remember, I received a call from Eknath Shinde, who is now our colleague, and Milind Narvekar (a close aide of Thackeray), who requested that since the BJP and Shiv Sena were allies, the mayor's post should be given to Sena as Uddhav Thackeray was highly disappointed," Fadnavis said while addressing the BJP's Vijay Sankalp Melava at Worli in Mumbai. "Without any second thought, I discussed it with my colleagues and decided to let Shiv Sena have all the key posts," he said. The Shiv Sena, which ruled the cash-rich Brihanmumbai Municipal Corporation (BMC) for over two decades, was voted as the largest party in the 2017 civic elections. The BJP improved its performance significantly by jumping from 31 to 82 seats. No Party could get a clear majority, but the BJP supported the Shiv Sena for the mayor post. Training guns at the opposition, he said while the BJP was "reimagining Mumbai", others were only "reimagining the chair". "I am telling them, they will never get the chair," he said, adding that the ruling Mahayuti would have its mayor in the upcoming civic polls. Fadnavis also launched a scathing attack on the Shiv Sena (UBT) over its handling of the COVID-19 pandemic, accusing it of doing corruption even in the procurement of body bags. "Those who were not doctors were shown as doctors, even compounders were passed off as medical staff. Bills worth crores were sanctioned and people died without beds or medicines. This is not my claim, but part of the Enforcement Directorate's chargesheet. These people are responsible for the deaths of common Mumbaikars," he alleged. The BMC had Rs 70,000 crore in fixed deposits, but they did not use it for citizens, Fadnavis said. The chief minister highlighted several development projects, including the BDD chawl redevelopment, which he termed as Asia's largest urban renewal scheme. "People who lived in 120 sq ft homes are now getting 540 sq ft houses. Similarly, those affected by the Girgaon Metro project have been given new homes. As many as 1,600 societies have opted for self-redevelopment," he said. On the Dharavi redevelopment, Fadnavis said one million people would benefit from the project. "Dharavi is not just a slum, it is an ecosystem of pottery, food processing and small-scale industries. We have made provisions for such workers and they will not have to pay a single tax for five years once they shift to new locations," he added. He also announced that Prime Minister Narendra Modi would inaugurate the underground Metro from Cuffe Parade on September 30. Stressing on infrastructure push, he said 60 per cent of the country's data centre capacity was in Maharashtra and the state was preparing for challenges in artificial intelligence and quantum computing. Alternative road links such as Worli-Versova and Versova-Bhayandar corridors were also being taken up to decongest the Western Express Highway, he noted. Mumbai BJP president Ameet Satam, meanwhile, said the Shiv Sena (UBT) was indulging in "dirty politics" to polarise voters. Drawing a comparison, he said if the opposition party won, "every road in Mumbai will become Mohammed Ali Road. "If they win, maybe the next mayor of Mumbai would be a Muslim," Satam alleged. Satam further alleged that from 1997 to 2022, corruption worth Rs 3 lakh crore took place in the BMC. "Whenever civic elections come near, they start making emotional calls for protecting the Marathi manoos, but the rest of the time they forget the Marathi manoos," he added. BJP state president Ravindra Chavan, also present at the rally, said the party must treat the civic polls as a fight for ideology. "We have to undertake micro-management from the circle level as well as the booth level," he said. PTI ND NP Subscribe to our Newsletter! Share this article If you liked this article share it with your friends.they will thank you later</w:t>
+      </w:r>
+    </w:p>
+    <w:p>
+      <w:pPr>
+        <w:pStyle w:val="Heading3"/>
+      </w:pPr>
+      <w:r>
+        <w:t>Article 26</w:t>
+      </w:r>
+    </w:p>
+    <w:p>
+      <w:r>
+        <w:t>Title: 22 सितंबर से GST सुधारों का दूसरा चरण, सीएम फडणवीस बोले– पीएम मोदी ने बदला भारत का भविष्य</w:t>
+      </w:r>
+    </w:p>
+    <w:p>
+      <w:r>
+        <w:t xml:space="preserve">URL: </w:t>
+      </w:r>
+      <w:hyperlink r:id="rId34">
+        <w:r>
+          <w:rPr>
+            <w:color w:val="0000FF"/>
+          </w:rPr>
+          <w:t>https://navbharatlive.com/maharashtra/mumbai/devendra-fadnavis-gst-reforms-second-phase-narendra-modi-event-1363060.html/amp</w:t>
+        </w:r>
+      </w:hyperlink>
+    </w:p>
+    <w:p>
+      <w:r>
+        <w:t>Content: सीएम फडणवीस (pic credit; social media) Mumbai News: मुख्यमंत्री देवेंद्र फडणवीस ने रविवार को कहा कि देश में 22 सितंबर से वस्तु एवं सेवा कर (जीएसटी) सुधारों का दूसरा चरण लागू हो रहा है। ये सुधार भारत की आर्थिक वृद्धि को नई गति देने वाले हैं। सीएम देवेंद्र प्रसिद्ध गीतकार और शायर मनोज मुंतशिर की संकल्पना पर आधारित संगीतमय कार्यक्रम “मेरा देश पहले – द नेशन अनटोल्ड स्टोरी ऑफ श्री नरेंद्र मोदी” में उपरोक्त बातें कहीं। इस अवसर पर विधानसभा अध्यक्ष एड। राहुल नार्वेकर, राजशिष्टाचार मंत्री जयकुमार रावल, कौशल विकास मंत्री मंगल प्रभात लोढा, पूर्व मंत्री रविंद्र चव्हाण, पूर्व मंत्री विनोद तावडे समेत अनेक मान्यवर उपस्थित थे। बांद्रा-कुर्ला कॉम्प्लेक्स स्थित नीता अंबानी सांस्कृतिक केंद्र में आयोजित कार्यक्रम में मुख्यमंत्री फडणवीस ने कहा कि देश को प्रधानमंत्री नरेंद्र मोदी के रूप में ऐसा नेता मिला है, जिसने नए भारत का निर्माण किया। आज भारत वैश्विक मंच पर सम्मान पूर्वक खड़ा है और इसका पूरा श्रेय प्रधानमंत्री मोदी की दूरदृष्टि और नेतृत्व को जाता है। प्रधानमंत्री मोदी की उपलब्धियों का उल्लेख करते हुए मुख्यमंत्री ने कहा कि पिछले 11 वर्षों में प्रधानमंत्री मोदी ने भारत की अर्थव्यवस्था और विकास को नई दिशा दी है। गरीबी हटाने के लिए निर्णायक लड़ाई लड़ी है। आज भारत हर अंतरराष्ट्रीय मंच पर सम्मान और ताकत के साथ खड़ा है। जीएसटी सुधारों पर बोलते हुए उन्होंने कहा, “22 सितंबर से शुरू होने वाले सेकंड जनरेशन जीएसटी सुधार भारतीय अर्थव्यवस्था को नई गति देंगे। साथ ही आम नागरिकों को भी इसका लाभ होगा और देश आत्मनिर्भर भारत की दिशा में और आगे बढ़ेगा। प्रधानमंत्री मोदी के व्यक्तित्व की ‘अनटोल्ड स्टोरी’ पर बोलते हुए फडणवीस ने कहा, “मोदीजी ने एक नया भारत, एक शक्तिशाली भारत और एक अग्रणी भारत तैयार किया है। इस सफर में उनके जीवन के अनेक पहलू सामने आए। लेकिन उनका व्यक्तित्व कैसे बना? उन्होंने किन कठिन परिस्थितियों का सामना किया? यह भी पढ़ें- ‘जीएसटी बचत उत्सव’ पर बवाल, कांग्रेस बोली- मोदी ने 8 साल जनता से वसूले करोड़ों! देश को समर्पित जीवन टप्पा-दर-टप्पा कैसे विकसित हुआ? यह सब पहलू इस कार्यक्रम में प्रस्तुत किए गए हैं और यह सचमुच प्रेरणादायी हैं। प्रसिद्ध गीतकार व शायर मनोज मुंतशिर की संकल्पना पर आधारित इस संगीतमय कार्यक्रम में प्रधानमंत्री नरेंद्र मोदी के बचपन से लेकर उनके राजनीतिक सफर, चुनौतियों से भरे कालखंड, नेतृत्व की भूमिका और जीवन के अन्य प्रेरक पहलुओं का प्रभावी चित्रण किया गया। Follow Us On © Copyright Navbharatlive 2025 All rights reserved.</w:t>
+      </w:r>
+    </w:p>
+    <w:p>
+      <w:pPr>
+        <w:pStyle w:val="Heading3"/>
+      </w:pPr>
+      <w:r>
+        <w:t>Article 27</w:t>
+      </w:r>
+    </w:p>
+    <w:p>
+      <w:r>
+        <w:t>Title: One Lakh Cataract Surgeries In Maharashtra To Mark Modi's Birthday: BJP</w:t>
+      </w:r>
+    </w:p>
+    <w:p>
+      <w:r>
+        <w:t xml:space="preserve">URL: </w:t>
+      </w:r>
+      <w:hyperlink r:id="rId35">
+        <w:r>
+          <w:rPr>
+            <w:color w:val="0000FF"/>
+          </w:rPr>
+          <w:t>https://www.deccanchronicle.com/nation/one-lakh-cataract-surgeries-in-maharashtra-to-mark-modis-birthday-bjp-1904130</w:t>
+        </w:r>
+      </w:hyperlink>
+    </w:p>
+    <w:p>
+      <w:r>
+        <w:t>Content: More than one lakh cataract surgeries will be performed in Maharashtra during a fortnight-long drive to mark Prime Minister Narendra Modi’s birthday, state BJP president Ravindra Chavan said on Tuesday.</w:t>
+      </w:r>
+    </w:p>
+    <w:p>
+      <w:pPr>
+        <w:pStyle w:val="Heading3"/>
+      </w:pPr>
+      <w:r>
+        <w:t>Article 28</w:t>
+      </w:r>
+    </w:p>
+    <w:p>
+      <w:r>
+        <w:t>Title: One lakh cataract surgeries in Maharashtra to mark Modi's birthday: BJP</w:t>
+      </w:r>
+    </w:p>
+    <w:p>
+      <w:r>
+        <w:t xml:space="preserve">URL: </w:t>
+      </w:r>
+      <w:hyperlink r:id="rId36">
+        <w:r>
+          <w:rPr>
+            <w:color w:val="0000FF"/>
+          </w:rPr>
+          <w:t>https://www.dtnext.in/news/national/one-lakh-cataract-surgeries-in-maharashtra-to-mark-modis-birthday-bjp-846754</w:t>
+        </w:r>
+      </w:hyperlink>
+    </w:p>
+    <w:p>
+      <w:r>
+        <w:t>Content: MORE Prime Minister Narendra Modi addresses a gathering during laying of foundation stone and inauguration of development works, in Darrang, Assam (PTI) MUMBAI: More than one lakh cataract surgeries will be performed in Maharashtra during a fortnight-long drive to mark Prime Minister Narendra Modi’s birthday, state BJP president Ravindra Chavan said on Tuesday. The party will also arrange eye check-up of at least 10 lakh people and distribute spectacles to the needy during the drive, to be held from September 17 to October 2, Chavan told reporters in Mumbai. Modi will be celebrating his 75th birthday on September 17. “We will bring together NGOs, other organisations and social groups to perform more than one lakh cataract operations, ensure eye check-ups for 10 lakh people and provide spectacles to the needy, Chavan said. The drive is being projected as a service initiative by the BJP. “This is an attempt to connect with people in the state,” Chavan said. Blood donation camps will also be organised during the drive, Chavan said. “We have chalked out 17 programmes to be implemented during this fortnight,” he added. Chief Minister Devendra Fadnavis has held meetings with state ministers and BJP leaders to ensure the successful organisation of events, he said. On criticism by opposition parties over the state’s financial condition, Chavan said, “Instead of what the opposition is saying, it is necessary for the state to do what is good and required for common people. We are determined to provide ‘roti, kapda and makaan’ to people and will continue to work on our chosen path.” © Copyright | Powered by Hocalwire</w:t>
+      </w:r>
+    </w:p>
+    <w:p>
+      <w:pPr>
+        <w:pStyle w:val="Heading3"/>
+      </w:pPr>
+      <w:r>
+        <w:t>Article 29</w:t>
+      </w:r>
+    </w:p>
+    <w:p>
+      <w:r>
+        <w:t>Title: Mumbai News: महाराष्ट्र में एक लाख मुफ्त मोतियाबिंद सर्जरी करवाएगी भाजपा</w:t>
+      </w:r>
+    </w:p>
+    <w:p>
+      <w:r>
+        <w:t xml:space="preserve">URL: </w:t>
+      </w:r>
+      <w:hyperlink r:id="rId37">
+        <w:r>
+          <w:rPr>
+            <w:color w:val="0000FF"/>
+          </w:rPr>
+          <w:t>https://www.bhaskarhindi.com/city/mumbai/mumbai-news-mahaaraashtr-mein-ek-laakh-mupht-motiyaabind-sarjaree-karavaegee-bhaajapa-1187636</w:t>
+        </w:r>
+      </w:hyperlink>
+    </w:p>
+    <w:p>
+      <w:r>
+        <w:t>Content: Download App from Mumbai News प्रधानमंत्री नरेंद्र मोदी के 75 वें जन्मदिवस के उपलक्ष्य में प्रदेश भाजपा की तरफ से 17 सितंबर से 2 अक्टूबर तक ‘सेवा पखवाड़ा' मनाया जाएगा। मंगलवार को प्रदेश भाजपा अध्यक्ष रवींद्र चव्हाण ने यह जानकारी दी। दादर स्थित मुंबई भाजपा कार्यालय वसंत स्मृति में पत्रकारों से बातचीत में चव्हाण ने बताया कि राज्य भर में एक लाख मुफ्त मोतियाबिंद की सर्जरी की जाएगी। दस लाख से अधिक चश्मों का वितरण किया जाएगा। साथ ही रक्तदान शिविर, स्वास्थ्य शिविर, नेत्र जांच, मोदी विकास मैराथन और खेल प्रतियोगिताओं समेत अन्य कार्यक्रम आयोजित किए जाएंगे। चव्हाण ने भाजपा के सभी सांसदों, विधायकों, मंत्रियों, नेताओं, पदाधिकारियों और कार्यकर्ताओं से बूथ और मंडल स्तर पर सेवा पखवाड़े को सफल बनाने के लिए आह्वान किया। राज्य में 50 लाख से अधिक लोगों तक विभिन्न योजनाओं का लाभ पहुंचाने का लक्ष्य है। भाजपा युवा मोर्चा की ओर से प्रमुख जिलों में मोदी विकास मैराथन आयोजित किया जाएगा। राज्य के 48 लोकसभा क्षेत्रों में ‘सांसद चषक' प्रतियोगिता आयोजित होगी। पुणे में बावनकुले होंगे शामिल : प्रधानमंत्री के जन्मदिन पर पुणे में 17 सितंबर को दोपहर 3 बजे राजस्व मंत्री चंद्रशेखर बावनकुले की मौजूदगी में राजस्व पखवाड़ा आयोजित होगा। इसके तहत मोदी सरकार की विभिन्न लोक-कल्याणकारी योजनाओं का लाभ देने वाले कार्यक्रम आयोजित किए जाएंगे। Created On : 16 Sept 2025 6:48 PM IST</w:t>
+      </w:r>
+    </w:p>
+    <w:p>
+      <w:pPr>
+        <w:pStyle w:val="Heading3"/>
+      </w:pPr>
+      <w:r>
+        <w:t>Article 30</w:t>
+      </w:r>
+    </w:p>
+    <w:p>
+      <w:r>
+        <w:t>Title: रवींद्र चव्हाण यांना वाढदिनी सिंधुदुर्ग भाजपकडून शुभेच्छा</w:t>
+      </w:r>
+    </w:p>
+    <w:p>
+      <w:r>
+        <w:t xml:space="preserve">URL: </w:t>
+      </w:r>
+      <w:hyperlink r:id="rId38">
+        <w:r>
+          <w:rPr>
+            <w:color w:val="0000FF"/>
+          </w:rPr>
+          <w:t>https://www.esakal.com/kokan/todays-latest-marathi-news-kop25d30640-txt-sindhudurg-today-20250921112402</w:t>
+        </w:r>
+      </w:hyperlink>
+    </w:p>
+    <w:p>
+      <w:r>
+        <w:t>Content: 92984 रवींद्र चव्हाण यांना वाढदिनीसिंधुदुर्ग भाजपकडून शुभेच्छाओरोस, ता. २१ ः भाजप प्रदेशाध्यक्ष रवींद्र चव्हाण यांना वाढदिवसानिमित्त आज डोंबिवली येथे जिल्ह्याच्यावतीने भाजप जिल्हाध्यक्ष प्रभाकर सावंत यांनी पुष्पगुच्छ देत शुभेच्छा प्रदान केल्या. सिंधुदुर्ग सुपुत्र असलेले भाजपचे डोंबिवली विधानसभेचे आमदार, माजी मंत्री चव्हाण यांचा सिंधुदुर्गात भाजप वाढविण्यात मोठा वाटा आहे. तसेच ते जिल्ह्याचे पालकमंत्री सुध्दा राहिलेले आहेत. राष्ट्रीय नेतृत्वाने त्यांच्यावर भाजप प्रदेशाध्यक्ष पदाची जबाबदारी दिलेली आहे. या पार्श्वभूमीवर त्यांचा शनिवारी (ता. २०) साजरा झालेला वाढदिवस जिल्ह्यात मोठ्या उत्साहात साजरा करण्यात आला. अनेक सामाजिक उपक्रम सिंधुदुर्ग भाजपच्या वतीने राबविण्यात आले. जिल्हाध्यक्ष सावंत यांनी डोंबिवली येथील वाढदिवस कार्यक्रमात स्वतः उपस्थित राहत त्यांना वाढदिवसाच्या शुभेच्छा दिल्या. सकाळ+ चे सदस्य व्हा ब्रेक घ्या, डोकं चालवा, कोडे सोडवा! शॉपिंगसाठी 'सकाळ प्राईम डील्स'च्या भन्नाट ऑफर्स पाहण्यासाठी क्लिक करा. Read latest Marathi news, Watch Live Streaming on Esakal and Maharashtra News. Breaking news from India, Pune, Mumbai. Get the Politics, Entertainment, Sports, Lifestyle, Jobs, and Education updates. And Live taja batmya on Esakal Mobile App. Download the Esakal Marathi news Channel app for Android and IOS. Follow Us Copyright © 2025 - Sakal Media Pvt Ltd - All rights reserved. Powered by Quintype</w:t>
+      </w:r>
+    </w:p>
+    <w:p>
+      <w:pPr>
+        <w:pStyle w:val="Heading3"/>
+      </w:pPr>
+      <w:r>
+        <w:t>Article 31</w:t>
+      </w:r>
+    </w:p>
+    <w:p>
+      <w:r>
+        <w:t>Title: KDMC Election : कल्याण-डोंबिवली महापालिका निवडणुकीत कोण मारणार बाजी? यंदा ठाकरे बंधूंचा करिष्मा चालणार का?</w:t>
+      </w:r>
+    </w:p>
+    <w:p>
+      <w:r>
+        <w:t xml:space="preserve">URL: </w:t>
+      </w:r>
+      <w:hyperlink r:id="rId39">
+        <w:r>
+          <w:rPr>
+            <w:color w:val="0000FF"/>
+          </w:rPr>
+          <w:t>https://saamtv.esakal.com/mumbai-pune/kalyan-dombivli-elections-eknath-shinde-vs-uddhav-thackeray-who-will-win-the-battle-vvg94</w:t>
+        </w:r>
+      </w:hyperlink>
+    </w:p>
+    <w:p>
+      <w:r>
+        <w:t>Content: कल्याण-डोंबिवली महापालिकेच्या निवडणुकीसाठी पाच वर्षांनंतर पुन्हा राजकीय रणधुमाळी यंदा निवडणूक चार सदस्यीय पॅनल पद्धतीने होणार ठाकरे बंधू एकत्र आले असले तरी दोघांचे नेतृत्व करणारा मजबूत नेता अद्याप अदृश्य भाजप आणि शिंदे गटाची मजबूत युती, त्यांच्यासमोर ठाकरे-मनसे युती टिकणार का, हे पाहणं महत्त्वाचं संघर्ष गांगुर्डे, साम टीव्ही कल्याण डोंबिवली महानगरपालिकेच्या सार्वत्रिक निवडणुकीचा कालावधी हा ऑक्टोबर २०२० साली संपुष्टात आला. त्यानंतर कोरोनाच्या पादुर्भावामुळे निवडणुका पुढे ढकलण्यात आल्या होत्या. तेव्हापासून पालिकेवर प्रशासकीय राजवट सुरू आहे. या प्रशासकीय राजवटीला ५ वर्षांचा कालावधी पूर्ण होणार आहे. या प्रशासकीय राजवटीपासून कल्याणकरांची लवकरच सुटका होणार आहे. कारण महापालिका क्षेत्रात पुन्हा निवडणुकीचे पडघम वाजू लागले आहेत. गेल्या काही वर्षांपासून कल्याण-डोंबिवली महानगरपालिकेतील नागरिक आरोग्य सेवा,वैद्यकीय सेवा,रस्त्यांची दुरावस्था,अपुरा पाणी पुरवठा, घनकचरा व्यवस्थापन,वाहतूक कोंडी, शहरातील वाढते प्रदूषण आणि पालिका क्षेत्रातीळ रखडलेल्या अवस्थेत असलेले बीएसयुपी प्रकल्प, स्मार्टसिटी अंतर्गत सुरू असलेले प्रकल्प आणि अनधिकृत बांधकाम आदी विविध समस्यांना सामोरे जात आहेत. त्यामुळे मतदारांमध्ये नाराजी पाहायला मिळतेय. मागील कल्याण महापालिका निवडणूक ही २०१५ साली झाली. त्यावेळी तत्कालीन शिवसेना,भाजप ,काँग्रेस,राष्ट्रवादी काँग्रेस,मनसे,अपक्ष , एमआयएम,बसपा,२७ गाव संघर्ष समिती आदी पक्ष निवडणूक रिंगणात होते. त्या निवडणुकीत तत्कालीन शिवसेनेचे ५३ उमेदवार जिंकले होते. भाजपचे ४३ उमेदवार जिंकले होते. मनसे ९ तर मनसे पुरस्कृत १ असे एकूण मनसेचे १० उमेदवर जिंकले होते. काँग्रेसचे ४ उमेदवारांनी विजय मिळवला होता. यासोबत राष्ट्रवादी काँग्रेस २, एमआयएम १, बसपा १, अपक्ष ८ उमेदवार जिंकले होते. २०१४ साली राज्यात भाजप-शिवसेना होती. त्यानंतर २०१९ साली शिवसेना, काँग्रेस आणि राष्ट्रवादी काँग्रेसने भाजपाला सत्तेवरून पाय उतार केले. या तिन्ही पक्षांच्या महाविकास आघाडीची अडीच वर्ष सत्ता होती. पुढे शिवसेना फुटली. शिवसेनेच्या एकनाथ शिंदे यांनी बंडखोरी करून अनेक आमदारांसोबत भाजपशी हात मिळवणी करत सत्ता मिळवली. त्यामुळे कल्याण-डोंबिवली महापालिकेतही शिवसेनेत दोन गट पडून कार्यकर्ते विभागले गेलेत. पण उपमुख्यमंत्री एकनाथ शिंदे यांची कल्याण-डोंबिवलीत पकड मजबूत आहे. शिवसेनेचे बहुतांशी माजी नगरसेवक हे शिंदे गटात गेले आहेत. सध्या शिंदे गट-भाजपची राज्यात युती आहे. त्यातच आमदार रवींद्र चव्हाण आता भाजप प्रदेशाध्यक्ष झाले आहेत. त्यामुळे आता शिंदे गटाचे पक्षप्रमुख उपमुख्यमंत्री आणि भाजप प्रदेशाध्यक्ष रवींद्र चव्हाण या दोघांची ठाणे जिल्ह्यावर पकड बसविण्यासाठी प्रतिष्ठा पणाला लागणार आहे. पण यावेळी निवडणूक पहिल्यांदा पॅनल पद्धतीने असणार आहे. कल्याण-डोंबिवलीतील मतदारांपासून ते राजकीय पक्षांना ही पद्धत नवीन असणार आहे. १२२ प्रभागासाठी घेतल्या जाणाऱ्या निवडणुका प्रथमच चार सदस्यीय पॅनल पद्धतीने घेतली जाणार असल्याने १ पॅनल ४ सदस्यांचे असे असणार आहे. २९ पॅनल तर तीन सदस्याचे २ पॅनल असे एकूण ३१ पॅनलची निवडणुका घेतली जाणार आहे. या निवडणुकीसाठी राज्य निवडणूक आयोगाने ३१ पॅनलची प्रारूप प्रभाग रचना आराखडा जाहीर करून प्रकाशित केला होता. या प्रारूप प्रभाग आराखड्यावर इच्छुक उमेदवार आणि पक्षांनी हरकती घेतल्या आहेत. त्यावर नुकतीच सुनावणी पार पडली आहे. यात २७ गावांचा पालिकेत बाहेर काढा, अशी मागणी लावून धरली आहे. तर या निवडणुकीवर बहिष्कार टाकण्याचा इशारा दिला आहे. दुसरीकडे ठाकरे बंधू एकत्र आले आहेत. त्यामुळे मनसे आणि ठाकरे गट यांचे कार्यकर्ते सुखावले आहेत. पण या दोन्ही पक्षांचे नेतृत्व करेल, असा खमका नेता पालिकेत अद्याप तयार झालेला नाही, ही एक अडचण असल्याचे पाहायला मिळत आहे. तर नुकताच राज ठाकरे यांनी कल्याण दौरा केला. त्यामुळे कार्यकर्त्यांमध्ये नवचेतना जागृत होताना दिसली आहे, पण निवडणुकीत ती टिकून रहाणे गरजेचे आहे. कल्याण-डोंबिवलीमधील बहुतांश माजी लोकप्रतिनिधी शिंदे सेनेत गेल्याने ठाकरे सेनेत कार्यकर्त्यांची वाणवा आहे. मनसे आणि उद्धव सेना एकत्र येऊन ही निवडणूक लढली, तर दोन्ही पक्ष कल्याण-डोंबिवली तारण्याची शक्यता वाढू शकते. त्यामुळे येत्या निवडणुकीतच हे चित्र स्पष्ट होईल. सकाळ+चे सदस्य व्हा शॉपिंगसाठी 'सकाळ प्राईम डील्स'च्या भन्नाट ऑफर्स पाहण्यासाठी क्लिक करा. Read Marathi news and watch Live TV. Breaking news from Maharashtra, India, Pune, Mumbai, Politics, Entertainment, Sports, Lifestyle at SaamTV. Get Live Marathi news on Mobile. Download the Saam Tv app for Android and IOS. Follow Us Copyright © 2025 Sakal Media Group – All Rights Reserved Powered by Quintype</w:t>
+      </w:r>
+    </w:p>
+    <w:p>
+      <w:pPr>
+        <w:pStyle w:val="Heading3"/>
+      </w:pPr>
+      <w:r>
+        <w:t>Article 32</w:t>
+      </w:r>
+    </w:p>
+    <w:p>
+      <w:r>
+        <w:t>Title: A Prime Minister has his birthday, a party throws parties</w:t>
+      </w:r>
+    </w:p>
+    <w:p>
+      <w:r>
+        <w:t xml:space="preserve">URL: </w:t>
+      </w:r>
+      <w:hyperlink r:id="rId40">
+        <w:r>
+          <w:rPr>
+            <w:color w:val="0000FF"/>
+          </w:rPr>
+          <w:t>https://indianexpress.com/article/political-pulse/a-prime-minister-has-his-birthday-a-party-throws-parties-10253607/</w:t>
+        </w:r>
+      </w:hyperlink>
+    </w:p>
+    <w:p>
+      <w:r>
+        <w:t>Content: Express News Service TO MARK Prime Minister Narendra Modi’s birthday on Wednesday, and to celebrate him turning 75, BJP units and governments across the country have announced a series of plans. The Varanasi Municipal Corporation has announced that it will inaugurate and lay the foundation stone of projects worth Rs 111 crore. The municipal body will also cut a 75-kg cake, Varanasi Mayor Ashok Tiwari said Tuesday. Modi is the MP from the Varanasi Lok Sabha seat. The Delhi government – the BJP returned to power in the Capital earlier this year after more than 25 years – will launch 500 creches for children of women working as labourers in the city. In Maharashtra, where there is a BJP-led government tpp, party president Ravindra Chavan has announced more than one lakh cataract surgeries over a fortnight-long drive. Modi himself will be in Madhya Pradesh, also a BJP-ruled state, to inaugurate the ‘Seva Pakhwada’ or ‘service fortnight’, which the party has made an annual feature around his birthday. During his Madhya Pradesh visit, Modi will also launch a ‘Swasth Nari Sashakt Parivar Abhiyan’, at Bhainsola village in Dhar district, as part of which camps will be organised for the health and nutrition of women. Ten years of celebrations On his first birthday as PM in 2014, when Modi turned 64, he went to Ahmedabad to meet his mother Hiraben. That year, he had requested party workers not to celebrate the day and instead contribute to relief efforts in Jammu and Kashmir, as it was recovering from floods. On Modi’s 65th birthday in 2015, over a year after the Swachh Bharat campaign was rolled out, cleanliness was the focus. In 2016, Modi was again in Gujarat on his birthday to meet his mother. Meanwhile, across the country, the BJP organised blood donation camps, cleanliness drives and charity events. In Delhi, then Union Railway Minister Suresh Prabhu cut a 500-kg laddoo at an event organised by Sulabh International to mark the day. In 2017, while the PM made a trip to Hiraben, the BJP observed ‘Seva Diwas’ across the country, with party leaders attending medical camps, blood donation events, and taking part in cleanliness drives. On September 17, 2018, his last birthday before the following Lok Sabha elections, Modi celebrated the day in Varanasi and interacted with students. In 2019, after a meeting with his mother, the PM visited the Sardar Sarovar Dam in Kevadiya, Gujarat, and addressed a public rally. This was just a month after the abrogation of Article 370, which granted special status to Jammu and Kashmir, and the topic figured prominently in his speech. The fact that he chose the site, which also hosts a grand statue of Vallabhbhai Patel, for the rally was also significant – the BJP credits Patel with “unifying India”, with J&amp;K’s “full integration” seen as an unfinished ambition of the late Congress stalwart. The Ahmedabad District Education Department, on its part, marked the PM’s birthday by asking government, grant-in-aid and self-financed secondary and higher secondary schools to arrange special lectures, group discussions; debates, essays and elocution competitions; and other similar contests on the subject of Article 370 during their assembly that day. In 2020, on Modi’s 70th birthday, blood donation camps, meetings and camps to distribute food were held at 70 different places. The year 2021 marked Modi’s uninterrupted “20 years’ run in public office” – as designated by the BJP, counting his tenure as Gujarat Chief Minister starting in 2001 – and the celebration was accordingly ramped up. Events were held across three weeks, including the distribution of 14 crore ration bags with Modi’s photo, five crore “Thank-you Modiji” postcards mailed from booths nationwide, and 71 spots where river clean-ups were held. This was right after the second wave of the Covid-19 pandemic in India and, coinciding with September 17, over two crore Covid-19 vaccine doses were administered to beneficiaries. That year, the Union Ministry of Culture joined the celebrations with an e-auction of gifts and mementos received by the PM. On the block were as many as 1,300 items, which included the javelin thrown by Neeraj Chopra for his Olympic gold medal, sports gear and equipment of other medal-winning Olympians and Paralympians, a replica of the Ayodhya Ram Mandir presented by Uttar Pradesh Chief Minister Yogi Adityanath, and a wooden replica of the Chardham given by the Uttarakhand government. In 2022, as the PM turned 72, the ruling party arranged blood donation camps and outreach programmes. Then, seven decades after they became extinct in India, eight cheetahs from Namibia were released into an enclosure at the Kuno National Park in Madhya Pradesh by Modi himself. In 2023, with the countdown to the next Lok Sabha elections starting, Modi was again in Varanasi – this time to launch ‘Vishwakarma Yojana’ to enhance the “skilling” of craftsmen and artisans. Infrastructure projects including an India International Convention and Expo Centre and the extension of the Delhi Airport Express Line were also launched. In 2024, having returned to power for the third time in a row, Modi chose Odisha for his birthday visit. The BJP had formed its first government on its own in the state earlier that year. The PM interacted with beneficiaries of the Pradhan Mantri Awas Yojana, laid foundation stones for projects as well as inaugurated development projects worth more than Rs 3,800 crore in Bhubaneswar. He also launched the Subhadra Yojana, the Odisha government’s scheme to transfer Rs 10,000 per year to eligible women beneficiaries in the state between the ages of 21 and 60.</w:t>
+      </w:r>
+    </w:p>
+    <w:p>
+      <w:pPr>
+        <w:pStyle w:val="Heading3"/>
+      </w:pPr>
+      <w:r>
+        <w:t>Article 33</w:t>
+      </w:r>
+    </w:p>
+    <w:p>
+      <w:r>
+        <w:t>Title: बाल ठाकरे ब्रांड थे, आप नहीं! फडणवीस ने उद्धव और राज पर कसा तंज, कहा- सिर्फ नाम होने से कुछ नहीं होता</w:t>
+      </w:r>
+    </w:p>
+    <w:p>
+      <w:r>
+        <w:t xml:space="preserve">URL: </w:t>
+      </w:r>
+      <w:hyperlink r:id="rId41">
+        <w:r>
+          <w:rPr>
+            <w:color w:val="0000FF"/>
+          </w:rPr>
+          <w:t>https://www.patrika.com/mumbai-news/bal-thackeray-was-brand-not-you-fadnavis-took-a-dig-at-uddhav-thackeray-and-raj-thackeray-19953281</w:t>
+        </w:r>
+      </w:hyperlink>
+    </w:p>
+    <w:p>
+      <w:r>
+        <w:t>Content: ताजा खबरें राज्य मौसम एशिया कप 2025 बिहार चुनाव 2025 कुलिश जन्मशती वर्ष पत्रिका स्पेशल राष्ट्रीय मनोरंजन ज्योतिष स्वास्थ्य खेल धर्म राजनीति विश्व OTT शिक्षा ओपिनियन ऑटो टेक गैजेट लाइफस्टाइल ब्यूटी महिला बिजनेस क्राइम जॉब्स ई-पेपर मेरी खबर शॉर्ट्स ई-पेपर मुंबई • Dinesh Dubey • Sep 17, 2025 महाराष्ट्र के मुख्यमंत्री देवेंद्र फडणवीस ने शिवसेना (UBT) प्रमुख उद्धव ठाकरे पर तीखा हमला बोला है। मुंबई के वरली डोम में आयोजित भाजपा के विजय संकल्प रैली में फडणवीस ने कहा कि सिर्फ नाम होने से कोई ब्रांड नहीं बन जाता। इस कार्यक्रम में प्रदेश अध्यक्ष रवींद्र चव्हाण, नवनियुक्त मुंबई अध्यक्ष अमित साटम, मंत्री आशीष शेलार, मंत्री मंगल प्रभात लोढ़ा समेत भाजपा के कई बड़े नेता मौजूद थे। सीएम फडणवीस ने अपने भाषण में उद्धव ठाकरे पर निशाना साधते हुए कहा, “सिर्फ नाम होने से कोई ब्रांड नहीं बनता। हिंदूहृदयसम्राट बाला साहेब ठाकरे एक ब्रांड थे, लेकिन आप ब्रांड नहीं हैं।” उन्होंने उद्धव और राज ठाकरे के गठबंधन पर तंज कसते हुए कहा कि बेस्ट चुनाव के दौरान कुछ लोग कहते थे हमारा ब्रांड है, लेकिन हमारे शंशाक राव, प्रवीण दरेकर और प्रसाद लाड ने उस ब्रांड का बैंड बजा दिया। बता दें कि मुंबई महानगरपालिका (BMC) के उपक्रम बेस्ट के कर्मचारियों से जुड़े कोऑपरेटिव क्रेडिट सोसायटी के हालिया चुनाव में उद्धव ठाकरे और उनके चेचरे भाई व महाराष्ट्र नवनिर्माण सेना (मनसे) प्रमुख राज ठाकरे ने मिलकर चुनाव लड़ा था, लेकिन सभी सीटों पर करारी हार हुई थी। ये भी पढ़ें मुख्यमंत्री फडणवीस ने जोर देकर कहा, “हमारे यहां अमित साटम जैसे सामान्य कार्यकर्ता भी अध्यक्ष बनते हैं। हमारे पास चाय बेचने वाला एक वैश्विक ब्रांड है। हमारे पास नरेंद्र मोदी नाम का दुनिया का सबसे बड़ा ब्रांड है।” उन्होंने ठाकरे भाईयों पर हमला बोलते हुए कहा, आगामी मुंबई नगर निगम चुनावों (BMC Election) में भाजपा नीत महायुति गठबंधन की जीत होगी। फडणवीस ने आगे कहा कि गिरगांव में रहने वाला मराठी माणूस आज वसई-विरार और कर्जत तक चले गया, लेकिन भाजपा सरकार ने बीडीडी चॉल का पुनर्विकास कर लोगों को उनका हक दिलाया। उन्होंने दावा किया कि म्हाडा के जरिए मराठी परिवारों को उनके हक का घर मुंबई में देने का काम उनकी सरकार ने शुरू किया है, जो पहले सत्ता में बैठे लोग सपने में भी नहीं सोच सकते थे। फडणवीस ने धारावी पुनर्विकास परियोजना का जिक्र करते हुए कहा कि वहां के 10 लाख लोगों को उनके ही इलाके में घर दिया जाएगा। उन्होंने विपक्ष पर आरोप लगाया कि बिल्डरों के दबाव में पिछली सरकारों ने बीडीडी चॉल के विकास को रोक दिया था, लेकिन हमारी सरकार ने यह काम कर दिखाया है। खबर शेयर करें: Published on: 17 Sept 2025 08:20 pm DOWNLOAD ON Play Store DOWNLOAD ON App Store Trending Topics Bihar Elections 2025 PM Modi Asia Cup 2025 Top Categories राष्ट्रीय मनोरंजन स्वास्थ्य राजस्थान मध्य प्रदेश Legal Privacy Policy Statutory provisions on reporting (sexual offenses) This website follows the DNPA’s code of conduct Code of Conduct About Us Grievance Policy RSS Copyright © 2025 Patrika Group. All Rights Reserved.</w:t>
+      </w:r>
+    </w:p>
+    <w:p>
+      <w:pPr>
+        <w:pStyle w:val="Heading3"/>
+      </w:pPr>
+      <w:r>
+        <w:t>Article 34</w:t>
+      </w:r>
+    </w:p>
+    <w:p>
+      <w:r>
+        <w:t>Title: प्रधानमंत्री मोदी के जन्मदिन पर महाराष्ट्र में एक लाख मोतियाबिंद के ऑपरेशन कराए जाएंगे: भाजपा</w:t>
+      </w:r>
+    </w:p>
+    <w:p>
+      <w:r>
+        <w:t xml:space="preserve">URL: </w:t>
+      </w:r>
+      <w:hyperlink r:id="rId42">
+        <w:r>
+          <w:rPr>
+            <w:color w:val="0000FF"/>
+          </w:rPr>
+          <w:t>https://hindi.theprint.in/india/one-lakh-cataract-operations-will-be-conducted-in-maharashtra-on-pm-modis-birthday-bjp/869293/?amp</w:t>
+        </w:r>
+      </w:hyperlink>
+    </w:p>
+    <w:p>
+      <w:r>
+        <w:t>Content: मुंबई, 16 सितंबर (भाषा) प्रधानमंत्री नरेन्द्र मोदी के जन्मदिन के उपलक्ष्य में महाराष्ट्र भाजपा एक पखवाड़ा तक अभियान चलाकर एक लाख से अधिक मोतियाबिंद के ऑपरेशन कराएगी। भाजपा की राज्य इकाई के अध्यक्ष रवींद्र चव्हाण ने यह जानकारी दी। चव्हाण ने मुंबई में सवाददाताओं को बताया कि भारतीय जनता पार्टी (भाजपा) 17 सितंबर से दो अक्टूबर तक चलने वाले इस अभियान के दौरान कम से कम 10 लाख लोगों की नेत्रजांच कराएगी और जरूरतमंदों को चश्मे वितरित करेगी। प्रधानमंत्री मोदी 17 सितंबर को अपना 75वां जन्मदिन मनाएंगे। उन्होंने कहा, ‘‘हम एक लाख से अधिक मोतियाबिंद के ऑपरेशन कराने, 10 लाख लोगों की आंखों की जांच सुनिश्चित करने और जरूरतमंदों को चश्मे उपलब्ध कराने के लिए गैर सरकारी संगठनों, अन्य संगठनों और सामाजिक समूहों के साथ मिलकर कार्य करेंगे।’’ इस अभियान को भाजपा की सेवा पहल के रूप में पेश किया जा रहा है। चव्हाण ने कहा, ‘‘यह राज्य के लोगों से जुड़ने का एक प्रयास है।’’ चव्हाण ने बताया कि इस अभियान के दौरान रक्तदान शिविर भी आयोजित किए जाएंगे। उन्होंने कहा, ‘‘हमने इस पखवाड़े के दौरान लागू किए जाने वाले 17 कार्यक्रमों की रूपरेखा तैयार की है।’’ चव्हाण ने बताया कि मुख्यमंत्री देवेंद्र फडणवीस ने कार्यक्रमों के सफल आयोजन को सुनिश्चित करने के लिए राज्य के मंत्रियों और भाजपा नेताओं के साथ बैठकें की है। भाषा प्रीति पवनेश पवनेश यह खबर ‘भाषा’ न्यूज़ एजेंसी से ‘ऑटो-फीड’ द्वारा ली गई है. इसके कंटेंट के लिए दिप्रिंट जिम्मेदार नहीं है.</w:t>
+      </w:r>
+    </w:p>
+    <w:p>
+      <w:pPr>
+        <w:pStyle w:val="Heading3"/>
+      </w:pPr>
+      <w:r>
+        <w:t>Article 35</w:t>
+      </w:r>
+    </w:p>
+    <w:p>
+      <w:r>
+        <w:t>Title: Maval Politics: मावळातील राष्ट्रवादी पदाधिकाऱ्यांचा भाजपमध्ये प्रवेश</w:t>
+      </w:r>
+    </w:p>
+    <w:p>
+      <w:r>
+        <w:t xml:space="preserve">URL: </w:t>
+      </w:r>
+      <w:hyperlink r:id="rId43">
+        <w:r>
+          <w:rPr>
+            <w:color w:val="0000FF"/>
+          </w:rPr>
+          <w:t>https://pudhari.news/maharashtra/pune/political-news-ncp-leaders-from-maval-join-bjp-sb97</w:t>
+        </w:r>
+      </w:hyperlink>
+    </w:p>
+    <w:p>
+      <w:r>
+        <w:t>Content: वडगाव मावळ: मावळ तालुक्यातील जिल्हा परिषदेच्या दोन माजी सभापती, तीन माजी उपनगराध्यक्ष, खरेदी-विक्री संघ, बाजार समितीचे संचालक यांच्यासह राष्ट्रवादीच्या अनेक पदाधिकाऱ्यांनी आज मुंबई येथे भाजपचे प्रदेशाध्यक्ष रवींद्र चव्हाण यांच्या उपस्थितीत आणि माजी राज्यमंत्री संजय भेगडे यांच्या नेतृत्वाखाली भाजपमध्ये जाहीर प्रवेश केला. दरम्यान, आगामी स्थानिक स्वराज्य संस्थांच्या निवडणुकांच्या पार्श्वभूमीवर हा प्रवेश राजकीय दृष्ट्‌‍या महत्त्वाचा ठरणार आहे. मुंबई येथे भाजपच्या प्रदेश कार्यालयात प्रदेशाध्यक्ष रवींद्र चव्हाण यांनी सर्वांचे स्वागत करून पक्षात अधिकृत प्रवेश दिला. (Latest Pimpri News) या वेळी माजी राज्यमंत्री संजय बाळा भेगडे, भाजप किसान मोर्चाचे प्रदेशाध्यक्ष गणेश भेगडे, भाजपचे जिल्हाध्यक्ष प्रदीप कंद, मावळ विधानसभा निवडणूकप्रमुख रवींद्र भेगडे, माजी सभापती निवृत्ती शेटे, शांताराम कदम, रवींद्रनाथ दाभाडे, मंडलाध्यक्ष अभिमन्यू शिंदे, दत्तात्रय माळी, रघुवीर शेलार, वडगाव शहराध्यक्ष संभाजीराव म्हाळसकर आदी उपस्थित होते. प्रदेशाध्यक्ष चव्हाण म्हणाले की, पंतप्रधान नरेंद्र मोदी आणि मुख्यमंत्री देवेंद्र फडणवीस यांच्या सर्वसमावेशक नेतृत्वाखाली देश आणि राज्याच्या प्रगतीचा नवा अध्याय रचला जातोय. भाजपच्या विकासाच्या राजकारणावर विश्वास ठेवून आज या सर्वांनी भाजपमध्ये प्रवेश केला आहे. ...यांचा झाला पक्षप्रवेश दरम्यान, प्रवेश करणाऱ्यांमध्ये प्रामुख्याने जिल्हा परिषदेचे कृषी व पशुसंवर्धन समितीचे माजी सभापती बाबूराव वायकर, जिल्हा परिषद समाजकल्याण समितीचे माजी सभापती अतीश परदेशी, तळेगावचे माजी उपनगराध्यक्ष नेते रामदास काकडे, उपनगराध्यक्ष किशोर भेगडे, माजी उपनगराध्यक्ष संग्राम काकडे, कृषी उत्पन्न बाजार समितीचे संचालक सुभाषराव जाधव, राष्ट्रवादी युवकचे माजी जिल्हाध्यक्ष सचिन घोटकुले, जिल्हा उपाध्यक्ष संतोष मुऱ्हे, खरेदी-विक्री संघाचे सभापती शिवाजी असवले, संचालक बाजीराव वाजे, माजी नगरसेवक अरुण माने, पोटोबा महाराज देवस्थानचे विश्वस्त अरुण चव्हाण आदी प्रमुख पदाधिकाऱ्यांचा समावेश आहे. आता मावळ काँग्रेसला माऊली दाभाडेंचाच आधार तालुक्याच्या राजकारणात महत्त्वाचा घटक असलेल्या काँग्रेस पक्षाचे निष्ठावंत नेते पै. चंद्रकांत सातकर यांचे नुकतेच निधन झाल्याने काँग्रेस कार्यकर्त्यांचा आधार गेल्याची भावना कार्यकर्त्यांकडून व्यक्त होत असताना आज दुसरे नेते रामदास काकडे यांनी भाजपमध्ये प्रवेश केला. त्यामुळे आता तालुक्यातील काँग्रेस कार्यकर्त्यांना जिल्हा बँकेचे संचालक माऊली दाभाडे यांचाच आधार राहिला आहे. बापूसाहेब भेगडे यांची अनुपस्थिती; प्रवेश लवकरच ! भाजपमध्ये होणारे प्रवेश हे बापूसाहेब भेगडे यांच्या नेतृत्वाखाली होणार असल्याचे जाहीर करण्यात आले होते, परंतु या वेळी त्यांच्याच समर्थकांचा प्रवेश झाला. या प्रवेश समारंभास बापूसाहेब भेगडे हेच अनुपस्थित होते. दरम्यान, ते काही कारणास्तव बाहेगावी असल्याने ते अनुपस्थित असून, लवकरच त्यांचा व इतर कार्यकर्त्यांचा भव्य पक्षप्रवेश होणार असल्याचे या वेळी उपस्थितांनी सांगितले. 'Pudhari' is excited to announce the relaunch of its Android and iOS apps. Stay updated with the latest news at your fingertips. Android and iOS Download now and stay updated, anytime, anywhere. Pudhari Publications Private Limited</w:t>
+      </w:r>
+    </w:p>
+    <w:p>
+      <w:pPr>
+        <w:pStyle w:val="Heading3"/>
+      </w:pPr>
+      <w:r>
+        <w:t>Article 36</w:t>
+      </w:r>
+    </w:p>
+    <w:p>
+      <w:r>
+        <w:t>Title: Pune politics : रातोरात गेम फिरला अन् बहुचर्चित बापू भेगडेंचा भाजप प्रवेश हुकला; काय आहे कारण?</w:t>
+      </w:r>
+    </w:p>
+    <w:p>
+      <w:r>
+        <w:t xml:space="preserve">URL: </w:t>
+      </w:r>
+      <w:hyperlink r:id="rId44">
+        <w:r>
+          <w:rPr>
+            <w:color w:val="0000FF"/>
+          </w:rPr>
+          <w:t>https://sarkarnama.esakal.com/maharashtra/paschim-maharashtra/maharashtra-politics-ajit-pawar-rival-bapu-bhegade-bjp-entry-but-this-joining-delayed-as11-sm89</w:t>
+        </w:r>
+      </w:hyperlink>
+    </w:p>
+    <w:p>
+      <w:r>
+        <w:t>Content: मावळमध्ये आमदार सुनील शेळके यांच्या विरोधात अपक्ष लढलेले बापू भेगडे यांच्या भाजप प्रवेशाची चर्चा रंगली होती. मात्र त्यांचा पक्षप्रवेश रखडल्याने पुण्यातील राजकीय वर्तुळात खळबळ उडाली आहे. या घडामोडीमुळे भाजपच्या मावळ मतदारसंघातील रणनीतीवर प्रश्नचिन्ह उभे राहिले आहे. Pune News : गेल्या काही दिवसांपासून पुणे जिल्ह्यातुन भाजपमध्ये होणारे प्रवेश चर्चेचा विषय ठरत आहे. जिल्ह्यात मित्र पक्षाचे ज्या ठिकाणी आमदार आहेत. त्या ठिकाणी भाजप भविष्यात उमेदवार होऊ शकतील अशा तुल्यबळ नेत्यांना आपल्या पक्षात घेताना पाहायला मिळत आहेत. त्यामुळे भाजप पुणे जिल्ह्यामध्ये ऑपरेशन लोटस राबवत असल्याच्या चर्चा राजकीय वर्तुळात सुरू असल्याच्या पाहायला मिळत आहे. या अंतर्गतच सर्वप्रथम इंदापूर येथे भाजपने अपक्ष विधानसभा निवडणूक लढलेल्या प्रवीण माने यांना पक्षात प्रवेश दिला असल्याची चर्चा आहे. या ठिकाणी उपमुख्यमंत्री अजित पवार यांच्या राष्ट्रवादी काँग्रेसचे आमदार आणि मंत्री दत्ता भरणे हे माने यांच्या विरोधात निवडणूक लढवून विजयी झाले आहेत. भोर विधानसभा मतदारसंघात देखील अजित पवार यांचे आमदार शंकर मांडेकर यांनी तत्कालीन काँग्रेसचे आमदार संग्राम थोपटे यांचा पराभव केला होता. संग्राम थोपटे सध्या भाजपवासी झाले आहेत त्याचप्रमाणे पुरंदर मधील माजी आमदार संजय जगताप देखील भाजपमध्ये आले आहेत. गेल्या दोन दिवसांपासून मावळमध्ये उपमुख्यमंत्री अजित पवार यांचे आमदार सुनील शेळके यांच्या विरोधात अपक्ष म्हणून निवडणूक लढलेले बापू भेगडे भाजपमध्ये प्रवेश करणार असल्याचं जाहीर करण्यात आलं होतं. रविवारी याबाबतची पत्रकार परिषद घेण्यात आली त्यानंतर सोमवारी मोठ्या संख्येने पक्षप्रवेश करण्यात येणार असल्याचं जाहीर करण्यात आलं होतं. सोमाटणे फाटा ते मुंबईपर्यंत भव्य रॅली काढून शेवटी भाजपा पक्ष कार्यालयात प्रदेशाध्यक्ष रवींद्र चव्हाण यांच्या उपस्थितीत बापू भेगडे यांच्या नेतृत्वात मोठ्या प्रमाणात पक्ष प्रवेश होणार होता. मात्र या पक्षप्रवेशावेळी बापू भेगडेच गैरहजर राहिल्याचं पाहायला मिळाले. पक्षप्रवेशचा कार्यक्रम आधीच ठरला असल्याने बापू भेगडे यांच्या व्यतिरिक्त रामदास काकडे, बाबुराव वायकर, सुभाष जाधव, किशोर भेगडे, सचिन घोटकुले या प्रमुख नेत्यांचा समावेश असून यांच्यासह आतिष परदेशी, संग्राम काकडे, शिवाजी आसवले, संतोष मुऱ्हे, प्रवीण काळोखे, तुषार भेगडे, अरूण माने, अरूण चव्हाण, तनुजा जगनाडे त्यांचा रवींद्र चव्हाण यांच्या उपस्थितीत पक्ष प्रवेश झाला. मात्र ज्या प्रवेशाची चर्चा जोरदार सुरू होती ते बापू भेगडे ऐन वेळेस पक्षप्रवेशाच्या कार्यक्रमाला का आले नाहीत? यादेखील चर्चांना उधाण आलं. त्यामुळे भाजपचे मावळमधील नेते आणि किसान मोर्चाचे प्रदेशाध्यक्ष गणेश भेगडे यांनी याबाबत माहिती देताना सांगितले की, "बापू भेगडे यांच्या वैद्यकीय कारणांमुळे पक्ष प्रवेशाचा कार्यक्रम काही काळासाठी पुढे ढकलण्यात आला आहे. येत्या काही दिवसांत मावळमध्ये मोठा मेळावा आयोजित करून बापू भेगडे आणि त्यांच्या समर्थकांचा भाजपमध्ये औपचारिक प्रवेश होईल." बापू भेगडे हे परगावी गेल्याने प्रवेश लांबला असल्याचं देखील काहींकडून सांगण्यात आलं. पक्षप्रवेशाचा मूर्त हुकण्या वैद्यकीय कारण सांगण्यात येत असलं तरी रात्रीतून झपाट्याने राजकीय चक्र फिरल्यामुळे हा प्रवेश लामणीवर वरती पडले असल्याचा देखील चर्चा सध्या मावळच्या वर्तुळात सुरू झाले आहेत. त्यामुळे पुढील काही दिवसात बापू भेगडे हे भाजपमध्ये प्रवेश करणार की आणखी काही राजकीय घडामोडी घडणार हे पाहणं महत्त्वाचं ठरणार आहे. प्र.1: बापू भेगडे कोण आहेत?उ.1: ते मावळ मतदारसंघातील नेते असून अजित पवारांच्या आमदार सुनील शेळके यांच्या विरोधात अपक्ष लढले होते. प्र.2: त्यांच्या भाजप प्रवेशाची चर्चा का झाली?उ.2: आगामी निवडणुकांपूर्वी भाजपने आपला गड मजबूत करण्यासाठी त्यांना सामावून घेण्याचा प्रयत्न केला. प्र.3: त्यांचा प्रवेश का रखडला?उ.3: याबाबत अधिकृत कारण स्पष्ट नाही, पण राजकीय मतभेद आणि स्थानिक समीकरणांमुळे तो अडला आहे. सरकारनामाचे सदस्य व्हा शॉपिंगसाठी 'सकाळ प्राईम डील्स'च्या भन्नाट ऑफर्स पाहण्यासाठी क्लिक करा. Read Latest Marathi Political News, Breaking Political News from Maharashtra, India, Pune &amp; Mumbai at Sarkarnama. To Get Live Political Marathi News on Mobile, Download the Sarkarnama Mobile App for Android and IOS. सरकारनामा आता सर्व सोशल मीडिया प्लॅटफॉर्मवर. ताज्या राजकीय घडामोडींसाठी फेसबुक, ट्विटर, इन्स्टाग्राम, शेअर चॅट, टेलिग्रामवर आणि व्हॉट्सॲप आम्हाला फॉलो करा. तसेच, सरकारनामा यूट्यूब चॅनेलला आजच सबस्क्राइब करा. Follow Us Copyright © 2025 Sakal Media Group – All Rights Reserved Powered by Quintype वेबसाईटवर ब्राउझिंगचा अनुभव सर्वोत्तम असावा, यासाठी आम्ही कुकीजचा वापर करतो. कुकीजमुळे तुम्हाला तुमच्या आवडत्या मजकुराची शिफारस करता येते. आमचे गोपनीयता आणि कुकीजसंदर्भातील धोरण तुम्हाला मान्य आहे.</w:t>
+      </w:r>
+    </w:p>
+    <w:p>
+      <w:pPr>
+        <w:pStyle w:val="Heading3"/>
+      </w:pPr>
+      <w:r>
+        <w:t>Article 37</w:t>
+      </w:r>
+    </w:p>
+    <w:p>
+      <w:r>
+        <w:t>Title: Municipal Corporation Election से पहले भाजपा को मजबूती, NCP के पूर्व अध्यक्ष-उपाध्यक्षों ने थामा कमल</w:t>
+      </w:r>
+    </w:p>
+    <w:p>
+      <w:r>
+        <w:t xml:space="preserve">URL: </w:t>
+      </w:r>
+      <w:hyperlink r:id="rId45">
+        <w:r>
+          <w:rPr>
+            <w:color w:val="0000FF"/>
+          </w:rPr>
+          <w:t>https://navbharatlive.com/maharashtra/pune/several-ncp-leaders-joined-the-bjp-in-mumbai-on-tuesday-1358034.html</w:t>
+        </w:r>
+      </w:hyperlink>
+    </w:p>
+    <w:p>
+      <w:r>
+        <w:t>Content: पुणे न्यूज (सौ. सोशल मीडिया ) Pimpri News In Hindi: मावल तालुका में राष्ट्रवादी कांग्रेस पार्टी (राकांपा) को एक बड़ा झटका लगा है। जिला परिषद के 2 पूर्व अध्यक्ष, 3 पूर्व उपाध्यक्ष, खरीद-बिक्री संघ और बाजार समिति के निदेशकों सहित राष्ट्रवादी कांग्रेस के कई पदाधिकारियों ने मंगलवार को मुंबई में भाजपा में शामिल हो गए। इन सभी नेताओं ने भाजपा के प्रदेश अध्यक्ष रवींद्र चव्हाण और पूर्व राज्य मंत्री संजय भेगडे की मौजूदगी में पार्टी की सदस्यता ग्रहण की आगामी स्थानीय निकाय चुनावों के मद्देनजर इस राजनीतिक घटनाक्रम को काफी महत्वपूर्ण माना जा रहा है। मुंबई में भाजपा के प्रदेश कार्यालय में प्रदेश अध्यक्ष रवींद्र चव्हाण ने सभी का स्वागत किया। इस मौके पर पूर्व राज्य मंत्री संजग बाला भेगडे, भाजपा किसान मोर्चा के प्रदेश अध्यक्ष गणेश भेगडे, भाजपा जिलाध्यक्ष प्रदीप कंद और मावल विधानसभा चुनाव प्रमुख रवींद्र भेगडे समेत कई वरिष्ठ नेता मौजूद थे। राज्य की प्रगति का लिखा जा रहा नया अध्याय प्रदेश अध्यक्ष रवींद्र चव्हाण ने कहा कि प्रधानमंत्री नरेंद्र मोदी और मुख्यमंत्री देवेंद्र फडणवीस के नेतृत्व बांद्र में देश और राज्य को प्रगति का एक नया बदी अध्याय लिखा जा रहा है। उन्होंने कहा कि इन सभी नेताओं ने भाजपा की विकास की – राजनीति पर भरोसा जताते हुए पांटी में प्रवेश किया है। काटे ने कहा कि शहर भाजपा की ओर से महापालिका आम चुनाव को लेकन अब तक तीन सर्वे किए गए हैं। इनमें बजपा को पूर्ण बहुमन मिलने का आंकड़ा आया है। इनमें 72 सीटों पर हमारी जीत तय है। अब सिर्फ वाकी सीटों पर जीत कैसे हासिल करने का हमे प्रयास करना होगा। इसलिए मनपा चुनाव में खुद के दम पर माल्या को बहुमत मिलेगा, इसमें कोई संदेह नहीं है। काटे ने कहा कि फिलहाल विपक्षी दल्वे और मतवचन के घटक दलों के कुछ लोग भाजपा में शामिल होने को उत्सुक है। अभी पितृपक्ष चल रहा है और चुनाव दीवाली के बाद होगे। ये भी पढ़ें :- Pune News: 6,830 करोड़ की जमीन पर विवाद, PMRDA Vs पिंपरी-चिंचवड़ मनपा आगामी महापालिका चुनाव में भारतीय जनता पार्टी ने 32 प्रभागों की 128 सीटों पर उम्मीदवार उतारने की पूरी तैयारी कर ली है। इसलिए हम महायुति (गठबंधन) के बजाय अपने दम पर चुनाव लड़ने के लिए तैयार है। यह दावा भाजपा शहराध्यक्ष शकुन काटे ने किया है। पिंपले सौदागर में शहराध्यक्ष काटे ने पत्रकारों से संवाद किया। इस दौरान उन्होंने कहा कि महानगरपालिका चुनाव के लिए भाज्या की ओर से पूरी तैयारी कर ली गई है। हर प्रभाग में बूथ स्तर पर कार्यकर्ताओं की नियुक्ति की गई है। हर बूथ पर दस कार्यकतो होंगे। 2017 के महापालिका चुनाव में भाजपा ने 77 सीटें जीतकर एकतरफा सत्ता हासिल की थी। इस बार भाजपा ने सभी सीटों पर ध्यान केंद्रित किया है। Follow Us On © Copyright Navbharatlive 2025 All rights reserved.</w:t>
+      </w:r>
+    </w:p>
+    <w:p>
+      <w:pPr>
+        <w:pStyle w:val="Heading3"/>
+      </w:pPr>
+      <w:r>
+        <w:t>Article 38</w:t>
+      </w:r>
+    </w:p>
+    <w:p>
+      <w:r>
+        <w:t>Title: भाजप प्रदेशाध्यक्ष रविंद्रजी चव्हाण यांच्या वाढदिवसानिमित्त प्रितम म्हात्रेंची सस्नेह भेट</w:t>
+      </w:r>
+    </w:p>
+    <w:p>
+      <w:r>
+        <w:t xml:space="preserve">URL: </w:t>
+      </w:r>
+      <w:hyperlink r:id="rId46">
+        <w:r>
+          <w:rPr>
+            <w:color w:val="0000FF"/>
+          </w:rPr>
+          <w:t>https://www.esakal.com/mumbai/todays-latest-marathi-news-mum25i35482-txt-today-20250921114037</w:t>
+        </w:r>
+      </w:hyperlink>
+    </w:p>
+    <w:p>
+      <w:r>
+        <w:t>Content: रवींद्र चव्हाण यांच्या वाढदिवसानिमित्त प्रीतम म्हात्रेंची भेटपनवेल, ता. २१ (बातमीदार) ः पनवेल पालिकेचे विरोधी पक्षनेते प्रीतम जनार्दन म्हात्रे यांनी भाजपचे प्रदेशाध्यक्ष आणि सार्वजनिक बांधकाम, गृहनिर्माण व नागरी विकासमंत्री रवींद्र चव्हाण यांची निवासस्थानी भेट घेतली. रवींद्र चव्हाण यांच्या वाढदिवसानिमित्त ही भेट घेतल्याचे म्हात्रे यांनी सांगितले. या भेटीत प्रीतम म्हात्रे यांनी त्यांच्या राजकीय व सामाजिक कार्याचा गौरव केला आणि त्यांना शुभेच्छा दिल्या. सकाळ+ चे सदस्य व्हा ब्रेक घ्या, डोकं चालवा, कोडे सोडवा! शॉपिंगसाठी 'सकाळ प्राईम डील्स'च्या भन्नाट ऑफर्स पाहण्यासाठी क्लिक करा. Read latest Marathi news, Watch Live Streaming on Esakal and Maharashtra News. Breaking news from India, Pune, Mumbai. Get the Politics, Entertainment, Sports, Lifestyle, Jobs, and Education updates. And Live taja batmya on Esakal Mobile App. Download the Esakal Marathi news Channel app for Android and IOS. Follow Us Copyright © 2025 - Sakal Media Pvt Ltd - All rights reserved. Powered by Quintype</w:t>
+      </w:r>
+    </w:p>
+    <w:p>
+      <w:pPr>
+        <w:pStyle w:val="Heading3"/>
+      </w:pPr>
+      <w:r>
+        <w:t>Article 39</w:t>
+      </w:r>
+    </w:p>
+    <w:p>
+      <w:r>
+        <w:t>Title: Nitesh Rane Warning | माझी धाड पडणार नाही याची खबरदारी घ्या</w:t>
+      </w:r>
+    </w:p>
+    <w:p>
+      <w:r>
+        <w:t xml:space="preserve">URL: </w:t>
+      </w:r>
+      <w:hyperlink r:id="rId47">
+        <w:r>
+          <w:rPr>
+            <w:color w:val="0000FF"/>
+          </w:rPr>
+          <w:t>https://pudhari.news/maharashtra/kokan/sindhudurg/nitesh-rane-warning-dodamarg-event-guardian-minister-sp96</w:t>
+        </w:r>
+      </w:hyperlink>
+    </w:p>
+    <w:p>
+      <w:r>
+        <w:t>Content: दोडामार्ग : सार्वजनिक बांधकाम उपविभागाच्या अधिकार्‍यांनी त्यांच्या कार्यालयाप्रमाणे कारभार सुटसुटीत व पारदर्शक केला पाहिजे. सर्वसामान्य माणसाला यथोचित मानसन्मान द्या. पालकमंत्री म्हणून माझी सर्वांवर बारीक नजर आहे. मी प्रथम जनतेला महत्व देतो. त्यांच्या समस्या, तक्रारींचे निवारण तत्काळ करा. जर या जनतेला तुम्ही अधिकार्‍यांनी वेठीस धरण्याचा प्रयत्न केल्यास गाठ माझ्याशी आहे, असा सज्जड इशारा बांधकाम विभागाच्या अधिकार्‍यांसह प्रशासनातील सर्व अधिकार्‍यांना देत जनतेच्या तक्रारीवरून तुमच्या कार्यालयात माझी धाड पडणार नाही याची काळजी घ्या, असा कडक शब्दात इशारा पालकमंत्री नितेश राणे यांनी दिला. सार्वजनिक बांधकाम उपविभागाच्या नूतन इमारतीचा उद्घाटन सोहळा पालकमंत्री नितेश राणे यांच्या हस्ते फित कापून करण्यात आला. यावेळी ते बोलत होते. कार्यक्रमाची सुरुवात पालकमंत्री नितेश राणे यांच्या हस्ते दीपप्रज्वलनाने करण्यात आली. व्यासपीठावर भाजपा जिल्हाध्यक्ष प्रभाकर सावंत, जिल्हा बँक अध्यक्ष मनीष दळवी, लखमराजे भोसले, महिला जिल्हाध्यक्षा अन्नपूर्णा कोरगावकर, सार्वजनिक बांधकाम उपविभाग कार्यकारी अभियंता पूजा इंगवले, भाजपा तालुका अध्यक्ष दीपक गवस, शिंदे शिवसेना तालुकाप्रमुख गणेशप्रसाद गवस, नगराध्यक्ष चेतन चव्हाण, एकनाथ नाडकर्णी, परिविक्षाधीन प्रांताधिकारी लक्ष्मण कसेकर, प्रभारी तहसीलदार प्रज्ञा राजमाने, सार्वजनिक बांधकाम उपविभाग उपकार्यकारी अभियंता सीमा गोवेकर उपस्थित होते. ना. राणे म्हणाले, बांधकाम उपविभागाची सुसज्ज अशी इमारत ठरलेल्या वेळेत पूर्णत्वास आली. त्यामुळे सर्वप्रथम या विभागाचे अभिनंदन करतो. ते पुढे म्हणाले, महायुती सरकारमधील सर्व मंत्री रयतेचे राज्य म्हणून सरकार चालवत आहेत. या सरकारच्या सुरुवातीच्या पहिल्या दहा महिन्यात खूप कामे झाली आहेत. या जिल्ह्यातील माझ्या जनतेच्या समस्या सोडविण्यासाठी मी कटिबद्ध असल्याचे ना. राणे यांनी स्पष्ट केले. सार्वजनिक बांधकाम उपविभागाचा कारभार रेस्ट हाऊसमधून चालवला जायचा. या कार्यालयाची स्वतंत्र व सुसज्ज अशी नूतन इमारत झाल्याने आता येथून कारभार चालवला जाणार आहे. रेस्ट हाऊससाठी निधीची आवश्यकता भासणार आहे. सार्वजनिक बांधकाम मंत्री शिवेंद्रसिंह भोसले यांच्यामार्फत हा निधी उपलब्ध करून देण्यासाठी प्रयत्न करणार असल्याचे पालकमंत्री राणे यांनी स्पष्ट केले. माजी सार्वजनिक बांधकाम मंत्री रवींद्र चव्हाण यांच्या कार्यकाळात या विभागाच्या अनेक नूतन कार्यालयांची निर्मिती करण्यात आली. पूर्वी या विभागाशी निगडीत अनेक कामांसाठी रत्नागिरी येथे हेलपाटे मारावे लागायचे. यात वेळेचा अधिक अपव्यय होऊ लागला व कामे वेळेवर पूर्ण होत नसत. हेच रवींद्र चव्हाण यांनी अचूक हेरले व त्यादृष्टीने या विभागाचे कार्यालय या जिल्ह्यात आणले. त्यांच्या कारकिर्दीतच या जिल्ह्यातील चांगल्या रस्त्यांचे जाळे अधिक प्रमाणात विणले गेले, असे पालकमंत्री नितेश राणे यांनी आवर्जून सांगितले. जिल्ह्यातील अवैध धंदे बंद केल्याशिवाय मी गप्प बसणार नाही. पोलिसांना हे अवैध धंदे बंद करायला जमत नसतील तर मी आहेच. मला या तालुक्यातीलही सर्व अवैध धंद्यांची माहिती आहे. येथील पोलिस निरीक्षकांना मी पूर्वीच कारवाई करण्यासाठी सक्त सूचना केल्या आहेत. माझ्या सूचनांकडे दुर्लक्ष करू नका. तात्काळ हे अवैध धंदे बंद करा. मी आता पुन्हा फोनाफोनी करत बसणार नाही तर सरळ अ‍ॅक्शन घेणार, अशा कडक शब्दात पोलिस प्रशासनास सुनावले. 'Pudhari' is excited to announce the relaunch of its Android and iOS apps. Stay updated with the latest news at your fingertips. Android and iOS Download now and stay updated, anytime, anywhere. Pudhari Publications Private Limited</w:t>
+      </w:r>
+    </w:p>
+    <w:p>
+      <w:pPr>
+        <w:pStyle w:val="Heading3"/>
+      </w:pPr>
+      <w:r>
+        <w:t>Article 40</w:t>
+      </w:r>
+    </w:p>
+    <w:p>
+      <w:r>
+        <w:t>Title: जनतेला वेठीस धरू नका; कारभार पारदर्शक ठेवा</w:t>
+      </w:r>
+    </w:p>
+    <w:p>
+      <w:r>
+        <w:t xml:space="preserve">URL: </w:t>
+      </w:r>
+      <w:hyperlink r:id="rId48">
+        <w:r>
+          <w:rPr>
+            <w:color w:val="0000FF"/>
+          </w:rPr>
+          <w:t>https://www.esakal.com/kokan/todays-latest-marathi-news-kop25d30123-txt-sindhudurg-today-20250919115725</w:t>
+        </w:r>
+      </w:hyperlink>
+    </w:p>
+    <w:p>
+      <w:r>
+        <w:t>Content: 92652 जनतेला वेठीस धरू नका; कारभार पारदर्शक ठेवा पालकमंत्री नीतेश राणे ः दोडामार्गात ‘बांधकाम’च्या नूतन इमारतीचे उद्‍घाटन सकाळ वृत्तसेवा दोडामार्ग, ता. १९ ः सार्वजनिक बांधकाम उपविभागाचे कार्यालय सुसज्ज व सुटसुटीत झाले आहे, त्याप्रमाणे अधिकाऱ्यांनी आपला कारभार सुटसुटीत व पारदर्शक करायला हवा. सर्वसामान्य माणसाला सन्मानपूर्वक वागणूक द्या, मी जनतेला महत्व देतो. नागरिकांच्या समस्या, तक्रारींचे निवारण तात्काळ करा. जनतेला तुम्ही वेठिस धरण्याचा प्रयत्न केल्यास गाठ माझ्याशी आहे. पालकमंत्री म्हणून माझी सर्वांवर बारीक नजर आहे. जनतेच्या तक्रारीवरून तुमच्या कार्यालयात माझी धाड पडणार नाही याची काळजी घ्या, असा सज्जड इशारा बांधकाम विभागाच्या अधिकाऱ्यांसह प्रशासनातील सर्व अधिकाऱ्यांना मत्स्य व बंदरे विकास मंत्री तथा जिल्ह्याचे पालकमंत्री नीतेश राणे यांनी दिला.येथील सार्वजनिक बांधकाम उपविभागाच्या नूतन इमारतीचा उद्‍घाटन सोहळा पालकमंत्री राणे यांच्या हस्ते फित कापून करण्यात आला. यावेळी ते बोलत होते. व्यासपीठावर भाजप जिल्हाध्यक्ष प्रभाकर सावंत, जिल्हा बँक अध्यक्ष मनीष दळवी, लखमराजे भोसले, महिला जिल्हाध्यक्षा अन्नपूर्णा कोरगावकर, सार्वजनिक बांधकाम उपविभाग कार्यकारी अभियंता पूजा इंगवले, भाजपा तालुका अध्यक्ष दीपक गवस, शिंदे शिवसेना तालुकाप्रमुख गणेशप्रसाद गवस, नगराध्यक्ष चेतन चव्हाण, एकनाथ नाडकर्णी, परिविक्षाधीन प्रांताधिकारी लक्ष्मण कसेकर, प्रभारी तहसीलदार प्रज्ञा राजमाने, सार्वजनिक बांधकाम उपविभाग उपकार्यकारी अभियंता सीमा गोवेकर उपस्थित होते.श्री. राणे म्हणाले, ‘‘बांधकाम उपविभागाची सुसज्ज अशी इमारत ठरलेल्या वेळेत पूर्णत्वास आली. त्यामुळे सर्वप्रथम या विभागाचे अभिनंदन करतो. महायुती सरकारमधील सर्व मंत्री रयतेचे राज्य म्हणून सरकार चालवत आहेत. या सरकारच्या सुरुवातीच्या पहिल्या दहा महिन्यात खूप कामे झाली आहेत. या जिल्ह्यातील माझ्या जनतेच्या समस्या सोडविण्यासाठी कटिबद्ध आहे.’’ सार्वजनिक बांधकाम उपविभागाचा कारभार विश्राम गृहामधून चालवला जायचा. या कार्यालयाची स्वतंत्र व सुसज्ज अशी नूतन इमारत झाल्याने आता येथून कारभार चालवला जाणार आहे. विश्राम गृहासाठी निधीची आवश्यकता भासणार आहे. सार्वजनिक बांधकाम मंत्री शिवेंद्रसिंह भोसले यांच्यामार्फत हा निधी उपलब्ध करून देण्यासाठी प्रयत्न करणार आहे.’’ माजी सार्वजनिक बांधकाम मंत्री रवींद्र चव्हाण यांच्या कार्यकाळात या विभागाच्या अनेक नूतन कार्यालयांची निर्मिती करण्यात आली. पूर्वी या विभागाशी निगडीत अनेक कामांसाठी रत्नागिरी येथे हेलपाटे मारावे लागायचे. यात वेळेचा अधिक अपव्यय होऊ लागला व कामे वेळेवर पूर्ण होत नसत. हेच चव्हाण यांनी अचूक हेरले व त्यादृष्टीने या विभागाचे कार्यालय या जिल्ह्यात आणले. त्यांच्या कारकिर्दीतच या जिल्ह्यातील चांगल्या रस्त्यांचे जाळे अधिक प्रमाणात विणले गेले, असे पालकमंत्री राणे यांनी आवर्जून सांगितले.--------------- आता पुन्हा फोनाफोनी नाही, सरळ ॲक्शन!जिल्ह्यातील अवैध धंदे बंद केल्याशिवाय गप्प बसणार नाही. पोलिसांना हे अवैध धंदे बंद करायला जमत नसतील तर मी आहेच. मला या तालुक्यातीलही सर्व अवैध धंद्यांची माहिती आहे. येथील पोलिस निरीक्षकांना पूर्वीच कारवाई करण्यासाठी सक्त सूचना केल्या आहेत. माझ्या सूचनांकडे दुर्लक्ष करू नका. तात्काळ हे अवैध धंदे बंद करा. मी आता पुन्हा फोनाफोनी करत बसणार नाही तर सरळ ॲक्शन घेणार, अशा कडक शब्दांत मंत्री राणे यांनी पोलिस प्रशासनास सुनावले. सकाळ+ चे सदस्य व्हा ब्रेक घ्या, डोकं चालवा, कोडे सोडवा! शॉपिंगसाठी 'सकाळ प्राईम डील्स'च्या भन्नाट ऑफर्स पाहण्यासाठी क्लिक करा. Read latest Marathi news, Watch Live Streaming on Esakal and Maharashtra News. Breaking news from India, Pune, Mumbai. Get the Politics, Entertainment, Sports, Lifestyle, Jobs, and Education updates. And Live taja batmya on Esakal Mobile App. Download the Esakal Marathi news Channel app for Android and IOS. Follow Us Copyright © 2025 - Sakal Media Pvt Ltd - All rights reserved. Powered by Quintype</w:t>
+      </w:r>
+    </w:p>
+    <w:p>
+      <w:pPr>
+        <w:pStyle w:val="Heading3"/>
+      </w:pPr>
+      <w:r>
+        <w:t>Article 41</w:t>
+      </w:r>
+    </w:p>
+    <w:p>
+      <w:r>
+        <w:t>Title: कोलगाव नवरात्रोत्सव अध्यक्षपदी चव्हाण</w:t>
+      </w:r>
+    </w:p>
+    <w:p>
+      <w:r>
+        <w:t xml:space="preserve">URL: </w:t>
+      </w:r>
+      <w:hyperlink r:id="rId49">
+        <w:r>
+          <w:rPr>
+            <w:color w:val="0000FF"/>
+          </w:rPr>
+          <w:t>https://www.esakal.com/amp/kokan/todays-latest-marathi-news-kop25d30489-txt-sindhudurg-20250920015648</w:t>
+        </w:r>
+      </w:hyperlink>
+    </w:p>
+    <w:p>
+      <w:r>
+        <w:t>Content: 92876 कोलगाव नवरात्रोत्सवअध्यक्षपदी चव्हाणसावंतवाडी ः कोलगाव पांडवनगरी येथील श्री देव वस नवरात्रोत्सव मंडळाच्या अध्यक्षपदी बाबुराव चव्हाण यांची बिनविरोध निवड झाली. गेली सात वर्षे ते या मंडळाचे सातत्याने अध्यक्ष म्हणून काम करत आहेत. उपाध्यक्षपदी विजय चव्हाण तर सचिव आनंद चव्हाण, सहसचिव रवींद्र चव्हाण पुजारी तथा खजिनदारपदी सदानंद चव्हाण, सहखजिनदार अमोल चव्हाण, कार्याध्यक्ष अॅड. स्वप्नील कोलगावकर आणि मार्गदर्शक म्हणून सागर चव्हाण यांची बिनविरोध निवड करण्यात आली आहे. श्री देव वस नवरात्रोत्सव मंडळाकडून नऊ दिवस चालणाऱ्या कार्यक्रमांमध्ये दशावतारी तीन नाटकांचा समावेश असून याशिवाय कीर्तन, प्रवचन, फुगडी, दांडिया आणि भजनाच्या कार्यक्रमांचे आयोजन केले आहे. दरवर्षीप्रमाणे यंदाही मोठ्या उत्साहात नवरात्रोत्सव साजरा करण्याचा निर्णय नुकत्याच पार पडलेल्या बैठकीमध्ये घेण्यात आला.---92789राज्यस्तरीय पुरस्कार पाटील यांना जाहीर मालवण : महाराष्ट्राच्या सार्वजनिक बांधकाम विभागातर्फे दिला जाणारा प्रतिष्ठेचा पुरस्कार येथील सार्वजनिक बांधकाम विभागाचे उपअभियंता अजित पाटील यांना जाहीर झाला आहे. सार्वजनिक बांधकाम विभागाच्या तांत्रिक आणि अतांत्रिक कर्मचाऱ्यांच्या उल्लेखनीय कामगिरीसाठी दरवर्षी हे पुरस्कार दिले जातात. लवकरच एका विशेष समारंभात संबंधित मंत्र्यांच्या हस्ते या पुरस्कारांचे वितरण होणार आहे. या पुरस्काराबद्दल त्यांचे सर्वस्तरांतून अभिनंदन केले जात आहे. सकाळ+ चे सदस्य व्हा ब्रेक घ्या, डोकं चालवा, कोडे सोडवा! शॉपिंगसाठी 'सकाळ प्राईम डील्स'च्या भन्नाट ऑफर्स पाहण्यासाठी क्लिक करा. Read latest Marathi news, Watch Live Streaming on Esakal and Maharashtra News. Breaking news from India, Pune, Mumbai. Get the Politics, Entertainment, Sports, Lifestyle, Jobs, and Education updates. And Live taja batmya on Esakal Mobile App. Download the Esakal Marathi news Channel app for Android and IOS. Copyright © 2025 - Sakal Media Pvt Ltd - All rights reserved.</w:t>
+      </w:r>
+    </w:p>
+    <w:p>
+      <w:pPr>
+        <w:pStyle w:val="Heading3"/>
+      </w:pPr>
+      <w:r>
+        <w:t>Article 42</w:t>
+      </w:r>
+    </w:p>
+    <w:p>
+      <w:r>
+        <w:t>Title: Bharatiya Janata Party : बळीराम मोरे यांची भाजप जिल्हा उपाध्यक्षपदी निवड</w:t>
+      </w:r>
+    </w:p>
+    <w:p>
+      <w:r>
+        <w:t xml:space="preserve">URL: </w:t>
+      </w:r>
+      <w:hyperlink r:id="rId50">
+        <w:r>
+          <w:rPr>
+            <w:color w:val="0000FF"/>
+          </w:rPr>
+          <w:t>https://ratnagirikhabardar.com/news/79519/</w:t>
+        </w:r>
+      </w:hyperlink>
+    </w:p>
+    <w:p>
+      <w:r>
+        <w:t>Content: चिपळूण : नुकतेच भाजपमध्ये प्रवेश केलेले उद्योजक व अनेक वर्षे शिक्षक संघटनेचे नेतृत्व करणारे बळीराम मोरे यांची भारतीय जनता पार्टीच्या रत्नागिरी जिल्हा उपाध्यक्षपदी निवड जाहीर झाली आहे. या निवडीबद्दल त्यांचे सर्वत्र अभिनंदन होत आहे. येथील उद्योजक प्रशांत यादव यांच्याबरोबर बळीराम मोरे यांनी त्यांच्या नेतृत्वावर विश्वास ठेवत भाजप प्रदेशाध्यक्ष आ. रवींद्र चव्हाण यांच्या उपस्थितीत मुंबईमध्ये भाजपमध्ये जाहीर प्रवेश केला. यानंतर त्यांनी भारतीय जनता पार्टीत सक्रिय काम सुरू केले आहे. त्यामुळे त्यांची भाजपच्या रत्नागिरी जिल्हा उपाध्यक्ष म्हणून निवड करण्यात आली आहे. या निवडीबद्दल नेते प्रशांत यादव, प्रदेशाध्यक्ष आ. रवींद्र चव्हाण, आ. नितेश राणे, खा. नारायण राणे, भाजपचे जिल्हाध्यक्ष, पदाधिकारी आणि कार्यकर्त्यांकडून अभिनंदन होत आहे. दैनिक रत्नागिरी खबरदारISO 9001:2015 CERTIFIED(RNI NO. MAHMAR/2013/57411)शासनमान्य रजिस्टर न्यूजपेपर01:57 PM 17/Sep/2025</w:t>
+      </w:r>
+    </w:p>
+    <w:p>
+      <w:pPr>
+        <w:pStyle w:val="Heading3"/>
+      </w:pPr>
+      <w:r>
+        <w:t>Article 43</w:t>
+      </w:r>
+    </w:p>
+    <w:p>
+      <w:r>
+        <w:t>Title: Devendra Fadanvis: मोदी हाच जगातील सर्वांत मोठा ब्रँड – मुख्यमंत्री देवेंद्र फडणवीस</w:t>
+      </w:r>
+    </w:p>
+    <w:p>
+      <w:r>
+        <w:t xml:space="preserve">URL: </w:t>
+      </w:r>
+      <w:hyperlink r:id="rId51">
+        <w:r>
+          <w:rPr>
+            <w:color w:val="0000FF"/>
+          </w:rPr>
+          <w:t>https://ratnagirikhabardar.com/news/79428/</w:t>
+        </w:r>
+      </w:hyperlink>
+    </w:p>
+    <w:p>
+      <w:r>
+        <w:t>Content: मुंबई : हिंदुहृदयसम्राट शिवसेनाप्रमुख बाळासाहेब ठाकरे हा ब्रँड होता. पण, तुमचा ब्रँड नाही. भाजप हा कार्यकर्त्यांचा ब्रँड निर्माण करून देणारा पक्ष आहे. चहा विकणारा जगात जागतिक ब्रँड झाला. नरेंद्र मोदी नावाचा जगातील सर्वांत मोठा ब्रँड आमच्याकडे आहे, असा टोला मुख्यमंत्री देवेंद्र फडणवीस यांनी ठाकरे बंधूंना मंगळवारी लगावला. काहीही झाले तरी मुंबई महापालिकेच्या निवडणुकीत महायुतीचाच भगवा झेंडा फडकवून महायुतीचाच महापौर होणार, असा विश्वासही व्यक्त करीत त्यांनी महापालिका निवडणुकीचे रणशिंग फुंकले. मुंबई भाजप प्रदेशच्या वतीने मुंबईत वरळी येथील डोम सभागृहात विजयी संकल्प मेळाव्याचे आयोजन करण्यात आले होते. यावेळी केंद्रीय मंत्री पीयूष गोयल, विधानसभा अध्यक्ष राहुल नार्वेकर, प्रदेशाध्यक्ष रवींद्र चव्हाण, सांस्कृतिक मंत्री आशिष शेलार, कौशल्य विकास मंत्री मंगलप्रभात लोढा, विधान परिषदेचे गटनेते आ. प्रवीण दरेकर यांच्यासह मुंबईतील आमदार, माजी मुंबई प्रदेश अध्यक्ष, माजी आमदार यावेळी उपस्थित होते. सामान्य व्यक्ती मुंबईचा महापौर होणार मुंबईच्या महानगरपालिकेमधील भ्रष्टाचाराला बाहेर काढणारी भाजपची सामान्य व्यक्ती महापौर होणार आहे. ज्या कोविड काळात सामान्यांना बेड मिळत नव्हते, ऑक्सिजन मिळत नव्हता त्याच काळात महापालिकेतील सत्ताधाऱ्यांनी हजारो कोटींचा भ्रष्टाचार केला. निवडणूक आल्यावर हे कफनचोर कोणत्या तोंडाने मते मागायला जाणार आहेत, असा सवाल फडणवीस यांनी केला. उद्धव ठाकरे यांची १०० भाषणे काढून मुंबईच्या विकासाबद्दल बोलले असतील तर १०० रुपये द्यायला तयार आहे, असा टोलाही त्यांनी लगावला. दहा लाख लोकांना धारावीतच घर मुंबईने अनेक राज्यांना, देशाला, जगाला भरभरून दिले आहे. ते आता मुंबईला परत करण्याची वेळ आली असून, भाजप महायुतीचे सरकार पालिकेच्या माध्यमातून केल्याशिवाय राहणार नाही. बीडीडी चाळींसारखाच धारावीचा विकास करुन १० लाख लोकांना तिथेच घरे देणार. मुंबईच्या विकासासाठी सरकार प्रयत्न करीत असल्याचे मुख्यमंत्री म्हणाले. परदेशी राजदूतांची उपस्थिती राजकीय पक्षाच्या सभेला परदेशी राजदूतांनी हजेरी लावल्याचा प्रसंग भाजपच्या विजयी मेळाव्यात घडला. ब्रिटीश डेप्युटी हाय कमिशनचे राजकीय, द्विपक्षीय व्यवहारप्रमुख जॉन एम. निकेल, सिंगापूर प्रजासत्ताकाचे राजकीय वाणिज्यदूत जेरोम वाँग व आयर्लंडचे उपमहावाणिज्य दूत टॉम नूनन उपस्थित होते. भाजपची ताकद ट्रेलरमध्ये नाही : शेलार दोन भावांच्या पक्षाला सभेसाठी टीझर रिलीज करावा लागतो. कधी ट्रेलर दाखवावा लागतो. पण, भाजपची ताकद ही टीझर-ट्रेलरमध्ये नाही. अध्यक्षांनी फक्त टिचकी मारल्यावर संध्याकाळीही एवढी मोठी सभा भरते. मुंबईचा खरा आवाज कोणाचा आहे, हे स्पष्ट होते, असे मंत्री आशिष शेलार म्हणाले. भाजप प्रदेशाध्यक्ष रवींद्र चव्हाण यांनी भाजपची संघटनशक्ती एकत्र येण्याची गरज असल्याचे सांगितले. भ्रष्टाचार विरहित प्रशासन देणार : साटम निवडणूक आल्यावर यांना मराठी माणूस आठवतो. त्यामागे वेगळेच राजकारण आहे. भ्रष्टाचार विरहित प्रशासन देण्यासह मुंबईचा विकास, प्रगती, सुरक्षित ठेवण्याची ही लढाई आहे, असे मुंबई अध्यक्ष आ. अमित साटम म्हणाले. दैनिक रत्नागिरी खबरदारISO 9001:2015 CERTIFIED(RNI NO. MAHMAR/2013/57411)शासनमान्य रजिस्टर न्यूजपेपर10:41 17-09-2025</w:t>
+      </w:r>
+    </w:p>
+    <w:p>
+      <w:pPr>
+        <w:pStyle w:val="Heading3"/>
+      </w:pPr>
+      <w:r>
+        <w:t>Article 44</w:t>
+      </w:r>
+    </w:p>
+    <w:p>
+      <w:r>
+        <w:t>Title: प्रधानमंत्री मोदी के जन्मदिन पर महाराष्ट्र में एक लाख मोतियाबिंद के ऑपरेशन कराए जाएंगे: भाजपा</w:t>
+      </w:r>
+    </w:p>
+    <w:p>
+      <w:r>
+        <w:t xml:space="preserve">URL: </w:t>
+      </w:r>
+      <w:hyperlink r:id="rId52">
+        <w:r>
+          <w:rPr>
+            <w:color w:val="0000FF"/>
+          </w:rPr>
+          <w:t>https://hindi.theprint.in/india/one-lakh-cataract-operations-will-be-conducted-in-maharashtra-on-pm-modis-birthday-bjp/869293/</w:t>
+        </w:r>
+      </w:hyperlink>
+    </w:p>
+    <w:p>
+      <w:r>
+        <w:t>Content: मुंबई, 16 सितंबर (भाषा) प्रधानमंत्री नरेन्द्र मोदी के जन्मदिन के उपलक्ष्य में महाराष्ट्र भाजपा एक पखवाड़ा तक अभियान चलाकर एक लाख से अधिक मोतियाबिंद के ऑपरेशन कराएगी। भाजपा की राज्य इकाई के अध्यक्ष रवींद्र चव्हाण ने यह जानकारी दी। चव्हाण ने मुंबई में सवाददाताओं को बताया कि भारतीय जनता पार्टी (भाजपा) 17 सितंबर से दो अक्टूबर तक चलने वाले इस अभियान के दौरान कम से कम 10 लाख लोगों की नेत्रजांच कराएगी और जरूरतमंदों को चश्मे वितरित करेगी। प्रधानमंत्री मोदी 17 सितंबर को अपना 75वां जन्मदिन मनाएंगे। उन्होंने कहा, ‘‘हम एक लाख से अधिक मोतियाबिंद के ऑपरेशन कराने, 10 लाख लोगों की आंखों की जांच सुनिश्चित करने और जरूरतमंदों को चश्मे उपलब्ध कराने के लिए गैर सरकारी संगठनों, अन्य संगठनों और सामाजिक समूहों के साथ मिलकर कार्य करेंगे।’’ इस अभियान को भाजपा की सेवा पहल के रूप में पेश किया जा रहा है। चव्हाण ने कहा, ‘‘यह राज्य के लोगों से जुड़ने का एक प्रयास है।’’ चव्हाण ने बताया कि इस अभियान के दौरान रक्तदान शिविर भी आयोजित किए जाएंगे। उन्होंने कहा, ‘‘हमने इस पखवाड़े के दौरान लागू किए जाने वाले 17 कार्यक्रमों की रूपरेखा तैयार की है।’’ चव्हाण ने बताया कि मुख्यमंत्री देवेंद्र फडणवीस ने कार्यक्रमों के सफल आयोजन को सुनिश्चित करने के लिए राज्य के मंत्रियों और भाजपा नेताओं के साथ बैठकें की है। भाषा प्रीति पवनेश पवनेश यह खबर ‘भाषा’ न्यूज़ एजेंसी से ‘ऑटो-फीड’ द्वारा ली गई है. इसके कंटेंट के लिए दिप्रिंट जिम्मेदार नहीं है. प्रिंट का विश्वास, डिजिटल की रफ़्तार हमें संपर्क करें: feedback@theprint.in Copyright © 2025 Printline Media Pvt. Ltd. All rights reserved.</w:t>
+      </w:r>
+    </w:p>
+    <w:p>
+      <w:pPr>
+        <w:pStyle w:val="Heading3"/>
+      </w:pPr>
+      <w:r>
+        <w:t>Article 45</w:t>
+      </w:r>
+    </w:p>
+    <w:p>
+      <w:r>
+        <w:t>Title: पंतप्रधान मोदींच्या 75 व्या वाढदिवसानिमित्त राज्यात 'सेवा पंधरवडा'; आयटीआयचे विद्यार्थी 750 गावांमध्ये स्वच्छता अभियान राबवणार!</w:t>
+      </w:r>
+    </w:p>
+    <w:p>
+      <w:r>
+        <w:t xml:space="preserve">URL: </w:t>
+      </w:r>
+      <w:hyperlink r:id="rId53">
+        <w:r>
+          <w:rPr>
+            <w:color w:val="0000FF"/>
+          </w:rPr>
+          <w:t>https://www.etvbharat.com/mr/!state/sewa-pakhwada-in-the-maharashtra-on-the-occasion-of-prime-minister-narendra-modis-75th-birthday-iti-students-to-carry-out-cleanliness-drive-in-750-villages-maharashtra-news-mhs25091603490</w:t>
+        </w:r>
+      </w:hyperlink>
+    </w:p>
+    <w:p>
+      <w:r>
+        <w:t>Content: महाराष्ट्र maharashtra ETV Bharat / state By ETV Bharat Marathi Team Published : September 16, 2025 at 4:17 PM IST मुंबई : पंतप्रधान नरेंद्र मोदी यांच्या 75 व्या वाढदिवसानिमित्त महाराष्ट्रात 17 सप्टेंबर ते 2 ऑक्टोबर या कालावधीत भाजपाच्या वतीनं 'सेवा पंधरवडा' उपक्रम राबवला जाणार आहे. या अंतर्गत राज्यभरात स्वच्छता अभियान, रक्तदान शिबिर, आरोग्य तपासणी, मोफत मोतीबिंदू शस्त्रक्रिया, नेत्र तपासणी, चष्मा वाटप, मोदी विकास मॅरेथॉन आणि क्रीडा स्पर्धा यांसारख्या विविध सामाजिक उपक्रमांचं आयोजन आलं आहे. याशिवाय, कौशल्य विकास विभागाच्या पुढाकारानं राज्यातील 419 शासकीय औद्योगिक प्रशिक्षण संस्थांमधील (आयटीआय) हजारो विद्यार्थी 750 गावांमध्ये स्वच्छता अभियान राबवणार आहेत. 1 लाखांहून अधिक मोफत मोतीबिंदू शस्त्रक्रिया होणार - रवींद्र चव्हाण आयटीआयच्या विद्यार्थ्यांचं स्वच्छता अभियान : कौशल्य विकास विभागाच्या पुढाकारानं राज्यातील 419 शासकीय आयटीआयमधील हजारो विद्यार्थी 750 गावांमध्ये स्वच्छता अभियान राबवणार आहेत. या अभियानाची सुरुवात 17 सप्टेंबर रोजी सकाळी 11 वाजता पनवेल तालुक्यातील गव्हाण ग्रामपंचायत कार्यालयासमोर होईल. यात मुख्यमंत्री देवेंद्र फडणवीस मार्गदर्शन करणार असून, कौशल्य विकास मंत्री मंगल प्रभात लोढा यांच्या हस्ते उद्घाटन होईल. हजारो तरुणांना प्रशिक्षण आणि रोजगार : या उपक्रमाविषयी माहिती देताना कौशल्य विकास मंत्री मंगल प्रभात लोढा म्हणाले, "स्वच्छ भारत अभियान हा विकसित भारताच्या संकल्पाचा महत्त्वाचा टप्पा आहे. पंतप्रधान मोदींच्या स्वच्छतेच्या निर्धाराला आणि मुख्यमंत्र्यांच्या मार्गदर्शनाला अनुसरून आम्ही हा उपक्रम राबवत आहोत. स्वच्छता आणि आरोग्याबाबत जनजागृतीची गरज आहे आणि या अभियानाद्वारे ती पूर्ण होईल. राज्यातील पहिली 'संत गाडगे बाबा स्वच्छ भारत अकादमी' स्थापन करून हजारो तरुणांना प्रशिक्षण आणि रोजगार उपलब्ध करून देण्यात आले आहे. स्वच्छता आणि कुशल मनुष्यबळाच्या माध्यमातून महाराष्ट्राचा कौशल्य विकास विभाग 'स्वच्छ भारत'च्या संकल्पनेला बळकटी देण्यासाठी कटिबद्ध आहे", असं लोढा यांनी नमूद केलं. हेही वाचा : For All Latest Updates TAGGED: शारदीय नवरात्रीत 'या' शुभ मुहूर्तावर करा घटस्थापना; जाणून घ्या शुभ मुहूर्त आणि पंचांग आशिया चषक टीम इंडियाचा विजयी चौकार; पाकिस्तानचा दुसऱ्यांदा उडवला धुव्वा जीएसटी दर कपात आजपासून लागू; तूप, पनीर, सुकामेवा, टीव्ही, एसी... तुमच्या घरातील कोणत्या वस्तू स्वस्त होणार? आजपासून रेल्वेमध्ये पिण्याचे पाणी मिळणार स्वस्त; जास्त शुल्क आकारल्यास कशी करायची तक्रार? सोमवारपासून जीएसटी दर कपात; तूप, पनीर, सुकामेवा, टीव्ही, एसी... ; वाचा काय होणार स्वस्त Oppo F31 Pro plus 5G vs F31 Pro 5G : कोणता फोन आहे किफायतशीर? गुगल क्रोममध्ये जेमिनी अपग्रेड: AI सक्षम ब्राउझिंगचा नवीन अनुभव इंडिया एआय मिशन अंतर्गत देशभरात 500 हून अधिक डेटा लॅब्सची स्थापना - अश्विनी वैष्णव कर्नाटक स्टाईल टोमॅटो चटणी; जेवणाची चव द्विगुणीत करण्यासाठी सर्वोत्तम Copyright © 2025 Ushodaya Enterprises Pvt. Ltd., All Rights Reserved.</w:t>
+      </w:r>
+    </w:p>
+    <w:p>
+      <w:pPr>
+        <w:pStyle w:val="Heading3"/>
+      </w:pPr>
+      <w:r>
+        <w:t>Article 46</w:t>
+      </w:r>
+    </w:p>
+    <w:p>
+      <w:r>
+        <w:t>Title: पुण्यात भाजपने गेम फिरवला, अजित पवारांना जोरदार धक्का; राष्ट्रवादीच्या ३४ नेत्यांनी कमळ हाती घेतलं</w:t>
+      </w:r>
+    </w:p>
+    <w:p>
+      <w:r>
+        <w:t xml:space="preserve">URL: </w:t>
+      </w:r>
+      <w:hyperlink r:id="rId54">
+        <w:r>
+          <w:rPr>
+            <w:color w:val="0000FF"/>
+          </w:rPr>
+          <w:t>https://saamtv.esakal.com/maharashtra/local-elections-2025-34-leaders-of-rashtrawadi-congress-join-bjp-in-pune-ahead-of-elections-bdk97</w:t>
+        </w:r>
+      </w:hyperlink>
+    </w:p>
+    <w:p>
+      <w:r>
+        <w:t>Content: पुण्यातील राष्ट्रवादी काँग्रेसच्या दोन्ही गटांना मोठा धक्का बसला. एकूण ३४ जणांनी भाजपात प्रवेश करत पक्षाची ताकद वाढवली. माजी नगराध्यक्ष, नगरसेवक, उपनगराध्यक्ष यांसारखे महत्त्वाचे चेहरे सहभागी. आगामी स्थानिक स्वराज्य निवडणुकांमध्ये भाजप अधिक मजबूत होणार असल्याची चर्चा. गणेश कवडे, साम टिव्ही आगामी स्थानिक स्वराज्य संस्थांच्या निवडणुकांआधी राज्यात राजकीय वारे वेगाने वाहू लागले आहेत. प्रत्येक नेत्यानं मोर्चेबांधणीला सुरूवात केली आहे. नुकतेच जिल्हा परिषदांच्या अध्यक्षपदांचे आरक्षण जाहीर झाले आहे. याच दरम्यान पुण्यात भाजपची ताकद लक्षणीयरीत्या वाढली आहे. दोन्ही राष्ट्रवादी काँग्रेस गटाला भाजपने धक्का दिला असून, एकूण ३४ जणांनी भाजपात प्रवेश केला आहे. पुण्यात भाजप पक्षात जोरदार इनकमिंग सुरू आहे. स्थानिक स्वराज्य संस्थांच्या निवडणुकीआधी भाजपने राष्ट्रवादी काँग्रेसच्या दोन्ही गटांना धक्का दिला असून, यामुळे पुण्यात भाजपची ताकद वाढली आहे. मुंबईत पक्षप्रवेश सोहळा पार पडला असून, भाजप प्रदेशाध्यक्ष रविंद्र चव्हाण यांच्या नेतृत्वाखाली हा पक्षप्रवेश सोहळा पार पडल्याची माहिती आहे. मिळालेल्या माहितीनुसार, राजकीय आणि सहकार क्षेत्रातील बडे चेहरे भाजपच्या गळाला लागले आहेत. माजी नगराध्यक्ष, नगरसेवक, उपनगराध्यक्षांसह अनेकांनी भाजपासोबत जाण्याचा निर्णय घेतला. मावळच्या कृषी उत्पन्न बाजार समितीसह खरेदी विक्री संघातील संचालकांनी भाजपात प्रवेश केला आहे. पुणे जिल्हा परिषद, लोणावळा, तळेगाव दाभाडे नगरपरिषदेतील सभापतींनीही भाजपात पक्षप्रवेश केला आहे. देहू नगरपालिकेतील नगरसेवकांनीही भाजपचं कमळ हाती घेतलं आहे. यासह पुणे जिल्ह्याचे राष्ट्रवादीचे अध्यक्ष आणि उपाध्यक्षही भाजपात प्रवेश करणार आहेत. यामुळे आगामी स्थानिक स्वराज्य संस्थांच्या निवडणुकांच्या पार्श्वभूमीवर भाजपाची ताकद वाढली असल्याची चर्चा आहे. मावळमध्ये भाजप - अजित पवार गटात रस्सीखेच तर, आगामी निवडणुकांच्या पार्श्वभूमीवर मावळमध्ये भाजप आणि राष्ट्रवादीमध्ये रस्सीखेच सुरू आहे. मावळमध्ये अजित पवार गटाच्या राष्ट्रवादीला भाजपनं जोरदार धक्का दिला आहे. अजित पवार गटाचे आमदार सुनिल शेळकेंची साथ सोडून बडे नेते भाजपमध्ये दाखल झाले आहेत. शेळकेंचे पदाधिकारी माजी आमदार बाळा भेगडेंच्या गळाला लागले आहेत. सकाळ+चे सदस्य व्हा शॉपिंगसाठी 'सकाळ प्राईम डील्स'च्या भन्नाट ऑफर्स पाहण्यासाठी क्लिक करा. Read Marathi news and watch Live TV. Breaking news from Maharashtra, India, Pune, Mumbai, Politics, Entertainment, Sports, Lifestyle at SaamTV. Get Live Marathi news on Mobile. Download the Saam Tv app for Android and IOS. Follow Us Copyright © 2025 Sakal Media Group – All Rights Reserved Powered by Quintype</w:t>
+      </w:r>
+    </w:p>
+    <w:p>
+      <w:pPr>
+        <w:pStyle w:val="Heading3"/>
+      </w:pPr>
+      <w:r>
+        <w:t>Article 47</w:t>
+      </w:r>
+    </w:p>
+    <w:p>
+      <w:r>
+        <w:t>Title: One lakh cataract surgeries in Maharashtra to mark Modi's birthday: BJP</w:t>
+      </w:r>
+    </w:p>
+    <w:p>
+      <w:r>
+        <w:t xml:space="preserve">URL: </w:t>
+      </w:r>
+      <w:hyperlink r:id="rId55">
+        <w:r>
+          <w:rPr>
+            <w:color w:val="0000FF"/>
+          </w:rPr>
+          <w:t>https://www.moneycontrol.com/news/india/one-lakh-cataract-surgeries-in-maharashtra-to-mark-modi-s-birthday-bjp-13550545.html</w:t>
+        </w:r>
+      </w:hyperlink>
+    </w:p>
+    <w:p>
+      <w:r>
+        <w:t>Content: My Account Follow us on: Powered By See the top gainers, losers, invest and get updated what's happening in the crypto market Invest Now Powered By This functionality will provide users with ease of access navigation and enable create a new revenue line by generating leads of potential customers for brokers in a more integrated manner. Invest Now Mumbai, Sep 16 More than one lakh cataract surgeries will be performed in Maharashtra during a fortnight-long drive to mark Prime Minister Narendra Modi’s birthday, state BJP president Ravindra Chavan said on Tuesday. The party will also arrange eye check-up of at least 10 lakh people and distribute spectacles to the needy during the drive, to be held from September 17 to October 2, Chavan told reporters in Mumbai. Modi will be celebrating his 75th birthday on September 17. “We will bring together NGOs, other organisations and social groups to perform more than one lakh cataract operations, ensure eye check-ups for 10 lakh people and provide spectacles to the needy, Chavan said. The drive is being projected as a service initiative by the BJP. “This is an attempt to connect with people in the state,” Chavan said. Blood donation camps will also be organised during the drive, Chavan said. “We have chalked out 17 programmes to be implemented during this fortnight,” he added. Chief Minister Devendra Fadnavis has held meetings with state ministers and BJP leaders to ensure the successful organisation of events, he said. On criticism by opposition parties over the state’s financial condition, Chavan said, “Instead of what the opposition is saying, it is necessary for the state to do what is good and required for common people. We are determined to provide ‘roti, kapda and makaan’ to people and will continue to work on our chosen path.” Discover the latest Business News, Sensex, and Nifty updates. Obtain Personal Finance insights, tax queries, and expert opinions on Moneycontrol or download the Moneycontrol App to stay updated! Find the best of Al News in one place, specially curated for you every weekend. Stay on top of the latest tech trends and biggest startup news. PM Modi Speech Live Ind vs Pak Live Score H1B Visa News Maruti Suzuki Victoris Review H1B Visa Fee Tejashwi Yadav KTR Mithun Manhas Zubeen Garg Asia Cup 2025 Schedule Business Markets Stocks India News City News Economy Mutual Funds Personal Finance IPO News Startups Home Currencies Commodities Pre-Market IPO Global Market Bonds Home Loans up to 50 Lakhs Credit Cards Lifetime Free Finance TrackerNew Fixed Deposits Fixed Deposit Comparison Fixed Income Home MC 30 Top Ranked Funds ETFs Mutual Fund Screener Income Tax Calculator EMI Calculator Retirement Planning Gratuity Calculator Petrol Price in India Diesel Price in India IFSC Code Stock Markets News18 Firstpost CNBC TV18 News18 Hindi Cricketnext Overdrive About Us Contact Us Advisory Alert Advertise with Us SupportDisclaimer Privacy Policy Cookie Policy Terms &amp; Conditions Financial Terms (Glossary) Sitemap Investors Copyright © Network18 Media &amp; Investments Limited. All rights reserved. Reproduction of news articles, photos, videos or any other content in whole or in part in any form or medium without express written permission of moneycontrol.com is prohibited. You are already a Moneycontrol Pro user.</w:t>
+      </w:r>
+    </w:p>
+    <w:p>
+      <w:pPr>
+        <w:pStyle w:val="Heading3"/>
+      </w:pPr>
+      <w:r>
+        <w:t>Article 48</w:t>
+      </w:r>
+    </w:p>
+    <w:p>
+      <w:r>
+        <w:t>Title: Narendra Modi turns 75 today: From drone shows to blood donation camps – BJP's grand celebration plans for PM's birthday</w:t>
+      </w:r>
+    </w:p>
+    <w:p>
+      <w:r>
+        <w:t xml:space="preserve">URL: </w:t>
+      </w:r>
+      <w:hyperlink r:id="rId56">
+        <w:r>
+          <w:rPr>
+            <w:color w:val="0000FF"/>
+          </w:rPr>
+          <w:t>https://www.livemint.com/news/india/pm-modi-turns-75-today-from-drone-shows-to-blood-donation-camps-bjps-grand-celebration-plans-for-the-day-11758069800439.html</w:t>
+        </w:r>
+      </w:hyperlink>
+    </w:p>
+    <w:p>
+      <w:r>
+        <w:t>Content: Narendra Modi turns 75 today: Prime Minister Narendra Modi’s birthday turns 75 today, 17 September. The Bharatiya Janata Party units and governments across the country have announced a series of plans. Born as Narendra Damodardas Modi on 17 September 1950 in the nondescript Mehsana town of Gujarat, he served as the state's CM for three consecutive terms (2001-14) and is now the Prime Minister for the third time since 2014. Like every year, the Bharatiya Janata Party (BJP) will launch the 'Sewa Pakhwara' – the fortnight of events across the country – marking PM Modi's birthday celebrations showcasing his commitment to citizens' welfare and also service to mankind. PM Narendra will also visit Madhya Pradesh today to launch the 'Swasth Nari Sashakt Parivar' and '8th Rashtriya Poshan Maah' campaigns – the largest ever health outreach for women and children in the country. PM will launch Adi Seva Parv for MP: a series of service-oriented activities in tribal regions. The PM will also distribute one-crore Sickle Cell Screening and Counselling Card for MP and he will also inaugurate PM MITRA Park in Dhar. The BJP government in Delhi will launch 500 creches for children of women working as labourers in the city. Delhi Chief Minister Rekha Gupta on Tuesday launched a song for Prime Minister Narendra Modi's birthday. The song titled ‘Namo Pragati Delhi – From Children’s Voices to the Nation’s Voice,’ sung by students of government schools, underlines the vision of ‘One India, Best India,’ Gupta said. The day will see the inauguration of 41 Ayushman Aarogya Mandirs by the Municipal Corporation of Delhi (MCD) as part of its plan to upgrade 300 healthcare centres. Another 19 centres are scheduled to be opened on September 30, with more in the pipeline. Union Home Minister Amit Shah will also inaugurate five new hospital blocks in Delhi and launch 101 Ayushman Mandirs, in addition to projects worth ₹3,000 crore by the Delhi Jal Board and PWD. In Pune, local Member of Parliament (MP) and Union Minister of State for Cooperation and Civil Aviation Murlidhar Mohol is organising a spectacular drone laser show to highlight the PM’s achievements in his 11-year tenure. The spectacular drone show, “Jyotine Tejachi Aarti”, will be organised to extend birthday wishes to the PM. Mohol said this will be the first time in Maharashtra that a drone show will be organised on the lines of shows in Ayodhya and Varanasi in the past. The Varanasi Municipal Corporation has announced that it will inaugurate and lay the foundation stone of projects worth ₹111 crore. The municipal body will also cut a 75-kg cake, Varanasi Mayor Ashok Tiwari said Tuesday. Modi is the MP from the Varanasi Lok Sabha seat. The Odisha government on Thursday said it will plant 75 lakh saplings across the state on 17 September, under the 'Ek Ped Maa Ke Naam' campaign. In Maharashtra, party president Ravindra Chavan has announced more than one lakh cataract surgeries over a fortnight-long drive. The Gems and Jewellery Export Promotion Council (GJEPC) will launch a nationwide drive to celebrate Prime Minister Narendra Modi’s birthday on Wednesday as “Jewellers Day.” The drive aims to encourage over one lakh jewellery manufacturers and artisans to pledge online to donate blood during emergencies or when required throughout the year. Stay updated with the latest Trending, India , World and US news. Download the Mint app and read premium stories Log in to our website to save your bookmarks. It'll just take a moment.</w:t>
+      </w:r>
+    </w:p>
+    <w:p>
+      <w:pPr>
+        <w:pStyle w:val="Heading3"/>
+      </w:pPr>
+      <w:r>
+        <w:t>Article 49</w:t>
+      </w:r>
+    </w:p>
+    <w:p>
+      <w:r>
+        <w:t>Title: उद्धव ठाकरेंना शिंगावर घेत भाजपा उद्या मुंबईत फोडणार महापालिका निवडणुकीच्या प्रचाराचा नारळ!</w:t>
+      </w:r>
+    </w:p>
+    <w:p>
+      <w:r>
+        <w:t xml:space="preserve">URL: </w:t>
+      </w:r>
+      <w:hyperlink r:id="rId57">
+        <w:r>
+          <w:rPr>
+            <w:color w:val="0000FF"/>
+          </w:rPr>
+          <w:t>https://www.etvbharat.com/mr/!state/bjp-to-start-mumbai-municipal-election-campaign-tomorrow-maharashtra-news-mhs25091506101</w:t>
+        </w:r>
+      </w:hyperlink>
+    </w:p>
+    <w:p>
+      <w:r>
+        <w:t>Content: महाराष्ट्र maharashtra ETV Bharat / state By ETV Bharat Marathi Team Published : September 15, 2025 at 9:13 PM IST मुंबई : देशातील सर्वात श्रीमंत महापालिका म्हणून ओळखल्या जाणाऱ्या मुंबई महापालिकेवर सत्तास्थापनेसाठी गेली अनेक वर्षं शिवसेना (आता उबाठा गट) आणि भाजपात चुरस आहे. यंदा, शिवसेनेच्या दसरा मेळाव्याआधीच भाजपानं विजय संकल्प मेळावा आयोजित करून रणशिंग फुंकलं आहे. उद्या, 16 सप्टेंबर रोजी सायंकाळी 6 वाजता वरळीतील एनएससीआय डोममध्ये भाजपा भव्य शक्तिप्रदर्शन करीत मुंबई पालिकेच्या प्रचाराचा नारळ फोडणार आहे. मेळाव्याची जय्यत तयारी : "चला मुंबईत परिवर्तन घडवूया!" अशी टॅगलाईन देत, भाजपानं विजय संकल्प मेळाव्याची जय्यत तयारी सुरू केली आहे. मुख्यमंत्री देवेंद्र फडणवीस यांच्या प्रमुख उपस्थितीत होणाऱ्या या मेळाव्यात केंद्रीय मंत्री पीयूष गोयल, राष्ट्रीय सहसंघटन मंत्री शिवप्रकाश, राष्ट्रीय महासचिव विनोद तावडे, महाराष्ट्र प्रदेशाध्यक्ष रवींद्र चव्हाण, तसंच मुंबई भाजपाचे अध्यक्ष अमित साटम हे प्रमुख नेते मार्गदर्शन करणार आहेत. मुंबईतील पायाभूत सुविधा, सुरक्षा, स्वच्छता आणि शहरी व्यवस्थापन या प्रश्नांवर लक्ष केंद्रित करत, "मुंबईची सुरक्षा, मुंबईचा विकास – हेच एक मिशन" या त्रिसूत्रीचा उद्घोष या मेळाव्यातून करण्यात येणार आहे. पंतप्रधान नरेंद्र मोदींच्या 'विकासवाद' आणि मुख्यंमंत्री फडणवीस यांच्या 'कार्यक्षम नेतृत्वा'वर भर देत भाजपा मुंबईकरांचा विश्वास मिळवण्याचा प्रयत्न करणार आहे. 25 वर्षांच्या भ्रष्ट कारभारापासून मुंबईकरांना मुक्ती देणार : दरम्यान, मुंबईकरांना गेल्या 25 हून अधिक वर्षांच्या भ्रष्ट कारभारापासून मुक्ती देण्याकरता मुंबईत परिवर्तन घडविण्यासाठी हा मेळावा असल्याचं भाजपाचे मुंबई अध्यक्ष अमित साटम यांनी म्हटलं आहे. ते म्हणाले, "हा मेळावा केवळ निवडणूक प्रचाराचा प्रारंभ नसून, मुंबईकरांना एकजुटीनं परिवर्तनासाठी पुढं आणण्यासाठी आहे. मुंबईला अधिक सुरक्षित, सुंदर आणि समृद्ध बनवण्यासाठी आम्ही कटिबद्ध आहोत. या मेळाव्यातून आम्ही मुंबईकरांच्या अपेक्षा आणि आकांक्षा जाणून घेऊन त्या पूर्ण करण्यासाठी ठोस पावले उचलू. मुंबईकरांना गेल्या 25हून अधिक वर्षांच्या भ्रष्ट कारभारापासून मुक्ती देण्याकरता, मुंबईत परिवर्तन घडविण्यासाठी हा ‘विजय संकल्प मेळावा महत्त्वाचा ठरेल", अशी प्रतिक्रिया अमित साटम यांनी दिली. मुंबईकर उद्धव ठाकरेंच्या पाठीशी - किशोरी पेडणेकर : याविषयी शिवसेना (उबाठा) उपनेत्या, माजी महापौर किशोरी पेडणेकर म्हणाल्या, "मुंबई महापालिकेवर भाजपाचा डोळा अनेक वर्षांपासून आहे. पण, सर्वसामान्य मुंबईकर उद्धव ठाकरे यांच्या पाठीशी खंबीरपणे उभे असल्यानं त्यांचा हेतू साध्य झालेला नाही. त्यांनी पक्ष फोडला, आमदार-खासदार फोडले, तरी आमचा पाया डळमळीत झालेला नाही. आजही मुंबईत ग्राऊंडवर आमची ताकद सर्वात मोठी असून, त्या जोरावर आम्ही पालिकेवर पुन्हा भगवा फडकवू", अशी प्रतिक्रिया किशोरी पेडणेकर यांनी दिली. हेही वाचा: For All Latest Updates TAGGED: शारदीय नवरात्रीत 'या' शुभ मुहूर्तावर करा घटस्थापना; जाणून घ्या शुभ मुहूर्त आणि पंचांग आशिया चषक टीम इंडियाचा विजयी चौकार; पाकिस्तानचा दुसऱ्यांदा उडवला धुव्वा जीएसटी दर कपात आजपासून लागू; तूप, पनीर, सुकामेवा, टीव्ही, एसी... तुमच्या घरातील कोणत्या वस्तू स्वस्त होणार? आजपासून रेल्वेमध्ये पिण्याचे पाणी मिळणार स्वस्त; जास्त शुल्क आकारल्यास कशी करायची तक्रार? सोमवारपासून जीएसटी दर कपात; तूप, पनीर, सुकामेवा, टीव्ही, एसी... ; वाचा काय होणार स्वस्त Oppo F31 Pro plus 5G vs F31 Pro 5G : कोणता फोन आहे किफायतशीर? गुगल क्रोममध्ये जेमिनी अपग्रेड: AI सक्षम ब्राउझिंगचा नवीन अनुभव इंडिया एआय मिशन अंतर्गत देशभरात 500 हून अधिक डेटा लॅब्सची स्थापना - अश्विनी वैष्णव कर्नाटक स्टाईल टोमॅटो चटणी; जेवणाची चव द्विगुणीत करण्यासाठी सर्वोत्तम Copyright © 2025 Ushodaya Enterprises Pvt. Ltd., All Rights Reserved.</w:t>
       </w:r>
     </w:p>
     <w:sectPr>

--- a/Output/Ravindra Chavan/extracted_links_Ravindra Chavan_News_Content.docx
+++ b/Output/Ravindra Chavan/extracted_links_Ravindra Chavan_News_Content.docx
@@ -12,7 +12,7 @@
     </w:p>
     <w:p>
       <w:r>
-        <w:t>Title: Maharashtra's Mega Health Drive for PM Modi's Birthday</w:t>
+        <w:t>Title: One lakh cataract surgeries in Maharashtra to mark Modi's birthday BJP</w:t>
       </w:r>
     </w:p>
     <w:p>
@@ -24,13 +24,13 @@
           <w:rPr>
             <w:color w:val="0000FF"/>
           </w:rPr>
-          <w:t>https://www.devdiscourse.com/article/health/3629547-maharashtras-mega-health-drive-for-pm-modis-birthday?amp</w:t>
+          <w:t>https://www.theweek.in/wire-updates/national/2025/09/16/bom10-mh-bjp-modi-drive.html</w:t>
         </w:r>
       </w:hyperlink>
     </w:p>
     <w:p>
       <w:r>
-        <w:t>Content: Devdiscourse News Desk| Mumbai | India Maharashtra is gearing up for a massive public health initiative to mark Prime Minister Narendra Modi's 75th birthday. State BJP President Ravindra Chavan announced plans to perform over one lakh cataract surgeries during the fortnight-long drive. The campaign, commencing on September 17, aims to ensure eye examinations for at least 10 lakh people and distribute spectacles to those in need. This comprehensive healthcare effort is being organized in collaboration with various NGOs and social groups, portraying it as a community service project, Chavan stated. Additionally, the BJP intends to host blood donation camps and implement 17 other programs over the two-week period. Despite criticism from opposition parties regarding financial constraints, Chavan emphasized the administration's commitment to welfare measures, including providing basic necessities to citizens. (With inputs from agencies.) © Copyright 2025</w:t>
+        <w:t>Content: Mumbai, Sep 16 (PTI) More than one lakh cataract surgeries will be performed in Maharashtra during a fortnight-long drive to mark Prime Minister Narendra Modi’s birthday, state BJP president Ravindra Chavan said on Tuesday.The party will also arrange eye check-up of at least 10 lakh people and distribute spectacles to the needy during the drive, to be held from September 17 to October 2, Chavan told reporters in Mumbai.Modi will be celebrating his 75th birthday on September 17.“We will bring together NGOs, other organisations and social groups to perform more than one lakh cataract operations, ensure eye check-ups for 10 lakh people and provide spectacles to the needy, Chavan said.The drive is being projected as a service initiative by the BJP. “This is an attempt to connect with people in the state,” Chavan said.Blood donation camps will also be organised during the drive, Chavan said. “We have chalked out 17 programmes to be implemented during this fortnight,” he added.Chief Minister Devendra Fadnavis has held meetings with state ministers and BJP leaders to ensure the successful organisation of events, he said.On criticism by opposition parties over the state’s financial condition, Chavan said, “Instead of what the opposition is saying, it is necessary for the state to do what is good and required for common people. We are determined to provide ‘roti, kapda and makaan’ to people and will continue to work on our chosen path.” (This story has not been edited by THE WEEK and is auto-generated from PTI) West Bengal SSC teacher recruitment exam: Details of answer key, result announcement date and interview panel here Asia Cup: Will Pakistan boycott their fixture against United Arab Emirates? EXPLAINED 'Kantara: Chapter 1' to release in Spanish and English ITR Filing 2025: What happens if you miss the final deadline? Beware of Nano Banana AI saree trend! 'Creepy' AI edits on Google Gemini scares users; how to protect your privacy? Copyright © 2024 All rights reserved</w:t>
       </w:r>
     </w:p>
     <w:p>
@@ -105,7 +105,7 @@
     </w:p>
     <w:p>
       <w:r>
-        <w:t>Title: One lakh cataract surgeries in Maharashtra to mark Modi's birthday: BJP</w:t>
+        <w:t>Title: कुणी पक्ष बदलले, कोणी नेते बदलले, अरे गद्दारांनो आमच्या सावलीला उभे राहण्याची… भाजप प्रदेशाध्यक्ष रवींद्र चव्हाण यांच्या वाढदिवसाच्या रील चा वार कुणावर?..</w:t>
       </w:r>
     </w:p>
     <w:p>
@@ -117,13 +117,13 @@
           <w:rPr>
             <w:color w:val="0000FF"/>
           </w:rPr>
-          <w:t>https://www.newsdrum.in/national/one-lakh-cataract-surgeries-in-maharashtra-to-mark-modis-birthday-bjp-10469533</w:t>
+          <w:t>https://www.loksatta.com/thane/birthday-of-dombivli-mla-ravindra-chavan-phm-00-5386678/</w:t>
         </w:r>
       </w:hyperlink>
     </w:p>
     <w:p>
       <w:r>
-        <w:t>Content: Follow Us Mumbai, Sep 16 (PTI) More than one lakh cataract surgeries will be performed in Maharashtra during a fortnight-long drive to mark Prime Minister Narendra Modi’s birthday, state BJP president Ravindra Chavan said on Tuesday. The party will also arrange eye check-up of at least 10 lakh people and distribute spectacles to the needy during the drive, to be held from September 17 to October 2, Chavan told reporters in Mumbai. Modi will be celebrating his 75th birthday on September 17. “We will bring together NGOs, other organisations and social groups to perform more than one lakh cataract operations, ensure eye check-ups for 10 lakh people and provide spectacles to the needy, Chavan said. The drive is being projected as a service initiative by the BJP. “This is an attempt to connect with people in the state,” Chavan said. Blood donation camps will also be organised during the drive, Chavan said. “We have chalked out 17 programmes to be implemented during this fortnight,” he added. Chief Minister Devendra Fadnavis has held meetings with state ministers and BJP leaders to ensure the successful organisation of events, he said. On criticism by opposition parties over the state’s financial condition, Chavan said, “Instead of what the opposition is saying, it is necessary for the state to do what is good and required for common people. We are determined to provide ‘roti, kapda and makaan’ to people and will continue to work on our chosen path.” PTI ND VT VT Subscribe to our Newsletter! Share this article If you liked this article share it with your friends.they will thank you later</w:t>
+        <w:t>Content: लोकसत्ता, ठाणे : भारतीय जनता पक्षाचे प्रदेशाध्यक्ष आणि डोंबिवलीचे आमदार रविंद्र चव्हाण यांचा वाढदिवस मध्यरात्रीपासूनच ठाणे जिल्ह्यात दणक्यात साजरा होताना दिसत आहे. ठाणे, शीळ-कल्याण रस्ता, डोंबिवली, कल्याण या शहरात तर चव्हाण यांना शुभेच्छा देणारे फलक जागोजागी दिसून येत आहेत. यानिमीत्ताने भाजपचे स्थानिक नेते शक्तीप्रदर्शन करताना दिसत आहेत. याच दरम्यान चव्हाण यांच्या सोशल मिडीया अकाउंटवरुन दिला जाणारा संदेश सध्या चर्चेत आला आहे. ‘कुणी पक्ष बदलले, कुणी नेते बदलले, चमत्कार झाला नाही म्हणून कुणी देव बदलले. गद्दारांनो आमच्या सावलीच्या जवळ उभे रहाण्याची अैाकाद आपली नाही’ अशा स्वरुपाच्या या संदेशामुळे सध्या कल्याण डोंबिवलीच नव्हे तर संपूर्ण ठाणे जिल्ह्यात वेगवेगळ्या चर्चांना उत आला आहे. उपमुख्यमंत्री एकनाथ शिंदे आणि रविंद्र चव्हाण यांच्यातील सलगीचे राजकारण सुरुवातीपासून ठाणे जिल्ह्यात आणि विशेषत: डोंबिवली परिसरात नेहमीच चर्चेत राहीले. कल्याण डोंबिवली महापालिकेची निवडणुक असो अथवा विधानसभा-लोकसभेचा रणसंग्राम चव्हाण आणि शिंदे ही जोडगोळी नेहमीच चर्चेत राहीली. गेल्या काही वर्षांपासून मात्र हे चित्र बदलले. २०१४ मध्ये कल्याण लोकसभा मतदारसंघातून शिंदे यांचे पुत्र डाॅ.श्रीकांत निवडून आले आणि त्यानंतर झालेली पहिलीच महापालिका निवडणुक शिवसेना आणि भाजपने एकमेकांविरोधात लढवली. ही निवडणुक हे दोन पक्ष इतक्या निकराने लढले की स्थानिक पातळीवर दोन्ही पक्षात त्याचे पडसाद अजूनही उमटताना दिसतात. राज्यात महाविकास आघाडीचे सरकार आल्यानंतर शिंदे यांच्याकडे नगरविकास विभाग होता. या काळात डोंबिवलीत चव्हाण यांची कोंडी करण्याचे प्रयत्न सतत झाले असेही म्हणतात. कोवीड काळात तर चव्हाण कमालिचे अस्वस्थ होते. राज्यात महायुतीचे सरकार आले आणि मुख्यमंत्री पद एकनाथ शिंदे यांच्याकडे आले. हा बदल डाॅ.श्रीकांत यांच्या पथ्यावर पडला. अजूनही डाॅ.श्रीकांत म्हणतील तीच पुर्व दिशा असा कारभार कल्याण डोंबिवली महापालिका हद्दीत आहे. कल्याण पुर्व विधानसभा मतदारसंघात भाजप आणि शिंदेसेनेतील संघर्ष लपून राहीलेला नाही. डोंबिवलीत उद्धव ठाकरे यांच्या शिवसेनेला उमेदवार सापडत नसताना ऐनवेळी दिपेश म्हात्रे यांनी खासदार शिंदे यांची साथ कशी सोडली याची उलटसुलट चर्चा आहे. या पार्श्वभूमीवर रविंद्र चव्हाण यांच्या फेसबुक तसेच इन्टाग्राम अकाउंटवर दिवसभर सुरु असलेली पोस्ट जोरदार चर्चेत आहे. काय आहे हे रीलमधील संदेश.. रविंद्र चव्हाण यांना वाढदिवसाच्या शुभेच्छा देणाऱ्या या रील मधील संदेशात ‘कुणी पक्ष बदलले कुणी नेते बदलले, कुणी झेंडे बदलले, कुणी इमान बदलले, कुणी निष्ठा बदलली’ अशा वाक्याने सुरुवात आहे. ‘मात्र आम्ही ना कधी झेंडे बदलले, ना निष्ठा ना नेता , ना इमान. आणि म्हणूनच म्हणतो चमत्कार झाला नाही म्हणून देव बदलणारी अैालाद आमची नाही. अरे गद्दारांनो आमच्या सावलीच्या जवळ उभी रहाण्याची अैाकाद तुमची नाही’ असा थेट आणि स्पष्ट संदेश या रीलच्या माध्यमातून देण्यात आला आहे. दरम्यान हा संदेश नेमका कुणासाठी होता आणि या संदेशाचे मुळ कल्याण डोंबिवलीतील राजकीय सत्तासंघर्षात लपले आहे का असा सवालही आता उपस्थित केला जात आहे. 18 October Guru Gochar: ज्योतिष शास्त्रानुसार गुरु हा धन, संपत्ती, ऐश्वर्य आणि वैभव यांचा कारक मानला जातो. साधारणपणे गुरु एका वर्षात एकदा राशी बदलतो. पण २०२५ साली एप्रिल महिन्यात गुरु मिथुन राशीत आला होता आणि सध्या तो अतिचारी म्हणजेच वेगाने चालत आहे. पुढील आठ वर्षे गुरु अशीच अतिचारी चाल करणार आहे. या कारणामुळे ऑक्टोबर महिन्यात गुरु आपल्या उच्च राशी कर्कमध्ये प्रवेश करणार आहे. गुरुचं कर्क राशीत गोचर १८ ऑक्टोबर रोजी रात्री ९ वाजून ३९ मिनिटांनी होईल आणि तो ४ डिसेंबरपर्यंत कर्क राशीत राहील.</w:t>
       </w:r>
     </w:p>
     <w:p>
@@ -136,7 +136,7 @@
     </w:p>
     <w:p>
       <w:r>
-        <w:t>Title: कुणी पक्ष बदलले, कोणी नेते बदलले, अरे गद्दारांनो आमच्या सावलीला उभे राहण्याची… भाजप प्रदेशाध्यक्ष रवींद्र चव्हाण यांच्या वाढदिवसाच्या रील चा वार कुणावर?..</w:t>
+        <w:t>Title: "अशोक चव्हाण यांना काँग्रेसनं CM पदासह अनेक पदं दिली तरी..."; काँग्रेस खासदार रविंद्र चव्हाण यांनी सुनावलं</w:t>
       </w:r>
     </w:p>
     <w:p>
@@ -148,13 +148,13 @@
           <w:rPr>
             <w:color w:val="0000FF"/>
           </w:rPr>
-          <w:t>https://www.loksatta.com/thane/birthday-of-dombivli-mla-ravindra-chavan-phm-00-5386678/</w:t>
+          <w:t>https://www.etvbharat.com/mr/!state/congress-mp-ravindra-chavan-criticized-bjp-mp-ashok-chavan-in-nanded-maharashtra-news-mhs25091506942</w:t>
         </w:r>
       </w:hyperlink>
     </w:p>
     <w:p>
       <w:r>
-        <w:t>Content: लोकसत्ता, ठाणे : भारतीय जनता पक्षाचे प्रदेशाध्यक्ष आणि डोंबिवलीचे आमदार रविंद्र चव्हाण यांचा वाढदिवस मध्यरात्रीपासूनच ठाणे जिल्ह्यात दणक्यात साजरा होताना दिसत आहे. ठाणे, शीळ-कल्याण रस्ता, डोंबिवली, कल्याण या शहरात तर चव्हाण यांना शुभेच्छा देणारे फलक जागोजागी दिसून येत आहेत. यानिमीत्ताने भाजपचे स्थानिक नेते शक्तीप्रदर्शन करताना दिसत आहेत. याच दरम्यान चव्हाण यांच्या सोशल मिडीया अकाउंटवरुन दिला जाणारा संदेश सध्या चर्चेत आला आहे. ‘कुणी पक्ष बदलले, कुणी नेते बदलले, चमत्कार झाला नाही म्हणून कुणी देव बदलले. गद्दारांनो आमच्या सावलीच्या जवळ उभे रहाण्याची अैाकाद आपली नाही’ अशा स्वरुपाच्या या संदेशामुळे सध्या कल्याण डोंबिवलीच नव्हे तर संपूर्ण ठाणे जिल्ह्यात वेगवेगळ्या चर्चांना उत आला आहे. उपमुख्यमंत्री एकनाथ शिंदे आणि रविंद्र चव्हाण यांच्यातील सलगीचे राजकारण सुरुवातीपासून ठाणे जिल्ह्यात आणि विशेषत: डोंबिवली परिसरात नेहमीच चर्चेत राहीले. कल्याण डोंबिवली महापालिकेची निवडणुक असो अथवा विधानसभा-लोकसभेचा रणसंग्राम चव्हाण आणि शिंदे ही जोडगोळी नेहमीच चर्चेत राहीली. गेल्या काही वर्षांपासून मात्र हे चित्र बदलले. २०१४ मध्ये कल्याण लोकसभा मतदारसंघातून शिंदे यांचे पुत्र डाॅ.श्रीकांत निवडून आले आणि त्यानंतर झालेली पहिलीच महापालिका निवडणुक शिवसेना आणि भाजपने एकमेकांविरोधात लढवली. ही निवडणुक हे दोन पक्ष इतक्या निकराने लढले की स्थानिक पातळीवर दोन्ही पक्षात त्याचे पडसाद अजूनही उमटताना दिसतात. राज्यात महाविकास आघाडीचे सरकार आल्यानंतर शिंदे यांच्याकडे नगरविकास विभाग होता. या काळात डोंबिवलीत चव्हाण यांची कोंडी करण्याचे प्रयत्न सतत झाले असेही म्हणतात. कोवीड काळात तर चव्हाण कमालिचे अस्वस्थ होते. राज्यात महायुतीचे सरकार आले आणि मुख्यमंत्री पद एकनाथ शिंदे यांच्याकडे आले. हा बदल डाॅ.श्रीकांत यांच्या पथ्यावर पडला. अजूनही डाॅ.श्रीकांत म्हणतील तीच पुर्व दिशा असा कारभार कल्याण डोंबिवली महापालिका हद्दीत आहे. कल्याण पुर्व विधानसभा मतदारसंघात भाजप आणि शिंदेसेनेतील संघर्ष लपून राहीलेला नाही. डोंबिवलीत उद्धव ठाकरे यांच्या शिवसेनेला उमेदवार सापडत नसताना ऐनवेळी दिपेश म्हात्रे यांनी खासदार शिंदे यांची साथ कशी सोडली याची उलटसुलट चर्चा आहे. या पार्श्वभूमीवर रविंद्र चव्हाण यांच्या फेसबुक तसेच इन्टाग्राम अकाउंटवर दिवसभर सुरु असलेली पोस्ट जोरदार चर्चेत आहे. काय आहे हे रीलमधील संदेश.. रविंद्र चव्हाण यांना वाढदिवसाच्या शुभेच्छा देणाऱ्या या रील मधील संदेशात ‘कुणी पक्ष बदलले कुणी नेते बदलले, कुणी झेंडे बदलले, कुणी इमान बदलले, कुणी निष्ठा बदलली’ अशा वाक्याने सुरुवात आहे. ‘मात्र आम्ही ना कधी झेंडे बदलले, ना निष्ठा ना नेता , ना इमान. आणि म्हणूनच म्हणतो चमत्कार झाला नाही म्हणून देव बदलणारी अैालाद आमची नाही. अरे गद्दारांनो आमच्या सावलीच्या जवळ उभी रहाण्याची अैाकाद तुमची नाही’ असा थेट आणि स्पष्ट संदेश या रीलच्या माध्यमातून देण्यात आला आहे. दरम्यान हा संदेश नेमका कुणासाठी होता आणि या संदेशाचे मुळ कल्याण डोंबिवलीतील राजकीय सत्तासंघर्षात लपले आहे का असा सवालही आता उपस्थित केला जात आहे. बॉलीवूड दिग्दर्शक अभिनव कश्यपने सलमान खान आणि त्याच्या कुटुंबावर गंभीर आरोप केले आहेत. 'दबंग' चित्रपटाच्या चित्रीकरणादरम्यान त्याला मानसिक त्रास सहन करावा लागला आणि चित्रपट यशस्वी झाल्यानंतर श्रेय काढून घेण्यात आले. अभिनवने सांगितले की, ५१ लाख रुपये थकले होते आणि धमक्या मिळाल्या. १५ वर्षांपासून खान कुटुंबाने त्याच्याशी संपर्क साधलेला नाही.</w:t>
+        <w:t>Content: महाराष्ट्र maharashtra ETV Bharat / state By ETV Bharat Marathi Team Published : September 16, 2025 at 12:07 AM IST नांदेड : भाजपा खासदार अशोक चव्हाण यांनी रविवारी काँग्रेसवर जोरदार टीका केली होती. त्यानंतर नांदेडमध्ये राजकीय टोलेबाजी सुरू असल्याचं दिसून आलं. काँग्रेसनं अशोक चव्हाण यांना सर्वकाही दिलं असल्याचं सांगत काँग्रेस नेते हे चव्हाण यांच्यावर पलटवार करताना दिसले. काय म्हणाले होते अशोक चव्हाण? : "काँग्रेसमध्ये मी चौदा वर्षांचा वनवास भोगला आहे. मला त्रास देण्याचं काम काँग्रेस नेत्यांनी केलं," असं खळबळजनक विधान माजी मुख्यमंत्री तथा भाजपा खासदार अशोक चव्हाण यांनी रविवारी लातूरमध्ये आयोजित एका कार्यक्रमादरम्यान केलं होतं. त्यांच्या या वक्तव्याचा काँग्रेस खासदार रविंद्र चव्हाण यांनी चांगचाल समाचार घेतला आहे. काँग्रेस खासदारांचा पलटवार : "काँग्रेसनं चव्हाण घराण्याला मान- सन्मान दिला. दिवंगत शंकरराव चव्हाण यांना गृहमंत्री पद आणि दोन वेळेस मुख्यमंत्री केलं. अशोक चव्हाणांना मुख्यमंत्री, सार्वजनिक बांधकाम मंत्री, महसूल मंत्री पद दिलं. त्यांच्या पत्नी अमिता चव्हाण यांना आमदार बनवलं. एवढं मिळूनसुद्धा काँग्रेस पक्षावर बोलणं शोभत नाही," अशी टीका खासदार रविंद्र चव्हाण यांनी केली. त्यांच्या वक्तव्यानं काँग्रेस पक्ष संपणार नसल्याचं चव्हाण यावेळी म्हणाले. अशोक चव्हाण यांच्यासारखा वनवास काँग्रेस कार्यकर्त्यांना मिळो, अशी कार्यकर्त्यांची भावना आहे. येत्या स्थानिक स्वराज्य संस्थेच्या निवडणुकीत जनता कॉग्रेसच्या पाठीशी उभा राहणार, असा विश्वास खासदार रविंद्र चव्हाण यांनी व्यक्त केला. नांदेडमध्ये अभिष्टचिंतन सोहळा : नांदेडचे काँग्रेसचे खासदार रविंद्र चव्हाण यांनी अशोक चव्हाण यांना प्रत्युत्तर दिलंय. खासदार रविंद्र चव्हाण हे नांदेड जिल्ह्याचे जिल्हाध्यक्ष राजेश पावडे यांच्या अभिष्टचिंतन सोहळा प्रसंगी मार्गदर्शन करत होते. त्यावेळी पत्रकारांशी त्यांनी संवाद साधला. हेही वाचा - For All Latest Updates TAGGED: दिल्लीतील ३०० शाळांसह मुंबईतील रेल्वे स्टेशनवर बॉम्ब ठेवल्याची धमकी; अज्ञाताचा पोलिसांकडून शोध सुरू नवरात्रीच्या आठव्या दिवशी घटाला अर्पण करा 'ही' माळ; काय आहे आजचा शुभ मुहूर्त?, वाचा पंचांग टीम इंडियाचं विजयी 'तिलक'; पाकिस्तानला सलग तिसऱ्यांदा धूळ चारत नवव्यांदा जिंकलं आशिया कप शिर्डीतील ओढ्यात दुचाकीवरून जाताना वाहून गेलेल्या दोघांचा मृत्यू; दोघांना वाचविण्यात प्रशासनाला यश कास पुष्प पठारावर पर्यटकांना मिळणार प्रदूषणमुक्त अन् पर्यावरणपूरक सफारीचा आनंद! रिकाम्या पोटी आल्याचा रस पिण्याचे आरोग्यदायी फायदे! Oppo F31 Pro plus 5G vs F31 Pro 5G : कोणता फोन आहे किफायतशीर? गुगल क्रोममध्ये जेमिनी अपग्रेड: AI सक्षम ब्राउझिंगचा नवीन अनुभव इंडिया एआय मिशन अंतर्गत देशभरात 500 हून अधिक डेटा लॅब्सची स्थापना - अश्विनी वैष्णव Copyright © 2025 Ushodaya Enterprises Pvt. Ltd., All Rights Reserved.</w:t>
       </w:r>
     </w:p>
     <w:p>
@@ -167,7 +167,7 @@
     </w:p>
     <w:p>
       <w:r>
-        <w:t>Title: "अशोक चव्हाण यांना काँग्रेसनं CM पदासह अनेक पदं दिली तरी..."; काँग्रेस खासदार रविंद्र चव्हाण यांनी सुनावलं</w:t>
+        <w:t>Title: LIVE TV</w:t>
       </w:r>
     </w:p>
     <w:p>
@@ -179,13 +179,13 @@
           <w:rPr>
             <w:color w:val="0000FF"/>
           </w:rPr>
-          <w:t>https://www.etvbharat.com/mr/!state/congress-mp-ravindra-chavan-criticized-bjp-mp-ashok-chavan-in-nanded-maharashtra-news-mhs25091506942</w:t>
+          <w:t>https://kokansadlive.com/kokan/vengurle/22794</w:t>
         </w:r>
       </w:hyperlink>
     </w:p>
     <w:p>
       <w:r>
-        <w:t>Content: महाराष्ट्र maharashtra ETV Bharat / state By ETV Bharat Marathi Team Published : September 16, 2025 at 12:07 AM IST नांदेड : भाजपा खासदार अशोक चव्हाण यांनी रविवारी काँग्रेसवर जोरदार टीका केली होती. त्यानंतर नांदेडमध्ये राजकीय टोलेबाजी सुरू असल्याचं दिसून आलं. काँग्रेसनं अशोक चव्हाण यांना सर्वकाही दिलं असल्याचं सांगत काँग्रेस नेते हे चव्हाण यांच्यावर पलटवार करताना दिसले. काय म्हणाले होते अशोक चव्हाण? : "काँग्रेसमध्ये मी चौदा वर्षांचा वनवास भोगला आहे. मला त्रास देण्याचं काम काँग्रेस नेत्यांनी केलं," असं खळबळजनक विधान माजी मुख्यमंत्री तथा भाजपा खासदार अशोक चव्हाण यांनी रविवारी लातूरमध्ये आयोजित एका कार्यक्रमादरम्यान केलं होतं. त्यांच्या या वक्तव्याचा काँग्रेस खासदार रविंद्र चव्हाण यांनी चांगचाल समाचार घेतला आहे. काँग्रेस खासदारांचा पलटवार : "काँग्रेसनं चव्हाण घराण्याला मान- सन्मान दिला. दिवंगत शंकरराव चव्हाण यांना गृहमंत्री पद आणि दोन वेळेस मुख्यमंत्री केलं. अशोक चव्हाणांना मुख्यमंत्री, सार्वजनिक बांधकाम मंत्री, महसूल मंत्री पद दिलं. त्यांच्या पत्नी अमिता चव्हाण यांना आमदार बनवलं. एवढं मिळूनसुद्धा काँग्रेस पक्षावर बोलणं शोभत नाही," अशी टीका खासदार रविंद्र चव्हाण यांनी केली. त्यांच्या वक्तव्यानं काँग्रेस पक्ष संपणार नसल्याचं चव्हाण यावेळी म्हणाले. अशोक चव्हाण यांच्यासारखा वनवास काँग्रेस कार्यकर्त्यांना मिळो, अशी कार्यकर्त्यांची भावना आहे. येत्या स्थानिक स्वराज्य संस्थेच्या निवडणुकीत जनता कॉग्रेसच्या पाठीशी उभा राहणार, असा विश्वास खासदार रविंद्र चव्हाण यांनी व्यक्त केला. नांदेडमध्ये अभिष्टचिंतन सोहळा : नांदेडचे काँग्रेसचे खासदार रविंद्र चव्हाण यांनी अशोक चव्हाण यांना प्रत्युत्तर दिलंय. खासदार रविंद्र चव्हाण हे नांदेड जिल्ह्याचे जिल्हाध्यक्ष राजेश पावडे यांच्या अभिष्टचिंतन सोहळा प्रसंगी मार्गदर्शन करत होते. त्यावेळी पत्रकारांशी त्यांनी संवाद साधला. हेही वाचा - For All Latest Updates TAGGED: शारदीय नवरात्रीत 'या' शुभ मुहूर्तावर करा घटस्थापना; जाणून घ्या शुभ मुहूर्त आणि पंचांग आशिया चषक टीम इंडियाचा विजयी चौकार; पाकिस्तानचा दुसऱ्यांदा उडवला धुव्वा जीएसटी दर कपात आजपासून लागू; तूप, पनीर, सुकामेवा, टीव्ही, एसी... तुमच्या घरातील कोणत्या वस्तू स्वस्त होणार? आजपासून रेल्वेमध्ये पिण्याचे पाणी मिळणार स्वस्त; जास्त शुल्क आकारल्यास कशी करायची तक्रार? सोमवारपासून जीएसटी दर कपात; तूप, पनीर, सुकामेवा, टीव्ही, एसी... ; वाचा काय होणार स्वस्त Oppo F31 Pro plus 5G vs F31 Pro 5G : कोणता फोन आहे किफायतशीर? गुगल क्रोममध्ये जेमिनी अपग्रेड: AI सक्षम ब्राउझिंगचा नवीन अनुभव इंडिया एआय मिशन अंतर्गत देशभरात 500 हून अधिक डेटा लॅब्सची स्थापना - अश्विनी वैष्णव कर्नाटक स्टाईल टोमॅटो चटणी; जेवणाची चव द्विगुणीत करण्यासाठी सर्वोत्तम Copyright © 2025 Ushodaya Enterprises Pvt. Ltd., All Rights Reserved.</w:t>
+        <w:t>Content: वेंगुर्ला : वैभव होडावडेकर मित्रमंडळ, भारतीय जनता पार्टी तुळस व भाजप युवा मोर्चा वेंगुर्ला आयोजित भारतीय जनता पार्टी प्रदेशाध्यक्ष रविंद्र चव्हाण यांच्या वाढदिवसानिमित्त शुक्रवार दिनांक १९ व शनिवार दिनांक २० सप्टेंबर २०२५ रोजी राज्यस्तरीय भव्य संगीत निमंत्रित भजन स्पर्धा २०२५ चे आयोजन करण्यात आले आहे. सिंधुदुर्ग जिल्ह्यात प्रथमच या सर्वांत मोठ्या राज्यस्तरीय संगीत निमंत्रित भजन स्पर्धेचे आयोजन करण्यात आले आहे.प्रदेशाध्यक्ष चषक २०२५ या नावाने घेण्यात येणारी ही भव्य भजन स्पर्धा तुळस येथील उत्सव हॉल येथे संपन्न होणार आहे. या स्पर्धेत मुंबई, ठाणे, रत्नागिरी, सिंधुदुर्ग मधील नामवंत बुवा सहभागी होणार आहेत. या स्पर्धेसाठी प्रथम पारितोषिक रोख २१ हजार व आकर्षक प्रदेशाध्यक्ष चषक, व्दितीय पारितोषिक रोख १५ हजार, तृतीय पारितोषिक रोख ११ हजार, उत्तेकजनार्थ प्रथम रोख ७ हजार, उत्तेतजनार्थ व्दितीय रोख ५ हजार, उत्तेनजनार्थ तृतीय रोख ३ हजार व सर्वांना आकर्षक चषक देऊन सन्मानित करण्यात येणार आहे. तसेच या स्पर्धेसाठी उत्कृष्ट गायक, उत्कृष्ट पखवाज, उत्कृष्ट तबला, उत्कृष्ट कोरस, उत्कृष्ट झांज वादक, शितबद्ध संघ, उत्कृष्ट हार्मोनियम, उत्कृष्ट गजर अशी वैयक्तिक रोख पारितोषिके व आकर्षक चषक देण्यात येणार आहे. तसेच अचूक तीन नंबर सांगणा-या प्रथम, द्वितीय ,तृतीय भाग्यवान स्पर्धेच्या ठिकाणी उपस्थित प्रेक्षकांस आकर्षक भेटवस्तू देऊन सन्मानित करण्यात येणार आहे. भजन रसिकांसाठी ही स्पर्धा कोकणसाद लाईव्ह चॅनल वर थेट लाईव्ह दाखवण्यात येणार आहे. तरी भजन रसिकांनी या स्पर्धेचा लाभ घ्यावा असे आवाहन आयोजकांच्या वतीने करण्यात आले आहे. वेंगुर्ला : वैभव होडावडेकर मित्रमंडळ, भारतीय जनता पार्टी तुळस व भाजप युवा मोर्चा वेंगुर्ला आयोजित भारतीय जनता पार्टी प्रदेशाध्यक्ष रविंद्र चव्हाण यांच्या वाढदिवसानिमित्त शुक्रवार दिनांक १९ व शनिवार दिनांक २० सप्टेंबर २०२५ रोजी राज्यस्तरीय भव्य संगीत निमंत्रित भजन स्पर्धा २०२५ चे आयोजन करण्यात आले आहे. सिंधुदुर्ग जिल्ह्यात प्रथमच या सर्वांत मोठ्या राज्यस्तरीय संगीत निमंत्रित भजन स्पर्धेचे आयोजन करण्यात आले आहे. प्रदेशाध्यक्ष चषक २०२५ या नावाने घेण्यात येणारी ही भव्य भजन स्पर्धा तुळस येथील उत्सव हॉल येथे संपन्न होणार आहे. या स्पर्धेत मुंबई, ठाणे, रत्नागिरी, सिंधुदुर्ग मधील नामवंत बुवा सहभागी होणार आहेत. या स्पर्धेसाठी प्रथम पारितोषिक रोख २१ हजार व आकर्षक प्रदेशाध्यक्ष चषक, व्दितीय पारितोषिक रोख १५ हजार, तृतीय पारितोषिक रोख ११ हजार, उत्तेकजनार्थ प्रथम रोख ७ हजार, उत्तेतजनार्थ व्दितीय रोख ५ हजार, उत्तेनजनार्थ तृतीय रोख ३ हजार व सर्वांना आकर्षक चषक देऊन सन्मानित करण्यात येणार आहे. तसेच या स्पर्धेसाठी उत्कृष्ट गायक, उत्कृष्ट पखवाज, उत्कृष्ट तबला, उत्कृष्ट कोरस, उत्कृष्ट झांज वादक, शितबद्ध संघ, उत्कृष्ट हार्मोनियम, उत्कृष्ट गजर अशी वैयक्तिक रोख पारितोषिके व आकर्षक चषक देण्यात येणार आहे. तसेच अचूक तीन नंबर सांगणा-या प्रथम, द्वितीय ,तृतीय भाग्यवान स्पर्धेच्या ठिकाणी उपस्थित प्रेक्षकांस आकर्षक भेटवस्तू देऊन सन्मानित करण्यात येणार आहे. भजन रसिकांसाठी ही स्पर्धा कोकणसाद लाईव्ह चॅनल वर थेट लाईव्ह दाखवण्यात येणार आहे. तरी भजन रसिकांनी या स्पर्धेचा लाभ घ्यावा असे आवाहन आयोजकांच्या वतीने करण्यात आले आहे. Copyright © 2022 Kokansaad live | All rights reserved Website Designed &amp; Developed by Team Inertia Technologies</w:t>
       </w:r>
     </w:p>
     <w:p>
@@ -198,7 +198,7 @@
     </w:p>
     <w:p>
       <w:r>
-        <w:t>Title: LIVE TV</w:t>
+        <w:t>Title: Maharashtra Politics: विदर्भात महाविकास आघाडीला मोठं खिंडार, सरपंच आणि पदाधिकाऱ्यांचा भाजपात प्रवेश</w:t>
       </w:r>
     </w:p>
     <w:p>
@@ -210,13 +210,13 @@
           <w:rPr>
             <w:color w:val="0000FF"/>
           </w:rPr>
-          <w:t>https://kokansadlive.com/kokan/vengurle/22961</w:t>
+          <w:t>https://saamtv.esakal.com/maharashtra/maharashtra-politics-big-blow-to-mahavikas-aghadi-as-sarpanch-leaders-join-bjp-in-vidarbha-pvm91</w:t>
         </w:r>
       </w:hyperlink>
     </w:p>
     <w:p>
       <w:r>
-        <w:t>Content: वेंगुर्ले : भाजपा प्रदेशाध्यक्ष रविंद्र चव्हाण यांच्या वाढदिवसानिमित्त वेंगुर्ले शहरासाठीचा रुग्णवाहिकेचा लोकार्पण सोहळा आज वेंगुर्ले भाजपा कार्यालयात भाजपा युवा नेते विशाल परब यांच्या प्रमुख उपस्थितीत संपन्न झाला. यावेळी विशाल परब यांच्या माध्यमातून वेंगुर्ल्यातील जनतेच्या आरोग्य रक्षणासाठी रुग्णवाहिकेचे लोकार्पण करण्यात आले.भारतीय जनता पार्टीचे महाराष्ट्र प्रदेशाध्यक्ष रविंद्र चव्हाण यांचा वाढदिवसानिमित्त जनसेवा हीच ईश्वरसेवा या ब्रीदवाक्या अंतर्गत भाजप युवा नेते विशाल परब यांच्या माध्यमातून वेंगुर्ले शहरासाठी रुग्णवाहिका देण्यात आली. वेंगुर्ले शहरातील जनतेला येणाऱ्या आकस्मिक आरोग्य अस्वास्थ्याच्या अडचणींचा विचार करता जनतेच्या सेवेसाठी रुग्णवाहिका उपलब्ध करून देण्याचा संकल्प भाजपा युवा नेते विशाल परब यांनी केला होता. या संकल्पाची पूर्ती रवींद्र चव्हाण यांच्या वाढदिवसाचे औचित्य साधून झाली. भाजपाचे प्रदेश कार्यकारिणी सदस्य शरद चव्हाण यांच्या हस्ते वेंगुर्ले शहरासाठीच्या या रुग्णवाहिकेचे अनावरण करत जनतेसाठी लोकार्पण करण्यात आले. भाजप प्रदेशाध्यक्ष रविंद्र चव्हाण यांना अपेक्षित असणाऱ्या सर्वसामान्य गोरगरीब जनतेच्या हिताचे विविध कार्यक्रम राबवत या कर्तव्यनिष्ठ नेतृत्वाचा यथोचित सन्मान आम्हा कार्यकर्त्यांकडून या वाढदिवसाच्या निमित्ताने केला जाईल असे यावेळी बोलताना विशाल परब म्हणाले. हे अखंड सेवाव्रत असणार असल्याचेही त्यांनी स्पष्ट केले. या रुग्णवाहीका लोकार्पण सोहळ्याप्रसंगी ॲड.अनिल निरवडेकर, प्रदेश कार्यकारिणी सदस्य शरद चव्हाण, जिल्हा उपाध्यक्ष प्रसन्ना देसाई, तालुकाध्यक्ष पप्पू परब, जिल्हा कार्यकारणी सदस्य सुहास गवंडळकर, साईप्रसाद नाईक, माजी नगराध्यक्ष राजन गिरप, राज्य परिषद सदस्य गुरुनाथ उर्फ राजू राऊळ, महिला तालुकाध्यक्षा सुजाता पडवळ, युवा मोर्चा तालुकाध्यक्ष प्रणव वायंगणकर, तालुका सरचिटणीस वसंत तांडेल, ओबीसी सेल अध्यक्ष रमेश नार्वेकर, शरद मेस्त्री, अल्पसंख्याक सेल सायमन आल्मेडा तसेच महिला मोर्चाच्या वृंदा गवंडळकर, श्रेया मयेकर, हसीना बेन मकानदार, रिया केरकर , कृपा मोंडकर, शक्ती केंद्र प्रमुख किरण कुबल, माजी उपनगराध्यक्ष अभि वेंगुर्लेकर, खानोली सरपंच सुभाष खानोलकर, अणसुर सरपंच सत्यविजय गावडे, आसोली उपसरपंच संकेत धुरी, म्हापण माजी सरपंच नाथा मडवळ, मठ सोसायटी चेअरमन सुभाष खानोलकर, रवींद्र खानोलकर, नामदेव सरमळकर, पुंडलिक हळदणकर, भानुदास कुबल, श्याम खोबरेकर , विजय रेडकर, समीर कुडाळकर, प्रशांत नाईक, सचिन शेट्ये, गणपत राऊळ यांच्यासह शक्तीकेंद्र प्रमुख, बूथ प्रमुख, तालुका कार्यकारणी सदस्य, विविध मोर्चा आघाडीचे सर्व कार्यकर्ते पदाधिकारी मोठ्या संख्येने उपस्थित होते. वेंगुर्ले : भाजपा प्रदेशाध्यक्ष रविंद्र चव्हाण यांच्या वाढदिवसानिमित्त वेंगुर्ले शहरासाठीचा रुग्णवाहिकेचा लोकार्पण सोहळा आज वेंगुर्ले भाजपा कार्यालयात भाजपा युवा नेते विशाल परब यांच्या प्रमुख उपस्थितीत संपन्न झाला. यावेळी विशाल परब यांच्या माध्यमातून वेंगुर्ल्यातील जनतेच्या आरोग्य रक्षणासाठी रुग्णवाहिकेचे लोकार्पण करण्यात आले. भारतीय जनता पार्टीचे महाराष्ट्र प्रदेशाध्यक्ष रविंद्र चव्हाण यांचा वाढदिवसानिमित्त जनसेवा हीच ईश्वरसेवा या ब्रीदवाक्या अंतर्गत भाजप युवा नेते विशाल परब यांच्या माध्यमातून वेंगुर्ले शहरासाठी रुग्णवाहिका देण्यात आली. वेंगुर्ले शहरातील जनतेला येणाऱ्या आकस्मिक आरोग्य अस्वास्थ्याच्या अडचणींचा विचार करता जनतेच्या सेवेसाठी रुग्णवाहिका उपलब्ध करून देण्याचा संकल्प भाजपा युवा नेते विशाल परब यांनी केला होता. या संकल्पाची पूर्ती रवींद्र चव्हाण यांच्या वाढदिवसाचे औचित्य साधून झाली. भाजपाचे प्रदेश कार्यकारिणी सदस्य शरद चव्हाण यांच्या हस्ते वेंगुर्ले शहरासाठीच्या या रुग्णवाहिकेचे अनावरण करत जनतेसाठी लोकार्पण करण्यात आले. भाजप प्रदेशाध्यक्ष रविंद्र चव्हाण यांना अपेक्षित असणाऱ्या सर्वसामान्य गोरगरीब जनतेच्या हिताचे विविध कार्यक्रम राबवत या कर्तव्यनिष्ठ नेतृत्वाचा यथोचित सन्मान आम्हा कार्यकर्त्यांकडून या वाढदिवसाच्या निमित्ताने केला जाईल असे यावेळी बोलताना विशाल परब म्हणाले. हे अखंड सेवाव्रत असणार असल्याचेही त्यांनी स्पष्ट केले. या रुग्णवाहीका लोकार्पण सोहळ्याप्रसंगी ॲड.अनिल निरवडेकर, प्रदेश कार्यकारिणी सदस्य शरद चव्हाण, जिल्हा उपाध्यक्ष प्रसन्ना देसाई, तालुकाध्यक्ष पप्पू परब, जिल्हा कार्यकारणी सदस्य सुहास गवंडळकर, साईप्रसाद नाईक, माजी नगराध्यक्ष राजन गिरप, राज्य परिषद सदस्य गुरुनाथ उर्फ राजू राऊळ, महिला तालुकाध्यक्षा सुजाता पडवळ, युवा मोर्चा तालुकाध्यक्ष प्रणव वायंगणकर, तालुका सरचिटणीस वसंत तांडेल, ओबीसी सेल अध्यक्ष रमेश नार्वेकर, शरद मेस्त्री, अल्पसंख्याक सेल सायमन आल्मेडा तसेच महिला मोर्चाच्या वृंदा गवंडळकर, श्रेया मयेकर, हसीना बेन मकानदार, रिया केरकर , कृपा मोंडकर, शक्ती केंद्र प्रमुख किरण कुबल, माजी उपनगराध्यक्ष अभि वेंगुर्लेकर, खानोली सरपंच सुभाष खानोलकर, अणसुर सरपंच सत्यविजय गावडे, आसोली उपसरपंच संकेत धुरी, म्हापण माजी सरपंच नाथा मडवळ, मठ सोसायटी चेअरमन सुभाष खानोलकर, रवींद्र खानोलकर, नामदेव सरमळकर, पुंडलिक हळदणकर, भानुदास कुबल, श्याम खोबरेकर , विजय रेडकर, समीर कुडाळकर, प्रशांत नाईक, सचिन शेट्ये, गणपत राऊळ यांच्यासह शक्तीकेंद्र प्रमुख, बूथ प्रमुख, तालुका कार्यकारणी सदस्य, विविध मोर्चा आघाडीचे सर्व कार्यकर्ते पदाधिकारी मोठ्या संख्येने उपस्थित होते. Copyright © 2022 Kokansaad live | All rights reserved Website Designed &amp; Developed by Team Inertia Technologies</w:t>
+        <w:t>Content: विदर्भात मविआला मोठा धक्का बसला आहे. सरपंच आणि पदाधिकाऱ्यांनी मविआची साथ सोडत भाजपमध्ये प्रवेश केला अमरावतीच्या चांदूरा आणि बुलडाण्याच्या मलकापूरमधील अनेक पदाधिकाऱ्यांनी मविआची साथ सोडली. भाजप प्रदेशाध्यक्ष रविंद्र चव्हाण यांच्या उपस्थितीत मुंबईत पक्षप्रवेश सोहळा पार पडला. आगामी स्थानिक स्वराज्य संस्थांच्या निवडणुकीपूर्वी राज्यात महाविकास आघाडीला मोठा धक्का बसला आहे. विदर्भात मविआला खिंडार पडलं असून अनेक सरपंच आणि पदाधिकाऱ्यांनी पक्षाची साथ सोडत भाजपचं कमळ हाती घेतलं आहे. त्यामुळे आगामी निवडणुकीपूर्वी विदर्भात भाजपची ताकद चांगलीच वाढली आहे. भापचे प्रदेशाध्यक्ष रविंद्र चव्हाण यांच्या उपस्थितीमध्ये मुंबईत हा पक्षप्रवेश सोहळा पार पडला. मिळालेल्या माहितीनुसार, अमरावतीमधील चांदूरा आणि बुलडाणामधील मलकापूर येथे महाविकास आघाडीला भाजपने मोठा धक्का दिला आहे. काँग्रेस, राष्ट्रवादी काँग्रेस शरद पवार गट आणि शिवसेना ठाकरे गटाला याठिकाणी मोठा धक्का बसला. चांदूरा आणि मलकापूर या दोन्ही तालुक्यातील सरपंच आणि पदाधिकाऱ्यांनी आज मोठ्या संख्येने भाजपमध्ये प्रवेश केला. भाजप प्रदेशाध्यक्ष रविंद्र चव्हाण यांच्या उपस्थितीत हा पक्ष प्रवेश सोहळा पार पडला. भाजप आमदार चैनसुख संचेती यांच्या माध्यमातून मविआला धक्का देण्यात आला आहे. त्यांच्या माध्यमातून या सर्वांनी भाजपचे कमळ हाती घेतलं. स्थानिक स्वराज्य संस्थांच्या निवडणुकीपूर्वी भाजपात मोठ्या प्रमाणात इनकमिंग सुरुच आहे. त्याचा फायदा त्यांना या निवडणुकीत होण्याची शक्यता आहे. रविंद्र चव्हाण यांनी सांगितले की, मलकापूर आणि चांदूर तालुक्यातील अनेकांनी भाजपमध्ये प्रवेश केला त्या सर्वांचे स्वागत आहे. महायुतीचे सरकार राज्यात खूप चांगले काम करत आहे. सामान्य जनतेला सातत्याने प्रयत्न करत आहेत. शेतकऱ्यांच्या हितासाठी निर्णय घेण्यात आले.' दरम्यान, याआधी मावळमध्ये मविआला धक्का बसला होता. मावळमधील काँग्रेस, राष्ट्रवादी काँग्रेस आणि इतर पक्षांमधील अनेक नेते आणि कार्यकर्त्यांनी भाजपमध्ये प्रवेश केला होता. सकाळ+चे सदस्य व्हा शॉपिंगसाठी 'सकाळ प्राईम डील्स'च्या भन्नाट ऑफर्स पाहण्यासाठी क्लिक करा. Read Marathi news and watch Live TV. Breaking news from Maharashtra, India, Pune, Mumbai, Politics, Entertainment, Sports, Lifestyle at SaamTV. Get Live Marathi news on Mobile. Download the Saam Tv app for Android and IOS. Follow Us Copyright © 2025 Sakal Media Group – All Rights Reserved Powered by Quintype</w:t>
       </w:r>
     </w:p>
     <w:p>
@@ -229,7 +229,7 @@
     </w:p>
     <w:p>
       <w:r>
-        <w:t>Title: Municipal Corporation Elections : मुंबई महापालिकेसाठी महायुती; दोन्ही उपमुख्यमंत्र्यांच्या बालेकिल्ल्यात मात्र भाजप स्वतंत्र चूल मांडणार?</w:t>
+        <w:t>Title: Vaibhav Khedekar to Join BJP? वैभव खेडेकरांचा भाजप प्रवेश?राणे पिता-पुत्रांच्या उपस्थितीत प्रवेशाची शक्यता</w:t>
       </w:r>
     </w:p>
     <w:p>
@@ -241,13 +241,13 @@
           <w:rPr>
             <w:color w:val="0000FF"/>
           </w:rPr>
-          <w:t>https://sarkarnama.esakal.com/vishleshan/mumbai-bmc-elections-mahayuti-alliance-but-bjp-plans-solo-contest-in-deputy-cm-strongholds-sw79</w:t>
+          <w:t>https://www.navakal.in/news/vaibhav-khedekar-to-join-bjp-news/</w:t>
         </w:r>
       </w:hyperlink>
     </w:p>
     <w:p>
       <w:r>
-        <w:t>Content: Mumbai News : स्थानिक स्वराज्य संस्थेच्या निवडणुकीची घोषणा दिवाळीनंतर होणार आहे. त्यामुळे सर्वच पक्षाची सध्या लगीनघाई सुरु आहे. जानेवारी महिन्यात मुंबईसह जवळपास 28 महापालिकेच्या निवडणुका होणार आहेत. त्यामध्ये सर्वांचे लक्ष मुंबई महापालिका निवडणुकीकडे लागले आहे. मात्र, मुंबई महापालिकेसाठी महायुतीमधील भाजप, एकनाथ शिंदेंची शिवसेना व अजित पवार यांच्या राष्ट्रवादी काँग्रेसची महायुती होणार आहे. मात्र, येत्या काळात होत असलेल्या एकनाथ शिंदेंचा बालेकिल्ला असलेल्या ठाणे, अजितदादांच्या बालेकिल्ला असलेल्या पुण्यात मात्र महायुती होण्याची शक्यता कमी असून त्यामुळे येत्या काळात मित्रपक्षात जोरदार रस्सीखेच दिसत आहे. भाजपने (BJP) गेल्या वर्षभरापासून मुंबई महापालिकेवर लक्ष केंद्रित केले आहे. त्यासाठी सर्वच तयार दर्शवली आहे. मुंबईत महायुती एकत्र लढेल, असे वारंवार सांगितले जात आहे. पण अन्य शहरांमध्ये काय होणार, हे अद्याप स्पष्टपणे सांगितलेलं नाही. त्यात दोन्ही उपमुख्यमंत्र्यांच्या बालेकिल्ल्यांचा समावेश आहे. उपमुख्यमंत्री एकनाथ शिंदे यांच्या ठाण्यात आणि अजित पवार यांच्या पुण्यात भाजप स्वबळाच्या तयारीत असल्याचे दिसून येत आहे. त्यामुळेच गेल्या काही दिवसापासून शिंदेंच्या बालेकिल्ल्यात भाजपने जोरदार फिल्डींग लावली आहे. आगामी काळात होत असलेल्या ठाण्यात भाजपनं एकनाथ शिंदे यांच्या शिवसेनेची कोंडी करण्यासाठी फिल्डींग लावली आहे. आमदार संजय केळकर, निरंजन डावखरे, प्रदेशाध्यक्ष रविंद्र चव्हाण यांच्याकडून शिंदेसेनेच्या कोंडीचे प्रयत्न होत आहेत. पण शिंदे यांच्याविरोधात सर्वाधिक आक्रमक भूमिका वनमंत्री गणेश नाईक (Ganesh Naik) यांनी घेतली आहे. नवी मुंबईतील समर्थकांमध्ये दादा नावानं सुपरिचित असलेले नाईक ठाण्यातील भाईंना थेट आव्हान देत आहेत. गेल्या 40 वर्षांपासून गणेश नाईक यांचं नवी मुंबईवर वर्चस्व आहे. ठाणे जिल्हा एकसंध असताना, पालघर जिल्हा वेगळा झालेला नसताना नाईक यांच्याकडे ठाण्याचं पालकमंत्रिपद होतं. 1995 मध्ये राज्यात शिवसेना-भाजप युतीचं सरकार आलं. तेव्हा नाईक ठाण्याचे पालकमंत्री होते. त्यावेळी शिंदे ठाणे महापालिकेत नगरसेवक होते. पुढे नाईक 1999 मध्ये राष्ट्रवादी काँग्रेस पक्षात गेले. त्यानंतरही त्यांनी नवी मुंबईवरील वर्चस्व कायम ठेवलं.नवी मुंबई महापालिका अस्तित्त्वात आल्यापासून नाईक यांचं वर्चस्व आहे. 2020 मध्ये महापालिकेची निवडणूक अपेक्षित होती. पण आधी करोना आणि मग आरक्षणामुळे निवडणूकच झाली नाही. त्यामुळे मागील 5 वर्ष नवी मुंबई महापालिका प्रशासकाच्या माध्यमातून चालवली जात आहे. एकनाथ शिंदे यांच्याकडे नगरविकास खातं असल्यानं नवी मुंबई महापालिकेचा कारभार ठाण्यातून सुरु झाला. नवी मुंबई महापालिकेची सत्ता कायम आपल्या हाती राखणाऱ्या नाईकांना रुचलेली नाही. त्यामुळे शिंदे यांच्यासोबत त्यांचा उघड संघर्ष सुरु झालेला आहे. ठाणे महापालिकेत युती झाली, तरीही नवी मुंबईत युती करायची नाही, असा नाईक यांचा पवित्रा आहे. त्यासाठी नाईक यांना राज्याची आणि केंद्राची किती साथ मिळते, हे पाहणं महत्त्वाचं आहे. पुणे महापालिका ही राज्याचे दुसरे मुख्यमंत्री अजित पवार यांचा बालेकिल्ला आहे. याठिकाणी देखील भाजप व अजित पवार यांच्या भाजपमध्ये चुरस पाहवयास मिळते. याठिकाणी गेल्या पाच वर्षात भाजपची सत्ता होती. त्यामुळे सर्वांचे त्याकडे लक्ष लागून राहिले आहे. विशेषतः गेल्या निवडणुकीत राष्ट्रवादी काँग्रेस विरोधी पक्ष होता. मात्र, गेल्या काही दिवसापासून याठिकाणी महायुतीमधील भाजप व राष्ट्रवादी काँग्रेसमध्ये जागावाटपावरून रस्सीखेच पाहवयास मिळणार आहे. त्यामुळे येत्या काळात महायुती याठिकाणी युती करणार की स्वबळावर लढणार याची उत्सुकता लागून राहिली आहे. पिंपरी-चिंचवड महापालिकेत गेल्या निवडणुकीनंतर भाजपची सत्ता होती. त्यामुळे याठिकाणी देखील येत्या काळात महायुतीमधील भाजप व अजित पवार यांच्या राष्ट्रवादी काँग्रेसमध्ये चुरस दिसत आहे. या ठिकाणी भाजप व राष्ट्रवादी काँग्रेसने स्वबळावर निवडणूक लढण्याची तयारी केली आहे. गेल्या टर्ममध्ये याठिकाणी भाजपची सत्ता होती तर त्यापूर्वी या महापालिकेवर राष्ट्रवादी काँग्रेसचे वर्चस्व होते. त्यामुळे याठिकाणी भाजप व राष्ट्रवादी काँग्रेसमध्ये जोरदार रस्सीखेच दिसून येत आहे. सरकारनामाचे सदस्य व्हा शॉपिंगसाठी 'सकाळ प्राईम डील्स'च्या भन्नाट ऑफर्स पाहण्यासाठी क्लिक करा. Read Latest Marathi Political News, Breaking Political News from Maharashtra, India, Pune &amp; Mumbai at Sarkarnama. To Get Live Political Marathi News on Mobile, Download the Sarkarnama Mobile App for Android and IOS. सरकारनामा आता सर्व सोशल मीडिया प्लॅटफॉर्मवर. ताज्या राजकीय घडामोडींसाठी फेसबुक, ट्विटर, इन्स्टाग्राम, शेअर चॅट, टेलिग्रामवर आणि व्हॉट्सॲप आम्हाला फॉलो करा. तसेच, सरकारनामा यूट्यूब चॅनेलला आजच सबस्क्राइब करा. Follow Us Copyright © 2025 Sakal Media Group – All Rights Reserved Powered by Quintype वेबसाईटवर ब्राउझिंगचा अनुभव सर्वोत्तम असावा, यासाठी आम्ही कुकीजचा वापर करतो. कुकीजमुळे तुम्हाला तुमच्या आवडत्या मजकुराची शिफारस करता येते. आमचे गोपनीयता आणि कुकीजसंदर्भातील धोरण तुम्हाला मान्य आहे.</w:t>
+        <w:t>Content: Vaibhav Khedekar to Join BJP? – मनसेतून (MNS)हकालपट्टी झालेले खेड नगरपालिकेचे माजी नगराध्यक्ष वैभव खेडेकर (Vaibhav Khedekar) यांचा उद्या भाजपात... Vaibhav Khedekar to Join BJP? – मनसेतून (MNS)हकालपट्टी झालेले खेड नगरपालिकेचे माजी नगराध्यक्ष वैभव खेडेकर (Vaibhav Khedekar) यांचा उद्या भाजपात प्रवेश होणार असल्याचे सांगितले जात आहे. भाजपच्या (BJP) मुख्यालयात प्रदेशाध्यक्ष रविंद्र चव्हाण (Ravindra Chavhan)यांच्या उपस्थितीत होणा-या या प्रवेश सोहळ्यास माजी मुख्यमंत्री व खासदार नारायण राणे, मत्यव्यवसाय मंत्री नितीश राणे यांचीही विशेष उपस्थिती राहील, अशी माहिती आहे. यापूर्वी खेडेकरांच्या भाजप पक्ष प्रवेशासाठी ४ सप्टेंबर ही तारीख जाहीर करण्यात आली होती. मात्र ऐनवेळी हा पक्ष प्रवेश पुढे ढकलण्यात आल्याने उद्या तरी खेडेकरांचा भाजप प्रवेश होणार की नाही, याबाबत साशंकता व्यक्त केली जात आहे. पक्षविरोधी कारवाया केल्याचा ठपका ठेवत खेडकर यांची २५ ऑगस्ट रोजी मनसेतून हकालपट्टी करण्यात आली होती. गाडी सजली, प्रवेश लांबला राज्यात मराठा आणि ओबीसी आरक्षणासंदर्भातील मुद्द्यामुळे वातावरण संवेदनशील आहे. यामुळेच आपल्या भाजपा प्रवेशाची तारीख पुढे ढकलण्यात आली असल्याचा खुलासा तेव्हा खेडेकरांनी केला होता.कोकणात खेडेकर यांचा पक्षप्रवेश मोठ्या उत्साहात साजरा होणार होता. कार्यकर्त्यांनी त्यांच्या स्वागतासाठी केलेली खास वाहन सजावट चर्चेचा विषय ठरली. या वाहनावर कोकणचा ढाण्या वाघ माननीय वैभव खेडेकर यांचा जाहीर प्रवेश असे लिहिले होते . त्यावर खेडेकर यांचा फेटा घातलेला फोटो आणि भाजपाचे पक्षचिन्ह ठळकपणे झळकत होते. रामदास कदमांना आव्हानभाजपची खेळी (Challenge to Ramdas Kadam) खेड-दापोलीच्या राजकारणात शिवसेना(शिंदे) गटाचे नेते रामदास कदम आणि खेडेकर हे एकमेकांचे कट्टर प्रतिस्पर्धी म्हणून ओळखले जातात. खेडेकरांना भाजपात घेऊन माजी मंत्री रामदास कदम यांच्या वर्चस्वाला आव्हान देण्याची खेळी भाजपतर्फे खेळली जात आहे. महाविकास आघाडी सरकारच्या काळात मनसेच्या खेडेकर यांना राष्ट्रवादी काँग्रेसचे खासदार सुनिल तटकरे यांच्याकडून मोठ्या प्रमाणात शासकीय निधी दिला गेला. पण सत्तेत सहभागी असलेल्या शिवसेनेला निधी मिळत नसल्याची जाहीर तक्रार रामदास कदम यांनी तेव्हा केली होती. खेड नगरपालिकेत त्यांची एकेकाळी एकहाती सत्ता होती. त्यांची ही सत्ता गेल्यानंतर गेल्या नगरपालिका निवडणुकीत त्यांनी व त्यांच्या समर्थकांनी अफक्ष निवडणूक लढवली होती. या निवडणुकीत ते नगराध्यक्ष निवड़ून आले. मात्र त्यांच्या समर्थकांना अपेक्षित यश मिळू शकले नाही. याच काळात त्यांच्या अनेक विश्वासू कार्यकर्त्यांनी त्यांची साथ सोडून शिवसेना शिंदे गट, शिवसेना ठाकरे गटासह अन्य पक्षांमध्ये प्रवेश केला. भ्रष्टाचाराचे गंभीर आरोप (Corruption Allegations) नगराध्यक्ष पदाची त्यांची मुदत संपल्यावर त्यांच्यावर २० हून अधिक प्रकरणी भ्रष्टाचाराचे गंभीर आरोप झाले होते. काही प्रकरणी त्यांच्यावर गुन्हेही दाखल झाले आहेत. तसेच त्यांना न्यायालयाने नगरपालिकेची निवडणूक लढण्यास मनाई केली होती. रामदास कदम यांनीही त्यांच्यावर गंभीर आरोप केले होते. हे देखील वाचा – उत्तर प्रदेशमध्ये जातींवर आधारित राजकीय मोर्चे काढण्यावर बंदी क्लबमध्ये मुलींसाठी सुविधा हव्यात!सचिन तेंडुलकर यांचे आवाहन लॅपटॉपवर तब्बल 30 हजारांची सूट, Flipkart च्या सेलमध्ये धमाकेदार डील Add. Display : +91 8108116423 / +91 8108116429 | Classified : +91 8422817445</w:t>
       </w:r>
     </w:p>
     <w:p>
@@ -260,7 +260,7 @@
     </w:p>
     <w:p>
       <w:r>
-        <w:t>Title: LIVE TV</w:t>
+        <w:t>Title: रत्नागिरीत मनसेला धक्का; बडा नेता भाजपच्या गळाला लागला, शेकडो कार्यकर्त्यांसह पक्षप्रवेश होणार</w:t>
       </w:r>
     </w:p>
     <w:p>
@@ -272,13 +272,13 @@
           <w:rPr>
             <w:color w:val="0000FF"/>
           </w:rPr>
-          <w:t>https://kokansadlive.com/kokan/vengurle/22794</w:t>
+          <w:t>https://saamtv.esakal.com/maharashtra/vaibhav-khedekar-to-lead-former-mns-leaders-into-bjp-in-mumbai-ceremony-latest-politics-bdk97</w:t>
         </w:r>
       </w:hyperlink>
     </w:p>
     <w:p>
       <w:r>
-        <w:t>Content: वेंगुर्ला : वैभव होडावडेकर मित्रमंडळ, भारतीय जनता पार्टी तुळस व भाजप युवा मोर्चा वेंगुर्ला आयोजित भारतीय जनता पार्टी प्रदेशाध्यक्ष रविंद्र चव्हाण यांच्या वाढदिवसानिमित्त शुक्रवार दिनांक १९ व शनिवार दिनांक २० सप्टेंबर २०२५ रोजी राज्यस्तरीय भव्य संगीत निमंत्रित भजन स्पर्धा २०२५ चे आयोजन करण्यात आले आहे. सिंधुदुर्ग जिल्ह्यात प्रथमच या सर्वांत मोठ्या राज्यस्तरीय संगीत निमंत्रित भजन स्पर्धेचे आयोजन करण्यात आले आहे.प्रदेशाध्यक्ष चषक २०२५ या नावाने घेण्यात येणारी ही भव्य भजन स्पर्धा तुळस येथील उत्सव हॉल येथे संपन्न होणार आहे. या स्पर्धेत मुंबई, ठाणे, रत्नागिरी, सिंधुदुर्ग मधील नामवंत बुवा सहभागी होणार आहेत. या स्पर्धेसाठी प्रथम पारितोषिक रोख २१ हजार व आकर्षक प्रदेशाध्यक्ष चषक, व्दितीय पारितोषिक रोख १५ हजार, तृतीय पारितोषिक रोख ११ हजार, उत्तेकजनार्थ प्रथम रोख ७ हजार, उत्तेतजनार्थ व्दितीय रोख ५ हजार, उत्तेनजनार्थ तृतीय रोख ३ हजार व सर्वांना आकर्षक चषक देऊन सन्मानित करण्यात येणार आहे. तसेच या स्पर्धेसाठी उत्कृष्ट गायक, उत्कृष्ट पखवाज, उत्कृष्ट तबला, उत्कृष्ट कोरस, उत्कृष्ट झांज वादक, शितबद्ध संघ, उत्कृष्ट हार्मोनियम, उत्कृष्ट गजर अशी वैयक्तिक रोख पारितोषिके व आकर्षक चषक देण्यात येणार आहे. तसेच अचूक तीन नंबर सांगणा-या प्रथम, द्वितीय ,तृतीय भाग्यवान स्पर्धेच्या ठिकाणी उपस्थित प्रेक्षकांस आकर्षक भेटवस्तू देऊन सन्मानित करण्यात येणार आहे. भजन रसिकांसाठी ही स्पर्धा कोकणसाद लाईव्ह चॅनल वर थेट लाईव्ह दाखवण्यात येणार आहे. तरी भजन रसिकांनी या स्पर्धेचा लाभ घ्यावा असे आवाहन आयोजकांच्या वतीने करण्यात आले आहे. वेंगुर्ला : वैभव होडावडेकर मित्रमंडळ, भारतीय जनता पार्टी तुळस व भाजप युवा मोर्चा वेंगुर्ला आयोजित भारतीय जनता पार्टी प्रदेशाध्यक्ष रविंद्र चव्हाण यांच्या वाढदिवसानिमित्त शुक्रवार दिनांक १९ व शनिवार दिनांक २० सप्टेंबर २०२५ रोजी राज्यस्तरीय भव्य संगीत निमंत्रित भजन स्पर्धा २०२५ चे आयोजन करण्यात आले आहे. सिंधुदुर्ग जिल्ह्यात प्रथमच या सर्वांत मोठ्या राज्यस्तरीय संगीत निमंत्रित भजन स्पर्धेचे आयोजन करण्यात आले आहे. प्रदेशाध्यक्ष चषक २०२५ या नावाने घेण्यात येणारी ही भव्य भजन स्पर्धा तुळस येथील उत्सव हॉल येथे संपन्न होणार आहे. या स्पर्धेत मुंबई, ठाणे, रत्नागिरी, सिंधुदुर्ग मधील नामवंत बुवा सहभागी होणार आहेत. या स्पर्धेसाठी प्रथम पारितोषिक रोख २१ हजार व आकर्षक प्रदेशाध्यक्ष चषक, व्दितीय पारितोषिक रोख १५ हजार, तृतीय पारितोषिक रोख ११ हजार, उत्तेकजनार्थ प्रथम रोख ७ हजार, उत्तेतजनार्थ व्दितीय रोख ५ हजार, उत्तेनजनार्थ तृतीय रोख ३ हजार व सर्वांना आकर्षक चषक देऊन सन्मानित करण्यात येणार आहे. तसेच या स्पर्धेसाठी उत्कृष्ट गायक, उत्कृष्ट पखवाज, उत्कृष्ट तबला, उत्कृष्ट कोरस, उत्कृष्ट झांज वादक, शितबद्ध संघ, उत्कृष्ट हार्मोनियम, उत्कृष्ट गजर अशी वैयक्तिक रोख पारितोषिके व आकर्षक चषक देण्यात येणार आहे. तसेच अचूक तीन नंबर सांगणा-या प्रथम, द्वितीय ,तृतीय भाग्यवान स्पर्धेच्या ठिकाणी उपस्थित प्रेक्षकांस आकर्षक भेटवस्तू देऊन सन्मानित करण्यात येणार आहे. भजन रसिकांसाठी ही स्पर्धा कोकणसाद लाईव्ह चॅनल वर थेट लाईव्ह दाखवण्यात येणार आहे. तरी भजन रसिकांनी या स्पर्धेचा लाभ घ्यावा असे आवाहन आयोजकांच्या वतीने करण्यात आले आहे. Copyright © 2022 Kokansaad live | All rights reserved Website Designed &amp; Developed by Team Inertia Technologies</w:t>
+        <w:t>Content: रत्नागिरीत मनसेला धक्का वैभव खेडेकर भाजपात जाणार शेकडो कार्यकर्त्यांसह पक्षप्रवेश होणार. आगामी स्थानिक स्वराज्य संस्थांच्या निवडणुका काही महिन्यांतच पार पडतील. सर्वोच्च न्यायालयानं राज्य सरकारला जानेवारी अखेरपर्यंत निवडणुका घेण्याचे आदेश दिले होते. यानंतर राज्यात राजकीय वारे वेगानं वाहू लागले आहेत. फोडाफोडीचं राजकारण सुरू असताना रत्नागिरीत मनसेला धक्का बसला आहे. मनसेचा बडा नेता भाजप पक्षात प्रवेश करणार आहे. रत्नागिरीत मनसेला मोठं खिंडार पडलं आहे. नेते वैभव खेडेकर यांच्यासह शेकडो मनसे कार्यकर्त्यांनी मनसे पक्षाला सोडचिठ्ठी देण्याचा निर्णय घेतला आहे. उद्या मुंबईतील भाजप कार्यालयात खेडेकर शेकडो मनसे कार्यकर्ते आणि पदाधिकाऱ्यांसह पक्षप्रवेश करणार आहेत. दुपारी तीन वाजता हा पक्षप्रवेश सोहळा पार पडेल. नरिमन पॉईंट येथील भाजप कार्यालयात भाजपाचे प्रदेशाध्यक्ष रवींद्र चव्हाण यांच्या प्रमुख उपस्थितीत हा पक्षप्रवेश सोहळा पार पडणार आहे. या पक्षप्रवेश सोहळ्यावेळी मंत्री नितेश राणे आणि खासदार नारायण राणे देखील हजर राहण्याची माहिती समोर आली आहे. खेडेकरांसह मनसेचे माजी जिल्हाध्यक्ष, रत्नागिरी शहरातील काही प्रमुख पदाधिकारी, वाहतूक सेनेचे पदाधिकारी यांचाही भाजपमध्ये पक्षप्रवेश होणार आहे. आज दुपारी चार वाजता मनसेचे पदाधिकारी रत्नागिरीतून जोरदार शक्ती प्रदर्शन करत भाजप प्रवेशासाठी मुंबईच्या दिशेने निघणार आहेत. आज त्यांचा खेडमध्ये मुक्काम असणार आहे. उद्या सकाळी वैभव खेडेकर यांच्यासह सर्व पदाधिकारी मुंबईच्या दिशेने एकत्रित रवाना होणार आहेत. सकाळ+चे सदस्य व्हा शॉपिंगसाठी 'सकाळ प्राईम डील्स'च्या भन्नाट ऑफर्स पाहण्यासाठी क्लिक करा. Read Marathi news and watch Live TV. Breaking news from Maharashtra, India, Pune, Mumbai, Politics, Entertainment, Sports, Lifestyle at SaamTV. Get Live Marathi news on Mobile. Download the Saam Tv app for Android and IOS. Follow Us Copyright © 2025 Sakal Media Group – All Rights Reserved Powered by Quintype</w:t>
       </w:r>
     </w:p>
     <w:p>
@@ -384,7 +384,7 @@
     </w:p>
     <w:p>
       <w:r>
-        <w:t>Title: ‘नमो युवा रन” – ‘एक दौड मोदीजी के नाम’</w:t>
+        <w:t>Title: बापूसाहेब भेगडे यांच्या नेतृत्वात मावळ तालुक्यातील हजारो समर्थक आज भाजपात पक्षप्रवेश करणार । Maval News</w:t>
       </w:r>
     </w:p>
     <w:p>
@@ -396,13 +396,13 @@
           <w:rPr>
             <w:color w:val="0000FF"/>
           </w:rPr>
-          <w:t>https://pcbtoday.in/%E0%A4%A8%E0%A4%AE%E0%A5%8B-%E0%A4%AF%E0%A5%81%E0%A4%B5%E0%A4%BE-%E0%A4%B0%E0%A4%A8-%E0%A4%8F%E0%A4%95-%E0%A4%A6%E0%A5%8C%E0%A4%A1-%E0%A4%AE%E0%A5%8B%E0%A4%A6%E0%A5%80/</w:t>
+          <w:t>https://dainikmaval.com/supporters-from-maval-taluka-under-leadership-of-bapusaheb-bhegde-will-join-bjp-today/</w:t>
         </w:r>
       </w:hyperlink>
     </w:p>
     <w:p>
       <w:r>
-        <w:t>Content: पंतप्रधान नरेंद्र मोदी यांच्या वाढदिवसानिमित्त भाजपा युवा मोर्चाच्या वतीने रविवारी ‘नमो युवा रन’ मॅरेथॉन आयोजन पिंपरी, दि.१८(पीसीबी)- भारतीय जनता युवा मोर्चा पिंपरी चिंचवड शहराच्या वतीने देशाचे पंतप्रधान माननीय नरेंद्र मोदी यांच्या वाढदिवसानिमित्त ‘नमो युवा रन’ मॅरेथॉन आयोजन करण्यात आले आहे.ही मॅरेथॉन रविवार, दि. २१ सप्टेंबर रोजी सकाळी ६ वाजता पिंपळे सौदागर येथील लिनीयर गार्डन, कोकणे चौक ते ८ टु ८० पार्क येथे केले आहे. या कार्यक्रमाचे आयोजन भाजप महाराष्ट्र प्रदेशाध्यक्ष रविंद्र चव्हाण यांच्या मार्गदर्शनाखाली व पिंपरी चिंचवड भाजपा शहर अध्यक्ष शत्रुघ्न काटे यांच्या अध्यक्षतेखाली आणि पिंपरी चिंचवडचे माजी पोलीस आयुक्त आयपीएस अधिकारी कृष्ण प्रकाश यांच्या प्रमुख उपस्थितीत संपन्न होणार आहे. त्याचप्रमाणे आमदार महेश लांडगे, आमदार शंकर जगताप, आमदार उमा खापरे, आमदार अमित गोरखे तसेच भाजप युवा मोर्चाचे प्रदेशाध्यक्ष श्री.अनुप मोरे, भाजपा युवा मोर्चा पिंपरी चिंचवड अध्यक्ष दिनेश यादव, भाजपा युवा मोर्चा सरचिटणीस सुदर्शन पाटसकर, नमो युवा रनचे संयोजक अमृत मारणे, युवा मोर्चा प्रदेश सचिव अजित कुलथे यांच्यासह अनेक मान्यवर उपस्थित राहणार आहेत. युवकांमध्ये व्यसनमुक्तीचा संदेश पोहोचवणे, देशभक्ती आणि निरोगी जीवनशैलीचा प्रसार करणे हा या उपक्रमामागील मुख्य उद्देश आहे. ही मॅरेथॉन रन सर्व वयोगटातील स्पर्धकांसाठी आयोजित केली असून सहभागी स्पर्धकांना नोंदणी व प्रवेश विनामूल्य आहे. स्पर्धेचे आयोजक भारतीय जनता युवा मोर्चाच्या वतीने करण्यात आले असून जास्तीत जास्त युवकांनी व नागरिकांनी या स्पर्धेत सहभागी व्हावे असे आवाहन भाजपा युवा मोर्चाचे प्रदेश अध्यक्ष अनुप मोरे यांनी केले आहे.</w:t>
+        <w:t>Content: Photo Courtesy : Team Dainik Maval Dainik Maval News : मावळ तालुक्याच्या राजकारणात मोठी उलथापालथ होताना पाहायला मिळत आहे. राष्ट्रवादी काँग्रेल पक्षाचे एकेकाळचे खंदे नेतृत्व व अजित पवार यांचे विश्वासू समजले जाणारे बापूसाहेब भेगडे हे आता भाजपात पक्षप्रवेश करणार असल्याचे समजत आहे. त्यांच्या समर्थकांनी रविवारी पत्रकार परिषद घेऊन दिलेल्या माहितीनुसार बापूसाहेब भेगडे यांच्या नेतृत्वात त्यांचे हजारो समर्थक आज, सोमवार (१५ सप्टेंबर) रोजी भाजपमध्ये प्रवेश करणार आहेत. भाजपचे प्रदेशाध्यक्ष रवींद्र चव्हाण यांच्या उपस्थितीत मुंबई येथील पक्ष कार्यालयात हा पक्ष प्रवेश होणार आहे. नेमके कोणकोणते पदाधिकारी प्रवेश करणार याबाबत उत्सुकता आहे. त्यामुळे पुढील राजकीय समीकरणांवर याचा परिणाम होणार असल्याची चर्चा सध्या रंगली आहे. देशात पंतप्रधान नरेंद्र मोदी यांचे तर राज्यात देवेंद्र फडणवीस यांचे सर्व समावेशक नेतृत्व आहे, या नेतृत्वावर विश्वास ठेवून भाजपाचे प्रदेशाध्यक्ष रविंद्र चव्हाण यांच्या उपस्थितीत मावळ तालुक्यातील बापूसाहेब भेगडे समर्थक बापूसाहेब भेगडे यांच्या नेतृत्वात सोमवार (दि. १५) भारतीय जनता पक्षामध्ये प्रवेश करणार असल्याची माहिती संत तुकाराम सहकारी साखर कारखान्याचे माजी संचालक सुभाषराव जाधव यांनी पत्रकार परिषदेत दिली. भाजप पक्षप्रवेशाच्या पार्श्वभूमीवर रविवारी (दि १४) वडगाव मावळ येथे सकाळी ११ वा. घेतलेल्या पत्रकार परिषदेत संत तुकाराम सहकारी साखर कारखान्याचे माजी संचालक सुभाषराव जाधव यांनी ही माहिती दिली. या पत्रकार परिषदेला जिल्हा परिषद कृषी व पशुसंवर्धनचे माजी सभापती बाबुराव वायकर, जिल्हा परिषदेच्या समाजकल्याणचे माजी सभापती अतिश परदेशी, तळेगाव दाभाडे नगरपरिषदेचे माजी विरोधी पक्षनेते किशोर भेगडे,मावळ पंचायत समितीचे माजी गटनेते सचिन घोटकुले, खरेदी विक्री संघाचे सभापती शिवाजी असवले,उद्योजक संतोष मु-हे,माजी सरपंच कैलास खांडभोर उपस्थित होते. भारतीय जनता पक्षात प्रवेश करणारे हे सर्वजण पूर्वी राष्ट्रवादी काँग्रेस पक्षात होते मात्र विधानसभेच्या निवडणुकीच्या वेळी ह्या गटाने अपक्ष उमेदवार बापूसाहेब भेगडे यांचे काम केले होते. तोच गट भाजपात प्रवेश करणार आहे. मुंबई येथील भारतीय जनता पक्ष कार्यालयात हा पक्षप्रवेश होणार आहे. सोमवारी सकाळी सोमाटणे फाटा येथून भेगडे समर्थक पक्ष प्रवेशासाठी मुंबईला रवाना होणार आहे. नेमके किती भेगडे समर्थक पक्ष प्रवेश करणार आहेत याबाबत उत्सुकता कायम आहे. ( मावळ तालुक्यातील प्रत्येक घडामोडीची अपडेट मिळवा दैनिक मावळच्या व्हॉट्सअ‍ॅप चॅनेलवर ) अधिक वाचा – – आमदार सुनील शेळके यांच्या उपस्थितीत जिल्हाधिकारी कार्यालयात ग्लास स्काय वॉक प्रकल्पाबाबत विशेष बैठक संपन्न । Lonavala Glass Sky Walk – अल्पवयीन मुली, महिलांचे अपहरण करून त्यांच्यावर लैंगिक अत्याचार करणारा सराईत गुन्हेगार जेरबंद ; पुणे ग्रामीण पोलिसांची मोठी कामगिरी – उर्से खिंडीत गणेशमूर्ती आढळल्याने खळबळ; संकलित केलेल्या मूर्तींचे योग्य प्रकारे विसर्जन न केल्याने नागरिकांचा संताप । Maval News – अजित पवार यांच्या सूचनेनंतर चाकणमधील अतिक्रमणविरोधी कारवाईला वेग ; पीएमआरडीएकडून कारवाई सुरू । Chakan News Dainik Maval is a leading media house in the Maval Taluka. We focus on all types of news : Political, Social, Educational etc. Covering Maval Taluka And Areas of Pune City, District as well. Currently, we are focusing on Web-based, Video-based Content. In the last One Year, Dainik Maval is the most read news portal in the Maval Taluka according to the official statistics of Google. Your email address will not be published. Required fields are marked * Comment * Name * Email * Website Save my name, email, and website in this browser for the next time I comment. Δ © 2023 Website Design by Tushar Bhambare. Login to your account below Remember Me Please enter your username or email address to reset your password. © 2023 Website Design by Tushar Bhambare.</w:t>
       </w:r>
     </w:p>
     <w:p>
@@ -415,7 +415,7 @@
     </w:p>
     <w:p>
       <w:r>
-        <w:t>Title: Bjp News : महाराष्ट्र भाजपवर चंद्रशेखर बावनकुळेंची जादू कायम; प्रदेशाध्यक्ष रवींद्र चव्हाण 15 दिवसांत घेणार मोठा निर्णय</w:t>
+        <w:t>Title: PM Modi Birthday : मोदींच्या वाढदिवसानिमित्त भाजपच्या जुन्या कल्याण शहर मंडळातर्फे स्वच्छता आणि वृक्षारोपण अभियान</w:t>
       </w:r>
     </w:p>
     <w:p>
@@ -427,13 +427,13 @@
           <w:rPr>
             <w:color w:val="0000FF"/>
           </w:rPr>
-          <w:t>https://sarkarnama.esakal.com/maharashtra/maharashtra-bjp-chandrashekhar-bawankule-magic-continues-ravindra-chavan-big-decision-15-days-sw79</w:t>
+          <w:t>https://www.navarashtra.com/maharashtra/on-the-occasion-of-modi-birthday-a-cleanliness-and-tree-plantation-campaign-was-organized-by-the-old-bjp-kalyan-city-committee-993381.html</w:t>
         </w:r>
       </w:hyperlink>
     </w:p>
     <w:p>
       <w:r>
-        <w:t>Content: Mumbai News : भाजपचे प्रदेशाध्यक्ष रवींद्र चव्हाण यांना पदभार स्वीकारून अडीच महिने झाले आहेत. मात्र, त्यानंतरही महसूलमंत्री चंद्रशेखर बावनकुळे यांचे पक्षावरील गारुड कायम आहे. बावनकुळे यांच्या काळात नेमण्यात आलेल्या कार्यकारणीसोबत ते काम करीत असल्याने त्याचा परिणाम जाणवत आहे. चव्हाण यांना येत्या काळात नवीन कार्यकारिणी नियुक्त करायची आहे. त्यासाठी प्रत्येक विभागातून त्याच उद्देशाने नावे मागविण्यात आली आहेत. त्यामुळे ही नावे मिळताच येत्या पंधरा दिवसाच्या काळात प्रदेश भाजपची नवी कार्यकारिणी अस्त्तित्वात येणार आहे. त्यानंतर खऱ्या अर्थाने रवींद्र चव्हाण यांना मनाप्रमाणे काम करणे सोपे जाणार आहे. आगामी काळात होत असलेल्या स्थानिक स्वराज्य संस्थेच्या निवडणुका डोळयांसमोर ठेवून गेल्या सहा महिन्यात काँग्रेस, भाजप (BJP) व राष्ट्रवादी काँग्रेस शरदचंद्र पवार पक्षाने प्रदेशाध्यक्ष बदलले आहेत. भाजपकडून गेल्या अनेक दिवसापासून संघटनात्मक निवडणुका पार पडल्यानंतर भाजपच्या प्रदेशाध्यक्ष पदाची सूत्रे रवींद्र चव्हाण यांनी हाती घेतली आहेत. त्यांनी पदभार स्वीकारून अडीच ते तीन महिन्याचा कालावधी झाला आहे. मात्र, त्यांच्या मनाप्रमाणे कामी करताना अडचणी येत आहेत. त्यामुळेच आता प्रदेश कार्यकारिणीसाठी राज्यातील प्रत्येक विभागातून नावे मागवली आहेत. येत्या पंधरा दिवसात प्रदेश भाजपचे नवीन कार्यकारिणी झाल्यानंतर रवींद्र चव्हाण (Ravindra Chavan) मांडपक्की करतील असे दिसते. तीन महिन्यापूर्वी जरी चंदरशेखर बावनकुळे यांनी प्रदेशाध्यक्षपदाचा राजीनामा दिला आहे. मात्र, या पदावरून बावनकुळे अजूनही मनाने मोकळे झाले नाहीत. गेली अनेक वर्ष त्यांनी या पदावर काम केले आहे त्यामुळे साहजिक ही आहे. त्यांनीच वाढवलेल्या झाडाच्या सावलीकडे राहणे कोणालाही पसंत पडते. त्यामुळेच भाजपमध्ये रवींद्र चव्हाण मात्र अजूनही अडचणीतच दिसत आहेत. प्रदेशाध्यक्ष पदाची सूत्रे चव्हाण यांनी जरी हाती घेतली असली तरी कार्यकारिणीवर बावनकुळे यांचे वर्चस्व अद्याप दिसून येते. त्याचमुळे आता येत्या काळात नवी कार्यकारिणी निवडली जाणार आहे. त्यासाठी सर्वच जिल्ह्यातून नावे मागवली आहेत. ही नावे आल्यानंतर नवीन कार्यकारिणीची घोषणा करण्यात येणार आहे. त्यामध्ये चव्हाण समर्थक मंडळी राहणार असल्याने येत्या काळात काम करताना अडचणी येणार नाहीत. येत्या चार महिन्याच्या कालावधीत जिल्हा परिषद, पंचायत समिती, नगरपालिका, नगरपंचायती व महानगरपालिकांची निवडणूक होणार आहे. त्यामुळे सर्वांचे त्याकडे लक्ष लागले आहे. सर्वच पक्षाकडून तयारी केली जात आहे. भाजपने देखील जोमाने तयारी सुरु केली आहे. रवींद्र चव्हाणांपुढे आव्हानांची शर्यत नव्या कार्यकारिणीशिवाय प्रदेशाध्यक्षांना निर्णय घेण्यासाठी आणि पक्षाचे कामकाज प्रभावीपणे चालवण्यासाठी अनेक अडचणी येतात. त्यांना त्यांच्याच टीमसोबत काम करण्याची संधी मिळत नाही. यामुळे, बावनकुळेंच्या टीमसोबत काम करत असताना त्यांना अनेक महत्त्वाचे निर्णय घेण्याआधी विचार करावा लागत आहे. हीच स्थिती "अडथळ्यांची शर्यत" म्हणून पाहिली जात आहे. लवकरच नव्या कार्यकारिणीची घोषणा पक्षश्रेष्ठींकडून लवकरच नव्या कार्यकारिणीची घोषणा होण्याची शक्यता आहे. रवींद्र चव्हाण हे देवेंद्र फडणवीस यांच्या जवळचे मानले जातात. त्यामुळे नव्या कार्यकारिणीत फडणवीस आणि चव्हाण यांच्या सहमतीनेच निर्णय घेतला जाईल, असे म्हटले जाते. नव्या कार्यकारिणीची घोषणा झाल्यानंतरच रवींद्र चव्हाण खऱ्या अर्थाने भाजप प्रदेशाध्यक्ष म्हणून आपली 'छाप' पाडू शकतील, असे राजकीय निरीक्षकांचे म्हणणे आहे. सरकारनामाचे सदस्य व्हा शॉपिंगसाठी 'सकाळ प्राईम डील्स'च्या भन्नाट ऑफर्स पाहण्यासाठी क्लिक करा. Read Latest Marathi Political News, Breaking Political News from Maharashtra, India, Pune &amp; Mumbai at Sarkarnama. To Get Live Political Marathi News on Mobile, Download the Sarkarnama Mobile App for Android and IOS. सरकारनामा आता सर्व सोशल मीडिया प्लॅटफॉर्मवर. ताज्या राजकीय घडामोडींसाठी फेसबुक, ट्विटर, इन्स्टाग्राम, शेअर चॅट, टेलिग्रामवर आणि व्हॉट्सॲप आम्हाला फॉलो करा. तसेच, सरकारनामा यूट्यूब चॅनेलला आजच सबस्क्राइब करा. Follow Us Copyright © 2025 Sakal Media Group – All Rights Reserved Powered by Quintype वेबसाईटवर ब्राउझिंगचा अनुभव सर्वोत्तम असावा, यासाठी आम्ही कुकीजचा वापर करतो. कुकीजमुळे तुम्हाला तुमच्या आवडत्या मजकुराची शिफारस करता येते. आमचे गोपनीयता आणि कुकीजसंदर्भातील धोरण तुम्हाला मान्य आहे.</w:t>
+        <w:t>Content: मोदींच्या वाढदिवसानिमित्त भाजपच्या जुन्या कल्याण शहर मंडळातर्फे स्वच्छता आणि वृक्षारोपण अभियान कल्याण : देशाचे पंतप्रधान नरेंद्र मोदी यांच्या 75 व्या वाढदिवसानिमित्त भाजप प्रदेशाध्यक्ष रविंद्र चव्हाण यांच्या आवाहनानुसार जुने कल्याण मंडळातर्फे कल्याण पश्चिमेमध्ये स्वच्छता आणि वृक्षारोपण अभियान राबविण्यात आले. कल्याण शहर मंडल महिला मोर्चा अध्यक्षा हेमलता पवार यांच्या पुढाकाराने हा उपक्रम राबविण्यात आला. येथील पारनाका परिसरात असलेल्या श्री स्वामी समर्थ मठ, स्वामी विवेकानंद पुतळा परिसरात स्वच्छता अभियान राबविण्यात आले. त्यासोबतच कल्याण पश्चिमेतील माता रमाबाई आंबेडकर उद्यान परिसरातही स्वच्छता अभियान राबविण्यासह वृक्षारोपण करण्यात आले. यावेळी पंतप्रधान नरेंद्र मोदी यांच्या वाढदिवसानिमित्त एक पेड माँ के नाम हा अनोखा उपक्रमही साजरा करण्यात आला. ज्यामध्ये अनेक नागरिकांनी उत्स्फूर्त सहभाग घेत विविध झाडांच्या रोपट्यांची लागवड केली. पंतप्रधान नरेंद्र मोदी यांच्या नेतृत्वाखाली गेल्या 11 वर्षांत देशाने अक्षरशः कात टाकली आहे. पंतप्रधान मोदी यांच्या नेतृत्वाखाली भारताने आज प्रत्येक क्षेत्रात नेत्रदीपक अशी कामगिरी करत संपूर्ण जगाचे लक्ष वेधून घेतले आहे. देशाच्या विकासाचा वारू आज “न भूतो..” अशी प्रगती करत असून “सबका साथ सबका विकास” या घोषवाक्याखाली लाखो लोकांना मुख्य प्रवाहात आणण्यामध्ये नरेंद्र मोदी यांचा मोठा वाटा आहे. अशा या लोकनेत्याचा वाढदिवस आज संपूर्ण देशामध्ये साजरा होत असून जुने कल्याण पश्चिम मंडळातर्फेही सामाजिक उपक्रमांद्वारे तो साजरा करण्यात आल्याची माहिती माजी आमदार नरेंद्र पवार यांनी दिली आहे. यावेळी माजी आमदार नरेंद्र पवार, नगरसेवक संदीप गायकर, भाजपा जुने कल्याण शहर मंडल अध्यक्ष अमित धाक्रस, जुने कल्याण शहर मंडल महिला मोर्चा अध्यक्षा हेमलता पवार, महिला मोर्चा प्रदेश सचिव प्रिया शर्मा, मध्य कल्याण मंडल अध्यक्ष रितेश फडके, प्रजापिता ब्रम्हकुमारी विश्वविद्यालयाच्या बी. के. कल्पना दीदी, पवित्रा दीदी, चांदणी दीदी, जिल्हा प्रभारी पतंजली योगसमिती वंदना कल्याणकर, संज्योत पाचघरे, विवेक वाणी, प्रताप टूमकर, राजेश ठाणगे, विशाल शेलार, निलेश गायकर, गणेश गायकर, जनार्दन कारभारी, भिका भदाणे, संदीप जाधव, बिजूल लाड, ऋषिकेश क्षोत्री, समृद्धी देशपांडे, रमेश मांडवे, अजिंक्य चवळे, स्नेहल सोपारकर, अरुणा लोहार, चंदू बिरारी, रोहित लांबतुरे, प्रल्हाद महाडिक, छाया हांडे, शकुंतला अग्रवाल, प्रज्ञा बांगर, रत्ना कुलते, शीतल पाटील, दिपा शाह यांच्यासह अनेक मान्यवर, कार्यकर्ते व नागरिक उपस्थित होते. तसेच भारत आता लवकरच जागतिक तिसरी अर्थव्यवस्था होण्याच्या मार्गावर आहे. त्यांचे राष्ट्र निर्मिती आणि विकासातील योगदान आणि सेवा भावाचा सन्मान करण्यासाठी भारतीय जनता पक्षाने 15 दिवसांचे विशेष अभियान ‘सेवा पर्व 2025’ ची सुरुवात केली आहे. हा कार्यक्रम 2 ऑक्टोबरपर्यंत चालेल. यामध्ये पंतप्रधान नरेंद्र मोदींची सेवा भावना आणि त्यांचे समर्पण यांचा सन्मान करण्यात येईल. Follow Us On © Copyright Navarashtra 2025 All rights reserved.</w:t>
       </w:r>
     </w:p>
     <w:p>
@@ -446,7 +446,7 @@
     </w:p>
     <w:p>
       <w:r>
-        <w:t>Title: BJP : भाजप प्रदेशाध्यक्ष रवींद्र चव्हाण यांच्या वाढदिवसानिमित्त दामले विद्यालयात वह्या वाटप</w:t>
+        <w:t>Title: रत्नागिरी : भाजप नगरसेवकांकडून स्वच्छता दूतांना ‘सेवा पंधरवड्या’ निमित्त स्वच्छता साहित्याचं वाटप</w:t>
       </w:r>
     </w:p>
     <w:p>
@@ -458,13 +458,13 @@
           <w:rPr>
             <w:color w:val="0000FF"/>
           </w:rPr>
-          <w:t>https://ratnagirikhabardar.com/news/80153/</w:t>
+          <w:t>https://ratnagirikhabardar.com/news/80063/</w:t>
         </w:r>
       </w:hyperlink>
     </w:p>
     <w:p>
       <w:r>
-        <w:t>Content: रत्नागिरी : भारतीय जनता पार्टी (भाजपा) रत्नागिरी शहर मंडलाच्यावतीने रत्नागिरी नगरपालिका दामले विद्यालय शाळा क्रमांक १५ मध्ये भाजपा प्रदेशाध्यक्ष रवींद्र चव्हाण यांच्या वाढदिवसानिमित्त शाळेतील सर्व विद्यार्थ्यांना वह्या वाटप करण्यात आले. भाजपाच्या वतीने पंतप्रधान नरेंद्र मोदी, प्रदेशाध्यक्ष रवींद्र चव्हाण यांच्या वाढदिवसानिमित्त सेवा पंधरवडा कार्यक्रमाचे आयोजन केले आहे. संपूर्ण पंधरा दिवस वृक्षारोपण, स्वच्छता अभियान, आरोग्य शिबिरे, शैक्षणिक साहित्य वाटप, गोरगरिबांना मदत, विविध सामाजिक संस्थांना मदत, वैद्यकीय मदत कॅम्प, असे अनेक कार्यक्रम भाजपाच्या वतीने राबवले जात आहेत. नगरपालिका शाळा क्रमांक १५ दामले विद्यालयमध्ये भाजपार्टीच्या वतीने वह्या वाटपाचा कार्यक्रम घेण्यात आला. या कार्यक्रमासाठी शहराध्यक्ष दादा ढेकणे, सरचिटणीस निलेश आखाडे, प्रज्ञा टाकळे यांनी संयोजन म्हणून काम पाहिले. या कार्यक्रमानिमित्त विविध क्षेत्रात कामगिरी केलेली विद्यार्थी यांना गौरविण्यात आले. व शाळेतील विद्यार्थ्यांना वह्या वाटप करण्यात आले. यावेळी महिला मोर्चा जिल्हाध्यक्ष वर्षा ढेकणे यांनी आपले मत व्यक्त करताना पंतप्रधान नरेंद्र मोदी, मुख्यमंत्री देवेंद्र फडणवीस, प्रदेशाध्यक्ष रवींद्र चव्हाण यांच्या कामाचे कौतुक केले. व भाजपच्या वतीने राबविण्यात येणाऱ्या कार्यक्रमाची माहिती दिली. पुढील वाटचालीस विद्यार्थ्यांना शुभेच्छा दिल्या. भाजपा सरचिटणीस निलेश आखाडे यांनी आपले मत व्यक्त करताना युती सरकारच्या माध्यमातून शाळेला नवीन इमारत मिळाली असून, शाळेसाठी इतर सोयी सुविधा प्राप्त होण्यासाठी व शाळेचा परिसर, आजूबाजूच्या परिसर सुशोभित करणासाठी प्रयत्न करणार असल्याचे सांगितले. या शाळेचा माजी विद्यार्थी म्हणून मला अभिमान असून शाळेचे विद्यार्थी सर्व क्षेत्रात चमकदार कामगिरी करत आहेत हे पाहून आनंद वाटतो असे सांगितले. यावेळी मुख्याध्यापक भगवान मोटे यांनी भाजपा राबवत असलेल्या विविध कार्यक्रमांचे कौतुक करत सर्व पदाधिकाऱ्यांचे आम्हाला नेहमीच सहकार्य मिळत असत असल्याचे सांगितले. तसेच शाळेतील विद्यार्थ्यांच्या कामगिरीचे कौतुक केले. यावेळी भाजप महिला जिल्हाध्यक्ष वर्षा ढेकणे, रत्नागिरी शहराध्यक्ष दादा ढेकणे, शहर सरचिटणीस नीलेश आखाडे, संदीप सुर्वे, माजी नगरसेविका सुप्रिया रसाळ, जिल्हा सरचिटणीस महिला मोर्चा नूपुरा मुळ्ये, जिल्हा सचिव भक्ती दळी, शहर कोषाध्यक्ष सोनाली आंबेकर, कार्यकारिणी सदस्य प्रज्ञा टाकळे, युवा मोर्चा जिल्हाध्यक्ष मंदार खंडकर, सोनाली केसरकर, भक्ती दळी, शैलेश बेर्डे, सायली बेर्डे, सचिन गांधी, नरेंद्र कदम, संतोष सावंत, नितीन गांगण, प्रीती शिंदे, निशा आलीम, प्रसाद बाष्टे, नरेंद्र कदम, निशा अलीम, संतोष सावंत, मंदार भोळे, तुषार देसाई आदी उपस्थित होते. दैनिक रत्नागिरी खबरदारISO 9001:2015 CERTIFIED(RNI NO. MAHMAR/2013/57411)शासनमान्य रजिस्टर न्यूजपेपर02:09 PM 20/Sep/2025</w:t>
+        <w:t>Content: ◼️ पंतप्रधानांच्या वाढदिवसाचे औचित्य साधून स्वच्छतादूतांचा सन्मान; रवींद्र चव्हाण यांना वाढदिवसाच्या शुभेच्छा रत्नागिरी: पंतप्रधान नरेंद्र मोदी यांच्या वाढदिवसापासून ते महात्मा गांधी जयंतीपर्यंत चालणाऱ्या ‘सेवा पंधरवडा’ आणि भाजपा प्रदेशाध्यक्ष आमदार रवींद्र चव्हाण यांच्या वाढदिवसाचं औचित्य साधून रत्नागिरीतील भाजपच्या माजी नगरसेवकांनी एक स्तुत्य उपक्रम राबवला आहे. शहराच्या स्वच्छतेसाठी अहोरात्र झटणाऱ्या स्वच्छता दूतांना आवश्यक अशी स्वच्छता उपकरणं वाटून त्यांचा सन्मान करण्यात आला. यामुळे स्वच्छतादूतांमध्ये समाधानाचं वातावरण होतं. स्वच्छता दूतांसाठी आवश्यक साहित्याचे वाटपरत्नागिरी शहराला स्वच्छ ठेवण्यासाठी स्वच्छतादूत अत्यंत प्रामाणिकपणे आपलं काम करतात. अनेकदा आवश्यक साहित्याची कमतरता असल्यामुळे त्यांना अडचणींचा सामना करावा लागतो. ही बाब लक्षात घेऊन भाजपच्या माजी नगरसेवकांनी पुढाकार घेत १०० गमबूट, २५ घमेली, २५ फावडे, ५० खुरपी आणि १०० जोड्या हँडग्लोज स्वखर्चाने खरेदी करून स्वच्छतादूतांना वितरित केल्या. या वेळी सर्वांना अल्पोपहारही देण्यात आला. हे साहित्य मिळाल्यानंतर स्वच्छतादूतांनी आभार व्यक्त केले आणि भाजप प्रदेशाध्यक्ष रवींद्र चव्हाण यांना वाढदिवसाच्या शुभेच्छा दिल्या. या कार्यक्रमाला माजी जिल्हाध्यक्ष सचिन वहाळकर, माजी नगरसेवक राजू तोडणकर, मुन्ना चवंडे, उमेश कुळकर्णी, समीर तिवरेकर, मानसी करमरकर, माजी शहराध्यक्ष सचिन करमरकर यांच्यासह स्वच्छता निरीक्षक संदेश कांबळे, हर्षवर्धन काटकर, प्रशासकीय अधिकारी श्री. बेहरे आणि विद्युत निरीक्षक जितेंद्र विचारे उपस्थित होते. नागरिकांनाही स्वच्छतेसाठी सहभागाचं आवाहनया वेळी बोलताना माजी नगरसेवक उमेश कुळकर्णी यांनी सांगितलं की, “आम्ही फार मोठं काम केलेलं नाही. खरं काम तर हे स्वच्छतादूत करतात आणि त्यांच्यामुळेच रत्नागिरी शहर स्वच्छ राहू शकतं. परंतु, केवळ त्यांच्या कामावर अवलंबून न राहता नागरिकांनीही सहकार्य करावं. कचरा रस्त्यावर न टाकता तो वर्गीकृत करून घंटागाडीमध्येच द्यावा.” स्वच्छता साहित्याची ही मदत मिळाल्यानंतर सर्व स्वच्छतादूत तातडीने भाट्ये येथील स्वच्छतेच्या कामासाठी रवाना झाले. कामावर जाण्याची त्यांची लगबग सुरू असली तरी त्यांनी भाजपच्या माजी नगरसेवकांप्रति कृतज्ञता व्यक्त केली. दैनिक रत्नागिरी खबरदारISO 9001:2015 CERTIFIED(RNI NO. MAHMAR/2013/57411)शासनमान्य रजिस्टर न्यूजपेपर11:18 20-09-2025</w:t>
       </w:r>
     </w:p>
     <w:p>
@@ -477,7 +477,7 @@
     </w:p>
     <w:p>
       <w:r>
-        <w:t>Title: रत्नागिरी : भाजप नगरसेवकांकडून स्वच्छता दूतांना ‘सेवा पंधरवड्या’ निमित्त स्वच्छता साहित्याचं वाटप</w:t>
+        <w:t>Title: Bharatiya Janata Party : बळीराम मोरे यांची भाजप जिल्हा उपाध्यक्षपदी निवड</w:t>
       </w:r>
     </w:p>
     <w:p>
@@ -489,13 +489,13 @@
           <w:rPr>
             <w:color w:val="0000FF"/>
           </w:rPr>
-          <w:t>https://ratnagirikhabardar.com/news/80063/</w:t>
+          <w:t>https://ratnagirikhabardar.com/news/79519/</w:t>
         </w:r>
       </w:hyperlink>
     </w:p>
     <w:p>
       <w:r>
-        <w:t>Content: ◼️ पंतप्रधानांच्या वाढदिवसाचे औचित्य साधून स्वच्छतादूतांचा सन्मान; रवींद्र चव्हाण यांना वाढदिवसाच्या शुभेच्छा रत्नागिरी: पंतप्रधान नरेंद्र मोदी यांच्या वाढदिवसापासून ते महात्मा गांधी जयंतीपर्यंत चालणाऱ्या ‘सेवा पंधरवडा’ आणि भाजपा प्रदेशाध्यक्ष आमदार रवींद्र चव्हाण यांच्या वाढदिवसाचं औचित्य साधून रत्नागिरीतील भाजपच्या माजी नगरसेवकांनी एक स्तुत्य उपक्रम राबवला आहे. शहराच्या स्वच्छतेसाठी अहोरात्र झटणाऱ्या स्वच्छता दूतांना आवश्यक अशी स्वच्छता उपकरणं वाटून त्यांचा सन्मान करण्यात आला. यामुळे स्वच्छतादूतांमध्ये समाधानाचं वातावरण होतं. स्वच्छता दूतांसाठी आवश्यक साहित्याचे वाटपरत्नागिरी शहराला स्वच्छ ठेवण्यासाठी स्वच्छतादूत अत्यंत प्रामाणिकपणे आपलं काम करतात. अनेकदा आवश्यक साहित्याची कमतरता असल्यामुळे त्यांना अडचणींचा सामना करावा लागतो. ही बाब लक्षात घेऊन भाजपच्या माजी नगरसेवकांनी पुढाकार घेत १०० गमबूट, २५ घमेली, २५ फावडे, ५० खुरपी आणि १०० जोड्या हँडग्लोज स्वखर्चाने खरेदी करून स्वच्छतादूतांना वितरित केल्या. या वेळी सर्वांना अल्पोपहारही देण्यात आला. हे साहित्य मिळाल्यानंतर स्वच्छतादूतांनी आभार व्यक्त केले आणि भाजप प्रदेशाध्यक्ष रवींद्र चव्हाण यांना वाढदिवसाच्या शुभेच्छा दिल्या. या कार्यक्रमाला माजी जिल्हाध्यक्ष सचिन वहाळकर, माजी नगरसेवक राजू तोडणकर, मुन्ना चवंडे, उमेश कुळकर्णी, समीर तिवरेकर, मानसी करमरकर, माजी शहराध्यक्ष सचिन करमरकर यांच्यासह स्वच्छता निरीक्षक संदेश कांबळे, हर्षवर्धन काटकर, प्रशासकीय अधिकारी श्री. बेहरे आणि विद्युत निरीक्षक जितेंद्र विचारे उपस्थित होते. नागरिकांनाही स्वच्छतेसाठी सहभागाचं आवाहनया वेळी बोलताना माजी नगरसेवक उमेश कुळकर्णी यांनी सांगितलं की, “आम्ही फार मोठं काम केलेलं नाही. खरं काम तर हे स्वच्छतादूत करतात आणि त्यांच्यामुळेच रत्नागिरी शहर स्वच्छ राहू शकतं. परंतु, केवळ त्यांच्या कामावर अवलंबून न राहता नागरिकांनीही सहकार्य करावं. कचरा रस्त्यावर न टाकता तो वर्गीकृत करून घंटागाडीमध्येच द्यावा.” स्वच्छता साहित्याची ही मदत मिळाल्यानंतर सर्व स्वच्छतादूत तातडीने भाट्ये येथील स्वच्छतेच्या कामासाठी रवाना झाले. कामावर जाण्याची त्यांची लगबग सुरू असली तरी त्यांनी भाजपच्या माजी नगरसेवकांप्रति कृतज्ञता व्यक्त केली. दैनिक रत्नागिरी खबरदारISO 9001:2015 CERTIFIED(RNI NO. MAHMAR/2013/57411)शासनमान्य रजिस्टर न्यूजपेपर11:18 20-09-2025</w:t>
+        <w:t>Content: चिपळूण : नुकतेच भाजपमध्ये प्रवेश केलेले उद्योजक व अनेक वर्षे शिक्षक संघटनेचे नेतृत्व करणारे बळीराम मोरे यांची भारतीय जनता पार्टीच्या रत्नागिरी जिल्हा उपाध्यक्षपदी निवड जाहीर झाली आहे. या निवडीबद्दल त्यांचे सर्वत्र अभिनंदन होत आहे. येथील उद्योजक प्रशांत यादव यांच्याबरोबर बळीराम मोरे यांनी त्यांच्या नेतृत्वावर विश्वास ठेवत भाजप प्रदेशाध्यक्ष आ. रवींद्र चव्हाण यांच्या उपस्थितीत मुंबईमध्ये भाजपमध्ये जाहीर प्रवेश केला. यानंतर त्यांनी भारतीय जनता पार्टीत सक्रिय काम सुरू केले आहे. त्यामुळे त्यांची भाजपच्या रत्नागिरी जिल्हा उपाध्यक्ष म्हणून निवड करण्यात आली आहे. या निवडीबद्दल नेते प्रशांत यादव, प्रदेशाध्यक्ष आ. रवींद्र चव्हाण, आ. नितेश राणे, खा. नारायण राणे, भाजपचे जिल्हाध्यक्ष, पदाधिकारी आणि कार्यकर्त्यांकडून अभिनंदन होत आहे. दैनिक रत्नागिरी खबरदारISO 9001:2015 CERTIFIED(RNI NO. MAHMAR/2013/57411)शासनमान्य रजिस्टर न्यूजपेपर01:57 PM 17/Sep/2025</w:t>
       </w:r>
     </w:p>
     <w:p>
@@ -539,7 +539,7 @@
     </w:p>
     <w:p>
       <w:r>
-        <w:t>Title: रवींद्र चव्हाण यांना वाढदिनी सिंधुदुर्ग भाजपकडून शुभेच्छा</w:t>
+        <w:t>Title: A Prime Minister has his birthday, a party throws parties</w:t>
       </w:r>
     </w:p>
     <w:p>
@@ -551,13 +551,13 @@
           <w:rPr>
             <w:color w:val="0000FF"/>
           </w:rPr>
-          <w:t>https://www.esakal.com/amp/kokan/todays-latest-marathi-news-kop25d30640-txt-sindhudurg-today-20250921112402</w:t>
+          <w:t>https://indianexpress.com/article/political-pulse/a-prime-minister-has-his-birthday-a-party-throws-parties-10253607/</w:t>
         </w:r>
       </w:hyperlink>
     </w:p>
     <w:p>
       <w:r>
-        <w:t>Content: 92984 रवींद्र चव्हाण यांना वाढदिनीसिंधुदुर्ग भाजपकडून शुभेच्छाओरोस, ता. २१ ः भाजप प्रदेशाध्यक्ष रवींद्र चव्हाण यांना वाढदिवसानिमित्त आज डोंबिवली येथे जिल्ह्याच्यावतीने भाजप जिल्हाध्यक्ष प्रभाकर सावंत यांनी पुष्पगुच्छ देत शुभेच्छा प्रदान केल्या. सिंधुदुर्ग सुपुत्र असलेले भाजपचे डोंबिवली विधानसभेचे आमदार, माजी मंत्री चव्हाण यांचा सिंधुदुर्गात भाजप वाढविण्यात मोठा वाटा आहे. तसेच ते जिल्ह्याचे पालकमंत्री सुध्दा राहिलेले आहेत. राष्ट्रीय नेतृत्वाने त्यांच्यावर भाजप प्रदेशाध्यक्ष पदाची जबाबदारी दिलेली आहे. या पार्श्वभूमीवर त्यांचा शनिवारी (ता. २०) साजरा झालेला वाढदिवस जिल्ह्यात मोठ्या उत्साहात साजरा करण्यात आला. अनेक सामाजिक उपक्रम सिंधुदुर्ग भाजपच्या वतीने राबविण्यात आले. जिल्हाध्यक्ष सावंत यांनी डोंबिवली येथील वाढदिवस कार्यक्रमात स्वतः उपस्थित राहत त्यांना वाढदिवसाच्या शुभेच्छा दिल्या. सकाळ+ चे सदस्य व्हा ब्रेक घ्या, डोकं चालवा, कोडे सोडवा! शॉपिंगसाठी 'सकाळ प्राईम डील्स'च्या भन्नाट ऑफर्स पाहण्यासाठी क्लिक करा. Read latest Marathi news, Watch Live Streaming on Esakal and Maharashtra News. Breaking news from India, Pune, Mumbai. Get the Politics, Entertainment, Sports, Lifestyle, Jobs, and Education updates. And Live taja batmya on Esakal Mobile App. Download the Esakal Marathi news Channel app for Android and IOS. Copyright © 2025 - Sakal Media Pvt Ltd - All rights reserved.</w:t>
+        <w:t>Content: Express News Service TO MARK Prime Minister Narendra Modi’s birthday on Wednesday, and to celebrate him turning 75, BJP units and governments across the country have announced a series of plans. The Varanasi Municipal Corporation has announced that it will inaugurate and lay the foundation stone of projects worth Rs 111 crore. The municipal body will also cut a 75-kg cake, Varanasi Mayor Ashok Tiwari said Tuesday. Modi is the MP from the Varanasi Lok Sabha seat. The Delhi government – the BJP returned to power in the Capital earlier this year after more than 25 years – will launch 500 creches for children of women working as labourers in the city. In Maharashtra, where there is a BJP-led government tpp, party president Ravindra Chavan has announced more than one lakh cataract surgeries over a fortnight-long drive. Modi himself will be in Madhya Pradesh, also a BJP-ruled state, to inaugurate the ‘Seva Pakhwada’ or ‘service fortnight’, which the party has made an annual feature around his birthday. During his Madhya Pradesh visit, Modi will also launch a ‘Swasth Nari Sashakt Parivar Abhiyan’, at Bhainsola village in Dhar district, as part of which camps will be organised for the health and nutrition of women. Ten years of celebrations On his first birthday as PM in 2014, when Modi turned 64, he went to Ahmedabad to meet his mother Hiraben. That year, he had requested party workers not to celebrate the day and instead contribute to relief efforts in Jammu and Kashmir, as it was recovering from floods. On Modi’s 65th birthday in 2015, over a year after the Swachh Bharat campaign was rolled out, cleanliness was the focus. In 2016, Modi was again in Gujarat on his birthday to meet his mother. Meanwhile, across the country, the BJP organised blood donation camps, cleanliness drives and charity events. In Delhi, then Union Railway Minister Suresh Prabhu cut a 500-kg laddoo at an event organised by Sulabh International to mark the day. In 2017, while the PM made a trip to Hiraben, the BJP observed ‘Seva Diwas’ across the country, with party leaders attending medical camps, blood donation events, and taking part in cleanliness drives. On September 17, 2018, his last birthday before the following Lok Sabha elections, Modi celebrated the day in Varanasi and interacted with students. In 2019, after a meeting with his mother, the PM visited the Sardar Sarovar Dam in Kevadiya, Gujarat, and addressed a public rally. This was just a month after the abrogation of Article 370, which granted special status to Jammu and Kashmir, and the topic figured prominently in his speech. The fact that he chose the site, which also hosts a grand statue of Vallabhbhai Patel, for the rally was also significant – the BJP credits Patel with “unifying India”, with J&amp;K’s “full integration” seen as an unfinished ambition of the late Congress stalwart. The Ahmedabad District Education Department, on its part, marked the PM’s birthday by asking government, grant-in-aid and self-financed secondary and higher secondary schools to arrange special lectures, group discussions; debates, essays and elocution competitions; and other similar contests on the subject of Article 370 during their assembly that day. In 2020, on Modi’s 70th birthday, blood donation camps, meetings and camps to distribute food were held at 70 different places. The year 2021 marked Modi’s uninterrupted “20 years’ run in public office” – as designated by the BJP, counting his tenure as Gujarat Chief Minister starting in 2001 – and the celebration was accordingly ramped up. Events were held across three weeks, including the distribution of 14 crore ration bags with Modi’s photo, five crore “Thank-you Modiji” postcards mailed from booths nationwide, and 71 spots where river clean-ups were held. This was right after the second wave of the Covid-19 pandemic in India and, coinciding with September 17, over two crore Covid-19 vaccine doses were administered to beneficiaries. That year, the Union Ministry of Culture joined the celebrations with an e-auction of gifts and mementos received by the PM. On the block were as many as 1,300 items, which included the javelin thrown by Neeraj Chopra for his Olympic gold medal, sports gear and equipment of other medal-winning Olympians and Paralympians, a replica of the Ayodhya Ram Mandir presented by Uttar Pradesh Chief Minister Yogi Adityanath, and a wooden replica of the Chardham given by the Uttarakhand government. In 2022, as the PM turned 72, the ruling party arranged blood donation camps and outreach programmes. Then, seven decades after they became extinct in India, eight cheetahs from Namibia were released into an enclosure at the Kuno National Park in Madhya Pradesh by Modi himself. In 2023, with the countdown to the next Lok Sabha elections starting, Modi was again in Varanasi – this time to launch ‘Vishwakarma Yojana’ to enhance the “skilling” of craftsmen and artisans. Infrastructure projects including an India International Convention and Expo Centre and the extension of the Delhi Airport Express Line were also launched. In 2024, having returned to power for the third time in a row, Modi chose Odisha for his birthday visit. The BJP had formed its first government on its own in the state earlier that year. The PM interacted with beneficiaries of the Pradhan Mantri Awas Yojana, laid foundation stones for projects as well as inaugurated development projects worth more than Rs 3,800 crore in Bhubaneswar. He also launched the Subhadra Yojana, the Odisha government’s scheme to transfer Rs 10,000 per year to eligible women beneficiaries in the state between the ages of 21 and 60.</w:t>
       </w:r>
     </w:p>
     <w:p>
@@ -570,7 +570,7 @@
     </w:p>
     <w:p>
       <w:r>
-        <w:t>Title: फोटोसंक्षिप्त-रवींद्र चव्हाण यांच्या वाढदिनी इन्सुलीत शालेय साहित्य वाटप</w:t>
+        <w:t>Title: One lakh cataract surgeries in Maharashtra to mark Modi's birthday: BJP</w:t>
       </w:r>
     </w:p>
     <w:p>
@@ -582,13 +582,13 @@
           <w:rPr>
             <w:color w:val="0000FF"/>
           </w:rPr>
-          <w:t>https://www.esakal.com/amp/kokan/todays-latest-marathi-news-kop25d30398-txt-sindhudurg-20250920123949</w:t>
+          <w:t>https://www.dtnext.in/news/national/one-lakh-cataract-surgeries-in-maharashtra-to-mark-modis-birthday-bjp-846754</w:t>
         </w:r>
       </w:hyperlink>
     </w:p>
     <w:p>
       <w:r>
-        <w:t>Content: ९२८२३रवींद्र चव्हाण यांच्या वाढदिनीइन्सुलीत शालेय साहित्य वाटपसकाळ वृत्तसेवा सावंतवाडी, ता. २० ः भाजप महाराष्ट्र प्रदेशाध्यक्ष रवींद्र चव्हाण यांच्या वाढदिवसानिमित्त इन्सुली गावातील विद्यार्थ्यांसाठी सामाजिक उपक्रम राबविण्यात आला. मराठा समाज अध्यक्ष आणि सामाजिक कार्यकर्ते नितीन राऊळ यांच्या पुढाकाराने इन्सुली गावातील १० जिल्हा परिषद शाळांमधील १८० विद्यार्थ्यांना शालेय शिक्षण साहित्य आणि खाऊचे वाटप करण्यात आले. या उपक्रमामुळे विद्यार्थ्यांना शिक्षणासाठी प्रोत्साहन मिळेल, अशी भावना शिक्षकांनी व्यक्त केली. ​या कार्यक्रमाचे आयोजन नितीन राऊळ यांच्या नेतृत्वाखाली करण्यात आले. यावेळी त्यांच्यासोबत सहकारी सुहास ठाकूर, गौरेश हळदणकर, रामचंद्र पालव, तंटामुक्ती अध्यक्ष वृषाल पोपकर, गजेंद्र कोठावळे, आपा सावंत, अनिकेत मांजरेकर आणि सौरभ कोठावळे उपस्थित होते. या उपक्रमात शाळा व्यवस्थापन समितीचे अध्यक्ष, सर्व शिक्षकवर्ग तसेच स्थानिक मान्यवर यांनीही सहभाग घेऊन विद्यार्थ्यांना शुभेच्छा दिल्या. ​यावेळी नितीन राऊळ यांनी, समाजातील प्रत्येक घटकाने शिक्षण विकासासाठी हातभार लावणे गरजेचे आहे, असे सांगितले. मुलांचे भवितव्य घडविणे हीच खरी सेवा आहे, असे सांगितले. शैक्षणिक साहित्याच्या वाटपामुळे मुलांना शिक्षणात अधिक रुची निर्माण होईल, असा विश्वास शिक्षकांनी व्यक्त केला. ९२८२४ आरोग्य शिबिराला शिरगावात प्रतिसादसकाळ वृत्तसेवा देवगड, ता. २० ः भाजप प्रदेशाध्यक्ष रवींद्र चव्हाण यांच्या वाढदिवसाचे औचित्य साधून टेलीमेडिसीन सेंटरच्यावतीने शिरगाव येथे मोफत आरोग्य शिबिराचे आयोजन करण्यात आले. भाजप जिल्हा सरचिटणीस संदीप साटम यांच्या हस्ते याचा प्रारंभ झाला. यावेळी शिरगाव उपसरपंच संतोष फाटक, वैद्यकीय अधिकारी डॉ. अजित ढवळे, राजेंद्र शेट्ये, मंगेश लोके, सुभाष नार्वेकर, शैलेंद्र जाधव, शिरगाव पोलिसपाटील चंद्रशेखर साटम, सदानंद चव्हाण, महेश जाधव, संतोष जंगले, शरद फाटक, प्रथमेश लाड तसेच आरोग्य तपासणीसाठी ग्रामस्थ उपस्थित होते. सकाळ+ चे सदस्य व्हा ब्रेक घ्या, डोकं चालवा, कोडे सोडवा! शॉपिंगसाठी 'सकाळ प्राईम डील्स'च्या भन्नाट ऑफर्स पाहण्यासाठी क्लिक करा. Read latest Marathi news, Watch Live Streaming on Esakal and Maharashtra News. Breaking news from India, Pune, Mumbai. Get the Politics, Entertainment, Sports, Lifestyle, Jobs, and Education updates. And Live taja batmya on Esakal Mobile App. Download the Esakal Marathi news Channel app for Android and IOS. Copyright © 2025 - Sakal Media Pvt Ltd - All rights reserved.</w:t>
+        <w:t>Content: MORE Prime Minister Narendra Modi addresses a gathering during laying of foundation stone and inauguration of development works, in Darrang, Assam (PTI) MUMBAI: More than one lakh cataract surgeries will be performed in Maharashtra during a fortnight-long drive to mark Prime Minister Narendra Modi’s birthday, state BJP president Ravindra Chavan said on Tuesday. The party will also arrange eye check-up of at least 10 lakh people and distribute spectacles to the needy during the drive, to be held from September 17 to October 2, Chavan told reporters in Mumbai. Modi will be celebrating his 75th birthday on September 17. “We will bring together NGOs, other organisations and social groups to perform more than one lakh cataract operations, ensure eye check-ups for 10 lakh people and provide spectacles to the needy, Chavan said. The drive is being projected as a service initiative by the BJP. “This is an attempt to connect with people in the state,” Chavan said. Blood donation camps will also be organised during the drive, Chavan said. “We have chalked out 17 programmes to be implemented during this fortnight,” he added. Chief Minister Devendra Fadnavis has held meetings with state ministers and BJP leaders to ensure the successful organisation of events, he said. On criticism by opposition parties over the state’s financial condition, Chavan said, “Instead of what the opposition is saying, it is necessary for the state to do what is good and required for common people. We are determined to provide ‘roti, kapda and makaan’ to people and will continue to work on our chosen path.” © Copyright | Powered by Hocalwire</w:t>
       </w:r>
     </w:p>
     <w:p>
@@ -601,7 +601,7 @@
     </w:p>
     <w:p>
       <w:r>
-        <w:t>Title: भाजप प्रदेशाध्यक्ष रविंद्रजी चव्हाण यांच्या वाढदिवसानिमित्त प्रितम म्हात्रेंची सस्नेह भेट</w:t>
+        <w:t>Title: Ashok Chavan : 'वनवासा'वर खासदार चव्हाण यांची सारवासारव !</w:t>
       </w:r>
     </w:p>
     <w:p>
@@ -613,13 +613,13 @@
           <w:rPr>
             <w:color w:val="0000FF"/>
           </w:rPr>
-          <w:t>https://www.esakal.com/amp/mumbai/todays-latest-marathi-news-mum25i35482-txt-today-20250921114037</w:t>
+          <w:t>https://pudhari.news/maharashtra/marathwada/nanded/nanded-ashok-chavan-political-news-np88</w:t>
         </w:r>
       </w:hyperlink>
     </w:p>
     <w:p>
       <w:r>
-        <w:t>Content: रवींद्र चव्हाण यांच्या वाढदिवसानिमित्त प्रीतम म्हात्रेंची भेटपनवेल, ता. २१ (बातमीदार) ः पनवेल पालिकेचे विरोधी पक्षनेते प्रीतम जनार्दन म्हात्रे यांनी भाजपचे प्रदेशाध्यक्ष आणि सार्वजनिक बांधकाम, गृहनिर्माण व नागरी विकासमंत्री रवींद्र चव्हाण यांची निवासस्थानी भेट घेतली. रवींद्र चव्हाण यांच्या वाढदिवसानिमित्त ही भेट घेतल्याचे म्हात्रे यांनी सांगितले. या भेटीत प्रीतम म्हात्रे यांनी त्यांच्या राजकीय व सामाजिक कार्याचा गौरव केला आणि त्यांना शुभेच्छा दिल्या. सकाळ+ चे सदस्य व्हा ब्रेक घ्या, डोकं चालवा, कोडे सोडवा! शॉपिंगसाठी 'सकाळ प्राईम डील्स'च्या भन्नाट ऑफर्स पाहण्यासाठी क्लिक करा. Read latest Marathi news, Watch Live Streaming on Esakal and Maharashtra News. Breaking news from India, Pune, Mumbai. Get the Politics, Entertainment, Sports, Lifestyle, Jobs, and Education updates. And Live taja batmya on Esakal Mobile App. Download the Esakal Marathi news Channel app for Android and IOS. Copyright © 2025 - Sakal Media Pvt Ltd - All rights reserved.</w:t>
+        <w:t>Content: Nanded Ashok Chavan Political News विशेष प्रतिनिधी नांदेड : 'वनवास' शब्दप्रयोगावरुन चौफेर टीका झाल्यानंतर भाजपा खासदार अशोक चव्हाण यांनी आता सारवासारव केली असून मी कोण्या पक्षाचे अथवा व्यक्तीचे नाव घेतले नव्हते, असे स्पष्टीकरण गुरुवारी येथे दिले. लातूर येथे गेल्या रविवारी झालेल्या भाजपाच्या कार्यक्रमात बोलताना चव्हाण यांनी आपल्या या पक्षप्रवेशाची कहाणी सांगताना, २०१० साली मुख्यमंत्रिपद सोडावे लागल्यानंतर पुढच्या १४ वर्षांचे वर्णन करताना वनवास भोगावा लागल्याचे विधान केले होते. सर्व प्रकारच्या माध्यमांमध्ये वरील वक्तव्य प्रसूत झाल्यानंतर नांदेडचे काँग्रेस खासदार प्रा. रवींद्र चव्हाण यांच्यासह पक्षाच्या अनेक कार्यकर्त्यांनी चव्हाण पिता-पुत्रांच्या सत्ताकाळाचा हिशेब जनतेसमोर मांडला. त्यावर चार दिवस मौन बाळगल्यानंतर गुरुवारी येथे झालेल्या वार्ताहर बैठकीमध्ये चव्हाण यांनी स्पष्टीकरण दिले. लातूरच्या भाषणात वनवासासंदर्भात कोण्या पक्षाचे अथवा व्यक्तीचे नाव घेतले नाही. राज्यसभेमध्ये बोलताना काँग्रेसकडून मिळालेल्या संधीचा उल्लेख केला होता, याकडे चव्हाण यांनी सर्वांचे लक्ष वेधले. माझ्या वक्तव्यामध्ये शंकरराव चव्हाण यांना कशासाठी ओढता, असा सवाल त्यांनी टीका करणाऱ्यांना विचारला. दरम्यान 'निर्भय बनो चळवळी'ने चव्हाण यांचा वनवासकालीन प्रवास मांडला आहे. २०१४ ते २०१९ काँग्रेसतर्फे लोकसभेत याच कालावधीत पत्नी महाराष्ट्र विधानसभेत आमदार, २०१५ ते २०१९ काँग्रेसचे प्रदेशाध्यक्षपद, २०१९ ते २०२२ ठाकरे मंत्रिमंडळात महत्त्वाचे मंत्रीपद, २०२३-२०२४ दरम्यान काँग्रेसच्या केंद्रीय कार्यकारिणीत स्थान. लाडक्या पक्षात गेल्यानंतर चव्हाण यांना राज्यसभेत खासदार करण्यात आले आणि त्यांच्या कन्येला आमदारकी देण्यात आली. काँग्रेसने त्यांना ३५व्या वर्षी प्रथम राज्यमंत्री आणि पुढे ५०व्या वर्षी मुख्यमंत्री केले, याकडे 'निर्भय बनो'ने लक्ष वेधले आहे. अशोक चव्हाण यांच्यावर काँग्रेस आणि इतरांकडून टीका होत असताना, भाजपातील जुन्या विा नव्या कार्यकर्त्यांकडून कोणीही त्यांच्या समर्थनार्थ पुढे आले नाही. खा. रवींद्र चव्हाण यांनी केलेल्या टीकेला उत्तर देण्यासंदर्भात भाजपातील एकाने चाचपणी केली; पण ते जमले नाही. शेवटी खा. अशोक चव्हाण यांनीच स्पष्टीकरण देत या विषयावर पडदा टाकला आहे. 'Pudhari' is excited to announce the relaunch of its Android and iOS apps. Stay updated with the latest news at your fingertips. Android and iOS Download now and stay updated, anytime, anywhere. Pudhari Publications Private Limited</w:t>
       </w:r>
     </w:p>
     <w:p>
@@ -632,7 +632,7 @@
     </w:p>
     <w:p>
       <w:r>
-        <w:t>Title: भाजपच्या महाआरोग्य शिबिरास नागरिकांचा मोठ्या प्रमाणात प्रतिसाद</w:t>
+        <w:t>Title: रवींद्र चव्हाण यांना वाढदिनी सिंधुदुर्ग भाजपकडून शुभेच्छा</w:t>
       </w:r>
     </w:p>
     <w:p>
@@ -644,13 +644,13 @@
           <w:rPr>
             <w:color w:val="0000FF"/>
           </w:rPr>
-          <w:t>https://www.esakal.com/amp/mumbai/todays-latest-marathi-news-mum25i35408-txt-thane-20250921122606</w:t>
+          <w:t>https://www.esakal.com/kokan/todays-latest-marathi-news-kop25d30640-txt-sindhudurg-today-20250921112402</w:t>
         </w:r>
       </w:hyperlink>
     </w:p>
     <w:p>
       <w:r>
-        <w:t>Content: भाजपच्या महाआरोग्य शिबिरास नागरिकांचा प्रतिसादडोंबिवली (बातमीदार) ः भाजप कल्याण ग्रामीण मंडळ, तेरणा स्पेशालिटी रुग्णालय आणि रिसर्च सेंटर नेरूळ यांच्या संयुक्त विद्यमाने भाजप प्रदेशाध्यक्ष रवींद्र चव्हाण यांच्या वाढदिवसानिमित्त मोफत महाआरोग्य शिबिर पार पडले. या शिबिराला नागरिकांकडून मोठा प्रतिसाद मिळाला. रविंद्र चव्हाण यांनी शिबिराला उपस्थिती लावली. कल्याण ग्रामीण मंडळ अध्यक्ष ॲड. मंदार टावरे यांनी या शिबिराचे आयोजन केले होते. या शिबिरात ३० हून अधिक रोगांवरील उपचार आणि शस्त्रक्रिया रेशनधारकांसाठीमहात्मा फुले आयुष्मान भारत योजना व तेरणा चॅरिटेबल ट्रस्टमार्फत किंवा अतिअल्प दरात करण्यात येणार आहेत. या शिबिरात तपासणी केलेल्या आणि विशेष गंभीर आजार असलेल्या रुग्णांना पुढील उपचारांसाठी तेरणा रुग्णालयात पाठविण्यात येणार आहे. या वेळी शिबिरात नेत्रतपासणीनंतर नागरिकांना चष्मा वाटपही करण्यात आले. सकाळ+ चे सदस्य व्हा ब्रेक घ्या, डोकं चालवा, कोडे सोडवा! शॉपिंगसाठी 'सकाळ प्राईम डील्स'च्या भन्नाट ऑफर्स पाहण्यासाठी क्लिक करा. Read latest Marathi news, Watch Live Streaming on Esakal and Maharashtra News. Breaking news from India, Pune, Mumbai. Get the Politics, Entertainment, Sports, Lifestyle, Jobs, and Education updates. And Live taja batmya on Esakal Mobile App. Download the Esakal Marathi news Channel app for Android and IOS. Copyright © 2025 - Sakal Media Pvt Ltd - All rights reserved.</w:t>
+        <w:t>Content: 92984 रवींद्र चव्हाण यांना वाढदिनीसिंधुदुर्ग भाजपकडून शुभेच्छाओरोस, ता. २१ ः भाजप प्रदेशाध्यक्ष रवींद्र चव्हाण यांना वाढदिवसानिमित्त आज डोंबिवली येथे जिल्ह्याच्यावतीने भाजप जिल्हाध्यक्ष प्रभाकर सावंत यांनी पुष्पगुच्छ देत शुभेच्छा प्रदान केल्या. सिंधुदुर्ग सुपुत्र असलेले भाजपचे डोंबिवली विधानसभेचे आमदार, माजी मंत्री चव्हाण यांचा सिंधुदुर्गात भाजप वाढविण्यात मोठा वाटा आहे. तसेच ते जिल्ह्याचे पालकमंत्री सुध्दा राहिलेले आहेत. राष्ट्रीय नेतृत्वाने त्यांच्यावर भाजप प्रदेशाध्यक्ष पदाची जबाबदारी दिलेली आहे. या पार्श्वभूमीवर त्यांचा शनिवारी (ता. २०) साजरा झालेला वाढदिवस जिल्ह्यात मोठ्या उत्साहात साजरा करण्यात आला. अनेक सामाजिक उपक्रम सिंधुदुर्ग भाजपच्या वतीने राबविण्यात आले. जिल्हाध्यक्ष सावंत यांनी डोंबिवली येथील वाढदिवस कार्यक्रमात स्वतः उपस्थित राहत त्यांना वाढदिवसाच्या शुभेच्छा दिल्या. सकाळ+ चे सदस्य व्हा ब्रेक घ्या, डोकं चालवा, कोडे सोडवा! शॉपिंगसाठी 'सकाळ प्राईम डील्स'च्या भन्नाट ऑफर्स पाहण्यासाठी क्लिक करा. Read latest Marathi news, Watch Live Streaming on Esakal and Maharashtra News. Breaking news from India, Pune, Mumbai. Get the Politics, Entertainment, Sports, Lifestyle, Jobs, and Education updates. And Live taja batmya on Esakal Mobile App. Download the Esakal Marathi news Channel app for Android and IOS. Follow Us Copyright © 2025 - Sakal Media Pvt Ltd - All rights reserved. Powered by Quintype</w:t>
       </w:r>
     </w:p>
     <w:p>
@@ -663,7 +663,7 @@
     </w:p>
     <w:p>
       <w:r>
-        <w:t>Title: Mawal Breaking News : मावळमध्ये राष्ट्रवादी-काँग्रेसला धक्का; बापू भेगडे यांच्या समर्थकांचा भाजपमध्ये प्रवेश</w:t>
+        <w:t>Title: Pune News : पुण्यात अजित पवारांना धक्का! राष्ट्रवादीच्या 34 नेत्यांनी धरली भाजपची वाट</w:t>
       </w:r>
     </w:p>
     <w:p>
@@ -675,13 +675,13 @@
           <w:rPr>
             <w:color w:val="0000FF"/>
           </w:rPr>
-          <w:t>https://maharashtramirror.com/mawal-breaking-news-ncp-congress-suffer-setback-in-mawal-bapu-bhegdes-supporters-join-bjp/</w:t>
+          <w:t>https://puneprimenews.com/pune/pune-news-ajit-pawar-gets-a-shock-in-pune-34-ncp-leaders-join-bjp/</w:t>
         </w:r>
       </w:hyperlink>
     </w:p>
     <w:p>
       <w:r>
-        <w:t>Content: go to Home - मुंबई - Mawal Breaking News : मावळमध्ये राष्ट्रवादी-काँग्रेसला धक्का; बापू भेगडे यांच्या समर्थकांचा भाजपमध्ये प्रवेश Pune Mawal Latest News : ‘मावळ पॅटर्न’नंतर राजकीय घडामोड; बापूंचा प्रवेश नाही, पण गट भाजपसोबत लोणावळा,मावळ :- विधानसभा निवडणुकीत मावळमधून अपक्ष म्हणून लढलेल्या बापू भेगडे यांचा प्रचार करणाऱ्या राष्ट्रवादी काँग्रेस (अजित पवार गट) आणि काँग्रेस पक्षातील अनेक पदाधिकाऱ्यांनी भाजपमध्ये प्रवेश केला आहे. मात्र, या पक्षप्रवेश सोहळ्यात बापू भेगडे स्वतः उपस्थित नव्हते. भाजपचे प्रदेशाध्यक्ष रवींद्र चव्हाण यांनी सर्वांचे पक्षात स्वागत केले. कोण भाजपमध्ये सामील झाले? सोमवारी भाजपमध्ये प्रवेश करणाऱ्यांमध्ये अनेक प्रमुख नेत्यांचा समावेश आहे. यात काँग्रेसचे ज्येष्ठ नेते आणि तळेगाव दाभाडे नगरपरिषदेचे माजी उपनगराध्यक्ष रामदास काकडे, पुणे जिल्हा परिषदेचे माजी कृषी सभापती बाबुराव वायकर, कृषी उत्पन्न बाजार समितीचे संचालक सुभाष जाधव, आणि बापू भेगडे यांचे पुतणे व माजी उपनगराध्यक्ष किशोर भेगडे हे प्रमुख आहेत. याशिवाय, माजी पंचायत समिती सदस्य सचिन घोटकुले, संतोष मुऱ्हे, लोणावळा नगरपरिषदेचे माजी नगराध्यक्ष अरुण चव्हाण, जिल्हा परिषदेचे माजी समाजकल्याण सभापती अतिशराव परदेशी, कृषी उत्पन्न बाजार समितीचे सभापती शिवाजीराव असवले यांच्यासह अनेक कार्यकर्त्यांनी भाजपमध्ये प्रवेश केला. राजकीय पार्श्वभूमी मागील विधानसभा निवडणुकीत मावळमध्ये महायुतीत बंडखोरी झाली होती. राष्ट्रवादी काँग्रेसमध्ये असलेले बापू भेगडे यांनी अपक्ष निवडणूक लढवून ‘मावळ पॅटर्न’ उदयास आणला होता. त्यावेळी भाजप नेते बाळा भेगडे आणि गणेश भेगडे यांनी त्यांना पाठिंबा दिला होता. निवडणुकीत बापूंचा पराभव झाला असला तरी त्यांचा गट भाजपमध्ये सामील होईल अशी चर्चा होती. त्यानुसार, सोमवारी त्यांच्या प्रमुख समर्थकांनी भाजपमध्ये प्रवेश केला, पण बापू भेगडे यांनी मात्र अद्याप पक्षप्रवेश केलेला नाही. भाजप नेत्यांची प्रतिक्रिया यावेळी बोलताना प्रदेशाध्यक्ष रवींद्र चव्हाण म्हणाले की, “पंतप्रधान नरेंद्र मोदी आणि मुख्यमंत्री देवेंद्र फडणवीस यांच्या नेतृत्वाखाली देश आणि राज्याची प्रगती होत आहे. भाजपच्या विकासाच्या राजकारणावर विश्वास ठेवूनच या सर्वांनी पक्षात प्रवेश केला आहे.” भाजपची विचारधारा ही व्यक्तिनिष्ठ नसून पक्षाच्या विचारधारेवर प्रत्येक कार्यकर्ता काम करतो आणि याच विचारधारेमुळे आपल्याला विजय मिळेल, असेही त्यांनी नमूद केले. भाजप किसान मोर्चाचे प्रदेशाध्यक्ष गणेश भेगडे यांनी, “आम्ही या सर्व कार्यकर्त्यांना सोबत घेऊन काम करू,” असे आश्वासन दिले. Your email address will not be published. Required fields are marked * Comment * Name * Email * Website Save my name, email, and website in this browser for the next time I comment. Δ</w:t>
+        <w:t>Content: पुणे : आगामी स्थानिक स्वराज्य संस्थांच्या निवडणुका जवळ आल्या असतानाच, पुण्यात (Pune) राजकीय घडामोडींना वेग आला आहे. राष्ट्रवादी काँग्रेसच्या दोन्ही गटांना मोठा धक्का देत, पुणे जिल्ह्यातील सुमारे ३४ कार्यकर्त्यांनी भाजपमध्ये प्रवेश केला आहे. या पक्षप्रवेशामुळे भाजपची ताकद लक्षणीयरीत्या वाढली असल्याचं बोललं जात आहे. मावळमधील अनेक महत्त्वाचे चेहरे भाजपच्या गळाला लागले आहेत. मावळ कृषी उत्पन्न बाजार समितीचे संचालक, खरेदी-विक्री संघाचे संचालक, माजी नगराध्यक्ष, नगरसेवक आणि उपनगराध्यक्षांनी भाजपमध्ये प्रवेश केला आहे. याशिवाय, पुणे जिल्हा परिषद, लोणावळा, तळेगाव दाभाडे आणि देहू नगरपरिषदेमधील काही पदाधिकाऱ्यांनीही भाजपची वाट धरली आहे. तर मावळमधील अजित पवार गटाचे आमदार सुनील शेळके यांच्यासोबत असलेले काही प्रमुख पदाधिकारीही आता भाजपमध्ये सामील झाले आहेत. यामुळे आगामी निवडणुकांमध्ये मावळमध्ये भाजप आणि राष्ट्रवादी काँग्रेसमध्ये मोठी चुरस पाहायला मिळेल हे नक्की. दरम्यान, हा पक्षप्रवेश सोहळा मुंबईत पार पडला असून, भाजपचे प्रदेशाध्यक्ष रवींद्र चव्हाण यांच्या उपस्थितीत हा कार्यक्रम झाल्याचं सांगण्यात येत आहे. © 2022 ContentOcean Infotech Pvt Ltd. Login to your account below Remember Me Please enter your username or email address to reset your password. © 2022 ContentOcean Infotech Pvt Ltd.</w:t>
       </w:r>
     </w:p>
     <w:p>
@@ -694,7 +694,7 @@
     </w:p>
     <w:p>
       <w:r>
-        <w:t>Title: आदित्य ठाकरेंच्या आज मतदारसंघात भाजपाचा ‘विजय संकल्प मेळावा’, भाजपा फोडणार पालिका निवडणूक प्रचाराचा नारळ!</w:t>
+        <w:t>Title: Maval Politics: मावळातील राष्ट्रवादी पदाधिकाऱ्यांचा भाजपमध्ये प्रवेश</w:t>
       </w:r>
     </w:p>
     <w:p>
@@ -706,13 +706,13 @@
           <w:rPr>
             <w:color w:val="0000FF"/>
           </w:rPr>
-          <w:t>https://mpbreakingnews.in/marathi/maharashtra/bjps-vijay-sankalp-rally-in-aditya-thackerays-constituency-today-bjp-will-break-the-coconut-of-municipal-election-campaign-05-697328</w:t>
+          <w:t>https://pudhari.news/maharashtra/pune/political-news-ncp-leaders-from-maval-join-bjp-sb97</w:t>
         </w:r>
       </w:hyperlink>
     </w:p>
     <w:p>
       <w:r>
-        <w:t>Content: BJP : आगामी मुंबई महापालिका निवडणुकीसाची राजकीय पक्षांकडून जय्यत तयारी आणि रणनिती केली जात आहे. याचाच एक भाग म्हणून आज (मंगळवारी) रोजी सायंकाळी 6 वाजता वरळीतील एनएससीआय डोममध्ये भाजपा भव्य शक्तिप्रदर्शन करीत मुंबई पालिकेच्या प्रचाराचा नारळ फोडणार आहे. देशातील सर्वात श्रीमंत महापालिका म्हणून ओळखल्या जाणाऱ्या मुंबई महापालिकेवर सत्तास्थापनेसाठी गेली अनेक वर्षं शिवसेना (आता उबाठा गट) आणि भाजपात चुरस आहे. यंदा, शिवसेनेच्या दसरा मेळाव्याआधीच भाजपानं विजय संकल्प मेळावा आयोजित करून रणशिंग फुंकलं आहे. मुंबईतील पायाभूत सुविधा, सुरक्षा, स्वच्छता आणि शहरी व्यवस्थापन या प्रश्नांवर लक्ष केंद्रित करत, “मुंबईची सुरक्षा, मुंबईचा विकास – हेच एक मिशन” या त्रिसूत्रीचा उद्घोष या मेळाव्यातून करण्यात येणार आहे. दरम्यान, “चला मुंबईत परिवर्तन घडवूया!” अशी टॅगलाईन देत, भाजपानं विजय संकल्प मेळाव्याची जय्यत तयारी सुरू केली आहे. मुख्यमंत्री देवेंद्र फडणवीस यांच्या प्रमुख उपस्थितीत होणाऱ्या या मेळाव्यात केंद्रीय मंत्री पीयूष गोयल, राष्ट्रीय सहसंघटन मंत्री शिवप्रकाश, राष्ट्रीय महासचिव विनोद तावडे, महाराष्ट्र प्रदेशाध्यक्ष रवींद्र चव्हाण, तसंच मुंबई भाजपाचे अध्यक्ष अमित साटम हे प्रमुख नेते मार्गदर्शन करणार आहेत. पंतप्रधान नरेंद्र मोदींच्या ‘विकासवाद’ आणि मुख्यंमंत्री फडणवीस यांच्या ‘कार्यक्षम नेतृत्वा’वर भर देत भाजपा मुंबईकरांचा विश्वास मिळवण्याचा प्रयत्न करणार आहे. “हा मेळावा केवळ निवडणूक प्रचाराचा प्रारंभ नसून, मुंबईकरांना एकजुटीनं परिवर्तनासाठी पुढं आणण्यासाठी आहे. मुंबईला अधिक सुरक्षित, सुंदर आणि समृद्ध बनवण्यासाठी आम्ही कटिबद्ध आहोत. दरम्यान, मुंबईकरांना गेल्या 25 हून अधिक वर्षांच्या भ्रष्ट कारभारापासून मुक्ती देण्याकरता मुंबईत परिवर्तन घडविण्यासाठी हा मेळावा असल्याचं भाजपाचे मुंबई अध्यक्ष अमित साटम यांनी म्हटलं आहे. तसेच या मेळाव्यातून आम्ही मुंबईकरांच्या अपेक्षा आणि आकांक्षा जाणून घेऊन त्या पूर्ण करण्यासाठी ठोस पावले उचलू असंही साटम म्हणालेत. MP Breaking Marathi News is a dedicated Marathi digital news platform by INTUITIVE NEWS &amp; MEDIA PRIVATE LIMITED. Launched as a subdomain of the leading Hindi news portal MP Breaking News, our goal is to deliver fast, accurate, and trustworthy news in Marathi.From politics to entertainment, sports to lifestyle—we bring updates from every segment, tailored for our Marathi-speaking audience. With a strong commitment to authenticity and speed, we aim to become your most reliable source of regional, national, and global news in Marathi. Contact us: mpbreakingnews (at) gmail.com Bhopal News Indore News Jabalpur News Gwalior News Play Store Apple Store © 2025 Intuitive News &amp; Media Pvt. Ltd. | Powered By Parshva Web Home | Contact Us | Policies | Terms and Conditions</w:t>
+        <w:t>Content: वडगाव मावळ: मावळ तालुक्यातील जिल्हा परिषदेच्या दोन माजी सभापती, तीन माजी उपनगराध्यक्ष, खरेदी-विक्री संघ, बाजार समितीचे संचालक यांच्यासह राष्ट्रवादीच्या अनेक पदाधिकाऱ्यांनी आज मुंबई येथे भाजपचे प्रदेशाध्यक्ष रवींद्र चव्हाण यांच्या उपस्थितीत आणि माजी राज्यमंत्री संजय भेगडे यांच्या नेतृत्वाखाली भाजपमध्ये जाहीर प्रवेश केला. दरम्यान, आगामी स्थानिक स्वराज्य संस्थांच्या निवडणुकांच्या पार्श्वभूमीवर हा प्रवेश राजकीय दृष्ट्‌‍या महत्त्वाचा ठरणार आहे. मुंबई येथे भाजपच्या प्रदेश कार्यालयात प्रदेशाध्यक्ष रवींद्र चव्हाण यांनी सर्वांचे स्वागत करून पक्षात अधिकृत प्रवेश दिला. (Latest Pimpri News) या वेळी माजी राज्यमंत्री संजय बाळा भेगडे, भाजप किसान मोर्चाचे प्रदेशाध्यक्ष गणेश भेगडे, भाजपचे जिल्हाध्यक्ष प्रदीप कंद, मावळ विधानसभा निवडणूकप्रमुख रवींद्र भेगडे, माजी सभापती निवृत्ती शेटे, शांताराम कदम, रवींद्रनाथ दाभाडे, मंडलाध्यक्ष अभिमन्यू शिंदे, दत्तात्रय माळी, रघुवीर शेलार, वडगाव शहराध्यक्ष संभाजीराव म्हाळसकर आदी उपस्थित होते. प्रदेशाध्यक्ष चव्हाण म्हणाले की, पंतप्रधान नरेंद्र मोदी आणि मुख्यमंत्री देवेंद्र फडणवीस यांच्या सर्वसमावेशक नेतृत्वाखाली देश आणि राज्याच्या प्रगतीचा नवा अध्याय रचला जातोय. भाजपच्या विकासाच्या राजकारणावर विश्वास ठेवून आज या सर्वांनी भाजपमध्ये प्रवेश केला आहे. ...यांचा झाला पक्षप्रवेश दरम्यान, प्रवेश करणाऱ्यांमध्ये प्रामुख्याने जिल्हा परिषदेचे कृषी व पशुसंवर्धन समितीचे माजी सभापती बाबूराव वायकर, जिल्हा परिषद समाजकल्याण समितीचे माजी सभापती अतीश परदेशी, तळेगावचे माजी उपनगराध्यक्ष नेते रामदास काकडे, उपनगराध्यक्ष किशोर भेगडे, माजी उपनगराध्यक्ष संग्राम काकडे, कृषी उत्पन्न बाजार समितीचे संचालक सुभाषराव जाधव, राष्ट्रवादी युवकचे माजी जिल्हाध्यक्ष सचिन घोटकुले, जिल्हा उपाध्यक्ष संतोष मुऱ्हे, खरेदी-विक्री संघाचे सभापती शिवाजी असवले, संचालक बाजीराव वाजे, माजी नगरसेवक अरुण माने, पोटोबा महाराज देवस्थानचे विश्वस्त अरुण चव्हाण आदी प्रमुख पदाधिकाऱ्यांचा समावेश आहे. आता मावळ काँग्रेसला माऊली दाभाडेंचाच आधार तालुक्याच्या राजकारणात महत्त्वाचा घटक असलेल्या काँग्रेस पक्षाचे निष्ठावंत नेते पै. चंद्रकांत सातकर यांचे नुकतेच निधन झाल्याने काँग्रेस कार्यकर्त्यांचा आधार गेल्याची भावना कार्यकर्त्यांकडून व्यक्त होत असताना आज दुसरे नेते रामदास काकडे यांनी भाजपमध्ये प्रवेश केला. त्यामुळे आता तालुक्यातील काँग्रेस कार्यकर्त्यांना जिल्हा बँकेचे संचालक माऊली दाभाडे यांचाच आधार राहिला आहे. बापूसाहेब भेगडे यांची अनुपस्थिती; प्रवेश लवकरच ! भाजपमध्ये होणारे प्रवेश हे बापूसाहेब भेगडे यांच्या नेतृत्वाखाली होणार असल्याचे जाहीर करण्यात आले होते, परंतु या वेळी त्यांच्याच समर्थकांचा प्रवेश झाला. या प्रवेश समारंभास बापूसाहेब भेगडे हेच अनुपस्थित होते. दरम्यान, ते काही कारणास्तव बाहेगावी असल्याने ते अनुपस्थित असून, लवकरच त्यांचा व इतर कार्यकर्त्यांचा भव्य पक्षप्रवेश होणार असल्याचे या वेळी उपस्थितांनी सांगितले. 'Pudhari' is excited to announce the relaunch of its Android and iOS apps. Stay updated with the latest news at your fingertips. Android and iOS Download now and stay updated, anytime, anywhere. Pudhari Publications Private Limited</w:t>
       </w:r>
     </w:p>
     <w:p>
@@ -725,7 +725,7 @@
     </w:p>
     <w:p>
       <w:r>
-        <w:t>Title: Ravindra Chavan Uncut Speech | BMC निवडणुकांसाठी भाजपचा प्लॅन काय? | CM Fadnavis | Thackeray N18V</w:t>
+        <w:t>Title: पुण्यात भाजपने गेम फिरवला, अजित पवारांना जोरदार धक्का; राष्ट्रवादीच्या ३४ नेत्यांनी कमळ हाती घेतलं</w:t>
       </w:r>
     </w:p>
     <w:p>
@@ -737,13 +737,13 @@
           <w:rPr>
             <w:color w:val="0000FF"/>
           </w:rPr>
-          <w:t>https://lokmat.news18.com/videos/video/ravindra-chavan-uncut-speech-what-is-bjp-s-plan-for-bmc-elections-cm-fadnavis-thackeray-n18v-1074921.html</w:t>
+          <w:t>https://saamtv.esakal.com/maharashtra/local-elections-2025-34-leaders-of-rashtrawadi-congress-join-bjp-in-pune-ahead-of-elections-bdk97</w:t>
         </w:r>
       </w:hyperlink>
     </w:p>
     <w:p>
       <w:r>
-        <w:t>Content: Ravindra Chavan Uncut Speech | BMC निवडणुकांसाठी भाजपचा प्लॅन काय? | CM Fadnavis | Thackeray N18VRavindra Chavan Uncut Speech | बीएमसी निवडणुकीच्या पार्श्वभूमीवर भाजप नेते रवींद्र चव्हाण यांनी महत्त्वाचं भाषण केलं. उद्धव ठाकरे गटावर टीका, महायुतीचा प्लॅन आणि मुख्यमंत्री देवेंद्र फडणवीस यांची रणनीती ... Follow us on Download News18 App</w:t>
+        <w:t>Content: पुण्यातील राष्ट्रवादी काँग्रेसच्या दोन्ही गटांना मोठा धक्का बसला. एकूण ३४ जणांनी भाजपात प्रवेश करत पक्षाची ताकद वाढवली. माजी नगराध्यक्ष, नगरसेवक, उपनगराध्यक्ष यांसारखे महत्त्वाचे चेहरे सहभागी. आगामी स्थानिक स्वराज्य निवडणुकांमध्ये भाजप अधिक मजबूत होणार असल्याची चर्चा. गणेश कवडे, साम टिव्ही आगामी स्थानिक स्वराज्य संस्थांच्या निवडणुकांआधी राज्यात राजकीय वारे वेगाने वाहू लागले आहेत. प्रत्येक नेत्यानं मोर्चेबांधणीला सुरूवात केली आहे. नुकतेच जिल्हा परिषदांच्या अध्यक्षपदांचे आरक्षण जाहीर झाले आहे. याच दरम्यान पुण्यात भाजपची ताकद लक्षणीयरीत्या वाढली आहे. दोन्ही राष्ट्रवादी काँग्रेस गटाला भाजपने धक्का दिला असून, एकूण ३४ जणांनी भाजपात प्रवेश केला आहे. पुण्यात भाजप पक्षात जोरदार इनकमिंग सुरू आहे. स्थानिक स्वराज्य संस्थांच्या निवडणुकीआधी भाजपने राष्ट्रवादी काँग्रेसच्या दोन्ही गटांना धक्का दिला असून, यामुळे पुण्यात भाजपची ताकद वाढली आहे. मुंबईत पक्षप्रवेश सोहळा पार पडला असून, भाजप प्रदेशाध्यक्ष रविंद्र चव्हाण यांच्या नेतृत्वाखाली हा पक्षप्रवेश सोहळा पार पडल्याची माहिती आहे. मिळालेल्या माहितीनुसार, राजकीय आणि सहकार क्षेत्रातील बडे चेहरे भाजपच्या गळाला लागले आहेत. माजी नगराध्यक्ष, नगरसेवक, उपनगराध्यक्षांसह अनेकांनी भाजपासोबत जाण्याचा निर्णय घेतला. मावळच्या कृषी उत्पन्न बाजार समितीसह खरेदी विक्री संघातील संचालकांनी भाजपात प्रवेश केला आहे. पुणे जिल्हा परिषद, लोणावळा, तळेगाव दाभाडे नगरपरिषदेतील सभापतींनीही भाजपात पक्षप्रवेश केला आहे. देहू नगरपालिकेतील नगरसेवकांनीही भाजपचं कमळ हाती घेतलं आहे. यासह पुणे जिल्ह्याचे राष्ट्रवादीचे अध्यक्ष आणि उपाध्यक्षही भाजपात प्रवेश करणार आहेत. यामुळे आगामी स्थानिक स्वराज्य संस्थांच्या निवडणुकांच्या पार्श्वभूमीवर भाजपाची ताकद वाढली असल्याची चर्चा आहे. मावळमध्ये भाजप - अजित पवार गटात रस्सीखेच तर, आगामी निवडणुकांच्या पार्श्वभूमीवर मावळमध्ये भाजप आणि राष्ट्रवादीमध्ये रस्सीखेच सुरू आहे. मावळमध्ये अजित पवार गटाच्या राष्ट्रवादीला भाजपनं जोरदार धक्का दिला आहे. अजित पवार गटाचे आमदार सुनिल शेळकेंची साथ सोडून बडे नेते भाजपमध्ये दाखल झाले आहेत. शेळकेंचे पदाधिकारी माजी आमदार बाळा भेगडेंच्या गळाला लागले आहेत. सकाळ+चे सदस्य व्हा शॉपिंगसाठी 'सकाळ प्राईम डील्स'च्या भन्नाट ऑफर्स पाहण्यासाठी क्लिक करा. Read Marathi news and watch Live TV. Breaking news from Maharashtra, India, Pune, Mumbai, Politics, Entertainment, Sports, Lifestyle at SaamTV. Get Live Marathi news on Mobile. Download the Saam Tv app for Android and IOS. Follow Us Copyright © 2025 Sakal Media Group – All Rights Reserved Powered by Quintype</w:t>
       </w:r>
     </w:p>
     <w:p>
@@ -756,7 +756,7 @@
     </w:p>
     <w:p>
       <w:r>
-        <w:t>Title: BJP gave up claim for Mumbai mayor's post in 2017 at request of Shinde, Narvekar, says CM Fadnavis</w:t>
+        <w:t>Title: Mumbai News: महाराष्ट्र में एक लाख मुफ्त मोतियाबिंद सर्जरी करवाएगी भाजपा</w:t>
       </w:r>
     </w:p>
     <w:p>
@@ -768,13 +768,13 @@
           <w:rPr>
             <w:color w:val="0000FF"/>
           </w:rPr>
-          <w:t>https://www.newsdrum.in/national/bjp-gave-up-claim-for-mumbai-mayors-post-in-2017-at-request-of-shinde-narvekar-says-cm-fadnavis-10471204</w:t>
+          <w:t>https://www.bhaskarhindi.com/city/mumbai/mumbai-news-mahaaraashtr-mein-ek-laakh-mupht-motiyaabind-sarjaree-karavaegee-bhaajapa-1187636</w:t>
         </w:r>
       </w:hyperlink>
     </w:p>
     <w:p>
       <w:r>
-        <w:t>Content: Follow Us Mumbai, Sep 16 (PTI) Maharashtra Chief Minister Devendra Fadnavis on Tuesday said although the BJP had numbers to install its own mayor in Mumbai after the 2017 civic polls, it did not claim the post at the request of Eknath Shinde and Milind Narvekar who told him that Uddhav Thackeray was "disappointed". At that time, the undivided Shiv Sena, headed by Uddhav Thackeray, was in power with the BJP at the Centre and in the state. "I still remember, I received a call from Eknath Shinde, who is now our colleague, and Milind Narvekar (a close aide of Thackeray), who requested that since the BJP and Shiv Sena were allies, the mayor's post should be given to Sena as Uddhav Thackeray was highly disappointed," Fadnavis said while addressing the BJP's Vijay Sankalp Melava at Worli in Mumbai. "Without any second thought, I discussed it with my colleagues and decided to let Shiv Sena have all the key posts," he said. The Shiv Sena, which ruled the cash-rich Brihanmumbai Municipal Corporation (BMC) for over two decades, was voted as the largest party in the 2017 civic elections. The BJP improved its performance significantly by jumping from 31 to 82 seats. No Party could get a clear majority, but the BJP supported the Shiv Sena for the mayor post. Training guns at the opposition, he said while the BJP was "reimagining Mumbai", others were only "reimagining the chair". "I am telling them, they will never get the chair," he said, adding that the ruling Mahayuti would have its mayor in the upcoming civic polls. Fadnavis also launched a scathing attack on the Shiv Sena (UBT) over its handling of the COVID-19 pandemic, accusing it of doing corruption even in the procurement of body bags. "Those who were not doctors were shown as doctors, even compounders were passed off as medical staff. Bills worth crores were sanctioned and people died without beds or medicines. This is not my claim, but part of the Enforcement Directorate's chargesheet. These people are responsible for the deaths of common Mumbaikars," he alleged. The BMC had Rs 70,000 crore in fixed deposits, but they did not use it for citizens, Fadnavis said. The chief minister highlighted several development projects, including the BDD chawl redevelopment, which he termed as Asia's largest urban renewal scheme. "People who lived in 120 sq ft homes are now getting 540 sq ft houses. Similarly, those affected by the Girgaon Metro project have been given new homes. As many as 1,600 societies have opted for self-redevelopment," he said. On the Dharavi redevelopment, Fadnavis said one million people would benefit from the project. "Dharavi is not just a slum, it is an ecosystem of pottery, food processing and small-scale industries. We have made provisions for such workers and they will not have to pay a single tax for five years once they shift to new locations," he added. He also announced that Prime Minister Narendra Modi would inaugurate the underground Metro from Cuffe Parade on September 30. Stressing on infrastructure push, he said 60 per cent of the country's data centre capacity was in Maharashtra and the state was preparing for challenges in artificial intelligence and quantum computing. Alternative road links such as Worli-Versova and Versova-Bhayandar corridors were also being taken up to decongest the Western Express Highway, he noted. Mumbai BJP president Ameet Satam, meanwhile, said the Shiv Sena (UBT) was indulging in "dirty politics" to polarise voters. Drawing a comparison, he said if the opposition party won, "every road in Mumbai will become Mohammed Ali Road. "If they win, maybe the next mayor of Mumbai would be a Muslim," Satam alleged. Satam further alleged that from 1997 to 2022, corruption worth Rs 3 lakh crore took place in the BMC. "Whenever civic elections come near, they start making emotional calls for protecting the Marathi manoos, but the rest of the time they forget the Marathi manoos," he added. BJP state president Ravindra Chavan, also present at the rally, said the party must treat the civic polls as a fight for ideology. "We have to undertake micro-management from the circle level as well as the booth level," he said. PTI ND NP Subscribe to our Newsletter! Share this article If you liked this article share it with your friends.they will thank you later</w:t>
+        <w:t>Content: Download App from Mumbai News प्रधानमंत्री नरेंद्र मोदी के 75 वें जन्मदिवस के उपलक्ष्य में प्रदेश भाजपा की तरफ से 17 सितंबर से 2 अक्टूबर तक ‘सेवा पखवाड़ा' मनाया जाएगा। मंगलवार को प्रदेश भाजपा अध्यक्ष रवींद्र चव्हाण ने यह जानकारी दी। दादर स्थित मुंबई भाजपा कार्यालय वसंत स्मृति में पत्रकारों से बातचीत में चव्हाण ने बताया कि राज्य भर में एक लाख मुफ्त मोतियाबिंद की सर्जरी की जाएगी। दस लाख से अधिक चश्मों का वितरण किया जाएगा। साथ ही रक्तदान शिविर, स्वास्थ्य शिविर, नेत्र जांच, मोदी विकास मैराथन और खेल प्रतियोगिताओं समेत अन्य कार्यक्रम आयोजित किए जाएंगे। चव्हाण ने भाजपा के सभी सांसदों, विधायकों, मंत्रियों, नेताओं, पदाधिकारियों और कार्यकर्ताओं से बूथ और मंडल स्तर पर सेवा पखवाड़े को सफल बनाने के लिए आह्वान किया। राज्य में 50 लाख से अधिक लोगों तक विभिन्न योजनाओं का लाभ पहुंचाने का लक्ष्य है। भाजपा युवा मोर्चा की ओर से प्रमुख जिलों में मोदी विकास मैराथन आयोजित किया जाएगा। राज्य के 48 लोकसभा क्षेत्रों में ‘सांसद चषक' प्रतियोगिता आयोजित होगी। पुणे में बावनकुले होंगे शामिल : प्रधानमंत्री के जन्मदिन पर पुणे में 17 सितंबर को दोपहर 3 बजे राजस्व मंत्री चंद्रशेखर बावनकुले की मौजूदगी में राजस्व पखवाड़ा आयोजित होगा। इसके तहत मोदी सरकार की विभिन्न लोक-कल्याणकारी योजनाओं का लाभ देने वाले कार्यक्रम आयोजित किए जाएंगे। Created On : 16 Sept 2025 6:48 PM IST</w:t>
       </w:r>
     </w:p>
     <w:p>
@@ -787,7 +787,7 @@
     </w:p>
     <w:p>
       <w:r>
-        <w:t>Title: 22 सितंबर से GST सुधारों का दूसरा चरण, सीएम फडणवीस बोले– पीएम मोदी ने बदला भारत का भविष्य</w:t>
+        <w:t>Title: Vaibhav Khedekar : खेडमध्ये मोठी राजकीय घडामोड! खेडेकरांचा रखडलेला भाजपत प्रवेश उद्याच होणार?</w:t>
       </w:r>
     </w:p>
     <w:p>
@@ -799,13 +799,13 @@
           <w:rPr>
             <w:color w:val="0000FF"/>
           </w:rPr>
-          <w:t>https://navbharatlive.com/maharashtra/mumbai/devendra-fadnavis-gst-reforms-second-phase-narendra-modi-event-1363060.html/amp</w:t>
+          <w:t>https://sarkarnama.esakal.com/maharashtra/konkan/former-khed-nagaradhyaksh-vaibhav-khedekar-to-join-bjp-in-ratnagiri-tomorrow-as11</w:t>
         </w:r>
       </w:hyperlink>
     </w:p>
     <w:p>
       <w:r>
-        <w:t>Content: सीएम फडणवीस (pic credit; social media) Mumbai News: मुख्यमंत्री देवेंद्र फडणवीस ने रविवार को कहा कि देश में 22 सितंबर से वस्तु एवं सेवा कर (जीएसटी) सुधारों का दूसरा चरण लागू हो रहा है। ये सुधार भारत की आर्थिक वृद्धि को नई गति देने वाले हैं। सीएम देवेंद्र प्रसिद्ध गीतकार और शायर मनोज मुंतशिर की संकल्पना पर आधारित संगीतमय कार्यक्रम “मेरा देश पहले – द नेशन अनटोल्ड स्टोरी ऑफ श्री नरेंद्र मोदी” में उपरोक्त बातें कहीं। इस अवसर पर विधानसभा अध्यक्ष एड। राहुल नार्वेकर, राजशिष्टाचार मंत्री जयकुमार रावल, कौशल विकास मंत्री मंगल प्रभात लोढा, पूर्व मंत्री रविंद्र चव्हाण, पूर्व मंत्री विनोद तावडे समेत अनेक मान्यवर उपस्थित थे। बांद्रा-कुर्ला कॉम्प्लेक्स स्थित नीता अंबानी सांस्कृतिक केंद्र में आयोजित कार्यक्रम में मुख्यमंत्री फडणवीस ने कहा कि देश को प्रधानमंत्री नरेंद्र मोदी के रूप में ऐसा नेता मिला है, जिसने नए भारत का निर्माण किया। आज भारत वैश्विक मंच पर सम्मान पूर्वक खड़ा है और इसका पूरा श्रेय प्रधानमंत्री मोदी की दूरदृष्टि और नेतृत्व को जाता है। प्रधानमंत्री मोदी की उपलब्धियों का उल्लेख करते हुए मुख्यमंत्री ने कहा कि पिछले 11 वर्षों में प्रधानमंत्री मोदी ने भारत की अर्थव्यवस्था और विकास को नई दिशा दी है। गरीबी हटाने के लिए निर्णायक लड़ाई लड़ी है। आज भारत हर अंतरराष्ट्रीय मंच पर सम्मान और ताकत के साथ खड़ा है। जीएसटी सुधारों पर बोलते हुए उन्होंने कहा, “22 सितंबर से शुरू होने वाले सेकंड जनरेशन जीएसटी सुधार भारतीय अर्थव्यवस्था को नई गति देंगे। साथ ही आम नागरिकों को भी इसका लाभ होगा और देश आत्मनिर्भर भारत की दिशा में और आगे बढ़ेगा। प्रधानमंत्री मोदी के व्यक्तित्व की ‘अनटोल्ड स्टोरी’ पर बोलते हुए फडणवीस ने कहा, “मोदीजी ने एक नया भारत, एक शक्तिशाली भारत और एक अग्रणी भारत तैयार किया है। इस सफर में उनके जीवन के अनेक पहलू सामने आए। लेकिन उनका व्यक्तित्व कैसे बना? उन्होंने किन कठिन परिस्थितियों का सामना किया? यह भी पढ़ें- ‘जीएसटी बचत उत्सव’ पर बवाल, कांग्रेस बोली- मोदी ने 8 साल जनता से वसूले करोड़ों! देश को समर्पित जीवन टप्पा-दर-टप्पा कैसे विकसित हुआ? यह सब पहलू इस कार्यक्रम में प्रस्तुत किए गए हैं और यह सचमुच प्रेरणादायी हैं। प्रसिद्ध गीतकार व शायर मनोज मुंतशिर की संकल्पना पर आधारित इस संगीतमय कार्यक्रम में प्रधानमंत्री नरेंद्र मोदी के बचपन से लेकर उनके राजनीतिक सफर, चुनौतियों से भरे कालखंड, नेतृत्व की भूमिका और जीवन के अन्य प्रेरक पहलुओं का प्रभावी चित्रण किया गया। Follow Us On © Copyright Navbharatlive 2025 All rights reserved.</w:t>
+        <w:t>Content: रत्नागिरी जिल्ह्यातील खेडचे माजी नगराध्यक्ष वैभव खेडेकर उद्या भाजपमध्ये प्रवेश करणार आहेत. या प्रवेशामुळे भाजपची ताकद कोकणात वाढण्याची शक्यता आहे. रत्नागिरी आणि खेड तालुक्यातील राजकीय समीकरणांमध्ये बदल होण्याची चिन्हे आहेत. Ratnagiri News : तळ कोकणातील रत्नागिरी जिल्ह्यात मनसेनं मोठी कारवाई करत खेडचे माजी नगराध्यक्ष वैभव खेडेकर यांच्यासह तिघांची हकालपट्टी केली होती. त्यानंतर नाराज झालेल्या खेडेकरांनी थेट भाजपचा रस्ता धरत प्रवेश करणार असल्याचे जाहीर केले होते. पण त्यांचा प्रवेश काहील कारणामुले रखडला होता. मात्र आता त्यांच्या प्रवेशाचा मुहूर्त ठरला असून ते मंगळवारी (ता.23 सप्टेंबर रोजी) भाजप प्रवेश करतील, अशी चर्चा राजकीय वर्तुळात रंगू लागली आहे. मात्र हा प्रवेश त्यांच्या राजकीय पुनरागमनाचा प्रयत्न असला तरी, तो भ्रष्टाचाराच्या गंभीर आरोपांच्या सावटाखाली होत असल्याची कुजबूज खेडच्या राजकीय वर्तुळात आहे. आगामी स्थानिकच्या तोंडावर तळ कोकणातील राजकारणात खळबळ उडवून देणारा निर्णय मनसेनं घेतला. मनसे प्रमुख राज ठाकरे यांनी खेडेकर यांच्यासह तिघांवर पक्षविरोधी भूमिका घेतल्याने हाकालपट्टीची कारवाई केली. त्यांच्या कारवाई नंतर लगेच भाजप नेते नितेश राणे आणि राष्ट्रवादीचे आमदार शेखर निकम यांनी फोन केला होता. त्यामुळे ते भाजपबरोबर जातील अशी शक्यता व्यक्त करण्यात आली होती. ही शक्यता खरी ठरली असून त्यांचा या महिन्याच्या पहिल्याच आठवड्यात पक्ष प्रवेश होणार होता. मात्र तो रखडला. यामुळे राजकीय वर्तुळात चर्चांना उधाण आले होते. त्याचे नेमकं कारण काय असाही सवाल त्यांचे कार्यकर्ते करताना दिसत होते. दरम्यान आता खेडेकर यांचा रखडलेल्या भाजपमध्ये प्रवेश होणार असल्याची माहिती समोर आली आहे. ते मंगळवारी (ता.23 सप्टेंबर रोजी) भाजप प्रवेश करणार असून सर्व तयारी झाल्याची चर्चा राजकीय वर्तुळात सुरू आहे. हा प्रवेश रविंद्र चव्हाण यांच्या उपस्थित पार पडणार असून मंत्री नितेश राणे, खासदार नारायण राणे उपस्थित राहण्याची शक्यता आहे. तर हा पक्षप्रवेश मुंबई भाजपच्या पक्ष कार्यालयात होणार आहे. गेल्या दहा वर्षांत खेडेकर तळ कोकणाच्या राजकारणात असून त्यांची सतत पिछेहाट होताना दिसत आहे. खेड नगरपालिकेतील एकहाती सत्ता गेल्यानंतर गत निवडणुकीत खेडेकर अपक्ष निवडून आले आणि नगराध्यक्ष झाले. मात्र त्यांना अपेक्षित यश आले नाही. यादरम्यान राज्यात झालेले सत्तांतर आणि बदललेली समिकरणांमुळे त्यांच्या विश्वासूंनी एकनाथ शिंदे यांची शिवसेना, उद्धव ठाकरेंची उबाठासह इतर पक्षांची वाट धरली. त्याचबरोबर खेडेकर यांचे नगराध्यक्षपद संपताच त्यांच्यावर 20 पेक्षा जास्त प्रकरणांत भ्रष्टाचाराचे आरोप झाले. जे शिवसेना नेते रामदास कदम यांनी केले होते. त्यावरून काही प्रकरणांत गुन्हेही दाखल झाले. ज्यामुळे न्यायालयाने त्यांना पालिकेची निवडणूक लढवण्यास मनाईही केली होती. सध्याच्या घडीला ते भाजपमध्ये प्रवेश करत असून त्यामुळे त्यांना वैयक्तिक लाभ मिळेल असे नाही. पण त्यांच्या वैयक्तिक राजकीय पुनरुज्जीवनामुळे भाजपसाठी चांगलेच फायद्याचे ठरणार आहे. दरम्यान उद्या होणारा पक्ष प्रवेश फक्त चर्चा असून त्याची अधिकृत घोषणा भाजपकडून झालेले नाही. त्यामुळे खरेच उद्या त्यांचा पक्ष प्रवेश होणार का? याबाबत संभ्रम कायम आहे. 1. वैभव खेडेकर कोण आहेत?ते रत्नागिरी जिल्ह्यातील खेडचे माजी नगराध्यक्ष आहेत. 2. ते कोणत्या पक्षात प्रवेश करणार आहेत?ते भाजपमध्ये प्रवेश करणार आहेत. 3. पक्षप्रवेश कधी होणार आहे?उद्या हा पक्षप्रवेश होणार आहे. 4. या प्रवेशाचा फायदा कोणाला होईल?भाजपला कोकणात राजकीय ताकद वाढवण्यास मदत होईल. 5. रत्नागिरीच्या राजकारणावर काय परिणाम होईल?भाजप अधिक मजबूत होईल आणि स्थानिक राजकीय समीकरणं बदलू शकतात. सरकारनामाचे सदस्य व्हा शॉपिंगसाठी 'सकाळ प्राईम डील्स'च्या भन्नाट ऑफर्स पाहण्यासाठी क्लिक करा. Read Latest Marathi Political News, Breaking Political News from Maharashtra, India, Pune &amp; Mumbai at Sarkarnama. To Get Live Political Marathi News on Mobile, Download the Sarkarnama Mobile App for Android and IOS. सरकारनामा आता सर्व सोशल मीडिया प्लॅटफॉर्मवर. ताज्या राजकीय घडामोडींसाठी फेसबुक, ट्विटर, इन्स्टाग्राम, शेअर चॅट, टेलिग्रामवर आणि व्हॉट्सॲप आम्हाला फॉलो करा. तसेच, सरकारनामा यूट्यूब चॅनेलला आजच सबस्क्राइब करा. Follow Us Copyright © 2025 Sakal Media Group – All Rights Reserved Powered by Quintype वेबसाईटवर ब्राउझिंगचा अनुभव सर्वोत्तम असावा, यासाठी आम्ही कुकीजचा वापर करतो. कुकीजमुळे तुम्हाला तुमच्या आवडत्या मजकुराची शिफारस करता येते. आमचे गोपनीयता आणि कुकीजसंदर्भातील धोरण तुम्हाला मान्य आहे.</w:t>
       </w:r>
     </w:p>
     <w:p>
@@ -818,7 +818,7 @@
     </w:p>
     <w:p>
       <w:r>
-        <w:t>Title: One Lakh Cataract Surgeries In Maharashtra To Mark Modi's Birthday: BJP</w:t>
+        <w:t>Title: BJP gave up claim for Mumbai mayor's post in 2017 at request of Shinde, Narvekar, says CM Fadnavis</w:t>
       </w:r>
     </w:p>
     <w:p>
@@ -830,13 +830,13 @@
           <w:rPr>
             <w:color w:val="0000FF"/>
           </w:rPr>
-          <w:t>https://www.deccanchronicle.com/nation/one-lakh-cataract-surgeries-in-maharashtra-to-mark-modis-birthday-bjp-1904130</w:t>
+          <w:t>https://www.newsdrum.in/national/bjp-gave-up-claim-for-mumbai-mayors-post-in-2017-at-request-of-shinde-narvekar-says-cm-fadnavis-10471204</w:t>
         </w:r>
       </w:hyperlink>
     </w:p>
     <w:p>
       <w:r>
-        <w:t>Content: More than one lakh cataract surgeries will be performed in Maharashtra during a fortnight-long drive to mark Prime Minister Narendra Modi’s birthday, state BJP president Ravindra Chavan said on Tuesday.</w:t>
+        <w:t>Content: Follow Us Mumbai, Sep 16 (PTI) Maharashtra Chief Minister Devendra Fadnavis on Tuesday said although the BJP had numbers to install its own mayor in Mumbai after the 2017 civic polls, it did not claim the post at the request of Eknath Shinde and Milind Narvekar who told him that Uddhav Thackeray was "disappointed". At that time, the undivided Shiv Sena, headed by Uddhav Thackeray, was in power with the BJP at the Centre and in the state. "I still remember, I received a call from Eknath Shinde, who is now our colleague, and Milind Narvekar (a close aide of Thackeray), who requested that since the BJP and Shiv Sena were allies, the mayor's post should be given to Sena as Uddhav Thackeray was highly disappointed," Fadnavis said while addressing the BJP's Vijay Sankalp Melava at Worli in Mumbai. "Without any second thought, I discussed it with my colleagues and decided to let Shiv Sena have all the key posts," he said. The Shiv Sena, which ruled the cash-rich Brihanmumbai Municipal Corporation (BMC) for over two decades, was voted as the largest party in the 2017 civic elections. The BJP improved its performance significantly by jumping from 31 to 82 seats. No Party could get a clear majority, but the BJP supported the Shiv Sena for the mayor post. Training guns at the opposition, he said while the BJP was "reimagining Mumbai", others were only "reimagining the chair". "I am telling them, they will never get the chair," he said, adding that the ruling Mahayuti would have its mayor in the upcoming civic polls. Fadnavis also launched a scathing attack on the Shiv Sena (UBT) over its handling of the COVID-19 pandemic, accusing it of doing corruption even in the procurement of body bags. "Those who were not doctors were shown as doctors, even compounders were passed off as medical staff. Bills worth crores were sanctioned and people died without beds or medicines. This is not my claim, but part of the Enforcement Directorate's chargesheet. These people are responsible for the deaths of common Mumbaikars," he alleged. The BMC had Rs 70,000 crore in fixed deposits, but they did not use it for citizens, Fadnavis said. The chief minister highlighted several development projects, including the BDD chawl redevelopment, which he termed as Asia's largest urban renewal scheme. "People who lived in 120 sq ft homes are now getting 540 sq ft houses. Similarly, those affected by the Girgaon Metro project have been given new homes. As many as 1,600 societies have opted for self-redevelopment," he said. On the Dharavi redevelopment, Fadnavis said one million people would benefit from the project. "Dharavi is not just a slum, it is an ecosystem of pottery, food processing and small-scale industries. We have made provisions for such workers and they will not have to pay a single tax for five years once they shift to new locations," he added. He also announced that Prime Minister Narendra Modi would inaugurate the underground Metro from Cuffe Parade on September 30. Stressing on infrastructure push, he said 60 per cent of the country's data centre capacity was in Maharashtra and the state was preparing for challenges in artificial intelligence and quantum computing. Alternative road links such as Worli-Versova and Versova-Bhayandar corridors were also being taken up to decongest the Western Express Highway, he noted. Mumbai BJP president Ameet Satam, meanwhile, said the Shiv Sena (UBT) was indulging in "dirty politics" to polarise voters. Drawing a comparison, he said if the opposition party won, "every road in Mumbai will become Mohammed Ali Road. "If they win, maybe the next mayor of Mumbai would be a Muslim," Satam alleged. Satam further alleged that from 1997 to 2022, corruption worth Rs 3 lakh crore took place in the BMC. "Whenever civic elections come near, they start making emotional calls for protecting the Marathi manoos, but the rest of the time they forget the Marathi manoos," he added. BJP state president Ravindra Chavan, also present at the rally, said the party must treat the civic polls as a fight for ideology. "We have to undertake micro-management from the circle level as well as the booth level," he said. PTI ND NP Subscribe to our Newsletter! Share this article If you liked this article share it with your friends.they will thank you later</w:t>
       </w:r>
     </w:p>
     <w:p>
@@ -861,13 +861,13 @@
           <w:rPr>
             <w:color w:val="0000FF"/>
           </w:rPr>
-          <w:t>https://www.dtnext.in/news/national/one-lakh-cataract-surgeries-in-maharashtra-to-mark-modis-birthday-bjp-846754</w:t>
+          <w:t>https://www.moneycontrol.com/news/india/one-lakh-cataract-surgeries-in-maharashtra-to-mark-modi-s-birthday-bjp-13550545.html</w:t>
         </w:r>
       </w:hyperlink>
     </w:p>
     <w:p>
       <w:r>
-        <w:t>Content: MORE Prime Minister Narendra Modi addresses a gathering during laying of foundation stone and inauguration of development works, in Darrang, Assam (PTI) MUMBAI: More than one lakh cataract surgeries will be performed in Maharashtra during a fortnight-long drive to mark Prime Minister Narendra Modi’s birthday, state BJP president Ravindra Chavan said on Tuesday. The party will also arrange eye check-up of at least 10 lakh people and distribute spectacles to the needy during the drive, to be held from September 17 to October 2, Chavan told reporters in Mumbai. Modi will be celebrating his 75th birthday on September 17. “We will bring together NGOs, other organisations and social groups to perform more than one lakh cataract operations, ensure eye check-ups for 10 lakh people and provide spectacles to the needy, Chavan said. The drive is being projected as a service initiative by the BJP. “This is an attempt to connect with people in the state,” Chavan said. Blood donation camps will also be organised during the drive, Chavan said. “We have chalked out 17 programmes to be implemented during this fortnight,” he added. Chief Minister Devendra Fadnavis has held meetings with state ministers and BJP leaders to ensure the successful organisation of events, he said. On criticism by opposition parties over the state’s financial condition, Chavan said, “Instead of what the opposition is saying, it is necessary for the state to do what is good and required for common people. We are determined to provide ‘roti, kapda and makaan’ to people and will continue to work on our chosen path.” © Copyright | Powered by Hocalwire</w:t>
+        <w:t>Content: My Account Follow us on: Powered By See the top gainers, losers, invest and get updated what's happening in the crypto market Invest Now Powered By This functionality will provide users with ease of access navigation and enable create a new revenue line by generating leads of potential customers for brokers in a more integrated manner. Invest Now Mumbai, Sep 16 More than one lakh cataract surgeries will be performed in Maharashtra during a fortnight-long drive to mark Prime Minister Narendra Modi’s birthday, state BJP president Ravindra Chavan said on Tuesday. The party will also arrange eye check-up of at least 10 lakh people and distribute spectacles to the needy during the drive, to be held from September 17 to October 2, Chavan told reporters in Mumbai. Modi will be celebrating his 75th birthday on September 17. “We will bring together NGOs, other organisations and social groups to perform more than one lakh cataract operations, ensure eye check-ups for 10 lakh people and provide spectacles to the needy, Chavan said. The drive is being projected as a service initiative by the BJP. “This is an attempt to connect with people in the state,” Chavan said. Blood donation camps will also be organised during the drive, Chavan said. “We have chalked out 17 programmes to be implemented during this fortnight,” he added. Chief Minister Devendra Fadnavis has held meetings with state ministers and BJP leaders to ensure the successful organisation of events, he said. On criticism by opposition parties over the state’s financial condition, Chavan said, “Instead of what the opposition is saying, it is necessary for the state to do what is good and required for common people. We are determined to provide ‘roti, kapda and makaan’ to people and will continue to work on our chosen path.” Discover the latest Business News, Sensex, and Nifty updates. Obtain Personal Finance insights, tax queries, and expert opinions on Moneycontrol or download the Moneycontrol App to stay updated! Find the best of Al News in one place, specially curated for you every weekend. Stay on top of the latest tech trends and biggest startup news. Sensex Today Pharma Stocks Trump Tariffs on Pharma Vodafone Idea News MiG 21 Retirement GST Rate Cut Inderjeet Singh Gosal Mukhyamantri Mahila Rojgar Yojana Tax Audit Extension BTC Election Results Business Markets Stocks India News City News Economy Mutual Funds Personal Finance IPO News Startups Home Currencies Commodities Pre-Market IPO Global Market Bonds Home Loans up to 50 Lakhs Credit Cards Lifetime Free Finance TrackerNew Fixed Deposits Fixed Deposit Comparison Fixed Income Home MC 30 Top Ranked Funds ETFs Mutual Fund Screener Income Tax Calculator EMI Calculator Retirement Planning Gratuity Calculator Petrol Price in India Diesel Price in India IFSC Code Stock Markets News18 Firstpost CNBC TV18 News18 Hindi Cricketnext Overdrive About Us Contact Us Advisory Alert Advertise with Us SupportDisclaimer Privacy Policy Cookie Policy Terms &amp; Conditions Financial Terms (Glossary) Sitemap Investors Copyright © Network18 Media &amp; Investments Limited. All rights reserved. Reproduction of news articles, photos, videos or any other content in whole or in part in any form or medium without express written permission of moneycontrol.com is prohibited. You are already a Moneycontrol Pro user.</w:t>
       </w:r>
     </w:p>
     <w:p>
@@ -880,7 +880,7 @@
     </w:p>
     <w:p>
       <w:r>
-        <w:t>Title: Mumbai News: महाराष्ट्र में एक लाख मुफ्त मोतियाबिंद सर्जरी करवाएगी भाजपा</w:t>
+        <w:t>Title: One Lakh Cataract Surgeries In Maharashtra To Mark Modi's Birthday: BJP</w:t>
       </w:r>
     </w:p>
     <w:p>
@@ -892,13 +892,13 @@
           <w:rPr>
             <w:color w:val="0000FF"/>
           </w:rPr>
-          <w:t>https://www.bhaskarhindi.com/city/mumbai/mumbai-news-mahaaraashtr-mein-ek-laakh-mupht-motiyaabind-sarjaree-karavaegee-bhaajapa-1187636</w:t>
+          <w:t>https://www.deccanchronicle.com/nation/one-lakh-cataract-surgeries-in-maharashtra-to-mark-modis-birthday-bjp-1904130</w:t>
         </w:r>
       </w:hyperlink>
     </w:p>
     <w:p>
       <w:r>
-        <w:t>Content: Download App from Mumbai News प्रधानमंत्री नरेंद्र मोदी के 75 वें जन्मदिवस के उपलक्ष्य में प्रदेश भाजपा की तरफ से 17 सितंबर से 2 अक्टूबर तक ‘सेवा पखवाड़ा' मनाया जाएगा। मंगलवार को प्रदेश भाजपा अध्यक्ष रवींद्र चव्हाण ने यह जानकारी दी। दादर स्थित मुंबई भाजपा कार्यालय वसंत स्मृति में पत्रकारों से बातचीत में चव्हाण ने बताया कि राज्य भर में एक लाख मुफ्त मोतियाबिंद की सर्जरी की जाएगी। दस लाख से अधिक चश्मों का वितरण किया जाएगा। साथ ही रक्तदान शिविर, स्वास्थ्य शिविर, नेत्र जांच, मोदी विकास मैराथन और खेल प्रतियोगिताओं समेत अन्य कार्यक्रम आयोजित किए जाएंगे। चव्हाण ने भाजपा के सभी सांसदों, विधायकों, मंत्रियों, नेताओं, पदाधिकारियों और कार्यकर्ताओं से बूथ और मंडल स्तर पर सेवा पखवाड़े को सफल बनाने के लिए आह्वान किया। राज्य में 50 लाख से अधिक लोगों तक विभिन्न योजनाओं का लाभ पहुंचाने का लक्ष्य है। भाजपा युवा मोर्चा की ओर से प्रमुख जिलों में मोदी विकास मैराथन आयोजित किया जाएगा। राज्य के 48 लोकसभा क्षेत्रों में ‘सांसद चषक' प्रतियोगिता आयोजित होगी। पुणे में बावनकुले होंगे शामिल : प्रधानमंत्री के जन्मदिन पर पुणे में 17 सितंबर को दोपहर 3 बजे राजस्व मंत्री चंद्रशेखर बावनकुले की मौजूदगी में राजस्व पखवाड़ा आयोजित होगा। इसके तहत मोदी सरकार की विभिन्न लोक-कल्याणकारी योजनाओं का लाभ देने वाले कार्यक्रम आयोजित किए जाएंगे। Created On : 16 Sept 2025 6:48 PM IST</w:t>
+        <w:t>Content: More than one lakh cataract surgeries will be performed in Maharashtra during a fortnight-long drive to mark Prime Minister Narendra Modi’s birthday, state BJP president Ravindra Chavan said on Tuesday.</w:t>
       </w:r>
     </w:p>
     <w:p>
@@ -911,7 +911,7 @@
     </w:p>
     <w:p>
       <w:r>
-        <w:t>Title: रवींद्र चव्हाण यांना वाढदिनी सिंधुदुर्ग भाजपकडून शुभेच्छा</w:t>
+        <w:t>Title: Pune politics : रातोरात गेम फिरला अन् बहुचर्चित बापू भेगडेंचा भाजप प्रवेश हुकला; काय आहे कारण?</w:t>
       </w:r>
     </w:p>
     <w:p>
@@ -923,13 +923,13 @@
           <w:rPr>
             <w:color w:val="0000FF"/>
           </w:rPr>
-          <w:t>https://www.esakal.com/kokan/todays-latest-marathi-news-kop25d30640-txt-sindhudurg-today-20250921112402</w:t>
+          <w:t>https://sarkarnama.esakal.com/maharashtra/paschim-maharashtra/maharashtra-politics-ajit-pawar-rival-bapu-bhegade-bjp-entry-but-this-joining-delayed-as11-sm89</w:t>
         </w:r>
       </w:hyperlink>
     </w:p>
     <w:p>
       <w:r>
-        <w:t>Content: 92984 रवींद्र चव्हाण यांना वाढदिनीसिंधुदुर्ग भाजपकडून शुभेच्छाओरोस, ता. २१ ः भाजप प्रदेशाध्यक्ष रवींद्र चव्हाण यांना वाढदिवसानिमित्त आज डोंबिवली येथे जिल्ह्याच्यावतीने भाजप जिल्हाध्यक्ष प्रभाकर सावंत यांनी पुष्पगुच्छ देत शुभेच्छा प्रदान केल्या. सिंधुदुर्ग सुपुत्र असलेले भाजपचे डोंबिवली विधानसभेचे आमदार, माजी मंत्री चव्हाण यांचा सिंधुदुर्गात भाजप वाढविण्यात मोठा वाटा आहे. तसेच ते जिल्ह्याचे पालकमंत्री सुध्दा राहिलेले आहेत. राष्ट्रीय नेतृत्वाने त्यांच्यावर भाजप प्रदेशाध्यक्ष पदाची जबाबदारी दिलेली आहे. या पार्श्वभूमीवर त्यांचा शनिवारी (ता. २०) साजरा झालेला वाढदिवस जिल्ह्यात मोठ्या उत्साहात साजरा करण्यात आला. अनेक सामाजिक उपक्रम सिंधुदुर्ग भाजपच्या वतीने राबविण्यात आले. जिल्हाध्यक्ष सावंत यांनी डोंबिवली येथील वाढदिवस कार्यक्रमात स्वतः उपस्थित राहत त्यांना वाढदिवसाच्या शुभेच्छा दिल्या. सकाळ+ चे सदस्य व्हा ब्रेक घ्या, डोकं चालवा, कोडे सोडवा! शॉपिंगसाठी 'सकाळ प्राईम डील्स'च्या भन्नाट ऑफर्स पाहण्यासाठी क्लिक करा. Read latest Marathi news, Watch Live Streaming on Esakal and Maharashtra News. Breaking news from India, Pune, Mumbai. Get the Politics, Entertainment, Sports, Lifestyle, Jobs, and Education updates. And Live taja batmya on Esakal Mobile App. Download the Esakal Marathi news Channel app for Android and IOS. Follow Us Copyright © 2025 - Sakal Media Pvt Ltd - All rights reserved. Powered by Quintype</w:t>
+        <w:t>Content: मावळमध्ये आमदार सुनील शेळके यांच्या विरोधात अपक्ष लढलेले बापू भेगडे यांच्या भाजप प्रवेशाची चर्चा रंगली होती. मात्र त्यांचा पक्षप्रवेश रखडल्याने पुण्यातील राजकीय वर्तुळात खळबळ उडाली आहे. या घडामोडीमुळे भाजपच्या मावळ मतदारसंघातील रणनीतीवर प्रश्नचिन्ह उभे राहिले आहे. Pune News : गेल्या काही दिवसांपासून पुणे जिल्ह्यातुन भाजपमध्ये होणारे प्रवेश चर्चेचा विषय ठरत आहे. जिल्ह्यात मित्र पक्षाचे ज्या ठिकाणी आमदार आहेत. त्या ठिकाणी भाजप भविष्यात उमेदवार होऊ शकतील अशा तुल्यबळ नेत्यांना आपल्या पक्षात घेताना पाहायला मिळत आहेत. त्यामुळे भाजप पुणे जिल्ह्यामध्ये ऑपरेशन लोटस राबवत असल्याच्या चर्चा राजकीय वर्तुळात सुरू असल्याच्या पाहायला मिळत आहे. या अंतर्गतच सर्वप्रथम इंदापूर येथे भाजपने अपक्ष विधानसभा निवडणूक लढलेल्या प्रवीण माने यांना पक्षात प्रवेश दिला असल्याची चर्चा आहे. या ठिकाणी उपमुख्यमंत्री अजित पवार यांच्या राष्ट्रवादी काँग्रेसचे आमदार आणि मंत्री दत्ता भरणे हे माने यांच्या विरोधात निवडणूक लढवून विजयी झाले आहेत. भोर विधानसभा मतदारसंघात देखील अजित पवार यांचे आमदार शंकर मांडेकर यांनी तत्कालीन काँग्रेसचे आमदार संग्राम थोपटे यांचा पराभव केला होता. संग्राम थोपटे सध्या भाजपवासी झाले आहेत त्याचप्रमाणे पुरंदर मधील माजी आमदार संजय जगताप देखील भाजपमध्ये आले आहेत. गेल्या दोन दिवसांपासून मावळमध्ये उपमुख्यमंत्री अजित पवार यांचे आमदार सुनील शेळके यांच्या विरोधात अपक्ष म्हणून निवडणूक लढलेले बापू भेगडे भाजपमध्ये प्रवेश करणार असल्याचं जाहीर करण्यात आलं होतं. रविवारी याबाबतची पत्रकार परिषद घेण्यात आली त्यानंतर सोमवारी मोठ्या संख्येने पक्षप्रवेश करण्यात येणार असल्याचं जाहीर करण्यात आलं होतं. सोमाटणे फाटा ते मुंबईपर्यंत भव्य रॅली काढून शेवटी भाजपा पक्ष कार्यालयात प्रदेशाध्यक्ष रवींद्र चव्हाण यांच्या उपस्थितीत बापू भेगडे यांच्या नेतृत्वात मोठ्या प्रमाणात पक्ष प्रवेश होणार होता. मात्र या पक्षप्रवेशावेळी बापू भेगडेच गैरहजर राहिल्याचं पाहायला मिळाले. पक्षप्रवेशचा कार्यक्रम आधीच ठरला असल्याने बापू भेगडे यांच्या व्यतिरिक्त रामदास काकडे, बाबुराव वायकर, सुभाष जाधव, किशोर भेगडे, सचिन घोटकुले या प्रमुख नेत्यांचा समावेश असून यांच्यासह आतिष परदेशी, संग्राम काकडे, शिवाजी आसवले, संतोष मुऱ्हे, प्रवीण काळोखे, तुषार भेगडे, अरूण माने, अरूण चव्हाण, तनुजा जगनाडे त्यांचा रवींद्र चव्हाण यांच्या उपस्थितीत पक्ष प्रवेश झाला. मात्र ज्या प्रवेशाची चर्चा जोरदार सुरू होती ते बापू भेगडे ऐन वेळेस पक्षप्रवेशाच्या कार्यक्रमाला का आले नाहीत? यादेखील चर्चांना उधाण आलं. त्यामुळे भाजपचे मावळमधील नेते आणि किसान मोर्चाचे प्रदेशाध्यक्ष गणेश भेगडे यांनी याबाबत माहिती देताना सांगितले की, "बापू भेगडे यांच्या वैद्यकीय कारणांमुळे पक्ष प्रवेशाचा कार्यक्रम काही काळासाठी पुढे ढकलण्यात आला आहे. येत्या काही दिवसांत मावळमध्ये मोठा मेळावा आयोजित करून बापू भेगडे आणि त्यांच्या समर्थकांचा भाजपमध्ये औपचारिक प्रवेश होईल." बापू भेगडे हे परगावी गेल्याने प्रवेश लांबला असल्याचं देखील काहींकडून सांगण्यात आलं. पक्षप्रवेशाचा मूर्त हुकण्या वैद्यकीय कारण सांगण्यात येत असलं तरी रात्रीतून झपाट्याने राजकीय चक्र फिरल्यामुळे हा प्रवेश लामणीवर वरती पडले असल्याचा देखील चर्चा सध्या मावळच्या वर्तुळात सुरू झाले आहेत. त्यामुळे पुढील काही दिवसात बापू भेगडे हे भाजपमध्ये प्रवेश करणार की आणखी काही राजकीय घडामोडी घडणार हे पाहणं महत्त्वाचं ठरणार आहे. प्र.1: बापू भेगडे कोण आहेत?उ.1: ते मावळ मतदारसंघातील नेते असून अजित पवारांच्या आमदार सुनील शेळके यांच्या विरोधात अपक्ष लढले होते. प्र.2: त्यांच्या भाजप प्रवेशाची चर्चा का झाली?उ.2: आगामी निवडणुकांपूर्वी भाजपने आपला गड मजबूत करण्यासाठी त्यांना सामावून घेण्याचा प्रयत्न केला. प्र.3: त्यांचा प्रवेश का रखडला?उ.3: याबाबत अधिकृत कारण स्पष्ट नाही, पण राजकीय मतभेद आणि स्थानिक समीकरणांमुळे तो अडला आहे. सरकारनामाचे सदस्य व्हा शॉपिंगसाठी 'सकाळ प्राईम डील्स'च्या भन्नाट ऑफर्स पाहण्यासाठी क्लिक करा. Read Latest Marathi Political News, Breaking Political News from Maharashtra, India, Pune &amp; Mumbai at Sarkarnama. To Get Live Political Marathi News on Mobile, Download the Sarkarnama Mobile App for Android and IOS. सरकारनामा आता सर्व सोशल मीडिया प्लॅटफॉर्मवर. ताज्या राजकीय घडामोडींसाठी फेसबुक, ट्विटर, इन्स्टाग्राम, शेअर चॅट, टेलिग्रामवर आणि व्हॉट्सॲप आम्हाला फॉलो करा. तसेच, सरकारनामा यूट्यूब चॅनेलला आजच सबस्क्राइब करा. Follow Us Copyright © 2025 Sakal Media Group – All Rights Reserved Powered by Quintype वेबसाईटवर ब्राउझिंगचा अनुभव सर्वोत्तम असावा, यासाठी आम्ही कुकीजचा वापर करतो. कुकीजमुळे तुम्हाला तुमच्या आवडत्या मजकुराची शिफारस करता येते. आमचे गोपनीयता आणि कुकीजसंदर्भातील धोरण तुम्हाला मान्य आहे.</w:t>
       </w:r>
     </w:p>
     <w:p>
@@ -942,6 +942,68 @@
     </w:p>
     <w:p>
       <w:r>
+        <w:t>Title: BJP : भाजपा रत्नागिरी दक्षिण युवा मोर्चाच्यावतीने उद्या रक्तदान शिबिर</w:t>
+      </w:r>
+    </w:p>
+    <w:p>
+      <w:r>
+        <w:t xml:space="preserve">URL: </w:t>
+      </w:r>
+      <w:hyperlink r:id="rId39">
+        <w:r>
+          <w:rPr>
+            <w:color w:val="0000FF"/>
+          </w:rPr>
+          <w:t>https://ratnagirikhabardar.com/news/79210/</w:t>
+        </w:r>
+      </w:hyperlink>
+    </w:p>
+    <w:p>
+      <w:r>
+        <w:t>Content: रत्नागिरी : भाजपा नेते, पंतप्रधान नरेंद्र मोदी, महाराष्ट्र राज्याचे प्रदेशाध्यक्ष रवींद्र चव्हाण यांच्या वाढदिवसानिमित्त आणि रत्नागिरीचे संपर्क मंत्री व महाराष्ट्र राज्याचे बंदर विकास मंत्री नीतेश राणे यांच्या मार्गदर्शनाखाली भाजपा रत्नागिरी दक्षिण युवा मोर्चातर्फे येत्या १७ सप्टेंबर रोजी रक्तदान शिबिर आयोजित करण्यात आले आहे. जिल्हा रुग्णालयाच्या रक्तपेढीमध्ये सकाळी १० ते दुपारी २ या वेळेत हे शिबिर होईल. शिबिराला सर्व पदाधिकारी व कार्यकर्त्यांनी उपस्थित राहावे. तसेच रत्नागिरीतील रक्तदात्यांनी सहभाग घ्यावा, असे आवाहन भाजपा जिल्हाध्यक्ष राजेश सावंत, युवा मोर्चा जिल्हाध्यक्ष मंदार खंडकर, महिला मोर्चा जिल्हा अध्यक्ष सौ. वर्षा ढेकणे यांनी केले आहे. दैनिक रत्नागिरी खबरदारISO 9001:2015 CERTIFIED(RNI NO. MAHMAR/2013/57411)शासनमान्य रजिस्टर न्यूजपेपर10:09 16-09-2025</w:t>
+      </w:r>
+    </w:p>
+    <w:p>
+      <w:pPr>
+        <w:pStyle w:val="Heading3"/>
+      </w:pPr>
+      <w:r>
+        <w:t>Article 32</w:t>
+      </w:r>
+    </w:p>
+    <w:p>
+      <w:r>
+        <w:t>Title: BJP : चिपळुणात आज भाजपतर्फे रक्तदान शिबिर</w:t>
+      </w:r>
+    </w:p>
+    <w:p>
+      <w:r>
+        <w:t xml:space="preserve">URL: </w:t>
+      </w:r>
+      <w:hyperlink r:id="rId40">
+        <w:r>
+          <w:rPr>
+            <w:color w:val="0000FF"/>
+          </w:rPr>
+          <w:t>https://ratnagirikhabardar.com/news/79993/</w:t>
+        </w:r>
+      </w:hyperlink>
+    </w:p>
+    <w:p>
+      <w:r>
+        <w:t>Content: चिपळूण : पंतप्रधान नरेंद्र मोदी आणि भारतीय जनता पार्टीचे प्रदेशाध्यक्ष आ. रवींद्र चव्हाण यांच्या वाढदिवसानिमित्त चिपळूण तालुका व शहर भाजपच्यावतीने दि. २० सप्टेंबर रोजी रक्तदान शिबिराचे आयोजन करण्यात आले आहे. शहरातील मुंबई-गोवा महामार्गालगतच्या प्राथमिक शिक्षक पतपेढी सभागृहात सकाळी ९ ते दुपारी २ या वेळेत हे रक्तदान शिबिर होईल. या कार्यक्रमाला भाजपा नेते प्रशांत यादव, जिल्हाध्यक्ष सतीश मोरे, तालुकाध्यक्ष विनोद भुरण, चिपळूण शहर मंडल अध्यक्ष शशिकांत मोदी, तसेच पदाधिकारी, कार्यकर्ते उपस्थित राहाणार आहेत. भाजपच्या सर्व सेलचे पदाधिकारी, महिला पदाधिकारी व कार्यकर्त्यांनी तसेच आजी-माजी लोकप्रतिनिधींनी उपस्थित राहावे, असे आवाहन करण्यात आले आहे. दैनिक रत्नागिरी खबरदारISO 9001:2015 CERTIFIED(RNI NO. MAHMAR/2013/57411)शासनमान्य रजिस्टर न्यूजपेपर09:57 AM 20/Sep/2025</w:t>
+      </w:r>
+    </w:p>
+    <w:p>
+      <w:pPr>
+        <w:pStyle w:val="Heading3"/>
+      </w:pPr>
+      <w:r>
+        <w:t>Article 33</w:t>
+      </w:r>
+    </w:p>
+    <w:p>
+      <w:r>
         <w:t>Title: KDMC Election : कल्याण-डोंबिवली महापालिका निवडणुकीत कोण मारणार बाजी? यंदा ठाकरे बंधूंचा करिष्मा चालणार का?</w:t>
       </w:r>
     </w:p>
@@ -949,7 +1011,7 @@
       <w:r>
         <w:t xml:space="preserve">URL: </w:t>
       </w:r>
-      <w:hyperlink r:id="rId39">
+      <w:hyperlink r:id="rId41">
         <w:r>
           <w:rPr>
             <w:color w:val="0000FF"/>
@@ -968,74 +1030,12 @@
         <w:pStyle w:val="Heading3"/>
       </w:pPr>
       <w:r>
-        <w:t>Article 32</w:t>
-      </w:r>
-    </w:p>
-    <w:p>
-      <w:r>
-        <w:t>Title: A Prime Minister has his birthday, a party throws parties</w:t>
-      </w:r>
-    </w:p>
-    <w:p>
-      <w:r>
-        <w:t xml:space="preserve">URL: </w:t>
-      </w:r>
-      <w:hyperlink r:id="rId40">
-        <w:r>
-          <w:rPr>
-            <w:color w:val="0000FF"/>
-          </w:rPr>
-          <w:t>https://indianexpress.com/article/political-pulse/a-prime-minister-has-his-birthday-a-party-throws-parties-10253607/</w:t>
-        </w:r>
-      </w:hyperlink>
-    </w:p>
-    <w:p>
-      <w:r>
-        <w:t>Content: Express News Service TO MARK Prime Minister Narendra Modi’s birthday on Wednesday, and to celebrate him turning 75, BJP units and governments across the country have announced a series of plans. The Varanasi Municipal Corporation has announced that it will inaugurate and lay the foundation stone of projects worth Rs 111 crore. The municipal body will also cut a 75-kg cake, Varanasi Mayor Ashok Tiwari said Tuesday. Modi is the MP from the Varanasi Lok Sabha seat. The Delhi government – the BJP returned to power in the Capital earlier this year after more than 25 years – will launch 500 creches for children of women working as labourers in the city. In Maharashtra, where there is a BJP-led government tpp, party president Ravindra Chavan has announced more than one lakh cataract surgeries over a fortnight-long drive. Modi himself will be in Madhya Pradesh, also a BJP-ruled state, to inaugurate the ‘Seva Pakhwada’ or ‘service fortnight’, which the party has made an annual feature around his birthday. During his Madhya Pradesh visit, Modi will also launch a ‘Swasth Nari Sashakt Parivar Abhiyan’, at Bhainsola village in Dhar district, as part of which camps will be organised for the health and nutrition of women. Ten years of celebrations On his first birthday as PM in 2014, when Modi turned 64, he went to Ahmedabad to meet his mother Hiraben. That year, he had requested party workers not to celebrate the day and instead contribute to relief efforts in Jammu and Kashmir, as it was recovering from floods. On Modi’s 65th birthday in 2015, over a year after the Swachh Bharat campaign was rolled out, cleanliness was the focus. In 2016, Modi was again in Gujarat on his birthday to meet his mother. Meanwhile, across the country, the BJP organised blood donation camps, cleanliness drives and charity events. In Delhi, then Union Railway Minister Suresh Prabhu cut a 500-kg laddoo at an event organised by Sulabh International to mark the day. In 2017, while the PM made a trip to Hiraben, the BJP observed ‘Seva Diwas’ across the country, with party leaders attending medical camps, blood donation events, and taking part in cleanliness drives. On September 17, 2018, his last birthday before the following Lok Sabha elections, Modi celebrated the day in Varanasi and interacted with students. In 2019, after a meeting with his mother, the PM visited the Sardar Sarovar Dam in Kevadiya, Gujarat, and addressed a public rally. This was just a month after the abrogation of Article 370, which granted special status to Jammu and Kashmir, and the topic figured prominently in his speech. The fact that he chose the site, which also hosts a grand statue of Vallabhbhai Patel, for the rally was also significant – the BJP credits Patel with “unifying India”, with J&amp;K’s “full integration” seen as an unfinished ambition of the late Congress stalwart. The Ahmedabad District Education Department, on its part, marked the PM’s birthday by asking government, grant-in-aid and self-financed secondary and higher secondary schools to arrange special lectures, group discussions; debates, essays and elocution competitions; and other similar contests on the subject of Article 370 during their assembly that day. In 2020, on Modi’s 70th birthday, blood donation camps, meetings and camps to distribute food were held at 70 different places. The year 2021 marked Modi’s uninterrupted “20 years’ run in public office” – as designated by the BJP, counting his tenure as Gujarat Chief Minister starting in 2001 – and the celebration was accordingly ramped up. Events were held across three weeks, including the distribution of 14 crore ration bags with Modi’s photo, five crore “Thank-you Modiji” postcards mailed from booths nationwide, and 71 spots where river clean-ups were held. This was right after the second wave of the Covid-19 pandemic in India and, coinciding with September 17, over two crore Covid-19 vaccine doses were administered to beneficiaries. That year, the Union Ministry of Culture joined the celebrations with an e-auction of gifts and mementos received by the PM. On the block were as many as 1,300 items, which included the javelin thrown by Neeraj Chopra for his Olympic gold medal, sports gear and equipment of other medal-winning Olympians and Paralympians, a replica of the Ayodhya Ram Mandir presented by Uttar Pradesh Chief Minister Yogi Adityanath, and a wooden replica of the Chardham given by the Uttarakhand government. In 2022, as the PM turned 72, the ruling party arranged blood donation camps and outreach programmes. Then, seven decades after they became extinct in India, eight cheetahs from Namibia were released into an enclosure at the Kuno National Park in Madhya Pradesh by Modi himself. In 2023, with the countdown to the next Lok Sabha elections starting, Modi was again in Varanasi – this time to launch ‘Vishwakarma Yojana’ to enhance the “skilling” of craftsmen and artisans. Infrastructure projects including an India International Convention and Expo Centre and the extension of the Delhi Airport Express Line were also launched. In 2024, having returned to power for the third time in a row, Modi chose Odisha for his birthday visit. The BJP had formed its first government on its own in the state earlier that year. The PM interacted with beneficiaries of the Pradhan Mantri Awas Yojana, laid foundation stones for projects as well as inaugurated development projects worth more than Rs 3,800 crore in Bhubaneswar. He also launched the Subhadra Yojana, the Odisha government’s scheme to transfer Rs 10,000 per year to eligible women beneficiaries in the state between the ages of 21 and 60.</w:t>
-      </w:r>
-    </w:p>
-    <w:p>
-      <w:pPr>
-        <w:pStyle w:val="Heading3"/>
-      </w:pPr>
-      <w:r>
-        <w:t>Article 33</w:t>
-      </w:r>
-    </w:p>
-    <w:p>
-      <w:r>
-        <w:t>Title: बाल ठाकरे ब्रांड थे, आप नहीं! फडणवीस ने उद्धव और राज पर कसा तंज, कहा- सिर्फ नाम होने से कुछ नहीं होता</w:t>
-      </w:r>
-    </w:p>
-    <w:p>
-      <w:r>
-        <w:t xml:space="preserve">URL: </w:t>
-      </w:r>
-      <w:hyperlink r:id="rId41">
-        <w:r>
-          <w:rPr>
-            <w:color w:val="0000FF"/>
-          </w:rPr>
-          <w:t>https://www.patrika.com/mumbai-news/bal-thackeray-was-brand-not-you-fadnavis-took-a-dig-at-uddhav-thackeray-and-raj-thackeray-19953281</w:t>
-        </w:r>
-      </w:hyperlink>
-    </w:p>
-    <w:p>
-      <w:r>
-        <w:t>Content: ताजा खबरें राज्य मौसम एशिया कप 2025 बिहार चुनाव 2025 कुलिश जन्मशती वर्ष पत्रिका स्पेशल राष्ट्रीय मनोरंजन ज्योतिष स्वास्थ्य खेल धर्म राजनीति विश्व OTT शिक्षा ओपिनियन ऑटो टेक गैजेट लाइफस्टाइल ब्यूटी महिला बिजनेस क्राइम जॉब्स ई-पेपर मेरी खबर शॉर्ट्स ई-पेपर मुंबई • Dinesh Dubey • Sep 17, 2025 महाराष्ट्र के मुख्यमंत्री देवेंद्र फडणवीस ने शिवसेना (UBT) प्रमुख उद्धव ठाकरे पर तीखा हमला बोला है। मुंबई के वरली डोम में आयोजित भाजपा के विजय संकल्प रैली में फडणवीस ने कहा कि सिर्फ नाम होने से कोई ब्रांड नहीं बन जाता। इस कार्यक्रम में प्रदेश अध्यक्ष रवींद्र चव्हाण, नवनियुक्त मुंबई अध्यक्ष अमित साटम, मंत्री आशीष शेलार, मंत्री मंगल प्रभात लोढ़ा समेत भाजपा के कई बड़े नेता मौजूद थे। सीएम फडणवीस ने अपने भाषण में उद्धव ठाकरे पर निशाना साधते हुए कहा, “सिर्फ नाम होने से कोई ब्रांड नहीं बनता। हिंदूहृदयसम्राट बाला साहेब ठाकरे एक ब्रांड थे, लेकिन आप ब्रांड नहीं हैं।” उन्होंने उद्धव और राज ठाकरे के गठबंधन पर तंज कसते हुए कहा कि बेस्ट चुनाव के दौरान कुछ लोग कहते थे हमारा ब्रांड है, लेकिन हमारे शंशाक राव, प्रवीण दरेकर और प्रसाद लाड ने उस ब्रांड का बैंड बजा दिया। बता दें कि मुंबई महानगरपालिका (BMC) के उपक्रम बेस्ट के कर्मचारियों से जुड़े कोऑपरेटिव क्रेडिट सोसायटी के हालिया चुनाव में उद्धव ठाकरे और उनके चेचरे भाई व महाराष्ट्र नवनिर्माण सेना (मनसे) प्रमुख राज ठाकरे ने मिलकर चुनाव लड़ा था, लेकिन सभी सीटों पर करारी हार हुई थी। ये भी पढ़ें मुख्यमंत्री फडणवीस ने जोर देकर कहा, “हमारे यहां अमित साटम जैसे सामान्य कार्यकर्ता भी अध्यक्ष बनते हैं। हमारे पास चाय बेचने वाला एक वैश्विक ब्रांड है। हमारे पास नरेंद्र मोदी नाम का दुनिया का सबसे बड़ा ब्रांड है।” उन्होंने ठाकरे भाईयों पर हमला बोलते हुए कहा, आगामी मुंबई नगर निगम चुनावों (BMC Election) में भाजपा नीत महायुति गठबंधन की जीत होगी। फडणवीस ने आगे कहा कि गिरगांव में रहने वाला मराठी माणूस आज वसई-विरार और कर्जत तक चले गया, लेकिन भाजपा सरकार ने बीडीडी चॉल का पुनर्विकास कर लोगों को उनका हक दिलाया। उन्होंने दावा किया कि म्हाडा के जरिए मराठी परिवारों को उनके हक का घर मुंबई में देने का काम उनकी सरकार ने शुरू किया है, जो पहले सत्ता में बैठे लोग सपने में भी नहीं सोच सकते थे। फडणवीस ने धारावी पुनर्विकास परियोजना का जिक्र करते हुए कहा कि वहां के 10 लाख लोगों को उनके ही इलाके में घर दिया जाएगा। उन्होंने विपक्ष पर आरोप लगाया कि बिल्डरों के दबाव में पिछली सरकारों ने बीडीडी चॉल के विकास को रोक दिया था, लेकिन हमारी सरकार ने यह काम कर दिखाया है। खबर शेयर करें: Published on: 17 Sept 2025 08:20 pm DOWNLOAD ON Play Store DOWNLOAD ON App Store Trending Topics Bihar Elections 2025 PM Modi Asia Cup 2025 Top Categories राष्ट्रीय मनोरंजन स्वास्थ्य राजस्थान मध्य प्रदेश Legal Privacy Policy Statutory provisions on reporting (sexual offenses) This website follows the DNPA’s code of conduct Code of Conduct About Us Grievance Policy RSS Copyright © 2025 Patrika Group. All Rights Reserved.</w:t>
-      </w:r>
-    </w:p>
-    <w:p>
-      <w:pPr>
-        <w:pStyle w:val="Heading3"/>
-      </w:pPr>
-      <w:r>
         <w:t>Article 34</w:t>
       </w:r>
     </w:p>
     <w:p>
       <w:r>
-        <w:t>Title: प्रधानमंत्री मोदी के जन्मदिन पर महाराष्ट्र में एक लाख मोतियाबिंद के ऑपरेशन कराए जाएंगे: भाजपा</w:t>
+        <w:t>Title: BMC चुनाव - मुंबई भाजपा ने नागरिकों के लिए अपने मुद्दे और मांगें दर्ज कराने के लिए नए मंच की शुरुआत की</w:t>
       </w:r>
     </w:p>
     <w:p>
@@ -1047,13 +1047,13 @@
           <w:rPr>
             <w:color w:val="0000FF"/>
           </w:rPr>
-          <w:t>https://hindi.theprint.in/india/one-lakh-cataract-operations-will-be-conducted-in-maharashtra-on-pm-modis-birthday-bjp/869293/?amp</w:t>
+          <w:t>https://www.mumbailive.com/hi/politics/bmc-election-mumbai-bjp-launches-platform-for-citizens-to-register-their-issues-and-demands-90035</w:t>
         </w:r>
       </w:hyperlink>
     </w:p>
     <w:p>
       <w:r>
-        <w:t>Content: मुंबई, 16 सितंबर (भाषा) प्रधानमंत्री नरेन्द्र मोदी के जन्मदिन के उपलक्ष्य में महाराष्ट्र भाजपा एक पखवाड़ा तक अभियान चलाकर एक लाख से अधिक मोतियाबिंद के ऑपरेशन कराएगी। भाजपा की राज्य इकाई के अध्यक्ष रवींद्र चव्हाण ने यह जानकारी दी। चव्हाण ने मुंबई में सवाददाताओं को बताया कि भारतीय जनता पार्टी (भाजपा) 17 सितंबर से दो अक्टूबर तक चलने वाले इस अभियान के दौरान कम से कम 10 लाख लोगों की नेत्रजांच कराएगी और जरूरतमंदों को चश्मे वितरित करेगी। प्रधानमंत्री मोदी 17 सितंबर को अपना 75वां जन्मदिन मनाएंगे। उन्होंने कहा, ‘‘हम एक लाख से अधिक मोतियाबिंद के ऑपरेशन कराने, 10 लाख लोगों की आंखों की जांच सुनिश्चित करने और जरूरतमंदों को चश्मे उपलब्ध कराने के लिए गैर सरकारी संगठनों, अन्य संगठनों और सामाजिक समूहों के साथ मिलकर कार्य करेंगे।’’ इस अभियान को भाजपा की सेवा पहल के रूप में पेश किया जा रहा है। चव्हाण ने कहा, ‘‘यह राज्य के लोगों से जुड़ने का एक प्रयास है।’’ चव्हाण ने बताया कि इस अभियान के दौरान रक्तदान शिविर भी आयोजित किए जाएंगे। उन्होंने कहा, ‘‘हमने इस पखवाड़े के दौरान लागू किए जाने वाले 17 कार्यक्रमों की रूपरेखा तैयार की है।’’ चव्हाण ने बताया कि मुख्यमंत्री देवेंद्र फडणवीस ने कार्यक्रमों के सफल आयोजन को सुनिश्चित करने के लिए राज्य के मंत्रियों और भाजपा नेताओं के साथ बैठकें की है। भाषा प्रीति पवनेश पवनेश यह खबर ‘भाषा’ न्यूज़ एजेंसी से ‘ऑटो-फीड’ द्वारा ली गई है. इसके कंटेंट के लिए दिप्रिंट जिम्मेदार नहीं है.</w:t>
+        <w:t>Content: मुंबई भाजपा ने नागरिकों के लिए 'आवाज़ मुंबईकरंचा' (मुंबईकरों की आवाज़) नामक एक मंच शुरू किया है ताकि वे अपने प्रतिनिधियों से अपनी समस्याएँ, माँगें और अपेक्षाएँ दर्ज करा सकें। यह बीएमसी चुनावों से पहले भाजपा के अभियान का हिस्सा है। https://tinyurl.com/aawazmumbaikarancha पर अपनी माँगें दर्ज करा सकते हैं। कई वरिष्ठ नेताओं की मौजूदगी में की गई शुरुआत इस विशेष मंच का शुभारंभ मंगलवार को वर्ली के एनएससीआई डोम में आयोजित भाजपा के विशाल अधिवेशन में किया गया। इस अवसर पर मुख्यमंत्री देवेंद्र फडणवीस, मुंबई भाजपा अध्यक्ष अमित साटम, प्रदेश अध्यक्ष रवींद्र चव्हाण, मुंबई के गौरीया मंत्री मंगल प्रभात लोढ़ा, आशीष शेलार और अन्य वरिष्ठ भाजपा नेता उपस्थित थे। माँगों को चुनावी घोषणापत्र में शामिल करने का आग्रह FPJ ने इस मंच के बारे में सबसे पहले 10 सितंबर को खबर दी थी। विधायक और मुंबई भाजपा अध्यक्ष अमित साटम ने कहा, "भाजपा कार्यकर्ता घर-घर जाकर मुंबईकरों से अपनी माँगों को चुनावी घोषणापत्र में शामिल करने का आग्रह करेंगे। हम मुंबईकरों को एक सुरक्षित शहर देना चाहते हैं और अवैध प्रवासियों को रोकना चाहते हैं।" मुंबई का विकास मुख्य मुद्दा साटम ने आगे कहा, "देवेंद्र फडणवीस के नेतृत्व में, मुंबई में कोस्टल रोड, अटल सेतु और मेट्रो जैसे बुनियादी ढाँचे का व्यापक विकास हुआ है, साथ ही सीसीटीवी निगरानी में भी वृद्धि हुई है। सुरक्षा और बुनियादी ढाँचे का विकास मुंबई के लिए हमारा सर्वोच्च एजेंडा है।" दिवाली के आसपास हो सकते है BMC चुनाव महाराष्ट्र में बीएमसी सहित कुल 29 नगर निगमों के चुनाव होने हैं। सर्वोच्च न्यायालय ने मंगलवार को महाराष्ट्र राज्य चुनाव आयोग को राज्य में स्थानीय निकाय चुनाव कराने के लिए 31 जनवरी, 2026 तक का समय दिया। न्यायालय ने समय सीमा चार महीने बढ़ा दी है। फरवरी 2017 में हुए बीएमसी चुनावों के अनुसार, मुंबई में 227 निर्वाचन क्षेत्र हैं। वार्ड परिसीमन की नौ-चरणीय प्रक्रिया चल रही है। बीएमसी 3 से 6 अक्टूबर के बीच अंतिम वार्ड परिसीमन की अधिसूचना जारी करेगी। यह भी पढ़ें-अनिश्चित काल के लिए बंद रहेगी मोनोरेल Loading next story...</w:t>
       </w:r>
     </w:p>
     <w:p>
@@ -1066,7 +1066,7 @@
     </w:p>
     <w:p>
       <w:r>
-        <w:t>Title: Maval Politics: मावळातील राष्ट्रवादी पदाधिकाऱ्यांचा भाजपमध्ये प्रवेश</w:t>
+        <w:t>Title: बाल ठाकरे ब्रांड थे, आप नहीं! फडणवीस ने उद्धव और राज पर कसा तंज, कहा- सिर्फ नाम होने से कुछ नहीं होता</w:t>
       </w:r>
     </w:p>
     <w:p>
@@ -1078,13 +1078,13 @@
           <w:rPr>
             <w:color w:val="0000FF"/>
           </w:rPr>
-          <w:t>https://pudhari.news/maharashtra/pune/political-news-ncp-leaders-from-maval-join-bjp-sb97</w:t>
+          <w:t>https://www.patrika.com/mumbai-news/bal-thackeray-was-brand-not-you-fadnavis-took-a-dig-at-uddhav-thackeray-and-raj-thackeray-19953281</w:t>
         </w:r>
       </w:hyperlink>
     </w:p>
     <w:p>
       <w:r>
-        <w:t>Content: वडगाव मावळ: मावळ तालुक्यातील जिल्हा परिषदेच्या दोन माजी सभापती, तीन माजी उपनगराध्यक्ष, खरेदी-विक्री संघ, बाजार समितीचे संचालक यांच्यासह राष्ट्रवादीच्या अनेक पदाधिकाऱ्यांनी आज मुंबई येथे भाजपचे प्रदेशाध्यक्ष रवींद्र चव्हाण यांच्या उपस्थितीत आणि माजी राज्यमंत्री संजय भेगडे यांच्या नेतृत्वाखाली भाजपमध्ये जाहीर प्रवेश केला. दरम्यान, आगामी स्थानिक स्वराज्य संस्थांच्या निवडणुकांच्या पार्श्वभूमीवर हा प्रवेश राजकीय दृष्ट्‌‍या महत्त्वाचा ठरणार आहे. मुंबई येथे भाजपच्या प्रदेश कार्यालयात प्रदेशाध्यक्ष रवींद्र चव्हाण यांनी सर्वांचे स्वागत करून पक्षात अधिकृत प्रवेश दिला. (Latest Pimpri News) या वेळी माजी राज्यमंत्री संजय बाळा भेगडे, भाजप किसान मोर्चाचे प्रदेशाध्यक्ष गणेश भेगडे, भाजपचे जिल्हाध्यक्ष प्रदीप कंद, मावळ विधानसभा निवडणूकप्रमुख रवींद्र भेगडे, माजी सभापती निवृत्ती शेटे, शांताराम कदम, रवींद्रनाथ दाभाडे, मंडलाध्यक्ष अभिमन्यू शिंदे, दत्तात्रय माळी, रघुवीर शेलार, वडगाव शहराध्यक्ष संभाजीराव म्हाळसकर आदी उपस्थित होते. प्रदेशाध्यक्ष चव्हाण म्हणाले की, पंतप्रधान नरेंद्र मोदी आणि मुख्यमंत्री देवेंद्र फडणवीस यांच्या सर्वसमावेशक नेतृत्वाखाली देश आणि राज्याच्या प्रगतीचा नवा अध्याय रचला जातोय. भाजपच्या विकासाच्या राजकारणावर विश्वास ठेवून आज या सर्वांनी भाजपमध्ये प्रवेश केला आहे. ...यांचा झाला पक्षप्रवेश दरम्यान, प्रवेश करणाऱ्यांमध्ये प्रामुख्याने जिल्हा परिषदेचे कृषी व पशुसंवर्धन समितीचे माजी सभापती बाबूराव वायकर, जिल्हा परिषद समाजकल्याण समितीचे माजी सभापती अतीश परदेशी, तळेगावचे माजी उपनगराध्यक्ष नेते रामदास काकडे, उपनगराध्यक्ष किशोर भेगडे, माजी उपनगराध्यक्ष संग्राम काकडे, कृषी उत्पन्न बाजार समितीचे संचालक सुभाषराव जाधव, राष्ट्रवादी युवकचे माजी जिल्हाध्यक्ष सचिन घोटकुले, जिल्हा उपाध्यक्ष संतोष मुऱ्हे, खरेदी-विक्री संघाचे सभापती शिवाजी असवले, संचालक बाजीराव वाजे, माजी नगरसेवक अरुण माने, पोटोबा महाराज देवस्थानचे विश्वस्त अरुण चव्हाण आदी प्रमुख पदाधिकाऱ्यांचा समावेश आहे. आता मावळ काँग्रेसला माऊली दाभाडेंचाच आधार तालुक्याच्या राजकारणात महत्त्वाचा घटक असलेल्या काँग्रेस पक्षाचे निष्ठावंत नेते पै. चंद्रकांत सातकर यांचे नुकतेच निधन झाल्याने काँग्रेस कार्यकर्त्यांचा आधार गेल्याची भावना कार्यकर्त्यांकडून व्यक्त होत असताना आज दुसरे नेते रामदास काकडे यांनी भाजपमध्ये प्रवेश केला. त्यामुळे आता तालुक्यातील काँग्रेस कार्यकर्त्यांना जिल्हा बँकेचे संचालक माऊली दाभाडे यांचाच आधार राहिला आहे. बापूसाहेब भेगडे यांची अनुपस्थिती; प्रवेश लवकरच ! भाजपमध्ये होणारे प्रवेश हे बापूसाहेब भेगडे यांच्या नेतृत्वाखाली होणार असल्याचे जाहीर करण्यात आले होते, परंतु या वेळी त्यांच्याच समर्थकांचा प्रवेश झाला. या प्रवेश समारंभास बापूसाहेब भेगडे हेच अनुपस्थित होते. दरम्यान, ते काही कारणास्तव बाहेगावी असल्याने ते अनुपस्थित असून, लवकरच त्यांचा व इतर कार्यकर्त्यांचा भव्य पक्षप्रवेश होणार असल्याचे या वेळी उपस्थितांनी सांगितले. 'Pudhari' is excited to announce the relaunch of its Android and iOS apps. Stay updated with the latest news at your fingertips. Android and iOS Download now and stay updated, anytime, anywhere. Pudhari Publications Private Limited</w:t>
+        <w:t>Content: ताजा खबरें राज्य मौसम एशिया कप 2025 बिहार चुनाव 2025 कुलिश जन्मशती वर्ष पत्रिका स्पेशल राष्ट्रीय मनोरंजन ज्योतिष स्वास्थ्य खेल धर्म राजनीति विश्व OTT शिक्षा ओपिनियन ऑटो टेक गैजेट लाइफस्टाइल ब्यूटी महिला बिजनेस क्राइम जॉब्स ई-पेपर मेरी खबर शॉर्ट्स ई-पेपर मुंबई • Dinesh Dubey • Sep 17, 2025 उद्धव ठाकरे और राज ठाकरे (Photo: FB) महाराष्ट्र के मुख्यमंत्री देवेंद्र फडणवीस ने शिवसेना (UBT) प्रमुख उद्धव ठाकरे पर तीखा हमला बोला है। मुंबई के वरली डोम में आयोजित भाजपा के विजय संकल्प रैली में फडणवीस ने कहा कि सिर्फ नाम होने से कोई ब्रांड नहीं बन जाता। इस कार्यक्रम में प्रदेश अध्यक्ष रवींद्र चव्हाण, नवनियुक्त मुंबई अध्यक्ष अमित साटम, मंत्री आशीष शेलार, मंत्री मंगल प्रभात लोढ़ा समेत भाजपा के कई बड़े नेता मौजूद थे। सीएम फडणवीस ने अपने भाषण में उद्धव ठाकरे पर निशाना साधते हुए कहा, “सिर्फ नाम होने से कोई ब्रांड नहीं बनता। हिंदूहृदयसम्राट बाला साहेब ठाकरे एक ब्रांड थे, लेकिन आप ब्रांड नहीं हैं।” उन्होंने उद्धव और राज ठाकरे के गठबंधन पर तंज कसते हुए कहा कि बेस्ट चुनाव के दौरान कुछ लोग कहते थे हमारा ब्रांड है, लेकिन हमारे शंशाक राव, प्रवीण दरेकर और प्रसाद लाड ने उस ब्रांड का बैंड बजा दिया। बता दें कि मुंबई महानगरपालिका (BMC) के उपक्रम बेस्ट के कर्मचारियों से जुड़े कोऑपरेटिव क्रेडिट सोसायटी के हालिया चुनाव में उद्धव ठाकरे और उनके चेचरे भाई व महाराष्ट्र नवनिर्माण सेना (मनसे) प्रमुख राज ठाकरे ने मिलकर चुनाव लड़ा था, लेकिन सभी सीटों पर करारी हार हुई थी। मुख्यमंत्री फडणवीस ने जोर देकर कहा, “हमारे यहां अमित साटम जैसे सामान्य कार्यकर्ता भी अध्यक्ष बनते हैं। हमारे पास चाय बेचने वाला एक वैश्विक ब्रांड है। हमारे पास नरेंद्र मोदी नाम का दुनिया का सबसे बड़ा ब्रांड है।” उन्होंने ठाकरे भाईयों पर हमला बोलते हुए कहा, आगामी मुंबई नगर निगम चुनावों (BMC Election) में भाजपा नीत महायुति गठबंधन की जीत होगी। फडणवीस ने आगे कहा कि गिरगांव में रहने वाला मराठी माणूस आज वसई-विरार और कर्जत तक चले गया, लेकिन भाजपा सरकार ने बीडीडी चॉल का पुनर्विकास कर लोगों को उनका हक दिलाया। उन्होंने दावा किया कि म्हाडा के जरिए मराठी परिवारों को उनके हक का घर मुंबई में देने का काम उनकी सरकार ने शुरू किया है, जो पहले सत्ता में बैठे लोग सपने में भी नहीं सोच सकते थे। फडणवीस ने धारावी पुनर्विकास परियोजना का जिक्र करते हुए कहा कि वहां के 10 लाख लोगों को उनके ही इलाके में घर दिया जाएगा। उन्होंने विपक्ष पर आरोप लगाया कि बिल्डरों के दबाव में पिछली सरकारों ने बीडीडी चॉल के विकास को रोक दिया था, लेकिन हमारी सरकार ने यह काम कर दिखाया है। खबर शेयर करें: Published on: 17 Sept 2025 08:20 pm बड़ी खबरें मुंबई महाराष्ट्र न्यूज़ ट्रेंडिंग Holiday Declared: 29 सितंबर को सभी स्कूल-कॉलेजों में छुट्टी घोषित, सरकार ने यहां जारी किया आदेश ‘राज ठाकरे की हत्या की साजिश रची गई थी’, एनकाउंटर स्पेशलिस्ट का सनसनीखेज खुलासा सदमे में साउथ फिल्म इंडस्ट्री, करूर हादसे पर मोहनलाल और ममूटी का दर्द छलका GMLR: गोरेगांव-मुलुंड लिंक रोड से होगा बड़ा फायदा, डेढ़ घंटे का सफर 20 मिनट में होगा पूरा, क्या है अपडेट? सचिन तेंदुलकर का वो राज जिसे अब तक नहीं जानते लोग, बॉलीवुड के इस एक्टर से जुड़ा है किस्सा DOWNLOAD ON Play Store DOWNLOAD ON App Store Trending Topics Asia Cup 2025 PM Modi Bihar Elections 2025 Top Categories राष्ट्रीय मनोरंजन स्वास्थ्य राजस्थान मध्य प्रदेश Legal Grievance Policy This website follows the DNPA’s code of conduct Statutory provisions on reporting (sexual offenses) Privacy Policy About Us Code of Conduct RSS Copyright © 2025 Patrika Group. All Rights Reserved.</w:t>
       </w:r>
     </w:p>
     <w:p>
@@ -1097,7 +1097,7 @@
     </w:p>
     <w:p>
       <w:r>
-        <w:t>Title: Pune politics : रातोरात गेम फिरला अन् बहुचर्चित बापू भेगडेंचा भाजप प्रवेश हुकला; काय आहे कारण?</w:t>
+        <w:t>Title: Ratnagiri Politics : कोकणातला मोठा मनसे नेता भाजपमध्ये जाणार! निवडणुकांच्या तोंडावर नेमकं काय घडलं?</w:t>
       </w:r>
     </w:p>
     <w:p>
@@ -1109,13 +1109,13 @@
           <w:rPr>
             <w:color w:val="0000FF"/>
           </w:rPr>
-          <w:t>https://sarkarnama.esakal.com/maharashtra/paschim-maharashtra/maharashtra-politics-ajit-pawar-rival-bapu-bhegade-bjp-entry-but-this-joining-delayed-as11-sm89</w:t>
+          <w:t>https://www.jaimaharashtranews.com/latest-news/mns-leader-vaibhav-khedekar-joins-bjp-maharashtra-ratnagiri-politics-shakes-up-ahead-of-local-elections/41550</w:t>
         </w:r>
       </w:hyperlink>
     </w:p>
     <w:p>
       <w:r>
-        <w:t>Content: मावळमध्ये आमदार सुनील शेळके यांच्या विरोधात अपक्ष लढलेले बापू भेगडे यांच्या भाजप प्रवेशाची चर्चा रंगली होती. मात्र त्यांचा पक्षप्रवेश रखडल्याने पुण्यातील राजकीय वर्तुळात खळबळ उडाली आहे. या घडामोडीमुळे भाजपच्या मावळ मतदारसंघातील रणनीतीवर प्रश्नचिन्ह उभे राहिले आहे. Pune News : गेल्या काही दिवसांपासून पुणे जिल्ह्यातुन भाजपमध्ये होणारे प्रवेश चर्चेचा विषय ठरत आहे. जिल्ह्यात मित्र पक्षाचे ज्या ठिकाणी आमदार आहेत. त्या ठिकाणी भाजप भविष्यात उमेदवार होऊ शकतील अशा तुल्यबळ नेत्यांना आपल्या पक्षात घेताना पाहायला मिळत आहेत. त्यामुळे भाजप पुणे जिल्ह्यामध्ये ऑपरेशन लोटस राबवत असल्याच्या चर्चा राजकीय वर्तुळात सुरू असल्याच्या पाहायला मिळत आहे. या अंतर्गतच सर्वप्रथम इंदापूर येथे भाजपने अपक्ष विधानसभा निवडणूक लढलेल्या प्रवीण माने यांना पक्षात प्रवेश दिला असल्याची चर्चा आहे. या ठिकाणी उपमुख्यमंत्री अजित पवार यांच्या राष्ट्रवादी काँग्रेसचे आमदार आणि मंत्री दत्ता भरणे हे माने यांच्या विरोधात निवडणूक लढवून विजयी झाले आहेत. भोर विधानसभा मतदारसंघात देखील अजित पवार यांचे आमदार शंकर मांडेकर यांनी तत्कालीन काँग्रेसचे आमदार संग्राम थोपटे यांचा पराभव केला होता. संग्राम थोपटे सध्या भाजपवासी झाले आहेत त्याचप्रमाणे पुरंदर मधील माजी आमदार संजय जगताप देखील भाजपमध्ये आले आहेत. गेल्या दोन दिवसांपासून मावळमध्ये उपमुख्यमंत्री अजित पवार यांचे आमदार सुनील शेळके यांच्या विरोधात अपक्ष म्हणून निवडणूक लढलेले बापू भेगडे भाजपमध्ये प्रवेश करणार असल्याचं जाहीर करण्यात आलं होतं. रविवारी याबाबतची पत्रकार परिषद घेण्यात आली त्यानंतर सोमवारी मोठ्या संख्येने पक्षप्रवेश करण्यात येणार असल्याचं जाहीर करण्यात आलं होतं. सोमाटणे फाटा ते मुंबईपर्यंत भव्य रॅली काढून शेवटी भाजपा पक्ष कार्यालयात प्रदेशाध्यक्ष रवींद्र चव्हाण यांच्या उपस्थितीत बापू भेगडे यांच्या नेतृत्वात मोठ्या प्रमाणात पक्ष प्रवेश होणार होता. मात्र या पक्षप्रवेशावेळी बापू भेगडेच गैरहजर राहिल्याचं पाहायला मिळाले. पक्षप्रवेशचा कार्यक्रम आधीच ठरला असल्याने बापू भेगडे यांच्या व्यतिरिक्त रामदास काकडे, बाबुराव वायकर, सुभाष जाधव, किशोर भेगडे, सचिन घोटकुले या प्रमुख नेत्यांचा समावेश असून यांच्यासह आतिष परदेशी, संग्राम काकडे, शिवाजी आसवले, संतोष मुऱ्हे, प्रवीण काळोखे, तुषार भेगडे, अरूण माने, अरूण चव्हाण, तनुजा जगनाडे त्यांचा रवींद्र चव्हाण यांच्या उपस्थितीत पक्ष प्रवेश झाला. मात्र ज्या प्रवेशाची चर्चा जोरदार सुरू होती ते बापू भेगडे ऐन वेळेस पक्षप्रवेशाच्या कार्यक्रमाला का आले नाहीत? यादेखील चर्चांना उधाण आलं. त्यामुळे भाजपचे मावळमधील नेते आणि किसान मोर्चाचे प्रदेशाध्यक्ष गणेश भेगडे यांनी याबाबत माहिती देताना सांगितले की, "बापू भेगडे यांच्या वैद्यकीय कारणांमुळे पक्ष प्रवेशाचा कार्यक्रम काही काळासाठी पुढे ढकलण्यात आला आहे. येत्या काही दिवसांत मावळमध्ये मोठा मेळावा आयोजित करून बापू भेगडे आणि त्यांच्या समर्थकांचा भाजपमध्ये औपचारिक प्रवेश होईल." बापू भेगडे हे परगावी गेल्याने प्रवेश लांबला असल्याचं देखील काहींकडून सांगण्यात आलं. पक्षप्रवेशाचा मूर्त हुकण्या वैद्यकीय कारण सांगण्यात येत असलं तरी रात्रीतून झपाट्याने राजकीय चक्र फिरल्यामुळे हा प्रवेश लामणीवर वरती पडले असल्याचा देखील चर्चा सध्या मावळच्या वर्तुळात सुरू झाले आहेत. त्यामुळे पुढील काही दिवसात बापू भेगडे हे भाजपमध्ये प्रवेश करणार की आणखी काही राजकीय घडामोडी घडणार हे पाहणं महत्त्वाचं ठरणार आहे. प्र.1: बापू भेगडे कोण आहेत?उ.1: ते मावळ मतदारसंघातील नेते असून अजित पवारांच्या आमदार सुनील शेळके यांच्या विरोधात अपक्ष लढले होते. प्र.2: त्यांच्या भाजप प्रवेशाची चर्चा का झाली?उ.2: आगामी निवडणुकांपूर्वी भाजपने आपला गड मजबूत करण्यासाठी त्यांना सामावून घेण्याचा प्रयत्न केला. प्र.3: त्यांचा प्रवेश का रखडला?उ.3: याबाबत अधिकृत कारण स्पष्ट नाही, पण राजकीय मतभेद आणि स्थानिक समीकरणांमुळे तो अडला आहे. सरकारनामाचे सदस्य व्हा शॉपिंगसाठी 'सकाळ प्राईम डील्स'च्या भन्नाट ऑफर्स पाहण्यासाठी क्लिक करा. Read Latest Marathi Political News, Breaking Political News from Maharashtra, India, Pune &amp; Mumbai at Sarkarnama. To Get Live Political Marathi News on Mobile, Download the Sarkarnama Mobile App for Android and IOS. सरकारनामा आता सर्व सोशल मीडिया प्लॅटफॉर्मवर. ताज्या राजकीय घडामोडींसाठी फेसबुक, ट्विटर, इन्स्टाग्राम, शेअर चॅट, टेलिग्रामवर आणि व्हॉट्सॲप आम्हाला फॉलो करा. तसेच, सरकारनामा यूट्यूब चॅनेलला आजच सबस्क्राइब करा. Follow Us Copyright © 2025 Sakal Media Group – All Rights Reserved Powered by Quintype वेबसाईटवर ब्राउझिंगचा अनुभव सर्वोत्तम असावा, यासाठी आम्ही कुकीजचा वापर करतो. कुकीजमुळे तुम्हाला तुमच्या आवडत्या मजकुराची शिफारस करता येते. आमचे गोपनीयता आणि कुकीजसंदर्भातील धोरण तुम्हाला मान्य आहे.</w:t>
+        <w:t>Content: Monday, September 29, 2025 05:42:00 AM या प्रवेशामुळे कोकणात भाजपची ताकद वाढेल आणि आगामी स्थानिक स्वराज्य संस्थांच्या निवडणुकांमध्ये त्यांना मोठा फायदा होऊ शकतो, असा अंदाज व्यक्त केला जात आहे. Amrita Joshi Tuesday, September 23 2025 12:03:17 PM रत्नागिरी : स्थानिक स्वराज्य संस्थांच्या निवडणुका तोंडावर आल्या असताना, कोकणात महाराष्ट्र नवनिर्माण सेनेला (मनसे) मोठा धक्का बसला आहे. मनसेचे रत्नागिरीतील प्रमुख नेते वैभव खेडेकर यांनी शेकडो कार्यकर्त्यांसह भाजपमध्ये प्रवेश करण्याचा निर्णय घेतला आहे. त्यांच्या या निर्णयामुळे कोकणातील राजकीय वर्तुळात मोठी खळबळ उडाली आहे. काल दुपारी 4 वाजता खेडेकर आपल्या कार्यकर्त्यांसह जोरदार शक्तीप्रदर्शन करत मुंबईच्या दिशेने रवाना झाले. यानंतर रात्री खेड येथे मुक्काम करून आज सर्व पदाधिकाऱ्यांसह ते मुंबई गाठतील. यानंतर भाजप कार्यालयात त्यांचा पक्षप्रवेश होईल. पक्षप्रवेश सोहळा आणि उपस्थित मान्यवर आज मुंबईतील भाजप कार्यालयात वैभव खेडेकर यांच्या पक्षप्रवेशाचा सोहळा होणार आहे. या कार्यक्रमाला भाजपचे प्रदेशाध्यक्ष रवींद्र चव्हाण, मंत्री नितेश राणे आणि खासदार नारायण राणे उपस्थित राहणार आहेत. खेडेकर यांच्यासोबत मनसेचे माजी जिल्हाध्यक्ष, रत्नागिरी शहरातील काही प्रमुख पदाधिकारी आणि वाहतूक सेनेचे पदाधिकारीही भाजपमध्ये दाखल होण्यासाठी मुंबईला रवाना झाले आहेत. हेही वाचा - Raj Thackeray and Uddhav Thackeray: तुमचा बेपारी ब्रँड संपणार पण आमचा मराठी ठाकरे विचार..., मनसेच्या संदीप देशपांडेंचा भाजपाला टोला खेडेकर यांची प्रतिक्रिया मुंबईला निघण्यापूर्वी वैभव खेडेकर यांनी काळकाई देवीचे दर्शन घेतले आणि माध्यमांशी संवाद साधला. ते म्हणाले, “माझ्या गेल्या 30 वर्षांची मेहनत आता फळाला येत आहे. माझ्यासोबत पक्षातले अनेक कार्यकर्ते आहेत.” त्यांच्या या विधानावरून हे स्पष्ट झाले की, ते मोठ्या संख्येने समर्थकांना घेऊन भाजपमध्ये प्रवेश करत आहेत. राजकीय समीकरणे बदलणार? काही दिवसांपूर्वीच मनसेने वैभव खेडेकर यांच्यासह तीन जिल्हाध्यक्ष पदावर काम करणाऱ्या पदाधिकाऱ्यांची पक्षातून हकालपट्टी केली होती. खेडेकर यांच्या भाजप प्रवेशामुळे रत्नागिरी जिल्ह्यातील राजकीय समीकरणे पूर्णपणे बदलण्याची शक्यता आहे. या प्रवेशामुळे कोकणात भाजपची ताकद वाढेल आणि आगामी निवडणुकांमध्ये त्यांना मोठा फायदा होऊ शकतो, असा अंदाज राजकीय विश्लेषक व्यक्त करत आहेत. हेही वाचा - Sada Sarvankar : मी आमदार नसतानाही मला 20 कोटींचा.. सदा सरवणकरांच्या विधानामुळे खळबळ; निधी वाटपावरून महायुती सरकारवर प्रश्नचिन्ह Tuesday, September 23 2025 10:38:52 AM 5 ज्येष्ठ नेते शरद पवारांनी राज्यातील काही जिल्ह्यात झालेल्या पूरपरिस्थितीचा आढावा घेतले. यायोबतच, शरद पवारांनी राज्य सरकारकडे पाच महत्त्वाच्या मागण्या केले. Ishwari Kuge Sunday, September 28 2025 08:58:02 PM ज्येष्ठ नेते शरद पवारांनी राज्यातील काही जिल्ह्यात झालेल्या पूरपरिस्थितीचा आढावा घेतले. यायोबतच, शरद पवारांनी राज्य सरकारकडे पाच महत्त्वाच्या मागण्या केले. Ishwari Kuge Sunday, September 28 2025 08:58:02 PM राज्यातील काही जिल्ह्यात पावसाने जोरदार हजेरी लावल्याने शेतकऱ्यांचे प्रचंड नुकसान झाले आहे. यादरम्यान, राज्यात झालेल्या मुसळधार पावसाने शेतकऱ्यांच्या पिकांचे प्रचंंड नुकसान झाले. Ishwari Kuge Sunday, September 28 2025 03:02:45 PM उपमुख्यमंत्री अजित पवार धाराशिव येथे पूरग्रस्त गावांची पाहणी करण्यासाठी आले होते. यादरम्यान, अजित पवार पूरग्रस्तांना मार्गदर्शन करत होते. Ishwari Kuge Friday, September 26 2025 07:33:50 AM उपमुख्यमंत्री अजित पवार धाराशिव येथे पूरग्रस्त गावांची पाहणी करण्यासाठी आले होते. यादरम्यान, अजित पवार पूरग्रस्तांना मार्गदर्शन करत होते. Ishwari Kuge Friday, September 26 2025 07:33:50 AM दिन घन्टा मिनेट कोकण पश्चिम महाराष्ट्र मराठवाडा उत्तर महाराष्ट्र विदर्भ ब्युटी टिप्स हेल्थ टिप्स भटकंती चमचमीत राशीभविष्य साप्ताहिक राशीभविष्य जय महाराष्ट्र मुनाफा वितरण नगर्ने सञ्चार माध्यम हो । प्रबन्ध सञ्चालक: आमोद नाथ प्याकुरेल प्रबन्ध सञ्चालक: आमोद नाथ प्याकुरेल । प्रधान सम्पादक: अजय भद्र खनाल सूचना विभाग दर्ता नं. ३४३४-२०७८/७९ । हाँडीगाउँ, काठमाडौँ । फोन नं. +९७७ ०१ ५९१६७८८ सूचना विभाग दर्ता नं. ३४३४-२०७८/७९ । हाँडीगाउँ, काठमाडौँ । फोन नं. +९७७ ०१ ५९१६७८८ info@jaimaharashtranews.com</w:t>
       </w:r>
     </w:p>
     <w:p>
@@ -1128,7 +1128,7 @@
     </w:p>
     <w:p>
       <w:r>
-        <w:t>Title: Municipal Corporation Election से पहले भाजपा को मजबूती, NCP के पूर्व अध्यक्ष-उपाध्यक्षों ने थामा कमल</w:t>
+        <w:t>Title: भाजप प्रदेशाध्यक्ष रविंद्रजी चव्हाण यांच्या वाढदिवसानिमित्त प्रितम म्हात्रेंची सस्नेह भेट</w:t>
       </w:r>
     </w:p>
     <w:p>
@@ -1136,37 +1136,6 @@
         <w:t xml:space="preserve">URL: </w:t>
       </w:r>
       <w:hyperlink r:id="rId45">
-        <w:r>
-          <w:rPr>
-            <w:color w:val="0000FF"/>
-          </w:rPr>
-          <w:t>https://navbharatlive.com/maharashtra/pune/several-ncp-leaders-joined-the-bjp-in-mumbai-on-tuesday-1358034.html</w:t>
-        </w:r>
-      </w:hyperlink>
-    </w:p>
-    <w:p>
-      <w:r>
-        <w:t>Content: पुणे न्यूज (सौ. सोशल मीडिया ) Pimpri News In Hindi: मावल तालुका में राष्ट्रवादी कांग्रेस पार्टी (राकांपा) को एक बड़ा झटका लगा है। जिला परिषद के 2 पूर्व अध्यक्ष, 3 पूर्व उपाध्यक्ष, खरीद-बिक्री संघ और बाजार समिति के निदेशकों सहित राष्ट्रवादी कांग्रेस के कई पदाधिकारियों ने मंगलवार को मुंबई में भाजपा में शामिल हो गए। इन सभी नेताओं ने भाजपा के प्रदेश अध्यक्ष रवींद्र चव्हाण और पूर्व राज्य मंत्री संजय भेगडे की मौजूदगी में पार्टी की सदस्यता ग्रहण की आगामी स्थानीय निकाय चुनावों के मद्देनजर इस राजनीतिक घटनाक्रम को काफी महत्वपूर्ण माना जा रहा है। मुंबई में भाजपा के प्रदेश कार्यालय में प्रदेश अध्यक्ष रवींद्र चव्हाण ने सभी का स्वागत किया। इस मौके पर पूर्व राज्य मंत्री संजग बाला भेगडे, भाजपा किसान मोर्चा के प्रदेश अध्यक्ष गणेश भेगडे, भाजपा जिलाध्यक्ष प्रदीप कंद और मावल विधानसभा चुनाव प्रमुख रवींद्र भेगडे समेत कई वरिष्ठ नेता मौजूद थे। राज्य की प्रगति का लिखा जा रहा नया अध्याय प्रदेश अध्यक्ष रवींद्र चव्हाण ने कहा कि प्रधानमंत्री नरेंद्र मोदी और मुख्यमंत्री देवेंद्र फडणवीस के नेतृत्व बांद्र में देश और राज्य को प्रगति का एक नया बदी अध्याय लिखा जा रहा है। उन्होंने कहा कि इन सभी नेताओं ने भाजपा की विकास की – राजनीति पर भरोसा जताते हुए पांटी में प्रवेश किया है। काटे ने कहा कि शहर भाजपा की ओर से महापालिका आम चुनाव को लेकन अब तक तीन सर्वे किए गए हैं। इनमें बजपा को पूर्ण बहुमन मिलने का आंकड़ा आया है। इनमें 72 सीटों पर हमारी जीत तय है। अब सिर्फ वाकी सीटों पर जीत कैसे हासिल करने का हमे प्रयास करना होगा। इसलिए मनपा चुनाव में खुद के दम पर माल्या को बहुमत मिलेगा, इसमें कोई संदेह नहीं है। काटे ने कहा कि फिलहाल विपक्षी दल्वे और मतवचन के घटक दलों के कुछ लोग भाजपा में शामिल होने को उत्सुक है। अभी पितृपक्ष चल रहा है और चुनाव दीवाली के बाद होगे। ये भी पढ़ें :- Pune News: 6,830 करोड़ की जमीन पर विवाद, PMRDA Vs पिंपरी-चिंचवड़ मनपा आगामी महापालिका चुनाव में भारतीय जनता पार्टी ने 32 प्रभागों की 128 सीटों पर उम्मीदवार उतारने की पूरी तैयारी कर ली है। इसलिए हम महायुति (गठबंधन) के बजाय अपने दम पर चुनाव लड़ने के लिए तैयार है। यह दावा भाजपा शहराध्यक्ष शकुन काटे ने किया है। पिंपले सौदागर में शहराध्यक्ष काटे ने पत्रकारों से संवाद किया। इस दौरान उन्होंने कहा कि महानगरपालिका चुनाव के लिए भाज्या की ओर से पूरी तैयारी कर ली गई है। हर प्रभाग में बूथ स्तर पर कार्यकर्ताओं की नियुक्ति की गई है। हर बूथ पर दस कार्यकतो होंगे। 2017 के महापालिका चुनाव में भाजपा ने 77 सीटें जीतकर एकतरफा सत्ता हासिल की थी। इस बार भाजपा ने सभी सीटों पर ध्यान केंद्रित किया है। Follow Us On © Copyright Navbharatlive 2025 All rights reserved.</w:t>
-      </w:r>
-    </w:p>
-    <w:p>
-      <w:pPr>
-        <w:pStyle w:val="Heading3"/>
-      </w:pPr>
-      <w:r>
-        <w:t>Article 38</w:t>
-      </w:r>
-    </w:p>
-    <w:p>
-      <w:r>
-        <w:t>Title: भाजप प्रदेशाध्यक्ष रविंद्रजी चव्हाण यांच्या वाढदिवसानिमित्त प्रितम म्हात्रेंची सस्नेह भेट</w:t>
-      </w:r>
-    </w:p>
-    <w:p>
-      <w:r>
-        <w:t xml:space="preserve">URL: </w:t>
-      </w:r>
-      <w:hyperlink r:id="rId46">
         <w:r>
           <w:rPr>
             <w:color w:val="0000FF"/>
@@ -1185,7 +1154,7 @@
         <w:pStyle w:val="Heading3"/>
       </w:pPr>
       <w:r>
-        <w:t>Article 39</w:t>
+        <w:t>Article 38</w:t>
       </w:r>
     </w:p>
     <w:p>
@@ -1197,7 +1166,7 @@
       <w:r>
         <w:t xml:space="preserve">URL: </w:t>
       </w:r>
-      <w:hyperlink r:id="rId47">
+      <w:hyperlink r:id="rId46">
         <w:r>
           <w:rPr>
             <w:color w:val="0000FF"/>
@@ -1216,7 +1185,7 @@
         <w:pStyle w:val="Heading3"/>
       </w:pPr>
       <w:r>
-        <w:t>Article 40</w:t>
+        <w:t>Article 39</w:t>
       </w:r>
     </w:p>
     <w:p>
@@ -1228,7 +1197,7 @@
       <w:r>
         <w:t xml:space="preserve">URL: </w:t>
       </w:r>
-      <w:hyperlink r:id="rId48">
+      <w:hyperlink r:id="rId47">
         <w:r>
           <w:rPr>
             <w:color w:val="0000FF"/>
@@ -1247,12 +1216,43 @@
         <w:pStyle w:val="Heading3"/>
       </w:pPr>
       <w:r>
+        <w:t>Article 40</w:t>
+      </w:r>
+    </w:p>
+    <w:p>
+      <w:r>
+        <w:t>Title: Prime Minister Narendra Modi To Lay Foundation Of PM MITRA Park, Launch 'Sewa Pakhwada' in Madhya Pradesh On September 17 To Mark His Birthday</w:t>
+      </w:r>
+    </w:p>
+    <w:p>
+      <w:r>
+        <w:t xml:space="preserve">URL: </w:t>
+      </w:r>
+      <w:hyperlink r:id="rId48">
+        <w:r>
+          <w:rPr>
+            <w:color w:val="0000FF"/>
+          </w:rPr>
+          <w:t>https://www.etvbharat.com/en/!bharat/pm-modi-to-lay-foundation-of-pm-mitra-park-launch-sewa-pakhwada-in-madhya-pradesh-on-september-17-enn25091602243</w:t>
+        </w:r>
+      </w:hyperlink>
+    </w:p>
+    <w:p>
+      <w:r>
+        <w:t>Content: National ETV Bharat / bharat By PTI Published : September 16, 2025 at 1:20 PM IST Updated : September 16, 2025 at 4:17 PM IST New Delhi: Launch of a host of welfare and development initiatives on Wednesday by the BJP and its governments at the Centre and in states will mark the 75th birthday of Prime Minister Narendra Modi, who will kick off a fortnight-long nationwide health and nutrition campaign from Madhya Pradesh. Modi will launch the "Swasth Nari Sashakt Parivar" and the eighth National Nutritional Month from Dhar. He will unveil several other development initiatives and address a public meeting, an official statement said. टेक्सटाइल क्षेत्र में नई क्रांति की आधारशिला रखेगा धार जिला...यशस्वी प्रधानमंत्री श्री @narendramodi जी के मध्यप्रदेश आगमन के साथ ही प्रदेश को मिलेगा देश का पहला PM MITRA Park.🗓️ 17 सितम्बर, 2025📍 भैंसोला, जिला धार#PMMITRAParkDhar pic.twitter.com/o0Vr4xah7D "More than one lakh health camps will be organised, making this the largest ever health outreach for women and children in the country. Daily health camps will be held in all government health facilities nationwide," it said. The BJP's organisation will hold many such initiatives, including blood donation and health camps, across the country. The programmes are part of the "Sewa Pakhwada" that the ruling party is observing between September 17 and October 2, which is Mahatma Gandhi's birth anniversary, to celebrate the birthday of its leader whose stewardship has taken the BJP to new highs and made it a dominant political force for over a decade. Swadeshi fairs to promote made-in-India goods, "Modi Vikas Marathon", drawing contests on Viksit Bharat, interaction with intellectuals, blood donation and medical camps, and cleanliness campaigns will be held through the period across the country with the involvement of the party's organisation, central government or the states where it is in power. Home Minister Amit Shah will launch several such initiatives in the national capital. In Dhar, Modi will also transfer funds under the "Pradhan Mantri Matru Vandana Yojana" directly into the bank accounts of nearly 10 lakh eligible women and also unveil the "Suman Sakhi Chatbot" to raise awareness on maternal and child health. The chatbot will provide timely and accurate information to pregnant women in rural and remote areas, ensuring access to essential health services, the statement said. As part of a campaign against sickle cell anaemia, Modi will give the 10 millionth Sickle Cell Screening and Counselling Card in the state. Under "Adi Karmyogi Abhiyan", Modi will launch an exercise in the state that will symbolise the confluence of tribal pride and the spirit of nation-building. The initiative will include a series of service-oriented activities in tribal regions, focusing on health, education, nutrition, skill development, livelihood enhancement, sanitation, water conservation and environmental protection, the statement said. In line with his 5F Vision – Farm to Fibre, Fibre to Factory, Factory to Fashion, and Fashion to Foreign, the prime minister will inaugurate the PM MITRA Park in Dhar. Spread over more than 2,150 acres, the park will be equipped with world-class facilities, including a common effluent treatment plant, solar power plant, modern roads among others, making it an ideal industrial township. The statement said it will also significantly benefit the cotton growers in the region by enhancing farmers’ income by providing better value for their produce. Various textile companies have committed investment proposals worth over Rs 23,140 crore, paving the way for new industries and large-scale employment. It will generate nearly 3 lakh employment opportunities while significantly boosting exports. The prime minister has often taken up development initiatives on his birthday. He was in Odisha last year, during which he had launched the state government's flagship women-centric initiative, Subhadra Yojana, besides railway and national highway projects. Meanwhile, in Modi's Lok Sabha constituency Varanasi, the municipal corporation will inaugurate and lay the foundation stone of projects worth Rs 111 crore, Mayor Ashok Tiwari said. Delhi government will launch 500 creches for children of women working as labourers in the city on the occasion of Prime Minister Modi's birthday on September 17, Chief Minister Rekha Gupta said. In Maharashtra, the BJP plans to organise more than one lakh cataract surgeries and eye check-ups of at least 10 lakh people and distribute spectacles to the needy during a drive from September 17 to October 2, state BJP president Ravindra Chavan said. The Odisha government is planning to plant 75 lakh saplings on Wednesday, the state's Additional Chief Secretary of Forest Satyabrat Sahu said. Also Read Elaborate Arrangements In Arunachal Ahead Of PM Modi's Visit On September 22 For All Latest Updates TAGGED: Horoscope: Your Hard Work Is Going To Pay You Back Today Leo | Read Astrological Prediction For September 29 Asia Cup 2025: How Tilak Varma's Masterclass Sent Pakistan Packing 'Operation Sindoor On The Games Field': PM Modi's Post After India's Asia Cup Final Win Over Pakistan Omar Abdullah Accuses Centre Of Betraying Ladakh, Jammu And Kashmir Over Statehood Delay Police Inspect Durga Puja Pandal With Operation Sindoor Show Organised By BJP Leader, Discuss Crowd Control Steps On A Bed Of Nails: The Story Of Kataro’s Kunwari Mata &amp; Extraordinary Navratri Devotion In Durg ‘MiG-21 Signifies Friendship Between India &amp; Russia’: Def Min Rajnath Singh At The Decommissioning Ceremony Of Fighter Jets Explained: Prophylaxis, The Preventive Treatment That Cuts Down Bleeding Episodes In Hemophilia Sufferers Sowing &amp; Preserving Seeds Of Change: How Pushpanjali Is Leading Organic Rice Farming In Sambalpur Copyright © 2025 Ushodaya Enterprises Pvt. Ltd., All Rights Reserved.</w:t>
+      </w:r>
+    </w:p>
+    <w:p>
+      <w:pPr>
+        <w:pStyle w:val="Heading3"/>
+      </w:pPr>
+      <w:r>
         <w:t>Article 41</w:t>
       </w:r>
     </w:p>
     <w:p>
       <w:r>
-        <w:t>Title: कोलगाव नवरात्रोत्सव अध्यक्षपदी चव्हाण</w:t>
+        <w:t>Title: मनसेला कोकणात मोठे खिंडार, बडा नेता आज भाजपात प्रवेश करणार</w:t>
       </w:r>
     </w:p>
     <w:p>
@@ -1264,13 +1264,13 @@
           <w:rPr>
             <w:color w:val="0000FF"/>
           </w:rPr>
-          <w:t>https://www.esakal.com/amp/kokan/todays-latest-marathi-news-kop25d30489-txt-sindhudurg-20250920015648</w:t>
+          <w:t>https://www.tv9marathi.com/maharashtra/vaibhav-khedekar-joins-bjp-maharashtra-ratnagiri-politics-shakes-up-ahead-of-local-elections-1498492.html</w:t>
         </w:r>
       </w:hyperlink>
     </w:p>
     <w:p>
       <w:r>
-        <w:t>Content: 92876 कोलगाव नवरात्रोत्सवअध्यक्षपदी चव्हाणसावंतवाडी ः कोलगाव पांडवनगरी येथील श्री देव वस नवरात्रोत्सव मंडळाच्या अध्यक्षपदी बाबुराव चव्हाण यांची बिनविरोध निवड झाली. गेली सात वर्षे ते या मंडळाचे सातत्याने अध्यक्ष म्हणून काम करत आहेत. उपाध्यक्षपदी विजय चव्हाण तर सचिव आनंद चव्हाण, सहसचिव रवींद्र चव्हाण पुजारी तथा खजिनदारपदी सदानंद चव्हाण, सहखजिनदार अमोल चव्हाण, कार्याध्यक्ष अॅड. स्वप्नील कोलगावकर आणि मार्गदर्शक म्हणून सागर चव्हाण यांची बिनविरोध निवड करण्यात आली आहे. श्री देव वस नवरात्रोत्सव मंडळाकडून नऊ दिवस चालणाऱ्या कार्यक्रमांमध्ये दशावतारी तीन नाटकांचा समावेश असून याशिवाय कीर्तन, प्रवचन, फुगडी, दांडिया आणि भजनाच्या कार्यक्रमांचे आयोजन केले आहे. दरवर्षीप्रमाणे यंदाही मोठ्या उत्साहात नवरात्रोत्सव साजरा करण्याचा निर्णय नुकत्याच पार पडलेल्या बैठकीमध्ये घेण्यात आला.---92789राज्यस्तरीय पुरस्कार पाटील यांना जाहीर मालवण : महाराष्ट्राच्या सार्वजनिक बांधकाम विभागातर्फे दिला जाणारा प्रतिष्ठेचा पुरस्कार येथील सार्वजनिक बांधकाम विभागाचे उपअभियंता अजित पाटील यांना जाहीर झाला आहे. सार्वजनिक बांधकाम विभागाच्या तांत्रिक आणि अतांत्रिक कर्मचाऱ्यांच्या उल्लेखनीय कामगिरीसाठी दरवर्षी हे पुरस्कार दिले जातात. लवकरच एका विशेष समारंभात संबंधित मंत्र्यांच्या हस्ते या पुरस्कारांचे वितरण होणार आहे. या पुरस्काराबद्दल त्यांचे सर्वस्तरांतून अभिनंदन केले जात आहे. सकाळ+ चे सदस्य व्हा ब्रेक घ्या, डोकं चालवा, कोडे सोडवा! शॉपिंगसाठी 'सकाळ प्राईम डील्स'च्या भन्नाट ऑफर्स पाहण्यासाठी क्लिक करा. Read latest Marathi news, Watch Live Streaming on Esakal and Maharashtra News. Breaking news from India, Pune, Mumbai. Get the Politics, Entertainment, Sports, Lifestyle, Jobs, and Education updates. And Live taja batmya on Esakal Mobile App. Download the Esakal Marathi news Channel app for Android and IOS. Copyright © 2025 - Sakal Media Pvt Ltd - All rights reserved.</w:t>
+        <w:t>Content: By signing in or creating an account, you agree with Associated Broadcasting Company's Terms &amp; Conditions and Privacy Policy. आगामी स्थानिक स्वराज्य संस्थांच्या निवडणुका तोंडावर येऊन ठेपल्या आहेत. आगामी निवडणुकांचे वारे वेगाने वाहत आहेत. गेल्या काही दिवसांपासून अनेक पक्ष निवडणुकीच्या तयारीला लागले आहेत. त्यातच आता रत्नागिरी जिल्ह्यात महाराष्ट्र नवनिर्माण सेनेला मोठा धक्का बसला आहे. मनसेचे प्रमुख नेते वैभव खेडेकर यांनी शेकडो कार्यकर्त्यांसह पक्ष सोडण्याचा निर्णय घेतला आहे. वैभव खेडेकर हे भाजपमध्ये प्रवेश करणार आहेत. त्यामुळे कोकणातील राजकारणात मोठी उलथापालथ होण्याची शक्यता वर्तवली जात आहे. सर्वोच्च न्यायालयाने राज्य सरकारला जानेवारी अखेरपर्यंत निवडणुका घेण्याचे आदेश देण्यात आले होते. त्यामुळे राज्यात राजकीय घडामोडींना वेग आला आहे. याच पार्श्वभूमीवर मनसेला रत्नागिरीत मोठे खिंडार पडले आहे. मनसे नेते वैभव खेडेकर हे आज भाजपमध्ये प्रवेश करणार आहेत. आज मुंबईतील भाजप कार्यालयात पक्षप्रवेश सोहळा होणार आहे. काल दुपारी ४ वाजता खेडेकर आपल्या कार्यकर्त्यांसह जोरदार शक्तीप्रदर्शन करत मुंबईच्या दिशेने रवाना झाले आहेत. यानंतर रात्री खेड येथे मुक्काम करून आज सकाळी सर्व पदाधिकाऱ्यांसह ते मुंबई गाठतील. यानंतर भाजप कार्यालयात हा सोहळा पार पडणार आहे. यावेळी भाजपचे प्रदेशाध्यक्ष रवींद्र चव्हाण यांच्या प्रमुख उपस्थितीत हा कार्यक्रम होईल. तसेच, मंत्री नितेश राणे आणि खासदार नारायण राणे देखील या सोहळ्याला हजर राहण्याची माहिती समोर आली आहे. वैभव खेडेकर यांच्यासोबत मनसेचे माजी जिल्हाध्यक्ष, रत्नागिरी शहरातील काही प्रमुख पदाधिकारी आणि वाहतूक सेनेचे पदाधिकारीही भाजपमध्ये प्रवेश करणार आहेत. अलीकडेच मनसेने वैभव खेडेकर यांच्यासह तीन जिल्हाध्यक्ष पदावर काम करणाऱ्या पदाधिकाऱ्यांची पक्षातून हकालपट्टी केली होती. मुंबईला निघण्यापूर्वी वैभव खेडेकर यांनी काळकाई देवीचे वंदन केले. “माझ्या गेल्या ३० वर्षांची मेहनत आता फळाला येत आहे. माझ्या पक्षातले अनेक कार्यकर्ते माझ्यासोबत आहेत, असे वैभव खेडेकर म्हणाले. यावरुन ते मोठ्या संख्येने कार्यकर्त्यांना घेऊन भाजपमध्ये प्रवेश करत असल्याचे स्पष्ट झाले आहे. या पक्षप्रवेशामुळे रत्नागिरी जिल्ह्यातील राजकीय समीकरणे पूर्णपणे बदलण्याची शक्यता आहे. यामुळे भाजपची कोकणातील ताकद वाढणार आहे. आगामी निवडणुकांमध्ये याचा मोठा फायदा होऊ शकतो, असा अंदाज वर्तवला जात आहे.</w:t>
       </w:r>
     </w:p>
     <w:p>
@@ -1283,7 +1283,7 @@
     </w:p>
     <w:p>
       <w:r>
-        <w:t>Title: Bharatiya Janata Party : बळीराम मोरे यांची भाजप जिल्हा उपाध्यक्षपदी निवड</w:t>
+        <w:t>Title: Devendra Fadnavis, : भाजप कार्यकर्त्यांच्या मेळाव्यामध्ये फडणवीसांचा ठाकरे बंधूंना टोला- केवळ नाव लावून ब्रँड तयार होत नाही</w:t>
       </w:r>
     </w:p>
     <w:p>
@@ -1295,13 +1295,13 @@
           <w:rPr>
             <w:color w:val="0000FF"/>
           </w:rPr>
-          <w:t>https://ratnagirikhabardar.com/news/79519/</w:t>
+          <w:t>https://thefocusindia.com/maharashtra-news/fadnavis-slams-thackeray-brothers-at-bjp-rally-284342/amp/</w:t>
         </w:r>
       </w:hyperlink>
     </w:p>
     <w:p>
       <w:r>
-        <w:t>Content: चिपळूण : नुकतेच भाजपमध्ये प्रवेश केलेले उद्योजक व अनेक वर्षे शिक्षक संघटनेचे नेतृत्व करणारे बळीराम मोरे यांची भारतीय जनता पार्टीच्या रत्नागिरी जिल्हा उपाध्यक्षपदी निवड जाहीर झाली आहे. या निवडीबद्दल त्यांचे सर्वत्र अभिनंदन होत आहे. येथील उद्योजक प्रशांत यादव यांच्याबरोबर बळीराम मोरे यांनी त्यांच्या नेतृत्वावर विश्वास ठेवत भाजप प्रदेशाध्यक्ष आ. रवींद्र चव्हाण यांच्या उपस्थितीत मुंबईमध्ये भाजपमध्ये जाहीर प्रवेश केला. यानंतर त्यांनी भारतीय जनता पार्टीत सक्रिय काम सुरू केले आहे. त्यामुळे त्यांची भाजपच्या रत्नागिरी जिल्हा उपाध्यक्ष म्हणून निवड करण्यात आली आहे. या निवडीबद्दल नेते प्रशांत यादव, प्रदेशाध्यक्ष आ. रवींद्र चव्हाण, आ. नितेश राणे, खा. नारायण राणे, भाजपचे जिल्हाध्यक्ष, पदाधिकारी आणि कार्यकर्त्यांकडून अभिनंदन होत आहे. दैनिक रत्नागिरी खबरदारISO 9001:2015 CERTIFIED(RNI NO. MAHMAR/2013/57411)शासनमान्य रजिस्टर न्यूजपेपर01:57 PM 17/Sep/2025</w:t>
+        <w:t>Content: Devendra Fadnavis, विशेष प्रतिनिधी मुंबई : Devendra Fadnavis शिवसेनाप्रमुख बाळासाहेब ठाकरे हेच खरे ब्रँड होते. त्यामुळे तुम्ही उगाचच दावा करू नका. केवळ नाव लावून ब्रँड तयार होत नसतो, असा टोला मुख्यमंत्री देवेंद्र फडणवीस यांनी उद्धव व राज ठाकरेंना लगावला. आगामी मुंबई महानगरपालिका निवडणुकीसाठी भाजपने कंबर कसली असून, मुंबईत आयोजित केलेल्या ‘विजय संकल्प मेळाव्या’तून भाजपने मनपा निवडणुकीचे रणशिंग फुंकले आहे. यावेळी मुख्यमंत्री देवेंद्र फडणवीस यांनी महायुतीचाच महापौर मुंबईत बसवणार असल्याचा ठाम निर्धार व्यक्त केला. दक्षिण मुंबईतील वरळी डोम येथे मंगळवारी भाजप कार्यकर्त्यांचा मेळावा आयोजित करण्यात आला होता. या मेळाव्यात मुख्यमंत्री देवेंद्र फडणवीस यांच्यासह मंत्री आशिष शेलार, प्रदेशाध्यक्ष रवींद्र चव्हाण, मुंबई अध्यक्ष अमित साटम आणि पक्षाचे जवळपास सर्व आमदार व प्रमुख नेते उपस्थित होते.Devendra Fadnavis, आपल्या भाषणात देवेंद्र फडणवीस यांनी २०१७ च्या निवडणुकीतील अनुभव सांगितला. त्यावेळी भाजप केवळ दोन मतांनी कमी पडला होता. परंतु, मित्रपक्ष असलेल्या शिवसेनेच्या विनंतीवरून भाजपने ‘मन मोठे’ दाखवत महापौरपद त्यांना दिले. एवढेच नाही तर उपमहापौर आणि स्थायी समिती अध्यक्ष ही पदेही शिवसेनेला देण्यात आली. मात्र, २०१९ च्या विधानसभा निवडणुकीनंतर शिवसेनेने साथ सोडल्याने, ‘अच्छा सिला दिया तूने मेरे प्यार का’ या गाण्याची आठवण झाल्याची भावना त्यांनी व्यक्त केली. २०२२ मध्ये राज्यात सत्तांतर झाले आणि भाजपने एकनाथ शिंदे यांच्या नेतृत्वाखालील शिवसेनेसोबत पुन्हा सरकार स्थापन केले. छत्रपती शिवाजी महाराजांकडून प्रेरणा घेऊन, गमावलेली सत्ता पुन्हा मिळवल्याचे देवेंद्र फडणवीस यांनी सांगितले. त्यांनी मुंबई मनपा निवडणुकीकडे लक्ष केंद्रित केल्याचेही स्पष्ट दिसून आले.Devendra Fadnavis, मेळाव्यानिमित्त भाजप नेत्यांनी केले शक्तिप्रदर्शन या मेळाव्याच्या निमित्ताने भाजपच्या स्थानिक नेत्यांनी जोरदार शक्तिप्रदर्शन केले. प्रत्येकाने स्वत:चे समर्थक मोठ्या संख्येने आणले होते. त्यांनी जोरदार घोषणाबाजी केली. या मेळाव्यातून नवे प्रदेशाध्यक्ष चव्हाण, मुंबई शहराध्यक्ष साटम यांना बळ देण्याचा प्रयत्न मुख्यमंत्री फडणवीसांनी केला.Devendra Fadnavis, मोदींचे परराष्ट्र धोरण तारक नव्हे तर मारक- उद्धव ठाकरे दरम्यान, पंतप्रधान नरेंद्र मोदी यांचे परराष्ट्र धोरण भारतासाठी तारक नव्हे तर मारक असल्याची टीका उद्धव ठाकरेंनी भारत-पाक क्रिकेट सामन्यावर केंद्र सरकारवर निशाणा साधताना केली. ते म्हणाले की, या सरकारने अमित शाहांचा मुलगा जय याच्या हट्टापायी पाकसोबत क्रिकेट खेळून देशाची प्रतिमा व देशभक्तीचा चुराडा केला. धाराशिव जिल्ह्यातील काही कार्यकर्त्यांचा ठाकरे गटात प्रवेश झाला. यावेळी उद्धव म्हणाले, कर्ज काढून ठेकेदारांच्या हितासाठी रस्त्यांचे, पुलांचे, धरणांची कामे करत असाल, तर मी त्याला विकास मानायला तयार नाही. शेतकऱ्यांना एक ठराविक रक्कम सरसकट देण्याची गरज आहे. तुम्ही देवाभाऊ नावाने तुम्ही करोडो रुपयांची जाहिरात करता. छत्रपती शिवाजी महाराजांच्या चरणांवर फुले वाहताना जाहिरात केली. त्यावर कोट्यवधी रुपयांचा चुराडा करण्यात आला. हे पैसे शेतकऱ्यांना द्यायला हवे होते.असेही ते म्हणाले. बेस्ट निवडणुकीत त्यांनी माझा सल्ला ऐकला नाही फडणवीस म्हणाले, “काही लोक उगाचच आपला ‘ब्रँड’ असल्याचा दावा करत होते. आम्ही त्यांना बेस्टच्या निवडणुकीत पक्षाच्या नावावर न लढण्याचा सल्ला दिला, पण त्यांनी तो ऐकला नाही. शेवटी शशांकराव, प्रवीण दरेकर आणि प्रसाद लाड यांनी त्या ‘ब्रँड’चा बँड वाजवला. खरेतर हिंदुहृदयसम्राट बाळासाहेब ठाकरे हाच खरा ब्रँड होता, केवळ नाव लावल्याने कोणीही ब्रँड बनत नाही. भाजप कार्यकर्त्यांचा पक्ष आहे. सामान्य कार्यकर्ता, जसा की अमित साटम, भाजपचा अध्यक्ष होऊ शकतो, हे पक्षाने सिद्ध केले आहे. भाजपचा सर्वात मोठा जागतिक ब्रँड नरेंद्र मोदी आहेत, असेही ते म्हणाले. महत्वाच्या बातम्या Technical by Swaraj IT Services</w:t>
       </w:r>
     </w:p>
     <w:p>
@@ -1314,7 +1314,7 @@
     </w:p>
     <w:p>
       <w:r>
-        <w:t>Title: Devendra Fadanvis: मोदी हाच जगातील सर्वांत मोठा ब्रँड – मुख्यमंत्री देवेंद्र फडणवीस</w:t>
+        <w:t>Title: Devendra Fadnavis : मुंबई महापालिकेवर महायुतीचाच भगवा फडकणार</w:t>
       </w:r>
     </w:p>
     <w:p>
@@ -1326,13 +1326,13 @@
           <w:rPr>
             <w:color w:val="0000FF"/>
           </w:rPr>
-          <w:t>https://ratnagirikhabardar.com/news/79428/</w:t>
+          <w:t>https://pudhari.news/maharashtra/mumbai/devendra-fadnavis-mahayuti-saffron-flag-mumbai-bmc-ab96</w:t>
         </w:r>
       </w:hyperlink>
     </w:p>
     <w:p>
       <w:r>
-        <w:t>Content: मुंबई : हिंदुहृदयसम्राट शिवसेनाप्रमुख बाळासाहेब ठाकरे हा ब्रँड होता. पण, तुमचा ब्रँड नाही. भाजप हा कार्यकर्त्यांचा ब्रँड निर्माण करून देणारा पक्ष आहे. चहा विकणारा जगात जागतिक ब्रँड झाला. नरेंद्र मोदी नावाचा जगातील सर्वांत मोठा ब्रँड आमच्याकडे आहे, असा टोला मुख्यमंत्री देवेंद्र फडणवीस यांनी ठाकरे बंधूंना मंगळवारी लगावला. काहीही झाले तरी मुंबई महापालिकेच्या निवडणुकीत महायुतीचाच भगवा झेंडा फडकवून महायुतीचाच महापौर होणार, असा विश्वासही व्यक्त करीत त्यांनी महापालिका निवडणुकीचे रणशिंग फुंकले. मुंबई भाजप प्रदेशच्या वतीने मुंबईत वरळी येथील डोम सभागृहात विजयी संकल्प मेळाव्याचे आयोजन करण्यात आले होते. यावेळी केंद्रीय मंत्री पीयूष गोयल, विधानसभा अध्यक्ष राहुल नार्वेकर, प्रदेशाध्यक्ष रवींद्र चव्हाण, सांस्कृतिक मंत्री आशिष शेलार, कौशल्य विकास मंत्री मंगलप्रभात लोढा, विधान परिषदेचे गटनेते आ. प्रवीण दरेकर यांच्यासह मुंबईतील आमदार, माजी मुंबई प्रदेश अध्यक्ष, माजी आमदार यावेळी उपस्थित होते. सामान्य व्यक्ती मुंबईचा महापौर होणार मुंबईच्या महानगरपालिकेमधील भ्रष्टाचाराला बाहेर काढणारी भाजपची सामान्य व्यक्ती महापौर होणार आहे. ज्या कोविड काळात सामान्यांना बेड मिळत नव्हते, ऑक्सिजन मिळत नव्हता त्याच काळात महापालिकेतील सत्ताधाऱ्यांनी हजारो कोटींचा भ्रष्टाचार केला. निवडणूक आल्यावर हे कफनचोर कोणत्या तोंडाने मते मागायला जाणार आहेत, असा सवाल फडणवीस यांनी केला. उद्धव ठाकरे यांची १०० भाषणे काढून मुंबईच्या विकासाबद्दल बोलले असतील तर १०० रुपये द्यायला तयार आहे, असा टोलाही त्यांनी लगावला. दहा लाख लोकांना धारावीतच घर मुंबईने अनेक राज्यांना, देशाला, जगाला भरभरून दिले आहे. ते आता मुंबईला परत करण्याची वेळ आली असून, भाजप महायुतीचे सरकार पालिकेच्या माध्यमातून केल्याशिवाय राहणार नाही. बीडीडी चाळींसारखाच धारावीचा विकास करुन १० लाख लोकांना तिथेच घरे देणार. मुंबईच्या विकासासाठी सरकार प्रयत्न करीत असल्याचे मुख्यमंत्री म्हणाले. परदेशी राजदूतांची उपस्थिती राजकीय पक्षाच्या सभेला परदेशी राजदूतांनी हजेरी लावल्याचा प्रसंग भाजपच्या विजयी मेळाव्यात घडला. ब्रिटीश डेप्युटी हाय कमिशनचे राजकीय, द्विपक्षीय व्यवहारप्रमुख जॉन एम. निकेल, सिंगापूर प्रजासत्ताकाचे राजकीय वाणिज्यदूत जेरोम वाँग व आयर्लंडचे उपमहावाणिज्य दूत टॉम नूनन उपस्थित होते. भाजपची ताकद ट्रेलरमध्ये नाही : शेलार दोन भावांच्या पक्षाला सभेसाठी टीझर रिलीज करावा लागतो. कधी ट्रेलर दाखवावा लागतो. पण, भाजपची ताकद ही टीझर-ट्रेलरमध्ये नाही. अध्यक्षांनी फक्त टिचकी मारल्यावर संध्याकाळीही एवढी मोठी सभा भरते. मुंबईचा खरा आवाज कोणाचा आहे, हे स्पष्ट होते, असे मंत्री आशिष शेलार म्हणाले. भाजप प्रदेशाध्यक्ष रवींद्र चव्हाण यांनी भाजपची संघटनशक्ती एकत्र येण्याची गरज असल्याचे सांगितले. भ्रष्टाचार विरहित प्रशासन देणार : साटम निवडणूक आल्यावर यांना मराठी माणूस आठवतो. त्यामागे वेगळेच राजकारण आहे. भ्रष्टाचार विरहित प्रशासन देण्यासह मुंबईचा विकास, प्रगती, सुरक्षित ठेवण्याची ही लढाई आहे, असे मुंबई अध्यक्ष आ. अमित साटम म्हणाले. दैनिक रत्नागिरी खबरदारISO 9001:2015 CERTIFIED(RNI NO. MAHMAR/2013/57411)शासनमान्य रजिस्टर न्यूजपेपर10:41 17-09-2025</w:t>
+        <w:t>Content: मुंबई : काहीही झाले तरी मुंबई महापालिकेवर महायुतीचाच भगवा फडकणार, असा विश्वास व्यक्त करत मुख्यमंत्री देवेंद्र फडणवीस यांनी मंगळवारी मुंबई महापालिका निवडणुकांचे रणशिंग फुंकले. भाजपच्या विजय संकल्प मेळाव्यात फडणवीस यांनी मागील दहा वर्षांत केलेल्या विकासकामांची जंत्री मांडली. त्याचवेळी उद्धव ठाकरेंनी कोविड काळात आपल्याच नातेवाइकांना कंत्राटे देत माणसे मारली, त्या मृतांसाठीच्या बॉडीबॅग खरेदीत भ्रष्टाचार करणार्‍या कफनचोरांनी आम्हाला प्रश्न करू नयेत, असा टोलाही लगावला. बेस्टच्या निवडणुकीत यांच्या ब्रँडचा बँड वाजल्याचे सांगत ठाकरे बंधूंच्या संभाव्य युतीने कोणताही फरक पडणार नसल्याचेही अधोरेखित केले. आगामी मुंबई पालिका निवडणुकांच्या पार्श्वभूमीवर वरळी येथील एनएससीआय डोम येथे मुंबई भाजपच्या विजय संकल्प मेळाव्यात मुख्यमंत्री फडणवीस बोलत होते. यावेळी मुंबईतील भाजपचे सर्व मंत्री, खासदार, आमदार, नेते आणि पदाधिकारी मोठ्या संख्येने उपस्थित होते. आपल्या भाषणाच्या सुरुवातीलाच मुख्यमंत्री फडणवीस यांनी मागील महापालिका निवडणुकीत भाजपचा महापौर बसला असता, अवघ्या दोन जागा कमी होत्या. आपण सारी जुळवाजुळव केली होती. मात्र, मैत्रीच्या नात्यासाठी आपण महापौर पद उद्धव ठाकरेंच्या शिवसेनेला दिल्याचे सांगितले. उद्धव ठाकरे नर्व्हस आणि नाराज असून महापौर पद मिळावे म्हणून मिलिंद नार्वेकर आणि एकनाथ शिंदे यांनी फोन केल्याचा गौप्यस्फोटही केला. मात्र, मैत्रीच्या नात्यात आपण त्याग केला आणि 2019 साली उद्धव ठाकरेंमुळे अच्छा सिला दिया तुने .. म्हणायची वेळ माझ्यावर आली, असेही फडणवीस म्हणाले. मात्र, त्याला 2022 साली गनिमी काव्याने आणि 2024 साली पूर्ण बहुमताचे सरकार आणून चोख उत्तर दिल्याचेही फडणवीस म्हणाले. ठाकरे बंधूंच्या संभाव्य राजकीय युतीच्या चर्चांच्या संदर्भात फडणवीस म्हणाले की, साधी बेस्टची निवडणूक होती, त्यात आमचा ब्रँड म्हणत त्यांनी निवडणूक लढवली. आमच्या शशांक राव आणि प्रवीण दरेकर, प्रसाद लाड यांनी त्यांच्या ब्रँडचा बँड वाजविला. यावेळी प्रदेशाध्यक्ष रवींद्र चव्हाण आणि मुंबई भाजपचे माजी अध्यक्ष आणि मंत्री आशिष शेलार यांनीही आपले विचार मांडले. मुंबईच्या विकासाचे एक वाक्य दाखवा आणि शंभर रुपये मिळवा काहीजण रोज सकाळी उठून मोदींना प्रश्न विचारतात, अशांना मुंबईकरांनी प्रत्येक निवडणुकीत उत्तर दिले आहे. मुंबई ही भाजपची, मुंबई ही भाजप आणि बाळासाहेब ठाकरे यांच्या शिवसेना युतीची आहे. मुंबईकरांच्या विकासाचे कोणतेच व्हिजन ठाकरे गटाकडे नाही. त्यांची मागची दहा भाषणे काढा आणि त्यात मुंबईकरांच्या विकासासाठी केलेले एक विधान दाखवा, मी तुम्हाला शंभर रुपये देईन. त्यांच्याकडे सांगण्यासारखे काहीच नाही, अशा शब्दांत फडणवीस यांनी उद्धव ठाकरेंवर निशाणा साधला. मुंबईची काय अवस्था तुम्ही करून ठेवली? वर्षानुवर्षे हाती सत्ता असूनही या मुंबईची काय अवस्था तुम्ही करून ठेवली? या मुंबईसोबत कोणीही स्पर्धा करू शकत नव्हते, पण यांनी शहराचा विकास केला नाही. त्यामुळे आयटीसारखे उद्योग इतर शहरात गेले. गेल्या 10 वर्षांत मोदींच्या नेतृत्वात आम्ही असे इन्फ्रास्ट्रक्चर उभे केले आहे की, आता मुंबईसोबत कोणीही स्पर्धा करू शकत नाही. आयटी, स्टार्टअप आता मुंबईत आले. पुढच्या काळात डेटा सेंटर क्रांती घडविणार आहे. आज भारतात जेवढी डेटा सेंटरची कपॅसिटी तयार झाली आहे, त्यापैकी 60 टक्के ही मुंबईत आहे, असे फडणवीस म्हणाले. 10 लाख लोकांना धारावीमध्येच घरे देणार धारावीचे काहीही होऊ शकत नाही म्हणत होते. पण आज जगातील सगळ्यात मोठा प्रकल्प म्हणून हा धारावीचा प्रकल्प सुरू झाला आहे. 19 लाख लोकांना इथे आम्ही घरे देत आहोत. आम्ही विचार केला की, धारावी ही केवळ वस्ती नाही, तर इथे अनेक छोटे उद्योग सुरू आहेत आणि म्हणून धारावीतील उद्योगांना धारावीमध्येच जागा दिली. सामान्य माणसाच्या जीवनात परिवर्तन घडवण्याचे काम आपण केले आहे, अशा शब्दांत फडणवीस यांनी प्रकल्पाचे समर्थन केले. प्रवीण दरेकरांच्या तिहेरी कामगिरीचे कौतुक भाजपचे विधान परिषदेतील गटनेते आमदार प्रवीण दरेकर यांनी बजावलेल्या तीन कामगिरींचे विशेष कौतुक मुख्यमंत्री देवेंद्र फडणवीस यांनी केले. मुख्यमंत्री म्हणाले, आमच्या प्रवीण दरेकरांच्या पाठपुराव्यानंतर आता अभ्युदय नगरमध्ये राहणारा माझा गिरणी कामगार, आमचा मराठी माणूस ज्याच्या कष्टावर ही मुंबई उभी राहिली, त्या माझ्या मुंबईकराला 550-600 स्वेअर फूट जागा देण्याचा निर्णय आम्ही केला. त्याचेही काम आता आम्ही करतो आहोत, असेही फडणवीस म्हणाले. आज संपूर्ण मुंबईत सामान्य माणसाच्या घराचा प्रश्न सोडविण्याकरिता दरेकरांच्या पुढाकाराने आपण स्वयंपुनर्विकासाची योजना आणली. आज 1600 प्रकल्प स्वयंपुनर्विकासात निघाले. हजारो लोकांना आपल्या स्वप्नातले मोठे घर मिळते आहे, असे सांगत मुख्यमंत्री म्हणाले, साधी बेस्टची निवडणूक होती, त्यात आमचा ब्रँड म्हणत त्यांनी ही बेस्ट पतपेढीची निवडणूक लढवली. मात्र, आमच्या शशांक राव आणि प्रवीण दरेकर आणि प्रसाद लाडांनी त्यांच्या ब्रँडचा बँड वाजविला. हिंदुहृदयसम्राट बाळासाहेब ठाकरे हे ब्रँड होते, तुम्ही ब्रँड नाही. नाव लावल्याने कोणी ब्रँड बनत नाही, अशी बोचरी टीकाही फडणवीस यांनी केली. भाजप हा कार्यकर्त्यांचा पक्ष आहे. त्यामुळे आमच्याकडे चहा विकणारा जागतिक ब्रँड बनू शकतो, आम्हाला कोणी ब्रँड सांगू नये, असेही मुख्यमंत्री म्हणाले. मुंबईचा रंग बदलण्याचा डाव हाणून पाडू ः अमित साटम मुंबईच्या विकासाबरोबरच इथल्या सुरक्षिततेवरही भाजप लक्ष केंद्रित करणार आहे. मुंबईचा रंग बदलण्याचा कोणताही प्रयत्न हाणून पाडला जाईल. जर, शिवसेना उबाठा गट सत्तेत आला, तर एखादा खान मुंबईचा महापौर होईल,पण आम्ही ते होऊ देणार नाही. तीस वर्षांत त्यांनी पालिकेत 3 लाख कोटींची लूट केली असल्याचा घणाघाती आरोप मुंबई भाजप अध्यक्ष अमित साटम यांनी यावेळी केला. अमित साटम यांनी शिवसेना ठाकरे गटाला लक्ष्य केले. मुंबईचा रंग बदलण्याचा कोणताही प्रयत्न हाणून पाडला जाईल. आज अनेक पाश्चिमात्य देशांतील अनेक आंतरराष्ट्रीय शहरांचे रंग बदलताना आपण पाहतोय. मुंबईतही असेच प्रयत्न सुरू आहेत. असे प्रयत्न आपण यशस्वी होऊ देणार नाही. गेल्या 11 वर्षांत राज्य आणि केंद्र सरकारच्या माध्यमातून मुंबईचा विकास झाला आहे, तोच विकास महापालिकेच्या माध्यमातूनही झाला पाहिजे. त्यासाठी आम्ही पारदर्शक व भ्रष्टाचारमुक्त प्रशासन देऊ. मुंबईकरांची सुरक्षितता सुनिश्चित करू आणि मुंबईची ओळख टिकवण्यासाठी तसेच ती संरक्षित करण्यासाठी प्रयत्न करू, असे साटम म्हणाले. वर्सोवा किंवा मालवणीमध्ये दिसलेल्या पॅटर्नमुळे शहर उद्ध्वस्त होऊ शकते. जर शिवसेना यूबीटी सत्तेत आली, तर एक खान या मुंबईचा महापौर होईल. पण आपण ते होऊ देणार नाही, असे साटम म्हणाले. 'Pudhari' is excited to announce the relaunch of its Android and iOS apps. Stay updated with the latest news at your fingertips. Android and iOS Download now and stay updated, anytime, anywhere. Pudhari Publications Private Limited</w:t>
       </w:r>
     </w:p>
     <w:p>
@@ -1345,7 +1345,7 @@
     </w:p>
     <w:p>
       <w:r>
-        <w:t>Title: प्रधानमंत्री मोदी के जन्मदिन पर महाराष्ट्र में एक लाख मोतियाबिंद के ऑपरेशन कराए जाएंगे: भाजपा</w:t>
+        <w:t>Title: पंतप्रधान मोदींच्या 75 व्या वाढदिवसानिमित्त राज्यात 'सेवा पंधरवडा'; आयटीआयचे विद्यार्थी 750 गावांमध्ये स्वच्छता अभियान राबवणार!</w:t>
       </w:r>
     </w:p>
     <w:p>
@@ -1357,13 +1357,13 @@
           <w:rPr>
             <w:color w:val="0000FF"/>
           </w:rPr>
-          <w:t>https://hindi.theprint.in/india/one-lakh-cataract-operations-will-be-conducted-in-maharashtra-on-pm-modis-birthday-bjp/869293/</w:t>
+          <w:t>https://www.etvbharat.com/mr/!state/sewa-pakhwada-in-the-maharashtra-on-the-occasion-of-prime-minister-narendra-modis-75th-birthday-iti-students-to-carry-out-cleanliness-drive-in-750-villages-maharashtra-news-mhs25091603490</w:t>
         </w:r>
       </w:hyperlink>
     </w:p>
     <w:p>
       <w:r>
-        <w:t>Content: मुंबई, 16 सितंबर (भाषा) प्रधानमंत्री नरेन्द्र मोदी के जन्मदिन के उपलक्ष्य में महाराष्ट्र भाजपा एक पखवाड़ा तक अभियान चलाकर एक लाख से अधिक मोतियाबिंद के ऑपरेशन कराएगी। भाजपा की राज्य इकाई के अध्यक्ष रवींद्र चव्हाण ने यह जानकारी दी। चव्हाण ने मुंबई में सवाददाताओं को बताया कि भारतीय जनता पार्टी (भाजपा) 17 सितंबर से दो अक्टूबर तक चलने वाले इस अभियान के दौरान कम से कम 10 लाख लोगों की नेत्रजांच कराएगी और जरूरतमंदों को चश्मे वितरित करेगी। प्रधानमंत्री मोदी 17 सितंबर को अपना 75वां जन्मदिन मनाएंगे। उन्होंने कहा, ‘‘हम एक लाख से अधिक मोतियाबिंद के ऑपरेशन कराने, 10 लाख लोगों की आंखों की जांच सुनिश्चित करने और जरूरतमंदों को चश्मे उपलब्ध कराने के लिए गैर सरकारी संगठनों, अन्य संगठनों और सामाजिक समूहों के साथ मिलकर कार्य करेंगे।’’ इस अभियान को भाजपा की सेवा पहल के रूप में पेश किया जा रहा है। चव्हाण ने कहा, ‘‘यह राज्य के लोगों से जुड़ने का एक प्रयास है।’’ चव्हाण ने बताया कि इस अभियान के दौरान रक्तदान शिविर भी आयोजित किए जाएंगे। उन्होंने कहा, ‘‘हमने इस पखवाड़े के दौरान लागू किए जाने वाले 17 कार्यक्रमों की रूपरेखा तैयार की है।’’ चव्हाण ने बताया कि मुख्यमंत्री देवेंद्र फडणवीस ने कार्यक्रमों के सफल आयोजन को सुनिश्चित करने के लिए राज्य के मंत्रियों और भाजपा नेताओं के साथ बैठकें की है। भाषा प्रीति पवनेश पवनेश यह खबर ‘भाषा’ न्यूज़ एजेंसी से ‘ऑटो-फीड’ द्वारा ली गई है. इसके कंटेंट के लिए दिप्रिंट जिम्मेदार नहीं है. प्रिंट का विश्वास, डिजिटल की रफ़्तार हमें संपर्क करें: feedback@theprint.in Copyright © 2025 Printline Media Pvt. Ltd. All rights reserved.</w:t>
+        <w:t>Content: महाराष्ट्र maharashtra ETV Bharat / state By ETV Bharat Marathi Team Published : September 16, 2025 at 4:17 PM IST मुंबई : पंतप्रधान नरेंद्र मोदी यांच्या 75 व्या वाढदिवसानिमित्त महाराष्ट्रात 17 सप्टेंबर ते 2 ऑक्टोबर या कालावधीत भाजपाच्या वतीनं 'सेवा पंधरवडा' उपक्रम राबवला जाणार आहे. या अंतर्गत राज्यभरात स्वच्छता अभियान, रक्तदान शिबिर, आरोग्य तपासणी, मोफत मोतीबिंदू शस्त्रक्रिया, नेत्र तपासणी, चष्मा वाटप, मोदी विकास मॅरेथॉन आणि क्रीडा स्पर्धा यांसारख्या विविध सामाजिक उपक्रमांचं आयोजन आलं आहे. याशिवाय, कौशल्य विकास विभागाच्या पुढाकारानं राज्यातील 419 शासकीय औद्योगिक प्रशिक्षण संस्थांमधील (आयटीआय) हजारो विद्यार्थी 750 गावांमध्ये स्वच्छता अभियान राबवणार आहेत. 1 लाखांहून अधिक मोफत मोतीबिंदू शस्त्रक्रिया होणार - रवींद्र चव्हाण आयटीआयच्या विद्यार्थ्यांचं स्वच्छता अभियान : कौशल्य विकास विभागाच्या पुढाकारानं राज्यातील 419 शासकीय आयटीआयमधील हजारो विद्यार्थी 750 गावांमध्ये स्वच्छता अभियान राबवणार आहेत. या अभियानाची सुरुवात 17 सप्टेंबर रोजी सकाळी 11 वाजता पनवेल तालुक्यातील गव्हाण ग्रामपंचायत कार्यालयासमोर होईल. यात मुख्यमंत्री देवेंद्र फडणवीस मार्गदर्शन करणार असून, कौशल्य विकास मंत्री मंगल प्रभात लोढा यांच्या हस्ते उद्घाटन होईल. हजारो तरुणांना प्रशिक्षण आणि रोजगार : या उपक्रमाविषयी माहिती देताना कौशल्य विकास मंत्री मंगल प्रभात लोढा म्हणाले, "स्वच्छ भारत अभियान हा विकसित भारताच्या संकल्पाचा महत्त्वाचा टप्पा आहे. पंतप्रधान मोदींच्या स्वच्छतेच्या निर्धाराला आणि मुख्यमंत्र्यांच्या मार्गदर्शनाला अनुसरून आम्ही हा उपक्रम राबवत आहोत. स्वच्छता आणि आरोग्याबाबत जनजागृतीची गरज आहे आणि या अभियानाद्वारे ती पूर्ण होईल. राज्यातील पहिली 'संत गाडगे बाबा स्वच्छ भारत अकादमी' स्थापन करून हजारो तरुणांना प्रशिक्षण आणि रोजगार उपलब्ध करून देण्यात आले आहे. स्वच्छता आणि कुशल मनुष्यबळाच्या माध्यमातून महाराष्ट्राचा कौशल्य विकास विभाग 'स्वच्छ भारत'च्या संकल्पनेला बळकटी देण्यासाठी कटिबद्ध आहे", असं लोढा यांनी नमूद केलं. हेही वाचा : For All Latest Updates TAGGED: दिल्लीतील ३०० शाळांसह मुंबईतील रेल्वे स्टेशनवर बॉम्ब ठेवल्याची धमकी; अज्ञाताचा पोलिसांकडून शोध सुरू नवरात्रीच्या आठव्या दिवशी घटाला अर्पण करा 'ही' माळ; काय आहे आजचा शुभ मुहूर्त?, वाचा पंचांग टीम इंडियाचं विजयी 'तिलक'; पाकिस्तानला सलग तिसऱ्यांदा धूळ चारत नवव्यांदा जिंकलं आशिया कप शिर्डीतील ओढ्यात दुचाकीवरून जाताना वाहून गेलेल्या दोघांचा मृत्यू; दोघांना वाचविण्यात प्रशासनाला यश कास पुष्प पठारावर पर्यटकांना मिळणार प्रदूषणमुक्त अन् पर्यावरणपूरक सफारीचा आनंद! रिकाम्या पोटी आल्याचा रस पिण्याचे आरोग्यदायी फायदे! Oppo F31 Pro plus 5G vs F31 Pro 5G : कोणता फोन आहे किफायतशीर? गुगल क्रोममध्ये जेमिनी अपग्रेड: AI सक्षम ब्राउझिंगचा नवीन अनुभव इंडिया एआय मिशन अंतर्गत देशभरात 500 हून अधिक डेटा लॅब्सची स्थापना - अश्विनी वैष्णव Copyright © 2025 Ushodaya Enterprises Pvt. Ltd., All Rights Reserved.</w:t>
       </w:r>
     </w:p>
     <w:p>
@@ -1376,7 +1376,7 @@
     </w:p>
     <w:p>
       <w:r>
-        <w:t>Title: पंतप्रधान मोदींच्या 75 व्या वाढदिवसानिमित्त राज्यात 'सेवा पंधरवडा'; आयटीआयचे विद्यार्थी 750 गावांमध्ये स्वच्छता अभियान राबवणार!</w:t>
+        <w:t>Title: Maharashtra's Mega Health Drive for PM Modi's Birthday</w:t>
       </w:r>
     </w:p>
     <w:p>
@@ -1388,13 +1388,13 @@
           <w:rPr>
             <w:color w:val="0000FF"/>
           </w:rPr>
-          <w:t>https://www.etvbharat.com/mr/!state/sewa-pakhwada-in-the-maharashtra-on-the-occasion-of-prime-minister-narendra-modis-75th-birthday-iti-students-to-carry-out-cleanliness-drive-in-750-villages-maharashtra-news-mhs25091603490</w:t>
+          <w:t>https://www.devdiscourse.com/article/health/3629547-maharashtras-mega-health-drive-for-pm-modis-birthday</w:t>
         </w:r>
       </w:hyperlink>
     </w:p>
     <w:p>
       <w:r>
-        <w:t>Content: महाराष्ट्र maharashtra ETV Bharat / state By ETV Bharat Marathi Team Published : September 16, 2025 at 4:17 PM IST मुंबई : पंतप्रधान नरेंद्र मोदी यांच्या 75 व्या वाढदिवसानिमित्त महाराष्ट्रात 17 सप्टेंबर ते 2 ऑक्टोबर या कालावधीत भाजपाच्या वतीनं 'सेवा पंधरवडा' उपक्रम राबवला जाणार आहे. या अंतर्गत राज्यभरात स्वच्छता अभियान, रक्तदान शिबिर, आरोग्य तपासणी, मोफत मोतीबिंदू शस्त्रक्रिया, नेत्र तपासणी, चष्मा वाटप, मोदी विकास मॅरेथॉन आणि क्रीडा स्पर्धा यांसारख्या विविध सामाजिक उपक्रमांचं आयोजन आलं आहे. याशिवाय, कौशल्य विकास विभागाच्या पुढाकारानं राज्यातील 419 शासकीय औद्योगिक प्रशिक्षण संस्थांमधील (आयटीआय) हजारो विद्यार्थी 750 गावांमध्ये स्वच्छता अभियान राबवणार आहेत. 1 लाखांहून अधिक मोफत मोतीबिंदू शस्त्रक्रिया होणार - रवींद्र चव्हाण आयटीआयच्या विद्यार्थ्यांचं स्वच्छता अभियान : कौशल्य विकास विभागाच्या पुढाकारानं राज्यातील 419 शासकीय आयटीआयमधील हजारो विद्यार्थी 750 गावांमध्ये स्वच्छता अभियान राबवणार आहेत. या अभियानाची सुरुवात 17 सप्टेंबर रोजी सकाळी 11 वाजता पनवेल तालुक्यातील गव्हाण ग्रामपंचायत कार्यालयासमोर होईल. यात मुख्यमंत्री देवेंद्र फडणवीस मार्गदर्शन करणार असून, कौशल्य विकास मंत्री मंगल प्रभात लोढा यांच्या हस्ते उद्घाटन होईल. हजारो तरुणांना प्रशिक्षण आणि रोजगार : या उपक्रमाविषयी माहिती देताना कौशल्य विकास मंत्री मंगल प्रभात लोढा म्हणाले, "स्वच्छ भारत अभियान हा विकसित भारताच्या संकल्पाचा महत्त्वाचा टप्पा आहे. पंतप्रधान मोदींच्या स्वच्छतेच्या निर्धाराला आणि मुख्यमंत्र्यांच्या मार्गदर्शनाला अनुसरून आम्ही हा उपक्रम राबवत आहोत. स्वच्छता आणि आरोग्याबाबत जनजागृतीची गरज आहे आणि या अभियानाद्वारे ती पूर्ण होईल. राज्यातील पहिली 'संत गाडगे बाबा स्वच्छ भारत अकादमी' स्थापन करून हजारो तरुणांना प्रशिक्षण आणि रोजगार उपलब्ध करून देण्यात आले आहे. स्वच्छता आणि कुशल मनुष्यबळाच्या माध्यमातून महाराष्ट्राचा कौशल्य विकास विभाग 'स्वच्छ भारत'च्या संकल्पनेला बळकटी देण्यासाठी कटिबद्ध आहे", असं लोढा यांनी नमूद केलं. हेही वाचा : For All Latest Updates TAGGED: शारदीय नवरात्रीत 'या' शुभ मुहूर्तावर करा घटस्थापना; जाणून घ्या शुभ मुहूर्त आणि पंचांग आशिया चषक टीम इंडियाचा विजयी चौकार; पाकिस्तानचा दुसऱ्यांदा उडवला धुव्वा जीएसटी दर कपात आजपासून लागू; तूप, पनीर, सुकामेवा, टीव्ही, एसी... तुमच्या घरातील कोणत्या वस्तू स्वस्त होणार? आजपासून रेल्वेमध्ये पिण्याचे पाणी मिळणार स्वस्त; जास्त शुल्क आकारल्यास कशी करायची तक्रार? सोमवारपासून जीएसटी दर कपात; तूप, पनीर, सुकामेवा, टीव्ही, एसी... ; वाचा काय होणार स्वस्त Oppo F31 Pro plus 5G vs F31 Pro 5G : कोणता फोन आहे किफायतशीर? गुगल क्रोममध्ये जेमिनी अपग्रेड: AI सक्षम ब्राउझिंगचा नवीन अनुभव इंडिया एआय मिशन अंतर्गत देशभरात 500 हून अधिक डेटा लॅब्सची स्थापना - अश्विनी वैष्णव कर्नाटक स्टाईल टोमॅटो चटणी; जेवणाची चव द्विगुणीत करण्यासाठी सर्वोत्तम Copyright © 2025 Ushodaya Enterprises Pvt. Ltd., All Rights Reserved.</w:t>
+        <w:t>Content: Maharashtra is gearing up for a massive public health initiative to mark Prime Minister Narendra Modi's 75th birthday. State BJP President Ravindra Chavan announced plans to perform over one lakh cataract surgeries during the fortnight-long drive. The campaign, commencing on September 17, aims to ensure eye examinations for at least 10 lakh people and distribute spectacles to those in need. This comprehensive healthcare effort is being organized in collaboration with various NGOs and social groups, portraying it as a community service project, Chavan stated. Additionally, the BJP intends to host blood donation camps and implement 17 other programs over the two-week period. Despite criticism from opposition parties regarding financial constraints, Chavan emphasized the administration's commitment to welfare measures, including providing basic necessities to citizens. (With inputs from agencies.) Email: info@devdiscourse.com Phone: +91-720-6444012, +91-7027739813, 14, 15 © Copyright 2025</w:t>
       </w:r>
     </w:p>
     <w:p>
@@ -1407,7 +1407,7 @@
     </w:p>
     <w:p>
       <w:r>
-        <w:t>Title: पुण्यात भाजपने गेम फिरवला, अजित पवारांना जोरदार धक्का; राष्ट्रवादीच्या ३४ नेत्यांनी कमळ हाती घेतलं</w:t>
+        <w:t>Title: One lakh cataract surgeries in Maharashtra to mark Modi's birthday: BJP</w:t>
       </w:r>
     </w:p>
     <w:p>
@@ -1419,13 +1419,13 @@
           <w:rPr>
             <w:color w:val="0000FF"/>
           </w:rPr>
-          <w:t>https://saamtv.esakal.com/maharashtra/local-elections-2025-34-leaders-of-rashtrawadi-congress-join-bjp-in-pune-ahead-of-elections-bdk97</w:t>
+          <w:t>https://www.easternmirrornagaland.com/one-lakh-cataract-surgeries-in-maharashtra-to-mark-modis-birthday-bjp</w:t>
         </w:r>
       </w:hyperlink>
     </w:p>
     <w:p>
       <w:r>
-        <w:t>Content: पुण्यातील राष्ट्रवादी काँग्रेसच्या दोन्ही गटांना मोठा धक्का बसला. एकूण ३४ जणांनी भाजपात प्रवेश करत पक्षाची ताकद वाढवली. माजी नगराध्यक्ष, नगरसेवक, उपनगराध्यक्ष यांसारखे महत्त्वाचे चेहरे सहभागी. आगामी स्थानिक स्वराज्य निवडणुकांमध्ये भाजप अधिक मजबूत होणार असल्याची चर्चा. गणेश कवडे, साम टिव्ही आगामी स्थानिक स्वराज्य संस्थांच्या निवडणुकांआधी राज्यात राजकीय वारे वेगाने वाहू लागले आहेत. प्रत्येक नेत्यानं मोर्चेबांधणीला सुरूवात केली आहे. नुकतेच जिल्हा परिषदांच्या अध्यक्षपदांचे आरक्षण जाहीर झाले आहे. याच दरम्यान पुण्यात भाजपची ताकद लक्षणीयरीत्या वाढली आहे. दोन्ही राष्ट्रवादी काँग्रेस गटाला भाजपने धक्का दिला असून, एकूण ३४ जणांनी भाजपात प्रवेश केला आहे. पुण्यात भाजप पक्षात जोरदार इनकमिंग सुरू आहे. स्थानिक स्वराज्य संस्थांच्या निवडणुकीआधी भाजपने राष्ट्रवादी काँग्रेसच्या दोन्ही गटांना धक्का दिला असून, यामुळे पुण्यात भाजपची ताकद वाढली आहे. मुंबईत पक्षप्रवेश सोहळा पार पडला असून, भाजप प्रदेशाध्यक्ष रविंद्र चव्हाण यांच्या नेतृत्वाखाली हा पक्षप्रवेश सोहळा पार पडल्याची माहिती आहे. मिळालेल्या माहितीनुसार, राजकीय आणि सहकार क्षेत्रातील बडे चेहरे भाजपच्या गळाला लागले आहेत. माजी नगराध्यक्ष, नगरसेवक, उपनगराध्यक्षांसह अनेकांनी भाजपासोबत जाण्याचा निर्णय घेतला. मावळच्या कृषी उत्पन्न बाजार समितीसह खरेदी विक्री संघातील संचालकांनी भाजपात प्रवेश केला आहे. पुणे जिल्हा परिषद, लोणावळा, तळेगाव दाभाडे नगरपरिषदेतील सभापतींनीही भाजपात पक्षप्रवेश केला आहे. देहू नगरपालिकेतील नगरसेवकांनीही भाजपचं कमळ हाती घेतलं आहे. यासह पुणे जिल्ह्याचे राष्ट्रवादीचे अध्यक्ष आणि उपाध्यक्षही भाजपात प्रवेश करणार आहेत. यामुळे आगामी स्थानिक स्वराज्य संस्थांच्या निवडणुकांच्या पार्श्वभूमीवर भाजपाची ताकद वाढली असल्याची चर्चा आहे. मावळमध्ये भाजप - अजित पवार गटात रस्सीखेच तर, आगामी निवडणुकांच्या पार्श्वभूमीवर मावळमध्ये भाजप आणि राष्ट्रवादीमध्ये रस्सीखेच सुरू आहे. मावळमध्ये अजित पवार गटाच्या राष्ट्रवादीला भाजपनं जोरदार धक्का दिला आहे. अजित पवार गटाचे आमदार सुनिल शेळकेंची साथ सोडून बडे नेते भाजपमध्ये दाखल झाले आहेत. शेळकेंचे पदाधिकारी माजी आमदार बाळा भेगडेंच्या गळाला लागले आहेत. सकाळ+चे सदस्य व्हा शॉपिंगसाठी 'सकाळ प्राईम डील्स'च्या भन्नाट ऑफर्स पाहण्यासाठी क्लिक करा. Read Marathi news and watch Live TV. Breaking news from Maharashtra, India, Pune, Mumbai, Politics, Entertainment, Sports, Lifestyle at SaamTV. Get Live Marathi news on Mobile. Download the Saam Tv app for Android and IOS. Follow Us Copyright © 2025 Sakal Media Group – All Rights Reserved Powered by Quintype</w:t>
+        <w:t>Content: More than one lakh cataract surgeries will be performed in Maharashtra during a fortnight-long drive to mark Prime Minister Narendra Modi’s birthday Share MUMBAI — More than one lakh cataract surgeries will be performed in Maharashtra during a fortnight-long drive to mark Prime Minister Narendra Modi’s birthday, state BJP president Ravindra Chavan said on Tuesday. The party will also arrange eye check-up of at least 10 lakh people and distribute spectacles to the needy during the drive, to be held from September 17 to October 2, Chavan told reporters in Mumbai. Modi will be celebrating his 75th birthday on September 17. Also read: On 75th birthday, PM Modi to lay foundation stone of 'PM Mitra' park in MP After 2-day tour of three NE states, PM Modi to visit Arunachal, Tripura on Sep 22 “We will bring together NGOs, other organisations and social groups to perform more than one lakh cataract operations, ensure eye check-ups for 10 lakh people and provide spectacles to the needy, Chavan said. The drive is being projected as a service initiative by the BJP. “This is an attempt to connect with people in the state,” Chavan said. Blood donation camps will also be organised during the drive, Chavan said. “We have chalked out 17 programmes to be implemented during this fortnight,” he added. Chief Minister Devendra Fadnavis has held meetings with state ministers and BJP leaders to ensure the successful organisation of events, he said. On criticism by opposition parties over the state’s financial condition, Chavan said, “Instead of what the opposition is saying, it is necessary for the state to do what is good and required for common people. We are determined to provide ‘roti, kapda and makaan’ to people and will continue to work on our chosen path.”</w:t>
       </w:r>
     </w:p>
     <w:p>
@@ -1438,7 +1438,7 @@
     </w:p>
     <w:p>
       <w:r>
-        <w:t>Title: One lakh cataract surgeries in Maharashtra to mark Modi's birthday: BJP</w:t>
+        <w:t>Title: Narendra Modi turns 75 today: From drone shows to blood donation camps – BJP's grand celebration plans for PM's birthday</w:t>
       </w:r>
     </w:p>
     <w:p>
@@ -1446,37 +1446,6 @@
         <w:t xml:space="preserve">URL: </w:t>
       </w:r>
       <w:hyperlink r:id="rId55">
-        <w:r>
-          <w:rPr>
-            <w:color w:val="0000FF"/>
-          </w:rPr>
-          <w:t>https://www.moneycontrol.com/news/india/one-lakh-cataract-surgeries-in-maharashtra-to-mark-modi-s-birthday-bjp-13550545.html</w:t>
-        </w:r>
-      </w:hyperlink>
-    </w:p>
-    <w:p>
-      <w:r>
-        <w:t>Content: My Account Follow us on: Powered By See the top gainers, losers, invest and get updated what's happening in the crypto market Invest Now Powered By This functionality will provide users with ease of access navigation and enable create a new revenue line by generating leads of potential customers for brokers in a more integrated manner. Invest Now Mumbai, Sep 16 More than one lakh cataract surgeries will be performed in Maharashtra during a fortnight-long drive to mark Prime Minister Narendra Modi’s birthday, state BJP president Ravindra Chavan said on Tuesday. The party will also arrange eye check-up of at least 10 lakh people and distribute spectacles to the needy during the drive, to be held from September 17 to October 2, Chavan told reporters in Mumbai. Modi will be celebrating his 75th birthday on September 17. “We will bring together NGOs, other organisations and social groups to perform more than one lakh cataract operations, ensure eye check-ups for 10 lakh people and provide spectacles to the needy, Chavan said. The drive is being projected as a service initiative by the BJP. “This is an attempt to connect with people in the state,” Chavan said. Blood donation camps will also be organised during the drive, Chavan said. “We have chalked out 17 programmes to be implemented during this fortnight,” he added. Chief Minister Devendra Fadnavis has held meetings with state ministers and BJP leaders to ensure the successful organisation of events, he said. On criticism by opposition parties over the state’s financial condition, Chavan said, “Instead of what the opposition is saying, it is necessary for the state to do what is good and required for common people. We are determined to provide ‘roti, kapda and makaan’ to people and will continue to work on our chosen path.” Discover the latest Business News, Sensex, and Nifty updates. Obtain Personal Finance insights, tax queries, and expert opinions on Moneycontrol or download the Moneycontrol App to stay updated! Find the best of Al News in one place, specially curated for you every weekend. Stay on top of the latest tech trends and biggest startup news. PM Modi Speech Live Ind vs Pak Live Score H1B Visa News Maruti Suzuki Victoris Review H1B Visa Fee Tejashwi Yadav KTR Mithun Manhas Zubeen Garg Asia Cup 2025 Schedule Business Markets Stocks India News City News Economy Mutual Funds Personal Finance IPO News Startups Home Currencies Commodities Pre-Market IPO Global Market Bonds Home Loans up to 50 Lakhs Credit Cards Lifetime Free Finance TrackerNew Fixed Deposits Fixed Deposit Comparison Fixed Income Home MC 30 Top Ranked Funds ETFs Mutual Fund Screener Income Tax Calculator EMI Calculator Retirement Planning Gratuity Calculator Petrol Price in India Diesel Price in India IFSC Code Stock Markets News18 Firstpost CNBC TV18 News18 Hindi Cricketnext Overdrive About Us Contact Us Advisory Alert Advertise with Us SupportDisclaimer Privacy Policy Cookie Policy Terms &amp; Conditions Financial Terms (Glossary) Sitemap Investors Copyright © Network18 Media &amp; Investments Limited. All rights reserved. Reproduction of news articles, photos, videos or any other content in whole or in part in any form or medium without express written permission of moneycontrol.com is prohibited. You are already a Moneycontrol Pro user.</w:t>
-      </w:r>
-    </w:p>
-    <w:p>
-      <w:pPr>
-        <w:pStyle w:val="Heading3"/>
-      </w:pPr>
-      <w:r>
-        <w:t>Article 48</w:t>
-      </w:r>
-    </w:p>
-    <w:p>
-      <w:r>
-        <w:t>Title: Narendra Modi turns 75 today: From drone shows to blood donation camps – BJP's grand celebration plans for PM's birthday</w:t>
-      </w:r>
-    </w:p>
-    <w:p>
-      <w:r>
-        <w:t xml:space="preserve">URL: </w:t>
-      </w:r>
-      <w:hyperlink r:id="rId56">
         <w:r>
           <w:rPr>
             <w:color w:val="0000FF"/>
@@ -1495,7 +1464,7 @@
         <w:pStyle w:val="Heading3"/>
       </w:pPr>
       <w:r>
-        <w:t>Article 49</w:t>
+        <w:t>Article 48</w:t>
       </w:r>
     </w:p>
     <w:p>
@@ -1507,7 +1476,7 @@
       <w:r>
         <w:t xml:space="preserve">URL: </w:t>
       </w:r>
-      <w:hyperlink r:id="rId57">
+      <w:hyperlink r:id="rId56">
         <w:r>
           <w:rPr>
             <w:color w:val="0000FF"/>
@@ -1518,7 +1487,7 @@
     </w:p>
     <w:p>
       <w:r>
-        <w:t>Content: महाराष्ट्र maharashtra ETV Bharat / state By ETV Bharat Marathi Team Published : September 15, 2025 at 9:13 PM IST मुंबई : देशातील सर्वात श्रीमंत महापालिका म्हणून ओळखल्या जाणाऱ्या मुंबई महापालिकेवर सत्तास्थापनेसाठी गेली अनेक वर्षं शिवसेना (आता उबाठा गट) आणि भाजपात चुरस आहे. यंदा, शिवसेनेच्या दसरा मेळाव्याआधीच भाजपानं विजय संकल्प मेळावा आयोजित करून रणशिंग फुंकलं आहे. उद्या, 16 सप्टेंबर रोजी सायंकाळी 6 वाजता वरळीतील एनएससीआय डोममध्ये भाजपा भव्य शक्तिप्रदर्शन करीत मुंबई पालिकेच्या प्रचाराचा नारळ फोडणार आहे. मेळाव्याची जय्यत तयारी : "चला मुंबईत परिवर्तन घडवूया!" अशी टॅगलाईन देत, भाजपानं विजय संकल्प मेळाव्याची जय्यत तयारी सुरू केली आहे. मुख्यमंत्री देवेंद्र फडणवीस यांच्या प्रमुख उपस्थितीत होणाऱ्या या मेळाव्यात केंद्रीय मंत्री पीयूष गोयल, राष्ट्रीय सहसंघटन मंत्री शिवप्रकाश, राष्ट्रीय महासचिव विनोद तावडे, महाराष्ट्र प्रदेशाध्यक्ष रवींद्र चव्हाण, तसंच मुंबई भाजपाचे अध्यक्ष अमित साटम हे प्रमुख नेते मार्गदर्शन करणार आहेत. मुंबईतील पायाभूत सुविधा, सुरक्षा, स्वच्छता आणि शहरी व्यवस्थापन या प्रश्नांवर लक्ष केंद्रित करत, "मुंबईची सुरक्षा, मुंबईचा विकास – हेच एक मिशन" या त्रिसूत्रीचा उद्घोष या मेळाव्यातून करण्यात येणार आहे. पंतप्रधान नरेंद्र मोदींच्या 'विकासवाद' आणि मुख्यंमंत्री फडणवीस यांच्या 'कार्यक्षम नेतृत्वा'वर भर देत भाजपा मुंबईकरांचा विश्वास मिळवण्याचा प्रयत्न करणार आहे. 25 वर्षांच्या भ्रष्ट कारभारापासून मुंबईकरांना मुक्ती देणार : दरम्यान, मुंबईकरांना गेल्या 25 हून अधिक वर्षांच्या भ्रष्ट कारभारापासून मुक्ती देण्याकरता मुंबईत परिवर्तन घडविण्यासाठी हा मेळावा असल्याचं भाजपाचे मुंबई अध्यक्ष अमित साटम यांनी म्हटलं आहे. ते म्हणाले, "हा मेळावा केवळ निवडणूक प्रचाराचा प्रारंभ नसून, मुंबईकरांना एकजुटीनं परिवर्तनासाठी पुढं आणण्यासाठी आहे. मुंबईला अधिक सुरक्षित, सुंदर आणि समृद्ध बनवण्यासाठी आम्ही कटिबद्ध आहोत. या मेळाव्यातून आम्ही मुंबईकरांच्या अपेक्षा आणि आकांक्षा जाणून घेऊन त्या पूर्ण करण्यासाठी ठोस पावले उचलू. मुंबईकरांना गेल्या 25हून अधिक वर्षांच्या भ्रष्ट कारभारापासून मुक्ती देण्याकरता, मुंबईत परिवर्तन घडविण्यासाठी हा ‘विजय संकल्प मेळावा महत्त्वाचा ठरेल", अशी प्रतिक्रिया अमित साटम यांनी दिली. मुंबईकर उद्धव ठाकरेंच्या पाठीशी - किशोरी पेडणेकर : याविषयी शिवसेना (उबाठा) उपनेत्या, माजी महापौर किशोरी पेडणेकर म्हणाल्या, "मुंबई महापालिकेवर भाजपाचा डोळा अनेक वर्षांपासून आहे. पण, सर्वसामान्य मुंबईकर उद्धव ठाकरे यांच्या पाठीशी खंबीरपणे उभे असल्यानं त्यांचा हेतू साध्य झालेला नाही. त्यांनी पक्ष फोडला, आमदार-खासदार फोडले, तरी आमचा पाया डळमळीत झालेला नाही. आजही मुंबईत ग्राऊंडवर आमची ताकद सर्वात मोठी असून, त्या जोरावर आम्ही पालिकेवर पुन्हा भगवा फडकवू", अशी प्रतिक्रिया किशोरी पेडणेकर यांनी दिली. हेही वाचा: For All Latest Updates TAGGED: शारदीय नवरात्रीत 'या' शुभ मुहूर्तावर करा घटस्थापना; जाणून घ्या शुभ मुहूर्त आणि पंचांग आशिया चषक टीम इंडियाचा विजयी चौकार; पाकिस्तानचा दुसऱ्यांदा उडवला धुव्वा जीएसटी दर कपात आजपासून लागू; तूप, पनीर, सुकामेवा, टीव्ही, एसी... तुमच्या घरातील कोणत्या वस्तू स्वस्त होणार? आजपासून रेल्वेमध्ये पिण्याचे पाणी मिळणार स्वस्त; जास्त शुल्क आकारल्यास कशी करायची तक्रार? सोमवारपासून जीएसटी दर कपात; तूप, पनीर, सुकामेवा, टीव्ही, एसी... ; वाचा काय होणार स्वस्त Oppo F31 Pro plus 5G vs F31 Pro 5G : कोणता फोन आहे किफायतशीर? गुगल क्रोममध्ये जेमिनी अपग्रेड: AI सक्षम ब्राउझिंगचा नवीन अनुभव इंडिया एआय मिशन अंतर्गत देशभरात 500 हून अधिक डेटा लॅब्सची स्थापना - अश्विनी वैष्णव कर्नाटक स्टाईल टोमॅटो चटणी; जेवणाची चव द्विगुणीत करण्यासाठी सर्वोत्तम Copyright © 2025 Ushodaya Enterprises Pvt. Ltd., All Rights Reserved.</w:t>
+        <w:t>Content: महाराष्ट्र maharashtra ETV Bharat / state By ETV Bharat Marathi Team Published : September 15, 2025 at 9:13 PM IST मुंबई : देशातील सर्वात श्रीमंत महापालिका म्हणून ओळखल्या जाणाऱ्या मुंबई महापालिकेवर सत्तास्थापनेसाठी गेली अनेक वर्षं शिवसेना (आता उबाठा गट) आणि भाजपात चुरस आहे. यंदा, शिवसेनेच्या दसरा मेळाव्याआधीच भाजपानं विजय संकल्प मेळावा आयोजित करून रणशिंग फुंकलं आहे. उद्या, 16 सप्टेंबर रोजी सायंकाळी 6 वाजता वरळीतील एनएससीआय डोममध्ये भाजपा भव्य शक्तिप्रदर्शन करीत मुंबई पालिकेच्या प्रचाराचा नारळ फोडणार आहे. मेळाव्याची जय्यत तयारी : "चला मुंबईत परिवर्तन घडवूया!" अशी टॅगलाईन देत, भाजपानं विजय संकल्प मेळाव्याची जय्यत तयारी सुरू केली आहे. मुख्यमंत्री देवेंद्र फडणवीस यांच्या प्रमुख उपस्थितीत होणाऱ्या या मेळाव्यात केंद्रीय मंत्री पीयूष गोयल, राष्ट्रीय सहसंघटन मंत्री शिवप्रकाश, राष्ट्रीय महासचिव विनोद तावडे, महाराष्ट्र प्रदेशाध्यक्ष रवींद्र चव्हाण, तसंच मुंबई भाजपाचे अध्यक्ष अमित साटम हे प्रमुख नेते मार्गदर्शन करणार आहेत. मुंबईतील पायाभूत सुविधा, सुरक्षा, स्वच्छता आणि शहरी व्यवस्थापन या प्रश्नांवर लक्ष केंद्रित करत, "मुंबईची सुरक्षा, मुंबईचा विकास – हेच एक मिशन" या त्रिसूत्रीचा उद्घोष या मेळाव्यातून करण्यात येणार आहे. पंतप्रधान नरेंद्र मोदींच्या 'विकासवाद' आणि मुख्यंमंत्री फडणवीस यांच्या 'कार्यक्षम नेतृत्वा'वर भर देत भाजपा मुंबईकरांचा विश्वास मिळवण्याचा प्रयत्न करणार आहे. 25 वर्षांच्या भ्रष्ट कारभारापासून मुंबईकरांना मुक्ती देणार : दरम्यान, मुंबईकरांना गेल्या 25 हून अधिक वर्षांच्या भ्रष्ट कारभारापासून मुक्ती देण्याकरता मुंबईत परिवर्तन घडविण्यासाठी हा मेळावा असल्याचं भाजपाचे मुंबई अध्यक्ष अमित साटम यांनी म्हटलं आहे. ते म्हणाले, "हा मेळावा केवळ निवडणूक प्रचाराचा प्रारंभ नसून, मुंबईकरांना एकजुटीनं परिवर्तनासाठी पुढं आणण्यासाठी आहे. मुंबईला अधिक सुरक्षित, सुंदर आणि समृद्ध बनवण्यासाठी आम्ही कटिबद्ध आहोत. या मेळाव्यातून आम्ही मुंबईकरांच्या अपेक्षा आणि आकांक्षा जाणून घेऊन त्या पूर्ण करण्यासाठी ठोस पावले उचलू. मुंबईकरांना गेल्या 25हून अधिक वर्षांच्या भ्रष्ट कारभारापासून मुक्ती देण्याकरता, मुंबईत परिवर्तन घडविण्यासाठी हा ‘विजय संकल्प मेळावा महत्त्वाचा ठरेल", अशी प्रतिक्रिया अमित साटम यांनी दिली. मुंबईकर उद्धव ठाकरेंच्या पाठीशी - किशोरी पेडणेकर : याविषयी शिवसेना (उबाठा) उपनेत्या, माजी महापौर किशोरी पेडणेकर म्हणाल्या, "मुंबई महापालिकेवर भाजपाचा डोळा अनेक वर्षांपासून आहे. पण, सर्वसामान्य मुंबईकर उद्धव ठाकरे यांच्या पाठीशी खंबीरपणे उभे असल्यानं त्यांचा हेतू साध्य झालेला नाही. त्यांनी पक्ष फोडला, आमदार-खासदार फोडले, तरी आमचा पाया डळमळीत झालेला नाही. आजही मुंबईत ग्राऊंडवर आमची ताकद सर्वात मोठी असून, त्या जोरावर आम्ही पालिकेवर पुन्हा भगवा फडकवू", अशी प्रतिक्रिया किशोरी पेडणेकर यांनी दिली. हेही वाचा: For All Latest Updates TAGGED: दिल्लीतील ३०० शाळांसह मुंबईतील रेल्वे स्टेशनवर बॉम्ब ठेवल्याची धमकी; अज्ञाताचा पोलिसांकडून शोध सुरू नवरात्रीच्या आठव्या दिवशी घटाला अर्पण करा 'ही' माळ; काय आहे आजचा शुभ मुहूर्त?, वाचा पंचांग टीम इंडियाचं विजयी 'तिलक'; पाकिस्तानला सलग तिसऱ्यांदा धूळ चारत नवव्यांदा जिंकलं आशिया कप शिर्डीतील ओढ्यात दुचाकीवरून जाताना वाहून गेलेल्या दोघांचा मृत्यू; दोघांना वाचविण्यात प्रशासनाला यश कास पुष्प पठारावर पर्यटकांना मिळणार प्रदूषणमुक्त अन् पर्यावरणपूरक सफारीचा आनंद! रिकाम्या पोटी आल्याचा रस पिण्याचे आरोग्यदायी फायदे! Oppo F31 Pro plus 5G vs F31 Pro 5G : कोणता फोन आहे किफायतशीर? गुगल क्रोममध्ये जेमिनी अपग्रेड: AI सक्षम ब्राउझिंगचा नवीन अनुभव इंडिया एआय मिशन अंतर्गत देशभरात 500 हून अधिक डेटा लॅब्सची स्थापना - अश्विनी वैष्णव Copyright © 2025 Ushodaya Enterprises Pvt. Ltd., All Rights Reserved.</w:t>
       </w:r>
     </w:p>
     <w:sectPr>

--- a/Output/Ravindra Chavan/extracted_links_Ravindra Chavan_News_Content.docx
+++ b/Output/Ravindra Chavan/extracted_links_Ravindra Chavan_News_Content.docx
@@ -12,7 +12,7 @@
     </w:p>
     <w:p>
       <w:r>
-        <w:t>Title: One lakh cataract surgeries in Maharashtra to mark Modi's birthday BJP</w:t>
+        <w:t>Title: Share Options</w:t>
       </w:r>
     </w:p>
     <w:p>
@@ -24,13 +24,13 @@
           <w:rPr>
             <w:color w:val="0000FF"/>
           </w:rPr>
-          <w:t>https://www.theweek.in/wire-updates/national/2025/09/16/bom10-mh-bjp-modi-drive.html</w:t>
+          <w:t>https://www.indianwitness.com/news/national/bjp-launches-one-lakh-cataract-surgeries-to-mark-pm-mod</w:t>
         </w:r>
       </w:hyperlink>
     </w:p>
     <w:p>
       <w:r>
-        <w:t>Content: Mumbai, Sep 16 (PTI) More than one lakh cataract surgeries will be performed in Maharashtra during a fortnight-long drive to mark Prime Minister Narendra Modi’s birthday, state BJP president Ravindra Chavan said on Tuesday.The party will also arrange eye check-up of at least 10 lakh people and distribute spectacles to the needy during the drive, to be held from September 17 to October 2, Chavan told reporters in Mumbai.Modi will be celebrating his 75th birthday on September 17.“We will bring together NGOs, other organisations and social groups to perform more than one lakh cataract operations, ensure eye check-ups for 10 lakh people and provide spectacles to the needy, Chavan said.The drive is being projected as a service initiative by the BJP. “This is an attempt to connect with people in the state,” Chavan said.Blood donation camps will also be organised during the drive, Chavan said. “We have chalked out 17 programmes to be implemented during this fortnight,” he added.Chief Minister Devendra Fadnavis has held meetings with state ministers and BJP leaders to ensure the successful organisation of events, he said.On criticism by opposition parties over the state’s financial condition, Chavan said, “Instead of what the opposition is saying, it is necessary for the state to do what is good and required for common people. We are determined to provide ‘roti, kapda and makaan’ to people and will continue to work on our chosen path.” (This story has not been edited by THE WEEK and is auto-generated from PTI) West Bengal SSC teacher recruitment exam: Details of answer key, result announcement date and interview panel here Asia Cup: Will Pakistan boycott their fixture against United Arab Emirates? EXPLAINED 'Kantara: Chapter 1' to release in Spanish and English ITR Filing 2025: What happens if you miss the final deadline? Beware of Nano Banana AI saree trend! 'Creepy' AI edits on Google Gemini scares users; how to protect your privacy? Copyright © 2024 All rights reserved</w:t>
+        <w:t>Content: Copy link In a grand gesture to mark Prime Minister Narendra Modi’s 75th birthday on September 17, the Bharatiya Janata Party (BJP) in Maharashtra has launched an ambitious fortnight-long initiative to perform over one lakh cataract surgeries across the state, announced state BJP president Ravindra Chavan during a press conference in Mumbai on Tuesday. Running from September 17 to October 2, the campaign also aims to conduct eye check-ups for at least 10 lakh people and distribute spectacles to those in need, showcasing the party’s commitment to public welfare. Chavan revealed that the initiative will involve collaboration with NGOs, social organizations, and other groups to ensure its success. “This is not just a health drive but a way to connect with the people of Maharashtra,” he said, emphasizing the BJP’s focus on service-driven governance. In addition to cataract surgeries and eye check-ups, the campaign will include blood donation camps and a series of 17 programs designed to engage communities across the state. Chief Minister Devendra Fadnavis has personally overseen preparations, holding meetings with state ministers and BJP leaders to ensure seamless execution. Addressing criticism from opposition parties about Maharashtra’s financial challenges, Chavan dismissed their concerns, stating, “We are focused on delivering what the people need—roti, kapda, aur makaan. Our path is clear, and we will continue to work for the common good.” He highlighted the campaign as a reflection of the BJP’s dedication to improving lives, regardless of political noise. Also Read: Thackeray Accuses BJP Of Hypocrisy On Pakistan Cricket Match This large-scale health initiative is expected to benefit thousands of underprivileged individuals, particularly in rural and underserved areas, by providing critical eye care services. The BJP’s efforts underscore its strategy to blend governance with social outreach, leveraging Modi’s milestone birthday to drive tangible impact in Maharashtra. Also Read: Scindia Returns to Gwalior Amid BJP Internal Power Struggle Get our daily ePaper delivered in your inbox Subscribe Get our daily ePaper delivered in your inbox Subscribe Copy link</w:t>
       </w:r>
     </w:p>
     <w:p>
@@ -43,7 +43,7 @@
     </w:p>
     <w:p>
       <w:r>
-        <w:t>Title: Ravindra Chavan Files Nomination for Maharashtra BJP President #Gallery</w:t>
+        <w:t>Title: One lakh cataract surgeries in Maharashtra to mark Modi's birthday BJP</w:t>
       </w:r>
     </w:p>
     <w:p>
@@ -55,13 +55,13 @@
           <w:rPr>
             <w:color w:val="0000FF"/>
           </w:rPr>
-          <w:t>https://www.socialnews.xyz/?p=6725428</w:t>
+          <w:t>https://www.theweek.in/wire-updates/national/2025/09/16/bom10-mh-bjp-modi-drive.amp.html</w:t>
         </w:r>
       </w:hyperlink>
     </w:p>
     <w:p>
       <w:r>
-        <w:t>Content: Home » Gallery » Politics » Ravindra Chavan Files Nomination for Maharashtra BJP President #Gallery Posted By: Social News XYZ June 30, 2025 An Indo-American News website. It covers Gossips, Politics, Movies, Technolgy, and Sports News and Photo Galleries and Live Coverage of Events via Youtube. The website is established in 2015 and is owned by AGK FIRE INC. Copyright 2025 | AGK FIRE INC| Terms of Service / Privacy Policy | Contact Us</w:t>
+        <w:t>Content: Mumbai, Sep 16 (PTI) More than one lakh cataract surgeries will be performed in Maharashtra during a fortnight-long drive to mark Prime Minister Narendra Modi’s birthday, state BJP president Ravindra Chavan said on Tuesday.The party will also arrange eye check-up of at least 10 lakh people and distribute spectacles to the needy during the drive, to be held from September 17 to October 2, Chavan told reporters in Mumbai.Modi will be celebrating his 75th birthday on September 17.“We will bring together NGOs, other organisations and social groups to perform more than one lakh cataract operations, ensure eye check-ups for 10 lakh people and provide spectacles to the needy, Chavan said.The drive is being projected as a service initiative by the BJP. “This is an attempt to connect with people in the state,” Chavan said.Blood donation camps will also be organised during the drive, Chavan said. “We have chalked out 17 programmes to be implemented during this fortnight,” he added.Chief Minister Devendra Fadnavis has held meetings with state ministers and BJP leaders to ensure the successful organisation of events, he said.On criticism by opposition parties over the state’s financial condition, Chavan said, “Instead of what the opposition is saying, it is necessary for the state to do what is good and required for common people. We are determined to provide ‘roti, kapda and makaan’ to people and will continue to work on our chosen path.” (This story has not been edited by THE WEEK and is auto-generated from PTI) Copyright © 2024 All rights reserved</w:t>
       </w:r>
     </w:p>
     <w:p>
@@ -105,7 +105,7 @@
     </w:p>
     <w:p>
       <w:r>
-        <w:t>Title: कुणी पक्ष बदलले, कोणी नेते बदलले, अरे गद्दारांनो आमच्या सावलीला उभे राहण्याची… भाजप प्रदेशाध्यक्ष रवींद्र चव्हाण यांच्या वाढदिवसाच्या रील चा वार कुणावर?..</w:t>
+        <w:t>Title: BMC Election: Mumbai BJP Launches Platform For Citizens To Register Their Issues &amp; Demands</w:t>
       </w:r>
     </w:p>
     <w:p>
@@ -117,13 +117,13 @@
           <w:rPr>
             <w:color w:val="0000FF"/>
           </w:rPr>
-          <w:t>https://www.loksatta.com/thane/birthday-of-dombivli-mla-ravindra-chavan-phm-00-5386678/</w:t>
+          <w:t>https://www.freepressjournal.in/mumbai/bmc-election-mumbai-bjp-launches-platform-for-citizens-to-register-their-issues-demands</w:t>
         </w:r>
       </w:hyperlink>
     </w:p>
     <w:p>
       <w:r>
-        <w:t>Content: लोकसत्ता, ठाणे : भारतीय जनता पक्षाचे प्रदेशाध्यक्ष आणि डोंबिवलीचे आमदार रविंद्र चव्हाण यांचा वाढदिवस मध्यरात्रीपासूनच ठाणे जिल्ह्यात दणक्यात साजरा होताना दिसत आहे. ठाणे, शीळ-कल्याण रस्ता, डोंबिवली, कल्याण या शहरात तर चव्हाण यांना शुभेच्छा देणारे फलक जागोजागी दिसून येत आहेत. यानिमीत्ताने भाजपचे स्थानिक नेते शक्तीप्रदर्शन करताना दिसत आहेत. याच दरम्यान चव्हाण यांच्या सोशल मिडीया अकाउंटवरुन दिला जाणारा संदेश सध्या चर्चेत आला आहे. ‘कुणी पक्ष बदलले, कुणी नेते बदलले, चमत्कार झाला नाही म्हणून कुणी देव बदलले. गद्दारांनो आमच्या सावलीच्या जवळ उभे रहाण्याची अैाकाद आपली नाही’ अशा स्वरुपाच्या या संदेशामुळे सध्या कल्याण डोंबिवलीच नव्हे तर संपूर्ण ठाणे जिल्ह्यात वेगवेगळ्या चर्चांना उत आला आहे. उपमुख्यमंत्री एकनाथ शिंदे आणि रविंद्र चव्हाण यांच्यातील सलगीचे राजकारण सुरुवातीपासून ठाणे जिल्ह्यात आणि विशेषत: डोंबिवली परिसरात नेहमीच चर्चेत राहीले. कल्याण डोंबिवली महापालिकेची निवडणुक असो अथवा विधानसभा-लोकसभेचा रणसंग्राम चव्हाण आणि शिंदे ही जोडगोळी नेहमीच चर्चेत राहीली. गेल्या काही वर्षांपासून मात्र हे चित्र बदलले. २०१४ मध्ये कल्याण लोकसभा मतदारसंघातून शिंदे यांचे पुत्र डाॅ.श्रीकांत निवडून आले आणि त्यानंतर झालेली पहिलीच महापालिका निवडणुक शिवसेना आणि भाजपने एकमेकांविरोधात लढवली. ही निवडणुक हे दोन पक्ष इतक्या निकराने लढले की स्थानिक पातळीवर दोन्ही पक्षात त्याचे पडसाद अजूनही उमटताना दिसतात. राज्यात महाविकास आघाडीचे सरकार आल्यानंतर शिंदे यांच्याकडे नगरविकास विभाग होता. या काळात डोंबिवलीत चव्हाण यांची कोंडी करण्याचे प्रयत्न सतत झाले असेही म्हणतात. कोवीड काळात तर चव्हाण कमालिचे अस्वस्थ होते. राज्यात महायुतीचे सरकार आले आणि मुख्यमंत्री पद एकनाथ शिंदे यांच्याकडे आले. हा बदल डाॅ.श्रीकांत यांच्या पथ्यावर पडला. अजूनही डाॅ.श्रीकांत म्हणतील तीच पुर्व दिशा असा कारभार कल्याण डोंबिवली महापालिका हद्दीत आहे. कल्याण पुर्व विधानसभा मतदारसंघात भाजप आणि शिंदेसेनेतील संघर्ष लपून राहीलेला नाही. डोंबिवलीत उद्धव ठाकरे यांच्या शिवसेनेला उमेदवार सापडत नसताना ऐनवेळी दिपेश म्हात्रे यांनी खासदार शिंदे यांची साथ कशी सोडली याची उलटसुलट चर्चा आहे. या पार्श्वभूमीवर रविंद्र चव्हाण यांच्या फेसबुक तसेच इन्टाग्राम अकाउंटवर दिवसभर सुरु असलेली पोस्ट जोरदार चर्चेत आहे. काय आहे हे रीलमधील संदेश.. रविंद्र चव्हाण यांना वाढदिवसाच्या शुभेच्छा देणाऱ्या या रील मधील संदेशात ‘कुणी पक्ष बदलले कुणी नेते बदलले, कुणी झेंडे बदलले, कुणी इमान बदलले, कुणी निष्ठा बदलली’ अशा वाक्याने सुरुवात आहे. ‘मात्र आम्ही ना कधी झेंडे बदलले, ना निष्ठा ना नेता , ना इमान. आणि म्हणूनच म्हणतो चमत्कार झाला नाही म्हणून देव बदलणारी अैालाद आमची नाही. अरे गद्दारांनो आमच्या सावलीच्या जवळ उभी रहाण्याची अैाकाद तुमची नाही’ असा थेट आणि स्पष्ट संदेश या रीलच्या माध्यमातून देण्यात आला आहे. दरम्यान हा संदेश नेमका कुणासाठी होता आणि या संदेशाचे मुळ कल्याण डोंबिवलीतील राजकीय सत्तासंघर्षात लपले आहे का असा सवालही आता उपस्थित केला जात आहे. 18 October Guru Gochar: ज्योतिष शास्त्रानुसार गुरु हा धन, संपत्ती, ऐश्वर्य आणि वैभव यांचा कारक मानला जातो. साधारणपणे गुरु एका वर्षात एकदा राशी बदलतो. पण २०२५ साली एप्रिल महिन्यात गुरु मिथुन राशीत आला होता आणि सध्या तो अतिचारी म्हणजेच वेगाने चालत आहे. पुढील आठ वर्षे गुरु अशीच अतिचारी चाल करणार आहे. या कारणामुळे ऑक्टोबर महिन्यात गुरु आपल्या उच्च राशी कर्कमध्ये प्रवेश करणार आहे. गुरुचं कर्क राशीत गोचर १८ ऑक्टोबर रोजी रात्री ९ वाजून ३९ मिनिटांनी होईल आणि तो ४ डिसेंबरपर्यंत कर्क राशीत राहील.</w:t>
+        <w:t>Content: Mumbai: Mumbai BJP has launched a platform- Google form named 'AwaazMumbaikarancha' (voice of Mumbaikars) for citizens to register their issues, demands and expectations from their representatives. This is part of BJP campaign ahead of the BMC elections. Citizens can register their demands on the link: https://tinyurl.com/aawazmumbaikarancha The exclusive platform was launched on Tuesday at the mega BJP convention at NSCI dome, Worli; where senior BJP leaders including Chief Engineer Devendra Fadnavis, Mumbai BJP president Ameet Satam, state president Ravindra Chavan, Mumbai's gaurdian ministers Mangal Prabhat Lodha, Ashish Shelar and others were present. The FPJ had first reported about the platform on September 10. "The BJP karyakars will visit door to door and urge Mumbaikars to register their demands on the exclusive platform be included in the poll manifesto. We want to give Mumbaikars a safe city and stop illegal migrants," said MLA and Mumbai BJP president Ameet Satam. "In the last years under the leadership of Devendra Fadnavis, Mumbai has seen massive infrastructural development like the Coastal Road, Atal Setu and Metro, as well as an enhancement in the CCTV surveillance. Safety, security and infrastructure development are our top agenda for Mumbai,” Satam added. A total of 29 municipal corporations across Maharashtra, including the BMC, will go for polls. The Supreme Court on Tuesday, granted Maharashtra State Election Commission time till January 31, 2026; an extension of four months to conduct local bodies elections in the state. In Mumbai, the electoral ward remains 227, similar to the last BMC elections held in February 2017. The nine-step process of ward demarcation is in process, and the BMC will notify the final ward demarcation between October 3 to 6. To get details on exclusive and budget-friendly property deals in Mumbai &amp; surrounding regions, do visit: https://budgetproperties.in/</w:t>
       </w:r>
     </w:p>
     <w:p>
@@ -154,7 +154,7 @@
     </w:p>
     <w:p>
       <w:r>
-        <w:t>Content: महाराष्ट्र maharashtra ETV Bharat / state By ETV Bharat Marathi Team Published : September 16, 2025 at 12:07 AM IST नांदेड : भाजपा खासदार अशोक चव्हाण यांनी रविवारी काँग्रेसवर जोरदार टीका केली होती. त्यानंतर नांदेडमध्ये राजकीय टोलेबाजी सुरू असल्याचं दिसून आलं. काँग्रेसनं अशोक चव्हाण यांना सर्वकाही दिलं असल्याचं सांगत काँग्रेस नेते हे चव्हाण यांच्यावर पलटवार करताना दिसले. काय म्हणाले होते अशोक चव्हाण? : "काँग्रेसमध्ये मी चौदा वर्षांचा वनवास भोगला आहे. मला त्रास देण्याचं काम काँग्रेस नेत्यांनी केलं," असं खळबळजनक विधान माजी मुख्यमंत्री तथा भाजपा खासदार अशोक चव्हाण यांनी रविवारी लातूरमध्ये आयोजित एका कार्यक्रमादरम्यान केलं होतं. त्यांच्या या वक्तव्याचा काँग्रेस खासदार रविंद्र चव्हाण यांनी चांगचाल समाचार घेतला आहे. काँग्रेस खासदारांचा पलटवार : "काँग्रेसनं चव्हाण घराण्याला मान- सन्मान दिला. दिवंगत शंकरराव चव्हाण यांना गृहमंत्री पद आणि दोन वेळेस मुख्यमंत्री केलं. अशोक चव्हाणांना मुख्यमंत्री, सार्वजनिक बांधकाम मंत्री, महसूल मंत्री पद दिलं. त्यांच्या पत्नी अमिता चव्हाण यांना आमदार बनवलं. एवढं मिळूनसुद्धा काँग्रेस पक्षावर बोलणं शोभत नाही," अशी टीका खासदार रविंद्र चव्हाण यांनी केली. त्यांच्या वक्तव्यानं काँग्रेस पक्ष संपणार नसल्याचं चव्हाण यावेळी म्हणाले. अशोक चव्हाण यांच्यासारखा वनवास काँग्रेस कार्यकर्त्यांना मिळो, अशी कार्यकर्त्यांची भावना आहे. येत्या स्थानिक स्वराज्य संस्थेच्या निवडणुकीत जनता कॉग्रेसच्या पाठीशी उभा राहणार, असा विश्वास खासदार रविंद्र चव्हाण यांनी व्यक्त केला. नांदेडमध्ये अभिष्टचिंतन सोहळा : नांदेडचे काँग्रेसचे खासदार रविंद्र चव्हाण यांनी अशोक चव्हाण यांना प्रत्युत्तर दिलंय. खासदार रविंद्र चव्हाण हे नांदेड जिल्ह्याचे जिल्हाध्यक्ष राजेश पावडे यांच्या अभिष्टचिंतन सोहळा प्रसंगी मार्गदर्शन करत होते. त्यावेळी पत्रकारांशी त्यांनी संवाद साधला. हेही वाचा - For All Latest Updates TAGGED: दिल्लीतील ३०० शाळांसह मुंबईतील रेल्वे स्टेशनवर बॉम्ब ठेवल्याची धमकी; अज्ञाताचा पोलिसांकडून शोध सुरू नवरात्रीच्या आठव्या दिवशी घटाला अर्पण करा 'ही' माळ; काय आहे आजचा शुभ मुहूर्त?, वाचा पंचांग टीम इंडियाचं विजयी 'तिलक'; पाकिस्तानला सलग तिसऱ्यांदा धूळ चारत नवव्यांदा जिंकलं आशिया कप शिर्डीतील ओढ्यात दुचाकीवरून जाताना वाहून गेलेल्या दोघांचा मृत्यू; दोघांना वाचविण्यात प्रशासनाला यश कास पुष्प पठारावर पर्यटकांना मिळणार प्रदूषणमुक्त अन् पर्यावरणपूरक सफारीचा आनंद! रिकाम्या पोटी आल्याचा रस पिण्याचे आरोग्यदायी फायदे! Oppo F31 Pro plus 5G vs F31 Pro 5G : कोणता फोन आहे किफायतशीर? गुगल क्रोममध्ये जेमिनी अपग्रेड: AI सक्षम ब्राउझिंगचा नवीन अनुभव इंडिया एआय मिशन अंतर्गत देशभरात 500 हून अधिक डेटा लॅब्सची स्थापना - अश्विनी वैष्णव Copyright © 2025 Ushodaya Enterprises Pvt. Ltd., All Rights Reserved.</w:t>
+        <w:t>Content: महाराष्ट्र maharashtra ETV Bharat / state By ETV Bharat Marathi Team Published : September 16, 2025 at 12:07 AM IST नांदेड : भाजपा खासदार अशोक चव्हाण यांनी रविवारी काँग्रेसवर जोरदार टीका केली होती. त्यानंतर नांदेडमध्ये राजकीय टोलेबाजी सुरू असल्याचं दिसून आलं. काँग्रेसनं अशोक चव्हाण यांना सर्वकाही दिलं असल्याचं सांगत काँग्रेस नेते हे चव्हाण यांच्यावर पलटवार करताना दिसले. काय म्हणाले होते अशोक चव्हाण? : "काँग्रेसमध्ये मी चौदा वर्षांचा वनवास भोगला आहे. मला त्रास देण्याचं काम काँग्रेस नेत्यांनी केलं," असं खळबळजनक विधान माजी मुख्यमंत्री तथा भाजपा खासदार अशोक चव्हाण यांनी रविवारी लातूरमध्ये आयोजित एका कार्यक्रमादरम्यान केलं होतं. त्यांच्या या वक्तव्याचा काँग्रेस खासदार रविंद्र चव्हाण यांनी चांगचाल समाचार घेतला आहे. काँग्रेस खासदारांचा पलटवार : "काँग्रेसनं चव्हाण घराण्याला मान- सन्मान दिला. दिवंगत शंकरराव चव्हाण यांना गृहमंत्री पद आणि दोन वेळेस मुख्यमंत्री केलं. अशोक चव्हाणांना मुख्यमंत्री, सार्वजनिक बांधकाम मंत्री, महसूल मंत्री पद दिलं. त्यांच्या पत्नी अमिता चव्हाण यांना आमदार बनवलं. एवढं मिळूनसुद्धा काँग्रेस पक्षावर बोलणं शोभत नाही," अशी टीका खासदार रविंद्र चव्हाण यांनी केली. त्यांच्या वक्तव्यानं काँग्रेस पक्ष संपणार नसल्याचं चव्हाण यावेळी म्हणाले. अशोक चव्हाण यांच्यासारखा वनवास काँग्रेस कार्यकर्त्यांना मिळो, अशी कार्यकर्त्यांची भावना आहे. येत्या स्थानिक स्वराज्य संस्थेच्या निवडणुकीत जनता कॉग्रेसच्या पाठीशी उभा राहणार, असा विश्वास खासदार रविंद्र चव्हाण यांनी व्यक्त केला. नांदेडमध्ये अभिष्टचिंतन सोहळा : नांदेडचे काँग्रेसचे खासदार रविंद्र चव्हाण यांनी अशोक चव्हाण यांना प्रत्युत्तर दिलंय. खासदार रविंद्र चव्हाण हे नांदेड जिल्ह्याचे जिल्हाध्यक्ष राजेश पावडे यांच्या अभिष्टचिंतन सोहळा प्रसंगी मार्गदर्शन करत होते. त्यावेळी पत्रकारांशी त्यांनी संवाद साधला. हेही वाचा - For All Latest Updates TAGGED: कार्तिकी एकादशीची पूजा उपमुख्यमंत्र्यांच्या हस्ते, पण राज्यात दोन उपमुख्यमंत्री; विठ्ठल रुक्मिणी मंदिर समितीनं ठोठावलं शासनाचं दार चौथ्या रविवारी पाकिस्तानचा पराभव; टीम इंडियाचा पाकिस्तानविरुद्ध सलग 12वा विजय "कराडची भूमी आमच्यासाठी सदैव नतमस्तक होण्याचं ठिकाण"; पूरग्रस्तांच्या मदतीबद्दल आष्टीचे आमदार सुरेश धस यांची कृतज्ञता कोपरगावमध्ये अमित शाहांसमोर कोल्हेंना फडणवीसांचा शब्द; म्हणाले "तुमचं राजकीय भवितव्य आम्ही उज्वल करू" शेतकऱ्यांना नुकसान भरपाई देताना 2019 च्या शासन निर्णयाचे पालन करा; शेतकरी नेत्यांची मागणी OPPO A6 5G : 7,000mAh बॅटरी, 80W चार्जिंग, 120Hz AMOLED डिस्प्लेसह लॉंच 2025 मध्ये भारतातील 20 लाखांखालील सर्वोत्तम इलेक्ट्रिक कार्स, किफायतशीर किंमत आणि लांब रेंज रिकाम्या पोटी आल्याचा रस पिण्याचे आरोग्यदायी फायदे! Oppo F31 Pro plus 5G vs F31 Pro 5G : कोणता फोन आहे किफायतशीर? Copyright © 2025 Ushodaya Enterprises Pvt. Ltd., All Rights Reserved.</w:t>
       </w:r>
     </w:p>
     <w:p>
@@ -198,7 +198,7 @@
     </w:p>
     <w:p>
       <w:r>
-        <w:t>Title: Maharashtra Politics: विदर्भात महाविकास आघाडीला मोठं खिंडार, सरपंच आणि पदाधिकाऱ्यांचा भाजपात प्रवेश</w:t>
+        <w:t>Title: Vaibhav Khedekar : खेडमध्ये मोठी राजकीय घडामोड! खेडेकरांचा रखडलेला भाजपत प्रवेश उद्याच होणार?</w:t>
       </w:r>
     </w:p>
     <w:p>
@@ -210,13 +210,13 @@
           <w:rPr>
             <w:color w:val="0000FF"/>
           </w:rPr>
-          <w:t>https://saamtv.esakal.com/maharashtra/maharashtra-politics-big-blow-to-mahavikas-aghadi-as-sarpanch-leaders-join-bjp-in-vidarbha-pvm91</w:t>
+          <w:t>https://sarkarnama.esakal.com/maharashtra/konkan/former-khed-nagaradhyaksh-vaibhav-khedekar-to-join-bjp-in-ratnagiri-tomorrow-as11</w:t>
         </w:r>
       </w:hyperlink>
     </w:p>
     <w:p>
       <w:r>
-        <w:t>Content: विदर्भात मविआला मोठा धक्का बसला आहे. सरपंच आणि पदाधिकाऱ्यांनी मविआची साथ सोडत भाजपमध्ये प्रवेश केला अमरावतीच्या चांदूरा आणि बुलडाण्याच्या मलकापूरमधील अनेक पदाधिकाऱ्यांनी मविआची साथ सोडली. भाजप प्रदेशाध्यक्ष रविंद्र चव्हाण यांच्या उपस्थितीत मुंबईत पक्षप्रवेश सोहळा पार पडला. आगामी स्थानिक स्वराज्य संस्थांच्या निवडणुकीपूर्वी राज्यात महाविकास आघाडीला मोठा धक्का बसला आहे. विदर्भात मविआला खिंडार पडलं असून अनेक सरपंच आणि पदाधिकाऱ्यांनी पक्षाची साथ सोडत भाजपचं कमळ हाती घेतलं आहे. त्यामुळे आगामी निवडणुकीपूर्वी विदर्भात भाजपची ताकद चांगलीच वाढली आहे. भापचे प्रदेशाध्यक्ष रविंद्र चव्हाण यांच्या उपस्थितीमध्ये मुंबईत हा पक्षप्रवेश सोहळा पार पडला. मिळालेल्या माहितीनुसार, अमरावतीमधील चांदूरा आणि बुलडाणामधील मलकापूर येथे महाविकास आघाडीला भाजपने मोठा धक्का दिला आहे. काँग्रेस, राष्ट्रवादी काँग्रेस शरद पवार गट आणि शिवसेना ठाकरे गटाला याठिकाणी मोठा धक्का बसला. चांदूरा आणि मलकापूर या दोन्ही तालुक्यातील सरपंच आणि पदाधिकाऱ्यांनी आज मोठ्या संख्येने भाजपमध्ये प्रवेश केला. भाजप प्रदेशाध्यक्ष रविंद्र चव्हाण यांच्या उपस्थितीत हा पक्ष प्रवेश सोहळा पार पडला. भाजप आमदार चैनसुख संचेती यांच्या माध्यमातून मविआला धक्का देण्यात आला आहे. त्यांच्या माध्यमातून या सर्वांनी भाजपचे कमळ हाती घेतलं. स्थानिक स्वराज्य संस्थांच्या निवडणुकीपूर्वी भाजपात मोठ्या प्रमाणात इनकमिंग सुरुच आहे. त्याचा फायदा त्यांना या निवडणुकीत होण्याची शक्यता आहे. रविंद्र चव्हाण यांनी सांगितले की, मलकापूर आणि चांदूर तालुक्यातील अनेकांनी भाजपमध्ये प्रवेश केला त्या सर्वांचे स्वागत आहे. महायुतीचे सरकार राज्यात खूप चांगले काम करत आहे. सामान्य जनतेला सातत्याने प्रयत्न करत आहेत. शेतकऱ्यांच्या हितासाठी निर्णय घेण्यात आले.' दरम्यान, याआधी मावळमध्ये मविआला धक्का बसला होता. मावळमधील काँग्रेस, राष्ट्रवादी काँग्रेस आणि इतर पक्षांमधील अनेक नेते आणि कार्यकर्त्यांनी भाजपमध्ये प्रवेश केला होता. सकाळ+चे सदस्य व्हा शॉपिंगसाठी 'सकाळ प्राईम डील्स'च्या भन्नाट ऑफर्स पाहण्यासाठी क्लिक करा. Read Marathi news and watch Live TV. Breaking news from Maharashtra, India, Pune, Mumbai, Politics, Entertainment, Sports, Lifestyle at SaamTV. Get Live Marathi news on Mobile. Download the Saam Tv app for Android and IOS. Follow Us Copyright © 2025 Sakal Media Group – All Rights Reserved Powered by Quintype</w:t>
+        <w:t>Content: रत्नागिरी जिल्ह्यातील खेडचे माजी नगराध्यक्ष वैभव खेडेकर उद्या भाजपमध्ये प्रवेश करणार आहेत. या प्रवेशामुळे भाजपची ताकद कोकणात वाढण्याची शक्यता आहे. रत्नागिरी आणि खेड तालुक्यातील राजकीय समीकरणांमध्ये बदल होण्याची चिन्हे आहेत. Ratnagiri News : तळ कोकणातील रत्नागिरी जिल्ह्यात मनसेनं मोठी कारवाई करत खेडचे माजी नगराध्यक्ष वैभव खेडेकर यांच्यासह तिघांची हकालपट्टी केली होती. त्यानंतर नाराज झालेल्या खेडेकरांनी थेट भाजपचा रस्ता धरत प्रवेश करणार असल्याचे जाहीर केले होते. पण त्यांचा प्रवेश काहील कारणामुले रखडला होता. मात्र आता त्यांच्या प्रवेशाचा मुहूर्त ठरला असून ते मंगळवारी (ता.23 सप्टेंबर रोजी) भाजप प्रवेश करतील, अशी चर्चा राजकीय वर्तुळात रंगू लागली आहे. मात्र हा प्रवेश त्यांच्या राजकीय पुनरागमनाचा प्रयत्न असला तरी, तो भ्रष्टाचाराच्या गंभीर आरोपांच्या सावटाखाली होत असल्याची कुजबूज खेडच्या राजकीय वर्तुळात आहे. आगामी स्थानिकच्या तोंडावर तळ कोकणातील राजकारणात खळबळ उडवून देणारा निर्णय मनसेनं घेतला. मनसे प्रमुख राज ठाकरे यांनी खेडेकर यांच्यासह तिघांवर पक्षविरोधी भूमिका घेतल्याने हाकालपट्टीची कारवाई केली. त्यांच्या कारवाई नंतर लगेच भाजप नेते नितेश राणे आणि राष्ट्रवादीचे आमदार शेखर निकम यांनी फोन केला होता. त्यामुळे ते भाजपबरोबर जातील अशी शक्यता व्यक्त करण्यात आली होती. ही शक्यता खरी ठरली असून त्यांचा या महिन्याच्या पहिल्याच आठवड्यात पक्ष प्रवेश होणार होता. मात्र तो रखडला. यामुळे राजकीय वर्तुळात चर्चांना उधाण आले होते. त्याचे नेमकं कारण काय असाही सवाल त्यांचे कार्यकर्ते करताना दिसत होते. दरम्यान आता खेडेकर यांचा रखडलेल्या भाजपमध्ये प्रवेश होणार असल्याची माहिती समोर आली आहे. ते मंगळवारी (ता.23 सप्टेंबर रोजी) भाजप प्रवेश करणार असून सर्व तयारी झाल्याची चर्चा राजकीय वर्तुळात सुरू आहे. हा प्रवेश रविंद्र चव्हाण यांच्या उपस्थित पार पडणार असून मंत्री नितेश राणे, खासदार नारायण राणे उपस्थित राहण्याची शक्यता आहे. तर हा पक्षप्रवेश मुंबई भाजपच्या पक्ष कार्यालयात होणार आहे. गेल्या दहा वर्षांत खेडेकर तळ कोकणाच्या राजकारणात असून त्यांची सतत पिछेहाट होताना दिसत आहे. खेड नगरपालिकेतील एकहाती सत्ता गेल्यानंतर गत निवडणुकीत खेडेकर अपक्ष निवडून आले आणि नगराध्यक्ष झाले. मात्र त्यांना अपेक्षित यश आले नाही. यादरम्यान राज्यात झालेले सत्तांतर आणि बदललेली समिकरणांमुळे त्यांच्या विश्वासूंनी एकनाथ शिंदे यांची शिवसेना, उद्धव ठाकरेंची उबाठासह इतर पक्षांची वाट धरली. त्याचबरोबर खेडेकर यांचे नगराध्यक्षपद संपताच त्यांच्यावर 20 पेक्षा जास्त प्रकरणांत भ्रष्टाचाराचे आरोप झाले. जे शिवसेना नेते रामदास कदम यांनी केले होते. त्यावरून काही प्रकरणांत गुन्हेही दाखल झाले. ज्यामुळे न्यायालयाने त्यांना पालिकेची निवडणूक लढवण्यास मनाईही केली होती. सध्याच्या घडीला ते भाजपमध्ये प्रवेश करत असून त्यामुळे त्यांना वैयक्तिक लाभ मिळेल असे नाही. पण त्यांच्या वैयक्तिक राजकीय पुनरुज्जीवनामुळे भाजपसाठी चांगलेच फायद्याचे ठरणार आहे. दरम्यान उद्या होणारा पक्ष प्रवेश फक्त चर्चा असून त्याची अधिकृत घोषणा भाजपकडून झालेले नाही. त्यामुळे खरेच उद्या त्यांचा पक्ष प्रवेश होणार का? याबाबत संभ्रम कायम आहे. 1. वैभव खेडेकर कोण आहेत?ते रत्नागिरी जिल्ह्यातील खेडचे माजी नगराध्यक्ष आहेत. 2. ते कोणत्या पक्षात प्रवेश करणार आहेत?ते भाजपमध्ये प्रवेश करणार आहेत. 3. पक्षप्रवेश कधी होणार आहे?उद्या हा पक्षप्रवेश होणार आहे. 4. या प्रवेशाचा फायदा कोणाला होईल?भाजपला कोकणात राजकीय ताकद वाढवण्यास मदत होईल. 5. रत्नागिरीच्या राजकारणावर काय परिणाम होईल?भाजप अधिक मजबूत होईल आणि स्थानिक राजकीय समीकरणं बदलू शकतात. सरकारनामाचे सदस्य व्हा शॉपिंगसाठी 'सकाळ प्राईम डील्स'च्या भन्नाट ऑफर्स पाहण्यासाठी क्लिक करा. Read Latest Marathi Political News, Breaking Political News from Maharashtra, India, Pune &amp; Mumbai at Sarkarnama. To Get Live Political Marathi News on Mobile, Download the Sarkarnama Mobile App for Android and IOS. सरकारनामा आता सर्व सोशल मीडिया प्लॅटफॉर्मवर. ताज्या राजकीय घडामोडींसाठी फेसबुक, ट्विटर, इन्स्टाग्राम, शेअर चॅट, टेलिग्रामवर आणि व्हॉट्सॲप आम्हाला फॉलो करा. तसेच, सरकारनामा यूट्यूब चॅनेलला आजच सबस्क्राइब करा. Follow Us Copyright © 2025 Sakal Media Group – All Rights Reserved Powered by Quintype वेबसाईटवर ब्राउझिंगचा अनुभव सर्वोत्तम असावा, यासाठी आम्ही कुकीजचा वापर करतो. कुकीजमुळे तुम्हाला तुमच्या आवडत्या मजकुराची शिफारस करता येते. आमचे गोपनीयता आणि कुकीजसंदर्भातील धोरण तुम्हाला मान्य आहे.</w:t>
       </w:r>
     </w:p>
     <w:p>
@@ -229,7 +229,7 @@
     </w:p>
     <w:p>
       <w:r>
-        <w:t>Title: Vaibhav Khedekar to Join BJP? वैभव खेडेकरांचा भाजप प्रवेश?राणे पिता-पुत्रांच्या उपस्थितीत प्रवेशाची शक्यता</w:t>
+        <w:t>Title: रत्नागिरीत मनसेला धक्का; बडा नेता भाजपच्या गळाला लागला, शेकडो कार्यकर्त्यांसह पक्षप्रवेश होणार</w:t>
       </w:r>
     </w:p>
     <w:p>
@@ -237,37 +237,6 @@
         <w:t xml:space="preserve">URL: </w:t>
       </w:r>
       <w:hyperlink r:id="rId16">
-        <w:r>
-          <w:rPr>
-            <w:color w:val="0000FF"/>
-          </w:rPr>
-          <w:t>https://www.navakal.in/news/vaibhav-khedekar-to-join-bjp-news/</w:t>
-        </w:r>
-      </w:hyperlink>
-    </w:p>
-    <w:p>
-      <w:r>
-        <w:t>Content: Vaibhav Khedekar to Join BJP? – मनसेतून (MNS)हकालपट्टी झालेले खेड नगरपालिकेचे माजी नगराध्यक्ष वैभव खेडेकर (Vaibhav Khedekar) यांचा उद्या भाजपात... Vaibhav Khedekar to Join BJP? – मनसेतून (MNS)हकालपट्टी झालेले खेड नगरपालिकेचे माजी नगराध्यक्ष वैभव खेडेकर (Vaibhav Khedekar) यांचा उद्या भाजपात प्रवेश होणार असल्याचे सांगितले जात आहे. भाजपच्या (BJP) मुख्यालयात प्रदेशाध्यक्ष रविंद्र चव्हाण (Ravindra Chavhan)यांच्या उपस्थितीत होणा-या या प्रवेश सोहळ्यास माजी मुख्यमंत्री व खासदार नारायण राणे, मत्यव्यवसाय मंत्री नितीश राणे यांचीही विशेष उपस्थिती राहील, अशी माहिती आहे. यापूर्वी खेडेकरांच्या भाजप पक्ष प्रवेशासाठी ४ सप्टेंबर ही तारीख जाहीर करण्यात आली होती. मात्र ऐनवेळी हा पक्ष प्रवेश पुढे ढकलण्यात आल्याने उद्या तरी खेडेकरांचा भाजप प्रवेश होणार की नाही, याबाबत साशंकता व्यक्त केली जात आहे. पक्षविरोधी कारवाया केल्याचा ठपका ठेवत खेडकर यांची २५ ऑगस्ट रोजी मनसेतून हकालपट्टी करण्यात आली होती. गाडी सजली, प्रवेश लांबला राज्यात मराठा आणि ओबीसी आरक्षणासंदर्भातील मुद्द्यामुळे वातावरण संवेदनशील आहे. यामुळेच आपल्या भाजपा प्रवेशाची तारीख पुढे ढकलण्यात आली असल्याचा खुलासा तेव्हा खेडेकरांनी केला होता.कोकणात खेडेकर यांचा पक्षप्रवेश मोठ्या उत्साहात साजरा होणार होता. कार्यकर्त्यांनी त्यांच्या स्वागतासाठी केलेली खास वाहन सजावट चर्चेचा विषय ठरली. या वाहनावर कोकणचा ढाण्या वाघ माननीय वैभव खेडेकर यांचा जाहीर प्रवेश असे लिहिले होते . त्यावर खेडेकर यांचा फेटा घातलेला फोटो आणि भाजपाचे पक्षचिन्ह ठळकपणे झळकत होते. रामदास कदमांना आव्हानभाजपची खेळी (Challenge to Ramdas Kadam) खेड-दापोलीच्या राजकारणात शिवसेना(शिंदे) गटाचे नेते रामदास कदम आणि खेडेकर हे एकमेकांचे कट्टर प्रतिस्पर्धी म्हणून ओळखले जातात. खेडेकरांना भाजपात घेऊन माजी मंत्री रामदास कदम यांच्या वर्चस्वाला आव्हान देण्याची खेळी भाजपतर्फे खेळली जात आहे. महाविकास आघाडी सरकारच्या काळात मनसेच्या खेडेकर यांना राष्ट्रवादी काँग्रेसचे खासदार सुनिल तटकरे यांच्याकडून मोठ्या प्रमाणात शासकीय निधी दिला गेला. पण सत्तेत सहभागी असलेल्या शिवसेनेला निधी मिळत नसल्याची जाहीर तक्रार रामदास कदम यांनी तेव्हा केली होती. खेड नगरपालिकेत त्यांची एकेकाळी एकहाती सत्ता होती. त्यांची ही सत्ता गेल्यानंतर गेल्या नगरपालिका निवडणुकीत त्यांनी व त्यांच्या समर्थकांनी अफक्ष निवडणूक लढवली होती. या निवडणुकीत ते नगराध्यक्ष निवड़ून आले. मात्र त्यांच्या समर्थकांना अपेक्षित यश मिळू शकले नाही. याच काळात त्यांच्या अनेक विश्वासू कार्यकर्त्यांनी त्यांची साथ सोडून शिवसेना शिंदे गट, शिवसेना ठाकरे गटासह अन्य पक्षांमध्ये प्रवेश केला. भ्रष्टाचाराचे गंभीर आरोप (Corruption Allegations) नगराध्यक्ष पदाची त्यांची मुदत संपल्यावर त्यांच्यावर २० हून अधिक प्रकरणी भ्रष्टाचाराचे गंभीर आरोप झाले होते. काही प्रकरणी त्यांच्यावर गुन्हेही दाखल झाले आहेत. तसेच त्यांना न्यायालयाने नगरपालिकेची निवडणूक लढण्यास मनाई केली होती. रामदास कदम यांनीही त्यांच्यावर गंभीर आरोप केले होते. हे देखील वाचा – उत्तर प्रदेशमध्ये जातींवर आधारित राजकीय मोर्चे काढण्यावर बंदी क्लबमध्ये मुलींसाठी सुविधा हव्यात!सचिन तेंडुलकर यांचे आवाहन लॅपटॉपवर तब्बल 30 हजारांची सूट, Flipkart च्या सेलमध्ये धमाकेदार डील Add. Display : +91 8108116423 / +91 8108116429 | Classified : +91 8422817445</w:t>
-      </w:r>
-    </w:p>
-    <w:p>
-      <w:pPr>
-        <w:pStyle w:val="Heading3"/>
-      </w:pPr>
-      <w:r>
-        <w:t>Article 9</w:t>
-      </w:r>
-    </w:p>
-    <w:p>
-      <w:r>
-        <w:t>Title: रत्नागिरीत मनसेला धक्का; बडा नेता भाजपच्या गळाला लागला, शेकडो कार्यकर्त्यांसह पक्षप्रवेश होणार</w:t>
-      </w:r>
-    </w:p>
-    <w:p>
-      <w:r>
-        <w:t xml:space="preserve">URL: </w:t>
-      </w:r>
-      <w:hyperlink r:id="rId17">
         <w:r>
           <w:rPr>
             <w:color w:val="0000FF"/>
@@ -286,7 +255,7 @@
         <w:pStyle w:val="Heading3"/>
       </w:pPr>
       <w:r>
-        <w:t>Article 10</w:t>
+        <w:t>Article 9</w:t>
       </w:r>
     </w:p>
     <w:p>
@@ -298,7 +267,7 @@
       <w:r>
         <w:t xml:space="preserve">URL: </w:t>
       </w:r>
-      <w:hyperlink r:id="rId18">
+      <w:hyperlink r:id="rId17">
         <w:r>
           <w:rPr>
             <w:color w:val="0000FF"/>
@@ -317,38 +286,7 @@
         <w:pStyle w:val="Heading3"/>
       </w:pPr>
       <w:r>
-        <w:t>Article 11</w:t>
-      </w:r>
-    </w:p>
-    <w:p>
-      <w:r>
-        <w:t>Title: Aaplaawajnews</w:t>
-      </w:r>
-    </w:p>
-    <w:p>
-      <w:r>
-        <w:t xml:space="preserve">URL: </w:t>
-      </w:r>
-      <w:hyperlink r:id="rId19">
-        <w:r>
-          <w:rPr>
-            <w:color w:val="0000FF"/>
-          </w:rPr>
-          <w:t>https://aaplaawajnews.com/2025/34569/</w:t>
-        </w:r>
-      </w:hyperlink>
-    </w:p>
-    <w:p>
-      <w:r>
-        <w:t>Content: परंतू,बापूसाहेब भेगडे यांचा मुख्य प्रवेश या कारणामुळे रखडला,आता तो जंगी मेळाव्यात होणार उत्तम कुटे पिंपरीःराष्ट्रवादीचे माजी प्रदेश उपाध्यक्ष,मावळ तालुक्यातील एक बडं प्रस्थ आणि कासारसाई येथील संत तुकाराम सहकारी साखर कारखान्याचे संचालक बापूसाहेब भेगडे यांच्या शेकडो समर्थक पदाधिकारी आणि कार्यकर्त्यांनी सोमवारी (ता.१५)हातावरील घड्याळ काढून कमळ हातात घेतले.भाजपमध्ये त्यांनी प्रवेश केल्याने राष्ट्रवादीला मावळ तालुक्यात आगामी स्थानिक स्वराज्य संस्था निवडणुकीच्या तोंडावर जोरदार धक्का बसला.कारण भाजपमध्ये गेलेल्यांत त्यांचे आजी,माजी पदाधिकारी,माजी जिल्हा परिषद,तालुका पंचायत सदस्य,तालुका कृषी उत्पन्न बाजार समिती सभापती,संचालक व त्यांच्या समर्थकांचा समावेश आहे.मात्र,मुख्य प्रवेश हा बापू भेगडेंचा राहिला.वैद्यकीय कारणामुळे तो झाला नाही.आता तो मावळात मेळावा घेऊन होणार आहे. भाजपच्या मुंबईतील प्रदेश कार्यालयात प्रदेशाध्यक्ष रविंद्र चव्हाण यांच्या उपस्थितीत हा जंगी प्रवेश सोहळा झाला.तो घडवून आणलेले माजी राज्यमंत्री,मावळ भाजपचे माजी आमदार बाळा भेग़डे यांच्यासह पक्षाचे तालुक्यातील पदाधिकारी,कार्यकर्ते यांच्या शेकडोंच्या उपस्थितीने भाजप कार्यालय हाऊलफुल्ल झाले होते. राष्ट्रवादीसह तळेगाव दाभाडे नगरपरिषदेचे माजी उपनगराध्यक्ष कॉंग्रेसचे रामदास काकडे व त्यांच्या समर्थकांनीही हात सोडून यावेळी कमळ हातात घेतले.राष्ट्रवादीचे माजी जिल्हा परिषद सभापती बाबूराव वायकर,मावळ कृषी उत्पन्न बाजार समितीचे सभापती शिवाजी आसवले,संचालक सुभाष जाधव, तळेगाव दाभाडे नगरपरिषदेचे माजी उपनगराध्यक्ष किशोर भेगडे,संग्राम काकडे,माजी पंचायत समिती सदस्य सचिन घोटकुले,माजी जिल्हा परिषद सभापती आतिष परदेशी,राष्ट्रवादीचे माजी पुणे जिल्हा उपाध्यक्ष संतोष मुऱ्हे,देहूचे माजी नगरसेवक प्रवीण काळोखे,तुषार भेगडे,तळेगाव दाभाडे चे माजी नगरसेवक अरुण माने,अरुण जगनाडे आदींनी त्यांच्या समर्थकांसह यावेळी भाजपमध्ये प्रवेश केला.त्यांचे स्वागत करताना रविंद्र चव्हाण यांनी आपल्या विचारधारेबरोबर सध्या तळेगाव दाभाडे नसल्याबद्दल (तेथील नगरपरिषदेत सत्ता नसल्याबद्दल) खंत व्यक्त केली. सध्या देशात नरेंद्र,राज्यात देवेद्र्,तर पक्षात महाराष्ट्रामध्ये रविंद्र पर्व सध्या देशात नरेंद्र,राज्यात देवेद्र्,तर पक्षात महाराष्ट्रामध्ये रविंद्र पर्व सुरु असल्याने मावळात पुन्हा कमळ फुलवू,असा विश्वास या जंबो प्रवेशानंतर बाळा भेगडे यांनी व्यक्त केला.स्थानिक ची आगामी निवडणूक महायुती नाही,तर भाजपची एकट्याने लढायची तयारी असल्याचे त्यांनी यावेळी सांगितले.प्रदेशाध्यक्ष म्हणतील तसे असे म्हणत त्यांनी स्वबळावर लढण्याचा आदेश दिला,तर आजपासून तयार असल्याचे स्पष्ट केले.मावळात जुलमी हुकूमशाहीविरुद्ध लढण्यासाठी तेथे पक्षाच्या कार्यकर्त्याला ताकद देण्याची मागणीवजा विनंती त्यांनी यावेळी चव्हाण यांच्याकडे केली.त्यानंतर मावळात भाजपच दिसेल,असा दावा त्यांनी केला.ही मागणी करताना त्यांचा रोख हा विद्यमान आमदार राष्ट्रवादीचे सुनील शेळके या आपल्या भाच्याकडे होता. Designed by AMG</w:t>
-      </w:r>
-    </w:p>
-    <w:p>
-      <w:pPr>
-        <w:pStyle w:val="Heading3"/>
-      </w:pPr>
-      <w:r>
-        <w:t>Article 12</w:t>
+        <w:t>Article 10</w:t>
       </w:r>
     </w:p>
     <w:p>
@@ -360,7 +298,7 @@
       <w:r>
         <w:t xml:space="preserve">URL: </w:t>
       </w:r>
-      <w:hyperlink r:id="rId20">
+      <w:hyperlink r:id="rId18">
         <w:r>
           <w:rPr>
             <w:color w:val="0000FF"/>
@@ -379,7 +317,7 @@
         <w:pStyle w:val="Heading3"/>
       </w:pPr>
       <w:r>
-        <w:t>Article 13</w:t>
+        <w:t>Article 11</w:t>
       </w:r>
     </w:p>
     <w:p>
@@ -391,7 +329,7 @@
       <w:r>
         <w:t xml:space="preserve">URL: </w:t>
       </w:r>
-      <w:hyperlink r:id="rId21">
+      <w:hyperlink r:id="rId19">
         <w:r>
           <w:rPr>
             <w:color w:val="0000FF"/>
@@ -410,7 +348,38 @@
         <w:pStyle w:val="Heading3"/>
       </w:pPr>
       <w:r>
-        <w:t>Article 14</w:t>
+        <w:t>Article 12</w:t>
+      </w:r>
+    </w:p>
+    <w:p>
+      <w:r>
+        <w:t>Title: Bjp News : महाराष्ट्र भाजपवर चंद्रशेखर बावनकुळेंची जादू कायम; प्रदेशाध्यक्ष रवींद्र चव्हाण 15 दिवसांत घेणार मोठा निर्णय</w:t>
+      </w:r>
+    </w:p>
+    <w:p>
+      <w:r>
+        <w:t xml:space="preserve">URL: </w:t>
+      </w:r>
+      <w:hyperlink r:id="rId20">
+        <w:r>
+          <w:rPr>
+            <w:color w:val="0000FF"/>
+          </w:rPr>
+          <w:t>https://sarkarnama.esakal.com/maharashtra/maharashtra-bjp-chandrashekhar-bawankule-magic-continues-ravindra-chavan-big-decision-15-days-sw79</w:t>
+        </w:r>
+      </w:hyperlink>
+    </w:p>
+    <w:p>
+      <w:r>
+        <w:t>Content: Mumbai News : भाजपचे प्रदेशाध्यक्ष रवींद्र चव्हाण यांना पदभार स्वीकारून अडीच महिने झाले आहेत. मात्र, त्यानंतरही महसूलमंत्री चंद्रशेखर बावनकुळे यांचे पक्षावरील गारुड कायम आहे. बावनकुळे यांच्या काळात नेमण्यात आलेल्या कार्यकारणीसोबत ते काम करीत असल्याने त्याचा परिणाम जाणवत आहे. चव्हाण यांना येत्या काळात नवीन कार्यकारिणी नियुक्त करायची आहे. त्यासाठी प्रत्येक विभागातून त्याच उद्देशाने नावे मागविण्यात आली आहेत. त्यामुळे ही नावे मिळताच येत्या पंधरा दिवसाच्या काळात प्रदेश भाजपची नवी कार्यकारिणी अस्त्तित्वात येणार आहे. त्यानंतर खऱ्या अर्थाने रवींद्र चव्हाण यांना मनाप्रमाणे काम करणे सोपे जाणार आहे. आगामी काळात होत असलेल्या स्थानिक स्वराज्य संस्थेच्या निवडणुका डोळयांसमोर ठेवून गेल्या सहा महिन्यात काँग्रेस, भाजप (BJP) व राष्ट्रवादी काँग्रेस शरदचंद्र पवार पक्षाने प्रदेशाध्यक्ष बदलले आहेत. भाजपकडून गेल्या अनेक दिवसापासून संघटनात्मक निवडणुका पार पडल्यानंतर भाजपच्या प्रदेशाध्यक्ष पदाची सूत्रे रवींद्र चव्हाण यांनी हाती घेतली आहेत. त्यांनी पदभार स्वीकारून अडीच ते तीन महिन्याचा कालावधी झाला आहे. मात्र, त्यांच्या मनाप्रमाणे कामी करताना अडचणी येत आहेत. त्यामुळेच आता प्रदेश कार्यकारिणीसाठी राज्यातील प्रत्येक विभागातून नावे मागवली आहेत. येत्या पंधरा दिवसात प्रदेश भाजपचे नवीन कार्यकारिणी झाल्यानंतर रवींद्र चव्हाण (Ravindra Chavan) मांडपक्की करतील असे दिसते. तीन महिन्यापूर्वी जरी चंदरशेखर बावनकुळे यांनी प्रदेशाध्यक्षपदाचा राजीनामा दिला आहे. मात्र, या पदावरून बावनकुळे अजूनही मनाने मोकळे झाले नाहीत. गेली अनेक वर्ष त्यांनी या पदावर काम केले आहे त्यामुळे साहजिक ही आहे. त्यांनीच वाढवलेल्या झाडाच्या सावलीकडे राहणे कोणालाही पसंत पडते. त्यामुळेच भाजपमध्ये रवींद्र चव्हाण मात्र अजूनही अडचणीतच दिसत आहेत. प्रदेशाध्यक्ष पदाची सूत्रे चव्हाण यांनी जरी हाती घेतली असली तरी कार्यकारिणीवर बावनकुळे यांचे वर्चस्व अद्याप दिसून येते. त्याचमुळे आता येत्या काळात नवी कार्यकारिणी निवडली जाणार आहे. त्यासाठी सर्वच जिल्ह्यातून नावे मागवली आहेत. ही नावे आल्यानंतर नवीन कार्यकारिणीची घोषणा करण्यात येणार आहे. त्यामध्ये चव्हाण समर्थक मंडळी राहणार असल्याने येत्या काळात काम करताना अडचणी येणार नाहीत. येत्या चार महिन्याच्या कालावधीत जिल्हा परिषद, पंचायत समिती, नगरपालिका, नगरपंचायती व महानगरपालिकांची निवडणूक होणार आहे. त्यामुळे सर्वांचे त्याकडे लक्ष लागले आहे. सर्वच पक्षाकडून तयारी केली जात आहे. भाजपने देखील जोमाने तयारी सुरु केली आहे. रवींद्र चव्हाणांपुढे आव्हानांची शर्यत नव्या कार्यकारिणीशिवाय प्रदेशाध्यक्षांना निर्णय घेण्यासाठी आणि पक्षाचे कामकाज प्रभावीपणे चालवण्यासाठी अनेक अडचणी येतात. त्यांना त्यांच्याच टीमसोबत काम करण्याची संधी मिळत नाही. यामुळे, बावनकुळेंच्या टीमसोबत काम करत असताना त्यांना अनेक महत्त्वाचे निर्णय घेण्याआधी विचार करावा लागत आहे. हीच स्थिती "अडथळ्यांची शर्यत" म्हणून पाहिली जात आहे. लवकरच नव्या कार्यकारिणीची घोषणा पक्षश्रेष्ठींकडून लवकरच नव्या कार्यकारिणीची घोषणा होण्याची शक्यता आहे. रवींद्र चव्हाण हे देवेंद्र फडणवीस यांच्या जवळचे मानले जातात. त्यामुळे नव्या कार्यकारिणीत फडणवीस आणि चव्हाण यांच्या सहमतीनेच निर्णय घेतला जाईल, असे म्हटले जाते. नव्या कार्यकारिणीची घोषणा झाल्यानंतरच रवींद्र चव्हाण खऱ्या अर्थाने भाजप प्रदेशाध्यक्ष म्हणून आपली 'छाप' पाडू शकतील, असे राजकीय निरीक्षकांचे म्हणणे आहे. सरकारनामाचे सदस्य व्हा शॉपिंगसाठी 'सकाळ प्राईम डील्स'च्या भन्नाट ऑफर्स पाहण्यासाठी क्लिक करा. Read Latest Marathi Political News, Breaking Political News from Maharashtra, India, Pune &amp; Mumbai at Sarkarnama. To Get Live Political Marathi News on Mobile, Download the Sarkarnama Mobile App for Android and IOS. सरकारनामा आता सर्व सोशल मीडिया प्लॅटफॉर्मवर. ताज्या राजकीय घडामोडींसाठी फेसबुक, ट्विटर, इन्स्टाग्राम, शेअर चॅट, टेलिग्रामवर आणि व्हॉट्सॲप आम्हाला फॉलो करा. तसेच, सरकारनामा यूट्यूब चॅनेलला आजच सबस्क्राइब करा. Follow Us Copyright © 2025 Sakal Media Group – All Rights Reserved Powered by Quintype वेबसाईटवर ब्राउझिंगचा अनुभव सर्वोत्तम असावा, यासाठी आम्ही कुकीजचा वापर करतो. कुकीजमुळे तुम्हाला तुमच्या आवडत्या मजकुराची शिफारस करता येते. आमचे गोपनीयता आणि कुकीजसंदर्भातील धोरण तुम्हाला मान्य आहे.</w:t>
+      </w:r>
+    </w:p>
+    <w:p>
+      <w:pPr>
+        <w:pStyle w:val="Heading3"/>
+      </w:pPr>
+      <w:r>
+        <w:t>Article 13</w:t>
       </w:r>
     </w:p>
     <w:p>
@@ -422,7 +391,7 @@
       <w:r>
         <w:t xml:space="preserve">URL: </w:t>
       </w:r>
-      <w:hyperlink r:id="rId22">
+      <w:hyperlink r:id="rId21">
         <w:r>
           <w:rPr>
             <w:color w:val="0000FF"/>
@@ -434,6 +403,37 @@
     <w:p>
       <w:r>
         <w:t>Content: मोदींच्या वाढदिवसानिमित्त भाजपच्या जुन्या कल्याण शहर मंडळातर्फे स्वच्छता आणि वृक्षारोपण अभियान कल्याण : देशाचे पंतप्रधान नरेंद्र मोदी यांच्या 75 व्या वाढदिवसानिमित्त भाजप प्रदेशाध्यक्ष रविंद्र चव्हाण यांच्या आवाहनानुसार जुने कल्याण मंडळातर्फे कल्याण पश्चिमेमध्ये स्वच्छता आणि वृक्षारोपण अभियान राबविण्यात आले. कल्याण शहर मंडल महिला मोर्चा अध्यक्षा हेमलता पवार यांच्या पुढाकाराने हा उपक्रम राबविण्यात आला. येथील पारनाका परिसरात असलेल्या श्री स्वामी समर्थ मठ, स्वामी विवेकानंद पुतळा परिसरात स्वच्छता अभियान राबविण्यात आले. त्यासोबतच कल्याण पश्चिमेतील माता रमाबाई आंबेडकर उद्यान परिसरातही स्वच्छता अभियान राबविण्यासह वृक्षारोपण करण्यात आले. यावेळी पंतप्रधान नरेंद्र मोदी यांच्या वाढदिवसानिमित्त एक पेड माँ के नाम हा अनोखा उपक्रमही साजरा करण्यात आला. ज्यामध्ये अनेक नागरिकांनी उत्स्फूर्त सहभाग घेत विविध झाडांच्या रोपट्यांची लागवड केली. पंतप्रधान नरेंद्र मोदी यांच्या नेतृत्वाखाली गेल्या 11 वर्षांत देशाने अक्षरशः कात टाकली आहे. पंतप्रधान मोदी यांच्या नेतृत्वाखाली भारताने आज प्रत्येक क्षेत्रात नेत्रदीपक अशी कामगिरी करत संपूर्ण जगाचे लक्ष वेधून घेतले आहे. देशाच्या विकासाचा वारू आज “न भूतो..” अशी प्रगती करत असून “सबका साथ सबका विकास” या घोषवाक्याखाली लाखो लोकांना मुख्य प्रवाहात आणण्यामध्ये नरेंद्र मोदी यांचा मोठा वाटा आहे. अशा या लोकनेत्याचा वाढदिवस आज संपूर्ण देशामध्ये साजरा होत असून जुने कल्याण पश्चिम मंडळातर्फेही सामाजिक उपक्रमांद्वारे तो साजरा करण्यात आल्याची माहिती माजी आमदार नरेंद्र पवार यांनी दिली आहे. यावेळी माजी आमदार नरेंद्र पवार, नगरसेवक संदीप गायकर, भाजपा जुने कल्याण शहर मंडल अध्यक्ष अमित धाक्रस, जुने कल्याण शहर मंडल महिला मोर्चा अध्यक्षा हेमलता पवार, महिला मोर्चा प्रदेश सचिव प्रिया शर्मा, मध्य कल्याण मंडल अध्यक्ष रितेश फडके, प्रजापिता ब्रम्हकुमारी विश्वविद्यालयाच्या बी. के. कल्पना दीदी, पवित्रा दीदी, चांदणी दीदी, जिल्हा प्रभारी पतंजली योगसमिती वंदना कल्याणकर, संज्योत पाचघरे, विवेक वाणी, प्रताप टूमकर, राजेश ठाणगे, विशाल शेलार, निलेश गायकर, गणेश गायकर, जनार्दन कारभारी, भिका भदाणे, संदीप जाधव, बिजूल लाड, ऋषिकेश क्षोत्री, समृद्धी देशपांडे, रमेश मांडवे, अजिंक्य चवळे, स्नेहल सोपारकर, अरुणा लोहार, चंदू बिरारी, रोहित लांबतुरे, प्रल्हाद महाडिक, छाया हांडे, शकुंतला अग्रवाल, प्रज्ञा बांगर, रत्ना कुलते, शीतल पाटील, दिपा शाह यांच्यासह अनेक मान्यवर, कार्यकर्ते व नागरिक उपस्थित होते. तसेच भारत आता लवकरच जागतिक तिसरी अर्थव्यवस्था होण्याच्या मार्गावर आहे. त्यांचे राष्ट्र निर्मिती आणि विकासातील योगदान आणि सेवा भावाचा सन्मान करण्यासाठी भारतीय जनता पक्षाने 15 दिवसांचे विशेष अभियान ‘सेवा पर्व 2025’ ची सुरुवात केली आहे. हा कार्यक्रम 2 ऑक्टोबरपर्यंत चालेल. यामध्ये पंतप्रधान नरेंद्र मोदींची सेवा भावना आणि त्यांचे समर्पण यांचा सन्मान करण्यात येईल. Follow Us On © Copyright Navarashtra 2025 All rights reserved.</w:t>
+      </w:r>
+    </w:p>
+    <w:p>
+      <w:pPr>
+        <w:pStyle w:val="Heading3"/>
+      </w:pPr>
+      <w:r>
+        <w:t>Article 14</w:t>
+      </w:r>
+    </w:p>
+    <w:p>
+      <w:r>
+        <w:t>Title: Pune politics : रातोरात गेम फिरला अन् बहुचर्चित बापू भेगडेंचा भाजप प्रवेश हुकला; काय आहे कारण?</w:t>
+      </w:r>
+    </w:p>
+    <w:p>
+      <w:r>
+        <w:t xml:space="preserve">URL: </w:t>
+      </w:r>
+      <w:hyperlink r:id="rId22">
+        <w:r>
+          <w:rPr>
+            <w:color w:val="0000FF"/>
+          </w:rPr>
+          <w:t>https://sarkarnama.esakal.com/maharashtra/paschim-maharashtra/maharashtra-politics-ajit-pawar-rival-bapu-bhegade-bjp-entry-but-this-joining-delayed-as11-sm89</w:t>
+        </w:r>
+      </w:hyperlink>
+    </w:p>
+    <w:p>
+      <w:r>
+        <w:t>Content: मावळमध्ये आमदार सुनील शेळके यांच्या विरोधात अपक्ष लढलेले बापू भेगडे यांच्या भाजप प्रवेशाची चर्चा रंगली होती. मात्र त्यांचा पक्षप्रवेश रखडल्याने पुण्यातील राजकीय वर्तुळात खळबळ उडाली आहे. या घडामोडीमुळे भाजपच्या मावळ मतदारसंघातील रणनीतीवर प्रश्नचिन्ह उभे राहिले आहे. Pune News : गेल्या काही दिवसांपासून पुणे जिल्ह्यातुन भाजपमध्ये होणारे प्रवेश चर्चेचा विषय ठरत आहे. जिल्ह्यात मित्र पक्षाचे ज्या ठिकाणी आमदार आहेत. त्या ठिकाणी भाजप भविष्यात उमेदवार होऊ शकतील अशा तुल्यबळ नेत्यांना आपल्या पक्षात घेताना पाहायला मिळत आहेत. त्यामुळे भाजप पुणे जिल्ह्यामध्ये ऑपरेशन लोटस राबवत असल्याच्या चर्चा राजकीय वर्तुळात सुरू असल्याच्या पाहायला मिळत आहे. या अंतर्गतच सर्वप्रथम इंदापूर येथे भाजपने अपक्ष विधानसभा निवडणूक लढलेल्या प्रवीण माने यांना पक्षात प्रवेश दिला असल्याची चर्चा आहे. या ठिकाणी उपमुख्यमंत्री अजित पवार यांच्या राष्ट्रवादी काँग्रेसचे आमदार आणि मंत्री दत्ता भरणे हे माने यांच्या विरोधात निवडणूक लढवून विजयी झाले आहेत. भोर विधानसभा मतदारसंघात देखील अजित पवार यांचे आमदार शंकर मांडेकर यांनी तत्कालीन काँग्रेसचे आमदार संग्राम थोपटे यांचा पराभव केला होता. संग्राम थोपटे सध्या भाजपवासी झाले आहेत त्याचप्रमाणे पुरंदर मधील माजी आमदार संजय जगताप देखील भाजपमध्ये आले आहेत. गेल्या दोन दिवसांपासून मावळमध्ये उपमुख्यमंत्री अजित पवार यांचे आमदार सुनील शेळके यांच्या विरोधात अपक्ष म्हणून निवडणूक लढलेले बापू भेगडे भाजपमध्ये प्रवेश करणार असल्याचं जाहीर करण्यात आलं होतं. रविवारी याबाबतची पत्रकार परिषद घेण्यात आली त्यानंतर सोमवारी मोठ्या संख्येने पक्षप्रवेश करण्यात येणार असल्याचं जाहीर करण्यात आलं होतं. सोमाटणे फाटा ते मुंबईपर्यंत भव्य रॅली काढून शेवटी भाजपा पक्ष कार्यालयात प्रदेशाध्यक्ष रवींद्र चव्हाण यांच्या उपस्थितीत बापू भेगडे यांच्या नेतृत्वात मोठ्या प्रमाणात पक्ष प्रवेश होणार होता. मात्र या पक्षप्रवेशावेळी बापू भेगडेच गैरहजर राहिल्याचं पाहायला मिळाले. पक्षप्रवेशचा कार्यक्रम आधीच ठरला असल्याने बापू भेगडे यांच्या व्यतिरिक्त रामदास काकडे, बाबुराव वायकर, सुभाष जाधव, किशोर भेगडे, सचिन घोटकुले या प्रमुख नेत्यांचा समावेश असून यांच्यासह आतिष परदेशी, संग्राम काकडे, शिवाजी आसवले, संतोष मुऱ्हे, प्रवीण काळोखे, तुषार भेगडे, अरूण माने, अरूण चव्हाण, तनुजा जगनाडे त्यांचा रवींद्र चव्हाण यांच्या उपस्थितीत पक्ष प्रवेश झाला. मात्र ज्या प्रवेशाची चर्चा जोरदार सुरू होती ते बापू भेगडे ऐन वेळेस पक्षप्रवेशाच्या कार्यक्रमाला का आले नाहीत? यादेखील चर्चांना उधाण आलं. त्यामुळे भाजपचे मावळमधील नेते आणि किसान मोर्चाचे प्रदेशाध्यक्ष गणेश भेगडे यांनी याबाबत माहिती देताना सांगितले की, "बापू भेगडे यांच्या वैद्यकीय कारणांमुळे पक्ष प्रवेशाचा कार्यक्रम काही काळासाठी पुढे ढकलण्यात आला आहे. येत्या काही दिवसांत मावळमध्ये मोठा मेळावा आयोजित करून बापू भेगडे आणि त्यांच्या समर्थकांचा भाजपमध्ये औपचारिक प्रवेश होईल." बापू भेगडे हे परगावी गेल्याने प्रवेश लांबला असल्याचं देखील काहींकडून सांगण्यात आलं. पक्षप्रवेशाचा मूर्त हुकण्या वैद्यकीय कारण सांगण्यात येत असलं तरी रात्रीतून झपाट्याने राजकीय चक्र फिरल्यामुळे हा प्रवेश लामणीवर वरती पडले असल्याचा देखील चर्चा सध्या मावळच्या वर्तुळात सुरू झाले आहेत. त्यामुळे पुढील काही दिवसात बापू भेगडे हे भाजपमध्ये प्रवेश करणार की आणखी काही राजकीय घडामोडी घडणार हे पाहणं महत्त्वाचं ठरणार आहे. प्र.1: बापू भेगडे कोण आहेत?उ.1: ते मावळ मतदारसंघातील नेते असून अजित पवारांच्या आमदार सुनील शेळके यांच्या विरोधात अपक्ष लढले होते. प्र.2: त्यांच्या भाजप प्रवेशाची चर्चा का झाली?उ.2: आगामी निवडणुकांपूर्वी भाजपने आपला गड मजबूत करण्यासाठी त्यांना सामावून घेण्याचा प्रयत्न केला. प्र.3: त्यांचा प्रवेश का रखडला?उ.3: याबाबत अधिकृत कारण स्पष्ट नाही, पण राजकीय मतभेद आणि स्थानिक समीकरणांमुळे तो अडला आहे. सरकारनामाचे सदस्य व्हा शॉपिंगसाठी 'सकाळ प्राईम डील्स'च्या भन्नाट ऑफर्स पाहण्यासाठी क्लिक करा. Read Latest Marathi Political News, Breaking Political News from Maharashtra, India, Pune &amp; Mumbai at Sarkarnama. To Get Live Political Marathi News on Mobile, Download the Sarkarnama Mobile App for Android and IOS. सरकारनामा आता सर्व सोशल मीडिया प्लॅटफॉर्मवर. ताज्या राजकीय घडामोडींसाठी फेसबुक, ट्विटर, इन्स्टाग्राम, शेअर चॅट, टेलिग्रामवर आणि व्हॉट्सॲप आम्हाला फॉलो करा. तसेच, सरकारनामा यूट्यूब चॅनेलला आजच सबस्क्राइब करा. Follow Us Copyright © 2025 Sakal Media Group – All Rights Reserved Powered by Quintype वेबसाईटवर ब्राउझिंगचा अनुभव सर्वोत्तम असावा, यासाठी आम्ही कुकीजचा वापर करतो. कुकीजमुळे तुम्हाला तुमच्या आवडत्या मजकुराची शिफारस करता येते. आमचे गोपनीयता आणि कुकीजसंदर्भातील धोरण तुम्हाला मान्य आहे.</w:t>
       </w:r>
     </w:p>
     <w:p>
@@ -477,7 +477,7 @@
     </w:p>
     <w:p>
       <w:r>
-        <w:t>Title: Bharatiya Janata Party : बळीराम मोरे यांची भाजप जिल्हा उपाध्यक्षपदी निवड</w:t>
+        <w:t>Title: One Lakh Cataract Surgeries In Maharashtra To Mark Modi's Birthday: BJP</w:t>
       </w:r>
     </w:p>
     <w:p>
@@ -489,13 +489,13 @@
           <w:rPr>
             <w:color w:val="0000FF"/>
           </w:rPr>
-          <w:t>https://ratnagirikhabardar.com/news/79519/</w:t>
+          <w:t>https://www.deccanchronicle.com/nation/one-lakh-cataract-surgeries-in-maharashtra-to-mark-modis-birthday-bjp-1904130</w:t>
         </w:r>
       </w:hyperlink>
     </w:p>
     <w:p>
       <w:r>
-        <w:t>Content: चिपळूण : नुकतेच भाजपमध्ये प्रवेश केलेले उद्योजक व अनेक वर्षे शिक्षक संघटनेचे नेतृत्व करणारे बळीराम मोरे यांची भारतीय जनता पार्टीच्या रत्नागिरी जिल्हा उपाध्यक्षपदी निवड जाहीर झाली आहे. या निवडीबद्दल त्यांचे सर्वत्र अभिनंदन होत आहे. येथील उद्योजक प्रशांत यादव यांच्याबरोबर बळीराम मोरे यांनी त्यांच्या नेतृत्वावर विश्वास ठेवत भाजप प्रदेशाध्यक्ष आ. रवींद्र चव्हाण यांच्या उपस्थितीत मुंबईमध्ये भाजपमध्ये जाहीर प्रवेश केला. यानंतर त्यांनी भारतीय जनता पार्टीत सक्रिय काम सुरू केले आहे. त्यामुळे त्यांची भाजपच्या रत्नागिरी जिल्हा उपाध्यक्ष म्हणून निवड करण्यात आली आहे. या निवडीबद्दल नेते प्रशांत यादव, प्रदेशाध्यक्ष आ. रवींद्र चव्हाण, आ. नितेश राणे, खा. नारायण राणे, भाजपचे जिल्हाध्यक्ष, पदाधिकारी आणि कार्यकर्त्यांकडून अभिनंदन होत आहे. दैनिक रत्नागिरी खबरदारISO 9001:2015 CERTIFIED(RNI NO. MAHMAR/2013/57411)शासनमान्य रजिस्टर न्यूजपेपर01:57 PM 17/Sep/2025</w:t>
+        <w:t>Content: More than one lakh cataract surgeries will be performed in Maharashtra during a fortnight-long drive to mark Prime Minister Narendra Modi’s birthday, state BJP president Ravindra Chavan said on Tuesday.</w:t>
       </w:r>
     </w:p>
     <w:p>
@@ -508,7 +508,7 @@
     </w:p>
     <w:p>
       <w:r>
-        <w:t>Title: BMC Election: Mumbai BJP Launches Platform For Citizens To Register Their Issues &amp; Demands</w:t>
+        <w:t>Title: A Prime Minister has his birthday, a party throws parties</w:t>
       </w:r>
     </w:p>
     <w:p>
@@ -516,37 +516,6 @@
         <w:t xml:space="preserve">URL: </w:t>
       </w:r>
       <w:hyperlink r:id="rId25">
-        <w:r>
-          <w:rPr>
-            <w:color w:val="0000FF"/>
-          </w:rPr>
-          <w:t>https://www.freepressjournal.in/mumbai/bmc-election-mumbai-bjp-launches-platform-for-citizens-to-register-their-issues-demands</w:t>
-        </w:r>
-      </w:hyperlink>
-    </w:p>
-    <w:p>
-      <w:r>
-        <w:t>Content: Mumbai: Mumbai BJP has launched a platform- Google form named 'AwaazMumbaikarancha' (voice of Mumbaikars) for citizens to register their issues, demands and expectations from their representatives. This is part of BJP campaign ahead of the BMC elections. Citizens can register their demands on the link: https://tinyurl.com/aawazmumbaikarancha The exclusive platform was launched on Tuesday at the mega BJP convention at NSCI dome, Worli; where senior BJP leaders including Chief Engineer Devendra Fadnavis, Mumbai BJP president Ameet Satam, state president Ravindra Chavan, Mumbai's gaurdian ministers Mangal Prabhat Lodha, Ashish Shelar and others were present. The FPJ had first reported about the platform on September 10. "The BJP karyakars will visit door to door and urge Mumbaikars to register their demands on the exclusive platform be included in the poll manifesto. We want to give Mumbaikars a safe city and stop illegal migrants," said MLA and Mumbai BJP president Ameet Satam. "In the last years under the leadership of Devendra Fadnavis, Mumbai has seen massive infrastructural development like the Coastal Road, Atal Setu and Metro, as well as an enhancement in the CCTV surveillance. Safety, security and infrastructure development are our top agenda for Mumbai,” Satam added. A total of 29 municipal corporations across Maharashtra, including the BMC, will go for polls. The Supreme Court on Tuesday, granted Maharashtra State Election Commission time till January 31, 2026; an extension of four months to conduct local bodies elections in the state. In Mumbai, the electoral ward remains 227, similar to the last BMC elections held in February 2017. The nine-step process of ward demarcation is in process, and the BMC will notify the final ward demarcation between October 3 to 6. To get details on exclusive and budget-friendly property deals in Mumbai &amp; surrounding regions, do visit: https://budgetproperties.in/</w:t>
-      </w:r>
-    </w:p>
-    <w:p>
-      <w:pPr>
-        <w:pStyle w:val="Heading3"/>
-      </w:pPr>
-      <w:r>
-        <w:t>Article 18</w:t>
-      </w:r>
-    </w:p>
-    <w:p>
-      <w:r>
-        <w:t>Title: A Prime Minister has his birthday, a party throws parties</w:t>
-      </w:r>
-    </w:p>
-    <w:p>
-      <w:r>
-        <w:t xml:space="preserve">URL: </w:t>
-      </w:r>
-      <w:hyperlink r:id="rId26">
         <w:r>
           <w:rPr>
             <w:color w:val="0000FF"/>
@@ -565,7 +534,7 @@
         <w:pStyle w:val="Heading3"/>
       </w:pPr>
       <w:r>
-        <w:t>Article 19</w:t>
+        <w:t>Article 18</w:t>
       </w:r>
     </w:p>
     <w:p>
@@ -577,7 +546,7 @@
       <w:r>
         <w:t xml:space="preserve">URL: </w:t>
       </w:r>
-      <w:hyperlink r:id="rId27">
+      <w:hyperlink r:id="rId26">
         <w:r>
           <w:rPr>
             <w:color w:val="0000FF"/>
@@ -589,6 +558,37 @@
     <w:p>
       <w:r>
         <w:t>Content: MORE Prime Minister Narendra Modi addresses a gathering during laying of foundation stone and inauguration of development works, in Darrang, Assam (PTI) MUMBAI: More than one lakh cataract surgeries will be performed in Maharashtra during a fortnight-long drive to mark Prime Minister Narendra Modi’s birthday, state BJP president Ravindra Chavan said on Tuesday. The party will also arrange eye check-up of at least 10 lakh people and distribute spectacles to the needy during the drive, to be held from September 17 to October 2, Chavan told reporters in Mumbai. Modi will be celebrating his 75th birthday on September 17. “We will bring together NGOs, other organisations and social groups to perform more than one lakh cataract operations, ensure eye check-ups for 10 lakh people and provide spectacles to the needy, Chavan said. The drive is being projected as a service initiative by the BJP. “This is an attempt to connect with people in the state,” Chavan said. Blood donation camps will also be organised during the drive, Chavan said. “We have chalked out 17 programmes to be implemented during this fortnight,” he added. Chief Minister Devendra Fadnavis has held meetings with state ministers and BJP leaders to ensure the successful organisation of events, he said. On criticism by opposition parties over the state’s financial condition, Chavan said, “Instead of what the opposition is saying, it is necessary for the state to do what is good and required for common people. We are determined to provide ‘roti, kapda and makaan’ to people and will continue to work on our chosen path.” © Copyright | Powered by Hocalwire</w:t>
+      </w:r>
+    </w:p>
+    <w:p>
+      <w:pPr>
+        <w:pStyle w:val="Heading3"/>
+      </w:pPr>
+      <w:r>
+        <w:t>Article 19</w:t>
+      </w:r>
+    </w:p>
+    <w:p>
+      <w:r>
+        <w:t>Title: Mumbai News: महाराष्ट्र में एक लाख मुफ्त मोतियाबिंद सर्जरी करवाएगी भाजपा</w:t>
+      </w:r>
+    </w:p>
+    <w:p>
+      <w:r>
+        <w:t xml:space="preserve">URL: </w:t>
+      </w:r>
+      <w:hyperlink r:id="rId27">
+        <w:r>
+          <w:rPr>
+            <w:color w:val="0000FF"/>
+          </w:rPr>
+          <w:t>https://www.bhaskarhindi.com/city/mumbai/mumbai-news-mahaaraashtr-mein-ek-laakh-mupht-motiyaabind-sarjaree-karavaegee-bhaajapa-1187636</w:t>
+        </w:r>
+      </w:hyperlink>
+    </w:p>
+    <w:p>
+      <w:r>
+        <w:t>Content: Download App from Mumbai News प्रधानमंत्री नरेंद्र मोदी के 75 वें जन्मदिवस के उपलक्ष्य में प्रदेश भाजपा की तरफ से 17 सितंबर से 2 अक्टूबर तक ‘सेवा पखवाड़ा' मनाया जाएगा। मंगलवार को प्रदेश भाजपा अध्यक्ष रवींद्र चव्हाण ने यह जानकारी दी। दादर स्थित मुंबई भाजपा कार्यालय वसंत स्मृति में पत्रकारों से बातचीत में चव्हाण ने बताया कि राज्य भर में एक लाख मुफ्त मोतियाबिंद की सर्जरी की जाएगी। दस लाख से अधिक चश्मों का वितरण किया जाएगा। साथ ही रक्तदान शिविर, स्वास्थ्य शिविर, नेत्र जांच, मोदी विकास मैराथन और खेल प्रतियोगिताओं समेत अन्य कार्यक्रम आयोजित किए जाएंगे। चव्हाण ने भाजपा के सभी सांसदों, विधायकों, मंत्रियों, नेताओं, पदाधिकारियों और कार्यकर्ताओं से बूथ और मंडल स्तर पर सेवा पखवाड़े को सफल बनाने के लिए आह्वान किया। राज्य में 50 लाख से अधिक लोगों तक विभिन्न योजनाओं का लाभ पहुंचाने का लक्ष्य है। भाजपा युवा मोर्चा की ओर से प्रमुख जिलों में मोदी विकास मैराथन आयोजित किया जाएगा। राज्य के 48 लोकसभा क्षेत्रों में ‘सांसद चषक' प्रतियोगिता आयोजित होगी। पुणे में बावनकुले होंगे शामिल : प्रधानमंत्री के जन्मदिन पर पुणे में 17 सितंबर को दोपहर 3 बजे राजस्व मंत्री चंद्रशेखर बावनकुले की मौजूदगी में राजस्व पखवाड़ा आयोजित होगा। इसके तहत मोदी सरकार की विभिन्न लोक-कल्याणकारी योजनाओं का लाभ देने वाले कार्यक्रम आयोजित किए जाएंगे। Created On : 16 Sept 2025 6:48 PM IST</w:t>
       </w:r>
     </w:p>
     <w:p>
@@ -632,7 +632,7 @@
     </w:p>
     <w:p>
       <w:r>
-        <w:t>Title: रवींद्र चव्हाण यांना वाढदिनी सिंधुदुर्ग भाजपकडून शुभेच्छा</w:t>
+        <w:t>Title: Pune News : पुण्यात अजित पवारांना धक्का! राष्ट्रवादीच्या 34 नेत्यांनी धरली भाजपची वाट</w:t>
       </w:r>
     </w:p>
     <w:p>
@@ -644,13 +644,13 @@
           <w:rPr>
             <w:color w:val="0000FF"/>
           </w:rPr>
-          <w:t>https://www.esakal.com/kokan/todays-latest-marathi-news-kop25d30640-txt-sindhudurg-today-20250921112402</w:t>
+          <w:t>https://puneprimenews.com/pune/pune-news-ajit-pawar-gets-a-shock-in-pune-34-ncp-leaders-join-bjp/</w:t>
         </w:r>
       </w:hyperlink>
     </w:p>
     <w:p>
       <w:r>
-        <w:t>Content: 92984 रवींद्र चव्हाण यांना वाढदिनीसिंधुदुर्ग भाजपकडून शुभेच्छाओरोस, ता. २१ ः भाजप प्रदेशाध्यक्ष रवींद्र चव्हाण यांना वाढदिवसानिमित्त आज डोंबिवली येथे जिल्ह्याच्यावतीने भाजप जिल्हाध्यक्ष प्रभाकर सावंत यांनी पुष्पगुच्छ देत शुभेच्छा प्रदान केल्या. सिंधुदुर्ग सुपुत्र असलेले भाजपचे डोंबिवली विधानसभेचे आमदार, माजी मंत्री चव्हाण यांचा सिंधुदुर्गात भाजप वाढविण्यात मोठा वाटा आहे. तसेच ते जिल्ह्याचे पालकमंत्री सुध्दा राहिलेले आहेत. राष्ट्रीय नेतृत्वाने त्यांच्यावर भाजप प्रदेशाध्यक्ष पदाची जबाबदारी दिलेली आहे. या पार्श्वभूमीवर त्यांचा शनिवारी (ता. २०) साजरा झालेला वाढदिवस जिल्ह्यात मोठ्या उत्साहात साजरा करण्यात आला. अनेक सामाजिक उपक्रम सिंधुदुर्ग भाजपच्या वतीने राबविण्यात आले. जिल्हाध्यक्ष सावंत यांनी डोंबिवली येथील वाढदिवस कार्यक्रमात स्वतः उपस्थित राहत त्यांना वाढदिवसाच्या शुभेच्छा दिल्या. सकाळ+ चे सदस्य व्हा ब्रेक घ्या, डोकं चालवा, कोडे सोडवा! शॉपिंगसाठी 'सकाळ प्राईम डील्स'च्या भन्नाट ऑफर्स पाहण्यासाठी क्लिक करा. Read latest Marathi news, Watch Live Streaming on Esakal and Maharashtra News. Breaking news from India, Pune, Mumbai. Get the Politics, Entertainment, Sports, Lifestyle, Jobs, and Education updates. And Live taja batmya on Esakal Mobile App. Download the Esakal Marathi news Channel app for Android and IOS. Follow Us Copyright © 2025 - Sakal Media Pvt Ltd - All rights reserved. Powered by Quintype</w:t>
+        <w:t>Content: पुणे : आगामी स्थानिक स्वराज्य संस्थांच्या निवडणुका जवळ आल्या असतानाच, पुण्यात (Pune) राजकीय घडामोडींना वेग आला आहे. राष्ट्रवादी काँग्रेसच्या दोन्ही गटांना मोठा धक्का देत, पुणे जिल्ह्यातील सुमारे ३४ कार्यकर्त्यांनी भाजपमध्ये प्रवेश केला आहे. या पक्षप्रवेशामुळे भाजपची ताकद लक्षणीयरीत्या वाढली असल्याचं बोललं जात आहे. मावळमधील अनेक महत्त्वाचे चेहरे भाजपच्या गळाला लागले आहेत. मावळ कृषी उत्पन्न बाजार समितीचे संचालक, खरेदी-विक्री संघाचे संचालक, माजी नगराध्यक्ष, नगरसेवक आणि उपनगराध्यक्षांनी भाजपमध्ये प्रवेश केला आहे. याशिवाय, पुणे जिल्हा परिषद, लोणावळा, तळेगाव दाभाडे आणि देहू नगरपरिषदेमधील काही पदाधिकाऱ्यांनीही भाजपची वाट धरली आहे. तर मावळमधील अजित पवार गटाचे आमदार सुनील शेळके यांच्यासोबत असलेले काही प्रमुख पदाधिकारीही आता भाजपमध्ये सामील झाले आहेत. यामुळे आगामी निवडणुकांमध्ये मावळमध्ये भाजप आणि राष्ट्रवादी काँग्रेसमध्ये मोठी चुरस पाहायला मिळेल हे नक्की. दरम्यान, हा पक्षप्रवेश सोहळा मुंबईत पार पडला असून, भाजपचे प्रदेशाध्यक्ष रवींद्र चव्हाण यांच्या उपस्थितीत हा कार्यक्रम झाल्याचं सांगण्यात येत आहे. © 2022 ContentOcean Infotech Pvt Ltd. Login to your account below Remember Me Please enter your username or email address to reset your password. © 2022 ContentOcean Infotech Pvt Ltd.</w:t>
       </w:r>
     </w:p>
     <w:p>
@@ -663,7 +663,7 @@
     </w:p>
     <w:p>
       <w:r>
-        <w:t>Title: Pune News : पुण्यात अजित पवारांना धक्का! राष्ट्रवादीच्या 34 नेत्यांनी धरली भाजपची वाट</w:t>
+        <w:t>Title: रवींद्र चव्हाण यांना वाढदिनी सिंधुदुर्ग भाजपकडून शुभेच्छा</w:t>
       </w:r>
     </w:p>
     <w:p>
@@ -675,13 +675,13 @@
           <w:rPr>
             <w:color w:val="0000FF"/>
           </w:rPr>
-          <w:t>https://puneprimenews.com/pune/pune-news-ajit-pawar-gets-a-shock-in-pune-34-ncp-leaders-join-bjp/</w:t>
+          <w:t>https://www.esakal.com/kokan/todays-latest-marathi-news-kop25d30640-txt-sindhudurg-today-20250921112402</w:t>
         </w:r>
       </w:hyperlink>
     </w:p>
     <w:p>
       <w:r>
-        <w:t>Content: पुणे : आगामी स्थानिक स्वराज्य संस्थांच्या निवडणुका जवळ आल्या असतानाच, पुण्यात (Pune) राजकीय घडामोडींना वेग आला आहे. राष्ट्रवादी काँग्रेसच्या दोन्ही गटांना मोठा धक्का देत, पुणे जिल्ह्यातील सुमारे ३४ कार्यकर्त्यांनी भाजपमध्ये प्रवेश केला आहे. या पक्षप्रवेशामुळे भाजपची ताकद लक्षणीयरीत्या वाढली असल्याचं बोललं जात आहे. मावळमधील अनेक महत्त्वाचे चेहरे भाजपच्या गळाला लागले आहेत. मावळ कृषी उत्पन्न बाजार समितीचे संचालक, खरेदी-विक्री संघाचे संचालक, माजी नगराध्यक्ष, नगरसेवक आणि उपनगराध्यक्षांनी भाजपमध्ये प्रवेश केला आहे. याशिवाय, पुणे जिल्हा परिषद, लोणावळा, तळेगाव दाभाडे आणि देहू नगरपरिषदेमधील काही पदाधिकाऱ्यांनीही भाजपची वाट धरली आहे. तर मावळमधील अजित पवार गटाचे आमदार सुनील शेळके यांच्यासोबत असलेले काही प्रमुख पदाधिकारीही आता भाजपमध्ये सामील झाले आहेत. यामुळे आगामी निवडणुकांमध्ये मावळमध्ये भाजप आणि राष्ट्रवादी काँग्रेसमध्ये मोठी चुरस पाहायला मिळेल हे नक्की. दरम्यान, हा पक्षप्रवेश सोहळा मुंबईत पार पडला असून, भाजपचे प्रदेशाध्यक्ष रवींद्र चव्हाण यांच्या उपस्थितीत हा कार्यक्रम झाल्याचं सांगण्यात येत आहे. © 2022 ContentOcean Infotech Pvt Ltd. Login to your account below Remember Me Please enter your username or email address to reset your password. © 2022 ContentOcean Infotech Pvt Ltd.</w:t>
+        <w:t>Content: 92984 रवींद्र चव्हाण यांना वाढदिनीसिंधुदुर्ग भाजपकडून शुभेच्छाओरोस, ता. २१ ः भाजप प्रदेशाध्यक्ष रवींद्र चव्हाण यांना वाढदिवसानिमित्त आज डोंबिवली येथे जिल्ह्याच्यावतीने भाजप जिल्हाध्यक्ष प्रभाकर सावंत यांनी पुष्पगुच्छ देत शुभेच्छा प्रदान केल्या. सिंधुदुर्ग सुपुत्र असलेले भाजपचे डोंबिवली विधानसभेचे आमदार, माजी मंत्री चव्हाण यांचा सिंधुदुर्गात भाजप वाढविण्यात मोठा वाटा आहे. तसेच ते जिल्ह्याचे पालकमंत्री सुध्दा राहिलेले आहेत. राष्ट्रीय नेतृत्वाने त्यांच्यावर भाजप प्रदेशाध्यक्ष पदाची जबाबदारी दिलेली आहे. या पार्श्वभूमीवर त्यांचा शनिवारी (ता. २०) साजरा झालेला वाढदिवस जिल्ह्यात मोठ्या उत्साहात साजरा करण्यात आला. अनेक सामाजिक उपक्रम सिंधुदुर्ग भाजपच्या वतीने राबविण्यात आले. जिल्हाध्यक्ष सावंत यांनी डोंबिवली येथील वाढदिवस कार्यक्रमात स्वतः उपस्थित राहत त्यांना वाढदिवसाच्या शुभेच्छा दिल्या. सकाळ+ चे सदस्य व्हा ब्रेक घ्या, डोकं चालवा, कोडे सोडवा! शॉपिंगसाठी 'सकाळ प्राईम डील्स'च्या भन्नाट ऑफर्स पाहण्यासाठी क्लिक करा. Read latest Marathi news, Watch Live Streaming on Esakal and Maharashtra News. Breaking news from India, Pune, Mumbai. Get the Politics, Entertainment, Sports, Lifestyle, Jobs, and Education updates. And Live taja batmya on Esakal Mobile App. Download the Esakal Marathi news Channel app for Android and IOS. Follow Us Copyright © 2025 - Sakal Media Pvt Ltd - All rights reserved. Powered by Quintype</w:t>
       </w:r>
     </w:p>
     <w:p>
@@ -756,7 +756,7 @@
     </w:p>
     <w:p>
       <w:r>
-        <w:t>Title: Mumbai News: महाराष्ट्र में एक लाख मुफ्त मोतियाबिंद सर्जरी करवाएगी भाजपा</w:t>
+        <w:t>Title: Municipal Corporation Elections : मुंबई महापालिकेसाठी महायुती; दोन्ही उपमुख्यमंत्र्यांच्या बालेकिल्ल्यात मात्र भाजप स्वतंत्र चूल मांडणार?</w:t>
       </w:r>
     </w:p>
     <w:p>
@@ -768,13 +768,13 @@
           <w:rPr>
             <w:color w:val="0000FF"/>
           </w:rPr>
-          <w:t>https://www.bhaskarhindi.com/city/mumbai/mumbai-news-mahaaraashtr-mein-ek-laakh-mupht-motiyaabind-sarjaree-karavaegee-bhaajapa-1187636</w:t>
+          <w:t>https://sarkarnama.esakal.com/vishleshan/mumbai-bmc-elections-mahayuti-alliance-but-bjp-plans-solo-contest-in-deputy-cm-strongholds-sw79</w:t>
         </w:r>
       </w:hyperlink>
     </w:p>
     <w:p>
       <w:r>
-        <w:t>Content: Download App from Mumbai News प्रधानमंत्री नरेंद्र मोदी के 75 वें जन्मदिवस के उपलक्ष्य में प्रदेश भाजपा की तरफ से 17 सितंबर से 2 अक्टूबर तक ‘सेवा पखवाड़ा' मनाया जाएगा। मंगलवार को प्रदेश भाजपा अध्यक्ष रवींद्र चव्हाण ने यह जानकारी दी। दादर स्थित मुंबई भाजपा कार्यालय वसंत स्मृति में पत्रकारों से बातचीत में चव्हाण ने बताया कि राज्य भर में एक लाख मुफ्त मोतियाबिंद की सर्जरी की जाएगी। दस लाख से अधिक चश्मों का वितरण किया जाएगा। साथ ही रक्तदान शिविर, स्वास्थ्य शिविर, नेत्र जांच, मोदी विकास मैराथन और खेल प्रतियोगिताओं समेत अन्य कार्यक्रम आयोजित किए जाएंगे। चव्हाण ने भाजपा के सभी सांसदों, विधायकों, मंत्रियों, नेताओं, पदाधिकारियों और कार्यकर्ताओं से बूथ और मंडल स्तर पर सेवा पखवाड़े को सफल बनाने के लिए आह्वान किया। राज्य में 50 लाख से अधिक लोगों तक विभिन्न योजनाओं का लाभ पहुंचाने का लक्ष्य है। भाजपा युवा मोर्चा की ओर से प्रमुख जिलों में मोदी विकास मैराथन आयोजित किया जाएगा। राज्य के 48 लोकसभा क्षेत्रों में ‘सांसद चषक' प्रतियोगिता आयोजित होगी। पुणे में बावनकुले होंगे शामिल : प्रधानमंत्री के जन्मदिन पर पुणे में 17 सितंबर को दोपहर 3 बजे राजस्व मंत्री चंद्रशेखर बावनकुले की मौजूदगी में राजस्व पखवाड़ा आयोजित होगा। इसके तहत मोदी सरकार की विभिन्न लोक-कल्याणकारी योजनाओं का लाभ देने वाले कार्यक्रम आयोजित किए जाएंगे। Created On : 16 Sept 2025 6:48 PM IST</w:t>
+        <w:t>Content: Mumbai News : स्थानिक स्वराज्य संस्थेच्या निवडणुकीची घोषणा दिवाळीनंतर होणार आहे. त्यामुळे सर्वच पक्षाची सध्या लगीनघाई सुरु आहे. जानेवारी महिन्यात मुंबईसह जवळपास 28 महापालिकेच्या निवडणुका होणार आहेत. त्यामध्ये सर्वांचे लक्ष मुंबई महापालिका निवडणुकीकडे लागले आहे. मात्र, मुंबई महापालिकेसाठी महायुतीमधील भाजप, एकनाथ शिंदेंची शिवसेना व अजित पवार यांच्या राष्ट्रवादी काँग्रेसची महायुती होणार आहे. मात्र, येत्या काळात होत असलेल्या एकनाथ शिंदेंचा बालेकिल्ला असलेल्या ठाणे, अजितदादांच्या बालेकिल्ला असलेल्या पुण्यात मात्र महायुती होण्याची शक्यता कमी असून त्यामुळे येत्या काळात मित्रपक्षात जोरदार रस्सीखेच दिसत आहे. भाजपने (BJP) गेल्या वर्षभरापासून मुंबई महापालिकेवर लक्ष केंद्रित केले आहे. त्यासाठी सर्वच तयार दर्शवली आहे. मुंबईत महायुती एकत्र लढेल, असे वारंवार सांगितले जात आहे. पण अन्य शहरांमध्ये काय होणार, हे अद्याप स्पष्टपणे सांगितलेलं नाही. त्यात दोन्ही उपमुख्यमंत्र्यांच्या बालेकिल्ल्यांचा समावेश आहे. उपमुख्यमंत्री एकनाथ शिंदे यांच्या ठाण्यात आणि अजित पवार यांच्या पुण्यात भाजप स्वबळाच्या तयारीत असल्याचे दिसून येत आहे. त्यामुळेच गेल्या काही दिवसापासून शिंदेंच्या बालेकिल्ल्यात भाजपने जोरदार फिल्डींग लावली आहे. आगामी काळात होत असलेल्या ठाण्यात भाजपनं एकनाथ शिंदे यांच्या शिवसेनेची कोंडी करण्यासाठी फिल्डींग लावली आहे. आमदार संजय केळकर, निरंजन डावखरे, प्रदेशाध्यक्ष रविंद्र चव्हाण यांच्याकडून शिंदेसेनेच्या कोंडीचे प्रयत्न होत आहेत. पण शिंदे यांच्याविरोधात सर्वाधिक आक्रमक भूमिका वनमंत्री गणेश नाईक (Ganesh Naik) यांनी घेतली आहे. नवी मुंबईतील समर्थकांमध्ये दादा नावानं सुपरिचित असलेले नाईक ठाण्यातील भाईंना थेट आव्हान देत आहेत. गेल्या 40 वर्षांपासून गणेश नाईक यांचं नवी मुंबईवर वर्चस्व आहे. ठाणे जिल्हा एकसंध असताना, पालघर जिल्हा वेगळा झालेला नसताना नाईक यांच्याकडे ठाण्याचं पालकमंत्रिपद होतं. 1995 मध्ये राज्यात शिवसेना-भाजप युतीचं सरकार आलं. तेव्हा नाईक ठाण्याचे पालकमंत्री होते. त्यावेळी शिंदे ठाणे महापालिकेत नगरसेवक होते. पुढे नाईक 1999 मध्ये राष्ट्रवादी काँग्रेस पक्षात गेले. त्यानंतरही त्यांनी नवी मुंबईवरील वर्चस्व कायम ठेवलं.नवी मुंबई महापालिका अस्तित्त्वात आल्यापासून नाईक यांचं वर्चस्व आहे. 2020 मध्ये महापालिकेची निवडणूक अपेक्षित होती. पण आधी करोना आणि मग आरक्षणामुळे निवडणूकच झाली नाही. त्यामुळे मागील 5 वर्ष नवी मुंबई महापालिका प्रशासकाच्या माध्यमातून चालवली जात आहे. एकनाथ शिंदे यांच्याकडे नगरविकास खातं असल्यानं नवी मुंबई महापालिकेचा कारभार ठाण्यातून सुरु झाला. नवी मुंबई महापालिकेची सत्ता कायम आपल्या हाती राखणाऱ्या नाईकांना रुचलेली नाही. त्यामुळे शिंदे यांच्यासोबत त्यांचा उघड संघर्ष सुरु झालेला आहे. ठाणे महापालिकेत युती झाली, तरीही नवी मुंबईत युती करायची नाही, असा नाईक यांचा पवित्रा आहे. त्यासाठी नाईक यांना राज्याची आणि केंद्राची किती साथ मिळते, हे पाहणं महत्त्वाचं आहे. पुणे महापालिका ही राज्याचे दुसरे मुख्यमंत्री अजित पवार यांचा बालेकिल्ला आहे. याठिकाणी देखील भाजप व अजित पवार यांच्या भाजपमध्ये चुरस पाहवयास मिळते. याठिकाणी गेल्या पाच वर्षात भाजपची सत्ता होती. त्यामुळे सर्वांचे त्याकडे लक्ष लागून राहिले आहे. विशेषतः गेल्या निवडणुकीत राष्ट्रवादी काँग्रेस विरोधी पक्ष होता. मात्र, गेल्या काही दिवसापासून याठिकाणी महायुतीमधील भाजप व राष्ट्रवादी काँग्रेसमध्ये जागावाटपावरून रस्सीखेच पाहवयास मिळणार आहे. त्यामुळे येत्या काळात महायुती याठिकाणी युती करणार की स्वबळावर लढणार याची उत्सुकता लागून राहिली आहे. पिंपरी-चिंचवड महापालिकेत गेल्या निवडणुकीनंतर भाजपची सत्ता होती. त्यामुळे याठिकाणी देखील येत्या काळात महायुतीमधील भाजप व अजित पवार यांच्या राष्ट्रवादी काँग्रेसमध्ये चुरस दिसत आहे. या ठिकाणी भाजप व राष्ट्रवादी काँग्रेसने स्वबळावर निवडणूक लढण्याची तयारी केली आहे. गेल्या टर्ममध्ये याठिकाणी भाजपची सत्ता होती तर त्यापूर्वी या महापालिकेवर राष्ट्रवादी काँग्रेसचे वर्चस्व होते. त्यामुळे याठिकाणी भाजप व राष्ट्रवादी काँग्रेसमध्ये जोरदार रस्सीखेच दिसून येत आहे. सरकारनामाचे सदस्य व्हा शॉपिंगसाठी 'सकाळ प्राईम डील्स'च्या भन्नाट ऑफर्स पाहण्यासाठी क्लिक करा. Read Latest Marathi Political News, Breaking Political News from Maharashtra, India, Pune &amp; Mumbai at Sarkarnama. To Get Live Political Marathi News on Mobile, Download the Sarkarnama Mobile App for Android and IOS. सरकारनामा आता सर्व सोशल मीडिया प्लॅटफॉर्मवर. ताज्या राजकीय घडामोडींसाठी फेसबुक, ट्विटर, इन्स्टाग्राम, शेअर चॅट, टेलिग्रामवर आणि व्हॉट्सॲप आम्हाला फॉलो करा. तसेच, सरकारनामा यूट्यूब चॅनेलला आजच सबस्क्राइब करा. Follow Us Copyright © 2025 Sakal Media Group – All Rights Reserved Powered by Quintype वेबसाईटवर ब्राउझिंगचा अनुभव सर्वोत्तम असावा, यासाठी आम्ही कुकीजचा वापर करतो. कुकीजमुळे तुम्हाला तुमच्या आवडत्या मजकुराची शिफारस करता येते. आमचे गोपनीयता आणि कुकीजसंदर्भातील धोरण तुम्हाला मान्य आहे.</w:t>
       </w:r>
     </w:p>
     <w:p>
@@ -787,7 +787,7 @@
     </w:p>
     <w:p>
       <w:r>
-        <w:t>Title: Vaibhav Khedekar : खेडमध्ये मोठी राजकीय घडामोड! खेडेकरांचा रखडलेला भाजपत प्रवेश उद्याच होणार?</w:t>
+        <w:t>Title: BJP : भाजपा रत्नागिरी दक्षिण युवा मोर्चाच्यावतीने उद्या रक्तदान शिबिर</w:t>
       </w:r>
     </w:p>
     <w:p>
@@ -795,161 +795,6 @@
         <w:t xml:space="preserve">URL: </w:t>
       </w:r>
       <w:hyperlink r:id="rId34">
-        <w:r>
-          <w:rPr>
-            <w:color w:val="0000FF"/>
-          </w:rPr>
-          <w:t>https://sarkarnama.esakal.com/maharashtra/konkan/former-khed-nagaradhyaksh-vaibhav-khedekar-to-join-bjp-in-ratnagiri-tomorrow-as11</w:t>
-        </w:r>
-      </w:hyperlink>
-    </w:p>
-    <w:p>
-      <w:r>
-        <w:t>Content: रत्नागिरी जिल्ह्यातील खेडचे माजी नगराध्यक्ष वैभव खेडेकर उद्या भाजपमध्ये प्रवेश करणार आहेत. या प्रवेशामुळे भाजपची ताकद कोकणात वाढण्याची शक्यता आहे. रत्नागिरी आणि खेड तालुक्यातील राजकीय समीकरणांमध्ये बदल होण्याची चिन्हे आहेत. Ratnagiri News : तळ कोकणातील रत्नागिरी जिल्ह्यात मनसेनं मोठी कारवाई करत खेडचे माजी नगराध्यक्ष वैभव खेडेकर यांच्यासह तिघांची हकालपट्टी केली होती. त्यानंतर नाराज झालेल्या खेडेकरांनी थेट भाजपचा रस्ता धरत प्रवेश करणार असल्याचे जाहीर केले होते. पण त्यांचा प्रवेश काहील कारणामुले रखडला होता. मात्र आता त्यांच्या प्रवेशाचा मुहूर्त ठरला असून ते मंगळवारी (ता.23 सप्टेंबर रोजी) भाजप प्रवेश करतील, अशी चर्चा राजकीय वर्तुळात रंगू लागली आहे. मात्र हा प्रवेश त्यांच्या राजकीय पुनरागमनाचा प्रयत्न असला तरी, तो भ्रष्टाचाराच्या गंभीर आरोपांच्या सावटाखाली होत असल्याची कुजबूज खेडच्या राजकीय वर्तुळात आहे. आगामी स्थानिकच्या तोंडावर तळ कोकणातील राजकारणात खळबळ उडवून देणारा निर्णय मनसेनं घेतला. मनसे प्रमुख राज ठाकरे यांनी खेडेकर यांच्यासह तिघांवर पक्षविरोधी भूमिका घेतल्याने हाकालपट्टीची कारवाई केली. त्यांच्या कारवाई नंतर लगेच भाजप नेते नितेश राणे आणि राष्ट्रवादीचे आमदार शेखर निकम यांनी फोन केला होता. त्यामुळे ते भाजपबरोबर जातील अशी शक्यता व्यक्त करण्यात आली होती. ही शक्यता खरी ठरली असून त्यांचा या महिन्याच्या पहिल्याच आठवड्यात पक्ष प्रवेश होणार होता. मात्र तो रखडला. यामुळे राजकीय वर्तुळात चर्चांना उधाण आले होते. त्याचे नेमकं कारण काय असाही सवाल त्यांचे कार्यकर्ते करताना दिसत होते. दरम्यान आता खेडेकर यांचा रखडलेल्या भाजपमध्ये प्रवेश होणार असल्याची माहिती समोर आली आहे. ते मंगळवारी (ता.23 सप्टेंबर रोजी) भाजप प्रवेश करणार असून सर्व तयारी झाल्याची चर्चा राजकीय वर्तुळात सुरू आहे. हा प्रवेश रविंद्र चव्हाण यांच्या उपस्थित पार पडणार असून मंत्री नितेश राणे, खासदार नारायण राणे उपस्थित राहण्याची शक्यता आहे. तर हा पक्षप्रवेश मुंबई भाजपच्या पक्ष कार्यालयात होणार आहे. गेल्या दहा वर्षांत खेडेकर तळ कोकणाच्या राजकारणात असून त्यांची सतत पिछेहाट होताना दिसत आहे. खेड नगरपालिकेतील एकहाती सत्ता गेल्यानंतर गत निवडणुकीत खेडेकर अपक्ष निवडून आले आणि नगराध्यक्ष झाले. मात्र त्यांना अपेक्षित यश आले नाही. यादरम्यान राज्यात झालेले सत्तांतर आणि बदललेली समिकरणांमुळे त्यांच्या विश्वासूंनी एकनाथ शिंदे यांची शिवसेना, उद्धव ठाकरेंची उबाठासह इतर पक्षांची वाट धरली. त्याचबरोबर खेडेकर यांचे नगराध्यक्षपद संपताच त्यांच्यावर 20 पेक्षा जास्त प्रकरणांत भ्रष्टाचाराचे आरोप झाले. जे शिवसेना नेते रामदास कदम यांनी केले होते. त्यावरून काही प्रकरणांत गुन्हेही दाखल झाले. ज्यामुळे न्यायालयाने त्यांना पालिकेची निवडणूक लढवण्यास मनाईही केली होती. सध्याच्या घडीला ते भाजपमध्ये प्रवेश करत असून त्यामुळे त्यांना वैयक्तिक लाभ मिळेल असे नाही. पण त्यांच्या वैयक्तिक राजकीय पुनरुज्जीवनामुळे भाजपसाठी चांगलेच फायद्याचे ठरणार आहे. दरम्यान उद्या होणारा पक्ष प्रवेश फक्त चर्चा असून त्याची अधिकृत घोषणा भाजपकडून झालेले नाही. त्यामुळे खरेच उद्या त्यांचा पक्ष प्रवेश होणार का? याबाबत संभ्रम कायम आहे. 1. वैभव खेडेकर कोण आहेत?ते रत्नागिरी जिल्ह्यातील खेडचे माजी नगराध्यक्ष आहेत. 2. ते कोणत्या पक्षात प्रवेश करणार आहेत?ते भाजपमध्ये प्रवेश करणार आहेत. 3. पक्षप्रवेश कधी होणार आहे?उद्या हा पक्षप्रवेश होणार आहे. 4. या प्रवेशाचा फायदा कोणाला होईल?भाजपला कोकणात राजकीय ताकद वाढवण्यास मदत होईल. 5. रत्नागिरीच्या राजकारणावर काय परिणाम होईल?भाजप अधिक मजबूत होईल आणि स्थानिक राजकीय समीकरणं बदलू शकतात. सरकारनामाचे सदस्य व्हा शॉपिंगसाठी 'सकाळ प्राईम डील्स'च्या भन्नाट ऑफर्स पाहण्यासाठी क्लिक करा. Read Latest Marathi Political News, Breaking Political News from Maharashtra, India, Pune &amp; Mumbai at Sarkarnama. To Get Live Political Marathi News on Mobile, Download the Sarkarnama Mobile App for Android and IOS. सरकारनामा आता सर्व सोशल मीडिया प्लॅटफॉर्मवर. ताज्या राजकीय घडामोडींसाठी फेसबुक, ट्विटर, इन्स्टाग्राम, शेअर चॅट, टेलिग्रामवर आणि व्हॉट्सॲप आम्हाला फॉलो करा. तसेच, सरकारनामा यूट्यूब चॅनेलला आजच सबस्क्राइब करा. Follow Us Copyright © 2025 Sakal Media Group – All Rights Reserved Powered by Quintype वेबसाईटवर ब्राउझिंगचा अनुभव सर्वोत्तम असावा, यासाठी आम्ही कुकीजचा वापर करतो. कुकीजमुळे तुम्हाला तुमच्या आवडत्या मजकुराची शिफारस करता येते. आमचे गोपनीयता आणि कुकीजसंदर्भातील धोरण तुम्हाला मान्य आहे.</w:t>
-      </w:r>
-    </w:p>
-    <w:p>
-      <w:pPr>
-        <w:pStyle w:val="Heading3"/>
-      </w:pPr>
-      <w:r>
-        <w:t>Article 27</w:t>
-      </w:r>
-    </w:p>
-    <w:p>
-      <w:r>
-        <w:t>Title: BJP gave up claim for Mumbai mayor's post in 2017 at request of Shinde, Narvekar, says CM Fadnavis</w:t>
-      </w:r>
-    </w:p>
-    <w:p>
-      <w:r>
-        <w:t xml:space="preserve">URL: </w:t>
-      </w:r>
-      <w:hyperlink r:id="rId35">
-        <w:r>
-          <w:rPr>
-            <w:color w:val="0000FF"/>
-          </w:rPr>
-          <w:t>https://www.newsdrum.in/national/bjp-gave-up-claim-for-mumbai-mayors-post-in-2017-at-request-of-shinde-narvekar-says-cm-fadnavis-10471204</w:t>
-        </w:r>
-      </w:hyperlink>
-    </w:p>
-    <w:p>
-      <w:r>
-        <w:t>Content: Follow Us Mumbai, Sep 16 (PTI) Maharashtra Chief Minister Devendra Fadnavis on Tuesday said although the BJP had numbers to install its own mayor in Mumbai after the 2017 civic polls, it did not claim the post at the request of Eknath Shinde and Milind Narvekar who told him that Uddhav Thackeray was "disappointed". At that time, the undivided Shiv Sena, headed by Uddhav Thackeray, was in power with the BJP at the Centre and in the state. "I still remember, I received a call from Eknath Shinde, who is now our colleague, and Milind Narvekar (a close aide of Thackeray), who requested that since the BJP and Shiv Sena were allies, the mayor's post should be given to Sena as Uddhav Thackeray was highly disappointed," Fadnavis said while addressing the BJP's Vijay Sankalp Melava at Worli in Mumbai. "Without any second thought, I discussed it with my colleagues and decided to let Shiv Sena have all the key posts," he said. The Shiv Sena, which ruled the cash-rich Brihanmumbai Municipal Corporation (BMC) for over two decades, was voted as the largest party in the 2017 civic elections. The BJP improved its performance significantly by jumping from 31 to 82 seats. No Party could get a clear majority, but the BJP supported the Shiv Sena for the mayor post. Training guns at the opposition, he said while the BJP was "reimagining Mumbai", others were only "reimagining the chair". "I am telling them, they will never get the chair," he said, adding that the ruling Mahayuti would have its mayor in the upcoming civic polls. Fadnavis also launched a scathing attack on the Shiv Sena (UBT) over its handling of the COVID-19 pandemic, accusing it of doing corruption even in the procurement of body bags. "Those who were not doctors were shown as doctors, even compounders were passed off as medical staff. Bills worth crores were sanctioned and people died without beds or medicines. This is not my claim, but part of the Enforcement Directorate's chargesheet. These people are responsible for the deaths of common Mumbaikars," he alleged. The BMC had Rs 70,000 crore in fixed deposits, but they did not use it for citizens, Fadnavis said. The chief minister highlighted several development projects, including the BDD chawl redevelopment, which he termed as Asia's largest urban renewal scheme. "People who lived in 120 sq ft homes are now getting 540 sq ft houses. Similarly, those affected by the Girgaon Metro project have been given new homes. As many as 1,600 societies have opted for self-redevelopment," he said. On the Dharavi redevelopment, Fadnavis said one million people would benefit from the project. "Dharavi is not just a slum, it is an ecosystem of pottery, food processing and small-scale industries. We have made provisions for such workers and they will not have to pay a single tax for five years once they shift to new locations," he added. He also announced that Prime Minister Narendra Modi would inaugurate the underground Metro from Cuffe Parade on September 30. Stressing on infrastructure push, he said 60 per cent of the country's data centre capacity was in Maharashtra and the state was preparing for challenges in artificial intelligence and quantum computing. Alternative road links such as Worli-Versova and Versova-Bhayandar corridors were also being taken up to decongest the Western Express Highway, he noted. Mumbai BJP president Ameet Satam, meanwhile, said the Shiv Sena (UBT) was indulging in "dirty politics" to polarise voters. Drawing a comparison, he said if the opposition party won, "every road in Mumbai will become Mohammed Ali Road. "If they win, maybe the next mayor of Mumbai would be a Muslim," Satam alleged. Satam further alleged that from 1997 to 2022, corruption worth Rs 3 lakh crore took place in the BMC. "Whenever civic elections come near, they start making emotional calls for protecting the Marathi manoos, but the rest of the time they forget the Marathi manoos," he added. BJP state president Ravindra Chavan, also present at the rally, said the party must treat the civic polls as a fight for ideology. "We have to undertake micro-management from the circle level as well as the booth level," he said. PTI ND NP Subscribe to our Newsletter! Share this article If you liked this article share it with your friends.they will thank you later</w:t>
-      </w:r>
-    </w:p>
-    <w:p>
-      <w:pPr>
-        <w:pStyle w:val="Heading3"/>
-      </w:pPr>
-      <w:r>
-        <w:t>Article 28</w:t>
-      </w:r>
-    </w:p>
-    <w:p>
-      <w:r>
-        <w:t>Title: One lakh cataract surgeries in Maharashtra to mark Modi's birthday: BJP</w:t>
-      </w:r>
-    </w:p>
-    <w:p>
-      <w:r>
-        <w:t xml:space="preserve">URL: </w:t>
-      </w:r>
-      <w:hyperlink r:id="rId36">
-        <w:r>
-          <w:rPr>
-            <w:color w:val="0000FF"/>
-          </w:rPr>
-          <w:t>https://www.moneycontrol.com/news/india/one-lakh-cataract-surgeries-in-maharashtra-to-mark-modi-s-birthday-bjp-13550545.html</w:t>
-        </w:r>
-      </w:hyperlink>
-    </w:p>
-    <w:p>
-      <w:r>
-        <w:t>Content: My Account Follow us on: Powered By See the top gainers, losers, invest and get updated what's happening in the crypto market Invest Now Powered By This functionality will provide users with ease of access navigation and enable create a new revenue line by generating leads of potential customers for brokers in a more integrated manner. Invest Now Mumbai, Sep 16 More than one lakh cataract surgeries will be performed in Maharashtra during a fortnight-long drive to mark Prime Minister Narendra Modi’s birthday, state BJP president Ravindra Chavan said on Tuesday. The party will also arrange eye check-up of at least 10 lakh people and distribute spectacles to the needy during the drive, to be held from September 17 to October 2, Chavan told reporters in Mumbai. Modi will be celebrating his 75th birthday on September 17. “We will bring together NGOs, other organisations and social groups to perform more than one lakh cataract operations, ensure eye check-ups for 10 lakh people and provide spectacles to the needy, Chavan said. The drive is being projected as a service initiative by the BJP. “This is an attempt to connect with people in the state,” Chavan said. Blood donation camps will also be organised during the drive, Chavan said. “We have chalked out 17 programmes to be implemented during this fortnight,” he added. Chief Minister Devendra Fadnavis has held meetings with state ministers and BJP leaders to ensure the successful organisation of events, he said. On criticism by opposition parties over the state’s financial condition, Chavan said, “Instead of what the opposition is saying, it is necessary for the state to do what is good and required for common people. We are determined to provide ‘roti, kapda and makaan’ to people and will continue to work on our chosen path.” Discover the latest Business News, Sensex, and Nifty updates. Obtain Personal Finance insights, tax queries, and expert opinions on Moneycontrol or download the Moneycontrol App to stay updated! Find the best of Al News in one place, specially curated for you every weekend. Stay on top of the latest tech trends and biggest startup news. Sensex Today Pharma Stocks Trump Tariffs on Pharma Vodafone Idea News MiG 21 Retirement GST Rate Cut Inderjeet Singh Gosal Mukhyamantri Mahila Rojgar Yojana Tax Audit Extension BTC Election Results Business Markets Stocks India News City News Economy Mutual Funds Personal Finance IPO News Startups Home Currencies Commodities Pre-Market IPO Global Market Bonds Home Loans up to 50 Lakhs Credit Cards Lifetime Free Finance TrackerNew Fixed Deposits Fixed Deposit Comparison Fixed Income Home MC 30 Top Ranked Funds ETFs Mutual Fund Screener Income Tax Calculator EMI Calculator Retirement Planning Gratuity Calculator Petrol Price in India Diesel Price in India IFSC Code Stock Markets News18 Firstpost CNBC TV18 News18 Hindi Cricketnext Overdrive About Us Contact Us Advisory Alert Advertise with Us SupportDisclaimer Privacy Policy Cookie Policy Terms &amp; Conditions Financial Terms (Glossary) Sitemap Investors Copyright © Network18 Media &amp; Investments Limited. All rights reserved. Reproduction of news articles, photos, videos or any other content in whole or in part in any form or medium without express written permission of moneycontrol.com is prohibited. You are already a Moneycontrol Pro user.</w:t>
-      </w:r>
-    </w:p>
-    <w:p>
-      <w:pPr>
-        <w:pStyle w:val="Heading3"/>
-      </w:pPr>
-      <w:r>
-        <w:t>Article 29</w:t>
-      </w:r>
-    </w:p>
-    <w:p>
-      <w:r>
-        <w:t>Title: One Lakh Cataract Surgeries In Maharashtra To Mark Modi's Birthday: BJP</w:t>
-      </w:r>
-    </w:p>
-    <w:p>
-      <w:r>
-        <w:t xml:space="preserve">URL: </w:t>
-      </w:r>
-      <w:hyperlink r:id="rId37">
-        <w:r>
-          <w:rPr>
-            <w:color w:val="0000FF"/>
-          </w:rPr>
-          <w:t>https://www.deccanchronicle.com/nation/one-lakh-cataract-surgeries-in-maharashtra-to-mark-modis-birthday-bjp-1904130</w:t>
-        </w:r>
-      </w:hyperlink>
-    </w:p>
-    <w:p>
-      <w:r>
-        <w:t>Content: More than one lakh cataract surgeries will be performed in Maharashtra during a fortnight-long drive to mark Prime Minister Narendra Modi’s birthday, state BJP president Ravindra Chavan said on Tuesday.</w:t>
-      </w:r>
-    </w:p>
-    <w:p>
-      <w:pPr>
-        <w:pStyle w:val="Heading3"/>
-      </w:pPr>
-      <w:r>
-        <w:t>Article 30</w:t>
-      </w:r>
-    </w:p>
-    <w:p>
-      <w:r>
-        <w:t>Title: Pune politics : रातोरात गेम फिरला अन् बहुचर्चित बापू भेगडेंचा भाजप प्रवेश हुकला; काय आहे कारण?</w:t>
-      </w:r>
-    </w:p>
-    <w:p>
-      <w:r>
-        <w:t xml:space="preserve">URL: </w:t>
-      </w:r>
-      <w:hyperlink r:id="rId38">
-        <w:r>
-          <w:rPr>
-            <w:color w:val="0000FF"/>
-          </w:rPr>
-          <w:t>https://sarkarnama.esakal.com/maharashtra/paschim-maharashtra/maharashtra-politics-ajit-pawar-rival-bapu-bhegade-bjp-entry-but-this-joining-delayed-as11-sm89</w:t>
-        </w:r>
-      </w:hyperlink>
-    </w:p>
-    <w:p>
-      <w:r>
-        <w:t>Content: मावळमध्ये आमदार सुनील शेळके यांच्या विरोधात अपक्ष लढलेले बापू भेगडे यांच्या भाजप प्रवेशाची चर्चा रंगली होती. मात्र त्यांचा पक्षप्रवेश रखडल्याने पुण्यातील राजकीय वर्तुळात खळबळ उडाली आहे. या घडामोडीमुळे भाजपच्या मावळ मतदारसंघातील रणनीतीवर प्रश्नचिन्ह उभे राहिले आहे. Pune News : गेल्या काही दिवसांपासून पुणे जिल्ह्यातुन भाजपमध्ये होणारे प्रवेश चर्चेचा विषय ठरत आहे. जिल्ह्यात मित्र पक्षाचे ज्या ठिकाणी आमदार आहेत. त्या ठिकाणी भाजप भविष्यात उमेदवार होऊ शकतील अशा तुल्यबळ नेत्यांना आपल्या पक्षात घेताना पाहायला मिळत आहेत. त्यामुळे भाजप पुणे जिल्ह्यामध्ये ऑपरेशन लोटस राबवत असल्याच्या चर्चा राजकीय वर्तुळात सुरू असल्याच्या पाहायला मिळत आहे. या अंतर्गतच सर्वप्रथम इंदापूर येथे भाजपने अपक्ष विधानसभा निवडणूक लढलेल्या प्रवीण माने यांना पक्षात प्रवेश दिला असल्याची चर्चा आहे. या ठिकाणी उपमुख्यमंत्री अजित पवार यांच्या राष्ट्रवादी काँग्रेसचे आमदार आणि मंत्री दत्ता भरणे हे माने यांच्या विरोधात निवडणूक लढवून विजयी झाले आहेत. भोर विधानसभा मतदारसंघात देखील अजित पवार यांचे आमदार शंकर मांडेकर यांनी तत्कालीन काँग्रेसचे आमदार संग्राम थोपटे यांचा पराभव केला होता. संग्राम थोपटे सध्या भाजपवासी झाले आहेत त्याचप्रमाणे पुरंदर मधील माजी आमदार संजय जगताप देखील भाजपमध्ये आले आहेत. गेल्या दोन दिवसांपासून मावळमध्ये उपमुख्यमंत्री अजित पवार यांचे आमदार सुनील शेळके यांच्या विरोधात अपक्ष म्हणून निवडणूक लढलेले बापू भेगडे भाजपमध्ये प्रवेश करणार असल्याचं जाहीर करण्यात आलं होतं. रविवारी याबाबतची पत्रकार परिषद घेण्यात आली त्यानंतर सोमवारी मोठ्या संख्येने पक्षप्रवेश करण्यात येणार असल्याचं जाहीर करण्यात आलं होतं. सोमाटणे फाटा ते मुंबईपर्यंत भव्य रॅली काढून शेवटी भाजपा पक्ष कार्यालयात प्रदेशाध्यक्ष रवींद्र चव्हाण यांच्या उपस्थितीत बापू भेगडे यांच्या नेतृत्वात मोठ्या प्रमाणात पक्ष प्रवेश होणार होता. मात्र या पक्षप्रवेशावेळी बापू भेगडेच गैरहजर राहिल्याचं पाहायला मिळाले. पक्षप्रवेशचा कार्यक्रम आधीच ठरला असल्याने बापू भेगडे यांच्या व्यतिरिक्त रामदास काकडे, बाबुराव वायकर, सुभाष जाधव, किशोर भेगडे, सचिन घोटकुले या प्रमुख नेत्यांचा समावेश असून यांच्यासह आतिष परदेशी, संग्राम काकडे, शिवाजी आसवले, संतोष मुऱ्हे, प्रवीण काळोखे, तुषार भेगडे, अरूण माने, अरूण चव्हाण, तनुजा जगनाडे त्यांचा रवींद्र चव्हाण यांच्या उपस्थितीत पक्ष प्रवेश झाला. मात्र ज्या प्रवेशाची चर्चा जोरदार सुरू होती ते बापू भेगडे ऐन वेळेस पक्षप्रवेशाच्या कार्यक्रमाला का आले नाहीत? यादेखील चर्चांना उधाण आलं. त्यामुळे भाजपचे मावळमधील नेते आणि किसान मोर्चाचे प्रदेशाध्यक्ष गणेश भेगडे यांनी याबाबत माहिती देताना सांगितले की, "बापू भेगडे यांच्या वैद्यकीय कारणांमुळे पक्ष प्रवेशाचा कार्यक्रम काही काळासाठी पुढे ढकलण्यात आला आहे. येत्या काही दिवसांत मावळमध्ये मोठा मेळावा आयोजित करून बापू भेगडे आणि त्यांच्या समर्थकांचा भाजपमध्ये औपचारिक प्रवेश होईल." बापू भेगडे हे परगावी गेल्याने प्रवेश लांबला असल्याचं देखील काहींकडून सांगण्यात आलं. पक्षप्रवेशाचा मूर्त हुकण्या वैद्यकीय कारण सांगण्यात येत असलं तरी रात्रीतून झपाट्याने राजकीय चक्र फिरल्यामुळे हा प्रवेश लामणीवर वरती पडले असल्याचा देखील चर्चा सध्या मावळच्या वर्तुळात सुरू झाले आहेत. त्यामुळे पुढील काही दिवसात बापू भेगडे हे भाजपमध्ये प्रवेश करणार की आणखी काही राजकीय घडामोडी घडणार हे पाहणं महत्त्वाचं ठरणार आहे. प्र.1: बापू भेगडे कोण आहेत?उ.1: ते मावळ मतदारसंघातील नेते असून अजित पवारांच्या आमदार सुनील शेळके यांच्या विरोधात अपक्ष लढले होते. प्र.2: त्यांच्या भाजप प्रवेशाची चर्चा का झाली?उ.2: आगामी निवडणुकांपूर्वी भाजपने आपला गड मजबूत करण्यासाठी त्यांना सामावून घेण्याचा प्रयत्न केला. प्र.3: त्यांचा प्रवेश का रखडला?उ.3: याबाबत अधिकृत कारण स्पष्ट नाही, पण राजकीय मतभेद आणि स्थानिक समीकरणांमुळे तो अडला आहे. सरकारनामाचे सदस्य व्हा शॉपिंगसाठी 'सकाळ प्राईम डील्स'च्या भन्नाट ऑफर्स पाहण्यासाठी क्लिक करा. Read Latest Marathi Political News, Breaking Political News from Maharashtra, India, Pune &amp; Mumbai at Sarkarnama. To Get Live Political Marathi News on Mobile, Download the Sarkarnama Mobile App for Android and IOS. सरकारनामा आता सर्व सोशल मीडिया प्लॅटफॉर्मवर. ताज्या राजकीय घडामोडींसाठी फेसबुक, ट्विटर, इन्स्टाग्राम, शेअर चॅट, टेलिग्रामवर आणि व्हॉट्सॲप आम्हाला फॉलो करा. तसेच, सरकारनामा यूट्यूब चॅनेलला आजच सबस्क्राइब करा. Follow Us Copyright © 2025 Sakal Media Group – All Rights Reserved Powered by Quintype वेबसाईटवर ब्राउझिंगचा अनुभव सर्वोत्तम असावा, यासाठी आम्ही कुकीजचा वापर करतो. कुकीजमुळे तुम्हाला तुमच्या आवडत्या मजकुराची शिफारस करता येते. आमचे गोपनीयता आणि कुकीजसंदर्भातील धोरण तुम्हाला मान्य आहे.</w:t>
-      </w:r>
-    </w:p>
-    <w:p>
-      <w:pPr>
-        <w:pStyle w:val="Heading3"/>
-      </w:pPr>
-      <w:r>
-        <w:t>Article 31</w:t>
-      </w:r>
-    </w:p>
-    <w:p>
-      <w:r>
-        <w:t>Title: BJP : भाजपा रत्नागिरी दक्षिण युवा मोर्चाच्यावतीने उद्या रक्तदान शिबिर</w:t>
-      </w:r>
-    </w:p>
-    <w:p>
-      <w:r>
-        <w:t xml:space="preserve">URL: </w:t>
-      </w:r>
-      <w:hyperlink r:id="rId39">
         <w:r>
           <w:rPr>
             <w:color w:val="0000FF"/>
@@ -968,7 +813,7 @@
         <w:pStyle w:val="Heading3"/>
       </w:pPr>
       <w:r>
-        <w:t>Article 32</w:t>
+        <w:t>Article 27</w:t>
       </w:r>
     </w:p>
     <w:p>
@@ -980,7 +825,7 @@
       <w:r>
         <w:t xml:space="preserve">URL: </w:t>
       </w:r>
-      <w:hyperlink r:id="rId40">
+      <w:hyperlink r:id="rId35">
         <w:r>
           <w:rPr>
             <w:color w:val="0000FF"/>
@@ -999,7 +844,7 @@
         <w:pStyle w:val="Heading3"/>
       </w:pPr>
       <w:r>
-        <w:t>Article 33</w:t>
+        <w:t>Article 28</w:t>
       </w:r>
     </w:p>
     <w:p>
@@ -1011,7 +856,7 @@
       <w:r>
         <w:t xml:space="preserve">URL: </w:t>
       </w:r>
-      <w:hyperlink r:id="rId41">
+      <w:hyperlink r:id="rId36">
         <w:r>
           <w:rPr>
             <w:color w:val="0000FF"/>
@@ -1030,7 +875,7 @@
         <w:pStyle w:val="Heading3"/>
       </w:pPr>
       <w:r>
-        <w:t>Article 34</w:t>
+        <w:t>Article 29</w:t>
       </w:r>
     </w:p>
     <w:p>
@@ -1042,7 +887,7 @@
       <w:r>
         <w:t xml:space="preserve">URL: </w:t>
       </w:r>
-      <w:hyperlink r:id="rId42">
+      <w:hyperlink r:id="rId37">
         <w:r>
           <w:rPr>
             <w:color w:val="0000FF"/>
@@ -1061,7 +906,7 @@
         <w:pStyle w:val="Heading3"/>
       </w:pPr>
       <w:r>
-        <w:t>Article 35</w:t>
+        <w:t>Article 30</w:t>
       </w:r>
     </w:p>
     <w:p>
@@ -1073,7 +918,7 @@
       <w:r>
         <w:t xml:space="preserve">URL: </w:t>
       </w:r>
-      <w:hyperlink r:id="rId43">
+      <w:hyperlink r:id="rId38">
         <w:r>
           <w:rPr>
             <w:color w:val="0000FF"/>
@@ -1084,7 +929,7 @@
     </w:p>
     <w:p>
       <w:r>
-        <w:t>Content: ताजा खबरें राज्य मौसम एशिया कप 2025 बिहार चुनाव 2025 कुलिश जन्मशती वर्ष पत्रिका स्पेशल राष्ट्रीय मनोरंजन ज्योतिष स्वास्थ्य खेल धर्म राजनीति विश्व OTT शिक्षा ओपिनियन ऑटो टेक गैजेट लाइफस्टाइल ब्यूटी महिला बिजनेस क्राइम जॉब्स ई-पेपर मेरी खबर शॉर्ट्स ई-पेपर मुंबई • Dinesh Dubey • Sep 17, 2025 उद्धव ठाकरे और राज ठाकरे (Photo: FB) महाराष्ट्र के मुख्यमंत्री देवेंद्र फडणवीस ने शिवसेना (UBT) प्रमुख उद्धव ठाकरे पर तीखा हमला बोला है। मुंबई के वरली डोम में आयोजित भाजपा के विजय संकल्प रैली में फडणवीस ने कहा कि सिर्फ नाम होने से कोई ब्रांड नहीं बन जाता। इस कार्यक्रम में प्रदेश अध्यक्ष रवींद्र चव्हाण, नवनियुक्त मुंबई अध्यक्ष अमित साटम, मंत्री आशीष शेलार, मंत्री मंगल प्रभात लोढ़ा समेत भाजपा के कई बड़े नेता मौजूद थे। सीएम फडणवीस ने अपने भाषण में उद्धव ठाकरे पर निशाना साधते हुए कहा, “सिर्फ नाम होने से कोई ब्रांड नहीं बनता। हिंदूहृदयसम्राट बाला साहेब ठाकरे एक ब्रांड थे, लेकिन आप ब्रांड नहीं हैं।” उन्होंने उद्धव और राज ठाकरे के गठबंधन पर तंज कसते हुए कहा कि बेस्ट चुनाव के दौरान कुछ लोग कहते थे हमारा ब्रांड है, लेकिन हमारे शंशाक राव, प्रवीण दरेकर और प्रसाद लाड ने उस ब्रांड का बैंड बजा दिया। बता दें कि मुंबई महानगरपालिका (BMC) के उपक्रम बेस्ट के कर्मचारियों से जुड़े कोऑपरेटिव क्रेडिट सोसायटी के हालिया चुनाव में उद्धव ठाकरे और उनके चेचरे भाई व महाराष्ट्र नवनिर्माण सेना (मनसे) प्रमुख राज ठाकरे ने मिलकर चुनाव लड़ा था, लेकिन सभी सीटों पर करारी हार हुई थी। मुख्यमंत्री फडणवीस ने जोर देकर कहा, “हमारे यहां अमित साटम जैसे सामान्य कार्यकर्ता भी अध्यक्ष बनते हैं। हमारे पास चाय बेचने वाला एक वैश्विक ब्रांड है। हमारे पास नरेंद्र मोदी नाम का दुनिया का सबसे बड़ा ब्रांड है।” उन्होंने ठाकरे भाईयों पर हमला बोलते हुए कहा, आगामी मुंबई नगर निगम चुनावों (BMC Election) में भाजपा नीत महायुति गठबंधन की जीत होगी। फडणवीस ने आगे कहा कि गिरगांव में रहने वाला मराठी माणूस आज वसई-विरार और कर्जत तक चले गया, लेकिन भाजपा सरकार ने बीडीडी चॉल का पुनर्विकास कर लोगों को उनका हक दिलाया। उन्होंने दावा किया कि म्हाडा के जरिए मराठी परिवारों को उनके हक का घर मुंबई में देने का काम उनकी सरकार ने शुरू किया है, जो पहले सत्ता में बैठे लोग सपने में भी नहीं सोच सकते थे। फडणवीस ने धारावी पुनर्विकास परियोजना का जिक्र करते हुए कहा कि वहां के 10 लाख लोगों को उनके ही इलाके में घर दिया जाएगा। उन्होंने विपक्ष पर आरोप लगाया कि बिल्डरों के दबाव में पिछली सरकारों ने बीडीडी चॉल के विकास को रोक दिया था, लेकिन हमारी सरकार ने यह काम कर दिखाया है। खबर शेयर करें: Published on: 17 Sept 2025 08:20 pm बड़ी खबरें मुंबई महाराष्ट्र न्यूज़ ट्रेंडिंग Holiday Declared: 29 सितंबर को सभी स्कूल-कॉलेजों में छुट्टी घोषित, सरकार ने यहां जारी किया आदेश ‘राज ठाकरे की हत्या की साजिश रची गई थी’, एनकाउंटर स्पेशलिस्ट का सनसनीखेज खुलासा सदमे में साउथ फिल्म इंडस्ट्री, करूर हादसे पर मोहनलाल और ममूटी का दर्द छलका GMLR: गोरेगांव-मुलुंड लिंक रोड से होगा बड़ा फायदा, डेढ़ घंटे का सफर 20 मिनट में होगा पूरा, क्या है अपडेट? सचिन तेंदुलकर का वो राज जिसे अब तक नहीं जानते लोग, बॉलीवुड के इस एक्टर से जुड़ा है किस्सा DOWNLOAD ON Play Store DOWNLOAD ON App Store Trending Topics Asia Cup 2025 PM Modi Bihar Elections 2025 Top Categories राष्ट्रीय मनोरंजन स्वास्थ्य राजस्थान मध्य प्रदेश Legal Grievance Policy This website follows the DNPA’s code of conduct Statutory provisions on reporting (sexual offenses) Privacy Policy About Us Code of Conduct RSS Copyright © 2025 Patrika Group. All Rights Reserved.</w:t>
+        <w:t>Content: ताजा खबरें राज्य मौसम Women's World Cup 2025 बिहार चुनाव 2025 कुलिश जन्मशती वर्ष पत्रिका स्पेशल राष्ट्रीय मनोरंजन ज्योतिष स्वास्थ्य खेल धर्म राजनीति विश्व OTT शिक्षा ओपिनियन ऑटो टेक गैजेट लाइफस्टाइल ब्यूटी महिला बिजनेस क्राइम जॉब्स ई-पेपर मेरी खबर शॉर्ट्स ई-पेपर मुंबई • Dinesh Dubey • Sep 17, 2025 उद्धव ठाकरे और राज ठाकरे (Photo: FB) महाराष्ट्र के मुख्यमंत्री देवेंद्र फडणवीस ने शिवसेना (UBT) प्रमुख उद्धव ठाकरे पर तीखा हमला बोला है। मुंबई के वरली डोम में आयोजित भाजपा के विजय संकल्प रैली में फडणवीस ने कहा कि सिर्फ नाम होने से कोई ब्रांड नहीं बन जाता। इस कार्यक्रम में प्रदेश अध्यक्ष रवींद्र चव्हाण, नवनियुक्त मुंबई अध्यक्ष अमित साटम, मंत्री आशीष शेलार, मंत्री मंगल प्रभात लोढ़ा समेत भाजपा के कई बड़े नेता मौजूद थे। सीएम फडणवीस ने अपने भाषण में उद्धव ठाकरे पर निशाना साधते हुए कहा, “सिर्फ नाम होने से कोई ब्रांड नहीं बनता। हिंदूहृदयसम्राट बाला साहेब ठाकरे एक ब्रांड थे, लेकिन आप ब्रांड नहीं हैं।” उन्होंने उद्धव और राज ठाकरे के गठबंधन पर तंज कसते हुए कहा कि बेस्ट चुनाव के दौरान कुछ लोग कहते थे हमारा ब्रांड है, लेकिन हमारे शंशाक राव, प्रवीण दरेकर और प्रसाद लाड ने उस ब्रांड का बैंड बजा दिया। बता दें कि मुंबई महानगरपालिका (BMC) के उपक्रम बेस्ट के कर्मचारियों से जुड़े कोऑपरेटिव क्रेडिट सोसायटी के हालिया चुनाव में उद्धव ठाकरे और उनके चेचरे भाई व महाराष्ट्र नवनिर्माण सेना (मनसे) प्रमुख राज ठाकरे ने मिलकर चुनाव लड़ा था, लेकिन सभी सीटों पर करारी हार हुई थी। मुख्यमंत्री फडणवीस ने जोर देकर कहा, “हमारे यहां अमित साटम जैसे सामान्य कार्यकर्ता भी अध्यक्ष बनते हैं। हमारे पास चाय बेचने वाला एक वैश्विक ब्रांड है। हमारे पास नरेंद्र मोदी नाम का दुनिया का सबसे बड़ा ब्रांड है।” उन्होंने ठाकरे भाईयों पर हमला बोलते हुए कहा, आगामी मुंबई नगर निगम चुनावों (BMC Election) में भाजपा नीत महायुति गठबंधन की जीत होगी। फडणवीस ने आगे कहा कि गिरगांव में रहने वाला मराठी माणूस आज वसई-विरार और कर्जत तक चले गया, लेकिन भाजपा सरकार ने बीडीडी चॉल का पुनर्विकास कर लोगों को उनका हक दिलाया। उन्होंने दावा किया कि म्हाडा के जरिए मराठी परिवारों को उनके हक का घर मुंबई में देने का काम उनकी सरकार ने शुरू किया है, जो पहले सत्ता में बैठे लोग सपने में भी नहीं सोच सकते थे। फडणवीस ने धारावी पुनर्विकास परियोजना का जिक्र करते हुए कहा कि वहां के 10 लाख लोगों को उनके ही इलाके में घर दिया जाएगा। उन्होंने विपक्ष पर आरोप लगाया कि बिल्डरों के दबाव में पिछली सरकारों ने बीडीडी चॉल के विकास को रोक दिया था, लेकिन हमारी सरकार ने यह काम कर दिखाया है। खबर शेयर करें: Published on: 17 Sept 2025 08:20 pm बड़ी खबरें मुंबई महाराष्ट्र न्यूज़ ट्रेंडिंग आखिर क्यों नेटफ्लिक्स से हटाई गईं फिल्म बाहुबली, जानें क्या है इसकी असली वजह Maharashtra Politics: महायुति में बढ़ी तनातनी! इस फैसले को लेकर डिप्टी सीएम और मंत्री आये आमने-सामने मुंबई में 26 km लंबी एलिवेटेड सड़क को मंजूरी, 8000 करोड़ खर्च होने का अनुमान, जानें क्या है परियोजना मां-बेटी के प्यार की डरावनी कहानी, 134 मिनट की इस Horror-Thriller में है खौफ का जबरदस्त ट्विस्ट इंसान नहीं, सांप को CPR देकर बचाई जान! पूरी खबर पढ़ चकरा जाएगा सिर DOWNLOAD ON Play Store DOWNLOAD ON App Store Trending Topics Asia Cup 2025 PM Modi Bihar Elections 2025 Top Categories राष्ट्रीय मनोरंजन स्वास्थ्य राजस्थान मध्य प्रदेश Legal Grievance Policy This website follows the DNPA’s code of conduct Statutory provisions on reporting (sexual offenses) Privacy Policy About Us Code of Conduct RSS Copyright © 2025 Patrika Group. All Rights Reserved.</w:t>
       </w:r>
     </w:p>
     <w:p>
@@ -1092,38 +937,7 @@
         <w:pStyle w:val="Heading3"/>
       </w:pPr>
       <w:r>
-        <w:t>Article 36</w:t>
-      </w:r>
-    </w:p>
-    <w:p>
-      <w:r>
-        <w:t>Title: Ratnagiri Politics : कोकणातला मोठा मनसे नेता भाजपमध्ये जाणार! निवडणुकांच्या तोंडावर नेमकं काय घडलं?</w:t>
-      </w:r>
-    </w:p>
-    <w:p>
-      <w:r>
-        <w:t xml:space="preserve">URL: </w:t>
-      </w:r>
-      <w:hyperlink r:id="rId44">
-        <w:r>
-          <w:rPr>
-            <w:color w:val="0000FF"/>
-          </w:rPr>
-          <w:t>https://www.jaimaharashtranews.com/latest-news/mns-leader-vaibhav-khedekar-joins-bjp-maharashtra-ratnagiri-politics-shakes-up-ahead-of-local-elections/41550</w:t>
-        </w:r>
-      </w:hyperlink>
-    </w:p>
-    <w:p>
-      <w:r>
-        <w:t>Content: Monday, September 29, 2025 05:42:00 AM या प्रवेशामुळे कोकणात भाजपची ताकद वाढेल आणि आगामी स्थानिक स्वराज्य संस्थांच्या निवडणुकांमध्ये त्यांना मोठा फायदा होऊ शकतो, असा अंदाज व्यक्त केला जात आहे. Amrita Joshi Tuesday, September 23 2025 12:03:17 PM रत्नागिरी : स्थानिक स्वराज्य संस्थांच्या निवडणुका तोंडावर आल्या असताना, कोकणात महाराष्ट्र नवनिर्माण सेनेला (मनसे) मोठा धक्का बसला आहे. मनसेचे रत्नागिरीतील प्रमुख नेते वैभव खेडेकर यांनी शेकडो कार्यकर्त्यांसह भाजपमध्ये प्रवेश करण्याचा निर्णय घेतला आहे. त्यांच्या या निर्णयामुळे कोकणातील राजकीय वर्तुळात मोठी खळबळ उडाली आहे. काल दुपारी 4 वाजता खेडेकर आपल्या कार्यकर्त्यांसह जोरदार शक्तीप्रदर्शन करत मुंबईच्या दिशेने रवाना झाले. यानंतर रात्री खेड येथे मुक्काम करून आज सर्व पदाधिकाऱ्यांसह ते मुंबई गाठतील. यानंतर भाजप कार्यालयात त्यांचा पक्षप्रवेश होईल. पक्षप्रवेश सोहळा आणि उपस्थित मान्यवर आज मुंबईतील भाजप कार्यालयात वैभव खेडेकर यांच्या पक्षप्रवेशाचा सोहळा होणार आहे. या कार्यक्रमाला भाजपचे प्रदेशाध्यक्ष रवींद्र चव्हाण, मंत्री नितेश राणे आणि खासदार नारायण राणे उपस्थित राहणार आहेत. खेडेकर यांच्यासोबत मनसेचे माजी जिल्हाध्यक्ष, रत्नागिरी शहरातील काही प्रमुख पदाधिकारी आणि वाहतूक सेनेचे पदाधिकारीही भाजपमध्ये दाखल होण्यासाठी मुंबईला रवाना झाले आहेत. हेही वाचा - Raj Thackeray and Uddhav Thackeray: तुमचा बेपारी ब्रँड संपणार पण आमचा मराठी ठाकरे विचार..., मनसेच्या संदीप देशपांडेंचा भाजपाला टोला खेडेकर यांची प्रतिक्रिया मुंबईला निघण्यापूर्वी वैभव खेडेकर यांनी काळकाई देवीचे दर्शन घेतले आणि माध्यमांशी संवाद साधला. ते म्हणाले, “माझ्या गेल्या 30 वर्षांची मेहनत आता फळाला येत आहे. माझ्यासोबत पक्षातले अनेक कार्यकर्ते आहेत.” त्यांच्या या विधानावरून हे स्पष्ट झाले की, ते मोठ्या संख्येने समर्थकांना घेऊन भाजपमध्ये प्रवेश करत आहेत. राजकीय समीकरणे बदलणार? काही दिवसांपूर्वीच मनसेने वैभव खेडेकर यांच्यासह तीन जिल्हाध्यक्ष पदावर काम करणाऱ्या पदाधिकाऱ्यांची पक्षातून हकालपट्टी केली होती. खेडेकर यांच्या भाजप प्रवेशामुळे रत्नागिरी जिल्ह्यातील राजकीय समीकरणे पूर्णपणे बदलण्याची शक्यता आहे. या प्रवेशामुळे कोकणात भाजपची ताकद वाढेल आणि आगामी निवडणुकांमध्ये त्यांना मोठा फायदा होऊ शकतो, असा अंदाज राजकीय विश्लेषक व्यक्त करत आहेत. हेही वाचा - Sada Sarvankar : मी आमदार नसतानाही मला 20 कोटींचा.. सदा सरवणकरांच्या विधानामुळे खळबळ; निधी वाटपावरून महायुती सरकारवर प्रश्नचिन्ह Tuesday, September 23 2025 10:38:52 AM 5 ज्येष्ठ नेते शरद पवारांनी राज्यातील काही जिल्ह्यात झालेल्या पूरपरिस्थितीचा आढावा घेतले. यायोबतच, शरद पवारांनी राज्य सरकारकडे पाच महत्त्वाच्या मागण्या केले. Ishwari Kuge Sunday, September 28 2025 08:58:02 PM ज्येष्ठ नेते शरद पवारांनी राज्यातील काही जिल्ह्यात झालेल्या पूरपरिस्थितीचा आढावा घेतले. यायोबतच, शरद पवारांनी राज्य सरकारकडे पाच महत्त्वाच्या मागण्या केले. Ishwari Kuge Sunday, September 28 2025 08:58:02 PM राज्यातील काही जिल्ह्यात पावसाने जोरदार हजेरी लावल्याने शेतकऱ्यांचे प्रचंड नुकसान झाले आहे. यादरम्यान, राज्यात झालेल्या मुसळधार पावसाने शेतकऱ्यांच्या पिकांचे प्रचंंड नुकसान झाले. Ishwari Kuge Sunday, September 28 2025 03:02:45 PM उपमुख्यमंत्री अजित पवार धाराशिव येथे पूरग्रस्त गावांची पाहणी करण्यासाठी आले होते. यादरम्यान, अजित पवार पूरग्रस्तांना मार्गदर्शन करत होते. Ishwari Kuge Friday, September 26 2025 07:33:50 AM उपमुख्यमंत्री अजित पवार धाराशिव येथे पूरग्रस्त गावांची पाहणी करण्यासाठी आले होते. यादरम्यान, अजित पवार पूरग्रस्तांना मार्गदर्शन करत होते. Ishwari Kuge Friday, September 26 2025 07:33:50 AM दिन घन्टा मिनेट कोकण पश्चिम महाराष्ट्र मराठवाडा उत्तर महाराष्ट्र विदर्भ ब्युटी टिप्स हेल्थ टिप्स भटकंती चमचमीत राशीभविष्य साप्ताहिक राशीभविष्य जय महाराष्ट्र मुनाफा वितरण नगर्ने सञ्चार माध्यम हो । प्रबन्ध सञ्चालक: आमोद नाथ प्याकुरेल प्रबन्ध सञ्चालक: आमोद नाथ प्याकुरेल । प्रधान सम्पादक: अजय भद्र खनाल सूचना विभाग दर्ता नं. ३४३४-२०७८/७९ । हाँडीगाउँ, काठमाडौँ । फोन नं. +९७७ ०१ ५९१६७८८ सूचना विभाग दर्ता नं. ३४३४-२०७८/७९ । हाँडीगाउँ, काठमाडौँ । फोन नं. +९७७ ०१ ५९१६७८८ info@jaimaharashtranews.com</w:t>
-      </w:r>
-    </w:p>
-    <w:p>
-      <w:pPr>
-        <w:pStyle w:val="Heading3"/>
-      </w:pPr>
-      <w:r>
-        <w:t>Article 37</w:t>
+        <w:t>Article 31</w:t>
       </w:r>
     </w:p>
     <w:p>
@@ -1135,7 +949,7 @@
       <w:r>
         <w:t xml:space="preserve">URL: </w:t>
       </w:r>
-      <w:hyperlink r:id="rId45">
+      <w:hyperlink r:id="rId39">
         <w:r>
           <w:rPr>
             <w:color w:val="0000FF"/>
@@ -1154,7 +968,7 @@
         <w:pStyle w:val="Heading3"/>
       </w:pPr>
       <w:r>
-        <w:t>Article 38</w:t>
+        <w:t>Article 32</w:t>
       </w:r>
     </w:p>
     <w:p>
@@ -1166,7 +980,7 @@
       <w:r>
         <w:t xml:space="preserve">URL: </w:t>
       </w:r>
-      <w:hyperlink r:id="rId46">
+      <w:hyperlink r:id="rId40">
         <w:r>
           <w:rPr>
             <w:color w:val="0000FF"/>
@@ -1185,7 +999,7 @@
         <w:pStyle w:val="Heading3"/>
       </w:pPr>
       <w:r>
-        <w:t>Article 39</w:t>
+        <w:t>Article 33</w:t>
       </w:r>
     </w:p>
     <w:p>
@@ -1197,7 +1011,7 @@
       <w:r>
         <w:t xml:space="preserve">URL: </w:t>
       </w:r>
-      <w:hyperlink r:id="rId47">
+      <w:hyperlink r:id="rId41">
         <w:r>
           <w:rPr>
             <w:color w:val="0000FF"/>
@@ -1216,7 +1030,7 @@
         <w:pStyle w:val="Heading3"/>
       </w:pPr>
       <w:r>
-        <w:t>Article 40</w:t>
+        <w:t>Article 34</w:t>
       </w:r>
     </w:p>
     <w:p>
@@ -1228,7 +1042,7 @@
       <w:r>
         <w:t xml:space="preserve">URL: </w:t>
       </w:r>
-      <w:hyperlink r:id="rId48">
+      <w:hyperlink r:id="rId42">
         <w:r>
           <w:rPr>
             <w:color w:val="0000FF"/>
@@ -1239,7 +1053,7 @@
     </w:p>
     <w:p>
       <w:r>
-        <w:t>Content: National ETV Bharat / bharat By PTI Published : September 16, 2025 at 1:20 PM IST Updated : September 16, 2025 at 4:17 PM IST New Delhi: Launch of a host of welfare and development initiatives on Wednesday by the BJP and its governments at the Centre and in states will mark the 75th birthday of Prime Minister Narendra Modi, who will kick off a fortnight-long nationwide health and nutrition campaign from Madhya Pradesh. Modi will launch the "Swasth Nari Sashakt Parivar" and the eighth National Nutritional Month from Dhar. He will unveil several other development initiatives and address a public meeting, an official statement said. टेक्सटाइल क्षेत्र में नई क्रांति की आधारशिला रखेगा धार जिला...यशस्वी प्रधानमंत्री श्री @narendramodi जी के मध्यप्रदेश आगमन के साथ ही प्रदेश को मिलेगा देश का पहला PM MITRA Park.🗓️ 17 सितम्बर, 2025📍 भैंसोला, जिला धार#PMMITRAParkDhar pic.twitter.com/o0Vr4xah7D "More than one lakh health camps will be organised, making this the largest ever health outreach for women and children in the country. Daily health camps will be held in all government health facilities nationwide," it said. The BJP's organisation will hold many such initiatives, including blood donation and health camps, across the country. The programmes are part of the "Sewa Pakhwada" that the ruling party is observing between September 17 and October 2, which is Mahatma Gandhi's birth anniversary, to celebrate the birthday of its leader whose stewardship has taken the BJP to new highs and made it a dominant political force for over a decade. Swadeshi fairs to promote made-in-India goods, "Modi Vikas Marathon", drawing contests on Viksit Bharat, interaction with intellectuals, blood donation and medical camps, and cleanliness campaigns will be held through the period across the country with the involvement of the party's organisation, central government or the states where it is in power. Home Minister Amit Shah will launch several such initiatives in the national capital. In Dhar, Modi will also transfer funds under the "Pradhan Mantri Matru Vandana Yojana" directly into the bank accounts of nearly 10 lakh eligible women and also unveil the "Suman Sakhi Chatbot" to raise awareness on maternal and child health. The chatbot will provide timely and accurate information to pregnant women in rural and remote areas, ensuring access to essential health services, the statement said. As part of a campaign against sickle cell anaemia, Modi will give the 10 millionth Sickle Cell Screening and Counselling Card in the state. Under "Adi Karmyogi Abhiyan", Modi will launch an exercise in the state that will symbolise the confluence of tribal pride and the spirit of nation-building. The initiative will include a series of service-oriented activities in tribal regions, focusing on health, education, nutrition, skill development, livelihood enhancement, sanitation, water conservation and environmental protection, the statement said. In line with his 5F Vision – Farm to Fibre, Fibre to Factory, Factory to Fashion, and Fashion to Foreign, the prime minister will inaugurate the PM MITRA Park in Dhar. Spread over more than 2,150 acres, the park will be equipped with world-class facilities, including a common effluent treatment plant, solar power plant, modern roads among others, making it an ideal industrial township. The statement said it will also significantly benefit the cotton growers in the region by enhancing farmers’ income by providing better value for their produce. Various textile companies have committed investment proposals worth over Rs 23,140 crore, paving the way for new industries and large-scale employment. It will generate nearly 3 lakh employment opportunities while significantly boosting exports. The prime minister has often taken up development initiatives on his birthday. He was in Odisha last year, during which he had launched the state government's flagship women-centric initiative, Subhadra Yojana, besides railway and national highway projects. Meanwhile, in Modi's Lok Sabha constituency Varanasi, the municipal corporation will inaugurate and lay the foundation stone of projects worth Rs 111 crore, Mayor Ashok Tiwari said. Delhi government will launch 500 creches for children of women working as labourers in the city on the occasion of Prime Minister Modi's birthday on September 17, Chief Minister Rekha Gupta said. In Maharashtra, the BJP plans to organise more than one lakh cataract surgeries and eye check-ups of at least 10 lakh people and distribute spectacles to the needy during a drive from September 17 to October 2, state BJP president Ravindra Chavan said. The Odisha government is planning to plant 75 lakh saplings on Wednesday, the state's Additional Chief Secretary of Forest Satyabrat Sahu said. Also Read Elaborate Arrangements In Arunachal Ahead Of PM Modi's Visit On September 22 For All Latest Updates TAGGED: Horoscope: Your Hard Work Is Going To Pay You Back Today Leo | Read Astrological Prediction For September 29 Asia Cup 2025: How Tilak Varma's Masterclass Sent Pakistan Packing 'Operation Sindoor On The Games Field': PM Modi's Post After India's Asia Cup Final Win Over Pakistan Omar Abdullah Accuses Centre Of Betraying Ladakh, Jammu And Kashmir Over Statehood Delay Police Inspect Durga Puja Pandal With Operation Sindoor Show Organised By BJP Leader, Discuss Crowd Control Steps On A Bed Of Nails: The Story Of Kataro’s Kunwari Mata &amp; Extraordinary Navratri Devotion In Durg ‘MiG-21 Signifies Friendship Between India &amp; Russia’: Def Min Rajnath Singh At The Decommissioning Ceremony Of Fighter Jets Explained: Prophylaxis, The Preventive Treatment That Cuts Down Bleeding Episodes In Hemophilia Sufferers Sowing &amp; Preserving Seeds Of Change: How Pushpanjali Is Leading Organic Rice Farming In Sambalpur Copyright © 2025 Ushodaya Enterprises Pvt. Ltd., All Rights Reserved.</w:t>
+        <w:t>Content: National ETV Bharat / bharat By PTI Published : September 16, 2025 at 1:20 PM IST Updated : September 16, 2025 at 4:17 PM IST New Delhi: Launch of a host of welfare and development initiatives on Wednesday by the BJP and its governments at the Centre and in states will mark the 75th birthday of Prime Minister Narendra Modi, who will kick off a fortnight-long nationwide health and nutrition campaign from Madhya Pradesh. Modi will launch the "Swasth Nari Sashakt Parivar" and the eighth National Nutritional Month from Dhar. He will unveil several other development initiatives and address a public meeting, an official statement said. टेक्सटाइल क्षेत्र में नई क्रांति की आधारशिला रखेगा धार जिला...यशस्वी प्रधानमंत्री श्री @narendramodi जी के मध्यप्रदेश आगमन के साथ ही प्रदेश को मिलेगा देश का पहला PM MITRA Park.🗓️ 17 सितम्बर, 2025📍 भैंसोला, जिला धार#PMMITRAParkDhar pic.twitter.com/o0Vr4xah7D "More than one lakh health camps will be organised, making this the largest ever health outreach for women and children in the country. Daily health camps will be held in all government health facilities nationwide," it said. The BJP's organisation will hold many such initiatives, including blood donation and health camps, across the country. The programmes are part of the "Sewa Pakhwada" that the ruling party is observing between September 17 and October 2, which is Mahatma Gandhi's birth anniversary, to celebrate the birthday of its leader whose stewardship has taken the BJP to new highs and made it a dominant political force for over a decade. Swadeshi fairs to promote made-in-India goods, "Modi Vikas Marathon", drawing contests on Viksit Bharat, interaction with intellectuals, blood donation and medical camps, and cleanliness campaigns will be held through the period across the country with the involvement of the party's organisation, central government or the states where it is in power. Home Minister Amit Shah will launch several such initiatives in the national capital. In Dhar, Modi will also transfer funds under the "Pradhan Mantri Matru Vandana Yojana" directly into the bank accounts of nearly 10 lakh eligible women and also unveil the "Suman Sakhi Chatbot" to raise awareness on maternal and child health. The chatbot will provide timely and accurate information to pregnant women in rural and remote areas, ensuring access to essential health services, the statement said. As part of a campaign against sickle cell anaemia, Modi will give the 10 millionth Sickle Cell Screening and Counselling Card in the state. Under "Adi Karmyogi Abhiyan", Modi will launch an exercise in the state that will symbolise the confluence of tribal pride and the spirit of nation-building. The initiative will include a series of service-oriented activities in tribal regions, focusing on health, education, nutrition, skill development, livelihood enhancement, sanitation, water conservation and environmental protection, the statement said. In line with his 5F Vision – Farm to Fibre, Fibre to Factory, Factory to Fashion, and Fashion to Foreign, the prime minister will inaugurate the PM MITRA Park in Dhar. Spread over more than 2,150 acres, the park will be equipped with world-class facilities, including a common effluent treatment plant, solar power plant, modern roads among others, making it an ideal industrial township. The statement said it will also significantly benefit the cotton growers in the region by enhancing farmers’ income by providing better value for their produce. Various textile companies have committed investment proposals worth over Rs 23,140 crore, paving the way for new industries and large-scale employment. It will generate nearly 3 lakh employment opportunities while significantly boosting exports. The prime minister has often taken up development initiatives on his birthday. He was in Odisha last year, during which he had launched the state government's flagship women-centric initiative, Subhadra Yojana, besides railway and national highway projects. Meanwhile, in Modi's Lok Sabha constituency Varanasi, the municipal corporation will inaugurate and lay the foundation stone of projects worth Rs 111 crore, Mayor Ashok Tiwari said. Delhi government will launch 500 creches for children of women working as labourers in the city on the occasion of Prime Minister Modi's birthday on September 17, Chief Minister Rekha Gupta said. In Maharashtra, the BJP plans to organise more than one lakh cataract surgeries and eye check-ups of at least 10 lakh people and distribute spectacles to the needy during a drive from September 17 to October 2, state BJP president Ravindra Chavan said. The Odisha government is planning to plant 75 lakh saplings on Wednesday, the state's Additional Chief Secretary of Forest Satyabrat Sahu said. Also Read Elaborate Arrangements In Arunachal Ahead Of PM Modi's Visit On September 22 For All Latest Updates TAGGED: Dalit Youth's Lynching In Raebareli Heartbreaking, Rahul Gandhi Spoke To Victim's Family: Congress Rescue Underway For Around 1,000 Climbers Stranded On Tibetan Side Of Mt Everest After Blizzard Bihar Assembly Election 2025: Seat-Sharing Tussle On Among NDA, INDIA Bloc Allies India-US Trade Deal: India's 'Red Lines' Have To Be Respected, Asserts Jaishankar Reported Sale Of RD-93 Engines To Pakistan Will Benefit India: Russian Experts Kaithal Farmer Transforms Lives Through Natural Farming Back To School | Cracking The Code Of Lightning &amp; Thunderstorms: Facts We Hold, Forecasts We Can't Make Fertility In Rural India Is At Its Lowest, What Does This Mean For The Future? Sweet And Healthy: MP Biodiversity Board Develops 13 Unique Varieties Of Medicinal Honey Copyright © 2025 Ushodaya Enterprises Pvt. Ltd., All Rights Reserved.</w:t>
       </w:r>
     </w:p>
     <w:p>
@@ -1247,30 +1061,30 @@
         <w:pStyle w:val="Heading3"/>
       </w:pPr>
       <w:r>
-        <w:t>Article 41</w:t>
+        <w:t>Article 35</w:t>
       </w:r>
     </w:p>
     <w:p>
       <w:r>
-        <w:t>Title: मनसेला कोकणात मोठे खिंडार, बडा नेता आज भाजपात प्रवेश करणार</w:t>
+        <w:t>Title: One lakh cataract surgeries in Maharashtra to mark Modi's birthday: BJP</w:t>
       </w:r>
     </w:p>
     <w:p>
       <w:r>
         <w:t xml:space="preserve">URL: </w:t>
       </w:r>
-      <w:hyperlink r:id="rId49">
+      <w:hyperlink r:id="rId43">
         <w:r>
           <w:rPr>
             <w:color w:val="0000FF"/>
           </w:rPr>
-          <w:t>https://www.tv9marathi.com/maharashtra/vaibhav-khedekar-joins-bjp-maharashtra-ratnagiri-politics-shakes-up-ahead-of-local-elections-1498492.html</w:t>
+          <w:t>https://www.easternmirrornagaland.com/one-lakh-cataract-surgeries-in-maharashtra-to-mark-modis-birthday-bjp</w:t>
         </w:r>
       </w:hyperlink>
     </w:p>
     <w:p>
       <w:r>
-        <w:t>Content: By signing in or creating an account, you agree with Associated Broadcasting Company's Terms &amp; Conditions and Privacy Policy. आगामी स्थानिक स्वराज्य संस्थांच्या निवडणुका तोंडावर येऊन ठेपल्या आहेत. आगामी निवडणुकांचे वारे वेगाने वाहत आहेत. गेल्या काही दिवसांपासून अनेक पक्ष निवडणुकीच्या तयारीला लागले आहेत. त्यातच आता रत्नागिरी जिल्ह्यात महाराष्ट्र नवनिर्माण सेनेला मोठा धक्का बसला आहे. मनसेचे प्रमुख नेते वैभव खेडेकर यांनी शेकडो कार्यकर्त्यांसह पक्ष सोडण्याचा निर्णय घेतला आहे. वैभव खेडेकर हे भाजपमध्ये प्रवेश करणार आहेत. त्यामुळे कोकणातील राजकारणात मोठी उलथापालथ होण्याची शक्यता वर्तवली जात आहे. सर्वोच्च न्यायालयाने राज्य सरकारला जानेवारी अखेरपर्यंत निवडणुका घेण्याचे आदेश देण्यात आले होते. त्यामुळे राज्यात राजकीय घडामोडींना वेग आला आहे. याच पार्श्वभूमीवर मनसेला रत्नागिरीत मोठे खिंडार पडले आहे. मनसे नेते वैभव खेडेकर हे आज भाजपमध्ये प्रवेश करणार आहेत. आज मुंबईतील भाजप कार्यालयात पक्षप्रवेश सोहळा होणार आहे. काल दुपारी ४ वाजता खेडेकर आपल्या कार्यकर्त्यांसह जोरदार शक्तीप्रदर्शन करत मुंबईच्या दिशेने रवाना झाले आहेत. यानंतर रात्री खेड येथे मुक्काम करून आज सकाळी सर्व पदाधिकाऱ्यांसह ते मुंबई गाठतील. यानंतर भाजप कार्यालयात हा सोहळा पार पडणार आहे. यावेळी भाजपचे प्रदेशाध्यक्ष रवींद्र चव्हाण यांच्या प्रमुख उपस्थितीत हा कार्यक्रम होईल. तसेच, मंत्री नितेश राणे आणि खासदार नारायण राणे देखील या सोहळ्याला हजर राहण्याची माहिती समोर आली आहे. वैभव खेडेकर यांच्यासोबत मनसेचे माजी जिल्हाध्यक्ष, रत्नागिरी शहरातील काही प्रमुख पदाधिकारी आणि वाहतूक सेनेचे पदाधिकारीही भाजपमध्ये प्रवेश करणार आहेत. अलीकडेच मनसेने वैभव खेडेकर यांच्यासह तीन जिल्हाध्यक्ष पदावर काम करणाऱ्या पदाधिकाऱ्यांची पक्षातून हकालपट्टी केली होती. मुंबईला निघण्यापूर्वी वैभव खेडेकर यांनी काळकाई देवीचे वंदन केले. “माझ्या गेल्या ३० वर्षांची मेहनत आता फळाला येत आहे. माझ्या पक्षातले अनेक कार्यकर्ते माझ्यासोबत आहेत, असे वैभव खेडेकर म्हणाले. यावरुन ते मोठ्या संख्येने कार्यकर्त्यांना घेऊन भाजपमध्ये प्रवेश करत असल्याचे स्पष्ट झाले आहे. या पक्षप्रवेशामुळे रत्नागिरी जिल्ह्यातील राजकीय समीकरणे पूर्णपणे बदलण्याची शक्यता आहे. यामुळे भाजपची कोकणातील ताकद वाढणार आहे. आगामी निवडणुकांमध्ये याचा मोठा फायदा होऊ शकतो, असा अंदाज वर्तवला जात आहे.</w:t>
+        <w:t>Content: More than one lakh cataract surgeries will be performed in Maharashtra during a fortnight-long drive to mark Prime Minister Narendra Modi’s birthday Share MUMBAI — More than one lakh cataract surgeries will be performed in Maharashtra during a fortnight-long drive to mark Prime Minister Narendra Modi’s birthday, state BJP president Ravindra Chavan said on Tuesday. The party will also arrange eye check-up of at least 10 lakh people and distribute spectacles to the needy during the drive, to be held from September 17 to October 2, Chavan told reporters in Mumbai. Modi will be celebrating his 75th birthday on September 17. Also read: On 75th birthday, PM Modi to lay foundation stone of 'PM Mitra' park in MP After 2-day tour of three NE states, PM Modi to visit Arunachal, Tripura on Sep 22 “We will bring together NGOs, other organisations and social groups to perform more than one lakh cataract operations, ensure eye check-ups for 10 lakh people and provide spectacles to the needy, Chavan said. The drive is being projected as a service initiative by the BJP. “This is an attempt to connect with people in the state,” Chavan said. Blood donation camps will also be organised during the drive, Chavan said. “We have chalked out 17 programmes to be implemented during this fortnight,” he added. Chief Minister Devendra Fadnavis has held meetings with state ministers and BJP leaders to ensure the successful organisation of events, he said. On criticism by opposition parties over the state’s financial condition, Chavan said, “Instead of what the opposition is saying, it is necessary for the state to do what is good and required for common people. We are determined to provide ‘roti, kapda and makaan’ to people and will continue to work on our chosen path.”</w:t>
       </w:r>
     </w:p>
     <w:p>
@@ -1278,7 +1092,7 @@
         <w:pStyle w:val="Heading3"/>
       </w:pPr>
       <w:r>
-        <w:t>Article 42</w:t>
+        <w:t>Article 36</w:t>
       </w:r>
     </w:p>
     <w:p>
@@ -1290,7 +1104,7 @@
       <w:r>
         <w:t xml:space="preserve">URL: </w:t>
       </w:r>
-      <w:hyperlink r:id="rId50">
+      <w:hyperlink r:id="rId44">
         <w:r>
           <w:rPr>
             <w:color w:val="0000FF"/>
@@ -1309,7 +1123,7 @@
         <w:pStyle w:val="Heading3"/>
       </w:pPr>
       <w:r>
-        <w:t>Article 43</w:t>
+        <w:t>Article 37</w:t>
       </w:r>
     </w:p>
     <w:p>
@@ -1321,7 +1135,7 @@
       <w:r>
         <w:t xml:space="preserve">URL: </w:t>
       </w:r>
-      <w:hyperlink r:id="rId51">
+      <w:hyperlink r:id="rId45">
         <w:r>
           <w:rPr>
             <w:color w:val="0000FF"/>
@@ -1340,7 +1154,7 @@
         <w:pStyle w:val="Heading3"/>
       </w:pPr>
       <w:r>
-        <w:t>Article 44</w:t>
+        <w:t>Article 38</w:t>
       </w:r>
     </w:p>
     <w:p>
@@ -1352,7 +1166,7 @@
       <w:r>
         <w:t xml:space="preserve">URL: </w:t>
       </w:r>
-      <w:hyperlink r:id="rId52">
+      <w:hyperlink r:id="rId46">
         <w:r>
           <w:rPr>
             <w:color w:val="0000FF"/>
@@ -1363,7 +1177,7 @@
     </w:p>
     <w:p>
       <w:r>
-        <w:t>Content: महाराष्ट्र maharashtra ETV Bharat / state By ETV Bharat Marathi Team Published : September 16, 2025 at 4:17 PM IST मुंबई : पंतप्रधान नरेंद्र मोदी यांच्या 75 व्या वाढदिवसानिमित्त महाराष्ट्रात 17 सप्टेंबर ते 2 ऑक्टोबर या कालावधीत भाजपाच्या वतीनं 'सेवा पंधरवडा' उपक्रम राबवला जाणार आहे. या अंतर्गत राज्यभरात स्वच्छता अभियान, रक्तदान शिबिर, आरोग्य तपासणी, मोफत मोतीबिंदू शस्त्रक्रिया, नेत्र तपासणी, चष्मा वाटप, मोदी विकास मॅरेथॉन आणि क्रीडा स्पर्धा यांसारख्या विविध सामाजिक उपक्रमांचं आयोजन आलं आहे. याशिवाय, कौशल्य विकास विभागाच्या पुढाकारानं राज्यातील 419 शासकीय औद्योगिक प्रशिक्षण संस्थांमधील (आयटीआय) हजारो विद्यार्थी 750 गावांमध्ये स्वच्छता अभियान राबवणार आहेत. 1 लाखांहून अधिक मोफत मोतीबिंदू शस्त्रक्रिया होणार - रवींद्र चव्हाण आयटीआयच्या विद्यार्थ्यांचं स्वच्छता अभियान : कौशल्य विकास विभागाच्या पुढाकारानं राज्यातील 419 शासकीय आयटीआयमधील हजारो विद्यार्थी 750 गावांमध्ये स्वच्छता अभियान राबवणार आहेत. या अभियानाची सुरुवात 17 सप्टेंबर रोजी सकाळी 11 वाजता पनवेल तालुक्यातील गव्हाण ग्रामपंचायत कार्यालयासमोर होईल. यात मुख्यमंत्री देवेंद्र फडणवीस मार्गदर्शन करणार असून, कौशल्य विकास मंत्री मंगल प्रभात लोढा यांच्या हस्ते उद्घाटन होईल. हजारो तरुणांना प्रशिक्षण आणि रोजगार : या उपक्रमाविषयी माहिती देताना कौशल्य विकास मंत्री मंगल प्रभात लोढा म्हणाले, "स्वच्छ भारत अभियान हा विकसित भारताच्या संकल्पाचा महत्त्वाचा टप्पा आहे. पंतप्रधान मोदींच्या स्वच्छतेच्या निर्धाराला आणि मुख्यमंत्र्यांच्या मार्गदर्शनाला अनुसरून आम्ही हा उपक्रम राबवत आहोत. स्वच्छता आणि आरोग्याबाबत जनजागृतीची गरज आहे आणि या अभियानाद्वारे ती पूर्ण होईल. राज्यातील पहिली 'संत गाडगे बाबा स्वच्छ भारत अकादमी' स्थापन करून हजारो तरुणांना प्रशिक्षण आणि रोजगार उपलब्ध करून देण्यात आले आहे. स्वच्छता आणि कुशल मनुष्यबळाच्या माध्यमातून महाराष्ट्राचा कौशल्य विकास विभाग 'स्वच्छ भारत'च्या संकल्पनेला बळकटी देण्यासाठी कटिबद्ध आहे", असं लोढा यांनी नमूद केलं. हेही वाचा : For All Latest Updates TAGGED: दिल्लीतील ३०० शाळांसह मुंबईतील रेल्वे स्टेशनवर बॉम्ब ठेवल्याची धमकी; अज्ञाताचा पोलिसांकडून शोध सुरू नवरात्रीच्या आठव्या दिवशी घटाला अर्पण करा 'ही' माळ; काय आहे आजचा शुभ मुहूर्त?, वाचा पंचांग टीम इंडियाचं विजयी 'तिलक'; पाकिस्तानला सलग तिसऱ्यांदा धूळ चारत नवव्यांदा जिंकलं आशिया कप शिर्डीतील ओढ्यात दुचाकीवरून जाताना वाहून गेलेल्या दोघांचा मृत्यू; दोघांना वाचविण्यात प्रशासनाला यश कास पुष्प पठारावर पर्यटकांना मिळणार प्रदूषणमुक्त अन् पर्यावरणपूरक सफारीचा आनंद! रिकाम्या पोटी आल्याचा रस पिण्याचे आरोग्यदायी फायदे! Oppo F31 Pro plus 5G vs F31 Pro 5G : कोणता फोन आहे किफायतशीर? गुगल क्रोममध्ये जेमिनी अपग्रेड: AI सक्षम ब्राउझिंगचा नवीन अनुभव इंडिया एआय मिशन अंतर्गत देशभरात 500 हून अधिक डेटा लॅब्सची स्थापना - अश्विनी वैष्णव Copyright © 2025 Ushodaya Enterprises Pvt. Ltd., All Rights Reserved.</w:t>
+        <w:t>Content: महाराष्ट्र maharashtra ETV Bharat / state By ETV Bharat Marathi Team Published : September 16, 2025 at 4:17 PM IST मुंबई : पंतप्रधान नरेंद्र मोदी यांच्या 75 व्या वाढदिवसानिमित्त महाराष्ट्रात 17 सप्टेंबर ते 2 ऑक्टोबर या कालावधीत भाजपाच्या वतीनं 'सेवा पंधरवडा' उपक्रम राबवला जाणार आहे. या अंतर्गत राज्यभरात स्वच्छता अभियान, रक्तदान शिबिर, आरोग्य तपासणी, मोफत मोतीबिंदू शस्त्रक्रिया, नेत्र तपासणी, चष्मा वाटप, मोदी विकास मॅरेथॉन आणि क्रीडा स्पर्धा यांसारख्या विविध सामाजिक उपक्रमांचं आयोजन आलं आहे. याशिवाय, कौशल्य विकास विभागाच्या पुढाकारानं राज्यातील 419 शासकीय औद्योगिक प्रशिक्षण संस्थांमधील (आयटीआय) हजारो विद्यार्थी 750 गावांमध्ये स्वच्छता अभियान राबवणार आहेत. 1 लाखांहून अधिक मोफत मोतीबिंदू शस्त्रक्रिया होणार - रवींद्र चव्हाण आयटीआयच्या विद्यार्थ्यांचं स्वच्छता अभियान : कौशल्य विकास विभागाच्या पुढाकारानं राज्यातील 419 शासकीय आयटीआयमधील हजारो विद्यार्थी 750 गावांमध्ये स्वच्छता अभियान राबवणार आहेत. या अभियानाची सुरुवात 17 सप्टेंबर रोजी सकाळी 11 वाजता पनवेल तालुक्यातील गव्हाण ग्रामपंचायत कार्यालयासमोर होईल. यात मुख्यमंत्री देवेंद्र फडणवीस मार्गदर्शन करणार असून, कौशल्य विकास मंत्री मंगल प्रभात लोढा यांच्या हस्ते उद्घाटन होईल. हजारो तरुणांना प्रशिक्षण आणि रोजगार : या उपक्रमाविषयी माहिती देताना कौशल्य विकास मंत्री मंगल प्रभात लोढा म्हणाले, "स्वच्छ भारत अभियान हा विकसित भारताच्या संकल्पाचा महत्त्वाचा टप्पा आहे. पंतप्रधान मोदींच्या स्वच्छतेच्या निर्धाराला आणि मुख्यमंत्र्यांच्या मार्गदर्शनाला अनुसरून आम्ही हा उपक्रम राबवत आहोत. स्वच्छता आणि आरोग्याबाबत जनजागृतीची गरज आहे आणि या अभियानाद्वारे ती पूर्ण होईल. राज्यातील पहिली 'संत गाडगे बाबा स्वच्छ भारत अकादमी' स्थापन करून हजारो तरुणांना प्रशिक्षण आणि रोजगार उपलब्ध करून देण्यात आले आहे. स्वच्छता आणि कुशल मनुष्यबळाच्या माध्यमातून महाराष्ट्राचा कौशल्य विकास विभाग 'स्वच्छ भारत'च्या संकल्पनेला बळकटी देण्यासाठी कटिबद्ध आहे", असं लोढा यांनी नमूद केलं. हेही वाचा : For All Latest Updates TAGGED: कार्तिकी एकादशीची पूजा उपमुख्यमंत्र्यांच्या हस्ते, पण राज्यात दोन उपमुख्यमंत्री; विठ्ठल रुक्मिणी मंदिर समितीनं ठोठावलं शासनाचं दार चौथ्या रविवारी पाकिस्तानचा पराभव; टीम इंडियाचा पाकिस्तानविरुद्ध सलग 12वा विजय "कराडची भूमी आमच्यासाठी सदैव नतमस्तक होण्याचं ठिकाण"; पूरग्रस्तांच्या मदतीबद्दल आष्टीचे आमदार सुरेश धस यांची कृतज्ञता कोपरगावमध्ये अमित शाहांसमोर कोल्हेंना फडणवीसांचा शब्द; म्हणाले "तुमचं राजकीय भवितव्य आम्ही उज्वल करू" शेतकऱ्यांना नुकसान भरपाई देताना 2019 च्या शासन निर्णयाचे पालन करा; शेतकरी नेत्यांची मागणी OPPO A6 5G : 7,000mAh बॅटरी, 80W चार्जिंग, 120Hz AMOLED डिस्प्लेसह लॉंच 2025 मध्ये भारतातील 20 लाखांखालील सर्वोत्तम इलेक्ट्रिक कार्स, किफायतशीर किंमत आणि लांब रेंज रिकाम्या पोटी आल्याचा रस पिण्याचे आरोग्यदायी फायदे! Oppo F31 Pro plus 5G vs F31 Pro 5G : कोणता फोन आहे किफायतशीर? Copyright © 2025 Ushodaya Enterprises Pvt. Ltd., All Rights Reserved.</w:t>
       </w:r>
     </w:p>
     <w:p>
@@ -1371,69 +1185,7 @@
         <w:pStyle w:val="Heading3"/>
       </w:pPr>
       <w:r>
-        <w:t>Article 45</w:t>
-      </w:r>
-    </w:p>
-    <w:p>
-      <w:r>
-        <w:t>Title: Maharashtra's Mega Health Drive for PM Modi's Birthday</w:t>
-      </w:r>
-    </w:p>
-    <w:p>
-      <w:r>
-        <w:t xml:space="preserve">URL: </w:t>
-      </w:r>
-      <w:hyperlink r:id="rId53">
-        <w:r>
-          <w:rPr>
-            <w:color w:val="0000FF"/>
-          </w:rPr>
-          <w:t>https://www.devdiscourse.com/article/health/3629547-maharashtras-mega-health-drive-for-pm-modis-birthday</w:t>
-        </w:r>
-      </w:hyperlink>
-    </w:p>
-    <w:p>
-      <w:r>
-        <w:t>Content: Maharashtra is gearing up for a massive public health initiative to mark Prime Minister Narendra Modi's 75th birthday. State BJP President Ravindra Chavan announced plans to perform over one lakh cataract surgeries during the fortnight-long drive. The campaign, commencing on September 17, aims to ensure eye examinations for at least 10 lakh people and distribute spectacles to those in need. This comprehensive healthcare effort is being organized in collaboration with various NGOs and social groups, portraying it as a community service project, Chavan stated. Additionally, the BJP intends to host blood donation camps and implement 17 other programs over the two-week period. Despite criticism from opposition parties regarding financial constraints, Chavan emphasized the administration's commitment to welfare measures, including providing basic necessities to citizens. (With inputs from agencies.) Email: info@devdiscourse.com Phone: +91-720-6444012, +91-7027739813, 14, 15 © Copyright 2025</w:t>
-      </w:r>
-    </w:p>
-    <w:p>
-      <w:pPr>
-        <w:pStyle w:val="Heading3"/>
-      </w:pPr>
-      <w:r>
-        <w:t>Article 46</w:t>
-      </w:r>
-    </w:p>
-    <w:p>
-      <w:r>
-        <w:t>Title: One lakh cataract surgeries in Maharashtra to mark Modi's birthday: BJP</w:t>
-      </w:r>
-    </w:p>
-    <w:p>
-      <w:r>
-        <w:t xml:space="preserve">URL: </w:t>
-      </w:r>
-      <w:hyperlink r:id="rId54">
-        <w:r>
-          <w:rPr>
-            <w:color w:val="0000FF"/>
-          </w:rPr>
-          <w:t>https://www.easternmirrornagaland.com/one-lakh-cataract-surgeries-in-maharashtra-to-mark-modis-birthday-bjp</w:t>
-        </w:r>
-      </w:hyperlink>
-    </w:p>
-    <w:p>
-      <w:r>
-        <w:t>Content: More than one lakh cataract surgeries will be performed in Maharashtra during a fortnight-long drive to mark Prime Minister Narendra Modi’s birthday Share MUMBAI — More than one lakh cataract surgeries will be performed in Maharashtra during a fortnight-long drive to mark Prime Minister Narendra Modi’s birthday, state BJP president Ravindra Chavan said on Tuesday. The party will also arrange eye check-up of at least 10 lakh people and distribute spectacles to the needy during the drive, to be held from September 17 to October 2, Chavan told reporters in Mumbai. Modi will be celebrating his 75th birthday on September 17. Also read: On 75th birthday, PM Modi to lay foundation stone of 'PM Mitra' park in MP After 2-day tour of three NE states, PM Modi to visit Arunachal, Tripura on Sep 22 “We will bring together NGOs, other organisations and social groups to perform more than one lakh cataract operations, ensure eye check-ups for 10 lakh people and provide spectacles to the needy, Chavan said. The drive is being projected as a service initiative by the BJP. “This is an attempt to connect with people in the state,” Chavan said. Blood donation camps will also be organised during the drive, Chavan said. “We have chalked out 17 programmes to be implemented during this fortnight,” he added. Chief Minister Devendra Fadnavis has held meetings with state ministers and BJP leaders to ensure the successful organisation of events, he said. On criticism by opposition parties over the state’s financial condition, Chavan said, “Instead of what the opposition is saying, it is necessary for the state to do what is good and required for common people. We are determined to provide ‘roti, kapda and makaan’ to people and will continue to work on our chosen path.”</w:t>
-      </w:r>
-    </w:p>
-    <w:p>
-      <w:pPr>
-        <w:pStyle w:val="Heading3"/>
-      </w:pPr>
-      <w:r>
-        <w:t>Article 47</w:t>
+        <w:t>Article 39</w:t>
       </w:r>
     </w:p>
     <w:p>
@@ -1445,7 +1197,7 @@
       <w:r>
         <w:t xml:space="preserve">URL: </w:t>
       </w:r>
-      <w:hyperlink r:id="rId55">
+      <w:hyperlink r:id="rId47">
         <w:r>
           <w:rPr>
             <w:color w:val="0000FF"/>
@@ -1457,37 +1209,6 @@
     <w:p>
       <w:r>
         <w:t>Content: Narendra Modi turns 75 today: Prime Minister Narendra Modi’s birthday turns 75 today, 17 September. The Bharatiya Janata Party units and governments across the country have announced a series of plans. Born as Narendra Damodardas Modi on 17 September 1950 in the nondescript Mehsana town of Gujarat, he served as the state's CM for three consecutive terms (2001-14) and is now the Prime Minister for the third time since 2014. Like every year, the Bharatiya Janata Party (BJP) will launch the 'Sewa Pakhwara' – the fortnight of events across the country – marking PM Modi's birthday celebrations showcasing his commitment to citizens' welfare and also service to mankind. PM Narendra will also visit Madhya Pradesh today to launch the 'Swasth Nari Sashakt Parivar' and '8th Rashtriya Poshan Maah' campaigns – the largest ever health outreach for women and children in the country. PM will launch Adi Seva Parv for MP: a series of service-oriented activities in tribal regions. The PM will also distribute one-crore Sickle Cell Screening and Counselling Card for MP and he will also inaugurate PM MITRA Park in Dhar. The BJP government in Delhi will launch 500 creches for children of women working as labourers in the city. Delhi Chief Minister Rekha Gupta on Tuesday launched a song for Prime Minister Narendra Modi's birthday. The song titled ‘Namo Pragati Delhi – From Children’s Voices to the Nation’s Voice,’ sung by students of government schools, underlines the vision of ‘One India, Best India,’ Gupta said. The day will see the inauguration of 41 Ayushman Aarogya Mandirs by the Municipal Corporation of Delhi (MCD) as part of its plan to upgrade 300 healthcare centres. Another 19 centres are scheduled to be opened on September 30, with more in the pipeline. Union Home Minister Amit Shah will also inaugurate five new hospital blocks in Delhi and launch 101 Ayushman Mandirs, in addition to projects worth ₹3,000 crore by the Delhi Jal Board and PWD. In Pune, local Member of Parliament (MP) and Union Minister of State for Cooperation and Civil Aviation Murlidhar Mohol is organising a spectacular drone laser show to highlight the PM’s achievements in his 11-year tenure. The spectacular drone show, “Jyotine Tejachi Aarti”, will be organised to extend birthday wishes to the PM. Mohol said this will be the first time in Maharashtra that a drone show will be organised on the lines of shows in Ayodhya and Varanasi in the past. The Varanasi Municipal Corporation has announced that it will inaugurate and lay the foundation stone of projects worth ₹111 crore. The municipal body will also cut a 75-kg cake, Varanasi Mayor Ashok Tiwari said Tuesday. Modi is the MP from the Varanasi Lok Sabha seat. The Odisha government on Thursday said it will plant 75 lakh saplings across the state on 17 September, under the 'Ek Ped Maa Ke Naam' campaign. In Maharashtra, party president Ravindra Chavan has announced more than one lakh cataract surgeries over a fortnight-long drive. The Gems and Jewellery Export Promotion Council (GJEPC) will launch a nationwide drive to celebrate Prime Minister Narendra Modi’s birthday on Wednesday as “Jewellers Day.” The drive aims to encourage over one lakh jewellery manufacturers and artisans to pledge online to donate blood during emergencies or when required throughout the year. Stay updated with the latest Trending, India , World and US news. Download the Mint app and read premium stories Log in to our website to save your bookmarks. It'll just take a moment.</w:t>
-      </w:r>
-    </w:p>
-    <w:p>
-      <w:pPr>
-        <w:pStyle w:val="Heading3"/>
-      </w:pPr>
-      <w:r>
-        <w:t>Article 48</w:t>
-      </w:r>
-    </w:p>
-    <w:p>
-      <w:r>
-        <w:t>Title: उद्धव ठाकरेंना शिंगावर घेत भाजपा उद्या मुंबईत फोडणार महापालिका निवडणुकीच्या प्रचाराचा नारळ!</w:t>
-      </w:r>
-    </w:p>
-    <w:p>
-      <w:r>
-        <w:t xml:space="preserve">URL: </w:t>
-      </w:r>
-      <w:hyperlink r:id="rId56">
-        <w:r>
-          <w:rPr>
-            <w:color w:val="0000FF"/>
-          </w:rPr>
-          <w:t>https://www.etvbharat.com/mr/!state/bjp-to-start-mumbai-municipal-election-campaign-tomorrow-maharashtra-news-mhs25091506101</w:t>
-        </w:r>
-      </w:hyperlink>
-    </w:p>
-    <w:p>
-      <w:r>
-        <w:t>Content: महाराष्ट्र maharashtra ETV Bharat / state By ETV Bharat Marathi Team Published : September 15, 2025 at 9:13 PM IST मुंबई : देशातील सर्वात श्रीमंत महापालिका म्हणून ओळखल्या जाणाऱ्या मुंबई महापालिकेवर सत्तास्थापनेसाठी गेली अनेक वर्षं शिवसेना (आता उबाठा गट) आणि भाजपात चुरस आहे. यंदा, शिवसेनेच्या दसरा मेळाव्याआधीच भाजपानं विजय संकल्प मेळावा आयोजित करून रणशिंग फुंकलं आहे. उद्या, 16 सप्टेंबर रोजी सायंकाळी 6 वाजता वरळीतील एनएससीआय डोममध्ये भाजपा भव्य शक्तिप्रदर्शन करीत मुंबई पालिकेच्या प्रचाराचा नारळ फोडणार आहे. मेळाव्याची जय्यत तयारी : "चला मुंबईत परिवर्तन घडवूया!" अशी टॅगलाईन देत, भाजपानं विजय संकल्प मेळाव्याची जय्यत तयारी सुरू केली आहे. मुख्यमंत्री देवेंद्र फडणवीस यांच्या प्रमुख उपस्थितीत होणाऱ्या या मेळाव्यात केंद्रीय मंत्री पीयूष गोयल, राष्ट्रीय सहसंघटन मंत्री शिवप्रकाश, राष्ट्रीय महासचिव विनोद तावडे, महाराष्ट्र प्रदेशाध्यक्ष रवींद्र चव्हाण, तसंच मुंबई भाजपाचे अध्यक्ष अमित साटम हे प्रमुख नेते मार्गदर्शन करणार आहेत. मुंबईतील पायाभूत सुविधा, सुरक्षा, स्वच्छता आणि शहरी व्यवस्थापन या प्रश्नांवर लक्ष केंद्रित करत, "मुंबईची सुरक्षा, मुंबईचा विकास – हेच एक मिशन" या त्रिसूत्रीचा उद्घोष या मेळाव्यातून करण्यात येणार आहे. पंतप्रधान नरेंद्र मोदींच्या 'विकासवाद' आणि मुख्यंमंत्री फडणवीस यांच्या 'कार्यक्षम नेतृत्वा'वर भर देत भाजपा मुंबईकरांचा विश्वास मिळवण्याचा प्रयत्न करणार आहे. 25 वर्षांच्या भ्रष्ट कारभारापासून मुंबईकरांना मुक्ती देणार : दरम्यान, मुंबईकरांना गेल्या 25 हून अधिक वर्षांच्या भ्रष्ट कारभारापासून मुक्ती देण्याकरता मुंबईत परिवर्तन घडविण्यासाठी हा मेळावा असल्याचं भाजपाचे मुंबई अध्यक्ष अमित साटम यांनी म्हटलं आहे. ते म्हणाले, "हा मेळावा केवळ निवडणूक प्रचाराचा प्रारंभ नसून, मुंबईकरांना एकजुटीनं परिवर्तनासाठी पुढं आणण्यासाठी आहे. मुंबईला अधिक सुरक्षित, सुंदर आणि समृद्ध बनवण्यासाठी आम्ही कटिबद्ध आहोत. या मेळाव्यातून आम्ही मुंबईकरांच्या अपेक्षा आणि आकांक्षा जाणून घेऊन त्या पूर्ण करण्यासाठी ठोस पावले उचलू. मुंबईकरांना गेल्या 25हून अधिक वर्षांच्या भ्रष्ट कारभारापासून मुक्ती देण्याकरता, मुंबईत परिवर्तन घडविण्यासाठी हा ‘विजय संकल्प मेळावा महत्त्वाचा ठरेल", अशी प्रतिक्रिया अमित साटम यांनी दिली. मुंबईकर उद्धव ठाकरेंच्या पाठीशी - किशोरी पेडणेकर : याविषयी शिवसेना (उबाठा) उपनेत्या, माजी महापौर किशोरी पेडणेकर म्हणाल्या, "मुंबई महापालिकेवर भाजपाचा डोळा अनेक वर्षांपासून आहे. पण, सर्वसामान्य मुंबईकर उद्धव ठाकरे यांच्या पाठीशी खंबीरपणे उभे असल्यानं त्यांचा हेतू साध्य झालेला नाही. त्यांनी पक्ष फोडला, आमदार-खासदार फोडले, तरी आमचा पाया डळमळीत झालेला नाही. आजही मुंबईत ग्राऊंडवर आमची ताकद सर्वात मोठी असून, त्या जोरावर आम्ही पालिकेवर पुन्हा भगवा फडकवू", अशी प्रतिक्रिया किशोरी पेडणेकर यांनी दिली. हेही वाचा: For All Latest Updates TAGGED: दिल्लीतील ३०० शाळांसह मुंबईतील रेल्वे स्टेशनवर बॉम्ब ठेवल्याची धमकी; अज्ञाताचा पोलिसांकडून शोध सुरू नवरात्रीच्या आठव्या दिवशी घटाला अर्पण करा 'ही' माळ; काय आहे आजचा शुभ मुहूर्त?, वाचा पंचांग टीम इंडियाचं विजयी 'तिलक'; पाकिस्तानला सलग तिसऱ्यांदा धूळ चारत नवव्यांदा जिंकलं आशिया कप शिर्डीतील ओढ्यात दुचाकीवरून जाताना वाहून गेलेल्या दोघांचा मृत्यू; दोघांना वाचविण्यात प्रशासनाला यश कास पुष्प पठारावर पर्यटकांना मिळणार प्रदूषणमुक्त अन् पर्यावरणपूरक सफारीचा आनंद! रिकाम्या पोटी आल्याचा रस पिण्याचे आरोग्यदायी फायदे! Oppo F31 Pro plus 5G vs F31 Pro 5G : कोणता फोन आहे किफायतशीर? गुगल क्रोममध्ये जेमिनी अपग्रेड: AI सक्षम ब्राउझिंगचा नवीन अनुभव इंडिया एआय मिशन अंतर्गत देशभरात 500 हून अधिक डेटा लॅब्सची स्थापना - अश्विनी वैष्णव Copyright © 2025 Ushodaya Enterprises Pvt. Ltd., All Rights Reserved.</w:t>
       </w:r>
     </w:p>
     <w:sectPr>

--- a/Output/Ravindra Chavan/extracted_links_Ravindra Chavan_News_Content.docx
+++ b/Output/Ravindra Chavan/extracted_links_Ravindra Chavan_News_Content.docx
@@ -12,6 +12,37 @@
     </w:p>
     <w:p>
       <w:r>
+        <w:t>Title: A Prime Minister has his birthday, a party throws parties</w:t>
+      </w:r>
+    </w:p>
+    <w:p>
+      <w:r>
+        <w:t xml:space="preserve">URL: </w:t>
+      </w:r>
+      <w:hyperlink r:id="rId9">
+        <w:r>
+          <w:rPr>
+            <w:color w:val="0000FF"/>
+          </w:rPr>
+          <w:t>https://indianexpress.com/article/political-pulse/a-prime-minister-has-his-birthday-a-party-throws-parties-10253607/</w:t>
+        </w:r>
+      </w:hyperlink>
+    </w:p>
+    <w:p>
+      <w:r>
+        <w:t>Content: Express News Service TO MARK Prime Minister Narendra Modi’s birthday on Wednesday, and to celebrate him turning 75, BJP units and governments across the country have announced a series of plans. The Varanasi Municipal Corporation has announced that it will inaugurate and lay the foundation stone of projects worth Rs 111 crore. The municipal body will also cut a 75-kg cake, Varanasi Mayor Ashok Tiwari said Tuesday. Modi is the MP from the Varanasi Lok Sabha seat. The Delhi government – the BJP returned to power in the Capital earlier this year after more than 25 years – will launch 500 creches for children of women working as labourers in the city. In Maharashtra, where there is a BJP-led government tpp, party president Ravindra Chavan has announced more than one lakh cataract surgeries over a fortnight-long drive. Modi himself will be in Madhya Pradesh, also a BJP-ruled state, to inaugurate the ‘Seva Pakhwada’ or ‘service fortnight’, which the party has made an annual feature around his birthday. During his Madhya Pradesh visit, Modi will also launch a ‘Swasth Nari Sashakt Parivar Abhiyan’, at Bhainsola village in Dhar district, as part of which camps will be organised for the health and nutrition of women. Ten years of celebrations On his first birthday as PM in 2014, when Modi turned 64, he went to Ahmedabad to meet his mother Hiraben. That year, he had requested party workers not to celebrate the day and instead contribute to relief efforts in Jammu and Kashmir, as it was recovering from floods. On Modi’s 65th birthday in 2015, over a year after the Swachh Bharat campaign was rolled out, cleanliness was the focus. In 2016, Modi was again in Gujarat on his birthday to meet his mother. Meanwhile, across the country, the BJP organised blood donation camps, cleanliness drives and charity events. In Delhi, then Union Railway Minister Suresh Prabhu cut a 500-kg laddoo at an event organised by Sulabh International to mark the day. In 2017, while the PM made a trip to Hiraben, the BJP observed ‘Seva Diwas’ across the country, with party leaders attending medical camps, blood donation events, and taking part in cleanliness drives. On September 17, 2018, his last birthday before the following Lok Sabha elections, Modi celebrated the day in Varanasi and interacted with students. In 2019, after a meeting with his mother, the PM visited the Sardar Sarovar Dam in Kevadiya, Gujarat, and addressed a public rally. This was just a month after the abrogation of Article 370, which granted special status to Jammu and Kashmir, and the topic figured prominently in his speech. The fact that he chose the site, which also hosts a grand statue of Vallabhbhai Patel, for the rally was also significant – the BJP credits Patel with “unifying India”, with J&amp;K’s “full integration” seen as an unfinished ambition of the late Congress stalwart. The Ahmedabad District Education Department, on its part, marked the PM’s birthday by asking government, grant-in-aid and self-financed secondary and higher secondary schools to arrange special lectures, group discussions; debates, essays and elocution competitions; and other similar contests on the subject of Article 370 during their assembly that day. In 2020, on Modi’s 70th birthday, blood donation camps, meetings and camps to distribute food were held at 70 different places. The year 2021 marked Modi’s uninterrupted “20 years’ run in public office” – as designated by the BJP, counting his tenure as Gujarat Chief Minister starting in 2001 – and the celebration was accordingly ramped up. Events were held across three weeks, including the distribution of 14 crore ration bags with Modi’s photo, five crore “Thank-you Modiji” postcards mailed from booths nationwide, and 71 spots where river clean-ups were held. This was right after the second wave of the Covid-19 pandemic in India and, coinciding with September 17, over two crore Covid-19 vaccine doses were administered to beneficiaries. That year, the Union Ministry of Culture joined the celebrations with an e-auction of gifts and mementos received by the PM. On the block were as many as 1,300 items, which included the javelin thrown by Neeraj Chopra for his Olympic gold medal, sports gear and equipment of other medal-winning Olympians and Paralympians, a replica of the Ayodhya Ram Mandir presented by Uttar Pradesh Chief Minister Yogi Adityanath, and a wooden replica of the Chardham given by the Uttarakhand government. In 2022, as the PM turned 72, the ruling party arranged blood donation camps and outreach programmes. Then, seven decades after they became extinct in India, eight cheetahs from Namibia were released into an enclosure at the Kuno National Park in Madhya Pradesh by Modi himself. In 2023, with the countdown to the next Lok Sabha elections starting, Modi was again in Varanasi – this time to launch ‘Vishwakarma Yojana’ to enhance the “skilling” of craftsmen and artisans. Infrastructure projects including an India International Convention and Expo Centre and the extension of the Delhi Airport Express Line were also launched. In 2024, having returned to power for the third time in a row, Modi chose Odisha for his birthday visit. The BJP had formed its first government on its own in the state earlier that year. The PM interacted with beneficiaries of the Pradhan Mantri Awas Yojana, laid foundation stones for projects as well as inaugurated development projects worth more than Rs 3,800 crore in Bhubaneswar. He also launched the Subhadra Yojana, the Odisha government’s scheme to transfer Rs 10,000 per year to eligible women beneficiaries in the state between the ages of 21 and 60.</w:t>
+      </w:r>
+    </w:p>
+    <w:p>
+      <w:pPr>
+        <w:pStyle w:val="Heading3"/>
+      </w:pPr>
+      <w:r>
+        <w:t>Article 2</w:t>
+      </w:r>
+    </w:p>
+    <w:p>
+      <w:r>
         <w:t>Title: Share Options</w:t>
       </w:r>
     </w:p>
@@ -19,7 +50,7 @@
       <w:r>
         <w:t xml:space="preserve">URL: </w:t>
       </w:r>
-      <w:hyperlink r:id="rId9">
+      <w:hyperlink r:id="rId10">
         <w:r>
           <w:rPr>
             <w:color w:val="0000FF"/>
@@ -38,43 +69,12 @@
         <w:pStyle w:val="Heading3"/>
       </w:pPr>
       <w:r>
-        <w:t>Article 2</w:t>
-      </w:r>
-    </w:p>
-    <w:p>
-      <w:r>
-        <w:t>Title: One lakh cataract surgeries in Maharashtra to mark Modi's birthday BJP</w:t>
-      </w:r>
-    </w:p>
-    <w:p>
-      <w:r>
-        <w:t xml:space="preserve">URL: </w:t>
-      </w:r>
-      <w:hyperlink r:id="rId10">
-        <w:r>
-          <w:rPr>
-            <w:color w:val="0000FF"/>
-          </w:rPr>
-          <w:t>https://www.theweek.in/wire-updates/national/2025/09/16/bom10-mh-bjp-modi-drive.amp.html</w:t>
-        </w:r>
-      </w:hyperlink>
-    </w:p>
-    <w:p>
-      <w:r>
-        <w:t>Content: Mumbai, Sep 16 (PTI) More than one lakh cataract surgeries will be performed in Maharashtra during a fortnight-long drive to mark Prime Minister Narendra Modi’s birthday, state BJP president Ravindra Chavan said on Tuesday.The party will also arrange eye check-up of at least 10 lakh people and distribute spectacles to the needy during the drive, to be held from September 17 to October 2, Chavan told reporters in Mumbai.Modi will be celebrating his 75th birthday on September 17.“We will bring together NGOs, other organisations and social groups to perform more than one lakh cataract operations, ensure eye check-ups for 10 lakh people and provide spectacles to the needy, Chavan said.The drive is being projected as a service initiative by the BJP. “This is an attempt to connect with people in the state,” Chavan said.Blood donation camps will also be organised during the drive, Chavan said. “We have chalked out 17 programmes to be implemented during this fortnight,” he added.Chief Minister Devendra Fadnavis has held meetings with state ministers and BJP leaders to ensure the successful organisation of events, he said.On criticism by opposition parties over the state’s financial condition, Chavan said, “Instead of what the opposition is saying, it is necessary for the state to do what is good and required for common people. We are determined to provide ‘roti, kapda and makaan’ to people and will continue to work on our chosen path.” (This story has not been edited by THE WEEK and is auto-generated from PTI) Copyright © 2024 All rights reserved</w:t>
-      </w:r>
-    </w:p>
-    <w:p>
-      <w:pPr>
-        <w:pStyle w:val="Heading3"/>
-      </w:pPr>
-      <w:r>
         <w:t>Article 3</w:t>
       </w:r>
     </w:p>
     <w:p>
       <w:r>
-        <w:t>Title: Maharashtra BJP Launches 'Seva Pandharwada' To Mark PM Modi’s 75th Birthday</w:t>
+        <w:t>Title: One lakh cataract surgeries in Maharashtra to mark Modi's birthday: BJP</w:t>
       </w:r>
     </w:p>
     <w:p>
@@ -86,13 +86,13 @@
           <w:rPr>
             <w:color w:val="0000FF"/>
           </w:rPr>
-          <w:t>https://www.freepressjournal.in/mumbai/maharashtra-bjp-launches-seva-pandharwada-to-mark-pm-modis-75th-birthday</w:t>
+          <w:t>https://www.dtnext.in/news/national/one-lakh-cataract-surgeries-in-maharashtra-to-mark-modis-birthday-bjp-846754</w:t>
         </w:r>
       </w:hyperlink>
     </w:p>
     <w:p>
       <w:r>
-        <w:t>Content: The Maharashtra unit of the Bharatiya Janata Party (BJP) has announced a fortnight-long programme of social initiatives to mark the 75th birthday of Prime Minister Narendra Modi. The campaign, titled ‘Seva Pandharwada’ (Service Fortnight), will run from September 17 to October 2, focusing on a wide range of public welfare activities across the state. BJP state president Ravindra Chavan, while addressing the media on Tuesday, said the fortnight is not just a celebration but a people-centric movement aimed at spreading awareness about the central government’s welfare schemes, along with issues like cleanliness, environmental protection, and self-reliance. He appealed to all MPs, MLAs, ministers, office-bearers, and grassroots workers to actively participate at booth and mandal levels to make the campaign more impactful. Free Surgeries and Health Initiatives The programme will feature over one lakh free cataract surgeries under the ‘Namo Netra Sanjeevani’ initiative, alongside eye check-ups and the distribution of spectacles to more than ten lakh people. Blood donation drives, health camps, cleanliness campaigns, and awareness programmes are also planned across the state. Revenue Fortnight in Pune On September 17, Modi’s birthday, a special ‘Mahsool Pandharwada’ (Revenue Fortnight) will be inaugurated in Pune under the leadership of Revenue Minister Chandrashekhar Bawankule. Chavan said that through this event, the party aims to extend the benefits of public welfare schemes to more than 50 lakh people. Youth Engagement through Marathon As part of the campaign, the BJP Yuva Morcha has scheduled a ‘Modi Vikas Marathon’ in all major districts on September 21. Chavan said the marathon is intended to encourage youth participation in nation-building and give momentum to the vision of ‘Viksit Bharat 2047’. Sports, Cultural and Commemorative Events Other activities include MP Cup sports competitions in 48 Lok Sabha constituencies, with registrations open until September 20. On September 25, the birth anniversary of Pandit Deendayal Upadhyay, the party will organise Pratima Poojan ceremonies and Prabuddha Sammelans to communicate the nation’s progress to the public. Additional Initiatives Alongside these events, the BJP will also host programmes to honour the disabled, promote tree plantation, encourage the use of Khadi, spread the ‘Vocal for Local’ message, and conduct a state-level drawing competition on the theme of Viksit Bharat. Chavan concluded that the initiative embodies the BJP’s principle that “organization is strength and service is the goal,” adding that the service fortnight represents the party’s collective commitment to society through dedication and public participation.</w:t>
+        <w:t>Content: MORE Prime Minister Narendra Modi addresses a gathering during laying of foundation stone and inauguration of development works, in Darrang, Assam (PTI) MUMBAI: More than one lakh cataract surgeries will be performed in Maharashtra during a fortnight-long drive to mark Prime Minister Narendra Modi’s birthday, state BJP president Ravindra Chavan said on Tuesday. The party will also arrange eye check-up of at least 10 lakh people and distribute spectacles to the needy during the drive, to be held from September 17 to October 2, Chavan told reporters in Mumbai. Modi will be celebrating his 75th birthday on September 17. “We will bring together NGOs, other organisations and social groups to perform more than one lakh cataract operations, ensure eye check-ups for 10 lakh people and provide spectacles to the needy, Chavan said. The drive is being projected as a service initiative by the BJP. “This is an attempt to connect with people in the state,” Chavan said. Blood donation camps will also be organised during the drive, Chavan said. “We have chalked out 17 programmes to be implemented during this fortnight,” he added. Chief Minister Devendra Fadnavis has held meetings with state ministers and BJP leaders to ensure the successful organisation of events, he said. On criticism by opposition parties over the state’s financial condition, Chavan said, “Instead of what the opposition is saying, it is necessary for the state to do what is good and required for common people. We are determined to provide ‘roti, kapda and makaan’ to people and will continue to work on our chosen path.” © Copyright | Powered by Hocalwire</w:t>
       </w:r>
     </w:p>
     <w:p>
@@ -105,7 +105,7 @@
     </w:p>
     <w:p>
       <w:r>
-        <w:t>Title: BMC Election: Mumbai BJP Launches Platform For Citizens To Register Their Issues &amp; Demands</w:t>
+        <w:t>Title: Prime Minister Narendra Modi To Lay Foundation Of PM MITRA Park, Launch 'Sewa Pakhwada' in Madhya Pradesh On September 17 To Mark His Birthday</w:t>
       </w:r>
     </w:p>
     <w:p>
@@ -117,13 +117,13 @@
           <w:rPr>
             <w:color w:val="0000FF"/>
           </w:rPr>
-          <w:t>https://www.freepressjournal.in/mumbai/bmc-election-mumbai-bjp-launches-platform-for-citizens-to-register-their-issues-demands</w:t>
+          <w:t>https://www.etvbharat.com/en/!bharat/pm-modi-to-lay-foundation-of-pm-mitra-park-launch-sewa-pakhwada-in-madhya-pradesh-on-september-17-enn25091602243</w:t>
         </w:r>
       </w:hyperlink>
     </w:p>
     <w:p>
       <w:r>
-        <w:t>Content: Mumbai: Mumbai BJP has launched a platform- Google form named 'AwaazMumbaikarancha' (voice of Mumbaikars) for citizens to register their issues, demands and expectations from their representatives. This is part of BJP campaign ahead of the BMC elections. Citizens can register their demands on the link: https://tinyurl.com/aawazmumbaikarancha The exclusive platform was launched on Tuesday at the mega BJP convention at NSCI dome, Worli; where senior BJP leaders including Chief Engineer Devendra Fadnavis, Mumbai BJP president Ameet Satam, state president Ravindra Chavan, Mumbai's gaurdian ministers Mangal Prabhat Lodha, Ashish Shelar and others were present. The FPJ had first reported about the platform on September 10. "The BJP karyakars will visit door to door and urge Mumbaikars to register their demands on the exclusive platform be included in the poll manifesto. We want to give Mumbaikars a safe city and stop illegal migrants," said MLA and Mumbai BJP president Ameet Satam. "In the last years under the leadership of Devendra Fadnavis, Mumbai has seen massive infrastructural development like the Coastal Road, Atal Setu and Metro, as well as an enhancement in the CCTV surveillance. Safety, security and infrastructure development are our top agenda for Mumbai,” Satam added. A total of 29 municipal corporations across Maharashtra, including the BMC, will go for polls. The Supreme Court on Tuesday, granted Maharashtra State Election Commission time till January 31, 2026; an extension of four months to conduct local bodies elections in the state. In Mumbai, the electoral ward remains 227, similar to the last BMC elections held in February 2017. The nine-step process of ward demarcation is in process, and the BMC will notify the final ward demarcation between October 3 to 6. To get details on exclusive and budget-friendly property deals in Mumbai &amp; surrounding regions, do visit: https://budgetproperties.in/</w:t>
+        <w:t>Content: National ETV Bharat / bharat By PTI Published : September 16, 2025 at 1:20 PM IST Updated : September 16, 2025 at 4:17 PM IST New Delhi: Launch of a host of welfare and development initiatives on Wednesday by the BJP and its governments at the Centre and in states will mark the 75th birthday of Prime Minister Narendra Modi, who will kick off a fortnight-long nationwide health and nutrition campaign from Madhya Pradesh. Modi will launch the "Swasth Nari Sashakt Parivar" and the eighth National Nutritional Month from Dhar. He will unveil several other development initiatives and address a public meeting, an official statement said. टेक्सटाइल क्षेत्र में नई क्रांति की आधारशिला रखेगा धार जिला...यशस्वी प्रधानमंत्री श्री @narendramodi जी के मध्यप्रदेश आगमन के साथ ही प्रदेश को मिलेगा देश का पहला PM MITRA Park.🗓️ 17 सितम्बर, 2025📍 भैंसोला, जिला धार#PMMITRAParkDhar pic.twitter.com/o0Vr4xah7D "More than one lakh health camps will be organised, making this the largest ever health outreach for women and children in the country. Daily health camps will be held in all government health facilities nationwide," it said. The BJP's organisation will hold many such initiatives, including blood donation and health camps, across the country. The programmes are part of the "Sewa Pakhwada" that the ruling party is observing between September 17 and October 2, which is Mahatma Gandhi's birth anniversary, to celebrate the birthday of its leader whose stewardship has taken the BJP to new highs and made it a dominant political force for over a decade. Swadeshi fairs to promote made-in-India goods, "Modi Vikas Marathon", drawing contests on Viksit Bharat, interaction with intellectuals, blood donation and medical camps, and cleanliness campaigns will be held through the period across the country with the involvement of the party's organisation, central government or the states where it is in power. Home Minister Amit Shah will launch several such initiatives in the national capital. In Dhar, Modi will also transfer funds under the "Pradhan Mantri Matru Vandana Yojana" directly into the bank accounts of nearly 10 lakh eligible women and also unveil the "Suman Sakhi Chatbot" to raise awareness on maternal and child health. The chatbot will provide timely and accurate information to pregnant women in rural and remote areas, ensuring access to essential health services, the statement said. As part of a campaign against sickle cell anaemia, Modi will give the 10 millionth Sickle Cell Screening and Counselling Card in the state. Under "Adi Karmyogi Abhiyan", Modi will launch an exercise in the state that will symbolise the confluence of tribal pride and the spirit of nation-building. The initiative will include a series of service-oriented activities in tribal regions, focusing on health, education, nutrition, skill development, livelihood enhancement, sanitation, water conservation and environmental protection, the statement said. In line with his 5F Vision – Farm to Fibre, Fibre to Factory, Factory to Fashion, and Fashion to Foreign, the prime minister will inaugurate the PM MITRA Park in Dhar. Spread over more than 2,150 acres, the park will be equipped with world-class facilities, including a common effluent treatment plant, solar power plant, modern roads among others, making it an ideal industrial township. The statement said it will also significantly benefit the cotton growers in the region by enhancing farmers’ income by providing better value for their produce. Various textile companies have committed investment proposals worth over Rs 23,140 crore, paving the way for new industries and large-scale employment. It will generate nearly 3 lakh employment opportunities while significantly boosting exports. The prime minister has often taken up development initiatives on his birthday. He was in Odisha last year, during which he had launched the state government's flagship women-centric initiative, Subhadra Yojana, besides railway and national highway projects. Meanwhile, in Modi's Lok Sabha constituency Varanasi, the municipal corporation will inaugurate and lay the foundation stone of projects worth Rs 111 crore, Mayor Ashok Tiwari said. Delhi government will launch 500 creches for children of women working as labourers in the city on the occasion of Prime Minister Modi's birthday on September 17, Chief Minister Rekha Gupta said. In Maharashtra, the BJP plans to organise more than one lakh cataract surgeries and eye check-ups of at least 10 lakh people and distribute spectacles to the needy during a drive from September 17 to October 2, state BJP president Ravindra Chavan said. The Odisha government is planning to plant 75 lakh saplings on Wednesday, the state's Additional Chief Secretary of Forest Satyabrat Sahu said. Also Read Elaborate Arrangements In Arunachal Ahead Of PM Modi's Visit On September 22 For All Latest Updates TAGGED: 'My Words Distorted': Mamata U-Turn Of Her Durgapur Gangrape Remark Amid Oppn Backlash Canadian Foreign Minister Anita Anand Arrives In Delhi, To Meet Jaishankar Healy's Masterclass Ton Powers Australia To Record Chase Against India IPS Officer Death: SC Mahapanchayat Gives 48 Hour To Haryana Govt To Remove DGP 'Financial Fraud': 32 Cases Registered Against Jawed Habib, Son; Lookout Notice Issued Japanese Disciple And Kerala Guru Keep Spirit Of Kalaripayattu Alive Western Ghats Species Thrive In Chhattisgarh's Udanti Sitanadi Tiger Reserve; Forest Dept Releases Pictures Back To School | Cracking The Code Of Lightning &amp; Thunderstorms: Facts We Hold, Forecasts We Can't Make Fertility In Rural India Is At Its Lowest, What Does This Mean For The Future? Copyright © 2025 Ushodaya Enterprises Pvt. Ltd., All Rights Reserved.</w:t>
       </w:r>
     </w:p>
     <w:p>
@@ -136,7 +136,7 @@
     </w:p>
     <w:p>
       <w:r>
-        <w:t>Title: "अशोक चव्हाण यांना काँग्रेसनं CM पदासह अनेक पदं दिली तरी..."; काँग्रेस खासदार रविंद्र चव्हाण यांनी सुनावलं</w:t>
+        <w:t>Title: Maharashtra BJP Launches 'Seva Pandharwada' To Mark PM Modi’s 75th Birthday</w:t>
       </w:r>
     </w:p>
     <w:p>
@@ -148,13 +148,13 @@
           <w:rPr>
             <w:color w:val="0000FF"/>
           </w:rPr>
-          <w:t>https://www.etvbharat.com/mr/!state/congress-mp-ravindra-chavan-criticized-bjp-mp-ashok-chavan-in-nanded-maharashtra-news-mhs25091506942</w:t>
+          <w:t>https://www.freepressjournal.in/mumbai/maharashtra-bjp-launches-seva-pandharwada-to-mark-pm-modis-75th-birthday</w:t>
         </w:r>
       </w:hyperlink>
     </w:p>
     <w:p>
       <w:r>
-        <w:t>Content: महाराष्ट्र maharashtra ETV Bharat / state By ETV Bharat Marathi Team Published : September 16, 2025 at 12:07 AM IST नांदेड : भाजपा खासदार अशोक चव्हाण यांनी रविवारी काँग्रेसवर जोरदार टीका केली होती. त्यानंतर नांदेडमध्ये राजकीय टोलेबाजी सुरू असल्याचं दिसून आलं. काँग्रेसनं अशोक चव्हाण यांना सर्वकाही दिलं असल्याचं सांगत काँग्रेस नेते हे चव्हाण यांच्यावर पलटवार करताना दिसले. काय म्हणाले होते अशोक चव्हाण? : "काँग्रेसमध्ये मी चौदा वर्षांचा वनवास भोगला आहे. मला त्रास देण्याचं काम काँग्रेस नेत्यांनी केलं," असं खळबळजनक विधान माजी मुख्यमंत्री तथा भाजपा खासदार अशोक चव्हाण यांनी रविवारी लातूरमध्ये आयोजित एका कार्यक्रमादरम्यान केलं होतं. त्यांच्या या वक्तव्याचा काँग्रेस खासदार रविंद्र चव्हाण यांनी चांगचाल समाचार घेतला आहे. काँग्रेस खासदारांचा पलटवार : "काँग्रेसनं चव्हाण घराण्याला मान- सन्मान दिला. दिवंगत शंकरराव चव्हाण यांना गृहमंत्री पद आणि दोन वेळेस मुख्यमंत्री केलं. अशोक चव्हाणांना मुख्यमंत्री, सार्वजनिक बांधकाम मंत्री, महसूल मंत्री पद दिलं. त्यांच्या पत्नी अमिता चव्हाण यांना आमदार बनवलं. एवढं मिळूनसुद्धा काँग्रेस पक्षावर बोलणं शोभत नाही," अशी टीका खासदार रविंद्र चव्हाण यांनी केली. त्यांच्या वक्तव्यानं काँग्रेस पक्ष संपणार नसल्याचं चव्हाण यावेळी म्हणाले. अशोक चव्हाण यांच्यासारखा वनवास काँग्रेस कार्यकर्त्यांना मिळो, अशी कार्यकर्त्यांची भावना आहे. येत्या स्थानिक स्वराज्य संस्थेच्या निवडणुकीत जनता कॉग्रेसच्या पाठीशी उभा राहणार, असा विश्वास खासदार रविंद्र चव्हाण यांनी व्यक्त केला. नांदेडमध्ये अभिष्टचिंतन सोहळा : नांदेडचे काँग्रेसचे खासदार रविंद्र चव्हाण यांनी अशोक चव्हाण यांना प्रत्युत्तर दिलंय. खासदार रविंद्र चव्हाण हे नांदेड जिल्ह्याचे जिल्हाध्यक्ष राजेश पावडे यांच्या अभिष्टचिंतन सोहळा प्रसंगी मार्गदर्शन करत होते. त्यावेळी पत्रकारांशी त्यांनी संवाद साधला. हेही वाचा - For All Latest Updates TAGGED: कार्तिकी एकादशीची पूजा उपमुख्यमंत्र्यांच्या हस्ते, पण राज्यात दोन उपमुख्यमंत्री; विठ्ठल रुक्मिणी मंदिर समितीनं ठोठावलं शासनाचं दार चौथ्या रविवारी पाकिस्तानचा पराभव; टीम इंडियाचा पाकिस्तानविरुद्ध सलग 12वा विजय "कराडची भूमी आमच्यासाठी सदैव नतमस्तक होण्याचं ठिकाण"; पूरग्रस्तांच्या मदतीबद्दल आष्टीचे आमदार सुरेश धस यांची कृतज्ञता कोपरगावमध्ये अमित शाहांसमोर कोल्हेंना फडणवीसांचा शब्द; म्हणाले "तुमचं राजकीय भवितव्य आम्ही उज्वल करू" शेतकऱ्यांना नुकसान भरपाई देताना 2019 च्या शासन निर्णयाचे पालन करा; शेतकरी नेत्यांची मागणी OPPO A6 5G : 7,000mAh बॅटरी, 80W चार्जिंग, 120Hz AMOLED डिस्प्लेसह लॉंच 2025 मध्ये भारतातील 20 लाखांखालील सर्वोत्तम इलेक्ट्रिक कार्स, किफायतशीर किंमत आणि लांब रेंज रिकाम्या पोटी आल्याचा रस पिण्याचे आरोग्यदायी फायदे! Oppo F31 Pro plus 5G vs F31 Pro 5G : कोणता फोन आहे किफायतशीर? Copyright © 2025 Ushodaya Enterprises Pvt. Ltd., All Rights Reserved.</w:t>
+        <w:t>Content: The Maharashtra unit of the Bharatiya Janata Party (BJP) has announced a fortnight-long programme of social initiatives to mark the 75th birthday of Prime Minister Narendra Modi. The campaign, titled ‘Seva Pandharwada’ (Service Fortnight), will run from September 17 to October 2, focusing on a wide range of public welfare activities across the state. BJP state president Ravindra Chavan, while addressing the media on Tuesday, said the fortnight is not just a celebration but a people-centric movement aimed at spreading awareness about the central government’s welfare schemes, along with issues like cleanliness, environmental protection, and self-reliance. He appealed to all MPs, MLAs, ministers, office-bearers, and grassroots workers to actively participate at booth and mandal levels to make the campaign more impactful. Free Surgeries and Health Initiatives The programme will feature over one lakh free cataract surgeries under the ‘Namo Netra Sanjeevani’ initiative, alongside eye check-ups and the distribution of spectacles to more than ten lakh people. Blood donation drives, health camps, cleanliness campaigns, and awareness programmes are also planned across the state. Revenue Fortnight in Pune On September 17, Modi’s birthday, a special ‘Mahsool Pandharwada’ (Revenue Fortnight) will be inaugurated in Pune under the leadership of Revenue Minister Chandrashekhar Bawankule. Chavan said that through this event, the party aims to extend the benefits of public welfare schemes to more than 50 lakh people. Youth Engagement through Marathon As part of the campaign, the BJP Yuva Morcha has scheduled a ‘Modi Vikas Marathon’ in all major districts on September 21. Chavan said the marathon is intended to encourage youth participation in nation-building and give momentum to the vision of ‘Viksit Bharat 2047’. Sports, Cultural and Commemorative Events Other activities include MP Cup sports competitions in 48 Lok Sabha constituencies, with registrations open until September 20. On September 25, the birth anniversary of Pandit Deendayal Upadhyay, the party will organise Pratima Poojan ceremonies and Prabuddha Sammelans to communicate the nation’s progress to the public. Additional Initiatives Alongside these events, the BJP will also host programmes to honour the disabled, promote tree plantation, encourage the use of Khadi, spread the ‘Vocal for Local’ message, and conduct a state-level drawing competition on the theme of Viksit Bharat. Chavan concluded that the initiative embodies the BJP’s principle that “organization is strength and service is the goal,” adding that the service fortnight represents the party’s collective commitment to society through dedication and public participation. RECENT STORIES</w:t>
       </w:r>
     </w:p>
     <w:p>
@@ -167,6 +167,68 @@
     </w:p>
     <w:p>
       <w:r>
+        <w:t>Title: BMC Election: Mumbai BJP Launches Platform For Citizens To Register Their Issues &amp; Demands</w:t>
+      </w:r>
+    </w:p>
+    <w:p>
+      <w:r>
+        <w:t xml:space="preserve">URL: </w:t>
+      </w:r>
+      <w:hyperlink r:id="rId14">
+        <w:r>
+          <w:rPr>
+            <w:color w:val="0000FF"/>
+          </w:rPr>
+          <w:t>https://www.freepressjournal.in/mumbai/bmc-election-mumbai-bjp-launches-platform-for-citizens-to-register-their-issues-demands</w:t>
+        </w:r>
+      </w:hyperlink>
+    </w:p>
+    <w:p>
+      <w:r>
+        <w:t>Content: Mumbai: Mumbai BJP has launched a platform- Google form named 'AwaazMumbaikarancha' (voice of Mumbaikars) for citizens to register their issues, demands and expectations from their representatives. This is part of BJP campaign ahead of the BMC elections. Citizens can register their demands on the link: https://tinyurl.com/aawazmumbaikarancha The exclusive platform was launched on Tuesday at the mega BJP convention at NSCI dome, Worli; where senior BJP leaders including Chief Engineer Devendra Fadnavis, Mumbai BJP president Ameet Satam, state president Ravindra Chavan, Mumbai's gaurdian ministers Mangal Prabhat Lodha, Ashish Shelar and others were present. The FPJ had first reported about the platform on September 10. "The BJP karyakars will visit door to door and urge Mumbaikars to register their demands on the exclusive platform be included in the poll manifesto. We want to give Mumbaikars a safe city and stop illegal migrants," said MLA and Mumbai BJP president Ameet Satam. "In the last years under the leadership of Devendra Fadnavis, Mumbai has seen massive infrastructural development like the Coastal Road, Atal Setu and Metro, as well as an enhancement in the CCTV surveillance. Safety, security and infrastructure development are our top agenda for Mumbai,” Satam added. A total of 29 municipal corporations across Maharashtra, including the BMC, will go for polls. The Supreme Court on Tuesday, granted Maharashtra State Election Commission time till January 31, 2026; an extension of four months to conduct local bodies elections in the state. In Mumbai, the electoral ward remains 227, similar to the last BMC elections held in February 2017. The nine-step process of ward demarcation is in process, and the BMC will notify the final ward demarcation between October 3 to 6. To get details on exclusive and budget-friendly property deals in Mumbai &amp; surrounding regions, do visit: https://budgetproperties.in/ RECENT STORIES</w:t>
+      </w:r>
+    </w:p>
+    <w:p>
+      <w:pPr>
+        <w:pStyle w:val="Heading3"/>
+      </w:pPr>
+      <w:r>
+        <w:t>Article 7</w:t>
+      </w:r>
+    </w:p>
+    <w:p>
+      <w:r>
+        <w:t>Title: कुणी पक्ष बदलले, कोणी नेते बदलले, अरे गद्दारांनो आमच्या सावलीला उभे राहण्याची… भाजप प्रदेशाध्यक्ष रवींद्र चव्हाण यांच्या वाढदिवसाच्या रील चा वार कुणावर?..</w:t>
+      </w:r>
+    </w:p>
+    <w:p>
+      <w:r>
+        <w:t xml:space="preserve">URL: </w:t>
+      </w:r>
+      <w:hyperlink r:id="rId15">
+        <w:r>
+          <w:rPr>
+            <w:color w:val="0000FF"/>
+          </w:rPr>
+          <w:t>https://www.loksatta.com/thane/birthday-of-dombivli-mla-ravindra-chavan-phm-00-5386678/</w:t>
+        </w:r>
+      </w:hyperlink>
+    </w:p>
+    <w:p>
+      <w:r>
+        <w:t>Content: लोकसत्ता, ठाणे : भारतीय जनता पक्षाचे प्रदेशाध्यक्ष आणि डोंबिवलीचे आमदार रविंद्र चव्हाण यांचा वाढदिवस मध्यरात्रीपासूनच ठाणे जिल्ह्यात दणक्यात साजरा होताना दिसत आहे. ठाणे, शीळ-कल्याण रस्ता, डोंबिवली, कल्याण या शहरात तर चव्हाण यांना शुभेच्छा देणारे फलक जागोजागी दिसून येत आहेत. यानिमीत्ताने भाजपचे स्थानिक नेते शक्तीप्रदर्शन करताना दिसत आहेत. याच दरम्यान चव्हाण यांच्या सोशल मिडीया अकाउंटवरुन दिला जाणारा संदेश सध्या चर्चेत आला आहे. ‘कुणी पक्ष बदलले, कुणी नेते बदलले, चमत्कार झाला नाही म्हणून कुणी देव बदलले. गद्दारांनो आमच्या सावलीच्या जवळ उभे रहाण्याची अैाकाद आपली नाही’ अशा स्वरुपाच्या या संदेशामुळे सध्या कल्याण डोंबिवलीच नव्हे तर संपूर्ण ठाणे जिल्ह्यात वेगवेगळ्या चर्चांना उत आला आहे. उपमुख्यमंत्री एकनाथ शिंदे आणि रविंद्र चव्हाण यांच्यातील सलगीचे राजकारण सुरुवातीपासून ठाणे जिल्ह्यात आणि विशेषत: डोंबिवली परिसरात नेहमीच चर्चेत राहीले. कल्याण डोंबिवली महापालिकेची निवडणुक असो अथवा विधानसभा-लोकसभेचा रणसंग्राम चव्हाण आणि शिंदे ही जोडगोळी नेहमीच चर्चेत राहीली. गेल्या काही वर्षांपासून मात्र हे चित्र बदलले. २०१४ मध्ये कल्याण लोकसभा मतदारसंघातून शिंदे यांचे पुत्र डाॅ.श्रीकांत निवडून आले आणि त्यानंतर झालेली पहिलीच महापालिका निवडणुक शिवसेना आणि भाजपने एकमेकांविरोधात लढवली. ही निवडणुक हे दोन पक्ष इतक्या निकराने लढले की स्थानिक पातळीवर दोन्ही पक्षात त्याचे पडसाद अजूनही उमटताना दिसतात. राज्यात महाविकास आघाडीचे सरकार आल्यानंतर शिंदे यांच्याकडे नगरविकास विभाग होता. या काळात डोंबिवलीत चव्हाण यांची कोंडी करण्याचे प्रयत्न सतत झाले असेही म्हणतात. कोवीड काळात तर चव्हाण कमालिचे अस्वस्थ होते. राज्यात महायुतीचे सरकार आले आणि मुख्यमंत्री पद एकनाथ शिंदे यांच्याकडे आले. हा बदल डाॅ.श्रीकांत यांच्या पथ्यावर पडला. अजूनही डाॅ.श्रीकांत म्हणतील तीच पुर्व दिशा असा कारभार कल्याण डोंबिवली महापालिका हद्दीत आहे. कल्याण पुर्व विधानसभा मतदारसंघात भाजप आणि शिंदेसेनेतील संघर्ष लपून राहीलेला नाही. डोंबिवलीत उद्धव ठाकरे यांच्या शिवसेनेला उमेदवार सापडत नसताना ऐनवेळी दिपेश म्हात्रे यांनी खासदार शिंदे यांची साथ कशी सोडली याची उलटसुलट चर्चा आहे. या पार्श्वभूमीवर रविंद्र चव्हाण यांच्या फेसबुक तसेच इन्टाग्राम अकाउंटवर दिवसभर सुरु असलेली पोस्ट जोरदार चर्चेत आहे. काय आहे हे रीलमधील संदेश.. रविंद्र चव्हाण यांना वाढदिवसाच्या शुभेच्छा देणाऱ्या या रील मधील संदेशात ‘कुणी पक्ष बदलले कुणी नेते बदलले, कुणी झेंडे बदलले, कुणी इमान बदलले, कुणी निष्ठा बदलली’ अशा वाक्याने सुरुवात आहे. ‘मात्र आम्ही ना कधी झेंडे बदलले, ना निष्ठा ना नेता , ना इमान. आणि म्हणूनच म्हणतो चमत्कार झाला नाही म्हणून देव बदलणारी अैालाद आमची नाही. अरे गद्दारांनो आमच्या सावलीच्या जवळ उभी रहाण्याची अैाकाद तुमची नाही’ असा थेट आणि स्पष्ट संदेश या रीलच्या माध्यमातून देण्यात आला आहे. दरम्यान हा संदेश नेमका कुणासाठी होता आणि या संदेशाचे मुळ कल्याण डोंबिवलीतील राजकीय सत्तासंघर्षात लपले आहे का असा सवालही आता उपस्थित केला जात आहे. 30 September Horoscope Durga Ashtami: दुर्गा अष्टमीचा पवित्र सण ३० सप्टेंबर, मंगळवार रोजी आहे. दुर्गा अष्टमीच्या दिवशी दुर्गामातेचं आठवं रूप, महागौरीची पूजा केली जाते. या वर्षी दुर्गा अष्टमी ५ राशींच्या लोकांसाठी खूप शुभ ठरू शकते. या दिवशी या लोकांवर महागौरीची कृपा होईल, ज्यामुळे त्यांना करिअरमध्ये नवीन संधी मिळेल आणि त्यांचे यश व कीर्ती वाढेल. चला तर मग पाहूया, दुर्गा अष्टमी कोणत्या ५ राशींच्या लोकांसाठी शुभ ठरेल.</w:t>
+      </w:r>
+    </w:p>
+    <w:p>
+      <w:pPr>
+        <w:pStyle w:val="Heading3"/>
+      </w:pPr>
+      <w:r>
+        <w:t>Article 8</w:t>
+      </w:r>
+    </w:p>
+    <w:p>
+      <w:r>
         <w:t>Title: LIVE TV</w:t>
       </w:r>
     </w:p>
@@ -174,7 +236,7 @@
       <w:r>
         <w:t xml:space="preserve">URL: </w:t>
       </w:r>
-      <w:hyperlink r:id="rId14">
+      <w:hyperlink r:id="rId16">
         <w:r>
           <w:rPr>
             <w:color w:val="0000FF"/>
@@ -193,30 +255,30 @@
         <w:pStyle w:val="Heading3"/>
       </w:pPr>
       <w:r>
-        <w:t>Article 7</w:t>
+        <w:t>Article 9</w:t>
       </w:r>
     </w:p>
     <w:p>
       <w:r>
-        <w:t>Title: Vaibhav Khedekar : खेडमध्ये मोठी राजकीय घडामोड! खेडेकरांचा रखडलेला भाजपत प्रवेश उद्याच होणार?</w:t>
+        <w:t>Title: Vaibhav Khedekar to Join BJP? वैभव खेडेकरांचा भाजप प्रवेश?राणे पिता-पुत्रांच्या उपस्थितीत प्रवेशाची शक्यता</w:t>
       </w:r>
     </w:p>
     <w:p>
       <w:r>
         <w:t xml:space="preserve">URL: </w:t>
       </w:r>
-      <w:hyperlink r:id="rId15">
+      <w:hyperlink r:id="rId17">
         <w:r>
           <w:rPr>
             <w:color w:val="0000FF"/>
           </w:rPr>
-          <w:t>https://sarkarnama.esakal.com/maharashtra/konkan/former-khed-nagaradhyaksh-vaibhav-khedekar-to-join-bjp-in-ratnagiri-tomorrow-as11</w:t>
+          <w:t>https://www.navakal.in/news/vaibhav-khedekar-to-join-bjp-news/</w:t>
         </w:r>
       </w:hyperlink>
     </w:p>
     <w:p>
       <w:r>
-        <w:t>Content: रत्नागिरी जिल्ह्यातील खेडचे माजी नगराध्यक्ष वैभव खेडेकर उद्या भाजपमध्ये प्रवेश करणार आहेत. या प्रवेशामुळे भाजपची ताकद कोकणात वाढण्याची शक्यता आहे. रत्नागिरी आणि खेड तालुक्यातील राजकीय समीकरणांमध्ये बदल होण्याची चिन्हे आहेत. Ratnagiri News : तळ कोकणातील रत्नागिरी जिल्ह्यात मनसेनं मोठी कारवाई करत खेडचे माजी नगराध्यक्ष वैभव खेडेकर यांच्यासह तिघांची हकालपट्टी केली होती. त्यानंतर नाराज झालेल्या खेडेकरांनी थेट भाजपचा रस्ता धरत प्रवेश करणार असल्याचे जाहीर केले होते. पण त्यांचा प्रवेश काहील कारणामुले रखडला होता. मात्र आता त्यांच्या प्रवेशाचा मुहूर्त ठरला असून ते मंगळवारी (ता.23 सप्टेंबर रोजी) भाजप प्रवेश करतील, अशी चर्चा राजकीय वर्तुळात रंगू लागली आहे. मात्र हा प्रवेश त्यांच्या राजकीय पुनरागमनाचा प्रयत्न असला तरी, तो भ्रष्टाचाराच्या गंभीर आरोपांच्या सावटाखाली होत असल्याची कुजबूज खेडच्या राजकीय वर्तुळात आहे. आगामी स्थानिकच्या तोंडावर तळ कोकणातील राजकारणात खळबळ उडवून देणारा निर्णय मनसेनं घेतला. मनसे प्रमुख राज ठाकरे यांनी खेडेकर यांच्यासह तिघांवर पक्षविरोधी भूमिका घेतल्याने हाकालपट्टीची कारवाई केली. त्यांच्या कारवाई नंतर लगेच भाजप नेते नितेश राणे आणि राष्ट्रवादीचे आमदार शेखर निकम यांनी फोन केला होता. त्यामुळे ते भाजपबरोबर जातील अशी शक्यता व्यक्त करण्यात आली होती. ही शक्यता खरी ठरली असून त्यांचा या महिन्याच्या पहिल्याच आठवड्यात पक्ष प्रवेश होणार होता. मात्र तो रखडला. यामुळे राजकीय वर्तुळात चर्चांना उधाण आले होते. त्याचे नेमकं कारण काय असाही सवाल त्यांचे कार्यकर्ते करताना दिसत होते. दरम्यान आता खेडेकर यांचा रखडलेल्या भाजपमध्ये प्रवेश होणार असल्याची माहिती समोर आली आहे. ते मंगळवारी (ता.23 सप्टेंबर रोजी) भाजप प्रवेश करणार असून सर्व तयारी झाल्याची चर्चा राजकीय वर्तुळात सुरू आहे. हा प्रवेश रविंद्र चव्हाण यांच्या उपस्थित पार पडणार असून मंत्री नितेश राणे, खासदार नारायण राणे उपस्थित राहण्याची शक्यता आहे. तर हा पक्षप्रवेश मुंबई भाजपच्या पक्ष कार्यालयात होणार आहे. गेल्या दहा वर्षांत खेडेकर तळ कोकणाच्या राजकारणात असून त्यांची सतत पिछेहाट होताना दिसत आहे. खेड नगरपालिकेतील एकहाती सत्ता गेल्यानंतर गत निवडणुकीत खेडेकर अपक्ष निवडून आले आणि नगराध्यक्ष झाले. मात्र त्यांना अपेक्षित यश आले नाही. यादरम्यान राज्यात झालेले सत्तांतर आणि बदललेली समिकरणांमुळे त्यांच्या विश्वासूंनी एकनाथ शिंदे यांची शिवसेना, उद्धव ठाकरेंची उबाठासह इतर पक्षांची वाट धरली. त्याचबरोबर खेडेकर यांचे नगराध्यक्षपद संपताच त्यांच्यावर 20 पेक्षा जास्त प्रकरणांत भ्रष्टाचाराचे आरोप झाले. जे शिवसेना नेते रामदास कदम यांनी केले होते. त्यावरून काही प्रकरणांत गुन्हेही दाखल झाले. ज्यामुळे न्यायालयाने त्यांना पालिकेची निवडणूक लढवण्यास मनाईही केली होती. सध्याच्या घडीला ते भाजपमध्ये प्रवेश करत असून त्यामुळे त्यांना वैयक्तिक लाभ मिळेल असे नाही. पण त्यांच्या वैयक्तिक राजकीय पुनरुज्जीवनामुळे भाजपसाठी चांगलेच फायद्याचे ठरणार आहे. दरम्यान उद्या होणारा पक्ष प्रवेश फक्त चर्चा असून त्याची अधिकृत घोषणा भाजपकडून झालेले नाही. त्यामुळे खरेच उद्या त्यांचा पक्ष प्रवेश होणार का? याबाबत संभ्रम कायम आहे. 1. वैभव खेडेकर कोण आहेत?ते रत्नागिरी जिल्ह्यातील खेडचे माजी नगराध्यक्ष आहेत. 2. ते कोणत्या पक्षात प्रवेश करणार आहेत?ते भाजपमध्ये प्रवेश करणार आहेत. 3. पक्षप्रवेश कधी होणार आहे?उद्या हा पक्षप्रवेश होणार आहे. 4. या प्रवेशाचा फायदा कोणाला होईल?भाजपला कोकणात राजकीय ताकद वाढवण्यास मदत होईल. 5. रत्नागिरीच्या राजकारणावर काय परिणाम होईल?भाजप अधिक मजबूत होईल आणि स्थानिक राजकीय समीकरणं बदलू शकतात. सरकारनामाचे सदस्य व्हा शॉपिंगसाठी 'सकाळ प्राईम डील्स'च्या भन्नाट ऑफर्स पाहण्यासाठी क्लिक करा. Read Latest Marathi Political News, Breaking Political News from Maharashtra, India, Pune &amp; Mumbai at Sarkarnama. To Get Live Political Marathi News on Mobile, Download the Sarkarnama Mobile App for Android and IOS. सरकारनामा आता सर्व सोशल मीडिया प्लॅटफॉर्मवर. ताज्या राजकीय घडामोडींसाठी फेसबुक, ट्विटर, इन्स्टाग्राम, शेअर चॅट, टेलिग्रामवर आणि व्हॉट्सॲप आम्हाला फॉलो करा. तसेच, सरकारनामा यूट्यूब चॅनेलला आजच सबस्क्राइब करा. Follow Us Copyright © 2025 Sakal Media Group – All Rights Reserved Powered by Quintype वेबसाईटवर ब्राउझिंगचा अनुभव सर्वोत्तम असावा, यासाठी आम्ही कुकीजचा वापर करतो. कुकीजमुळे तुम्हाला तुमच्या आवडत्या मजकुराची शिफारस करता येते. आमचे गोपनीयता आणि कुकीजसंदर्भातील धोरण तुम्हाला मान्य आहे.</w:t>
+        <w:t>Content: Vaibhav Khedekar to Join BJP? – मनसेतून (MNS)हकालपट्टी झालेले खेड नगरपालिकेचे माजी नगराध्यक्ष वैभव खेडेकर (Vaibhav Khedekar) यांचा उद्या भाजपात... Vaibhav Khedekar to Join BJP? – मनसेतून (MNS)हकालपट्टी झालेले खेड नगरपालिकेचे माजी नगराध्यक्ष वैभव खेडेकर (Vaibhav Khedekar) यांचा उद्या भाजपात प्रवेश होणार असल्याचे सांगितले जात आहे. भाजपच्या (BJP) मुख्यालयात प्रदेशाध्यक्ष रविंद्र चव्हाण (Ravindra Chavhan)यांच्या उपस्थितीत होणा-या या प्रवेश सोहळ्यास माजी मुख्यमंत्री व खासदार नारायण राणे, मत्यव्यवसाय मंत्री नितीश राणे यांचीही विशेष उपस्थिती राहील, अशी माहिती आहे. यापूर्वी खेडेकरांच्या भाजप पक्ष प्रवेशासाठी ४ सप्टेंबर ही तारीख जाहीर करण्यात आली होती. मात्र ऐनवेळी हा पक्ष प्रवेश पुढे ढकलण्यात आल्याने उद्या तरी खेडेकरांचा भाजप प्रवेश होणार की नाही, याबाबत साशंकता व्यक्त केली जात आहे. पक्षविरोधी कारवाया केल्याचा ठपका ठेवत खेडकर यांची २५ ऑगस्ट रोजी मनसेतून हकालपट्टी करण्यात आली होती. गाडी सजली, प्रवेश लांबला राज्यात मराठा आणि ओबीसी आरक्षणासंदर्भातील मुद्द्यामुळे वातावरण संवेदनशील आहे. यामुळेच आपल्या भाजपा प्रवेशाची तारीख पुढे ढकलण्यात आली असल्याचा खुलासा तेव्हा खेडेकरांनी केला होता.कोकणात खेडेकर यांचा पक्षप्रवेश मोठ्या उत्साहात साजरा होणार होता. कार्यकर्त्यांनी त्यांच्या स्वागतासाठी केलेली खास वाहन सजावट चर्चेचा विषय ठरली. या वाहनावर कोकणचा ढाण्या वाघ माननीय वैभव खेडेकर यांचा जाहीर प्रवेश असे लिहिले होते . त्यावर खेडेकर यांचा फेटा घातलेला फोटो आणि भाजपाचे पक्षचिन्ह ठळकपणे झळकत होते. रामदास कदमांना आव्हानभाजपची खेळी (Challenge to Ramdas Kadam) खेड-दापोलीच्या राजकारणात शिवसेना(शिंदे) गटाचे नेते रामदास कदम आणि खेडेकर हे एकमेकांचे कट्टर प्रतिस्पर्धी म्हणून ओळखले जातात. खेडेकरांना भाजपात घेऊन माजी मंत्री रामदास कदम यांच्या वर्चस्वाला आव्हान देण्याची खेळी भाजपतर्फे खेळली जात आहे. महाविकास आघाडी सरकारच्या काळात मनसेच्या खेडेकर यांना राष्ट्रवादी काँग्रेसचे खासदार सुनिल तटकरे यांच्याकडून मोठ्या प्रमाणात शासकीय निधी दिला गेला. पण सत्तेत सहभागी असलेल्या शिवसेनेला निधी मिळत नसल्याची जाहीर तक्रार रामदास कदम यांनी तेव्हा केली होती. खेड नगरपालिकेत त्यांची एकेकाळी एकहाती सत्ता होती. त्यांची ही सत्ता गेल्यानंतर गेल्या नगरपालिका निवडणुकीत त्यांनी व त्यांच्या समर्थकांनी अफक्ष निवडणूक लढवली होती. या निवडणुकीत ते नगराध्यक्ष निवड़ून आले. मात्र त्यांच्या समर्थकांना अपेक्षित यश मिळू शकले नाही. याच काळात त्यांच्या अनेक विश्वासू कार्यकर्त्यांनी त्यांची साथ सोडून शिवसेना शिंदे गट, शिवसेना ठाकरे गटासह अन्य पक्षांमध्ये प्रवेश केला. भ्रष्टाचाराचे गंभीर आरोप (Corruption Allegations) नगराध्यक्ष पदाची त्यांची मुदत संपल्यावर त्यांच्यावर २० हून अधिक प्रकरणी भ्रष्टाचाराचे गंभीर आरोप झाले होते. काही प्रकरणी त्यांच्यावर गुन्हेही दाखल झाले आहेत. तसेच त्यांना न्यायालयाने नगरपालिकेची निवडणूक लढण्यास मनाई केली होती. रामदास कदम यांनीही त्यांच्यावर गंभीर आरोप केले होते. हे देखील वाचा – उत्तर प्रदेशमध्ये जातींवर आधारित राजकीय मोर्चे काढण्यावर बंदी क्लबमध्ये मुलींसाठी सुविधा हव्यात!सचिन तेंडुलकर यांचे आवाहन लॅपटॉपवर तब्बल 30 हजारांची सूट, Flipkart च्या सेलमध्ये धमाकेदार डील Add. Display : +91 8108116423 / +91 8108116429 | Classified : +91 8422817445</w:t>
       </w:r>
     </w:p>
     <w:p>
@@ -224,7 +286,7 @@
         <w:pStyle w:val="Heading3"/>
       </w:pPr>
       <w:r>
-        <w:t>Article 8</w:t>
+        <w:t>Article 10</w:t>
       </w:r>
     </w:p>
     <w:p>
@@ -236,7 +298,7 @@
       <w:r>
         <w:t xml:space="preserve">URL: </w:t>
       </w:r>
-      <w:hyperlink r:id="rId16">
+      <w:hyperlink r:id="rId18">
         <w:r>
           <w:rPr>
             <w:color w:val="0000FF"/>
@@ -255,38 +317,7 @@
         <w:pStyle w:val="Heading3"/>
       </w:pPr>
       <w:r>
-        <w:t>Article 9</w:t>
-      </w:r>
-    </w:p>
-    <w:p>
-      <w:r>
-        <w:t>Title: भाजपच्या महाआरोग्य शिबिरास नागरिकांचा मोठ्या प्रमाणात प्रतिसाद</w:t>
-      </w:r>
-    </w:p>
-    <w:p>
-      <w:r>
-        <w:t xml:space="preserve">URL: </w:t>
-      </w:r>
-      <w:hyperlink r:id="rId17">
-        <w:r>
-          <w:rPr>
-            <w:color w:val="0000FF"/>
-          </w:rPr>
-          <w:t>https://www.esakal.com/mumbai/todays-latest-marathi-news-mum25i35408-txt-thane-20250921122606</w:t>
-        </w:r>
-      </w:hyperlink>
-    </w:p>
-    <w:p>
-      <w:r>
-        <w:t>Content: भाजपच्या महाआरोग्य शिबिरास नागरिकांचा प्रतिसादडोंबिवली (बातमीदार) ः भाजप कल्याण ग्रामीण मंडळ, तेरणा स्पेशालिटी रुग्णालय आणि रिसर्च सेंटर नेरूळ यांच्या संयुक्त विद्यमाने भाजप प्रदेशाध्यक्ष रवींद्र चव्हाण यांच्या वाढदिवसानिमित्त मोफत महाआरोग्य शिबिर पार पडले. या शिबिराला नागरिकांकडून मोठा प्रतिसाद मिळाला. रविंद्र चव्हाण यांनी शिबिराला उपस्थिती लावली. कल्याण ग्रामीण मंडळ अध्यक्ष ॲड. मंदार टावरे यांनी या शिबिराचे आयोजन केले होते. या शिबिरात ३० हून अधिक रोगांवरील उपचार आणि शस्त्रक्रिया रेशनधारकांसाठीमहात्मा फुले आयुष्मान भारत योजना व तेरणा चॅरिटेबल ट्रस्टमार्फत किंवा अतिअल्प दरात करण्यात येणार आहेत. या शिबिरात तपासणी केलेल्या आणि विशेष गंभीर आजार असलेल्या रुग्णांना पुढील उपचारांसाठी तेरणा रुग्णालयात पाठविण्यात येणार आहे. या वेळी शिबिरात नेत्रतपासणीनंतर नागरिकांना चष्मा वाटपही करण्यात आले. सकाळ+ चे सदस्य व्हा ब्रेक घ्या, डोकं चालवा, कोडे सोडवा! शॉपिंगसाठी 'सकाळ प्राईम डील्स'च्या भन्नाट ऑफर्स पाहण्यासाठी क्लिक करा. Read latest Marathi news, Watch Live Streaming on Esakal and Maharashtra News. Breaking news from India, Pune, Mumbai. Get the Politics, Entertainment, Sports, Lifestyle, Jobs, and Education updates. And Live taja batmya on Esakal Mobile App. Download the Esakal Marathi news Channel app for Android and IOS. Follow Us Copyright © 2025 - Sakal Media Pvt Ltd - All rights reserved. Powered by Quintype</w:t>
-      </w:r>
-    </w:p>
-    <w:p>
-      <w:pPr>
-        <w:pStyle w:val="Heading3"/>
-      </w:pPr>
-      <w:r>
-        <w:t>Article 10</w:t>
+        <w:t>Article 11</w:t>
       </w:r>
     </w:p>
     <w:p>
@@ -298,7 +329,7 @@
       <w:r>
         <w:t xml:space="preserve">URL: </w:t>
       </w:r>
-      <w:hyperlink r:id="rId18">
+      <w:hyperlink r:id="rId19">
         <w:r>
           <w:rPr>
             <w:color w:val="0000FF"/>
@@ -317,7 +348,7 @@
         <w:pStyle w:val="Heading3"/>
       </w:pPr>
       <w:r>
-        <w:t>Article 11</w:t>
+        <w:t>Article 12</w:t>
       </w:r>
     </w:p>
     <w:p>
@@ -329,7 +360,7 @@
       <w:r>
         <w:t xml:space="preserve">URL: </w:t>
       </w:r>
-      <w:hyperlink r:id="rId19">
+      <w:hyperlink r:id="rId20">
         <w:r>
           <w:rPr>
             <w:color w:val="0000FF"/>
@@ -348,7 +379,7 @@
         <w:pStyle w:val="Heading3"/>
       </w:pPr>
       <w:r>
-        <w:t>Article 12</w:t>
+        <w:t>Article 13</w:t>
       </w:r>
     </w:p>
     <w:p>
@@ -360,7 +391,7 @@
       <w:r>
         <w:t xml:space="preserve">URL: </w:t>
       </w:r>
-      <w:hyperlink r:id="rId20">
+      <w:hyperlink r:id="rId21">
         <w:r>
           <w:rPr>
             <w:color w:val="0000FF"/>
@@ -372,37 +403,6 @@
     <w:p>
       <w:r>
         <w:t>Content: Mumbai News : भाजपचे प्रदेशाध्यक्ष रवींद्र चव्हाण यांना पदभार स्वीकारून अडीच महिने झाले आहेत. मात्र, त्यानंतरही महसूलमंत्री चंद्रशेखर बावनकुळे यांचे पक्षावरील गारुड कायम आहे. बावनकुळे यांच्या काळात नेमण्यात आलेल्या कार्यकारणीसोबत ते काम करीत असल्याने त्याचा परिणाम जाणवत आहे. चव्हाण यांना येत्या काळात नवीन कार्यकारिणी नियुक्त करायची आहे. त्यासाठी प्रत्येक विभागातून त्याच उद्देशाने नावे मागविण्यात आली आहेत. त्यामुळे ही नावे मिळताच येत्या पंधरा दिवसाच्या काळात प्रदेश भाजपची नवी कार्यकारिणी अस्त्तित्वात येणार आहे. त्यानंतर खऱ्या अर्थाने रवींद्र चव्हाण यांना मनाप्रमाणे काम करणे सोपे जाणार आहे. आगामी काळात होत असलेल्या स्थानिक स्वराज्य संस्थेच्या निवडणुका डोळयांसमोर ठेवून गेल्या सहा महिन्यात काँग्रेस, भाजप (BJP) व राष्ट्रवादी काँग्रेस शरदचंद्र पवार पक्षाने प्रदेशाध्यक्ष बदलले आहेत. भाजपकडून गेल्या अनेक दिवसापासून संघटनात्मक निवडणुका पार पडल्यानंतर भाजपच्या प्रदेशाध्यक्ष पदाची सूत्रे रवींद्र चव्हाण यांनी हाती घेतली आहेत. त्यांनी पदभार स्वीकारून अडीच ते तीन महिन्याचा कालावधी झाला आहे. मात्र, त्यांच्या मनाप्रमाणे कामी करताना अडचणी येत आहेत. त्यामुळेच आता प्रदेश कार्यकारिणीसाठी राज्यातील प्रत्येक विभागातून नावे मागवली आहेत. येत्या पंधरा दिवसात प्रदेश भाजपचे नवीन कार्यकारिणी झाल्यानंतर रवींद्र चव्हाण (Ravindra Chavan) मांडपक्की करतील असे दिसते. तीन महिन्यापूर्वी जरी चंदरशेखर बावनकुळे यांनी प्रदेशाध्यक्षपदाचा राजीनामा दिला आहे. मात्र, या पदावरून बावनकुळे अजूनही मनाने मोकळे झाले नाहीत. गेली अनेक वर्ष त्यांनी या पदावर काम केले आहे त्यामुळे साहजिक ही आहे. त्यांनीच वाढवलेल्या झाडाच्या सावलीकडे राहणे कोणालाही पसंत पडते. त्यामुळेच भाजपमध्ये रवींद्र चव्हाण मात्र अजूनही अडचणीतच दिसत आहेत. प्रदेशाध्यक्ष पदाची सूत्रे चव्हाण यांनी जरी हाती घेतली असली तरी कार्यकारिणीवर बावनकुळे यांचे वर्चस्व अद्याप दिसून येते. त्याचमुळे आता येत्या काळात नवी कार्यकारिणी निवडली जाणार आहे. त्यासाठी सर्वच जिल्ह्यातून नावे मागवली आहेत. ही नावे आल्यानंतर नवीन कार्यकारिणीची घोषणा करण्यात येणार आहे. त्यामध्ये चव्हाण समर्थक मंडळी राहणार असल्याने येत्या काळात काम करताना अडचणी येणार नाहीत. येत्या चार महिन्याच्या कालावधीत जिल्हा परिषद, पंचायत समिती, नगरपालिका, नगरपंचायती व महानगरपालिकांची निवडणूक होणार आहे. त्यामुळे सर्वांचे त्याकडे लक्ष लागले आहे. सर्वच पक्षाकडून तयारी केली जात आहे. भाजपने देखील जोमाने तयारी सुरु केली आहे. रवींद्र चव्हाणांपुढे आव्हानांची शर्यत नव्या कार्यकारिणीशिवाय प्रदेशाध्यक्षांना निर्णय घेण्यासाठी आणि पक्षाचे कामकाज प्रभावीपणे चालवण्यासाठी अनेक अडचणी येतात. त्यांना त्यांच्याच टीमसोबत काम करण्याची संधी मिळत नाही. यामुळे, बावनकुळेंच्या टीमसोबत काम करत असताना त्यांना अनेक महत्त्वाचे निर्णय घेण्याआधी विचार करावा लागत आहे. हीच स्थिती "अडथळ्यांची शर्यत" म्हणून पाहिली जात आहे. लवकरच नव्या कार्यकारिणीची घोषणा पक्षश्रेष्ठींकडून लवकरच नव्या कार्यकारिणीची घोषणा होण्याची शक्यता आहे. रवींद्र चव्हाण हे देवेंद्र फडणवीस यांच्या जवळचे मानले जातात. त्यामुळे नव्या कार्यकारिणीत फडणवीस आणि चव्हाण यांच्या सहमतीनेच निर्णय घेतला जाईल, असे म्हटले जाते. नव्या कार्यकारिणीची घोषणा झाल्यानंतरच रवींद्र चव्हाण खऱ्या अर्थाने भाजप प्रदेशाध्यक्ष म्हणून आपली 'छाप' पाडू शकतील, असे राजकीय निरीक्षकांचे म्हणणे आहे. सरकारनामाचे सदस्य व्हा शॉपिंगसाठी 'सकाळ प्राईम डील्स'च्या भन्नाट ऑफर्स पाहण्यासाठी क्लिक करा. Read Latest Marathi Political News, Breaking Political News from Maharashtra, India, Pune &amp; Mumbai at Sarkarnama. To Get Live Political Marathi News on Mobile, Download the Sarkarnama Mobile App for Android and IOS. सरकारनामा आता सर्व सोशल मीडिया प्लॅटफॉर्मवर. ताज्या राजकीय घडामोडींसाठी फेसबुक, ट्विटर, इन्स्टाग्राम, शेअर चॅट, टेलिग्रामवर आणि व्हॉट्सॲप आम्हाला फॉलो करा. तसेच, सरकारनामा यूट्यूब चॅनेलला आजच सबस्क्राइब करा. Follow Us Copyright © 2025 Sakal Media Group – All Rights Reserved Powered by Quintype वेबसाईटवर ब्राउझिंगचा अनुभव सर्वोत्तम असावा, यासाठी आम्ही कुकीजचा वापर करतो. कुकीजमुळे तुम्हाला तुमच्या आवडत्या मजकुराची शिफारस करता येते. आमचे गोपनीयता आणि कुकीजसंदर्भातील धोरण तुम्हाला मान्य आहे.</w:t>
-      </w:r>
-    </w:p>
-    <w:p>
-      <w:pPr>
-        <w:pStyle w:val="Heading3"/>
-      </w:pPr>
-      <w:r>
-        <w:t>Article 13</w:t>
-      </w:r>
-    </w:p>
-    <w:p>
-      <w:r>
-        <w:t>Title: PM Modi Birthday : मोदींच्या वाढदिवसानिमित्त भाजपच्या जुन्या कल्याण शहर मंडळातर्फे स्वच्छता आणि वृक्षारोपण अभियान</w:t>
-      </w:r>
-    </w:p>
-    <w:p>
-      <w:r>
-        <w:t xml:space="preserve">URL: </w:t>
-      </w:r>
-      <w:hyperlink r:id="rId21">
-        <w:r>
-          <w:rPr>
-            <w:color w:val="0000FF"/>
-          </w:rPr>
-          <w:t>https://www.navarashtra.com/maharashtra/on-the-occasion-of-modi-birthday-a-cleanliness-and-tree-plantation-campaign-was-organized-by-the-old-bjp-kalyan-city-committee-993381.html</w:t>
-        </w:r>
-      </w:hyperlink>
-    </w:p>
-    <w:p>
-      <w:r>
-        <w:t>Content: मोदींच्या वाढदिवसानिमित्त भाजपच्या जुन्या कल्याण शहर मंडळातर्फे स्वच्छता आणि वृक्षारोपण अभियान कल्याण : देशाचे पंतप्रधान नरेंद्र मोदी यांच्या 75 व्या वाढदिवसानिमित्त भाजप प्रदेशाध्यक्ष रविंद्र चव्हाण यांच्या आवाहनानुसार जुने कल्याण मंडळातर्फे कल्याण पश्चिमेमध्ये स्वच्छता आणि वृक्षारोपण अभियान राबविण्यात आले. कल्याण शहर मंडल महिला मोर्चा अध्यक्षा हेमलता पवार यांच्या पुढाकाराने हा उपक्रम राबविण्यात आला. येथील पारनाका परिसरात असलेल्या श्री स्वामी समर्थ मठ, स्वामी विवेकानंद पुतळा परिसरात स्वच्छता अभियान राबविण्यात आले. त्यासोबतच कल्याण पश्चिमेतील माता रमाबाई आंबेडकर उद्यान परिसरातही स्वच्छता अभियान राबविण्यासह वृक्षारोपण करण्यात आले. यावेळी पंतप्रधान नरेंद्र मोदी यांच्या वाढदिवसानिमित्त एक पेड माँ के नाम हा अनोखा उपक्रमही साजरा करण्यात आला. ज्यामध्ये अनेक नागरिकांनी उत्स्फूर्त सहभाग घेत विविध झाडांच्या रोपट्यांची लागवड केली. पंतप्रधान नरेंद्र मोदी यांच्या नेतृत्वाखाली गेल्या 11 वर्षांत देशाने अक्षरशः कात टाकली आहे. पंतप्रधान मोदी यांच्या नेतृत्वाखाली भारताने आज प्रत्येक क्षेत्रात नेत्रदीपक अशी कामगिरी करत संपूर्ण जगाचे लक्ष वेधून घेतले आहे. देशाच्या विकासाचा वारू आज “न भूतो..” अशी प्रगती करत असून “सबका साथ सबका विकास” या घोषवाक्याखाली लाखो लोकांना मुख्य प्रवाहात आणण्यामध्ये नरेंद्र मोदी यांचा मोठा वाटा आहे. अशा या लोकनेत्याचा वाढदिवस आज संपूर्ण देशामध्ये साजरा होत असून जुने कल्याण पश्चिम मंडळातर्फेही सामाजिक उपक्रमांद्वारे तो साजरा करण्यात आल्याची माहिती माजी आमदार नरेंद्र पवार यांनी दिली आहे. यावेळी माजी आमदार नरेंद्र पवार, नगरसेवक संदीप गायकर, भाजपा जुने कल्याण शहर मंडल अध्यक्ष अमित धाक्रस, जुने कल्याण शहर मंडल महिला मोर्चा अध्यक्षा हेमलता पवार, महिला मोर्चा प्रदेश सचिव प्रिया शर्मा, मध्य कल्याण मंडल अध्यक्ष रितेश फडके, प्रजापिता ब्रम्हकुमारी विश्वविद्यालयाच्या बी. के. कल्पना दीदी, पवित्रा दीदी, चांदणी दीदी, जिल्हा प्रभारी पतंजली योगसमिती वंदना कल्याणकर, संज्योत पाचघरे, विवेक वाणी, प्रताप टूमकर, राजेश ठाणगे, विशाल शेलार, निलेश गायकर, गणेश गायकर, जनार्दन कारभारी, भिका भदाणे, संदीप जाधव, बिजूल लाड, ऋषिकेश क्षोत्री, समृद्धी देशपांडे, रमेश मांडवे, अजिंक्य चवळे, स्नेहल सोपारकर, अरुणा लोहार, चंदू बिरारी, रोहित लांबतुरे, प्रल्हाद महाडिक, छाया हांडे, शकुंतला अग्रवाल, प्रज्ञा बांगर, रत्ना कुलते, शीतल पाटील, दिपा शाह यांच्यासह अनेक मान्यवर, कार्यकर्ते व नागरिक उपस्थित होते. तसेच भारत आता लवकरच जागतिक तिसरी अर्थव्यवस्था होण्याच्या मार्गावर आहे. त्यांचे राष्ट्र निर्मिती आणि विकासातील योगदान आणि सेवा भावाचा सन्मान करण्यासाठी भारतीय जनता पक्षाने 15 दिवसांचे विशेष अभियान ‘सेवा पर्व 2025’ ची सुरुवात केली आहे. हा कार्यक्रम 2 ऑक्टोबरपर्यंत चालेल. यामध्ये पंतप्रधान नरेंद्र मोदींची सेवा भावना आणि त्यांचे समर्पण यांचा सन्मान करण्यात येईल. Follow Us On © Copyright Navarashtra 2025 All rights reserved.</w:t>
       </w:r>
     </w:p>
     <w:p>
@@ -477,6 +477,223 @@
     </w:p>
     <w:p>
       <w:r>
+        <w:t>Title: Mumbai News: महाराष्ट्र में एक लाख मुफ्त मोतियाबिंद सर्जरी करवाएगी भाजपा</w:t>
+      </w:r>
+    </w:p>
+    <w:p>
+      <w:r>
+        <w:t xml:space="preserve">URL: </w:t>
+      </w:r>
+      <w:hyperlink r:id="rId24">
+        <w:r>
+          <w:rPr>
+            <w:color w:val="0000FF"/>
+          </w:rPr>
+          <w:t>https://www.bhaskarhindi.com/city/mumbai/mumbai-news-mahaaraashtr-mein-ek-laakh-mupht-motiyaabind-sarjaree-karavaegee-bhaajapa-1187636</w:t>
+        </w:r>
+      </w:hyperlink>
+    </w:p>
+    <w:p>
+      <w:r>
+        <w:t>Content: Download App from Mumbai News प्रधानमंत्री नरेंद्र मोदी के 75 वें जन्मदिवस के उपलक्ष्य में प्रदेश भाजपा की तरफ से 17 सितंबर से 2 अक्टूबर तक ‘सेवा पखवाड़ा' मनाया जाएगा। मंगलवार को प्रदेश भाजपा अध्यक्ष रवींद्र चव्हाण ने यह जानकारी दी। दादर स्थित मुंबई भाजपा कार्यालय वसंत स्मृति में पत्रकारों से बातचीत में चव्हाण ने बताया कि राज्य भर में एक लाख मुफ्त मोतियाबिंद की सर्जरी की जाएगी। दस लाख से अधिक चश्मों का वितरण किया जाएगा। साथ ही रक्तदान शिविर, स्वास्थ्य शिविर, नेत्र जांच, मोदी विकास मैराथन और खेल प्रतियोगिताओं समेत अन्य कार्यक्रम आयोजित किए जाएंगे। चव्हाण ने भाजपा के सभी सांसदों, विधायकों, मंत्रियों, नेताओं, पदाधिकारियों और कार्यकर्ताओं से बूथ और मंडल स्तर पर सेवा पखवाड़े को सफल बनाने के लिए आह्वान किया। राज्य में 50 लाख से अधिक लोगों तक विभिन्न योजनाओं का लाभ पहुंचाने का लक्ष्य है। भाजपा युवा मोर्चा की ओर से प्रमुख जिलों में मोदी विकास मैराथन आयोजित किया जाएगा। राज्य के 48 लोकसभा क्षेत्रों में ‘सांसद चषक' प्रतियोगिता आयोजित होगी। पुणे में बावनकुले होंगे शामिल : प्रधानमंत्री के जन्मदिन पर पुणे में 17 सितंबर को दोपहर 3 बजे राजस्व मंत्री चंद्रशेखर बावनकुले की मौजूदगी में राजस्व पखवाड़ा आयोजित होगा। इसके तहत मोदी सरकार की विभिन्न लोक-कल्याणकारी योजनाओं का लाभ देने वाले कार्यक्रम आयोजित किए जाएंगे। Created On : 16 Sept 2025 6:48 PM IST</w:t>
+      </w:r>
+    </w:p>
+    <w:p>
+      <w:pPr>
+        <w:pStyle w:val="Heading3"/>
+      </w:pPr>
+      <w:r>
+        <w:t>Article 17</w:t>
+      </w:r>
+    </w:p>
+    <w:p>
+      <w:r>
+        <w:t>Title: Ashok Chavan : 'वनवासा'वर खासदार चव्हाण यांची सारवासारव !</w:t>
+      </w:r>
+    </w:p>
+    <w:p>
+      <w:r>
+        <w:t xml:space="preserve">URL: </w:t>
+      </w:r>
+      <w:hyperlink r:id="rId25">
+        <w:r>
+          <w:rPr>
+            <w:color w:val="0000FF"/>
+          </w:rPr>
+          <w:t>https://pudhari.news/maharashtra/marathwada/nanded/nanded-ashok-chavan-political-news-np88</w:t>
+        </w:r>
+      </w:hyperlink>
+    </w:p>
+    <w:p>
+      <w:r>
+        <w:t>Content: Nanded Ashok Chavan Political News विशेष प्रतिनिधी नांदेड : 'वनवास' शब्दप्रयोगावरुन चौफेर टीका झाल्यानंतर भाजपा खासदार अशोक चव्हाण यांनी आता सारवासारव केली असून मी कोण्या पक्षाचे अथवा व्यक्तीचे नाव घेतले नव्हते, असे स्पष्टीकरण गुरुवारी येथे दिले. लातूर येथे गेल्या रविवारी झालेल्या भाजपाच्या कार्यक्रमात बोलताना चव्हाण यांनी आपल्या या पक्षप्रवेशाची कहाणी सांगताना, २०१० साली मुख्यमंत्रिपद सोडावे लागल्यानंतर पुढच्या १४ वर्षांचे वर्णन करताना वनवास भोगावा लागल्याचे विधान केले होते. सर्व प्रकारच्या माध्यमांमध्ये वरील वक्तव्य प्रसूत झाल्यानंतर नांदेडचे काँग्रेस खासदार प्रा. रवींद्र चव्हाण यांच्यासह पक्षाच्या अनेक कार्यकर्त्यांनी चव्हाण पिता-पुत्रांच्या सत्ताकाळाचा हिशेब जनतेसमोर मांडला. त्यावर चार दिवस मौन बाळगल्यानंतर गुरुवारी येथे झालेल्या वार्ताहर बैठकीमध्ये चव्हाण यांनी स्पष्टीकरण दिले. लातूरच्या भाषणात वनवासासंदर्भात कोण्या पक्षाचे अथवा व्यक्तीचे नाव घेतले नाही. राज्यसभेमध्ये बोलताना काँग्रेसकडून मिळालेल्या संधीचा उल्लेख केला होता, याकडे चव्हाण यांनी सर्वांचे लक्ष वेधले. माझ्या वक्तव्यामध्ये शंकरराव चव्हाण यांना कशासाठी ओढता, असा सवाल त्यांनी टीका करणाऱ्यांना विचारला. दरम्यान 'निर्भय बनो चळवळी'ने चव्हाण यांचा वनवासकालीन प्रवास मांडला आहे. २०१४ ते २०१९ काँग्रेसतर्फे लोकसभेत याच कालावधीत पत्नी महाराष्ट्र विधानसभेत आमदार, २०१५ ते २०१९ काँग्रेसचे प्रदेशाध्यक्षपद, २०१९ ते २०२२ ठाकरे मंत्रिमंडळात महत्त्वाचे मंत्रीपद, २०२३-२०२४ दरम्यान काँग्रेसच्या केंद्रीय कार्यकारिणीत स्थान. लाडक्या पक्षात गेल्यानंतर चव्हाण यांना राज्यसभेत खासदार करण्यात आले आणि त्यांच्या कन्येला आमदारकी देण्यात आली. काँग्रेसने त्यांना ३५व्या वर्षी प्रथम राज्यमंत्री आणि पुढे ५०व्या वर्षी मुख्यमंत्री केले, याकडे 'निर्भय बनो'ने लक्ष वेधले आहे. अशोक चव्हाण यांच्यावर काँग्रेस आणि इतरांकडून टीका होत असताना, भाजपातील जुन्या विा नव्या कार्यकर्त्यांकडून कोणीही त्यांच्या समर्थनार्थ पुढे आले नाही. खा. रवींद्र चव्हाण यांनी केलेल्या टीकेला उत्तर देण्यासंदर्भात भाजपातील एकाने चाचपणी केली; पण ते जमले नाही. शेवटी खा. अशोक चव्हाण यांनीच स्पष्टीकरण देत या विषयावर पडदा टाकला आहे. 'Pudhari' is excited to announce the relaunch of its Android and iOS apps. Stay updated with the latest news at your fingertips. Android and iOS Download now and stay updated, anytime, anywhere. Pudhari Publications Private Limited</w:t>
+      </w:r>
+    </w:p>
+    <w:p>
+      <w:pPr>
+        <w:pStyle w:val="Heading3"/>
+      </w:pPr>
+      <w:r>
+        <w:t>Article 18</w:t>
+      </w:r>
+    </w:p>
+    <w:p>
+      <w:r>
+        <w:t>Title: Pune News : पुण्यात अजित पवारांना धक्का! राष्ट्रवादीच्या 34 नेत्यांनी धरली भाजपची वाट</w:t>
+      </w:r>
+    </w:p>
+    <w:p>
+      <w:r>
+        <w:t xml:space="preserve">URL: </w:t>
+      </w:r>
+      <w:hyperlink r:id="rId26">
+        <w:r>
+          <w:rPr>
+            <w:color w:val="0000FF"/>
+          </w:rPr>
+          <w:t>https://puneprimenews.com/pune/pune-news-ajit-pawar-gets-a-shock-in-pune-34-ncp-leaders-join-bjp/</w:t>
+        </w:r>
+      </w:hyperlink>
+    </w:p>
+    <w:p>
+      <w:r>
+        <w:t>Content: पुणे : आगामी स्थानिक स्वराज्य संस्थांच्या निवडणुका जवळ आल्या असतानाच, पुण्यात (Pune) राजकीय घडामोडींना वेग आला आहे. राष्ट्रवादी काँग्रेसच्या दोन्ही गटांना मोठा धक्का देत, पुणे जिल्ह्यातील सुमारे ३४ कार्यकर्त्यांनी भाजपमध्ये प्रवेश केला आहे. या पक्षप्रवेशामुळे भाजपची ताकद लक्षणीयरीत्या वाढली असल्याचं बोललं जात आहे. मावळमधील अनेक महत्त्वाचे चेहरे भाजपच्या गळाला लागले आहेत. मावळ कृषी उत्पन्न बाजार समितीचे संचालक, खरेदी-विक्री संघाचे संचालक, माजी नगराध्यक्ष, नगरसेवक आणि उपनगराध्यक्षांनी भाजपमध्ये प्रवेश केला आहे. याशिवाय, पुणे जिल्हा परिषद, लोणावळा, तळेगाव दाभाडे आणि देहू नगरपरिषदेमधील काही पदाधिकाऱ्यांनीही भाजपची वाट धरली आहे. तर मावळमधील अजित पवार गटाचे आमदार सुनील शेळके यांच्यासोबत असलेले काही प्रमुख पदाधिकारीही आता भाजपमध्ये सामील झाले आहेत. यामुळे आगामी निवडणुकांमध्ये मावळमध्ये भाजप आणि राष्ट्रवादी काँग्रेसमध्ये मोठी चुरस पाहायला मिळेल हे नक्की. दरम्यान, हा पक्षप्रवेश सोहळा मुंबईत पार पडला असून, भाजपचे प्रदेशाध्यक्ष रवींद्र चव्हाण यांच्या उपस्थितीत हा कार्यक्रम झाल्याचं सांगण्यात येत आहे. © 2022 ContentOcean Infotech Pvt Ltd. Login to your account below Remember Me Please enter your username or email address to reset your password. © 2022 ContentOcean Infotech Pvt Ltd.</w:t>
+      </w:r>
+    </w:p>
+    <w:p>
+      <w:pPr>
+        <w:pStyle w:val="Heading3"/>
+      </w:pPr>
+      <w:r>
+        <w:t>Article 19</w:t>
+      </w:r>
+    </w:p>
+    <w:p>
+      <w:r>
+        <w:t>Title: Maval Politics: मावळातील राष्ट्रवादी पदाधिकाऱ्यांचा भाजपमध्ये प्रवेश</w:t>
+      </w:r>
+    </w:p>
+    <w:p>
+      <w:r>
+        <w:t xml:space="preserve">URL: </w:t>
+      </w:r>
+      <w:hyperlink r:id="rId27">
+        <w:r>
+          <w:rPr>
+            <w:color w:val="0000FF"/>
+          </w:rPr>
+          <w:t>https://pudhari.news/maharashtra/pune/political-news-ncp-leaders-from-maval-join-bjp-sb97</w:t>
+        </w:r>
+      </w:hyperlink>
+    </w:p>
+    <w:p>
+      <w:r>
+        <w:t>Content: वडगाव मावळ: मावळ तालुक्यातील जिल्हा परिषदेच्या दोन माजी सभापती, तीन माजी उपनगराध्यक्ष, खरेदी-विक्री संघ, बाजार समितीचे संचालक यांच्यासह राष्ट्रवादीच्या अनेक पदाधिकाऱ्यांनी आज मुंबई येथे भाजपचे प्रदेशाध्यक्ष रवींद्र चव्हाण यांच्या उपस्थितीत आणि माजी राज्यमंत्री संजय भेगडे यांच्या नेतृत्वाखाली भाजपमध्ये जाहीर प्रवेश केला. दरम्यान, आगामी स्थानिक स्वराज्य संस्थांच्या निवडणुकांच्या पार्श्वभूमीवर हा प्रवेश राजकीय दृष्ट्‌‍या महत्त्वाचा ठरणार आहे. मुंबई येथे भाजपच्या प्रदेश कार्यालयात प्रदेशाध्यक्ष रवींद्र चव्हाण यांनी सर्वांचे स्वागत करून पक्षात अधिकृत प्रवेश दिला. (Latest Pimpri News) या वेळी माजी राज्यमंत्री संजय बाळा भेगडे, भाजप किसान मोर्चाचे प्रदेशाध्यक्ष गणेश भेगडे, भाजपचे जिल्हाध्यक्ष प्रदीप कंद, मावळ विधानसभा निवडणूकप्रमुख रवींद्र भेगडे, माजी सभापती निवृत्ती शेटे, शांताराम कदम, रवींद्रनाथ दाभाडे, मंडलाध्यक्ष अभिमन्यू शिंदे, दत्तात्रय माळी, रघुवीर शेलार, वडगाव शहराध्यक्ष संभाजीराव म्हाळसकर आदी उपस्थित होते. प्रदेशाध्यक्ष चव्हाण म्हणाले की, पंतप्रधान नरेंद्र मोदी आणि मुख्यमंत्री देवेंद्र फडणवीस यांच्या सर्वसमावेशक नेतृत्वाखाली देश आणि राज्याच्या प्रगतीचा नवा अध्याय रचला जातोय. भाजपच्या विकासाच्या राजकारणावर विश्वास ठेवून आज या सर्वांनी भाजपमध्ये प्रवेश केला आहे. ...यांचा झाला पक्षप्रवेश दरम्यान, प्रवेश करणाऱ्यांमध्ये प्रामुख्याने जिल्हा परिषदेचे कृषी व पशुसंवर्धन समितीचे माजी सभापती बाबूराव वायकर, जिल्हा परिषद समाजकल्याण समितीचे माजी सभापती अतीश परदेशी, तळेगावचे माजी उपनगराध्यक्ष नेते रामदास काकडे, उपनगराध्यक्ष किशोर भेगडे, माजी उपनगराध्यक्ष संग्राम काकडे, कृषी उत्पन्न बाजार समितीचे संचालक सुभाषराव जाधव, राष्ट्रवादी युवकचे माजी जिल्हाध्यक्ष सचिन घोटकुले, जिल्हा उपाध्यक्ष संतोष मुऱ्हे, खरेदी-विक्री संघाचे सभापती शिवाजी असवले, संचालक बाजीराव वाजे, माजी नगरसेवक अरुण माने, पोटोबा महाराज देवस्थानचे विश्वस्त अरुण चव्हाण आदी प्रमुख पदाधिकाऱ्यांचा समावेश आहे. आता मावळ काँग्रेसला माऊली दाभाडेंचाच आधार तालुक्याच्या राजकारणात महत्त्वाचा घटक असलेल्या काँग्रेस पक्षाचे निष्ठावंत नेते पै. चंद्रकांत सातकर यांचे नुकतेच निधन झाल्याने काँग्रेस कार्यकर्त्यांचा आधार गेल्याची भावना कार्यकर्त्यांकडून व्यक्त होत असताना आज दुसरे नेते रामदास काकडे यांनी भाजपमध्ये प्रवेश केला. त्यामुळे आता तालुक्यातील काँग्रेस कार्यकर्त्यांना जिल्हा बँकेचे संचालक माऊली दाभाडे यांचाच आधार राहिला आहे. बापूसाहेब भेगडे यांची अनुपस्थिती; प्रवेश लवकरच ! भाजपमध्ये होणारे प्रवेश हे बापूसाहेब भेगडे यांच्या नेतृत्वाखाली होणार असल्याचे जाहीर करण्यात आले होते, परंतु या वेळी त्यांच्याच समर्थकांचा प्रवेश झाला. या प्रवेश समारंभास बापूसाहेब भेगडे हेच अनुपस्थित होते. दरम्यान, ते काही कारणास्तव बाहेगावी असल्याने ते अनुपस्थित असून, लवकरच त्यांचा व इतर कार्यकर्त्यांचा भव्य पक्षप्रवेश होणार असल्याचे या वेळी उपस्थितांनी सांगितले. 'Pudhari' is excited to announce the relaunch of its Android and iOS apps. Stay updated with the latest news at your fingertips. Android and iOS Download now and stay updated, anytime, anywhere. Pudhari Publications Private Limited</w:t>
+      </w:r>
+    </w:p>
+    <w:p>
+      <w:pPr>
+        <w:pStyle w:val="Heading3"/>
+      </w:pPr>
+      <w:r>
+        <w:t>Article 20</w:t>
+      </w:r>
+    </w:p>
+    <w:p>
+      <w:r>
+        <w:t>Title: Vaibhav Khedekar : खेडमध्ये मोठी राजकीय घडामोड! खेडेकरांचा रखडलेला भाजपत प्रवेश उद्याच होणार?</w:t>
+      </w:r>
+    </w:p>
+    <w:p>
+      <w:r>
+        <w:t xml:space="preserve">URL: </w:t>
+      </w:r>
+      <w:hyperlink r:id="rId28">
+        <w:r>
+          <w:rPr>
+            <w:color w:val="0000FF"/>
+          </w:rPr>
+          <w:t>https://sarkarnama.esakal.com/maharashtra/konkan/former-khed-nagaradhyaksh-vaibhav-khedekar-to-join-bjp-in-ratnagiri-tomorrow-as11</w:t>
+        </w:r>
+      </w:hyperlink>
+    </w:p>
+    <w:p>
+      <w:r>
+        <w:t>Content: रत्नागिरी जिल्ह्यातील खेडचे माजी नगराध्यक्ष वैभव खेडेकर उद्या भाजपमध्ये प्रवेश करणार आहेत. या प्रवेशामुळे भाजपची ताकद कोकणात वाढण्याची शक्यता आहे. रत्नागिरी आणि खेड तालुक्यातील राजकीय समीकरणांमध्ये बदल होण्याची चिन्हे आहेत. Ratnagiri News : तळ कोकणातील रत्नागिरी जिल्ह्यात मनसेनं मोठी कारवाई करत खेडचे माजी नगराध्यक्ष वैभव खेडेकर यांच्यासह तिघांची हकालपट्टी केली होती. त्यानंतर नाराज झालेल्या खेडेकरांनी थेट भाजपचा रस्ता धरत प्रवेश करणार असल्याचे जाहीर केले होते. पण त्यांचा प्रवेश काहील कारणामुले रखडला होता. मात्र आता त्यांच्या प्रवेशाचा मुहूर्त ठरला असून ते मंगळवारी (ता.23 सप्टेंबर रोजी) भाजप प्रवेश करतील, अशी चर्चा राजकीय वर्तुळात रंगू लागली आहे. मात्र हा प्रवेश त्यांच्या राजकीय पुनरागमनाचा प्रयत्न असला तरी, तो भ्रष्टाचाराच्या गंभीर आरोपांच्या सावटाखाली होत असल्याची कुजबूज खेडच्या राजकीय वर्तुळात आहे. आगामी स्थानिकच्या तोंडावर तळ कोकणातील राजकारणात खळबळ उडवून देणारा निर्णय मनसेनं घेतला. मनसे प्रमुख राज ठाकरे यांनी खेडेकर यांच्यासह तिघांवर पक्षविरोधी भूमिका घेतल्याने हाकालपट्टीची कारवाई केली. त्यांच्या कारवाई नंतर लगेच भाजप नेते नितेश राणे आणि राष्ट्रवादीचे आमदार शेखर निकम यांनी फोन केला होता. त्यामुळे ते भाजपबरोबर जातील अशी शक्यता व्यक्त करण्यात आली होती. ही शक्यता खरी ठरली असून त्यांचा या महिन्याच्या पहिल्याच आठवड्यात पक्ष प्रवेश होणार होता. मात्र तो रखडला. यामुळे राजकीय वर्तुळात चर्चांना उधाण आले होते. त्याचे नेमकं कारण काय असाही सवाल त्यांचे कार्यकर्ते करताना दिसत होते. दरम्यान आता खेडेकर यांचा रखडलेल्या भाजपमध्ये प्रवेश होणार असल्याची माहिती समोर आली आहे. ते मंगळवारी (ता.23 सप्टेंबर रोजी) भाजप प्रवेश करणार असून सर्व तयारी झाल्याची चर्चा राजकीय वर्तुळात सुरू आहे. हा प्रवेश रविंद्र चव्हाण यांच्या उपस्थित पार पडणार असून मंत्री नितेश राणे, खासदार नारायण राणे उपस्थित राहण्याची शक्यता आहे. तर हा पक्षप्रवेश मुंबई भाजपच्या पक्ष कार्यालयात होणार आहे. गेल्या दहा वर्षांत खेडेकर तळ कोकणाच्या राजकारणात असून त्यांची सतत पिछेहाट होताना दिसत आहे. खेड नगरपालिकेतील एकहाती सत्ता गेल्यानंतर गत निवडणुकीत खेडेकर अपक्ष निवडून आले आणि नगराध्यक्ष झाले. मात्र त्यांना अपेक्षित यश आले नाही. यादरम्यान राज्यात झालेले सत्तांतर आणि बदललेली समिकरणांमुळे त्यांच्या विश्वासूंनी एकनाथ शिंदे यांची शिवसेना, उद्धव ठाकरेंची उबाठासह इतर पक्षांची वाट धरली. त्याचबरोबर खेडेकर यांचे नगराध्यक्षपद संपताच त्यांच्यावर 20 पेक्षा जास्त प्रकरणांत भ्रष्टाचाराचे आरोप झाले. जे शिवसेना नेते रामदास कदम यांनी केले होते. त्यावरून काही प्रकरणांत गुन्हेही दाखल झाले. ज्यामुळे न्यायालयाने त्यांना पालिकेची निवडणूक लढवण्यास मनाईही केली होती. सध्याच्या घडीला ते भाजपमध्ये प्रवेश करत असून त्यामुळे त्यांना वैयक्तिक लाभ मिळेल असे नाही. पण त्यांच्या वैयक्तिक राजकीय पुनरुज्जीवनामुळे भाजपसाठी चांगलेच फायद्याचे ठरणार आहे. दरम्यान उद्या होणारा पक्ष प्रवेश फक्त चर्चा असून त्याची अधिकृत घोषणा भाजपकडून झालेले नाही. त्यामुळे खरेच उद्या त्यांचा पक्ष प्रवेश होणार का? याबाबत संभ्रम कायम आहे. 1. वैभव खेडेकर कोण आहेत?ते रत्नागिरी जिल्ह्यातील खेडचे माजी नगराध्यक्ष आहेत. 2. ते कोणत्या पक्षात प्रवेश करणार आहेत?ते भाजपमध्ये प्रवेश करणार आहेत. 3. पक्षप्रवेश कधी होणार आहे?उद्या हा पक्षप्रवेश होणार आहे. 4. या प्रवेशाचा फायदा कोणाला होईल?भाजपला कोकणात राजकीय ताकद वाढवण्यास मदत होईल. 5. रत्नागिरीच्या राजकारणावर काय परिणाम होईल?भाजप अधिक मजबूत होईल आणि स्थानिक राजकीय समीकरणं बदलू शकतात. सरकारनामाचे सदस्य व्हा शॉपिंगसाठी 'सकाळ प्राईम डील्स'च्या भन्नाट ऑफर्स पाहण्यासाठी क्लिक करा. Read Latest Marathi Political News, Breaking Political News from Maharashtra, India, Pune &amp; Mumbai at Sarkarnama. To Get Live Political Marathi News on Mobile, Download the Sarkarnama Mobile App for Android and IOS. सरकारनामा आता सर्व सोशल मीडिया प्लॅटफॉर्मवर. ताज्या राजकीय घडामोडींसाठी फेसबुक, ट्विटर, इन्स्टाग्राम, शेअर चॅट, टेलिग्रामवर आणि व्हॉट्सॲप आम्हाला फॉलो करा. तसेच, सरकारनामा यूट्यूब चॅनेलला आजच सबस्क्राइब करा. Follow Us Copyright © 2025 Sakal Media Group – All Rights Reserved Powered by Quintype वेबसाईटवर ब्राउझिंगचा अनुभव सर्वोत्तम असावा, यासाठी आम्ही कुकीजचा वापर करतो. कुकीजमुळे तुम्हाला तुमच्या आवडत्या मजकुराची शिफारस करता येते. आमचे गोपनीयता आणि कुकीजसंदर्भातील धोरण तुम्हाला मान्य आहे.</w:t>
+      </w:r>
+    </w:p>
+    <w:p>
+      <w:pPr>
+        <w:pStyle w:val="Heading3"/>
+      </w:pPr>
+      <w:r>
+        <w:t>Article 21</w:t>
+      </w:r>
+    </w:p>
+    <w:p>
+      <w:r>
+        <w:t>Title: Municipal Corporation Elections : मुंबई महापालिकेसाठी महायुती; दोन्ही उपमुख्यमंत्र्यांच्या बालेकिल्ल्यात मात्र भाजप स्वतंत्र चूल मांडणार?</w:t>
+      </w:r>
+    </w:p>
+    <w:p>
+      <w:r>
+        <w:t xml:space="preserve">URL: </w:t>
+      </w:r>
+      <w:hyperlink r:id="rId29">
+        <w:r>
+          <w:rPr>
+            <w:color w:val="0000FF"/>
+          </w:rPr>
+          <w:t>https://sarkarnama.esakal.com/vishleshan/mumbai-bmc-elections-mahayuti-alliance-but-bjp-plans-solo-contest-in-deputy-cm-strongholds-sw79</w:t>
+        </w:r>
+      </w:hyperlink>
+    </w:p>
+    <w:p>
+      <w:r>
+        <w:t>Content: Mumbai News : स्थानिक स्वराज्य संस्थेच्या निवडणुकीची घोषणा दिवाळीनंतर होणार आहे. त्यामुळे सर्वच पक्षाची सध्या लगीनघाई सुरु आहे. जानेवारी महिन्यात मुंबईसह जवळपास 28 महापालिकेच्या निवडणुका होणार आहेत. त्यामध्ये सर्वांचे लक्ष मुंबई महापालिका निवडणुकीकडे लागले आहे. मात्र, मुंबई महापालिकेसाठी महायुतीमधील भाजप, एकनाथ शिंदेंची शिवसेना व अजित पवार यांच्या राष्ट्रवादी काँग्रेसची महायुती होणार आहे. मात्र, येत्या काळात होत असलेल्या एकनाथ शिंदेंचा बालेकिल्ला असलेल्या ठाणे, अजितदादांच्या बालेकिल्ला असलेल्या पुण्यात मात्र महायुती होण्याची शक्यता कमी असून त्यामुळे येत्या काळात मित्रपक्षात जोरदार रस्सीखेच दिसत आहे. भाजपने (BJP) गेल्या वर्षभरापासून मुंबई महापालिकेवर लक्ष केंद्रित केले आहे. त्यासाठी सर्वच तयार दर्शवली आहे. मुंबईत महायुती एकत्र लढेल, असे वारंवार सांगितले जात आहे. पण अन्य शहरांमध्ये काय होणार, हे अद्याप स्पष्टपणे सांगितलेलं नाही. त्यात दोन्ही उपमुख्यमंत्र्यांच्या बालेकिल्ल्यांचा समावेश आहे. उपमुख्यमंत्री एकनाथ शिंदे यांच्या ठाण्यात आणि अजित पवार यांच्या पुण्यात भाजप स्वबळाच्या तयारीत असल्याचे दिसून येत आहे. त्यामुळेच गेल्या काही दिवसापासून शिंदेंच्या बालेकिल्ल्यात भाजपने जोरदार फिल्डींग लावली आहे. आगामी काळात होत असलेल्या ठाण्यात भाजपनं एकनाथ शिंदे यांच्या शिवसेनेची कोंडी करण्यासाठी फिल्डींग लावली आहे. आमदार संजय केळकर, निरंजन डावखरे, प्रदेशाध्यक्ष रविंद्र चव्हाण यांच्याकडून शिंदेसेनेच्या कोंडीचे प्रयत्न होत आहेत. पण शिंदे यांच्याविरोधात सर्वाधिक आक्रमक भूमिका वनमंत्री गणेश नाईक (Ganesh Naik) यांनी घेतली आहे. नवी मुंबईतील समर्थकांमध्ये दादा नावानं सुपरिचित असलेले नाईक ठाण्यातील भाईंना थेट आव्हान देत आहेत. गेल्या 40 वर्षांपासून गणेश नाईक यांचं नवी मुंबईवर वर्चस्व आहे. ठाणे जिल्हा एकसंध असताना, पालघर जिल्हा वेगळा झालेला नसताना नाईक यांच्याकडे ठाण्याचं पालकमंत्रिपद होतं. 1995 मध्ये राज्यात शिवसेना-भाजप युतीचं सरकार आलं. तेव्हा नाईक ठाण्याचे पालकमंत्री होते. त्यावेळी शिंदे ठाणे महापालिकेत नगरसेवक होते. पुढे नाईक 1999 मध्ये राष्ट्रवादी काँग्रेस पक्षात गेले. त्यानंतरही त्यांनी नवी मुंबईवरील वर्चस्व कायम ठेवलं.नवी मुंबई महापालिका अस्तित्त्वात आल्यापासून नाईक यांचं वर्चस्व आहे. 2020 मध्ये महापालिकेची निवडणूक अपेक्षित होती. पण आधी करोना आणि मग आरक्षणामुळे निवडणूकच झाली नाही. त्यामुळे मागील 5 वर्ष नवी मुंबई महापालिका प्रशासकाच्या माध्यमातून चालवली जात आहे. एकनाथ शिंदे यांच्याकडे नगरविकास खातं असल्यानं नवी मुंबई महापालिकेचा कारभार ठाण्यातून सुरु झाला. नवी मुंबई महापालिकेची सत्ता कायम आपल्या हाती राखणाऱ्या नाईकांना रुचलेली नाही. त्यामुळे शिंदे यांच्यासोबत त्यांचा उघड संघर्ष सुरु झालेला आहे. ठाणे महापालिकेत युती झाली, तरीही नवी मुंबईत युती करायची नाही, असा नाईक यांचा पवित्रा आहे. त्यासाठी नाईक यांना राज्याची आणि केंद्राची किती साथ मिळते, हे पाहणं महत्त्वाचं आहे. पुणे महापालिका ही राज्याचे दुसरे मुख्यमंत्री अजित पवार यांचा बालेकिल्ला आहे. याठिकाणी देखील भाजप व अजित पवार यांच्या भाजपमध्ये चुरस पाहवयास मिळते. याठिकाणी गेल्या पाच वर्षात भाजपची सत्ता होती. त्यामुळे सर्वांचे त्याकडे लक्ष लागून राहिले आहे. विशेषतः गेल्या निवडणुकीत राष्ट्रवादी काँग्रेस विरोधी पक्ष होता. मात्र, गेल्या काही दिवसापासून याठिकाणी महायुतीमधील भाजप व राष्ट्रवादी काँग्रेसमध्ये जागावाटपावरून रस्सीखेच पाहवयास मिळणार आहे. त्यामुळे येत्या काळात महायुती याठिकाणी युती करणार की स्वबळावर लढणार याची उत्सुकता लागून राहिली आहे. पिंपरी-चिंचवड महापालिकेत गेल्या निवडणुकीनंतर भाजपची सत्ता होती. त्यामुळे याठिकाणी देखील येत्या काळात महायुतीमधील भाजप व अजित पवार यांच्या राष्ट्रवादी काँग्रेसमध्ये चुरस दिसत आहे. या ठिकाणी भाजप व राष्ट्रवादी काँग्रेसने स्वबळावर निवडणूक लढण्याची तयारी केली आहे. गेल्या टर्ममध्ये याठिकाणी भाजपची सत्ता होती तर त्यापूर्वी या महापालिकेवर राष्ट्रवादी काँग्रेसचे वर्चस्व होते. त्यामुळे याठिकाणी भाजप व राष्ट्रवादी काँग्रेसमध्ये जोरदार रस्सीखेच दिसून येत आहे. सरकारनामाचे सदस्य व्हा शॉपिंगसाठी 'सकाळ प्राईम डील्स'च्या भन्नाट ऑफर्स पाहण्यासाठी क्लिक करा. Read Latest Marathi Political News, Breaking Political News from Maharashtra, India, Pune &amp; Mumbai at Sarkarnama. To Get Live Political Marathi News on Mobile, Download the Sarkarnama Mobile App for Android and IOS. सरकारनामा आता सर्व सोशल मीडिया प्लॅटफॉर्मवर. ताज्या राजकीय घडामोडींसाठी फेसबुक, ट्विटर, इन्स्टाग्राम, शेअर चॅट, टेलिग्रामवर आणि व्हॉट्सॲप आम्हाला फॉलो करा. तसेच, सरकारनामा यूट्यूब चॅनेलला आजच सबस्क्राइब करा. Follow Us Copyright © 2025 Sakal Media Group – All Rights Reserved Powered by Quintype वेबसाईटवर ब्राउझिंगचा अनुभव सर्वोत्तम असावा, यासाठी आम्ही कुकीजचा वापर करतो. कुकीजमुळे तुम्हाला तुमच्या आवडत्या मजकुराची शिफारस करता येते. आमचे गोपनीयता आणि कुकीजसंदर्भातील धोरण तुम्हाला मान्य आहे.</w:t>
+      </w:r>
+    </w:p>
+    <w:p>
+      <w:pPr>
+        <w:pStyle w:val="Heading3"/>
+      </w:pPr>
+      <w:r>
+        <w:t>Article 22</w:t>
+      </w:r>
+    </w:p>
+    <w:p>
+      <w:r>
+        <w:t>Title: पुण्यात भाजपने गेम फिरवला, अजित पवारांना जोरदार धक्का; राष्ट्रवादीच्या ३४ नेत्यांनी कमळ हाती घेतलं</w:t>
+      </w:r>
+    </w:p>
+    <w:p>
+      <w:r>
+        <w:t xml:space="preserve">URL: </w:t>
+      </w:r>
+      <w:hyperlink r:id="rId30">
+        <w:r>
+          <w:rPr>
+            <w:color w:val="0000FF"/>
+          </w:rPr>
+          <w:t>https://saamtv.esakal.com/maharashtra/local-elections-2025-34-leaders-of-rashtrawadi-congress-join-bjp-in-pune-ahead-of-elections-bdk97</w:t>
+        </w:r>
+      </w:hyperlink>
+    </w:p>
+    <w:p>
+      <w:r>
+        <w:t>Content: पुण्यातील राष्ट्रवादी काँग्रेसच्या दोन्ही गटांना मोठा धक्का बसला. एकूण ३४ जणांनी भाजपात प्रवेश करत पक्षाची ताकद वाढवली. माजी नगराध्यक्ष, नगरसेवक, उपनगराध्यक्ष यांसारखे महत्त्वाचे चेहरे सहभागी. आगामी स्थानिक स्वराज्य निवडणुकांमध्ये भाजप अधिक मजबूत होणार असल्याची चर्चा. गणेश कवडे, साम टिव्ही आगामी स्थानिक स्वराज्य संस्थांच्या निवडणुकांआधी राज्यात राजकीय वारे वेगाने वाहू लागले आहेत. प्रत्येक नेत्यानं मोर्चेबांधणीला सुरूवात केली आहे. नुकतेच जिल्हा परिषदांच्या अध्यक्षपदांचे आरक्षण जाहीर झाले आहे. याच दरम्यान पुण्यात भाजपची ताकद लक्षणीयरीत्या वाढली आहे. दोन्ही राष्ट्रवादी काँग्रेस गटाला भाजपने धक्का दिला असून, एकूण ३४ जणांनी भाजपात प्रवेश केला आहे. पुण्यात भाजप पक्षात जोरदार इनकमिंग सुरू आहे. स्थानिक स्वराज्य संस्थांच्या निवडणुकीआधी भाजपने राष्ट्रवादी काँग्रेसच्या दोन्ही गटांना धक्का दिला असून, यामुळे पुण्यात भाजपची ताकद वाढली आहे. मुंबईत पक्षप्रवेश सोहळा पार पडला असून, भाजप प्रदेशाध्यक्ष रविंद्र चव्हाण यांच्या नेतृत्वाखाली हा पक्षप्रवेश सोहळा पार पडल्याची माहिती आहे. मिळालेल्या माहितीनुसार, राजकीय आणि सहकार क्षेत्रातील बडे चेहरे भाजपच्या गळाला लागले आहेत. माजी नगराध्यक्ष, नगरसेवक, उपनगराध्यक्षांसह अनेकांनी भाजपासोबत जाण्याचा निर्णय घेतला. मावळच्या कृषी उत्पन्न बाजार समितीसह खरेदी विक्री संघातील संचालकांनी भाजपात प्रवेश केला आहे. पुणे जिल्हा परिषद, लोणावळा, तळेगाव दाभाडे नगरपरिषदेतील सभापतींनीही भाजपात पक्षप्रवेश केला आहे. देहू नगरपालिकेतील नगरसेवकांनीही भाजपचं कमळ हाती घेतलं आहे. यासह पुणे जिल्ह्याचे राष्ट्रवादीचे अध्यक्ष आणि उपाध्यक्षही भाजपात प्रवेश करणार आहेत. यामुळे आगामी स्थानिक स्वराज्य संस्थांच्या निवडणुकांच्या पार्श्वभूमीवर भाजपाची ताकद वाढली असल्याची चर्चा आहे. मावळमध्ये भाजप - अजित पवार गटात रस्सीखेच तर, आगामी निवडणुकांच्या पार्श्वभूमीवर मावळमध्ये भाजप आणि राष्ट्रवादीमध्ये रस्सीखेच सुरू आहे. मावळमध्ये अजित पवार गटाच्या राष्ट्रवादीला भाजपनं जोरदार धक्का दिला आहे. अजित पवार गटाचे आमदार सुनिल शेळकेंची साथ सोडून बडे नेते भाजपमध्ये दाखल झाले आहेत. शेळकेंचे पदाधिकारी माजी आमदार बाळा भेगडेंच्या गळाला लागले आहेत. सकाळ+चे सदस्य व्हा शॉपिंगसाठी 'सकाळ प्राईम डील्स'च्या भन्नाट ऑफर्स पाहण्यासाठी क्लिक करा. Read Marathi news and watch Live TV. Breaking news from Maharashtra, India, Pune, Mumbai, Politics, Entertainment, Sports, Lifestyle at SaamTV. Get Live Marathi news on Mobile. Download the Saam Tv app for Android and IOS. Follow Us Copyright © 2025 Sakal Media Group – All Rights Reserved Powered by Quintype</w:t>
+      </w:r>
+    </w:p>
+    <w:p>
+      <w:pPr>
+        <w:pStyle w:val="Heading3"/>
+      </w:pPr>
+      <w:r>
+        <w:t>Article 23</w:t>
+      </w:r>
+    </w:p>
+    <w:p>
+      <w:r>
         <w:t>Title: One Lakh Cataract Surgeries In Maharashtra To Mark Modi's Birthday: BJP</w:t>
       </w:r>
     </w:p>
@@ -484,7 +701,7 @@
       <w:r>
         <w:t xml:space="preserve">URL: </w:t>
       </w:r>
-      <w:hyperlink r:id="rId24">
+      <w:hyperlink r:id="rId31">
         <w:r>
           <w:rPr>
             <w:color w:val="0000FF"/>
@@ -503,286 +720,7 @@
         <w:pStyle w:val="Heading3"/>
       </w:pPr>
       <w:r>
-        <w:t>Article 17</w:t>
-      </w:r>
-    </w:p>
-    <w:p>
-      <w:r>
-        <w:t>Title: A Prime Minister has his birthday, a party throws parties</w:t>
-      </w:r>
-    </w:p>
-    <w:p>
-      <w:r>
-        <w:t xml:space="preserve">URL: </w:t>
-      </w:r>
-      <w:hyperlink r:id="rId25">
-        <w:r>
-          <w:rPr>
-            <w:color w:val="0000FF"/>
-          </w:rPr>
-          <w:t>https://indianexpress.com/article/political-pulse/a-prime-minister-has-his-birthday-a-party-throws-parties-10253607/</w:t>
-        </w:r>
-      </w:hyperlink>
-    </w:p>
-    <w:p>
-      <w:r>
-        <w:t>Content: Express News Service TO MARK Prime Minister Narendra Modi’s birthday on Wednesday, and to celebrate him turning 75, BJP units and governments across the country have announced a series of plans. The Varanasi Municipal Corporation has announced that it will inaugurate and lay the foundation stone of projects worth Rs 111 crore. The municipal body will also cut a 75-kg cake, Varanasi Mayor Ashok Tiwari said Tuesday. Modi is the MP from the Varanasi Lok Sabha seat. The Delhi government – the BJP returned to power in the Capital earlier this year after more than 25 years – will launch 500 creches for children of women working as labourers in the city. In Maharashtra, where there is a BJP-led government tpp, party president Ravindra Chavan has announced more than one lakh cataract surgeries over a fortnight-long drive. Modi himself will be in Madhya Pradesh, also a BJP-ruled state, to inaugurate the ‘Seva Pakhwada’ or ‘service fortnight’, which the party has made an annual feature around his birthday. During his Madhya Pradesh visit, Modi will also launch a ‘Swasth Nari Sashakt Parivar Abhiyan’, at Bhainsola village in Dhar district, as part of which camps will be organised for the health and nutrition of women. Ten years of celebrations On his first birthday as PM in 2014, when Modi turned 64, he went to Ahmedabad to meet his mother Hiraben. That year, he had requested party workers not to celebrate the day and instead contribute to relief efforts in Jammu and Kashmir, as it was recovering from floods. On Modi’s 65th birthday in 2015, over a year after the Swachh Bharat campaign was rolled out, cleanliness was the focus. In 2016, Modi was again in Gujarat on his birthday to meet his mother. Meanwhile, across the country, the BJP organised blood donation camps, cleanliness drives and charity events. In Delhi, then Union Railway Minister Suresh Prabhu cut a 500-kg laddoo at an event organised by Sulabh International to mark the day. In 2017, while the PM made a trip to Hiraben, the BJP observed ‘Seva Diwas’ across the country, with party leaders attending medical camps, blood donation events, and taking part in cleanliness drives. On September 17, 2018, his last birthday before the following Lok Sabha elections, Modi celebrated the day in Varanasi and interacted with students. In 2019, after a meeting with his mother, the PM visited the Sardar Sarovar Dam in Kevadiya, Gujarat, and addressed a public rally. This was just a month after the abrogation of Article 370, which granted special status to Jammu and Kashmir, and the topic figured prominently in his speech. The fact that he chose the site, which also hosts a grand statue of Vallabhbhai Patel, for the rally was also significant – the BJP credits Patel with “unifying India”, with J&amp;K’s “full integration” seen as an unfinished ambition of the late Congress stalwart. The Ahmedabad District Education Department, on its part, marked the PM’s birthday by asking government, grant-in-aid and self-financed secondary and higher secondary schools to arrange special lectures, group discussions; debates, essays and elocution competitions; and other similar contests on the subject of Article 370 during their assembly that day. In 2020, on Modi’s 70th birthday, blood donation camps, meetings and camps to distribute food were held at 70 different places. The year 2021 marked Modi’s uninterrupted “20 years’ run in public office” – as designated by the BJP, counting his tenure as Gujarat Chief Minister starting in 2001 – and the celebration was accordingly ramped up. Events were held across three weeks, including the distribution of 14 crore ration bags with Modi’s photo, five crore “Thank-you Modiji” postcards mailed from booths nationwide, and 71 spots where river clean-ups were held. This was right after the second wave of the Covid-19 pandemic in India and, coinciding with September 17, over two crore Covid-19 vaccine doses were administered to beneficiaries. That year, the Union Ministry of Culture joined the celebrations with an e-auction of gifts and mementos received by the PM. On the block were as many as 1,300 items, which included the javelin thrown by Neeraj Chopra for his Olympic gold medal, sports gear and equipment of other medal-winning Olympians and Paralympians, a replica of the Ayodhya Ram Mandir presented by Uttar Pradesh Chief Minister Yogi Adityanath, and a wooden replica of the Chardham given by the Uttarakhand government. In 2022, as the PM turned 72, the ruling party arranged blood donation camps and outreach programmes. Then, seven decades after they became extinct in India, eight cheetahs from Namibia were released into an enclosure at the Kuno National Park in Madhya Pradesh by Modi himself. In 2023, with the countdown to the next Lok Sabha elections starting, Modi was again in Varanasi – this time to launch ‘Vishwakarma Yojana’ to enhance the “skilling” of craftsmen and artisans. Infrastructure projects including an India International Convention and Expo Centre and the extension of the Delhi Airport Express Line were also launched. In 2024, having returned to power for the third time in a row, Modi chose Odisha for his birthday visit. The BJP had formed its first government on its own in the state earlier that year. The PM interacted with beneficiaries of the Pradhan Mantri Awas Yojana, laid foundation stones for projects as well as inaugurated development projects worth more than Rs 3,800 crore in Bhubaneswar. He also launched the Subhadra Yojana, the Odisha government’s scheme to transfer Rs 10,000 per year to eligible women beneficiaries in the state between the ages of 21 and 60.</w:t>
-      </w:r>
-    </w:p>
-    <w:p>
-      <w:pPr>
-        <w:pStyle w:val="Heading3"/>
-      </w:pPr>
-      <w:r>
-        <w:t>Article 18</w:t>
-      </w:r>
-    </w:p>
-    <w:p>
-      <w:r>
-        <w:t>Title: One lakh cataract surgeries in Maharashtra to mark Modi's birthday: BJP</w:t>
-      </w:r>
-    </w:p>
-    <w:p>
-      <w:r>
-        <w:t xml:space="preserve">URL: </w:t>
-      </w:r>
-      <w:hyperlink r:id="rId26">
-        <w:r>
-          <w:rPr>
-            <w:color w:val="0000FF"/>
-          </w:rPr>
-          <w:t>https://www.dtnext.in/news/national/one-lakh-cataract-surgeries-in-maharashtra-to-mark-modis-birthday-bjp-846754</w:t>
-        </w:r>
-      </w:hyperlink>
-    </w:p>
-    <w:p>
-      <w:r>
-        <w:t>Content: MORE Prime Minister Narendra Modi addresses a gathering during laying of foundation stone and inauguration of development works, in Darrang, Assam (PTI) MUMBAI: More than one lakh cataract surgeries will be performed in Maharashtra during a fortnight-long drive to mark Prime Minister Narendra Modi’s birthday, state BJP president Ravindra Chavan said on Tuesday. The party will also arrange eye check-up of at least 10 lakh people and distribute spectacles to the needy during the drive, to be held from September 17 to October 2, Chavan told reporters in Mumbai. Modi will be celebrating his 75th birthday on September 17. “We will bring together NGOs, other organisations and social groups to perform more than one lakh cataract operations, ensure eye check-ups for 10 lakh people and provide spectacles to the needy, Chavan said. The drive is being projected as a service initiative by the BJP. “This is an attempt to connect with people in the state,” Chavan said. Blood donation camps will also be organised during the drive, Chavan said. “We have chalked out 17 programmes to be implemented during this fortnight,” he added. Chief Minister Devendra Fadnavis has held meetings with state ministers and BJP leaders to ensure the successful organisation of events, he said. On criticism by opposition parties over the state’s financial condition, Chavan said, “Instead of what the opposition is saying, it is necessary for the state to do what is good and required for common people. We are determined to provide ‘roti, kapda and makaan’ to people and will continue to work on our chosen path.” © Copyright | Powered by Hocalwire</w:t>
-      </w:r>
-    </w:p>
-    <w:p>
-      <w:pPr>
-        <w:pStyle w:val="Heading3"/>
-      </w:pPr>
-      <w:r>
-        <w:t>Article 19</w:t>
-      </w:r>
-    </w:p>
-    <w:p>
-      <w:r>
-        <w:t>Title: Mumbai News: महाराष्ट्र में एक लाख मुफ्त मोतियाबिंद सर्जरी करवाएगी भाजपा</w:t>
-      </w:r>
-    </w:p>
-    <w:p>
-      <w:r>
-        <w:t xml:space="preserve">URL: </w:t>
-      </w:r>
-      <w:hyperlink r:id="rId27">
-        <w:r>
-          <w:rPr>
-            <w:color w:val="0000FF"/>
-          </w:rPr>
-          <w:t>https://www.bhaskarhindi.com/city/mumbai/mumbai-news-mahaaraashtr-mein-ek-laakh-mupht-motiyaabind-sarjaree-karavaegee-bhaajapa-1187636</w:t>
-        </w:r>
-      </w:hyperlink>
-    </w:p>
-    <w:p>
-      <w:r>
-        <w:t>Content: Download App from Mumbai News प्रधानमंत्री नरेंद्र मोदी के 75 वें जन्मदिवस के उपलक्ष्य में प्रदेश भाजपा की तरफ से 17 सितंबर से 2 अक्टूबर तक ‘सेवा पखवाड़ा' मनाया जाएगा। मंगलवार को प्रदेश भाजपा अध्यक्ष रवींद्र चव्हाण ने यह जानकारी दी। दादर स्थित मुंबई भाजपा कार्यालय वसंत स्मृति में पत्रकारों से बातचीत में चव्हाण ने बताया कि राज्य भर में एक लाख मुफ्त मोतियाबिंद की सर्जरी की जाएगी। दस लाख से अधिक चश्मों का वितरण किया जाएगा। साथ ही रक्तदान शिविर, स्वास्थ्य शिविर, नेत्र जांच, मोदी विकास मैराथन और खेल प्रतियोगिताओं समेत अन्य कार्यक्रम आयोजित किए जाएंगे। चव्हाण ने भाजपा के सभी सांसदों, विधायकों, मंत्रियों, नेताओं, पदाधिकारियों और कार्यकर्ताओं से बूथ और मंडल स्तर पर सेवा पखवाड़े को सफल बनाने के लिए आह्वान किया। राज्य में 50 लाख से अधिक लोगों तक विभिन्न योजनाओं का लाभ पहुंचाने का लक्ष्य है। भाजपा युवा मोर्चा की ओर से प्रमुख जिलों में मोदी विकास मैराथन आयोजित किया जाएगा। राज्य के 48 लोकसभा क्षेत्रों में ‘सांसद चषक' प्रतियोगिता आयोजित होगी। पुणे में बावनकुले होंगे शामिल : प्रधानमंत्री के जन्मदिन पर पुणे में 17 सितंबर को दोपहर 3 बजे राजस्व मंत्री चंद्रशेखर बावनकुले की मौजूदगी में राजस्व पखवाड़ा आयोजित होगा। इसके तहत मोदी सरकार की विभिन्न लोक-कल्याणकारी योजनाओं का लाभ देने वाले कार्यक्रम आयोजित किए जाएंगे। Created On : 16 Sept 2025 6:48 PM IST</w:t>
-      </w:r>
-    </w:p>
-    <w:p>
-      <w:pPr>
-        <w:pStyle w:val="Heading3"/>
-      </w:pPr>
-      <w:r>
-        <w:t>Article 20</w:t>
-      </w:r>
-    </w:p>
-    <w:p>
-      <w:r>
-        <w:t>Title: Ashok Chavan : 'वनवासा'वर खासदार चव्हाण यांची सारवासारव !</w:t>
-      </w:r>
-    </w:p>
-    <w:p>
-      <w:r>
-        <w:t xml:space="preserve">URL: </w:t>
-      </w:r>
-      <w:hyperlink r:id="rId28">
-        <w:r>
-          <w:rPr>
-            <w:color w:val="0000FF"/>
-          </w:rPr>
-          <w:t>https://pudhari.news/maharashtra/marathwada/nanded/nanded-ashok-chavan-political-news-np88</w:t>
-        </w:r>
-      </w:hyperlink>
-    </w:p>
-    <w:p>
-      <w:r>
-        <w:t>Content: Nanded Ashok Chavan Political News विशेष प्रतिनिधी नांदेड : 'वनवास' शब्दप्रयोगावरुन चौफेर टीका झाल्यानंतर भाजपा खासदार अशोक चव्हाण यांनी आता सारवासारव केली असून मी कोण्या पक्षाचे अथवा व्यक्तीचे नाव घेतले नव्हते, असे स्पष्टीकरण गुरुवारी येथे दिले. लातूर येथे गेल्या रविवारी झालेल्या भाजपाच्या कार्यक्रमात बोलताना चव्हाण यांनी आपल्या या पक्षप्रवेशाची कहाणी सांगताना, २०१० साली मुख्यमंत्रिपद सोडावे लागल्यानंतर पुढच्या १४ वर्षांचे वर्णन करताना वनवास भोगावा लागल्याचे विधान केले होते. सर्व प्रकारच्या माध्यमांमध्ये वरील वक्तव्य प्रसूत झाल्यानंतर नांदेडचे काँग्रेस खासदार प्रा. रवींद्र चव्हाण यांच्यासह पक्षाच्या अनेक कार्यकर्त्यांनी चव्हाण पिता-पुत्रांच्या सत्ताकाळाचा हिशेब जनतेसमोर मांडला. त्यावर चार दिवस मौन बाळगल्यानंतर गुरुवारी येथे झालेल्या वार्ताहर बैठकीमध्ये चव्हाण यांनी स्पष्टीकरण दिले. लातूरच्या भाषणात वनवासासंदर्भात कोण्या पक्षाचे अथवा व्यक्तीचे नाव घेतले नाही. राज्यसभेमध्ये बोलताना काँग्रेसकडून मिळालेल्या संधीचा उल्लेख केला होता, याकडे चव्हाण यांनी सर्वांचे लक्ष वेधले. माझ्या वक्तव्यामध्ये शंकरराव चव्हाण यांना कशासाठी ओढता, असा सवाल त्यांनी टीका करणाऱ्यांना विचारला. दरम्यान 'निर्भय बनो चळवळी'ने चव्हाण यांचा वनवासकालीन प्रवास मांडला आहे. २०१४ ते २०१९ काँग्रेसतर्फे लोकसभेत याच कालावधीत पत्नी महाराष्ट्र विधानसभेत आमदार, २०१५ ते २०१९ काँग्रेसचे प्रदेशाध्यक्षपद, २०१९ ते २०२२ ठाकरे मंत्रिमंडळात महत्त्वाचे मंत्रीपद, २०२३-२०२४ दरम्यान काँग्रेसच्या केंद्रीय कार्यकारिणीत स्थान. लाडक्या पक्षात गेल्यानंतर चव्हाण यांना राज्यसभेत खासदार करण्यात आले आणि त्यांच्या कन्येला आमदारकी देण्यात आली. काँग्रेसने त्यांना ३५व्या वर्षी प्रथम राज्यमंत्री आणि पुढे ५०व्या वर्षी मुख्यमंत्री केले, याकडे 'निर्भय बनो'ने लक्ष वेधले आहे. अशोक चव्हाण यांच्यावर काँग्रेस आणि इतरांकडून टीका होत असताना, भाजपातील जुन्या विा नव्या कार्यकर्त्यांकडून कोणीही त्यांच्या समर्थनार्थ पुढे आले नाही. खा. रवींद्र चव्हाण यांनी केलेल्या टीकेला उत्तर देण्यासंदर्भात भाजपातील एकाने चाचपणी केली; पण ते जमले नाही. शेवटी खा. अशोक चव्हाण यांनीच स्पष्टीकरण देत या विषयावर पडदा टाकला आहे. 'Pudhari' is excited to announce the relaunch of its Android and iOS apps. Stay updated with the latest news at your fingertips. Android and iOS Download now and stay updated, anytime, anywhere. Pudhari Publications Private Limited</w:t>
-      </w:r>
-    </w:p>
-    <w:p>
-      <w:pPr>
-        <w:pStyle w:val="Heading3"/>
-      </w:pPr>
-      <w:r>
-        <w:t>Article 21</w:t>
-      </w:r>
-    </w:p>
-    <w:p>
-      <w:r>
-        <w:t>Title: Pune News : पुण्यात अजित पवारांना धक्का! राष्ट्रवादीच्या 34 नेत्यांनी धरली भाजपची वाट</w:t>
-      </w:r>
-    </w:p>
-    <w:p>
-      <w:r>
-        <w:t xml:space="preserve">URL: </w:t>
-      </w:r>
-      <w:hyperlink r:id="rId29">
-        <w:r>
-          <w:rPr>
-            <w:color w:val="0000FF"/>
-          </w:rPr>
-          <w:t>https://puneprimenews.com/pune/pune-news-ajit-pawar-gets-a-shock-in-pune-34-ncp-leaders-join-bjp/</w:t>
-        </w:r>
-      </w:hyperlink>
-    </w:p>
-    <w:p>
-      <w:r>
-        <w:t>Content: पुणे : आगामी स्थानिक स्वराज्य संस्थांच्या निवडणुका जवळ आल्या असतानाच, पुण्यात (Pune) राजकीय घडामोडींना वेग आला आहे. राष्ट्रवादी काँग्रेसच्या दोन्ही गटांना मोठा धक्का देत, पुणे जिल्ह्यातील सुमारे ३४ कार्यकर्त्यांनी भाजपमध्ये प्रवेश केला आहे. या पक्षप्रवेशामुळे भाजपची ताकद लक्षणीयरीत्या वाढली असल्याचं बोललं जात आहे. मावळमधील अनेक महत्त्वाचे चेहरे भाजपच्या गळाला लागले आहेत. मावळ कृषी उत्पन्न बाजार समितीचे संचालक, खरेदी-विक्री संघाचे संचालक, माजी नगराध्यक्ष, नगरसेवक आणि उपनगराध्यक्षांनी भाजपमध्ये प्रवेश केला आहे. याशिवाय, पुणे जिल्हा परिषद, लोणावळा, तळेगाव दाभाडे आणि देहू नगरपरिषदेमधील काही पदाधिकाऱ्यांनीही भाजपची वाट धरली आहे. तर मावळमधील अजित पवार गटाचे आमदार सुनील शेळके यांच्यासोबत असलेले काही प्रमुख पदाधिकारीही आता भाजपमध्ये सामील झाले आहेत. यामुळे आगामी निवडणुकांमध्ये मावळमध्ये भाजप आणि राष्ट्रवादी काँग्रेसमध्ये मोठी चुरस पाहायला मिळेल हे नक्की. दरम्यान, हा पक्षप्रवेश सोहळा मुंबईत पार पडला असून, भाजपचे प्रदेशाध्यक्ष रवींद्र चव्हाण यांच्या उपस्थितीत हा कार्यक्रम झाल्याचं सांगण्यात येत आहे. © 2022 ContentOcean Infotech Pvt Ltd. Login to your account below Remember Me Please enter your username or email address to reset your password. © 2022 ContentOcean Infotech Pvt Ltd.</w:t>
-      </w:r>
-    </w:p>
-    <w:p>
-      <w:pPr>
-        <w:pStyle w:val="Heading3"/>
-      </w:pPr>
-      <w:r>
-        <w:t>Article 22</w:t>
-      </w:r>
-    </w:p>
-    <w:p>
-      <w:r>
-        <w:t>Title: रवींद्र चव्हाण यांना वाढदिनी सिंधुदुर्ग भाजपकडून शुभेच्छा</w:t>
-      </w:r>
-    </w:p>
-    <w:p>
-      <w:r>
-        <w:t xml:space="preserve">URL: </w:t>
-      </w:r>
-      <w:hyperlink r:id="rId30">
-        <w:r>
-          <w:rPr>
-            <w:color w:val="0000FF"/>
-          </w:rPr>
-          <w:t>https://www.esakal.com/kokan/todays-latest-marathi-news-kop25d30640-txt-sindhudurg-today-20250921112402</w:t>
-        </w:r>
-      </w:hyperlink>
-    </w:p>
-    <w:p>
-      <w:r>
-        <w:t>Content: 92984 रवींद्र चव्हाण यांना वाढदिनीसिंधुदुर्ग भाजपकडून शुभेच्छाओरोस, ता. २१ ः भाजप प्रदेशाध्यक्ष रवींद्र चव्हाण यांना वाढदिवसानिमित्त आज डोंबिवली येथे जिल्ह्याच्यावतीने भाजप जिल्हाध्यक्ष प्रभाकर सावंत यांनी पुष्पगुच्छ देत शुभेच्छा प्रदान केल्या. सिंधुदुर्ग सुपुत्र असलेले भाजपचे डोंबिवली विधानसभेचे आमदार, माजी मंत्री चव्हाण यांचा सिंधुदुर्गात भाजप वाढविण्यात मोठा वाटा आहे. तसेच ते जिल्ह्याचे पालकमंत्री सुध्दा राहिलेले आहेत. राष्ट्रीय नेतृत्वाने त्यांच्यावर भाजप प्रदेशाध्यक्ष पदाची जबाबदारी दिलेली आहे. या पार्श्वभूमीवर त्यांचा शनिवारी (ता. २०) साजरा झालेला वाढदिवस जिल्ह्यात मोठ्या उत्साहात साजरा करण्यात आला. अनेक सामाजिक उपक्रम सिंधुदुर्ग भाजपच्या वतीने राबविण्यात आले. जिल्हाध्यक्ष सावंत यांनी डोंबिवली येथील वाढदिवस कार्यक्रमात स्वतः उपस्थित राहत त्यांना वाढदिवसाच्या शुभेच्छा दिल्या. सकाळ+ चे सदस्य व्हा ब्रेक घ्या, डोकं चालवा, कोडे सोडवा! शॉपिंगसाठी 'सकाळ प्राईम डील्स'च्या भन्नाट ऑफर्स पाहण्यासाठी क्लिक करा. Read latest Marathi news, Watch Live Streaming on Esakal and Maharashtra News. Breaking news from India, Pune, Mumbai. Get the Politics, Entertainment, Sports, Lifestyle, Jobs, and Education updates. And Live taja batmya on Esakal Mobile App. Download the Esakal Marathi news Channel app for Android and IOS. Follow Us Copyright © 2025 - Sakal Media Pvt Ltd - All rights reserved. Powered by Quintype</w:t>
-      </w:r>
-    </w:p>
-    <w:p>
-      <w:pPr>
-        <w:pStyle w:val="Heading3"/>
-      </w:pPr>
-      <w:r>
-        <w:t>Article 23</w:t>
-      </w:r>
-    </w:p>
-    <w:p>
-      <w:r>
-        <w:t>Title: Maval Politics: मावळातील राष्ट्रवादी पदाधिकाऱ्यांचा भाजपमध्ये प्रवेश</w:t>
-      </w:r>
-    </w:p>
-    <w:p>
-      <w:r>
-        <w:t xml:space="preserve">URL: </w:t>
-      </w:r>
-      <w:hyperlink r:id="rId31">
-        <w:r>
-          <w:rPr>
-            <w:color w:val="0000FF"/>
-          </w:rPr>
-          <w:t>https://pudhari.news/maharashtra/pune/political-news-ncp-leaders-from-maval-join-bjp-sb97</w:t>
-        </w:r>
-      </w:hyperlink>
-    </w:p>
-    <w:p>
-      <w:r>
-        <w:t>Content: वडगाव मावळ: मावळ तालुक्यातील जिल्हा परिषदेच्या दोन माजी सभापती, तीन माजी उपनगराध्यक्ष, खरेदी-विक्री संघ, बाजार समितीचे संचालक यांच्यासह राष्ट्रवादीच्या अनेक पदाधिकाऱ्यांनी आज मुंबई येथे भाजपचे प्रदेशाध्यक्ष रवींद्र चव्हाण यांच्या उपस्थितीत आणि माजी राज्यमंत्री संजय भेगडे यांच्या नेतृत्वाखाली भाजपमध्ये जाहीर प्रवेश केला. दरम्यान, आगामी स्थानिक स्वराज्य संस्थांच्या निवडणुकांच्या पार्श्वभूमीवर हा प्रवेश राजकीय दृष्ट्‌‍या महत्त्वाचा ठरणार आहे. मुंबई येथे भाजपच्या प्रदेश कार्यालयात प्रदेशाध्यक्ष रवींद्र चव्हाण यांनी सर्वांचे स्वागत करून पक्षात अधिकृत प्रवेश दिला. (Latest Pimpri News) या वेळी माजी राज्यमंत्री संजय बाळा भेगडे, भाजप किसान मोर्चाचे प्रदेशाध्यक्ष गणेश भेगडे, भाजपचे जिल्हाध्यक्ष प्रदीप कंद, मावळ विधानसभा निवडणूकप्रमुख रवींद्र भेगडे, माजी सभापती निवृत्ती शेटे, शांताराम कदम, रवींद्रनाथ दाभाडे, मंडलाध्यक्ष अभिमन्यू शिंदे, दत्तात्रय माळी, रघुवीर शेलार, वडगाव शहराध्यक्ष संभाजीराव म्हाळसकर आदी उपस्थित होते. प्रदेशाध्यक्ष चव्हाण म्हणाले की, पंतप्रधान नरेंद्र मोदी आणि मुख्यमंत्री देवेंद्र फडणवीस यांच्या सर्वसमावेशक नेतृत्वाखाली देश आणि राज्याच्या प्रगतीचा नवा अध्याय रचला जातोय. भाजपच्या विकासाच्या राजकारणावर विश्वास ठेवून आज या सर्वांनी भाजपमध्ये प्रवेश केला आहे. ...यांचा झाला पक्षप्रवेश दरम्यान, प्रवेश करणाऱ्यांमध्ये प्रामुख्याने जिल्हा परिषदेचे कृषी व पशुसंवर्धन समितीचे माजी सभापती बाबूराव वायकर, जिल्हा परिषद समाजकल्याण समितीचे माजी सभापती अतीश परदेशी, तळेगावचे माजी उपनगराध्यक्ष नेते रामदास काकडे, उपनगराध्यक्ष किशोर भेगडे, माजी उपनगराध्यक्ष संग्राम काकडे, कृषी उत्पन्न बाजार समितीचे संचालक सुभाषराव जाधव, राष्ट्रवादी युवकचे माजी जिल्हाध्यक्ष सचिन घोटकुले, जिल्हा उपाध्यक्ष संतोष मुऱ्हे, खरेदी-विक्री संघाचे सभापती शिवाजी असवले, संचालक बाजीराव वाजे, माजी नगरसेवक अरुण माने, पोटोबा महाराज देवस्थानचे विश्वस्त अरुण चव्हाण आदी प्रमुख पदाधिकाऱ्यांचा समावेश आहे. आता मावळ काँग्रेसला माऊली दाभाडेंचाच आधार तालुक्याच्या राजकारणात महत्त्वाचा घटक असलेल्या काँग्रेस पक्षाचे निष्ठावंत नेते पै. चंद्रकांत सातकर यांचे नुकतेच निधन झाल्याने काँग्रेस कार्यकर्त्यांचा आधार गेल्याची भावना कार्यकर्त्यांकडून व्यक्त होत असताना आज दुसरे नेते रामदास काकडे यांनी भाजपमध्ये प्रवेश केला. त्यामुळे आता तालुक्यातील काँग्रेस कार्यकर्त्यांना जिल्हा बँकेचे संचालक माऊली दाभाडे यांचाच आधार राहिला आहे. बापूसाहेब भेगडे यांची अनुपस्थिती; प्रवेश लवकरच ! भाजपमध्ये होणारे प्रवेश हे बापूसाहेब भेगडे यांच्या नेतृत्वाखाली होणार असल्याचे जाहीर करण्यात आले होते, परंतु या वेळी त्यांच्याच समर्थकांचा प्रवेश झाला. या प्रवेश समारंभास बापूसाहेब भेगडे हेच अनुपस्थित होते. दरम्यान, ते काही कारणास्तव बाहेगावी असल्याने ते अनुपस्थित असून, लवकरच त्यांचा व इतर कार्यकर्त्यांचा भव्य पक्षप्रवेश होणार असल्याचे या वेळी उपस्थितांनी सांगितले. 'Pudhari' is excited to announce the relaunch of its Android and iOS apps. Stay updated with the latest news at your fingertips. Android and iOS Download now and stay updated, anytime, anywhere. Pudhari Publications Private Limited</w:t>
-      </w:r>
-    </w:p>
-    <w:p>
-      <w:pPr>
-        <w:pStyle w:val="Heading3"/>
-      </w:pPr>
-      <w:r>
         <w:t>Article 24</w:t>
-      </w:r>
-    </w:p>
-    <w:p>
-      <w:r>
-        <w:t>Title: पुण्यात भाजपने गेम फिरवला, अजित पवारांना जोरदार धक्का; राष्ट्रवादीच्या ३४ नेत्यांनी कमळ हाती घेतलं</w:t>
-      </w:r>
-    </w:p>
-    <w:p>
-      <w:r>
-        <w:t xml:space="preserve">URL: </w:t>
-      </w:r>
-      <w:hyperlink r:id="rId32">
-        <w:r>
-          <w:rPr>
-            <w:color w:val="0000FF"/>
-          </w:rPr>
-          <w:t>https://saamtv.esakal.com/maharashtra/local-elections-2025-34-leaders-of-rashtrawadi-congress-join-bjp-in-pune-ahead-of-elections-bdk97</w:t>
-        </w:r>
-      </w:hyperlink>
-    </w:p>
-    <w:p>
-      <w:r>
-        <w:t>Content: पुण्यातील राष्ट्रवादी काँग्रेसच्या दोन्ही गटांना मोठा धक्का बसला. एकूण ३४ जणांनी भाजपात प्रवेश करत पक्षाची ताकद वाढवली. माजी नगराध्यक्ष, नगरसेवक, उपनगराध्यक्ष यांसारखे महत्त्वाचे चेहरे सहभागी. आगामी स्थानिक स्वराज्य निवडणुकांमध्ये भाजप अधिक मजबूत होणार असल्याची चर्चा. गणेश कवडे, साम टिव्ही आगामी स्थानिक स्वराज्य संस्थांच्या निवडणुकांआधी राज्यात राजकीय वारे वेगाने वाहू लागले आहेत. प्रत्येक नेत्यानं मोर्चेबांधणीला सुरूवात केली आहे. नुकतेच जिल्हा परिषदांच्या अध्यक्षपदांचे आरक्षण जाहीर झाले आहे. याच दरम्यान पुण्यात भाजपची ताकद लक्षणीयरीत्या वाढली आहे. दोन्ही राष्ट्रवादी काँग्रेस गटाला भाजपने धक्का दिला असून, एकूण ३४ जणांनी भाजपात प्रवेश केला आहे. पुण्यात भाजप पक्षात जोरदार इनकमिंग सुरू आहे. स्थानिक स्वराज्य संस्थांच्या निवडणुकीआधी भाजपने राष्ट्रवादी काँग्रेसच्या दोन्ही गटांना धक्का दिला असून, यामुळे पुण्यात भाजपची ताकद वाढली आहे. मुंबईत पक्षप्रवेश सोहळा पार पडला असून, भाजप प्रदेशाध्यक्ष रविंद्र चव्हाण यांच्या नेतृत्वाखाली हा पक्षप्रवेश सोहळा पार पडल्याची माहिती आहे. मिळालेल्या माहितीनुसार, राजकीय आणि सहकार क्षेत्रातील बडे चेहरे भाजपच्या गळाला लागले आहेत. माजी नगराध्यक्ष, नगरसेवक, उपनगराध्यक्षांसह अनेकांनी भाजपासोबत जाण्याचा निर्णय घेतला. मावळच्या कृषी उत्पन्न बाजार समितीसह खरेदी विक्री संघातील संचालकांनी भाजपात प्रवेश केला आहे. पुणे जिल्हा परिषद, लोणावळा, तळेगाव दाभाडे नगरपरिषदेतील सभापतींनीही भाजपात पक्षप्रवेश केला आहे. देहू नगरपालिकेतील नगरसेवकांनीही भाजपचं कमळ हाती घेतलं आहे. यासह पुणे जिल्ह्याचे राष्ट्रवादीचे अध्यक्ष आणि उपाध्यक्षही भाजपात प्रवेश करणार आहेत. यामुळे आगामी स्थानिक स्वराज्य संस्थांच्या निवडणुकांच्या पार्श्वभूमीवर भाजपाची ताकद वाढली असल्याची चर्चा आहे. मावळमध्ये भाजप - अजित पवार गटात रस्सीखेच तर, आगामी निवडणुकांच्या पार्श्वभूमीवर मावळमध्ये भाजप आणि राष्ट्रवादीमध्ये रस्सीखेच सुरू आहे. मावळमध्ये अजित पवार गटाच्या राष्ट्रवादीला भाजपनं जोरदार धक्का दिला आहे. अजित पवार गटाचे आमदार सुनिल शेळकेंची साथ सोडून बडे नेते भाजपमध्ये दाखल झाले आहेत. शेळकेंचे पदाधिकारी माजी आमदार बाळा भेगडेंच्या गळाला लागले आहेत. सकाळ+चे सदस्य व्हा शॉपिंगसाठी 'सकाळ प्राईम डील्स'च्या भन्नाट ऑफर्स पाहण्यासाठी क्लिक करा. Read Marathi news and watch Live TV. Breaking news from Maharashtra, India, Pune, Mumbai, Politics, Entertainment, Sports, Lifestyle at SaamTV. Get Live Marathi news on Mobile. Download the Saam Tv app for Android and IOS. Follow Us Copyright © 2025 Sakal Media Group – All Rights Reserved Powered by Quintype</w:t>
-      </w:r>
-    </w:p>
-    <w:p>
-      <w:pPr>
-        <w:pStyle w:val="Heading3"/>
-      </w:pPr>
-      <w:r>
-        <w:t>Article 25</w:t>
-      </w:r>
-    </w:p>
-    <w:p>
-      <w:r>
-        <w:t>Title: Municipal Corporation Elections : मुंबई महापालिकेसाठी महायुती; दोन्ही उपमुख्यमंत्र्यांच्या बालेकिल्ल्यात मात्र भाजप स्वतंत्र चूल मांडणार?</w:t>
-      </w:r>
-    </w:p>
-    <w:p>
-      <w:r>
-        <w:t xml:space="preserve">URL: </w:t>
-      </w:r>
-      <w:hyperlink r:id="rId33">
-        <w:r>
-          <w:rPr>
-            <w:color w:val="0000FF"/>
-          </w:rPr>
-          <w:t>https://sarkarnama.esakal.com/vishleshan/mumbai-bmc-elections-mahayuti-alliance-but-bjp-plans-solo-contest-in-deputy-cm-strongholds-sw79</w:t>
-        </w:r>
-      </w:hyperlink>
-    </w:p>
-    <w:p>
-      <w:r>
-        <w:t>Content: Mumbai News : स्थानिक स्वराज्य संस्थेच्या निवडणुकीची घोषणा दिवाळीनंतर होणार आहे. त्यामुळे सर्वच पक्षाची सध्या लगीनघाई सुरु आहे. जानेवारी महिन्यात मुंबईसह जवळपास 28 महापालिकेच्या निवडणुका होणार आहेत. त्यामध्ये सर्वांचे लक्ष मुंबई महापालिका निवडणुकीकडे लागले आहे. मात्र, मुंबई महापालिकेसाठी महायुतीमधील भाजप, एकनाथ शिंदेंची शिवसेना व अजित पवार यांच्या राष्ट्रवादी काँग्रेसची महायुती होणार आहे. मात्र, येत्या काळात होत असलेल्या एकनाथ शिंदेंचा बालेकिल्ला असलेल्या ठाणे, अजितदादांच्या बालेकिल्ला असलेल्या पुण्यात मात्र महायुती होण्याची शक्यता कमी असून त्यामुळे येत्या काळात मित्रपक्षात जोरदार रस्सीखेच दिसत आहे. भाजपने (BJP) गेल्या वर्षभरापासून मुंबई महापालिकेवर लक्ष केंद्रित केले आहे. त्यासाठी सर्वच तयार दर्शवली आहे. मुंबईत महायुती एकत्र लढेल, असे वारंवार सांगितले जात आहे. पण अन्य शहरांमध्ये काय होणार, हे अद्याप स्पष्टपणे सांगितलेलं नाही. त्यात दोन्ही उपमुख्यमंत्र्यांच्या बालेकिल्ल्यांचा समावेश आहे. उपमुख्यमंत्री एकनाथ शिंदे यांच्या ठाण्यात आणि अजित पवार यांच्या पुण्यात भाजप स्वबळाच्या तयारीत असल्याचे दिसून येत आहे. त्यामुळेच गेल्या काही दिवसापासून शिंदेंच्या बालेकिल्ल्यात भाजपने जोरदार फिल्डींग लावली आहे. आगामी काळात होत असलेल्या ठाण्यात भाजपनं एकनाथ शिंदे यांच्या शिवसेनेची कोंडी करण्यासाठी फिल्डींग लावली आहे. आमदार संजय केळकर, निरंजन डावखरे, प्रदेशाध्यक्ष रविंद्र चव्हाण यांच्याकडून शिंदेसेनेच्या कोंडीचे प्रयत्न होत आहेत. पण शिंदे यांच्याविरोधात सर्वाधिक आक्रमक भूमिका वनमंत्री गणेश नाईक (Ganesh Naik) यांनी घेतली आहे. नवी मुंबईतील समर्थकांमध्ये दादा नावानं सुपरिचित असलेले नाईक ठाण्यातील भाईंना थेट आव्हान देत आहेत. गेल्या 40 वर्षांपासून गणेश नाईक यांचं नवी मुंबईवर वर्चस्व आहे. ठाणे जिल्हा एकसंध असताना, पालघर जिल्हा वेगळा झालेला नसताना नाईक यांच्याकडे ठाण्याचं पालकमंत्रिपद होतं. 1995 मध्ये राज्यात शिवसेना-भाजप युतीचं सरकार आलं. तेव्हा नाईक ठाण्याचे पालकमंत्री होते. त्यावेळी शिंदे ठाणे महापालिकेत नगरसेवक होते. पुढे नाईक 1999 मध्ये राष्ट्रवादी काँग्रेस पक्षात गेले. त्यानंतरही त्यांनी नवी मुंबईवरील वर्चस्व कायम ठेवलं.नवी मुंबई महापालिका अस्तित्त्वात आल्यापासून नाईक यांचं वर्चस्व आहे. 2020 मध्ये महापालिकेची निवडणूक अपेक्षित होती. पण आधी करोना आणि मग आरक्षणामुळे निवडणूकच झाली नाही. त्यामुळे मागील 5 वर्ष नवी मुंबई महापालिका प्रशासकाच्या माध्यमातून चालवली जात आहे. एकनाथ शिंदे यांच्याकडे नगरविकास खातं असल्यानं नवी मुंबई महापालिकेचा कारभार ठाण्यातून सुरु झाला. नवी मुंबई महापालिकेची सत्ता कायम आपल्या हाती राखणाऱ्या नाईकांना रुचलेली नाही. त्यामुळे शिंदे यांच्यासोबत त्यांचा उघड संघर्ष सुरु झालेला आहे. ठाणे महापालिकेत युती झाली, तरीही नवी मुंबईत युती करायची नाही, असा नाईक यांचा पवित्रा आहे. त्यासाठी नाईक यांना राज्याची आणि केंद्राची किती साथ मिळते, हे पाहणं महत्त्वाचं आहे. पुणे महापालिका ही राज्याचे दुसरे मुख्यमंत्री अजित पवार यांचा बालेकिल्ला आहे. याठिकाणी देखील भाजप व अजित पवार यांच्या भाजपमध्ये चुरस पाहवयास मिळते. याठिकाणी गेल्या पाच वर्षात भाजपची सत्ता होती. त्यामुळे सर्वांचे त्याकडे लक्ष लागून राहिले आहे. विशेषतः गेल्या निवडणुकीत राष्ट्रवादी काँग्रेस विरोधी पक्ष होता. मात्र, गेल्या काही दिवसापासून याठिकाणी महायुतीमधील भाजप व राष्ट्रवादी काँग्रेसमध्ये जागावाटपावरून रस्सीखेच पाहवयास मिळणार आहे. त्यामुळे येत्या काळात महायुती याठिकाणी युती करणार की स्वबळावर लढणार याची उत्सुकता लागून राहिली आहे. पिंपरी-चिंचवड महापालिकेत गेल्या निवडणुकीनंतर भाजपची सत्ता होती. त्यामुळे याठिकाणी देखील येत्या काळात महायुतीमधील भाजप व अजित पवार यांच्या राष्ट्रवादी काँग्रेसमध्ये चुरस दिसत आहे. या ठिकाणी भाजप व राष्ट्रवादी काँग्रेसने स्वबळावर निवडणूक लढण्याची तयारी केली आहे. गेल्या टर्ममध्ये याठिकाणी भाजपची सत्ता होती तर त्यापूर्वी या महापालिकेवर राष्ट्रवादी काँग्रेसचे वर्चस्व होते. त्यामुळे याठिकाणी भाजप व राष्ट्रवादी काँग्रेसमध्ये जोरदार रस्सीखेच दिसून येत आहे. सरकारनामाचे सदस्य व्हा शॉपिंगसाठी 'सकाळ प्राईम डील्स'च्या भन्नाट ऑफर्स पाहण्यासाठी क्लिक करा. Read Latest Marathi Political News, Breaking Political News from Maharashtra, India, Pune &amp; Mumbai at Sarkarnama. To Get Live Political Marathi News on Mobile, Download the Sarkarnama Mobile App for Android and IOS. सरकारनामा आता सर्व सोशल मीडिया प्लॅटफॉर्मवर. ताज्या राजकीय घडामोडींसाठी फेसबुक, ट्विटर, इन्स्टाग्राम, शेअर चॅट, टेलिग्रामवर आणि व्हॉट्सॲप आम्हाला फॉलो करा. तसेच, सरकारनामा यूट्यूब चॅनेलला आजच सबस्क्राइब करा. Follow Us Copyright © 2025 Sakal Media Group – All Rights Reserved Powered by Quintype वेबसाईटवर ब्राउझिंगचा अनुभव सर्वोत्तम असावा, यासाठी आम्ही कुकीजचा वापर करतो. कुकीजमुळे तुम्हाला तुमच्या आवडत्या मजकुराची शिफारस करता येते. आमचे गोपनीयता आणि कुकीजसंदर्भातील धोरण तुम्हाला मान्य आहे.</w:t>
-      </w:r>
-    </w:p>
-    <w:p>
-      <w:pPr>
-        <w:pStyle w:val="Heading3"/>
-      </w:pPr>
-      <w:r>
-        <w:t>Article 26</w:t>
       </w:r>
     </w:p>
     <w:p>
@@ -794,7 +732,7 @@
       <w:r>
         <w:t xml:space="preserve">URL: </w:t>
       </w:r>
-      <w:hyperlink r:id="rId34">
+      <w:hyperlink r:id="rId32">
         <w:r>
           <w:rPr>
             <w:color w:val="0000FF"/>
@@ -813,7 +751,7 @@
         <w:pStyle w:val="Heading3"/>
       </w:pPr>
       <w:r>
-        <w:t>Article 27</w:t>
+        <w:t>Article 25</w:t>
       </w:r>
     </w:p>
     <w:p>
@@ -825,7 +763,7 @@
       <w:r>
         <w:t xml:space="preserve">URL: </w:t>
       </w:r>
-      <w:hyperlink r:id="rId35">
+      <w:hyperlink r:id="rId33">
         <w:r>
           <w:rPr>
             <w:color w:val="0000FF"/>
@@ -844,7 +782,7 @@
         <w:pStyle w:val="Heading3"/>
       </w:pPr>
       <w:r>
-        <w:t>Article 28</w:t>
+        <w:t>Article 26</w:t>
       </w:r>
     </w:p>
     <w:p>
@@ -856,7 +794,7 @@
       <w:r>
         <w:t xml:space="preserve">URL: </w:t>
       </w:r>
-      <w:hyperlink r:id="rId36">
+      <w:hyperlink r:id="rId34">
         <w:r>
           <w:rPr>
             <w:color w:val="0000FF"/>
@@ -875,7 +813,38 @@
         <w:pStyle w:val="Heading3"/>
       </w:pPr>
       <w:r>
-        <w:t>Article 29</w:t>
+        <w:t>Article 27</w:t>
+      </w:r>
+    </w:p>
+    <w:p>
+      <w:r>
+        <w:t>Title: बाल ठाकरे ब्रांड थे, आप नहीं! फडणवीस ने उद्धव और राज पर कसा तंज, कहा- सिर्फ नाम होने से कुछ नहीं होता</w:t>
+      </w:r>
+    </w:p>
+    <w:p>
+      <w:r>
+        <w:t xml:space="preserve">URL: </w:t>
+      </w:r>
+      <w:hyperlink r:id="rId35">
+        <w:r>
+          <w:rPr>
+            <w:color w:val="0000FF"/>
+          </w:rPr>
+          <w:t>https://www.patrika.com/mumbai-news/bal-thackeray-was-brand-not-you-fadnavis-took-a-dig-at-uddhav-thackeray-and-raj-thackeray-19953281</w:t>
+        </w:r>
+      </w:hyperlink>
+    </w:p>
+    <w:p>
+      <w:r>
+        <w:t>Content: ताजा खबरें राज्य मौसम Women's World Cup 2025 बिहार चुनाव 2025 कुलिश जन्मशती वर्ष पत्रिका स्पेशल राष्ट्रीय मनोरंजन ज्योतिष स्वास्थ्य खेल धर्म राजनीति विश्व OTT शिक्षा ओपिनियन ऑटो टेक गैजेट लाइफस्टाइल ब्यूटी महिला बिजनेस क्राइम जॉब्स ई-पेपर मेरी खबर शॉर्ट्स ई-पेपर मुंबई • Dinesh Dubey • Sep 17, 2025 उद्धव ठाकरे और राज ठाकरे (Photo: FB) महाराष्ट्र के मुख्यमंत्री देवेंद्र फडणवीस ने शिवसेना (UBT) प्रमुख उद्धव ठाकरे पर तीखा हमला बोला है। मुंबई के वरली डोम में आयोजित भाजपा के विजय संकल्प रैली में फडणवीस ने कहा कि सिर्फ नाम होने से कोई ब्रांड नहीं बन जाता। इस कार्यक्रम में प्रदेश अध्यक्ष रवींद्र चव्हाण, नवनियुक्त मुंबई अध्यक्ष अमित साटम, मंत्री आशीष शेलार, मंत्री मंगल प्रभात लोढ़ा समेत भाजपा के कई बड़े नेता मौजूद थे। सीएम फडणवीस ने अपने भाषण में उद्धव ठाकरे पर निशाना साधते हुए कहा, “सिर्फ नाम होने से कोई ब्रांड नहीं बनता। हिंदूहृदयसम्राट बाला साहेब ठाकरे एक ब्रांड थे, लेकिन आप ब्रांड नहीं हैं।” उन्होंने उद्धव और राज ठाकरे के गठबंधन पर तंज कसते हुए कहा कि बेस्ट चुनाव के दौरान कुछ लोग कहते थे हमारा ब्रांड है, लेकिन हमारे शंशाक राव, प्रवीण दरेकर और प्रसाद लाड ने उस ब्रांड का बैंड बजा दिया। बता दें कि मुंबई महानगरपालिका (BMC) के उपक्रम बेस्ट के कर्मचारियों से जुड़े कोऑपरेटिव क्रेडिट सोसायटी के हालिया चुनाव में उद्धव ठाकरे और उनके चेचरे भाई व महाराष्ट्र नवनिर्माण सेना (मनसे) प्रमुख राज ठाकरे ने मिलकर चुनाव लड़ा था, लेकिन सभी सीटों पर करारी हार हुई थी। मुख्यमंत्री फडणवीस ने जोर देकर कहा, “हमारे यहां अमित साटम जैसे सामान्य कार्यकर्ता भी अध्यक्ष बनते हैं। हमारे पास चाय बेचने वाला एक वैश्विक ब्रांड है। हमारे पास नरेंद्र मोदी नाम का दुनिया का सबसे बड़ा ब्रांड है।” उन्होंने ठाकरे भाईयों पर हमला बोलते हुए कहा, आगामी मुंबई नगर निगम चुनावों (BMC Election) में भाजपा नीत महायुति गठबंधन की जीत होगी। फडणवीस ने आगे कहा कि गिरगांव में रहने वाला मराठी माणूस आज वसई-विरार और कर्जत तक चले गया, लेकिन भाजपा सरकार ने बीडीडी चॉल का पुनर्विकास कर लोगों को उनका हक दिलाया। उन्होंने दावा किया कि म्हाडा के जरिए मराठी परिवारों को उनके हक का घर मुंबई में देने का काम उनकी सरकार ने शुरू किया है, जो पहले सत्ता में बैठे लोग सपने में भी नहीं सोच सकते थे। फडणवीस ने धारावी पुनर्विकास परियोजना का जिक्र करते हुए कहा कि वहां के 10 लाख लोगों को उनके ही इलाके में घर दिया जाएगा। उन्होंने विपक्ष पर आरोप लगाया कि बिल्डरों के दबाव में पिछली सरकारों ने बीडीडी चॉल के विकास को रोक दिया था, लेकिन हमारी सरकार ने यह काम कर दिखाया है। खबर शेयर करें: Published on: 17 Sept 2025 08:20 pm बड़ी खबरें मुंबई महाराष्ट्र न्यूज़ ट्रेंडिंग लाडली बहनों से करोड़ों की ठगी, 60% रिटर्न का दिया था लालच, 100 से ज्यादा महिलाएं बनी शिकार लोगों के दिलों को छू गई सोनू सूद की वीडियो, लाखों दिलों में जगाई उम्मीद की लौ प्रेमिका के फोन में अश्लील फोटो देख बौखलाया प्रेमी, पहले केक काटा फिर उठाया खौफनाक कदम Nirupa Roy: मौत के 20 साल बाद भी निरूपा रॉय की ये बात नहीं जानते लोग! अब आसमान से आएगी डाक… सीधे ड्रोन से पहुंचेगी चिट्ठियां, 27 गांवों में शुरू होगी सेवा DOWNLOAD ON Play Store DOWNLOAD ON App Store Trending Topics Bihar Elections 2025 PM Modi Women's World Cup 2025 Top Categories राष्ट्रीय मनोरंजन स्वास्थ्य राजस्थान मध्य प्रदेश Legal Privacy Policy Statutory provisions on reporting (sexual offenses) This website follows the DNPA’s code of conduct Code of Conduct About Us Grievance Policy RSS Copyright © 2025 Patrika Group. All Rights Reserved.</w:t>
+      </w:r>
+    </w:p>
+    <w:p>
+      <w:pPr>
+        <w:pStyle w:val="Heading3"/>
+      </w:pPr>
+      <w:r>
+        <w:t>Article 28</w:t>
       </w:r>
     </w:p>
     <w:p>
@@ -887,7 +856,7 @@
       <w:r>
         <w:t xml:space="preserve">URL: </w:t>
       </w:r>
-      <w:hyperlink r:id="rId37">
+      <w:hyperlink r:id="rId36">
         <w:r>
           <w:rPr>
             <w:color w:val="0000FF"/>
@@ -906,30 +875,30 @@
         <w:pStyle w:val="Heading3"/>
       </w:pPr>
       <w:r>
-        <w:t>Article 30</w:t>
+        <w:t>Article 29</w:t>
       </w:r>
     </w:p>
     <w:p>
       <w:r>
-        <w:t>Title: बाल ठाकरे ब्रांड थे, आप नहीं! फडणवीस ने उद्धव और राज पर कसा तंज, कहा- सिर्फ नाम होने से कुछ नहीं होता</w:t>
+        <w:t>Title: 22 सितंबर से GST सुधारों का दूसरा चरण, सीएम फडणवीस बोले– पीएम मोदी ने बदला भारत का भविष्य</w:t>
       </w:r>
     </w:p>
     <w:p>
       <w:r>
         <w:t xml:space="preserve">URL: </w:t>
       </w:r>
-      <w:hyperlink r:id="rId38">
+      <w:hyperlink r:id="rId37">
         <w:r>
           <w:rPr>
             <w:color w:val="0000FF"/>
           </w:rPr>
-          <w:t>https://www.patrika.com/mumbai-news/bal-thackeray-was-brand-not-you-fadnavis-took-a-dig-at-uddhav-thackeray-and-raj-thackeray-19953281</w:t>
+          <w:t>https://navbharatlive.com/maharashtra/mumbai/devendra-fadnavis-gst-reforms-second-phase-narendra-modi-event-1363060.html</w:t>
         </w:r>
       </w:hyperlink>
     </w:p>
     <w:p>
       <w:r>
-        <w:t>Content: ताजा खबरें राज्य मौसम Women's World Cup 2025 बिहार चुनाव 2025 कुलिश जन्मशती वर्ष पत्रिका स्पेशल राष्ट्रीय मनोरंजन ज्योतिष स्वास्थ्य खेल धर्म राजनीति विश्व OTT शिक्षा ओपिनियन ऑटो टेक गैजेट लाइफस्टाइल ब्यूटी महिला बिजनेस क्राइम जॉब्स ई-पेपर मेरी खबर शॉर्ट्स ई-पेपर मुंबई • Dinesh Dubey • Sep 17, 2025 उद्धव ठाकरे और राज ठाकरे (Photo: FB) महाराष्ट्र के मुख्यमंत्री देवेंद्र फडणवीस ने शिवसेना (UBT) प्रमुख उद्धव ठाकरे पर तीखा हमला बोला है। मुंबई के वरली डोम में आयोजित भाजपा के विजय संकल्प रैली में फडणवीस ने कहा कि सिर्फ नाम होने से कोई ब्रांड नहीं बन जाता। इस कार्यक्रम में प्रदेश अध्यक्ष रवींद्र चव्हाण, नवनियुक्त मुंबई अध्यक्ष अमित साटम, मंत्री आशीष शेलार, मंत्री मंगल प्रभात लोढ़ा समेत भाजपा के कई बड़े नेता मौजूद थे। सीएम फडणवीस ने अपने भाषण में उद्धव ठाकरे पर निशाना साधते हुए कहा, “सिर्फ नाम होने से कोई ब्रांड नहीं बनता। हिंदूहृदयसम्राट बाला साहेब ठाकरे एक ब्रांड थे, लेकिन आप ब्रांड नहीं हैं।” उन्होंने उद्धव और राज ठाकरे के गठबंधन पर तंज कसते हुए कहा कि बेस्ट चुनाव के दौरान कुछ लोग कहते थे हमारा ब्रांड है, लेकिन हमारे शंशाक राव, प्रवीण दरेकर और प्रसाद लाड ने उस ब्रांड का बैंड बजा दिया। बता दें कि मुंबई महानगरपालिका (BMC) के उपक्रम बेस्ट के कर्मचारियों से जुड़े कोऑपरेटिव क्रेडिट सोसायटी के हालिया चुनाव में उद्धव ठाकरे और उनके चेचरे भाई व महाराष्ट्र नवनिर्माण सेना (मनसे) प्रमुख राज ठाकरे ने मिलकर चुनाव लड़ा था, लेकिन सभी सीटों पर करारी हार हुई थी। मुख्यमंत्री फडणवीस ने जोर देकर कहा, “हमारे यहां अमित साटम जैसे सामान्य कार्यकर्ता भी अध्यक्ष बनते हैं। हमारे पास चाय बेचने वाला एक वैश्विक ब्रांड है। हमारे पास नरेंद्र मोदी नाम का दुनिया का सबसे बड़ा ब्रांड है।” उन्होंने ठाकरे भाईयों पर हमला बोलते हुए कहा, आगामी मुंबई नगर निगम चुनावों (BMC Election) में भाजपा नीत महायुति गठबंधन की जीत होगी। फडणवीस ने आगे कहा कि गिरगांव में रहने वाला मराठी माणूस आज वसई-विरार और कर्जत तक चले गया, लेकिन भाजपा सरकार ने बीडीडी चॉल का पुनर्विकास कर लोगों को उनका हक दिलाया। उन्होंने दावा किया कि म्हाडा के जरिए मराठी परिवारों को उनके हक का घर मुंबई में देने का काम उनकी सरकार ने शुरू किया है, जो पहले सत्ता में बैठे लोग सपने में भी नहीं सोच सकते थे। फडणवीस ने धारावी पुनर्विकास परियोजना का जिक्र करते हुए कहा कि वहां के 10 लाख लोगों को उनके ही इलाके में घर दिया जाएगा। उन्होंने विपक्ष पर आरोप लगाया कि बिल्डरों के दबाव में पिछली सरकारों ने बीडीडी चॉल के विकास को रोक दिया था, लेकिन हमारी सरकार ने यह काम कर दिखाया है। खबर शेयर करें: Published on: 17 Sept 2025 08:20 pm बड़ी खबरें मुंबई महाराष्ट्र न्यूज़ ट्रेंडिंग आखिर क्यों नेटफ्लिक्स से हटाई गईं फिल्म बाहुबली, जानें क्या है इसकी असली वजह Maharashtra Politics: महायुति में बढ़ी तनातनी! इस फैसले को लेकर डिप्टी सीएम और मंत्री आये आमने-सामने मुंबई में 26 km लंबी एलिवेटेड सड़क को मंजूरी, 8000 करोड़ खर्च होने का अनुमान, जानें क्या है परियोजना मां-बेटी के प्यार की डरावनी कहानी, 134 मिनट की इस Horror-Thriller में है खौफ का जबरदस्त ट्विस्ट इंसान नहीं, सांप को CPR देकर बचाई जान! पूरी खबर पढ़ चकरा जाएगा सिर DOWNLOAD ON Play Store DOWNLOAD ON App Store Trending Topics Asia Cup 2025 PM Modi Bihar Elections 2025 Top Categories राष्ट्रीय मनोरंजन स्वास्थ्य राजस्थान मध्य प्रदेश Legal Grievance Policy This website follows the DNPA’s code of conduct Statutory provisions on reporting (sexual offenses) Privacy Policy About Us Code of Conduct RSS Copyright © 2025 Patrika Group. All Rights Reserved.</w:t>
+        <w:t>Content: सीएम फडणवीस (pic credit; social media) Mumbai News: मुख्यमंत्री देवेंद्र फडणवीस ने रविवार को कहा कि देश में 22 सितंबर से वस्तु एवं सेवा कर (जीएसटी) सुधारों का दूसरा चरण लागू हो रहा है। ये सुधार भारत की आर्थिक वृद्धि को नई गति देने वाले हैं। सीएम देवेंद्र प्रसिद्ध गीतकार और शायर मनोज मुंतशिर की संकल्पना पर आधारित संगीतमय कार्यक्रम “मेरा देश पहले – द नेशन अनटोल्ड स्टोरी ऑफ श्री नरेंद्र मोदी” में उपरोक्त बातें कहीं। इस अवसर पर विधानसभा अध्यक्ष एड। राहुल नार्वेकर, राजशिष्टाचार मंत्री जयकुमार रावल, कौशल विकास मंत्री मंगल प्रभात लोढा, पूर्व मंत्री रविंद्र चव्हाण, पूर्व मंत्री विनोद तावडे समेत अनेक मान्यवर उपस्थित थे। बांद्रा-कुर्ला कॉम्प्लेक्स स्थित नीता अंबानी सांस्कृतिक केंद्र में आयोजित कार्यक्रम में मुख्यमंत्री फडणवीस ने कहा कि देश को प्रधानमंत्री नरेंद्र मोदी के रूप में ऐसा नेता मिला है, जिसने नए भारत का निर्माण किया। आज भारत वैश्विक मंच पर सम्मान पूर्वक खड़ा है और इसका पूरा श्रेय प्रधानमंत्री मोदी की दूरदृष्टि और नेतृत्व को जाता है। प्रधानमंत्री मोदी की उपलब्धियों का उल्लेख करते हुए मुख्यमंत्री ने कहा कि पिछले 11 वर्षों में प्रधानमंत्री मोदी ने भारत की अर्थव्यवस्था और विकास को नई दिशा दी है। गरीबी हटाने के लिए निर्णायक लड़ाई लड़ी है। आज भारत हर अंतरराष्ट्रीय मंच पर सम्मान और ताकत के साथ खड़ा है। जीएसटी सुधारों पर बोलते हुए उन्होंने कहा, “22 सितंबर से शुरू होने वाले सेकंड जनरेशन जीएसटी सुधार भारतीय अर्थव्यवस्था को नई गति देंगे। साथ ही आम नागरिकों को भी इसका लाभ होगा और देश आत्मनिर्भर भारत की दिशा में और आगे बढ़ेगा। प्रधानमंत्री मोदी के व्यक्तित्व की ‘अनटोल्ड स्टोरी’ पर बोलते हुए फडणवीस ने कहा, “मोदीजी ने एक नया भारत, एक शक्तिशाली भारत और एक अग्रणी भारत तैयार किया है। इस सफर में उनके जीवन के अनेक पहलू सामने आए। लेकिन उनका व्यक्तित्व कैसे बना? उन्होंने किन कठिन परिस्थितियों का सामना किया? यह भी पढ़ें- ‘जीएसटी बचत उत्सव’ पर बवाल, कांग्रेस बोली- मोदी ने 8 साल जनता से वसूले करोड़ों! देश को समर्पित जीवन टप्पा-दर-टप्पा कैसे विकसित हुआ? यह सब पहलू इस कार्यक्रम में प्रस्तुत किए गए हैं और यह सचमुच प्रेरणादायी हैं। प्रसिद्ध गीतकार व शायर मनोज मुंतशिर की संकल्पना पर आधारित इस संगीतमय कार्यक्रम में प्रधानमंत्री नरेंद्र मोदी के बचपन से लेकर उनके राजनीतिक सफर, चुनौतियों से भरे कालखंड, नेतृत्व की भूमिका और जीवन के अन्य प्रेरक पहलुओं का प्रभावी चित्रण किया गया। Follow Us On © Copyright Navbharatlive 2025 All rights reserved.</w:t>
       </w:r>
     </w:p>
     <w:p>
@@ -937,38 +906,7 @@
         <w:pStyle w:val="Heading3"/>
       </w:pPr>
       <w:r>
-        <w:t>Article 31</w:t>
-      </w:r>
-    </w:p>
-    <w:p>
-      <w:r>
-        <w:t>Title: भाजप प्रदेशाध्यक्ष रविंद्रजी चव्हाण यांच्या वाढदिवसानिमित्त प्रितम म्हात्रेंची सस्नेह भेट</w:t>
-      </w:r>
-    </w:p>
-    <w:p>
-      <w:r>
-        <w:t xml:space="preserve">URL: </w:t>
-      </w:r>
-      <w:hyperlink r:id="rId39">
-        <w:r>
-          <w:rPr>
-            <w:color w:val="0000FF"/>
-          </w:rPr>
-          <w:t>https://www.esakal.com/mumbai/todays-latest-marathi-news-mum25i35482-txt-today-20250921114037</w:t>
-        </w:r>
-      </w:hyperlink>
-    </w:p>
-    <w:p>
-      <w:r>
-        <w:t>Content: रवींद्र चव्हाण यांच्या वाढदिवसानिमित्त प्रीतम म्हात्रेंची भेटपनवेल, ता. २१ (बातमीदार) ः पनवेल पालिकेचे विरोधी पक्षनेते प्रीतम जनार्दन म्हात्रे यांनी भाजपचे प्रदेशाध्यक्ष आणि सार्वजनिक बांधकाम, गृहनिर्माण व नागरी विकासमंत्री रवींद्र चव्हाण यांची निवासस्थानी भेट घेतली. रवींद्र चव्हाण यांच्या वाढदिवसानिमित्त ही भेट घेतल्याचे म्हात्रे यांनी सांगितले. या भेटीत प्रीतम म्हात्रे यांनी त्यांच्या राजकीय व सामाजिक कार्याचा गौरव केला आणि त्यांना शुभेच्छा दिल्या. सकाळ+ चे सदस्य व्हा ब्रेक घ्या, डोकं चालवा, कोडे सोडवा! शॉपिंगसाठी 'सकाळ प्राईम डील्स'च्या भन्नाट ऑफर्स पाहण्यासाठी क्लिक करा. Read latest Marathi news, Watch Live Streaming on Esakal and Maharashtra News. Breaking news from India, Pune, Mumbai. Get the Politics, Entertainment, Sports, Lifestyle, Jobs, and Education updates. And Live taja batmya on Esakal Mobile App. Download the Esakal Marathi news Channel app for Android and IOS. Follow Us Copyright © 2025 - Sakal Media Pvt Ltd - All rights reserved. Powered by Quintype</w:t>
-      </w:r>
-    </w:p>
-    <w:p>
-      <w:pPr>
-        <w:pStyle w:val="Heading3"/>
-      </w:pPr>
-      <w:r>
-        <w:t>Article 32</w:t>
+        <w:t>Article 30</w:t>
       </w:r>
     </w:p>
     <w:p>
@@ -980,7 +918,7 @@
       <w:r>
         <w:t xml:space="preserve">URL: </w:t>
       </w:r>
-      <w:hyperlink r:id="rId40">
+      <w:hyperlink r:id="rId38">
         <w:r>
           <w:rPr>
             <w:color w:val="0000FF"/>
@@ -999,69 +937,7 @@
         <w:pStyle w:val="Heading3"/>
       </w:pPr>
       <w:r>
-        <w:t>Article 33</w:t>
-      </w:r>
-    </w:p>
-    <w:p>
-      <w:r>
-        <w:t>Title: जनतेला वेठीस धरू नका; कारभार पारदर्शक ठेवा</w:t>
-      </w:r>
-    </w:p>
-    <w:p>
-      <w:r>
-        <w:t xml:space="preserve">URL: </w:t>
-      </w:r>
-      <w:hyperlink r:id="rId41">
-        <w:r>
-          <w:rPr>
-            <w:color w:val="0000FF"/>
-          </w:rPr>
-          <w:t>https://www.esakal.com/kokan/todays-latest-marathi-news-kop25d30123-txt-sindhudurg-today-20250919115725</w:t>
-        </w:r>
-      </w:hyperlink>
-    </w:p>
-    <w:p>
-      <w:r>
-        <w:t>Content: 92652 जनतेला वेठीस धरू नका; कारभार पारदर्शक ठेवा पालकमंत्री नीतेश राणे ः दोडामार्गात ‘बांधकाम’च्या नूतन इमारतीचे उद्‍घाटन सकाळ वृत्तसेवा दोडामार्ग, ता. १९ ः सार्वजनिक बांधकाम उपविभागाचे कार्यालय सुसज्ज व सुटसुटीत झाले आहे, त्याप्रमाणे अधिकाऱ्यांनी आपला कारभार सुटसुटीत व पारदर्शक करायला हवा. सर्वसामान्य माणसाला सन्मानपूर्वक वागणूक द्या, मी जनतेला महत्व देतो. नागरिकांच्या समस्या, तक्रारींचे निवारण तात्काळ करा. जनतेला तुम्ही वेठिस धरण्याचा प्रयत्न केल्यास गाठ माझ्याशी आहे. पालकमंत्री म्हणून माझी सर्वांवर बारीक नजर आहे. जनतेच्या तक्रारीवरून तुमच्या कार्यालयात माझी धाड पडणार नाही याची काळजी घ्या, असा सज्जड इशारा बांधकाम विभागाच्या अधिकाऱ्यांसह प्रशासनातील सर्व अधिकाऱ्यांना मत्स्य व बंदरे विकास मंत्री तथा जिल्ह्याचे पालकमंत्री नीतेश राणे यांनी दिला.येथील सार्वजनिक बांधकाम उपविभागाच्या नूतन इमारतीचा उद्‍घाटन सोहळा पालकमंत्री राणे यांच्या हस्ते फित कापून करण्यात आला. यावेळी ते बोलत होते. व्यासपीठावर भाजप जिल्हाध्यक्ष प्रभाकर सावंत, जिल्हा बँक अध्यक्ष मनीष दळवी, लखमराजे भोसले, महिला जिल्हाध्यक्षा अन्नपूर्णा कोरगावकर, सार्वजनिक बांधकाम उपविभाग कार्यकारी अभियंता पूजा इंगवले, भाजपा तालुका अध्यक्ष दीपक गवस, शिंदे शिवसेना तालुकाप्रमुख गणेशप्रसाद गवस, नगराध्यक्ष चेतन चव्हाण, एकनाथ नाडकर्णी, परिविक्षाधीन प्रांताधिकारी लक्ष्मण कसेकर, प्रभारी तहसीलदार प्रज्ञा राजमाने, सार्वजनिक बांधकाम उपविभाग उपकार्यकारी अभियंता सीमा गोवेकर उपस्थित होते.श्री. राणे म्हणाले, ‘‘बांधकाम उपविभागाची सुसज्ज अशी इमारत ठरलेल्या वेळेत पूर्णत्वास आली. त्यामुळे सर्वप्रथम या विभागाचे अभिनंदन करतो. महायुती सरकारमधील सर्व मंत्री रयतेचे राज्य म्हणून सरकार चालवत आहेत. या सरकारच्या सुरुवातीच्या पहिल्या दहा महिन्यात खूप कामे झाली आहेत. या जिल्ह्यातील माझ्या जनतेच्या समस्या सोडविण्यासाठी कटिबद्ध आहे.’’ सार्वजनिक बांधकाम उपविभागाचा कारभार विश्राम गृहामधून चालवला जायचा. या कार्यालयाची स्वतंत्र व सुसज्ज अशी नूतन इमारत झाल्याने आता येथून कारभार चालवला जाणार आहे. विश्राम गृहासाठी निधीची आवश्यकता भासणार आहे. सार्वजनिक बांधकाम मंत्री शिवेंद्रसिंह भोसले यांच्यामार्फत हा निधी उपलब्ध करून देण्यासाठी प्रयत्न करणार आहे.’’ माजी सार्वजनिक बांधकाम मंत्री रवींद्र चव्हाण यांच्या कार्यकाळात या विभागाच्या अनेक नूतन कार्यालयांची निर्मिती करण्यात आली. पूर्वी या विभागाशी निगडीत अनेक कामांसाठी रत्नागिरी येथे हेलपाटे मारावे लागायचे. यात वेळेचा अधिक अपव्यय होऊ लागला व कामे वेळेवर पूर्ण होत नसत. हेच चव्हाण यांनी अचूक हेरले व त्यादृष्टीने या विभागाचे कार्यालय या जिल्ह्यात आणले. त्यांच्या कारकिर्दीतच या जिल्ह्यातील चांगल्या रस्त्यांचे जाळे अधिक प्रमाणात विणले गेले, असे पालकमंत्री राणे यांनी आवर्जून सांगितले.--------------- आता पुन्हा फोनाफोनी नाही, सरळ ॲक्शन!जिल्ह्यातील अवैध धंदे बंद केल्याशिवाय गप्प बसणार नाही. पोलिसांना हे अवैध धंदे बंद करायला जमत नसतील तर मी आहेच. मला या तालुक्यातीलही सर्व अवैध धंद्यांची माहिती आहे. येथील पोलिस निरीक्षकांना पूर्वीच कारवाई करण्यासाठी सक्त सूचना केल्या आहेत. माझ्या सूचनांकडे दुर्लक्ष करू नका. तात्काळ हे अवैध धंदे बंद करा. मी आता पुन्हा फोनाफोनी करत बसणार नाही तर सरळ ॲक्शन घेणार, अशा कडक शब्दांत मंत्री राणे यांनी पोलिस प्रशासनास सुनावले. सकाळ+ चे सदस्य व्हा ब्रेक घ्या, डोकं चालवा, कोडे सोडवा! शॉपिंगसाठी 'सकाळ प्राईम डील्स'च्या भन्नाट ऑफर्स पाहण्यासाठी क्लिक करा. Read latest Marathi news, Watch Live Streaming on Esakal and Maharashtra News. Breaking news from India, Pune, Mumbai. Get the Politics, Entertainment, Sports, Lifestyle, Jobs, and Education updates. And Live taja batmya on Esakal Mobile App. Download the Esakal Marathi news Channel app for Android and IOS. Follow Us Copyright © 2025 - Sakal Media Pvt Ltd - All rights reserved. Powered by Quintype</w:t>
-      </w:r>
-    </w:p>
-    <w:p>
-      <w:pPr>
-        <w:pStyle w:val="Heading3"/>
-      </w:pPr>
-      <w:r>
-        <w:t>Article 34</w:t>
-      </w:r>
-    </w:p>
-    <w:p>
-      <w:r>
-        <w:t>Title: Prime Minister Narendra Modi To Lay Foundation Of PM MITRA Park, Launch 'Sewa Pakhwada' in Madhya Pradesh On September 17 To Mark His Birthday</w:t>
-      </w:r>
-    </w:p>
-    <w:p>
-      <w:r>
-        <w:t xml:space="preserve">URL: </w:t>
-      </w:r>
-      <w:hyperlink r:id="rId42">
-        <w:r>
-          <w:rPr>
-            <w:color w:val="0000FF"/>
-          </w:rPr>
-          <w:t>https://www.etvbharat.com/en/!bharat/pm-modi-to-lay-foundation-of-pm-mitra-park-launch-sewa-pakhwada-in-madhya-pradesh-on-september-17-enn25091602243</w:t>
-        </w:r>
-      </w:hyperlink>
-    </w:p>
-    <w:p>
-      <w:r>
-        <w:t>Content: National ETV Bharat / bharat By PTI Published : September 16, 2025 at 1:20 PM IST Updated : September 16, 2025 at 4:17 PM IST New Delhi: Launch of a host of welfare and development initiatives on Wednesday by the BJP and its governments at the Centre and in states will mark the 75th birthday of Prime Minister Narendra Modi, who will kick off a fortnight-long nationwide health and nutrition campaign from Madhya Pradesh. Modi will launch the "Swasth Nari Sashakt Parivar" and the eighth National Nutritional Month from Dhar. He will unveil several other development initiatives and address a public meeting, an official statement said. टेक्सटाइल क्षेत्र में नई क्रांति की आधारशिला रखेगा धार जिला...यशस्वी प्रधानमंत्री श्री @narendramodi जी के मध्यप्रदेश आगमन के साथ ही प्रदेश को मिलेगा देश का पहला PM MITRA Park.🗓️ 17 सितम्बर, 2025📍 भैंसोला, जिला धार#PMMITRAParkDhar pic.twitter.com/o0Vr4xah7D "More than one lakh health camps will be organised, making this the largest ever health outreach for women and children in the country. Daily health camps will be held in all government health facilities nationwide," it said. The BJP's organisation will hold many such initiatives, including blood donation and health camps, across the country. The programmes are part of the "Sewa Pakhwada" that the ruling party is observing between September 17 and October 2, which is Mahatma Gandhi's birth anniversary, to celebrate the birthday of its leader whose stewardship has taken the BJP to new highs and made it a dominant political force for over a decade. Swadeshi fairs to promote made-in-India goods, "Modi Vikas Marathon", drawing contests on Viksit Bharat, interaction with intellectuals, blood donation and medical camps, and cleanliness campaigns will be held through the period across the country with the involvement of the party's organisation, central government or the states where it is in power. Home Minister Amit Shah will launch several such initiatives in the national capital. In Dhar, Modi will also transfer funds under the "Pradhan Mantri Matru Vandana Yojana" directly into the bank accounts of nearly 10 lakh eligible women and also unveil the "Suman Sakhi Chatbot" to raise awareness on maternal and child health. The chatbot will provide timely and accurate information to pregnant women in rural and remote areas, ensuring access to essential health services, the statement said. As part of a campaign against sickle cell anaemia, Modi will give the 10 millionth Sickle Cell Screening and Counselling Card in the state. Under "Adi Karmyogi Abhiyan", Modi will launch an exercise in the state that will symbolise the confluence of tribal pride and the spirit of nation-building. The initiative will include a series of service-oriented activities in tribal regions, focusing on health, education, nutrition, skill development, livelihood enhancement, sanitation, water conservation and environmental protection, the statement said. In line with his 5F Vision – Farm to Fibre, Fibre to Factory, Factory to Fashion, and Fashion to Foreign, the prime minister will inaugurate the PM MITRA Park in Dhar. Spread over more than 2,150 acres, the park will be equipped with world-class facilities, including a common effluent treatment plant, solar power plant, modern roads among others, making it an ideal industrial township. The statement said it will also significantly benefit the cotton growers in the region by enhancing farmers’ income by providing better value for their produce. Various textile companies have committed investment proposals worth over Rs 23,140 crore, paving the way for new industries and large-scale employment. It will generate nearly 3 lakh employment opportunities while significantly boosting exports. The prime minister has often taken up development initiatives on his birthday. He was in Odisha last year, during which he had launched the state government's flagship women-centric initiative, Subhadra Yojana, besides railway and national highway projects. Meanwhile, in Modi's Lok Sabha constituency Varanasi, the municipal corporation will inaugurate and lay the foundation stone of projects worth Rs 111 crore, Mayor Ashok Tiwari said. Delhi government will launch 500 creches for children of women working as labourers in the city on the occasion of Prime Minister Modi's birthday on September 17, Chief Minister Rekha Gupta said. In Maharashtra, the BJP plans to organise more than one lakh cataract surgeries and eye check-ups of at least 10 lakh people and distribute spectacles to the needy during a drive from September 17 to October 2, state BJP president Ravindra Chavan said. The Odisha government is planning to plant 75 lakh saplings on Wednesday, the state's Additional Chief Secretary of Forest Satyabrat Sahu said. Also Read Elaborate Arrangements In Arunachal Ahead Of PM Modi's Visit On September 22 For All Latest Updates TAGGED: Dalit Youth's Lynching In Raebareli Heartbreaking, Rahul Gandhi Spoke To Victim's Family: Congress Rescue Underway For Around 1,000 Climbers Stranded On Tibetan Side Of Mt Everest After Blizzard Bihar Assembly Election 2025: Seat-Sharing Tussle On Among NDA, INDIA Bloc Allies India-US Trade Deal: India's 'Red Lines' Have To Be Respected, Asserts Jaishankar Reported Sale Of RD-93 Engines To Pakistan Will Benefit India: Russian Experts Kaithal Farmer Transforms Lives Through Natural Farming Back To School | Cracking The Code Of Lightning &amp; Thunderstorms: Facts We Hold, Forecasts We Can't Make Fertility In Rural India Is At Its Lowest, What Does This Mean For The Future? Sweet And Healthy: MP Biodiversity Board Develops 13 Unique Varieties Of Medicinal Honey Copyright © 2025 Ushodaya Enterprises Pvt. Ltd., All Rights Reserved.</w:t>
-      </w:r>
-    </w:p>
-    <w:p>
-      <w:pPr>
-        <w:pStyle w:val="Heading3"/>
-      </w:pPr>
-      <w:r>
-        <w:t>Article 35</w:t>
+        <w:t>Article 31</w:t>
       </w:r>
     </w:p>
     <w:p>
@@ -1073,7 +949,7 @@
       <w:r>
         <w:t xml:space="preserve">URL: </w:t>
       </w:r>
-      <w:hyperlink r:id="rId43">
+      <w:hyperlink r:id="rId39">
         <w:r>
           <w:rPr>
             <w:color w:val="0000FF"/>
@@ -1092,7 +968,7 @@
         <w:pStyle w:val="Heading3"/>
       </w:pPr>
       <w:r>
-        <w:t>Article 36</w:t>
+        <w:t>Article 32</w:t>
       </w:r>
     </w:p>
     <w:p>
@@ -1104,7 +980,7 @@
       <w:r>
         <w:t xml:space="preserve">URL: </w:t>
       </w:r>
-      <w:hyperlink r:id="rId44">
+      <w:hyperlink r:id="rId40">
         <w:r>
           <w:rPr>
             <w:color w:val="0000FF"/>
@@ -1123,7 +999,7 @@
         <w:pStyle w:val="Heading3"/>
       </w:pPr>
       <w:r>
-        <w:t>Article 37</w:t>
+        <w:t>Article 33</w:t>
       </w:r>
     </w:p>
     <w:p>
@@ -1135,7 +1011,7 @@
       <w:r>
         <w:t xml:space="preserve">URL: </w:t>
       </w:r>
-      <w:hyperlink r:id="rId45">
+      <w:hyperlink r:id="rId41">
         <w:r>
           <w:rPr>
             <w:color w:val="0000FF"/>
@@ -1154,7 +1030,38 @@
         <w:pStyle w:val="Heading3"/>
       </w:pPr>
       <w:r>
-        <w:t>Article 38</w:t>
+        <w:t>Article 34</w:t>
+      </w:r>
+    </w:p>
+    <w:p>
+      <w:r>
+        <w:t>Title: मोदी हे जगातील सर्वात मोठे ब्रँड; मुख्यमंत्री फडणवीस यांचे विधान</w:t>
+      </w:r>
+    </w:p>
+    <w:p>
+      <w:r>
+        <w:t xml:space="preserve">URL: </w:t>
+      </w:r>
+      <w:hyperlink r:id="rId42">
+        <w:r>
+          <w:rPr>
+            <w:color w:val="0000FF"/>
+          </w:rPr>
+          <w:t>https://www.nagpurtoday.in/modi-is-the-biggest-brand-in-the-world-chief-minister-fadnavis-statement/09171621</w:t>
+        </w:r>
+      </w:hyperlink>
+    </w:p>
+    <w:p>
+      <w:r>
+        <w:t>Content: मुंबई :हिंदुहृदयसम्राट बाळासाहेब ठाकरे हे स्वतःमध्ये एक ब्रँड होते. मात्र, तुमच्याकडे असा कुठलाही ब्रँड नाही. भाजप हा कार्यकर्त्यांना ब्रँड बनवणारा पक्ष आहे. चहा विकणारा नरेंद्र मोदी आज जगातील सर्वात मोठा ब्रँड झाला आहे,” अशा शब्दांत मुख्यमंत्री देवेंद्र फडणवीस यांनी ठाकरे बंधूंवर जोरदार प्रहार केला. फडणवीस म्हणाले, “मुंबई महानगरपालिकेच्या निवडणुकीत महायुतीचा भगवा झेंडा नक्की फडकणार असून महापौरपदही महायुतीचाच असेल. काहीही झाले तरी सत्ता मुंबईत बदलणार आहे.” वरळी येथील डोम सभागृहात मुंबई भाजप प्रदेशतर्फे ‘विजयी संकल्प मेळावा’ आयोजित करण्यात आला होता. या वेळी केंद्रीय मंत्री पीयूष गोयल, विधानसभा अध्यक्ष राहुल नार्वेकर, भाजप प्रदेशाध्यक्ष रवींद्र चव्हाण, मंत्री आशिष शेलार, मंगलप्रभात लोढा, विधान परिषदेतील गटनेते प्रवीण दरेकर आदी मान्यवरांसह मुंबईतील अनेक आमदार व पदाधिकारी उपस्थित होते. मुंबईच्या महापालिकेत सत्ताधाऱ्यांनी कोविड काळात मोठा भ्रष्टाचार केला, असा आरोप करत फडणवीस म्हणाले, “त्या काळात रुग्णांना बेड-ऑक्सिजन मिळत नव्हता, पण हजारो कोटींचा घोटाळा करण्यात आला. निवडणुकीच्या वेळी हे कफनचोर कोणत्या तोंडाने मतदारांसमोर जाणार?” ते पुढे म्हणाले, “मुंबईच्या विकासाबद्दल उद्धव ठाकरे यांनी १०० भाषणांत बोललं असेल, तर मी १०० रुपये देण्यास तयार आहे. मुंबईने देशाला आणि जगाला भरभरून दिलं आहे, आता तिच्या विकासाची वेळ आली आहे. धारावीचा विकास बीडीडी चाळीसारखा करून दहा लाख लोकांना तिथेच घरे देण्यात येणार आहेत.” या मेळाव्याला विशेष म्हणजे ब्रिटन, सिंगापूर आणि आयर्लंडचे राजदूत हजर होते. यामुळे कार्यक्रमाला वेगळं महत्त्व लाभलं. भाजपची ताकद ट्रेलरमध्ये नाही- सभेत बोलताना मंत्री आशिष शेलार म्हणाले, काही पक्षांना सभा भरवण्यासाठी टीझर किंवा ट्रेलर दाखवावा लागतो. पण भाजपकडे अशी गरज नाही. अध्यक्षांनी फक्त एक टिचकी मारली तरी एवढी भव्य सभा उभी राहते. हेच मुंबईच्या खऱ्या आवाजाचं दर्शन घडवतं.प्रदेशाध्यक्ष रवींद्र चव्हाण यांनी संघटनशक्ती एकत्र ठेवण्याचं आवाहन केलं.</w:t>
+      </w:r>
+    </w:p>
+    <w:p>
+      <w:pPr>
+        <w:pStyle w:val="Heading3"/>
+      </w:pPr>
+      <w:r>
+        <w:t>Article 35</w:t>
       </w:r>
     </w:p>
     <w:p>
@@ -1166,7 +1073,7 @@
       <w:r>
         <w:t xml:space="preserve">URL: </w:t>
       </w:r>
-      <w:hyperlink r:id="rId46">
+      <w:hyperlink r:id="rId43">
         <w:r>
           <w:rPr>
             <w:color w:val="0000FF"/>
@@ -1177,7 +1084,7 @@
     </w:p>
     <w:p>
       <w:r>
-        <w:t>Content: महाराष्ट्र maharashtra ETV Bharat / state By ETV Bharat Marathi Team Published : September 16, 2025 at 4:17 PM IST मुंबई : पंतप्रधान नरेंद्र मोदी यांच्या 75 व्या वाढदिवसानिमित्त महाराष्ट्रात 17 सप्टेंबर ते 2 ऑक्टोबर या कालावधीत भाजपाच्या वतीनं 'सेवा पंधरवडा' उपक्रम राबवला जाणार आहे. या अंतर्गत राज्यभरात स्वच्छता अभियान, रक्तदान शिबिर, आरोग्य तपासणी, मोफत मोतीबिंदू शस्त्रक्रिया, नेत्र तपासणी, चष्मा वाटप, मोदी विकास मॅरेथॉन आणि क्रीडा स्पर्धा यांसारख्या विविध सामाजिक उपक्रमांचं आयोजन आलं आहे. याशिवाय, कौशल्य विकास विभागाच्या पुढाकारानं राज्यातील 419 शासकीय औद्योगिक प्रशिक्षण संस्थांमधील (आयटीआय) हजारो विद्यार्थी 750 गावांमध्ये स्वच्छता अभियान राबवणार आहेत. 1 लाखांहून अधिक मोफत मोतीबिंदू शस्त्रक्रिया होणार - रवींद्र चव्हाण आयटीआयच्या विद्यार्थ्यांचं स्वच्छता अभियान : कौशल्य विकास विभागाच्या पुढाकारानं राज्यातील 419 शासकीय आयटीआयमधील हजारो विद्यार्थी 750 गावांमध्ये स्वच्छता अभियान राबवणार आहेत. या अभियानाची सुरुवात 17 सप्टेंबर रोजी सकाळी 11 वाजता पनवेल तालुक्यातील गव्हाण ग्रामपंचायत कार्यालयासमोर होईल. यात मुख्यमंत्री देवेंद्र फडणवीस मार्गदर्शन करणार असून, कौशल्य विकास मंत्री मंगल प्रभात लोढा यांच्या हस्ते उद्घाटन होईल. हजारो तरुणांना प्रशिक्षण आणि रोजगार : या उपक्रमाविषयी माहिती देताना कौशल्य विकास मंत्री मंगल प्रभात लोढा म्हणाले, "स्वच्छ भारत अभियान हा विकसित भारताच्या संकल्पाचा महत्त्वाचा टप्पा आहे. पंतप्रधान मोदींच्या स्वच्छतेच्या निर्धाराला आणि मुख्यमंत्र्यांच्या मार्गदर्शनाला अनुसरून आम्ही हा उपक्रम राबवत आहोत. स्वच्छता आणि आरोग्याबाबत जनजागृतीची गरज आहे आणि या अभियानाद्वारे ती पूर्ण होईल. राज्यातील पहिली 'संत गाडगे बाबा स्वच्छ भारत अकादमी' स्थापन करून हजारो तरुणांना प्रशिक्षण आणि रोजगार उपलब्ध करून देण्यात आले आहे. स्वच्छता आणि कुशल मनुष्यबळाच्या माध्यमातून महाराष्ट्राचा कौशल्य विकास विभाग 'स्वच्छ भारत'च्या संकल्पनेला बळकटी देण्यासाठी कटिबद्ध आहे", असं लोढा यांनी नमूद केलं. हेही वाचा : For All Latest Updates TAGGED: कार्तिकी एकादशीची पूजा उपमुख्यमंत्र्यांच्या हस्ते, पण राज्यात दोन उपमुख्यमंत्री; विठ्ठल रुक्मिणी मंदिर समितीनं ठोठावलं शासनाचं दार चौथ्या रविवारी पाकिस्तानचा पराभव; टीम इंडियाचा पाकिस्तानविरुद्ध सलग 12वा विजय "कराडची भूमी आमच्यासाठी सदैव नतमस्तक होण्याचं ठिकाण"; पूरग्रस्तांच्या मदतीबद्दल आष्टीचे आमदार सुरेश धस यांची कृतज्ञता कोपरगावमध्ये अमित शाहांसमोर कोल्हेंना फडणवीसांचा शब्द; म्हणाले "तुमचं राजकीय भवितव्य आम्ही उज्वल करू" शेतकऱ्यांना नुकसान भरपाई देताना 2019 च्या शासन निर्णयाचे पालन करा; शेतकरी नेत्यांची मागणी OPPO A6 5G : 7,000mAh बॅटरी, 80W चार्जिंग, 120Hz AMOLED डिस्प्लेसह लॉंच 2025 मध्ये भारतातील 20 लाखांखालील सर्वोत्तम इलेक्ट्रिक कार्स, किफायतशीर किंमत आणि लांब रेंज रिकाम्या पोटी आल्याचा रस पिण्याचे आरोग्यदायी फायदे! Oppo F31 Pro plus 5G vs F31 Pro 5G : कोणता फोन आहे किफायतशीर? Copyright © 2025 Ushodaya Enterprises Pvt. Ltd., All Rights Reserved.</w:t>
+        <w:t>Content: महाराष्ट्र maharashtra ETV Bharat / state By ETV Bharat Marathi Team Published : September 16, 2025 at 4:17 PM IST मुंबई : पंतप्रधान नरेंद्र मोदी यांच्या 75 व्या वाढदिवसानिमित्त महाराष्ट्रात 17 सप्टेंबर ते 2 ऑक्टोबर या कालावधीत भाजपाच्या वतीनं 'सेवा पंधरवडा' उपक्रम राबवला जाणार आहे. या अंतर्गत राज्यभरात स्वच्छता अभियान, रक्तदान शिबिर, आरोग्य तपासणी, मोफत मोतीबिंदू शस्त्रक्रिया, नेत्र तपासणी, चष्मा वाटप, मोदी विकास मॅरेथॉन आणि क्रीडा स्पर्धा यांसारख्या विविध सामाजिक उपक्रमांचं आयोजन आलं आहे. याशिवाय, कौशल्य विकास विभागाच्या पुढाकारानं राज्यातील 419 शासकीय औद्योगिक प्रशिक्षण संस्थांमधील (आयटीआय) हजारो विद्यार्थी 750 गावांमध्ये स्वच्छता अभियान राबवणार आहेत. 1 लाखांहून अधिक मोफत मोतीबिंदू शस्त्रक्रिया होणार - रवींद्र चव्हाण आयटीआयच्या विद्यार्थ्यांचं स्वच्छता अभियान : कौशल्य विकास विभागाच्या पुढाकारानं राज्यातील 419 शासकीय आयटीआयमधील हजारो विद्यार्थी 750 गावांमध्ये स्वच्छता अभियान राबवणार आहेत. या अभियानाची सुरुवात 17 सप्टेंबर रोजी सकाळी 11 वाजता पनवेल तालुक्यातील गव्हाण ग्रामपंचायत कार्यालयासमोर होईल. यात मुख्यमंत्री देवेंद्र फडणवीस मार्गदर्शन करणार असून, कौशल्य विकास मंत्री मंगल प्रभात लोढा यांच्या हस्ते उद्घाटन होईल. हजारो तरुणांना प्रशिक्षण आणि रोजगार : या उपक्रमाविषयी माहिती देताना कौशल्य विकास मंत्री मंगल प्रभात लोढा म्हणाले, "स्वच्छ भारत अभियान हा विकसित भारताच्या संकल्पाचा महत्त्वाचा टप्पा आहे. पंतप्रधान मोदींच्या स्वच्छतेच्या निर्धाराला आणि मुख्यमंत्र्यांच्या मार्गदर्शनाला अनुसरून आम्ही हा उपक्रम राबवत आहोत. स्वच्छता आणि आरोग्याबाबत जनजागृतीची गरज आहे आणि या अभियानाद्वारे ती पूर्ण होईल. राज्यातील पहिली 'संत गाडगे बाबा स्वच्छ भारत अकादमी' स्थापन करून हजारो तरुणांना प्रशिक्षण आणि रोजगार उपलब्ध करून देण्यात आले आहे. स्वच्छता आणि कुशल मनुष्यबळाच्या माध्यमातून महाराष्ट्राचा कौशल्य विकास विभाग 'स्वच्छ भारत'च्या संकल्पनेला बळकटी देण्यासाठी कटिबद्ध आहे", असं लोढा यांनी नमूद केलं. हेही वाचा : For All Latest Updates TAGGED: आज कुणाला मिळणार शुभफल, कुणाला लागणार चिंता? वाचा राशीभविष्य कबुतराची सुटका करताना विजेचा झटका बसून अग्निशमन जवानाचा मृत्यू, एक जवान जखमी नाशिक रिपाइंचे जिल्हाध्यक्ष प्रकाश लोंढे यांच्या कार्यालयात सापडलं भुयार आणि हत्यारे साताऱ्यातील भाजपा नेता अडचणीत, 112 कोटीच्यावर अपहार प्रकरणी शेखर चरेगावकर यांच्यासह ५० जणांवर गुन्हा दाखल फराळ निघाला लंडन, अमेरिका, युरोपला; महागाईमुळं फराळाच्या किंमतीत ४० टक्के वाढ, तरी पारंपरिक फराळाला मोठी मागणी ओप्पो फाइंड X9 सीरिज भारतात नोव्हेंबरमध्ये लाँच होणार; मीडियाटेक डायमेंसिटी 9500 सोबत भागीदारी मेटाचं इन्स्टाग्राम आणि फेसबुक रील्ससाठी हिंदी डबिंगसह AI फीचर लाँच सॅमसंगचा दिवाळीपूर्वीच धमाका : भारतात नवीन मिड-रेंज स्मार्टफोन गॅलक्सी M17 5G लाँच; जाणून घ्या, किंमत, वैशिष्ट्ये आणि ऑफर दिवाळी 2025 तारीख; जाणून घ्या पूजेची वेळ, पद्धत आणि नियम Copyright © 2025 Ushodaya Enterprises Pvt. Ltd., All Rights Reserved.</w:t>
       </w:r>
     </w:p>
     <w:p>
@@ -1185,30 +1092,61 @@
         <w:pStyle w:val="Heading3"/>
       </w:pPr>
       <w:r>
-        <w:t>Article 39</w:t>
+        <w:t>Article 36</w:t>
       </w:r>
     </w:p>
     <w:p>
       <w:r>
-        <w:t>Title: Narendra Modi turns 75 today: From drone shows to blood donation camps – BJP's grand celebration plans for PM's birthday</w:t>
+        <w:t>Title: उद्धव ठाकरेंना शिंगावर घेत भाजपा उद्या मुंबईत फोडणार महापालिका निवडणुकीच्या प्रचाराचा नारळ!</w:t>
       </w:r>
     </w:p>
     <w:p>
       <w:r>
         <w:t xml:space="preserve">URL: </w:t>
       </w:r>
-      <w:hyperlink r:id="rId47">
+      <w:hyperlink r:id="rId44">
         <w:r>
           <w:rPr>
             <w:color w:val="0000FF"/>
           </w:rPr>
-          <w:t>https://www.livemint.com/news/india/pm-modi-turns-75-today-from-drone-shows-to-blood-donation-camps-bjps-grand-celebration-plans-for-the-day-11758069800439.html</w:t>
+          <w:t>https://www.etvbharat.com/mr/!state/bjp-to-start-mumbai-municipal-election-campaign-tomorrow-maharashtra-news-mhs25091506101</w:t>
         </w:r>
       </w:hyperlink>
     </w:p>
     <w:p>
       <w:r>
-        <w:t>Content: Narendra Modi turns 75 today: Prime Minister Narendra Modi’s birthday turns 75 today, 17 September. The Bharatiya Janata Party units and governments across the country have announced a series of plans. Born as Narendra Damodardas Modi on 17 September 1950 in the nondescript Mehsana town of Gujarat, he served as the state's CM for three consecutive terms (2001-14) and is now the Prime Minister for the third time since 2014. Like every year, the Bharatiya Janata Party (BJP) will launch the 'Sewa Pakhwara' – the fortnight of events across the country – marking PM Modi's birthday celebrations showcasing his commitment to citizens' welfare and also service to mankind. PM Narendra will also visit Madhya Pradesh today to launch the 'Swasth Nari Sashakt Parivar' and '8th Rashtriya Poshan Maah' campaigns – the largest ever health outreach for women and children in the country. PM will launch Adi Seva Parv for MP: a series of service-oriented activities in tribal regions. The PM will also distribute one-crore Sickle Cell Screening and Counselling Card for MP and he will also inaugurate PM MITRA Park in Dhar. The BJP government in Delhi will launch 500 creches for children of women working as labourers in the city. Delhi Chief Minister Rekha Gupta on Tuesday launched a song for Prime Minister Narendra Modi's birthday. The song titled ‘Namo Pragati Delhi – From Children’s Voices to the Nation’s Voice,’ sung by students of government schools, underlines the vision of ‘One India, Best India,’ Gupta said. The day will see the inauguration of 41 Ayushman Aarogya Mandirs by the Municipal Corporation of Delhi (MCD) as part of its plan to upgrade 300 healthcare centres. Another 19 centres are scheduled to be opened on September 30, with more in the pipeline. Union Home Minister Amit Shah will also inaugurate five new hospital blocks in Delhi and launch 101 Ayushman Mandirs, in addition to projects worth ₹3,000 crore by the Delhi Jal Board and PWD. In Pune, local Member of Parliament (MP) and Union Minister of State for Cooperation and Civil Aviation Murlidhar Mohol is organising a spectacular drone laser show to highlight the PM’s achievements in his 11-year tenure. The spectacular drone show, “Jyotine Tejachi Aarti”, will be organised to extend birthday wishes to the PM. Mohol said this will be the first time in Maharashtra that a drone show will be organised on the lines of shows in Ayodhya and Varanasi in the past. The Varanasi Municipal Corporation has announced that it will inaugurate and lay the foundation stone of projects worth ₹111 crore. The municipal body will also cut a 75-kg cake, Varanasi Mayor Ashok Tiwari said Tuesday. Modi is the MP from the Varanasi Lok Sabha seat. The Odisha government on Thursday said it will plant 75 lakh saplings across the state on 17 September, under the 'Ek Ped Maa Ke Naam' campaign. In Maharashtra, party president Ravindra Chavan has announced more than one lakh cataract surgeries over a fortnight-long drive. The Gems and Jewellery Export Promotion Council (GJEPC) will launch a nationwide drive to celebrate Prime Minister Narendra Modi’s birthday on Wednesday as “Jewellers Day.” The drive aims to encourage over one lakh jewellery manufacturers and artisans to pledge online to donate blood during emergencies or when required throughout the year. Stay updated with the latest Trending, India , World and US news. Download the Mint app and read premium stories Log in to our website to save your bookmarks. It'll just take a moment.</w:t>
+        <w:t>Content: महाराष्ट्र maharashtra ETV Bharat / state By ETV Bharat Marathi Team Published : September 15, 2025 at 9:13 PM IST मुंबई : देशातील सर्वात श्रीमंत महापालिका म्हणून ओळखल्या जाणाऱ्या मुंबई महापालिकेवर सत्तास्थापनेसाठी गेली अनेक वर्षं शिवसेना (आता उबाठा गट) आणि भाजपात चुरस आहे. यंदा, शिवसेनेच्या दसरा मेळाव्याआधीच भाजपानं विजय संकल्प मेळावा आयोजित करून रणशिंग फुंकलं आहे. उद्या, 16 सप्टेंबर रोजी सायंकाळी 6 वाजता वरळीतील एनएससीआय डोममध्ये भाजपा भव्य शक्तिप्रदर्शन करीत मुंबई पालिकेच्या प्रचाराचा नारळ फोडणार आहे. मेळाव्याची जय्यत तयारी : "चला मुंबईत परिवर्तन घडवूया!" अशी टॅगलाईन देत, भाजपानं विजय संकल्प मेळाव्याची जय्यत तयारी सुरू केली आहे. मुख्यमंत्री देवेंद्र फडणवीस यांच्या प्रमुख उपस्थितीत होणाऱ्या या मेळाव्यात केंद्रीय मंत्री पीयूष गोयल, राष्ट्रीय सहसंघटन मंत्री शिवप्रकाश, राष्ट्रीय महासचिव विनोद तावडे, महाराष्ट्र प्रदेशाध्यक्ष रवींद्र चव्हाण, तसंच मुंबई भाजपाचे अध्यक्ष अमित साटम हे प्रमुख नेते मार्गदर्शन करणार आहेत. मुंबईतील पायाभूत सुविधा, सुरक्षा, स्वच्छता आणि शहरी व्यवस्थापन या प्रश्नांवर लक्ष केंद्रित करत, "मुंबईची सुरक्षा, मुंबईचा विकास – हेच एक मिशन" या त्रिसूत्रीचा उद्घोष या मेळाव्यातून करण्यात येणार आहे. पंतप्रधान नरेंद्र मोदींच्या 'विकासवाद' आणि मुख्यंमंत्री फडणवीस यांच्या 'कार्यक्षम नेतृत्वा'वर भर देत भाजपा मुंबईकरांचा विश्वास मिळवण्याचा प्रयत्न करणार आहे. 25 वर्षांच्या भ्रष्ट कारभारापासून मुंबईकरांना मुक्ती देणार : दरम्यान, मुंबईकरांना गेल्या 25 हून अधिक वर्षांच्या भ्रष्ट कारभारापासून मुक्ती देण्याकरता मुंबईत परिवर्तन घडविण्यासाठी हा मेळावा असल्याचं भाजपाचे मुंबई अध्यक्ष अमित साटम यांनी म्हटलं आहे. ते म्हणाले, "हा मेळावा केवळ निवडणूक प्रचाराचा प्रारंभ नसून, मुंबईकरांना एकजुटीनं परिवर्तनासाठी पुढं आणण्यासाठी आहे. मुंबईला अधिक सुरक्षित, सुंदर आणि समृद्ध बनवण्यासाठी आम्ही कटिबद्ध आहोत. या मेळाव्यातून आम्ही मुंबईकरांच्या अपेक्षा आणि आकांक्षा जाणून घेऊन त्या पूर्ण करण्यासाठी ठोस पावले उचलू. मुंबईकरांना गेल्या 25हून अधिक वर्षांच्या भ्रष्ट कारभारापासून मुक्ती देण्याकरता, मुंबईत परिवर्तन घडविण्यासाठी हा ‘विजय संकल्प मेळावा महत्त्वाचा ठरेल", अशी प्रतिक्रिया अमित साटम यांनी दिली. मुंबईकर उद्धव ठाकरेंच्या पाठीशी - किशोरी पेडणेकर : याविषयी शिवसेना (उबाठा) उपनेत्या, माजी महापौर किशोरी पेडणेकर म्हणाल्या, "मुंबई महापालिकेवर भाजपाचा डोळा अनेक वर्षांपासून आहे. पण, सर्वसामान्य मुंबईकर उद्धव ठाकरे यांच्या पाठीशी खंबीरपणे उभे असल्यानं त्यांचा हेतू साध्य झालेला नाही. त्यांनी पक्ष फोडला, आमदार-खासदार फोडले, तरी आमचा पाया डळमळीत झालेला नाही. आजही मुंबईत ग्राऊंडवर आमची ताकद सर्वात मोठी असून, त्या जोरावर आम्ही पालिकेवर पुन्हा भगवा फडकवू", अशी प्रतिक्रिया किशोरी पेडणेकर यांनी दिली. हेही वाचा: For All Latest Updates TAGGED: आज कुणाला मिळणार शुभफल, कुणाला लागणार चिंता? वाचा राशीभविष्य कबुतराची सुटका करताना विजेचा झटका बसून अग्निशमन जवानाचा मृत्यू, एक जवान जखमी नाशिक रिपाइंचे जिल्हाध्यक्ष प्रकाश लोंढे यांच्या कार्यालयात सापडलं भुयार आणि हत्यारे साताऱ्यातील भाजपा नेता अडचणीत, 112 कोटीच्यावर अपहार प्रकरणी शेखर चरेगावकर यांच्यासह ५० जणांवर गुन्हा दाखल फराळ निघाला लंडन, अमेरिका, युरोपला; महागाईमुळं फराळाच्या किंमतीत ४० टक्के वाढ, तरी पारंपरिक फराळाला मोठी मागणी ओप्पो फाइंड X9 सीरिज भारतात नोव्हेंबरमध्ये लाँच होणार; मीडियाटेक डायमेंसिटी 9500 सोबत भागीदारी मेटाचं इन्स्टाग्राम आणि फेसबुक रील्ससाठी हिंदी डबिंगसह AI फीचर लाँच सॅमसंगचा दिवाळीपूर्वीच धमाका : भारतात नवीन मिड-रेंज स्मार्टफोन गॅलक्सी M17 5G लाँच; जाणून घ्या, किंमत, वैशिष्ट्ये आणि ऑफर दिवाळी 2025 तारीख; जाणून घ्या पूजेची वेळ, पद्धत आणि नियम Copyright © 2025 Ushodaya Enterprises Pvt. Ltd., All Rights Reserved.</w:t>
+      </w:r>
+    </w:p>
+    <w:p>
+      <w:pPr>
+        <w:pStyle w:val="Heading3"/>
+      </w:pPr>
+      <w:r>
+        <w:t>Article 37</w:t>
+      </w:r>
+    </w:p>
+    <w:p>
+      <w:r>
+        <w:t>Title: PM Modi to launch development initiatives as part of 'Sewa Pakhwada' to mark his birthday</w:t>
+      </w:r>
+    </w:p>
+    <w:p>
+      <w:r>
+        <w:t xml:space="preserve">URL: </w:t>
+      </w:r>
+      <w:hyperlink r:id="rId45">
+        <w:r>
+          <w:rPr>
+            <w:color w:val="0000FF"/>
+          </w:rPr>
+          <w:t>https://www.theweek.in/wire-updates/national/2025/09/16/del42-pm-birthday.html</w:t>
+        </w:r>
+      </w:hyperlink>
+    </w:p>
+    <w:p>
+      <w:r>
+        <w:t>Content: New Delhi, Sep 16 (PTI) Launch of a host of welfare and development initiatives on Wednesday by the BJP and its governments at the Centre and in states will mark the 75th birthday of Prime Minister Narendra Modi, who will kick off a fortnight-long nationwide health and nutrition campaign from Madhya Pradesh. Modi will launch the "Swasth Nari Sashakt Parivar" and the eighth National Nutritional Month from Dhar. He will unveil several other development initiatives and address a public meeting, an official statement said. "More than one lakh health camps will be organised, making this the largest ever health outreach for women and children in the country. Daily health camps will be held in all government health facilities nationwide," it said. The BJP's organisation will hold many such initiatives, including blood donation and health camps, across the country. The programmes are part of the "Sewa Pakhwada" that the ruling party is observing between September 17 and October 2, which is Mahatma Gandhi's birth anniversary, to celebrate the birthday of its leader whose stewardship has taken the BJP to new highs and made it a dominant political force for over a decade. Swadeshi fairs to promote made-in-India goods, "Modi Vikas Marathon", drawing contests on Viksit Bharat, interaction with intellectuals, blood donation and medical camps, and cleanliness campaigns will be held through the period across the country with the involvement of the party's organisation, central government or the states where it is in power. Home Minister Amit Shah will launch several such initiatives in the national capital. In Dhar, Modi will also transfer funds under the "Pradhan Mantri Matru Vandana Yojana" directly into the bank accounts of nearly 10 lakh eligible women and also unveil the "Suman Sakhi Chatbot" to raise awareness on maternal and child health. The chatbot will provide timely and accurate information to pregnant women in rural and remote areas, ensuring access to essential health services, the statement said. As part of a campaign against sickle cell anaemia, Modi will give the 10 millionth Sickle Cell Screening and Counselling Card in the state. Under "Adi Karmyogi Abhiyan", Modi will launch an exercise in the state that will symbolise the confluence of tribal pride and the spirit of nation-building. The initiative will include a series of service-oriented activities in tribal regions, focusing on health, education, nutrition, skill development, livelihood enhancement, sanitation, water conservation and environmental protection, the statement said. In line with his 5F Vision – Farm to Fibre, Fibre to Factory, Factory to Fashion, and Fashion to Foreign, the prime minister will inaugurate the PM MITRA Park in Dhar. Spread over more than 2,150 acres, the park will be equipped with world-class facilities, including a common effluent treatment plant, solar power plant, modern roads among others, making it an ideal industrial township. The statement said it will also significantly benefit the cotton growers in the region by enhancing farmers’ income by providing better value for their produce. Various textile companies have committed investment proposals worth over Rs 23,140 crore, paving the way for new industries and large-scale employment. It will generate nearly 3 lakh employment opportunities while significantly boosting exports. The prime minister has often taken up development initiatives on his birthday. He was in Odisha last year, during which he had launched the state government's flagship women-centric initiative, Subhadra Yojana, besides railway and national highway projects. Meanwhile, in Modi's Lok Sabha constituency Varanasi, the municipal corporation will inaugurate and lay the foundation stone of projects worth Rs 111 crore, Mayor Ashok Tiwari said. Delhi government will launch 500 creches for children of women working as labourers in the city on the occasion of Prime Minister Modi's birthday on September 17, Chief Minister Rekha Gupta said. In Maharashtra, the BJP plans to organise more than one lakh cataract surgeries and eye check-ups of at least 10 lakh people and distribute spectacles to the needy during a drive from September 17 to October 2, state BJP president Ravindra Chavan said. The Odisha government is planning to plant 75 lakh saplings on Wednesday, the state's Additional Chief Secretary of Forest Satyabrat Sahu said. (This story has not been edited by THE WEEK and is auto-generated from PTI) Why Kerala's only elected BJP MP Suresh Gopi wants to resign from Union cabinet? Mollywood superstar says... Women's World Cup 2025: Alyssa Healy, Ellyse Perry lead world record run chase as Australia down India Kerala Box Office Collection 2025: 'Kantara: Chapter 1' enters top-5 grossers of the year list Tata Capital IPO: What to expect as the stock lists on Monday, latest GMP details here Why is Elon Musk's xAI joining the 'world models' race after Meta, Google? Copyright © 2024 All rights reserved</w:t>
       </w:r>
     </w:p>
     <w:sectPr>

--- a/Output/Ravindra Chavan/extracted_links_Ravindra Chavan_News_Content.docx
+++ b/Output/Ravindra Chavan/extracted_links_Ravindra Chavan_News_Content.docx
@@ -12,7 +12,7 @@
     </w:p>
     <w:p>
       <w:r>
-        <w:t>Title: A Prime Minister has his birthday, a party throws parties</w:t>
+        <w:t>Title: Maharashtra BJP Launches 'Seva Pandharwada' To Mark PM Modi’s 75th Birthday</w:t>
       </w:r>
     </w:p>
     <w:p>
@@ -24,13 +24,13 @@
           <w:rPr>
             <w:color w:val="0000FF"/>
           </w:rPr>
-          <w:t>https://indianexpress.com/article/political-pulse/a-prime-minister-has-his-birthday-a-party-throws-parties-10253607/</w:t>
+          <w:t>https://www.freepressjournal.in/mumbai/maharashtra-bjp-launches-seva-pandharwada-to-mark-pm-modis-75th-birthday</w:t>
         </w:r>
       </w:hyperlink>
     </w:p>
     <w:p>
       <w:r>
-        <w:t>Content: Express News Service TO MARK Prime Minister Narendra Modi’s birthday on Wednesday, and to celebrate him turning 75, BJP units and governments across the country have announced a series of plans. The Varanasi Municipal Corporation has announced that it will inaugurate and lay the foundation stone of projects worth Rs 111 crore. The municipal body will also cut a 75-kg cake, Varanasi Mayor Ashok Tiwari said Tuesday. Modi is the MP from the Varanasi Lok Sabha seat. The Delhi government – the BJP returned to power in the Capital earlier this year after more than 25 years – will launch 500 creches for children of women working as labourers in the city. In Maharashtra, where there is a BJP-led government tpp, party president Ravindra Chavan has announced more than one lakh cataract surgeries over a fortnight-long drive. Modi himself will be in Madhya Pradesh, also a BJP-ruled state, to inaugurate the ‘Seva Pakhwada’ or ‘service fortnight’, which the party has made an annual feature around his birthday. During his Madhya Pradesh visit, Modi will also launch a ‘Swasth Nari Sashakt Parivar Abhiyan’, at Bhainsola village in Dhar district, as part of which camps will be organised for the health and nutrition of women. Ten years of celebrations On his first birthday as PM in 2014, when Modi turned 64, he went to Ahmedabad to meet his mother Hiraben. That year, he had requested party workers not to celebrate the day and instead contribute to relief efforts in Jammu and Kashmir, as it was recovering from floods. On Modi’s 65th birthday in 2015, over a year after the Swachh Bharat campaign was rolled out, cleanliness was the focus. In 2016, Modi was again in Gujarat on his birthday to meet his mother. Meanwhile, across the country, the BJP organised blood donation camps, cleanliness drives and charity events. In Delhi, then Union Railway Minister Suresh Prabhu cut a 500-kg laddoo at an event organised by Sulabh International to mark the day. In 2017, while the PM made a trip to Hiraben, the BJP observed ‘Seva Diwas’ across the country, with party leaders attending medical camps, blood donation events, and taking part in cleanliness drives. On September 17, 2018, his last birthday before the following Lok Sabha elections, Modi celebrated the day in Varanasi and interacted with students. In 2019, after a meeting with his mother, the PM visited the Sardar Sarovar Dam in Kevadiya, Gujarat, and addressed a public rally. This was just a month after the abrogation of Article 370, which granted special status to Jammu and Kashmir, and the topic figured prominently in his speech. The fact that he chose the site, which also hosts a grand statue of Vallabhbhai Patel, for the rally was also significant – the BJP credits Patel with “unifying India”, with J&amp;K’s “full integration” seen as an unfinished ambition of the late Congress stalwart. The Ahmedabad District Education Department, on its part, marked the PM’s birthday by asking government, grant-in-aid and self-financed secondary and higher secondary schools to arrange special lectures, group discussions; debates, essays and elocution competitions; and other similar contests on the subject of Article 370 during their assembly that day. In 2020, on Modi’s 70th birthday, blood donation camps, meetings and camps to distribute food were held at 70 different places. The year 2021 marked Modi’s uninterrupted “20 years’ run in public office” – as designated by the BJP, counting his tenure as Gujarat Chief Minister starting in 2001 – and the celebration was accordingly ramped up. Events were held across three weeks, including the distribution of 14 crore ration bags with Modi’s photo, five crore “Thank-you Modiji” postcards mailed from booths nationwide, and 71 spots where river clean-ups were held. This was right after the second wave of the Covid-19 pandemic in India and, coinciding with September 17, over two crore Covid-19 vaccine doses were administered to beneficiaries. That year, the Union Ministry of Culture joined the celebrations with an e-auction of gifts and mementos received by the PM. On the block were as many as 1,300 items, which included the javelin thrown by Neeraj Chopra for his Olympic gold medal, sports gear and equipment of other medal-winning Olympians and Paralympians, a replica of the Ayodhya Ram Mandir presented by Uttar Pradesh Chief Minister Yogi Adityanath, and a wooden replica of the Chardham given by the Uttarakhand government. In 2022, as the PM turned 72, the ruling party arranged blood donation camps and outreach programmes. Then, seven decades after they became extinct in India, eight cheetahs from Namibia were released into an enclosure at the Kuno National Park in Madhya Pradesh by Modi himself. In 2023, with the countdown to the next Lok Sabha elections starting, Modi was again in Varanasi – this time to launch ‘Vishwakarma Yojana’ to enhance the “skilling” of craftsmen and artisans. Infrastructure projects including an India International Convention and Expo Centre and the extension of the Delhi Airport Express Line were also launched. In 2024, having returned to power for the third time in a row, Modi chose Odisha for his birthday visit. The BJP had formed its first government on its own in the state earlier that year. The PM interacted with beneficiaries of the Pradhan Mantri Awas Yojana, laid foundation stones for projects as well as inaugurated development projects worth more than Rs 3,800 crore in Bhubaneswar. He also launched the Subhadra Yojana, the Odisha government’s scheme to transfer Rs 10,000 per year to eligible women beneficiaries in the state between the ages of 21 and 60.</w:t>
+        <w:t>Content: The Maharashtra unit of the Bharatiya Janata Party (BJP) has announced a fortnight-long programme of social initiatives to mark the 75th birthday of Prime Minister Narendra Modi. The campaign, titled ‘Seva Pandharwada’ (Service Fortnight), will run from September 17 to October 2, focusing on a wide range of public welfare activities across the state. BJP state president Ravindra Chavan, while addressing the media on Tuesday, said the fortnight is not just a celebration but a people-centric movement aimed at spreading awareness about the central government’s welfare schemes, along with issues like cleanliness, environmental protection, and self-reliance. He appealed to all MPs, MLAs, ministers, office-bearers, and grassroots workers to actively participate at booth and mandal levels to make the campaign more impactful. Free Surgeries and Health Initiatives The programme will feature over one lakh free cataract surgeries under the ‘Namo Netra Sanjeevani’ initiative, alongside eye check-ups and the distribution of spectacles to more than ten lakh people. Blood donation drives, health camps, cleanliness campaigns, and awareness programmes are also planned across the state. Revenue Fortnight in Pune On September 17, Modi’s birthday, a special ‘Mahsool Pandharwada’ (Revenue Fortnight) will be inaugurated in Pune under the leadership of Revenue Minister Chandrashekhar Bawankule. Chavan said that through this event, the party aims to extend the benefits of public welfare schemes to more than 50 lakh people. Youth Engagement through Marathon As part of the campaign, the BJP Yuva Morcha has scheduled a ‘Modi Vikas Marathon’ in all major districts on September 21. Chavan said the marathon is intended to encourage youth participation in nation-building and give momentum to the vision of ‘Viksit Bharat 2047’. Sports, Cultural and Commemorative Events Other activities include MP Cup sports competitions in 48 Lok Sabha constituencies, with registrations open until September 20. On September 25, the birth anniversary of Pandit Deendayal Upadhyay, the party will organise Pratima Poojan ceremonies and Prabuddha Sammelans to communicate the nation’s progress to the public. Additional Initiatives Alongside these events, the BJP will also host programmes to honour the disabled, promote tree plantation, encourage the use of Khadi, spread the ‘Vocal for Local’ message, and conduct a state-level drawing competition on the theme of Viksit Bharat. Chavan concluded that the initiative embodies the BJP’s principle that “organization is strength and service is the goal,” adding that the service fortnight represents the party’s collective commitment to society through dedication and public participation. RECENT STORIES</w:t>
       </w:r>
     </w:p>
     <w:p>
@@ -74,6 +74,37 @@
     </w:p>
     <w:p>
       <w:r>
+        <w:t>Title: A Prime Minister has his birthday, a party throws parties</w:t>
+      </w:r>
+    </w:p>
+    <w:p>
+      <w:r>
+        <w:t xml:space="preserve">URL: </w:t>
+      </w:r>
+      <w:hyperlink r:id="rId11">
+        <w:r>
+          <w:rPr>
+            <w:color w:val="0000FF"/>
+          </w:rPr>
+          <w:t>https://indianexpress.com/article/political-pulse/a-prime-minister-has-his-birthday-a-party-throws-parties-10253607/</w:t>
+        </w:r>
+      </w:hyperlink>
+    </w:p>
+    <w:p>
+      <w:r>
+        <w:t>Content: Express News Service TO MARK Prime Minister Narendra Modi’s birthday on Wednesday, and to celebrate him turning 75, BJP units and governments across the country have announced a series of plans. The Varanasi Municipal Corporation has announced that it will inaugurate and lay the foundation stone of projects worth Rs 111 crore. The municipal body will also cut a 75-kg cake, Varanasi Mayor Ashok Tiwari said Tuesday. Modi is the MP from the Varanasi Lok Sabha seat. The Delhi government – the BJP returned to power in the Capital earlier this year after more than 25 years – will launch 500 creches for children of women working as labourers in the city. In Maharashtra, where there is a BJP-led government tpp, party president Ravindra Chavan has announced more than one lakh cataract surgeries over a fortnight-long drive. Modi himself will be in Madhya Pradesh, also a BJP-ruled state, to inaugurate the ‘Seva Pakhwada’ or ‘service fortnight’, which the party has made an annual feature around his birthday. During his Madhya Pradesh visit, Modi will also launch a ‘Swasth Nari Sashakt Parivar Abhiyan’, at Bhainsola village in Dhar district, as part of which camps will be organised for the health and nutrition of women. Ten years of celebrations On his first birthday as PM in 2014, when Modi turned 64, he went to Ahmedabad to meet his mother Hiraben. That year, he had requested party workers not to celebrate the day and instead contribute to relief efforts in Jammu and Kashmir, as it was recovering from floods. On Modi’s 65th birthday in 2015, over a year after the Swachh Bharat campaign was rolled out, cleanliness was the focus. In 2016, Modi was again in Gujarat on his birthday to meet his mother. Meanwhile, across the country, the BJP organised blood donation camps, cleanliness drives and charity events. In Delhi, then Union Railway Minister Suresh Prabhu cut a 500-kg laddoo at an event organised by Sulabh International to mark the day. In 2017, while the PM made a trip to Hiraben, the BJP observed ‘Seva Diwas’ across the country, with party leaders attending medical camps, blood donation events, and taking part in cleanliness drives. On September 17, 2018, his last birthday before the following Lok Sabha elections, Modi celebrated the day in Varanasi and interacted with students. In 2019, after a meeting with his mother, the PM visited the Sardar Sarovar Dam in Kevadiya, Gujarat, and addressed a public rally. This was just a month after the abrogation of Article 370, which granted special status to Jammu and Kashmir, and the topic figured prominently in his speech. The fact that he chose the site, which also hosts a grand statue of Vallabhbhai Patel, for the rally was also significant – the BJP credits Patel with “unifying India”, with J&amp;K’s “full integration” seen as an unfinished ambition of the late Congress stalwart. The Ahmedabad District Education Department, on its part, marked the PM’s birthday by asking government, grant-in-aid and self-financed secondary and higher secondary schools to arrange special lectures, group discussions; debates, essays and elocution competitions; and other similar contests on the subject of Article 370 during their assembly that day. In 2020, on Modi’s 70th birthday, blood donation camps, meetings and camps to distribute food were held at 70 different places. The year 2021 marked Modi’s uninterrupted “20 years’ run in public office” – as designated by the BJP, counting his tenure as Gujarat Chief Minister starting in 2001 – and the celebration was accordingly ramped up. Events were held across three weeks, including the distribution of 14 crore ration bags with Modi’s photo, five crore “Thank-you Modiji” postcards mailed from booths nationwide, and 71 spots where river clean-ups were held. This was right after the second wave of the Covid-19 pandemic in India and, coinciding with September 17, over two crore Covid-19 vaccine doses were administered to beneficiaries. That year, the Union Ministry of Culture joined the celebrations with an e-auction of gifts and mementos received by the PM. On the block were as many as 1,300 items, which included the javelin thrown by Neeraj Chopra for his Olympic gold medal, sports gear and equipment of other medal-winning Olympians and Paralympians, a replica of the Ayodhya Ram Mandir presented by Uttar Pradesh Chief Minister Yogi Adityanath, and a wooden replica of the Chardham given by the Uttarakhand government. In 2022, as the PM turned 72, the ruling party arranged blood donation camps and outreach programmes. Then, seven decades after they became extinct in India, eight cheetahs from Namibia were released into an enclosure at the Kuno National Park in Madhya Pradesh by Modi himself. In 2023, with the countdown to the next Lok Sabha elections starting, Modi was again in Varanasi – this time to launch ‘Vishwakarma Yojana’ to enhance the “skilling” of craftsmen and artisans. Infrastructure projects including an India International Convention and Expo Centre and the extension of the Delhi Airport Express Line were also launched. In 2024, having returned to power for the third time in a row, Modi chose Odisha for his birthday visit. The BJP had formed its first government on its own in the state earlier that year. The PM interacted with beneficiaries of the Pradhan Mantri Awas Yojana, laid foundation stones for projects as well as inaugurated development projects worth more than Rs 3,800 crore in Bhubaneswar. He also launched the Subhadra Yojana, the Odisha government’s scheme to transfer Rs 10,000 per year to eligible women beneficiaries in the state between the ages of 21 and 60.</w:t>
+      </w:r>
+    </w:p>
+    <w:p>
+      <w:pPr>
+        <w:pStyle w:val="Heading3"/>
+      </w:pPr>
+      <w:r>
+        <w:t>Article 4</w:t>
+      </w:r>
+    </w:p>
+    <w:p>
+      <w:r>
         <w:t>Title: One lakh cataract surgeries in Maharashtra to mark Modi's birthday: BJP</w:t>
       </w:r>
     </w:p>
@@ -81,7 +112,7 @@
       <w:r>
         <w:t xml:space="preserve">URL: </w:t>
       </w:r>
-      <w:hyperlink r:id="rId11">
+      <w:hyperlink r:id="rId12">
         <w:r>
           <w:rPr>
             <w:color w:val="0000FF"/>
@@ -100,69 +131,7 @@
         <w:pStyle w:val="Heading3"/>
       </w:pPr>
       <w:r>
-        <w:t>Article 4</w:t>
-      </w:r>
-    </w:p>
-    <w:p>
-      <w:r>
-        <w:t>Title: Prime Minister Narendra Modi To Lay Foundation Of PM MITRA Park, Launch 'Sewa Pakhwada' in Madhya Pradesh On September 17 To Mark His Birthday</w:t>
-      </w:r>
-    </w:p>
-    <w:p>
-      <w:r>
-        <w:t xml:space="preserve">URL: </w:t>
-      </w:r>
-      <w:hyperlink r:id="rId12">
-        <w:r>
-          <w:rPr>
-            <w:color w:val="0000FF"/>
-          </w:rPr>
-          <w:t>https://www.etvbharat.com/en/!bharat/pm-modi-to-lay-foundation-of-pm-mitra-park-launch-sewa-pakhwada-in-madhya-pradesh-on-september-17-enn25091602243</w:t>
-        </w:r>
-      </w:hyperlink>
-    </w:p>
-    <w:p>
-      <w:r>
-        <w:t>Content: National ETV Bharat / bharat By PTI Published : September 16, 2025 at 1:20 PM IST Updated : September 16, 2025 at 4:17 PM IST New Delhi: Launch of a host of welfare and development initiatives on Wednesday by the BJP and its governments at the Centre and in states will mark the 75th birthday of Prime Minister Narendra Modi, who will kick off a fortnight-long nationwide health and nutrition campaign from Madhya Pradesh. Modi will launch the "Swasth Nari Sashakt Parivar" and the eighth National Nutritional Month from Dhar. He will unveil several other development initiatives and address a public meeting, an official statement said. टेक्सटाइल क्षेत्र में नई क्रांति की आधारशिला रखेगा धार जिला...यशस्वी प्रधानमंत्री श्री @narendramodi जी के मध्यप्रदेश आगमन के साथ ही प्रदेश को मिलेगा देश का पहला PM MITRA Park.🗓️ 17 सितम्बर, 2025📍 भैंसोला, जिला धार#PMMITRAParkDhar pic.twitter.com/o0Vr4xah7D "More than one lakh health camps will be organised, making this the largest ever health outreach for women and children in the country. Daily health camps will be held in all government health facilities nationwide," it said. The BJP's organisation will hold many such initiatives, including blood donation and health camps, across the country. The programmes are part of the "Sewa Pakhwada" that the ruling party is observing between September 17 and October 2, which is Mahatma Gandhi's birth anniversary, to celebrate the birthday of its leader whose stewardship has taken the BJP to new highs and made it a dominant political force for over a decade. Swadeshi fairs to promote made-in-India goods, "Modi Vikas Marathon", drawing contests on Viksit Bharat, interaction with intellectuals, blood donation and medical camps, and cleanliness campaigns will be held through the period across the country with the involvement of the party's organisation, central government or the states where it is in power. Home Minister Amit Shah will launch several such initiatives in the national capital. In Dhar, Modi will also transfer funds under the "Pradhan Mantri Matru Vandana Yojana" directly into the bank accounts of nearly 10 lakh eligible women and also unveil the "Suman Sakhi Chatbot" to raise awareness on maternal and child health. The chatbot will provide timely and accurate information to pregnant women in rural and remote areas, ensuring access to essential health services, the statement said. As part of a campaign against sickle cell anaemia, Modi will give the 10 millionth Sickle Cell Screening and Counselling Card in the state. Under "Adi Karmyogi Abhiyan", Modi will launch an exercise in the state that will symbolise the confluence of tribal pride and the spirit of nation-building. The initiative will include a series of service-oriented activities in tribal regions, focusing on health, education, nutrition, skill development, livelihood enhancement, sanitation, water conservation and environmental protection, the statement said. In line with his 5F Vision – Farm to Fibre, Fibre to Factory, Factory to Fashion, and Fashion to Foreign, the prime minister will inaugurate the PM MITRA Park in Dhar. Spread over more than 2,150 acres, the park will be equipped with world-class facilities, including a common effluent treatment plant, solar power plant, modern roads among others, making it an ideal industrial township. The statement said it will also significantly benefit the cotton growers in the region by enhancing farmers’ income by providing better value for their produce. Various textile companies have committed investment proposals worth over Rs 23,140 crore, paving the way for new industries and large-scale employment. It will generate nearly 3 lakh employment opportunities while significantly boosting exports. The prime minister has often taken up development initiatives on his birthday. He was in Odisha last year, during which he had launched the state government's flagship women-centric initiative, Subhadra Yojana, besides railway and national highway projects. Meanwhile, in Modi's Lok Sabha constituency Varanasi, the municipal corporation will inaugurate and lay the foundation stone of projects worth Rs 111 crore, Mayor Ashok Tiwari said. Delhi government will launch 500 creches for children of women working as labourers in the city on the occasion of Prime Minister Modi's birthday on September 17, Chief Minister Rekha Gupta said. In Maharashtra, the BJP plans to organise more than one lakh cataract surgeries and eye check-ups of at least 10 lakh people and distribute spectacles to the needy during a drive from September 17 to October 2, state BJP president Ravindra Chavan said. The Odisha government is planning to plant 75 lakh saplings on Wednesday, the state's Additional Chief Secretary of Forest Satyabrat Sahu said. Also Read Elaborate Arrangements In Arunachal Ahead Of PM Modi's Visit On September 22 For All Latest Updates TAGGED: 'My Words Distorted': Mamata U-Turn Of Her Durgapur Gangrape Remark Amid Oppn Backlash Canadian Foreign Minister Anita Anand Arrives In Delhi, To Meet Jaishankar Healy's Masterclass Ton Powers Australia To Record Chase Against India IPS Officer Death: SC Mahapanchayat Gives 48 Hour To Haryana Govt To Remove DGP 'Financial Fraud': 32 Cases Registered Against Jawed Habib, Son; Lookout Notice Issued Japanese Disciple And Kerala Guru Keep Spirit Of Kalaripayattu Alive Western Ghats Species Thrive In Chhattisgarh's Udanti Sitanadi Tiger Reserve; Forest Dept Releases Pictures Back To School | Cracking The Code Of Lightning &amp; Thunderstorms: Facts We Hold, Forecasts We Can't Make Fertility In Rural India Is At Its Lowest, What Does This Mean For The Future? Copyright © 2025 Ushodaya Enterprises Pvt. Ltd., All Rights Reserved.</w:t>
-      </w:r>
-    </w:p>
-    <w:p>
-      <w:pPr>
-        <w:pStyle w:val="Heading3"/>
-      </w:pPr>
-      <w:r>
         <w:t>Article 5</w:t>
-      </w:r>
-    </w:p>
-    <w:p>
-      <w:r>
-        <w:t>Title: Maharashtra BJP Launches 'Seva Pandharwada' To Mark PM Modi’s 75th Birthday</w:t>
-      </w:r>
-    </w:p>
-    <w:p>
-      <w:r>
-        <w:t xml:space="preserve">URL: </w:t>
-      </w:r>
-      <w:hyperlink r:id="rId13">
-        <w:r>
-          <w:rPr>
-            <w:color w:val="0000FF"/>
-          </w:rPr>
-          <w:t>https://www.freepressjournal.in/mumbai/maharashtra-bjp-launches-seva-pandharwada-to-mark-pm-modis-75th-birthday</w:t>
-        </w:r>
-      </w:hyperlink>
-    </w:p>
-    <w:p>
-      <w:r>
-        <w:t>Content: The Maharashtra unit of the Bharatiya Janata Party (BJP) has announced a fortnight-long programme of social initiatives to mark the 75th birthday of Prime Minister Narendra Modi. The campaign, titled ‘Seva Pandharwada’ (Service Fortnight), will run from September 17 to October 2, focusing on a wide range of public welfare activities across the state. BJP state president Ravindra Chavan, while addressing the media on Tuesday, said the fortnight is not just a celebration but a people-centric movement aimed at spreading awareness about the central government’s welfare schemes, along with issues like cleanliness, environmental protection, and self-reliance. He appealed to all MPs, MLAs, ministers, office-bearers, and grassroots workers to actively participate at booth and mandal levels to make the campaign more impactful. Free Surgeries and Health Initiatives The programme will feature over one lakh free cataract surgeries under the ‘Namo Netra Sanjeevani’ initiative, alongside eye check-ups and the distribution of spectacles to more than ten lakh people. Blood donation drives, health camps, cleanliness campaigns, and awareness programmes are also planned across the state. Revenue Fortnight in Pune On September 17, Modi’s birthday, a special ‘Mahsool Pandharwada’ (Revenue Fortnight) will be inaugurated in Pune under the leadership of Revenue Minister Chandrashekhar Bawankule. Chavan said that through this event, the party aims to extend the benefits of public welfare schemes to more than 50 lakh people. Youth Engagement through Marathon As part of the campaign, the BJP Yuva Morcha has scheduled a ‘Modi Vikas Marathon’ in all major districts on September 21. Chavan said the marathon is intended to encourage youth participation in nation-building and give momentum to the vision of ‘Viksit Bharat 2047’. Sports, Cultural and Commemorative Events Other activities include MP Cup sports competitions in 48 Lok Sabha constituencies, with registrations open until September 20. On September 25, the birth anniversary of Pandit Deendayal Upadhyay, the party will organise Pratima Poojan ceremonies and Prabuddha Sammelans to communicate the nation’s progress to the public. Additional Initiatives Alongside these events, the BJP will also host programmes to honour the disabled, promote tree plantation, encourage the use of Khadi, spread the ‘Vocal for Local’ message, and conduct a state-level drawing competition on the theme of Viksit Bharat. Chavan concluded that the initiative embodies the BJP’s principle that “organization is strength and service is the goal,” adding that the service fortnight represents the party’s collective commitment to society through dedication and public participation. RECENT STORIES</w:t>
-      </w:r>
-    </w:p>
-    <w:p>
-      <w:pPr>
-        <w:pStyle w:val="Heading3"/>
-      </w:pPr>
-      <w:r>
-        <w:t>Article 6</w:t>
       </w:r>
     </w:p>
     <w:p>
@@ -174,7 +143,7 @@
       <w:r>
         <w:t xml:space="preserve">URL: </w:t>
       </w:r>
-      <w:hyperlink r:id="rId14">
+      <w:hyperlink r:id="rId13">
         <w:r>
           <w:rPr>
             <w:color w:val="0000FF"/>
@@ -193,7 +162,7 @@
         <w:pStyle w:val="Heading3"/>
       </w:pPr>
       <w:r>
-        <w:t>Article 7</w:t>
+        <w:t>Article 6</w:t>
       </w:r>
     </w:p>
     <w:p>
@@ -205,7 +174,7 @@
       <w:r>
         <w:t xml:space="preserve">URL: </w:t>
       </w:r>
-      <w:hyperlink r:id="rId15">
+      <w:hyperlink r:id="rId14">
         <w:r>
           <w:rPr>
             <w:color w:val="0000FF"/>
@@ -224,7 +193,7 @@
         <w:pStyle w:val="Heading3"/>
       </w:pPr>
       <w:r>
-        <w:t>Article 8</w:t>
+        <w:t>Article 7</w:t>
       </w:r>
     </w:p>
     <w:p>
@@ -236,7 +205,7 @@
       <w:r>
         <w:t xml:space="preserve">URL: </w:t>
       </w:r>
-      <w:hyperlink r:id="rId16">
+      <w:hyperlink r:id="rId15">
         <w:r>
           <w:rPr>
             <w:color w:val="0000FF"/>
@@ -255,30 +224,30 @@
         <w:pStyle w:val="Heading3"/>
       </w:pPr>
       <w:r>
-        <w:t>Article 9</w:t>
+        <w:t>Article 8</w:t>
       </w:r>
     </w:p>
     <w:p>
       <w:r>
-        <w:t>Title: Vaibhav Khedekar to Join BJP? वैभव खेडेकरांचा भाजप प्रवेश?राणे पिता-पुत्रांच्या उपस्थितीत प्रवेशाची शक्यता</w:t>
+        <w:t>Title: Vaibhav Khedekar : खेडमध्ये मोठी राजकीय घडामोड! खेडेकरांचा रखडलेला भाजपत प्रवेश उद्याच होणार?</w:t>
       </w:r>
     </w:p>
     <w:p>
       <w:r>
         <w:t xml:space="preserve">URL: </w:t>
       </w:r>
-      <w:hyperlink r:id="rId17">
+      <w:hyperlink r:id="rId16">
         <w:r>
           <w:rPr>
             <w:color w:val="0000FF"/>
           </w:rPr>
-          <w:t>https://www.navakal.in/news/vaibhav-khedekar-to-join-bjp-news/</w:t>
+          <w:t>https://sarkarnama.esakal.com/maharashtra/konkan/former-khed-nagaradhyaksh-vaibhav-khedekar-to-join-bjp-in-ratnagiri-tomorrow-as11</w:t>
         </w:r>
       </w:hyperlink>
     </w:p>
     <w:p>
       <w:r>
-        <w:t>Content: Vaibhav Khedekar to Join BJP? – मनसेतून (MNS)हकालपट्टी झालेले खेड नगरपालिकेचे माजी नगराध्यक्ष वैभव खेडेकर (Vaibhav Khedekar) यांचा उद्या भाजपात... Vaibhav Khedekar to Join BJP? – मनसेतून (MNS)हकालपट्टी झालेले खेड नगरपालिकेचे माजी नगराध्यक्ष वैभव खेडेकर (Vaibhav Khedekar) यांचा उद्या भाजपात प्रवेश होणार असल्याचे सांगितले जात आहे. भाजपच्या (BJP) मुख्यालयात प्रदेशाध्यक्ष रविंद्र चव्हाण (Ravindra Chavhan)यांच्या उपस्थितीत होणा-या या प्रवेश सोहळ्यास माजी मुख्यमंत्री व खासदार नारायण राणे, मत्यव्यवसाय मंत्री नितीश राणे यांचीही विशेष उपस्थिती राहील, अशी माहिती आहे. यापूर्वी खेडेकरांच्या भाजप पक्ष प्रवेशासाठी ४ सप्टेंबर ही तारीख जाहीर करण्यात आली होती. मात्र ऐनवेळी हा पक्ष प्रवेश पुढे ढकलण्यात आल्याने उद्या तरी खेडेकरांचा भाजप प्रवेश होणार की नाही, याबाबत साशंकता व्यक्त केली जात आहे. पक्षविरोधी कारवाया केल्याचा ठपका ठेवत खेडकर यांची २५ ऑगस्ट रोजी मनसेतून हकालपट्टी करण्यात आली होती. गाडी सजली, प्रवेश लांबला राज्यात मराठा आणि ओबीसी आरक्षणासंदर्भातील मुद्द्यामुळे वातावरण संवेदनशील आहे. यामुळेच आपल्या भाजपा प्रवेशाची तारीख पुढे ढकलण्यात आली असल्याचा खुलासा तेव्हा खेडेकरांनी केला होता.कोकणात खेडेकर यांचा पक्षप्रवेश मोठ्या उत्साहात साजरा होणार होता. कार्यकर्त्यांनी त्यांच्या स्वागतासाठी केलेली खास वाहन सजावट चर्चेचा विषय ठरली. या वाहनावर कोकणचा ढाण्या वाघ माननीय वैभव खेडेकर यांचा जाहीर प्रवेश असे लिहिले होते . त्यावर खेडेकर यांचा फेटा घातलेला फोटो आणि भाजपाचे पक्षचिन्ह ठळकपणे झळकत होते. रामदास कदमांना आव्हानभाजपची खेळी (Challenge to Ramdas Kadam) खेड-दापोलीच्या राजकारणात शिवसेना(शिंदे) गटाचे नेते रामदास कदम आणि खेडेकर हे एकमेकांचे कट्टर प्रतिस्पर्धी म्हणून ओळखले जातात. खेडेकरांना भाजपात घेऊन माजी मंत्री रामदास कदम यांच्या वर्चस्वाला आव्हान देण्याची खेळी भाजपतर्फे खेळली जात आहे. महाविकास आघाडी सरकारच्या काळात मनसेच्या खेडेकर यांना राष्ट्रवादी काँग्रेसचे खासदार सुनिल तटकरे यांच्याकडून मोठ्या प्रमाणात शासकीय निधी दिला गेला. पण सत्तेत सहभागी असलेल्या शिवसेनेला निधी मिळत नसल्याची जाहीर तक्रार रामदास कदम यांनी तेव्हा केली होती. खेड नगरपालिकेत त्यांची एकेकाळी एकहाती सत्ता होती. त्यांची ही सत्ता गेल्यानंतर गेल्या नगरपालिका निवडणुकीत त्यांनी व त्यांच्या समर्थकांनी अफक्ष निवडणूक लढवली होती. या निवडणुकीत ते नगराध्यक्ष निवड़ून आले. मात्र त्यांच्या समर्थकांना अपेक्षित यश मिळू शकले नाही. याच काळात त्यांच्या अनेक विश्वासू कार्यकर्त्यांनी त्यांची साथ सोडून शिवसेना शिंदे गट, शिवसेना ठाकरे गटासह अन्य पक्षांमध्ये प्रवेश केला. भ्रष्टाचाराचे गंभीर आरोप (Corruption Allegations) नगराध्यक्ष पदाची त्यांची मुदत संपल्यावर त्यांच्यावर २० हून अधिक प्रकरणी भ्रष्टाचाराचे गंभीर आरोप झाले होते. काही प्रकरणी त्यांच्यावर गुन्हेही दाखल झाले आहेत. तसेच त्यांना न्यायालयाने नगरपालिकेची निवडणूक लढण्यास मनाई केली होती. रामदास कदम यांनीही त्यांच्यावर गंभीर आरोप केले होते. हे देखील वाचा – उत्तर प्रदेशमध्ये जातींवर आधारित राजकीय मोर्चे काढण्यावर बंदी क्लबमध्ये मुलींसाठी सुविधा हव्यात!सचिन तेंडुलकर यांचे आवाहन लॅपटॉपवर तब्बल 30 हजारांची सूट, Flipkart च्या सेलमध्ये धमाकेदार डील Add. Display : +91 8108116423 / +91 8108116429 | Classified : +91 8422817445</w:t>
+        <w:t>Content: रत्नागिरी जिल्ह्यातील खेडचे माजी नगराध्यक्ष वैभव खेडेकर उद्या भाजपमध्ये प्रवेश करणार आहेत. या प्रवेशामुळे भाजपची ताकद कोकणात वाढण्याची शक्यता आहे. रत्नागिरी आणि खेड तालुक्यातील राजकीय समीकरणांमध्ये बदल होण्याची चिन्हे आहेत. Ratnagiri News : तळ कोकणातील रत्नागिरी जिल्ह्यात मनसेनं मोठी कारवाई करत खेडचे माजी नगराध्यक्ष वैभव खेडेकर यांच्यासह तिघांची हकालपट्टी केली होती. त्यानंतर नाराज झालेल्या खेडेकरांनी थेट भाजपचा रस्ता धरत प्रवेश करणार असल्याचे जाहीर केले होते. पण त्यांचा प्रवेश काहील कारणामुले रखडला होता. मात्र आता त्यांच्या प्रवेशाचा मुहूर्त ठरला असून ते मंगळवारी (ता.23 सप्टेंबर रोजी) भाजप प्रवेश करतील, अशी चर्चा राजकीय वर्तुळात रंगू लागली आहे. मात्र हा प्रवेश त्यांच्या राजकीय पुनरागमनाचा प्रयत्न असला तरी, तो भ्रष्टाचाराच्या गंभीर आरोपांच्या सावटाखाली होत असल्याची कुजबूज खेडच्या राजकीय वर्तुळात आहे. आगामी स्थानिकच्या तोंडावर तळ कोकणातील राजकारणात खळबळ उडवून देणारा निर्णय मनसेनं घेतला. मनसे प्रमुख राज ठाकरे यांनी खेडेकर यांच्यासह तिघांवर पक्षविरोधी भूमिका घेतल्याने हाकालपट्टीची कारवाई केली. त्यांच्या कारवाई नंतर लगेच भाजप नेते नितेश राणे आणि राष्ट्रवादीचे आमदार शेखर निकम यांनी फोन केला होता. त्यामुळे ते भाजपबरोबर जातील अशी शक्यता व्यक्त करण्यात आली होती. ही शक्यता खरी ठरली असून त्यांचा या महिन्याच्या पहिल्याच आठवड्यात पक्ष प्रवेश होणार होता. मात्र तो रखडला. यामुळे राजकीय वर्तुळात चर्चांना उधाण आले होते. त्याचे नेमकं कारण काय असाही सवाल त्यांचे कार्यकर्ते करताना दिसत होते. दरम्यान आता खेडेकर यांचा रखडलेल्या भाजपमध्ये प्रवेश होणार असल्याची माहिती समोर आली आहे. ते मंगळवारी (ता.23 सप्टेंबर रोजी) भाजप प्रवेश करणार असून सर्व तयारी झाल्याची चर्चा राजकीय वर्तुळात सुरू आहे. हा प्रवेश रविंद्र चव्हाण यांच्या उपस्थित पार पडणार असून मंत्री नितेश राणे, खासदार नारायण राणे उपस्थित राहण्याची शक्यता आहे. तर हा पक्षप्रवेश मुंबई भाजपच्या पक्ष कार्यालयात होणार आहे. गेल्या दहा वर्षांत खेडेकर तळ कोकणाच्या राजकारणात असून त्यांची सतत पिछेहाट होताना दिसत आहे. खेड नगरपालिकेतील एकहाती सत्ता गेल्यानंतर गत निवडणुकीत खेडेकर अपक्ष निवडून आले आणि नगराध्यक्ष झाले. मात्र त्यांना अपेक्षित यश आले नाही. यादरम्यान राज्यात झालेले सत्तांतर आणि बदललेली समिकरणांमुळे त्यांच्या विश्वासूंनी एकनाथ शिंदे यांची शिवसेना, उद्धव ठाकरेंची उबाठासह इतर पक्षांची वाट धरली. त्याचबरोबर खेडेकर यांचे नगराध्यक्षपद संपताच त्यांच्यावर 20 पेक्षा जास्त प्रकरणांत भ्रष्टाचाराचे आरोप झाले. जे शिवसेना नेते रामदास कदम यांनी केले होते. त्यावरून काही प्रकरणांत गुन्हेही दाखल झाले. ज्यामुळे न्यायालयाने त्यांना पालिकेची निवडणूक लढवण्यास मनाईही केली होती. सध्याच्या घडीला ते भाजपमध्ये प्रवेश करत असून त्यामुळे त्यांना वैयक्तिक लाभ मिळेल असे नाही. पण त्यांच्या वैयक्तिक राजकीय पुनरुज्जीवनामुळे भाजपसाठी चांगलेच फायद्याचे ठरणार आहे. दरम्यान उद्या होणारा पक्ष प्रवेश फक्त चर्चा असून त्याची अधिकृत घोषणा भाजपकडून झालेले नाही. त्यामुळे खरेच उद्या त्यांचा पक्ष प्रवेश होणार का? याबाबत संभ्रम कायम आहे. 1. वैभव खेडेकर कोण आहेत?ते रत्नागिरी जिल्ह्यातील खेडचे माजी नगराध्यक्ष आहेत. 2. ते कोणत्या पक्षात प्रवेश करणार आहेत?ते भाजपमध्ये प्रवेश करणार आहेत. 3. पक्षप्रवेश कधी होणार आहे?उद्या हा पक्षप्रवेश होणार आहे. 4. या प्रवेशाचा फायदा कोणाला होईल?भाजपला कोकणात राजकीय ताकद वाढवण्यास मदत होईल. 5. रत्नागिरीच्या राजकारणावर काय परिणाम होईल?भाजप अधिक मजबूत होईल आणि स्थानिक राजकीय समीकरणं बदलू शकतात. सरकारनामाचे सदस्य व्हा शॉपिंगसाठी 'सकाळ प्राईम डील्स'च्या भन्नाट ऑफर्स पाहण्यासाठी क्लिक करा. Read Latest Marathi Political News, Breaking Political News from Maharashtra, India, Pune &amp; Mumbai at Sarkarnama. To Get Live Political Marathi News on Mobile, Download the Sarkarnama Mobile App for Android and IOS. सरकारनामा आता सर्व सोशल मीडिया प्लॅटफॉर्मवर. ताज्या राजकीय घडामोडींसाठी फेसबुक, ट्विटर, इन्स्टाग्राम, शेअर चॅट, टेलिग्रामवर आणि व्हॉट्सॲप आम्हाला फॉलो करा. तसेच, सरकारनामा यूट्यूब चॅनेलला आजच सबस्क्राइब करा. Follow Us Copyright © 2025 Sakal Media Group – All Rights Reserved Powered by Quintype वेबसाईटवर ब्राउझिंगचा अनुभव सर्वोत्तम असावा, यासाठी आम्ही कुकीजचा वापर करतो. कुकीजमुळे तुम्हाला तुमच्या आवडत्या मजकुराची शिफारस करता येते. आमचे गोपनीयता आणि कुकीजसंदर्भातील धोरण तुम्हाला मान्य आहे.</w:t>
       </w:r>
     </w:p>
     <w:p>
@@ -286,7 +255,7 @@
         <w:pStyle w:val="Heading3"/>
       </w:pPr>
       <w:r>
-        <w:t>Article 10</w:t>
+        <w:t>Article 9</w:t>
       </w:r>
     </w:p>
     <w:p>
@@ -298,7 +267,7 @@
       <w:r>
         <w:t xml:space="preserve">URL: </w:t>
       </w:r>
-      <w:hyperlink r:id="rId18">
+      <w:hyperlink r:id="rId17">
         <w:r>
           <w:rPr>
             <w:color w:val="0000FF"/>
@@ -317,7 +286,7 @@
         <w:pStyle w:val="Heading3"/>
       </w:pPr>
       <w:r>
-        <w:t>Article 11</w:t>
+        <w:t>Article 10</w:t>
       </w:r>
     </w:p>
     <w:p>
@@ -329,7 +298,7 @@
       <w:r>
         <w:t xml:space="preserve">URL: </w:t>
       </w:r>
-      <w:hyperlink r:id="rId19">
+      <w:hyperlink r:id="rId18">
         <w:r>
           <w:rPr>
             <w:color w:val="0000FF"/>
@@ -348,7 +317,7 @@
         <w:pStyle w:val="Heading3"/>
       </w:pPr>
       <w:r>
-        <w:t>Article 12</w:t>
+        <w:t>Article 11</w:t>
       </w:r>
     </w:p>
     <w:p>
@@ -360,7 +329,7 @@
       <w:r>
         <w:t xml:space="preserve">URL: </w:t>
       </w:r>
-      <w:hyperlink r:id="rId20">
+      <w:hyperlink r:id="rId19">
         <w:r>
           <w:rPr>
             <w:color w:val="0000FF"/>
@@ -379,7 +348,7 @@
         <w:pStyle w:val="Heading3"/>
       </w:pPr>
       <w:r>
-        <w:t>Article 13</w:t>
+        <w:t>Article 12</w:t>
       </w:r>
     </w:p>
     <w:p>
@@ -391,7 +360,7 @@
       <w:r>
         <w:t xml:space="preserve">URL: </w:t>
       </w:r>
-      <w:hyperlink r:id="rId21">
+      <w:hyperlink r:id="rId20">
         <w:r>
           <w:rPr>
             <w:color w:val="0000FF"/>
@@ -410,7 +379,7 @@
         <w:pStyle w:val="Heading3"/>
       </w:pPr>
       <w:r>
-        <w:t>Article 14</w:t>
+        <w:t>Article 13</w:t>
       </w:r>
     </w:p>
     <w:p>
@@ -422,7 +391,7 @@
       <w:r>
         <w:t xml:space="preserve">URL: </w:t>
       </w:r>
-      <w:hyperlink r:id="rId22">
+      <w:hyperlink r:id="rId21">
         <w:r>
           <w:rPr>
             <w:color w:val="0000FF"/>
@@ -441,7 +410,7 @@
         <w:pStyle w:val="Heading3"/>
       </w:pPr>
       <w:r>
-        <w:t>Article 15</w:t>
+        <w:t>Article 14</w:t>
       </w:r>
     </w:p>
     <w:p>
@@ -453,7 +422,7 @@
       <w:r>
         <w:t xml:space="preserve">URL: </w:t>
       </w:r>
-      <w:hyperlink r:id="rId23">
+      <w:hyperlink r:id="rId22">
         <w:r>
           <w:rPr>
             <w:color w:val="0000FF"/>
@@ -465,6 +434,37 @@
     <w:p>
       <w:r>
         <w:t>Content: ◼️ पंतप्रधानांच्या वाढदिवसाचे औचित्य साधून स्वच्छतादूतांचा सन्मान; रवींद्र चव्हाण यांना वाढदिवसाच्या शुभेच्छा रत्नागिरी: पंतप्रधान नरेंद्र मोदी यांच्या वाढदिवसापासून ते महात्मा गांधी जयंतीपर्यंत चालणाऱ्या ‘सेवा पंधरवडा’ आणि भाजपा प्रदेशाध्यक्ष आमदार रवींद्र चव्हाण यांच्या वाढदिवसाचं औचित्य साधून रत्नागिरीतील भाजपच्या माजी नगरसेवकांनी एक स्तुत्य उपक्रम राबवला आहे. शहराच्या स्वच्छतेसाठी अहोरात्र झटणाऱ्या स्वच्छता दूतांना आवश्यक अशी स्वच्छता उपकरणं वाटून त्यांचा सन्मान करण्यात आला. यामुळे स्वच्छतादूतांमध्ये समाधानाचं वातावरण होतं. स्वच्छता दूतांसाठी आवश्यक साहित्याचे वाटपरत्नागिरी शहराला स्वच्छ ठेवण्यासाठी स्वच्छतादूत अत्यंत प्रामाणिकपणे आपलं काम करतात. अनेकदा आवश्यक साहित्याची कमतरता असल्यामुळे त्यांना अडचणींचा सामना करावा लागतो. ही बाब लक्षात घेऊन भाजपच्या माजी नगरसेवकांनी पुढाकार घेत १०० गमबूट, २५ घमेली, २५ फावडे, ५० खुरपी आणि १०० जोड्या हँडग्लोज स्वखर्चाने खरेदी करून स्वच्छतादूतांना वितरित केल्या. या वेळी सर्वांना अल्पोपहारही देण्यात आला. हे साहित्य मिळाल्यानंतर स्वच्छतादूतांनी आभार व्यक्त केले आणि भाजप प्रदेशाध्यक्ष रवींद्र चव्हाण यांना वाढदिवसाच्या शुभेच्छा दिल्या. या कार्यक्रमाला माजी जिल्हाध्यक्ष सचिन वहाळकर, माजी नगरसेवक राजू तोडणकर, मुन्ना चवंडे, उमेश कुळकर्णी, समीर तिवरेकर, मानसी करमरकर, माजी शहराध्यक्ष सचिन करमरकर यांच्यासह स्वच्छता निरीक्षक संदेश कांबळे, हर्षवर्धन काटकर, प्रशासकीय अधिकारी श्री. बेहरे आणि विद्युत निरीक्षक जितेंद्र विचारे उपस्थित होते. नागरिकांनाही स्वच्छतेसाठी सहभागाचं आवाहनया वेळी बोलताना माजी नगरसेवक उमेश कुळकर्णी यांनी सांगितलं की, “आम्ही फार मोठं काम केलेलं नाही. खरं काम तर हे स्वच्छतादूत करतात आणि त्यांच्यामुळेच रत्नागिरी शहर स्वच्छ राहू शकतं. परंतु, केवळ त्यांच्या कामावर अवलंबून न राहता नागरिकांनीही सहकार्य करावं. कचरा रस्त्यावर न टाकता तो वर्गीकृत करून घंटागाडीमध्येच द्यावा.” स्वच्छता साहित्याची ही मदत मिळाल्यानंतर सर्व स्वच्छतादूत तातडीने भाट्ये येथील स्वच्छतेच्या कामासाठी रवाना झाले. कामावर जाण्याची त्यांची लगबग सुरू असली तरी त्यांनी भाजपच्या माजी नगरसेवकांप्रति कृतज्ञता व्यक्त केली. दैनिक रत्नागिरी खबरदारISO 9001:2015 CERTIFIED(RNI NO. MAHMAR/2013/57411)शासनमान्य रजिस्टर न्यूजपेपर11:18 20-09-2025</w:t>
+      </w:r>
+    </w:p>
+    <w:p>
+      <w:pPr>
+        <w:pStyle w:val="Heading3"/>
+      </w:pPr>
+      <w:r>
+        <w:t>Article 15</w:t>
+      </w:r>
+    </w:p>
+    <w:p>
+      <w:r>
+        <w:t>Title: One Lakh Cataract Surgeries In Maharashtra To Mark Modi's Birthday: BJP</w:t>
+      </w:r>
+    </w:p>
+    <w:p>
+      <w:r>
+        <w:t xml:space="preserve">URL: </w:t>
+      </w:r>
+      <w:hyperlink r:id="rId23">
+        <w:r>
+          <w:rPr>
+            <w:color w:val="0000FF"/>
+          </w:rPr>
+          <w:t>https://www.deccanchronicle.com/nation/one-lakh-cataract-surgeries-in-maharashtra-to-mark-modis-birthday-bjp-1904130</w:t>
+        </w:r>
+      </w:hyperlink>
+    </w:p>
+    <w:p>
+      <w:r>
+        <w:t>Content: More than one lakh cataract surgeries will be performed in Maharashtra during a fortnight-long drive to mark Prime Minister Narendra Modi’s birthday, state BJP president Ravindra Chavan said on Tuesday.</w:t>
       </w:r>
     </w:p>
     <w:p>
@@ -508,7 +508,7 @@
     </w:p>
     <w:p>
       <w:r>
-        <w:t>Title: Ashok Chavan : 'वनवासा'वर खासदार चव्हाण यांची सारवासारव !</w:t>
+        <w:t>Title: Maval Politics: मावळातील राष्ट्रवादी पदाधिकाऱ्यांचा भाजपमध्ये प्रवेश</w:t>
       </w:r>
     </w:p>
     <w:p>
@@ -516,68 +516,6 @@
         <w:t xml:space="preserve">URL: </w:t>
       </w:r>
       <w:hyperlink r:id="rId25">
-        <w:r>
-          <w:rPr>
-            <w:color w:val="0000FF"/>
-          </w:rPr>
-          <w:t>https://pudhari.news/maharashtra/marathwada/nanded/nanded-ashok-chavan-political-news-np88</w:t>
-        </w:r>
-      </w:hyperlink>
-    </w:p>
-    <w:p>
-      <w:r>
-        <w:t>Content: Nanded Ashok Chavan Political News विशेष प्रतिनिधी नांदेड : 'वनवास' शब्दप्रयोगावरुन चौफेर टीका झाल्यानंतर भाजपा खासदार अशोक चव्हाण यांनी आता सारवासारव केली असून मी कोण्या पक्षाचे अथवा व्यक्तीचे नाव घेतले नव्हते, असे स्पष्टीकरण गुरुवारी येथे दिले. लातूर येथे गेल्या रविवारी झालेल्या भाजपाच्या कार्यक्रमात बोलताना चव्हाण यांनी आपल्या या पक्षप्रवेशाची कहाणी सांगताना, २०१० साली मुख्यमंत्रिपद सोडावे लागल्यानंतर पुढच्या १४ वर्षांचे वर्णन करताना वनवास भोगावा लागल्याचे विधान केले होते. सर्व प्रकारच्या माध्यमांमध्ये वरील वक्तव्य प्रसूत झाल्यानंतर नांदेडचे काँग्रेस खासदार प्रा. रवींद्र चव्हाण यांच्यासह पक्षाच्या अनेक कार्यकर्त्यांनी चव्हाण पिता-पुत्रांच्या सत्ताकाळाचा हिशेब जनतेसमोर मांडला. त्यावर चार दिवस मौन बाळगल्यानंतर गुरुवारी येथे झालेल्या वार्ताहर बैठकीमध्ये चव्हाण यांनी स्पष्टीकरण दिले. लातूरच्या भाषणात वनवासासंदर्भात कोण्या पक्षाचे अथवा व्यक्तीचे नाव घेतले नाही. राज्यसभेमध्ये बोलताना काँग्रेसकडून मिळालेल्या संधीचा उल्लेख केला होता, याकडे चव्हाण यांनी सर्वांचे लक्ष वेधले. माझ्या वक्तव्यामध्ये शंकरराव चव्हाण यांना कशासाठी ओढता, असा सवाल त्यांनी टीका करणाऱ्यांना विचारला. दरम्यान 'निर्भय बनो चळवळी'ने चव्हाण यांचा वनवासकालीन प्रवास मांडला आहे. २०१४ ते २०१९ काँग्रेसतर्फे लोकसभेत याच कालावधीत पत्नी महाराष्ट्र विधानसभेत आमदार, २०१५ ते २०१९ काँग्रेसचे प्रदेशाध्यक्षपद, २०१९ ते २०२२ ठाकरे मंत्रिमंडळात महत्त्वाचे मंत्रीपद, २०२३-२०२४ दरम्यान काँग्रेसच्या केंद्रीय कार्यकारिणीत स्थान. लाडक्या पक्षात गेल्यानंतर चव्हाण यांना राज्यसभेत खासदार करण्यात आले आणि त्यांच्या कन्येला आमदारकी देण्यात आली. काँग्रेसने त्यांना ३५व्या वर्षी प्रथम राज्यमंत्री आणि पुढे ५०व्या वर्षी मुख्यमंत्री केले, याकडे 'निर्भय बनो'ने लक्ष वेधले आहे. अशोक चव्हाण यांच्यावर काँग्रेस आणि इतरांकडून टीका होत असताना, भाजपातील जुन्या विा नव्या कार्यकर्त्यांकडून कोणीही त्यांच्या समर्थनार्थ पुढे आले नाही. खा. रवींद्र चव्हाण यांनी केलेल्या टीकेला उत्तर देण्यासंदर्भात भाजपातील एकाने चाचपणी केली; पण ते जमले नाही. शेवटी खा. अशोक चव्हाण यांनीच स्पष्टीकरण देत या विषयावर पडदा टाकला आहे. 'Pudhari' is excited to announce the relaunch of its Android and iOS apps. Stay updated with the latest news at your fingertips. Android and iOS Download now and stay updated, anytime, anywhere. Pudhari Publications Private Limited</w:t>
-      </w:r>
-    </w:p>
-    <w:p>
-      <w:pPr>
-        <w:pStyle w:val="Heading3"/>
-      </w:pPr>
-      <w:r>
-        <w:t>Article 18</w:t>
-      </w:r>
-    </w:p>
-    <w:p>
-      <w:r>
-        <w:t>Title: Pune News : पुण्यात अजित पवारांना धक्का! राष्ट्रवादीच्या 34 नेत्यांनी धरली भाजपची वाट</w:t>
-      </w:r>
-    </w:p>
-    <w:p>
-      <w:r>
-        <w:t xml:space="preserve">URL: </w:t>
-      </w:r>
-      <w:hyperlink r:id="rId26">
-        <w:r>
-          <w:rPr>
-            <w:color w:val="0000FF"/>
-          </w:rPr>
-          <w:t>https://puneprimenews.com/pune/pune-news-ajit-pawar-gets-a-shock-in-pune-34-ncp-leaders-join-bjp/</w:t>
-        </w:r>
-      </w:hyperlink>
-    </w:p>
-    <w:p>
-      <w:r>
-        <w:t>Content: पुणे : आगामी स्थानिक स्वराज्य संस्थांच्या निवडणुका जवळ आल्या असतानाच, पुण्यात (Pune) राजकीय घडामोडींना वेग आला आहे. राष्ट्रवादी काँग्रेसच्या दोन्ही गटांना मोठा धक्का देत, पुणे जिल्ह्यातील सुमारे ३४ कार्यकर्त्यांनी भाजपमध्ये प्रवेश केला आहे. या पक्षप्रवेशामुळे भाजपची ताकद लक्षणीयरीत्या वाढली असल्याचं बोललं जात आहे. मावळमधील अनेक महत्त्वाचे चेहरे भाजपच्या गळाला लागले आहेत. मावळ कृषी उत्पन्न बाजार समितीचे संचालक, खरेदी-विक्री संघाचे संचालक, माजी नगराध्यक्ष, नगरसेवक आणि उपनगराध्यक्षांनी भाजपमध्ये प्रवेश केला आहे. याशिवाय, पुणे जिल्हा परिषद, लोणावळा, तळेगाव दाभाडे आणि देहू नगरपरिषदेमधील काही पदाधिकाऱ्यांनीही भाजपची वाट धरली आहे. तर मावळमधील अजित पवार गटाचे आमदार सुनील शेळके यांच्यासोबत असलेले काही प्रमुख पदाधिकारीही आता भाजपमध्ये सामील झाले आहेत. यामुळे आगामी निवडणुकांमध्ये मावळमध्ये भाजप आणि राष्ट्रवादी काँग्रेसमध्ये मोठी चुरस पाहायला मिळेल हे नक्की. दरम्यान, हा पक्षप्रवेश सोहळा मुंबईत पार पडला असून, भाजपचे प्रदेशाध्यक्ष रवींद्र चव्हाण यांच्या उपस्थितीत हा कार्यक्रम झाल्याचं सांगण्यात येत आहे. © 2022 ContentOcean Infotech Pvt Ltd. Login to your account below Remember Me Please enter your username or email address to reset your password. © 2022 ContentOcean Infotech Pvt Ltd.</w:t>
-      </w:r>
-    </w:p>
-    <w:p>
-      <w:pPr>
-        <w:pStyle w:val="Heading3"/>
-      </w:pPr>
-      <w:r>
-        <w:t>Article 19</w:t>
-      </w:r>
-    </w:p>
-    <w:p>
-      <w:r>
-        <w:t>Title: Maval Politics: मावळातील राष्ट्रवादी पदाधिकाऱ्यांचा भाजपमध्ये प्रवेश</w:t>
-      </w:r>
-    </w:p>
-    <w:p>
-      <w:r>
-        <w:t xml:space="preserve">URL: </w:t>
-      </w:r>
-      <w:hyperlink r:id="rId27">
         <w:r>
           <w:rPr>
             <w:color w:val="0000FF"/>
@@ -596,30 +534,30 @@
         <w:pStyle w:val="Heading3"/>
       </w:pPr>
       <w:r>
-        <w:t>Article 20</w:t>
+        <w:t>Article 18</w:t>
       </w:r>
     </w:p>
     <w:p>
       <w:r>
-        <w:t>Title: Vaibhav Khedekar : खेडमध्ये मोठी राजकीय घडामोड! खेडेकरांचा रखडलेला भाजपत प्रवेश उद्याच होणार?</w:t>
+        <w:t>Title: पंतप्रधान मोदींच्या 75 व्या वाढदिवसानिमित्त राज्यात 'सेवा पंधरवडा'; आयटीआयचे विद्यार्थी 750 गावांमध्ये स्वच्छता अभियान राबवणार!</w:t>
       </w:r>
     </w:p>
     <w:p>
       <w:r>
         <w:t xml:space="preserve">URL: </w:t>
       </w:r>
-      <w:hyperlink r:id="rId28">
+      <w:hyperlink r:id="rId26">
         <w:r>
           <w:rPr>
             <w:color w:val="0000FF"/>
           </w:rPr>
-          <w:t>https://sarkarnama.esakal.com/maharashtra/konkan/former-khed-nagaradhyaksh-vaibhav-khedekar-to-join-bjp-in-ratnagiri-tomorrow-as11</w:t>
+          <w:t>https://www.etvbharat.com/mr/!state/sewa-pakhwada-in-the-maharashtra-on-the-occasion-of-prime-minister-narendra-modis-75th-birthday-iti-students-to-carry-out-cleanliness-drive-in-750-villages-maharashtra-news-mhs25091603490</w:t>
         </w:r>
       </w:hyperlink>
     </w:p>
     <w:p>
       <w:r>
-        <w:t>Content: रत्नागिरी जिल्ह्यातील खेडचे माजी नगराध्यक्ष वैभव खेडेकर उद्या भाजपमध्ये प्रवेश करणार आहेत. या प्रवेशामुळे भाजपची ताकद कोकणात वाढण्याची शक्यता आहे. रत्नागिरी आणि खेड तालुक्यातील राजकीय समीकरणांमध्ये बदल होण्याची चिन्हे आहेत. Ratnagiri News : तळ कोकणातील रत्नागिरी जिल्ह्यात मनसेनं मोठी कारवाई करत खेडचे माजी नगराध्यक्ष वैभव खेडेकर यांच्यासह तिघांची हकालपट्टी केली होती. त्यानंतर नाराज झालेल्या खेडेकरांनी थेट भाजपचा रस्ता धरत प्रवेश करणार असल्याचे जाहीर केले होते. पण त्यांचा प्रवेश काहील कारणामुले रखडला होता. मात्र आता त्यांच्या प्रवेशाचा मुहूर्त ठरला असून ते मंगळवारी (ता.23 सप्टेंबर रोजी) भाजप प्रवेश करतील, अशी चर्चा राजकीय वर्तुळात रंगू लागली आहे. मात्र हा प्रवेश त्यांच्या राजकीय पुनरागमनाचा प्रयत्न असला तरी, तो भ्रष्टाचाराच्या गंभीर आरोपांच्या सावटाखाली होत असल्याची कुजबूज खेडच्या राजकीय वर्तुळात आहे. आगामी स्थानिकच्या तोंडावर तळ कोकणातील राजकारणात खळबळ उडवून देणारा निर्णय मनसेनं घेतला. मनसे प्रमुख राज ठाकरे यांनी खेडेकर यांच्यासह तिघांवर पक्षविरोधी भूमिका घेतल्याने हाकालपट्टीची कारवाई केली. त्यांच्या कारवाई नंतर लगेच भाजप नेते नितेश राणे आणि राष्ट्रवादीचे आमदार शेखर निकम यांनी फोन केला होता. त्यामुळे ते भाजपबरोबर जातील अशी शक्यता व्यक्त करण्यात आली होती. ही शक्यता खरी ठरली असून त्यांचा या महिन्याच्या पहिल्याच आठवड्यात पक्ष प्रवेश होणार होता. मात्र तो रखडला. यामुळे राजकीय वर्तुळात चर्चांना उधाण आले होते. त्याचे नेमकं कारण काय असाही सवाल त्यांचे कार्यकर्ते करताना दिसत होते. दरम्यान आता खेडेकर यांचा रखडलेल्या भाजपमध्ये प्रवेश होणार असल्याची माहिती समोर आली आहे. ते मंगळवारी (ता.23 सप्टेंबर रोजी) भाजप प्रवेश करणार असून सर्व तयारी झाल्याची चर्चा राजकीय वर्तुळात सुरू आहे. हा प्रवेश रविंद्र चव्हाण यांच्या उपस्थित पार पडणार असून मंत्री नितेश राणे, खासदार नारायण राणे उपस्थित राहण्याची शक्यता आहे. तर हा पक्षप्रवेश मुंबई भाजपच्या पक्ष कार्यालयात होणार आहे. गेल्या दहा वर्षांत खेडेकर तळ कोकणाच्या राजकारणात असून त्यांची सतत पिछेहाट होताना दिसत आहे. खेड नगरपालिकेतील एकहाती सत्ता गेल्यानंतर गत निवडणुकीत खेडेकर अपक्ष निवडून आले आणि नगराध्यक्ष झाले. मात्र त्यांना अपेक्षित यश आले नाही. यादरम्यान राज्यात झालेले सत्तांतर आणि बदललेली समिकरणांमुळे त्यांच्या विश्वासूंनी एकनाथ शिंदे यांची शिवसेना, उद्धव ठाकरेंची उबाठासह इतर पक्षांची वाट धरली. त्याचबरोबर खेडेकर यांचे नगराध्यक्षपद संपताच त्यांच्यावर 20 पेक्षा जास्त प्रकरणांत भ्रष्टाचाराचे आरोप झाले. जे शिवसेना नेते रामदास कदम यांनी केले होते. त्यावरून काही प्रकरणांत गुन्हेही दाखल झाले. ज्यामुळे न्यायालयाने त्यांना पालिकेची निवडणूक लढवण्यास मनाईही केली होती. सध्याच्या घडीला ते भाजपमध्ये प्रवेश करत असून त्यामुळे त्यांना वैयक्तिक लाभ मिळेल असे नाही. पण त्यांच्या वैयक्तिक राजकीय पुनरुज्जीवनामुळे भाजपसाठी चांगलेच फायद्याचे ठरणार आहे. दरम्यान उद्या होणारा पक्ष प्रवेश फक्त चर्चा असून त्याची अधिकृत घोषणा भाजपकडून झालेले नाही. त्यामुळे खरेच उद्या त्यांचा पक्ष प्रवेश होणार का? याबाबत संभ्रम कायम आहे. 1. वैभव खेडेकर कोण आहेत?ते रत्नागिरी जिल्ह्यातील खेडचे माजी नगराध्यक्ष आहेत. 2. ते कोणत्या पक्षात प्रवेश करणार आहेत?ते भाजपमध्ये प्रवेश करणार आहेत. 3. पक्षप्रवेश कधी होणार आहे?उद्या हा पक्षप्रवेश होणार आहे. 4. या प्रवेशाचा फायदा कोणाला होईल?भाजपला कोकणात राजकीय ताकद वाढवण्यास मदत होईल. 5. रत्नागिरीच्या राजकारणावर काय परिणाम होईल?भाजप अधिक मजबूत होईल आणि स्थानिक राजकीय समीकरणं बदलू शकतात. सरकारनामाचे सदस्य व्हा शॉपिंगसाठी 'सकाळ प्राईम डील्स'च्या भन्नाट ऑफर्स पाहण्यासाठी क्लिक करा. Read Latest Marathi Political News, Breaking Political News from Maharashtra, India, Pune &amp; Mumbai at Sarkarnama. To Get Live Political Marathi News on Mobile, Download the Sarkarnama Mobile App for Android and IOS. सरकारनामा आता सर्व सोशल मीडिया प्लॅटफॉर्मवर. ताज्या राजकीय घडामोडींसाठी फेसबुक, ट्विटर, इन्स्टाग्राम, शेअर चॅट, टेलिग्रामवर आणि व्हॉट्सॲप आम्हाला फॉलो करा. तसेच, सरकारनामा यूट्यूब चॅनेलला आजच सबस्क्राइब करा. Follow Us Copyright © 2025 Sakal Media Group – All Rights Reserved Powered by Quintype वेबसाईटवर ब्राउझिंगचा अनुभव सर्वोत्तम असावा, यासाठी आम्ही कुकीजचा वापर करतो. कुकीजमुळे तुम्हाला तुमच्या आवडत्या मजकुराची शिफारस करता येते. आमचे गोपनीयता आणि कुकीजसंदर्भातील धोरण तुम्हाला मान्य आहे.</w:t>
+        <w:t>Content: महाराष्ट्र maharashtra ETV Bharat / state By ETV Bharat Marathi Team Published : September 16, 2025 at 4:17 PM IST मुंबई : पंतप्रधान नरेंद्र मोदी यांच्या 75 व्या वाढदिवसानिमित्त महाराष्ट्रात 17 सप्टेंबर ते 2 ऑक्टोबर या कालावधीत भाजपाच्या वतीनं 'सेवा पंधरवडा' उपक्रम राबवला जाणार आहे. या अंतर्गत राज्यभरात स्वच्छता अभियान, रक्तदान शिबिर, आरोग्य तपासणी, मोफत मोतीबिंदू शस्त्रक्रिया, नेत्र तपासणी, चष्मा वाटप, मोदी विकास मॅरेथॉन आणि क्रीडा स्पर्धा यांसारख्या विविध सामाजिक उपक्रमांचं आयोजन आलं आहे. याशिवाय, कौशल्य विकास विभागाच्या पुढाकारानं राज्यातील 419 शासकीय औद्योगिक प्रशिक्षण संस्थांमधील (आयटीआय) हजारो विद्यार्थी 750 गावांमध्ये स्वच्छता अभियान राबवणार आहेत. 1 लाखांहून अधिक मोफत मोतीबिंदू शस्त्रक्रिया होणार - रवींद्र चव्हाण आयटीआयच्या विद्यार्थ्यांचं स्वच्छता अभियान : कौशल्य विकास विभागाच्या पुढाकारानं राज्यातील 419 शासकीय आयटीआयमधील हजारो विद्यार्थी 750 गावांमध्ये स्वच्छता अभियान राबवणार आहेत. या अभियानाची सुरुवात 17 सप्टेंबर रोजी सकाळी 11 वाजता पनवेल तालुक्यातील गव्हाण ग्रामपंचायत कार्यालयासमोर होईल. यात मुख्यमंत्री देवेंद्र फडणवीस मार्गदर्शन करणार असून, कौशल्य विकास मंत्री मंगल प्रभात लोढा यांच्या हस्ते उद्घाटन होईल. हजारो तरुणांना प्रशिक्षण आणि रोजगार : या उपक्रमाविषयी माहिती देताना कौशल्य विकास मंत्री मंगल प्रभात लोढा म्हणाले, "स्वच्छ भारत अभियान हा विकसित भारताच्या संकल्पाचा महत्त्वाचा टप्पा आहे. पंतप्रधान मोदींच्या स्वच्छतेच्या निर्धाराला आणि मुख्यमंत्र्यांच्या मार्गदर्शनाला अनुसरून आम्ही हा उपक्रम राबवत आहोत. स्वच्छता आणि आरोग्याबाबत जनजागृतीची गरज आहे आणि या अभियानाद्वारे ती पूर्ण होईल. राज्यातील पहिली 'संत गाडगे बाबा स्वच्छ भारत अकादमी' स्थापन करून हजारो तरुणांना प्रशिक्षण आणि रोजगार उपलब्ध करून देण्यात आले आहे. स्वच्छता आणि कुशल मनुष्यबळाच्या माध्यमातून महाराष्ट्राचा कौशल्य विकास विभाग 'स्वच्छ भारत'च्या संकल्पनेला बळकटी देण्यासाठी कटिबद्ध आहे", असं लोढा यांनी नमूद केलं. हेही वाचा : For All Latest Updates TAGGED: नरक चतुर्दशी 2025; 'या' राशींसाठी शुभ संयोग, महादेवाची राहणार कृपा, वाचा राशीभविष्य महिला विश्वचषक 2025 : भारतीय महिला क्रिकेट संघाला सलग तिसऱ्या सामन्यात धक्का: इंग्लड संघाचा विजय शाहूवाडीत बिबट्याचा कहर ?; वृद्ध दाम्पत्याचा बळी, दिवाळीपूर्वी गावावर दु:खाचं सावट जेनयू विद्यार्थी संघर्ष : दिल्ली पोलिसांनी विद्यार्थी संघटनेच्या पदाधिकाऱ्यांना घेतलं ताब्यात ‘इडा, पीडा टळो आणि बळीचं राज्य येवो’; काय आहे बलिप्रतिपदेचा शुभ मुहूर्त आणि महत्त्व?, दिवाळी पाडवा म्हणजे काय? दिवाळी 2025 : iPhone 16 Pro वर मोठी सवलत, फ्लिपकार्ट ते क्रोमा पर्यंत सर्वोत्तम डील्स OnePlus Ace 6 : लवकरच 7,800mAh बॅटरीसह लॉंच होण्याची शक्यता ओप्पो फाइंड X9 सीरिज भारतात नोव्हेंबरमध्ये लाँच होणार; मीडियाटेक डायमेंसिटी 9500 सोबत भागीदारी मेटाचं इन्स्टाग्राम आणि फेसबुक रील्ससाठी हिंदी डबिंगसह AI फीचर लाँच Copyright © 2025 Ushodaya Enterprises Pvt. Ltd., All Rights Reserved.</w:t>
       </w:r>
     </w:p>
     <w:p>
@@ -627,7 +565,7 @@
         <w:pStyle w:val="Heading3"/>
       </w:pPr>
       <w:r>
-        <w:t>Article 21</w:t>
+        <w:t>Article 19</w:t>
       </w:r>
     </w:p>
     <w:p>
@@ -639,7 +577,7 @@
       <w:r>
         <w:t xml:space="preserve">URL: </w:t>
       </w:r>
-      <w:hyperlink r:id="rId29">
+      <w:hyperlink r:id="rId27">
         <w:r>
           <w:rPr>
             <w:color w:val="0000FF"/>
@@ -658,7 +596,255 @@
         <w:pStyle w:val="Heading3"/>
       </w:pPr>
       <w:r>
+        <w:t>Article 20</w:t>
+      </w:r>
+    </w:p>
+    <w:p>
+      <w:r>
+        <w:t>Title: BJP : भाजपा रत्नागिरी दक्षिण युवा मोर्चाच्यावतीने उद्या रक्तदान शिबिर</w:t>
+      </w:r>
+    </w:p>
+    <w:p>
+      <w:r>
+        <w:t xml:space="preserve">URL: </w:t>
+      </w:r>
+      <w:hyperlink r:id="rId28">
+        <w:r>
+          <w:rPr>
+            <w:color w:val="0000FF"/>
+          </w:rPr>
+          <w:t>https://ratnagirikhabardar.com/news/79210/</w:t>
+        </w:r>
+      </w:hyperlink>
+    </w:p>
+    <w:p>
+      <w:r>
+        <w:t>Content: रत्नागिरी : भाजपा नेते, पंतप्रधान नरेंद्र मोदी, महाराष्ट्र राज्याचे प्रदेशाध्यक्ष रवींद्र चव्हाण यांच्या वाढदिवसानिमित्त आणि रत्नागिरीचे संपर्क मंत्री व महाराष्ट्र राज्याचे बंदर विकास मंत्री नीतेश राणे यांच्या मार्गदर्शनाखाली भाजपा रत्नागिरी दक्षिण युवा मोर्चातर्फे येत्या १७ सप्टेंबर रोजी रक्तदान शिबिर आयोजित करण्यात आले आहे. जिल्हा रुग्णालयाच्या रक्तपेढीमध्ये सकाळी १० ते दुपारी २ या वेळेत हे शिबिर होईल. शिबिराला सर्व पदाधिकारी व कार्यकर्त्यांनी उपस्थित राहावे. तसेच रत्नागिरीतील रक्तदात्यांनी सहभाग घ्यावा, असे आवाहन भाजपा जिल्हाध्यक्ष राजेश सावंत, युवा मोर्चा जिल्हाध्यक्ष मंदार खंडकर, महिला मोर्चा जिल्हा अध्यक्ष सौ. वर्षा ढेकणे यांनी केले आहे. दैनिक रत्नागिरी खबरदारISO 9001:2015 CERTIFIED(RNI NO. MAHMAR/2013/57411)शासनमान्य रजिस्टर न्यूजपेपर10:09 16-09-2025</w:t>
+      </w:r>
+    </w:p>
+    <w:p>
+      <w:pPr>
+        <w:pStyle w:val="Heading3"/>
+      </w:pPr>
+      <w:r>
+        <w:t>Article 21</w:t>
+      </w:r>
+    </w:p>
+    <w:p>
+      <w:r>
+        <w:t>Title: BJP : चिपळुणात आज भाजपतर्फे रक्तदान शिबिर</w:t>
+      </w:r>
+    </w:p>
+    <w:p>
+      <w:r>
+        <w:t xml:space="preserve">URL: </w:t>
+      </w:r>
+      <w:hyperlink r:id="rId29">
+        <w:r>
+          <w:rPr>
+            <w:color w:val="0000FF"/>
+          </w:rPr>
+          <w:t>https://ratnagirikhabardar.com/news/79993/</w:t>
+        </w:r>
+      </w:hyperlink>
+    </w:p>
+    <w:p>
+      <w:r>
+        <w:t>Content: चिपळूण : पंतप्रधान नरेंद्र मोदी आणि भारतीय जनता पार्टीचे प्रदेशाध्यक्ष आ. रवींद्र चव्हाण यांच्या वाढदिवसानिमित्त चिपळूण तालुका व शहर भाजपच्यावतीने दि. २० सप्टेंबर रोजी रक्तदान शिबिराचे आयोजन करण्यात आले आहे. शहरातील मुंबई-गोवा महामार्गालगतच्या प्राथमिक शिक्षक पतपेढी सभागृहात सकाळी ९ ते दुपारी २ या वेळेत हे रक्तदान शिबिर होईल. या कार्यक्रमाला भाजपा नेते प्रशांत यादव, जिल्हाध्यक्ष सतीश मोरे, तालुकाध्यक्ष विनोद भुरण, चिपळूण शहर मंडल अध्यक्ष शशिकांत मोदी, तसेच पदाधिकारी, कार्यकर्ते उपस्थित राहाणार आहेत. भाजपच्या सर्व सेलचे पदाधिकारी, महिला पदाधिकारी व कार्यकर्त्यांनी तसेच आजी-माजी लोकप्रतिनिधींनी उपस्थित राहावे, असे आवाहन करण्यात आले आहे. दैनिक रत्नागिरी खबरदारISO 9001:2015 CERTIFIED(RNI NO. MAHMAR/2013/57411)शासनमान्य रजिस्टर न्यूजपेपर09:57 AM 20/Sep/2025</w:t>
+      </w:r>
+    </w:p>
+    <w:p>
+      <w:pPr>
+        <w:pStyle w:val="Heading3"/>
+      </w:pPr>
+      <w:r>
         <w:t>Article 22</w:t>
+      </w:r>
+    </w:p>
+    <w:p>
+      <w:r>
+        <w:t>Title: KDMC Election : कल्याण-डोंबिवली महापालिका निवडणुकीत कोण मारणार बाजी? यंदा ठाकरे बंधूंचा करिष्मा चालणार का?</w:t>
+      </w:r>
+    </w:p>
+    <w:p>
+      <w:r>
+        <w:t xml:space="preserve">URL: </w:t>
+      </w:r>
+      <w:hyperlink r:id="rId30">
+        <w:r>
+          <w:rPr>
+            <w:color w:val="0000FF"/>
+          </w:rPr>
+          <w:t>https://saamtv.esakal.com/mumbai-pune/kalyan-dombivli-elections-eknath-shinde-vs-uddhav-thackeray-who-will-win-the-battle-vvg94</w:t>
+        </w:r>
+      </w:hyperlink>
+    </w:p>
+    <w:p>
+      <w:r>
+        <w:t>Content: कल्याण-डोंबिवली महापालिकेच्या निवडणुकीसाठी पाच वर्षांनंतर पुन्हा राजकीय रणधुमाळी यंदा निवडणूक चार सदस्यीय पॅनल पद्धतीने होणार ठाकरे बंधू एकत्र आले असले तरी दोघांचे नेतृत्व करणारा मजबूत नेता अद्याप अदृश्य भाजप आणि शिंदे गटाची मजबूत युती, त्यांच्यासमोर ठाकरे-मनसे युती टिकणार का, हे पाहणं महत्त्वाचं संघर्ष गांगुर्डे, साम टीव्ही कल्याण डोंबिवली महानगरपालिकेच्या सार्वत्रिक निवडणुकीचा कालावधी हा ऑक्टोबर २०२० साली संपुष्टात आला. त्यानंतर कोरोनाच्या पादुर्भावामुळे निवडणुका पुढे ढकलण्यात आल्या होत्या. तेव्हापासून पालिकेवर प्रशासकीय राजवट सुरू आहे. या प्रशासकीय राजवटीला ५ वर्षांचा कालावधी पूर्ण होणार आहे. या प्रशासकीय राजवटीपासून कल्याणकरांची लवकरच सुटका होणार आहे. कारण महापालिका क्षेत्रात पुन्हा निवडणुकीचे पडघम वाजू लागले आहेत. गेल्या काही वर्षांपासून कल्याण-डोंबिवली महानगरपालिकेतील नागरिक आरोग्य सेवा,वैद्यकीय सेवा,रस्त्यांची दुरावस्था,अपुरा पाणी पुरवठा, घनकचरा व्यवस्थापन,वाहतूक कोंडी, शहरातील वाढते प्रदूषण आणि पालिका क्षेत्रातीळ रखडलेल्या अवस्थेत असलेले बीएसयुपी प्रकल्प, स्मार्टसिटी अंतर्गत सुरू असलेले प्रकल्प आणि अनधिकृत बांधकाम आदी विविध समस्यांना सामोरे जात आहेत. त्यामुळे मतदारांमध्ये नाराजी पाहायला मिळतेय. मागील कल्याण महापालिका निवडणूक ही २०१५ साली झाली. त्यावेळी तत्कालीन शिवसेना,भाजप ,काँग्रेस,राष्ट्रवादी काँग्रेस,मनसे,अपक्ष , एमआयएम,बसपा,२७ गाव संघर्ष समिती आदी पक्ष निवडणूक रिंगणात होते. त्या निवडणुकीत तत्कालीन शिवसेनेचे ५३ उमेदवार जिंकले होते. भाजपचे ४३ उमेदवार जिंकले होते. मनसे ९ तर मनसे पुरस्कृत १ असे एकूण मनसेचे १० उमेदवर जिंकले होते. काँग्रेसचे ४ उमेदवारांनी विजय मिळवला होता. यासोबत राष्ट्रवादी काँग्रेस २, एमआयएम १, बसपा १, अपक्ष ८ उमेदवार जिंकले होते. २०१४ साली राज्यात भाजप-शिवसेना होती. त्यानंतर २०१९ साली शिवसेना, काँग्रेस आणि राष्ट्रवादी काँग्रेसने भाजपाला सत्तेवरून पाय उतार केले. या तिन्ही पक्षांच्या महाविकास आघाडीची अडीच वर्ष सत्ता होती. पुढे शिवसेना फुटली. शिवसेनेच्या एकनाथ शिंदे यांनी बंडखोरी करून अनेक आमदारांसोबत भाजपशी हात मिळवणी करत सत्ता मिळवली. त्यामुळे कल्याण-डोंबिवली महापालिकेतही शिवसेनेत दोन गट पडून कार्यकर्ते विभागले गेलेत. पण उपमुख्यमंत्री एकनाथ शिंदे यांची कल्याण-डोंबिवलीत पकड मजबूत आहे. शिवसेनेचे बहुतांशी माजी नगरसेवक हे शिंदे गटात गेले आहेत. सध्या शिंदे गट-भाजपची राज्यात युती आहे. त्यातच आमदार रवींद्र चव्हाण आता भाजप प्रदेशाध्यक्ष झाले आहेत. त्यामुळे आता शिंदे गटाचे पक्षप्रमुख उपमुख्यमंत्री आणि भाजप प्रदेशाध्यक्ष रवींद्र चव्हाण या दोघांची ठाणे जिल्ह्यावर पकड बसविण्यासाठी प्रतिष्ठा पणाला लागणार आहे. पण यावेळी निवडणूक पहिल्यांदा पॅनल पद्धतीने असणार आहे. कल्याण-डोंबिवलीतील मतदारांपासून ते राजकीय पक्षांना ही पद्धत नवीन असणार आहे. १२२ प्रभागासाठी घेतल्या जाणाऱ्या निवडणुका प्रथमच चार सदस्यीय पॅनल पद्धतीने घेतली जाणार असल्याने १ पॅनल ४ सदस्यांचे असे असणार आहे. २९ पॅनल तर तीन सदस्याचे २ पॅनल असे एकूण ३१ पॅनलची निवडणुका घेतली जाणार आहे. या निवडणुकीसाठी राज्य निवडणूक आयोगाने ३१ पॅनलची प्रारूप प्रभाग रचना आराखडा जाहीर करून प्रकाशित केला होता. या प्रारूप प्रभाग आराखड्यावर इच्छुक उमेदवार आणि पक्षांनी हरकती घेतल्या आहेत. त्यावर नुकतीच सुनावणी पार पडली आहे. यात २७ गावांचा पालिकेत बाहेर काढा, अशी मागणी लावून धरली आहे. तर या निवडणुकीवर बहिष्कार टाकण्याचा इशारा दिला आहे. दुसरीकडे ठाकरे बंधू एकत्र आले आहेत. त्यामुळे मनसे आणि ठाकरे गट यांचे कार्यकर्ते सुखावले आहेत. पण या दोन्ही पक्षांचे नेतृत्व करेल, असा खमका नेता पालिकेत अद्याप तयार झालेला नाही, ही एक अडचण असल्याचे पाहायला मिळत आहे. तर नुकताच राज ठाकरे यांनी कल्याण दौरा केला. त्यामुळे कार्यकर्त्यांमध्ये नवचेतना जागृत होताना दिसली आहे, पण निवडणुकीत ती टिकून रहाणे गरजेचे आहे. कल्याण-डोंबिवलीमधील बहुतांश माजी लोकप्रतिनिधी शिंदे सेनेत गेल्याने ठाकरे सेनेत कार्यकर्त्यांची वाणवा आहे. मनसे आणि उद्धव सेना एकत्र येऊन ही निवडणूक लढली, तर दोन्ही पक्ष कल्याण-डोंबिवली तारण्याची शक्यता वाढू शकते. त्यामुळे येत्या निवडणुकीतच हे चित्र स्पष्ट होईल. सकाळ+चे सदस्य व्हा शॉपिंगसाठी 'सकाळ प्राईम डील्स'च्या भन्नाट ऑफर्स पाहण्यासाठी क्लिक करा. Read Marathi news and watch Live TV. Breaking news from Maharashtra, India, Pune, Mumbai, Politics, Entertainment, Sports, Lifestyle at SaamTV. Get Live Marathi news on Mobile. Download the Saam Tv app for Android and IOS. Follow Us Copyright © 2025 Sakal Media Group – All Rights Reserved Powered by Quintype</w:t>
+      </w:r>
+    </w:p>
+    <w:p>
+      <w:pPr>
+        <w:pStyle w:val="Heading3"/>
+      </w:pPr>
+      <w:r>
+        <w:t>Article 23</w:t>
+      </w:r>
+    </w:p>
+    <w:p>
+      <w:r>
+        <w:t>Title: 22 सितंबर से GST सुधारों का दूसरा चरण, सीएम फडणवीस बोले– पीएम मोदी ने बदला भारत का भविष्य</w:t>
+      </w:r>
+    </w:p>
+    <w:p>
+      <w:r>
+        <w:t xml:space="preserve">URL: </w:t>
+      </w:r>
+      <w:hyperlink r:id="rId31">
+        <w:r>
+          <w:rPr>
+            <w:color w:val="0000FF"/>
+          </w:rPr>
+          <w:t>https://navbharatlive.com/maharashtra/mumbai/devendra-fadnavis-gst-reforms-second-phase-narendra-modi-event-1363060.html</w:t>
+        </w:r>
+      </w:hyperlink>
+    </w:p>
+    <w:p>
+      <w:r>
+        <w:t>Content: सीएम फडणवीस (pic credit; social media) Mumbai News: मुख्यमंत्री देवेंद्र फडणवीस ने रविवार को कहा कि देश में 22 सितंबर से वस्तु एवं सेवा कर (जीएसटी) सुधारों का दूसरा चरण लागू हो रहा है। ये सुधार भारत की आर्थिक वृद्धि को नई गति देने वाले हैं। सीएम देवेंद्र प्रसिद्ध गीतकार और शायर मनोज मुंतशिर की संकल्पना पर आधारित संगीतमय कार्यक्रम “मेरा देश पहले – द नेशन अनटोल्ड स्टोरी ऑफ श्री नरेंद्र मोदी” में उपरोक्त बातें कहीं। इस अवसर पर विधानसभा अध्यक्ष एड। राहुल नार्वेकर, राजशिष्टाचार मंत्री जयकुमार रावल, कौशल विकास मंत्री मंगल प्रभात लोढा, पूर्व मंत्री रविंद्र चव्हाण, पूर्व मंत्री विनोद तावडे समेत अनेक मान्यवर उपस्थित थे। बांद्रा-कुर्ला कॉम्प्लेक्स स्थित नीता अंबानी सांस्कृतिक केंद्र में आयोजित कार्यक्रम में मुख्यमंत्री फडणवीस ने कहा कि देश को प्रधानमंत्री नरेंद्र मोदी के रूप में ऐसा नेता मिला है, जिसने नए भारत का निर्माण किया। आज भारत वैश्विक मंच पर सम्मान पूर्वक खड़ा है और इसका पूरा श्रेय प्रधानमंत्री मोदी की दूरदृष्टि और नेतृत्व को जाता है। प्रधानमंत्री मोदी की उपलब्धियों का उल्लेख करते हुए मुख्यमंत्री ने कहा कि पिछले 11 वर्षों में प्रधानमंत्री मोदी ने भारत की अर्थव्यवस्था और विकास को नई दिशा दी है। गरीबी हटाने के लिए निर्णायक लड़ाई लड़ी है। आज भारत हर अंतरराष्ट्रीय मंच पर सम्मान और ताकत के साथ खड़ा है। जीएसटी सुधारों पर बोलते हुए उन्होंने कहा, “22 सितंबर से शुरू होने वाले सेकंड जनरेशन जीएसटी सुधार भारतीय अर्थव्यवस्था को नई गति देंगे। साथ ही आम नागरिकों को भी इसका लाभ होगा और देश आत्मनिर्भर भारत की दिशा में और आगे बढ़ेगा। प्रधानमंत्री मोदी के व्यक्तित्व की ‘अनटोल्ड स्टोरी’ पर बोलते हुए फडणवीस ने कहा, “मोदीजी ने एक नया भारत, एक शक्तिशाली भारत और एक अग्रणी भारत तैयार किया है। इस सफर में उनके जीवन के अनेक पहलू सामने आए। लेकिन उनका व्यक्तित्व कैसे बना? उन्होंने किन कठिन परिस्थितियों का सामना किया? यह भी पढ़ें- ‘जीएसटी बचत उत्सव’ पर बवाल, कांग्रेस बोली- मोदी ने 8 साल जनता से वसूले करोड़ों! देश को समर्पित जीवन टप्पा-दर-टप्पा कैसे विकसित हुआ? यह सब पहलू इस कार्यक्रम में प्रस्तुत किए गए हैं और यह सचमुच प्रेरणादायी हैं। प्रसिद्ध गीतकार व शायर मनोज मुंतशिर की संकल्पना पर आधारित इस संगीतमय कार्यक्रम में प्रधानमंत्री नरेंद्र मोदी के बचपन से लेकर उनके राजनीतिक सफर, चुनौतियों से भरे कालखंड, नेतृत्व की भूमिका और जीवन के अन्य प्रेरक पहलुओं का प्रभावी चित्रण किया गया। Follow Us On © Copyright Navbharatlive 2025 All rights reserved.</w:t>
+      </w:r>
+    </w:p>
+    <w:p>
+      <w:pPr>
+        <w:pStyle w:val="Heading3"/>
+      </w:pPr>
+      <w:r>
+        <w:t>Article 24</w:t>
+      </w:r>
+    </w:p>
+    <w:p>
+      <w:r>
+        <w:t>Title: Prime Minister Narendra Modi To Lay Foundation Of PM MITRA Park, Launch 'Sewa Pakhwada' in Madhya Pradesh On September 17 To Mark His Birthday</w:t>
+      </w:r>
+    </w:p>
+    <w:p>
+      <w:r>
+        <w:t xml:space="preserve">URL: </w:t>
+      </w:r>
+      <w:hyperlink r:id="rId32">
+        <w:r>
+          <w:rPr>
+            <w:color w:val="0000FF"/>
+          </w:rPr>
+          <w:t>https://www.etvbharat.com/en/!bharat/pm-modi-to-lay-foundation-of-pm-mitra-park-launch-sewa-pakhwada-in-madhya-pradesh-on-september-17-enn25091602243</w:t>
+        </w:r>
+      </w:hyperlink>
+    </w:p>
+    <w:p>
+      <w:r>
+        <w:t>Content: National ETV Bharat / bharat By PTI Published : September 16, 2025 at 1:20 PM IST Updated : September 16, 2025 at 4:17 PM IST New Delhi: Launch of a host of welfare and development initiatives on Wednesday by the BJP and its governments at the Centre and in states will mark the 75th birthday of Prime Minister Narendra Modi, who will kick off a fortnight-long nationwide health and nutrition campaign from Madhya Pradesh. Modi will launch the "Swasth Nari Sashakt Parivar" and the eighth National Nutritional Month from Dhar. He will unveil several other development initiatives and address a public meeting, an official statement said. टेक्सटाइल क्षेत्र में नई क्रांति की आधारशिला रखेगा धार जिला...यशस्वी प्रधानमंत्री श्री @narendramodi जी के मध्यप्रदेश आगमन के साथ ही प्रदेश को मिलेगा देश का पहला PM MITRA Park.🗓️ 17 सितम्बर, 2025📍 भैंसोला, जिला धार#PMMITRAParkDhar pic.twitter.com/o0Vr4xah7D "More than one lakh health camps will be organised, making this the largest ever health outreach for women and children in the country. Daily health camps will be held in all government health facilities nationwide," it said. The BJP's organisation will hold many such initiatives, including blood donation and health camps, across the country. The programmes are part of the "Sewa Pakhwada" that the ruling party is observing between September 17 and October 2, which is Mahatma Gandhi's birth anniversary, to celebrate the birthday of its leader whose stewardship has taken the BJP to new highs and made it a dominant political force for over a decade. Swadeshi fairs to promote made-in-India goods, "Modi Vikas Marathon", drawing contests on Viksit Bharat, interaction with intellectuals, blood donation and medical camps, and cleanliness campaigns will be held through the period across the country with the involvement of the party's organisation, central government or the states where it is in power. Home Minister Amit Shah will launch several such initiatives in the national capital. In Dhar, Modi will also transfer funds under the "Pradhan Mantri Matru Vandana Yojana" directly into the bank accounts of nearly 10 lakh eligible women and also unveil the "Suman Sakhi Chatbot" to raise awareness on maternal and child health. The chatbot will provide timely and accurate information to pregnant women in rural and remote areas, ensuring access to essential health services, the statement said. As part of a campaign against sickle cell anaemia, Modi will give the 10 millionth Sickle Cell Screening and Counselling Card in the state. Under "Adi Karmyogi Abhiyan", Modi will launch an exercise in the state that will symbolise the confluence of tribal pride and the spirit of nation-building. The initiative will include a series of service-oriented activities in tribal regions, focusing on health, education, nutrition, skill development, livelihood enhancement, sanitation, water conservation and environmental protection, the statement said. In line with his 5F Vision – Farm to Fibre, Fibre to Factory, Factory to Fashion, and Fashion to Foreign, the prime minister will inaugurate the PM MITRA Park in Dhar. Spread over more than 2,150 acres, the park will be equipped with world-class facilities, including a common effluent treatment plant, solar power plant, modern roads among others, making it an ideal industrial township. The statement said it will also significantly benefit the cotton growers in the region by enhancing farmers’ income by providing better value for their produce. Various textile companies have committed investment proposals worth over Rs 23,140 crore, paving the way for new industries and large-scale employment. It will generate nearly 3 lakh employment opportunities while significantly boosting exports. The prime minister has often taken up development initiatives on his birthday. He was in Odisha last year, during which he had launched the state government's flagship women-centric initiative, Subhadra Yojana, besides railway and national highway projects. Meanwhile, in Modi's Lok Sabha constituency Varanasi, the municipal corporation will inaugurate and lay the foundation stone of projects worth Rs 111 crore, Mayor Ashok Tiwari said. Delhi government will launch 500 creches for children of women working as labourers in the city on the occasion of Prime Minister Modi's birthday on September 17, Chief Minister Rekha Gupta said. In Maharashtra, the BJP plans to organise more than one lakh cataract surgeries and eye check-ups of at least 10 lakh people and distribute spectacles to the needy during a drive from September 17 to October 2, state BJP president Ravindra Chavan said. The Odisha government is planning to plant 75 lakh saplings on Wednesday, the state's Additional Chief Secretary of Forest Satyabrat Sahu said. Also Read Elaborate Arrangements In Arunachal Ahead Of PM Modi's Visit On September 22 For All Latest Updates TAGGED: This Diwali Will Bring Peace And Calm For Virgos; Know How Other Zodiac Signs Are Affected By The Moon's Movement | Read Astrological Prediction For October 20 India Mess Up Chase To Suffer 4-Run Defeat To England Power Bank Catches Fire On Board Dimapur-Bound IndiGo Plane At Delhi Airport; All Passengers Safe Israel Says Transfer Of Humanitarian Aid Into Gaza Halted 'Until Further Notice' AQI Reaches 238 On Kali Puja Night Eve, Green Lobby Presses Panic Button Why Some Galaxies Never Puff Up: Indian Researchers Decode The Mystery of Superthin Galaxies Analysis | Service Chiefs Threatening Pakistan, The Messaging And More Analysis: Ties With Taliban Part Of India’s Policy Of Strategic Pragmatism In Afghanistan Green Crackers: A Compromise With Environment Or Temporary Measure? Experts Weigh In Copyright © 2025 Ushodaya Enterprises Pvt. Ltd., All Rights Reserved.</w:t>
+      </w:r>
+    </w:p>
+    <w:p>
+      <w:pPr>
+        <w:pStyle w:val="Heading3"/>
+      </w:pPr>
+      <w:r>
+        <w:t>Article 25</w:t>
+      </w:r>
+    </w:p>
+    <w:p>
+      <w:r>
+        <w:t>Title: One lakh cataract surgeries in Maharashtra to mark Modi's birthday: BJP</w:t>
+      </w:r>
+    </w:p>
+    <w:p>
+      <w:r>
+        <w:t xml:space="preserve">URL: </w:t>
+      </w:r>
+      <w:hyperlink r:id="rId33">
+        <w:r>
+          <w:rPr>
+            <w:color w:val="0000FF"/>
+          </w:rPr>
+          <w:t>https://www.easternmirrornagaland.com/one-lakh-cataract-surgeries-in-maharashtra-to-mark-modis-birthday-bjp</w:t>
+        </w:r>
+      </w:hyperlink>
+    </w:p>
+    <w:p>
+      <w:r>
+        <w:t>Content: More than one lakh cataract surgeries will be performed in Maharashtra during a fortnight-long drive to mark Prime Minister Narendra Modi’s birthday Share MUMBAI — More than one lakh cataract surgeries will be performed in Maharashtra during a fortnight-long drive to mark Prime Minister Narendra Modi’s birthday, state BJP president Ravindra Chavan said on Tuesday. The party will also arrange eye check-up of at least 10 lakh people and distribute spectacles to the needy during the drive, to be held from September 17 to October 2, Chavan told reporters in Mumbai. Modi will be celebrating his 75th birthday on September 17. Also read: On 75th birthday, PM Modi to lay foundation stone of 'PM Mitra' park in MP After 2-day tour of three NE states, PM Modi to visit Arunachal, Tripura on Sep 22 “We will bring together NGOs, other organisations and social groups to perform more than one lakh cataract operations, ensure eye check-ups for 10 lakh people and provide spectacles to the needy, Chavan said. The drive is being projected as a service initiative by the BJP. “This is an attempt to connect with people in the state,” Chavan said. Blood donation camps will also be organised during the drive, Chavan said. “We have chalked out 17 programmes to be implemented during this fortnight,” he added. Chief Minister Devendra Fadnavis has held meetings with state ministers and BJP leaders to ensure the successful organisation of events, he said. On criticism by opposition parties over the state’s financial condition, Chavan said, “Instead of what the opposition is saying, it is necessary for the state to do what is good and required for common people. We are determined to provide ‘roti, kapda and makaan’ to people and will continue to work on our chosen path.”</w:t>
+      </w:r>
+    </w:p>
+    <w:p>
+      <w:pPr>
+        <w:pStyle w:val="Heading3"/>
+      </w:pPr>
+      <w:r>
+        <w:t>Article 26</w:t>
+      </w:r>
+    </w:p>
+    <w:p>
+      <w:r>
+        <w:t>Title: Devendra Fadnavis, : भाजप कार्यकर्त्यांच्या मेळाव्यामध्ये फडणवीसांचा ठाकरे बंधूंना टोला- केवळ नाव लावून ब्रँड तयार होत नाही</w:t>
+      </w:r>
+    </w:p>
+    <w:p>
+      <w:r>
+        <w:t xml:space="preserve">URL: </w:t>
+      </w:r>
+      <w:hyperlink r:id="rId34">
+        <w:r>
+          <w:rPr>
+            <w:color w:val="0000FF"/>
+          </w:rPr>
+          <w:t>https://thefocusindia.com/maharashtra-news/fadnavis-slams-thackeray-brothers-at-bjp-rally-284342/amp/</w:t>
+        </w:r>
+      </w:hyperlink>
+    </w:p>
+    <w:p>
+      <w:r>
+        <w:t>Content: Devendra Fadnavis, विशेष प्रतिनिधी मुंबई : Devendra Fadnavis शिवसेनाप्रमुख बाळासाहेब ठाकरे हेच खरे ब्रँड होते. त्यामुळे तुम्ही उगाचच दावा करू नका. केवळ नाव लावून ब्रँड तयार होत नसतो, असा टोला मुख्यमंत्री देवेंद्र फडणवीस यांनी उद्धव व राज ठाकरेंना लगावला. आगामी मुंबई महानगरपालिका निवडणुकीसाठी भाजपने कंबर कसली असून, मुंबईत आयोजित केलेल्या ‘विजय संकल्प मेळाव्या’तून भाजपने मनपा निवडणुकीचे रणशिंग फुंकले आहे. यावेळी मुख्यमंत्री देवेंद्र फडणवीस यांनी महायुतीचाच महापौर मुंबईत बसवणार असल्याचा ठाम निर्धार व्यक्त केला. दक्षिण मुंबईतील वरळी डोम येथे मंगळवारी भाजप कार्यकर्त्यांचा मेळावा आयोजित करण्यात आला होता. या मेळाव्यात मुख्यमंत्री देवेंद्र फडणवीस यांच्यासह मंत्री आशिष शेलार, प्रदेशाध्यक्ष रवींद्र चव्हाण, मुंबई अध्यक्ष अमित साटम आणि पक्षाचे जवळपास सर्व आमदार व प्रमुख नेते उपस्थित होते.Devendra Fadnavis, आपल्या भाषणात देवेंद्र फडणवीस यांनी २०१७ च्या निवडणुकीतील अनुभव सांगितला. त्यावेळी भाजप केवळ दोन मतांनी कमी पडला होता. परंतु, मित्रपक्ष असलेल्या शिवसेनेच्या विनंतीवरून भाजपने ‘मन मोठे’ दाखवत महापौरपद त्यांना दिले. एवढेच नाही तर उपमहापौर आणि स्थायी समिती अध्यक्ष ही पदेही शिवसेनेला देण्यात आली. मात्र, २०१९ च्या विधानसभा निवडणुकीनंतर शिवसेनेने साथ सोडल्याने, ‘अच्छा सिला दिया तूने मेरे प्यार का’ या गाण्याची आठवण झाल्याची भावना त्यांनी व्यक्त केली. २०२२ मध्ये राज्यात सत्तांतर झाले आणि भाजपने एकनाथ शिंदे यांच्या नेतृत्वाखालील शिवसेनेसोबत पुन्हा सरकार स्थापन केले. छत्रपती शिवाजी महाराजांकडून प्रेरणा घेऊन, गमावलेली सत्ता पुन्हा मिळवल्याचे देवेंद्र फडणवीस यांनी सांगितले. त्यांनी मुंबई मनपा निवडणुकीकडे लक्ष केंद्रित केल्याचेही स्पष्ट दिसून आले.Devendra Fadnavis, मेळाव्यानिमित्त भाजप नेत्यांनी केले शक्तिप्रदर्शन या मेळाव्याच्या निमित्ताने भाजपच्या स्थानिक नेत्यांनी जोरदार शक्तिप्रदर्शन केले. प्रत्येकाने स्वत:चे समर्थक मोठ्या संख्येने आणले होते. त्यांनी जोरदार घोषणाबाजी केली. या मेळाव्यातून नवे प्रदेशाध्यक्ष चव्हाण, मुंबई शहराध्यक्ष साटम यांना बळ देण्याचा प्रयत्न मुख्यमंत्री फडणवीसांनी केला.Devendra Fadnavis, मोदींचे परराष्ट्र धोरण तारक नव्हे तर मारक- उद्धव ठाकरे दरम्यान, पंतप्रधान नरेंद्र मोदी यांचे परराष्ट्र धोरण भारतासाठी तारक नव्हे तर मारक असल्याची टीका उद्धव ठाकरेंनी भारत-पाक क्रिकेट सामन्यावर केंद्र सरकारवर निशाणा साधताना केली. ते म्हणाले की, या सरकारने अमित शाहांचा मुलगा जय याच्या हट्टापायी पाकसोबत क्रिकेट खेळून देशाची प्रतिमा व देशभक्तीचा चुराडा केला. धाराशिव जिल्ह्यातील काही कार्यकर्त्यांचा ठाकरे गटात प्रवेश झाला. यावेळी उद्धव म्हणाले, कर्ज काढून ठेकेदारांच्या हितासाठी रस्त्यांचे, पुलांचे, धरणांची कामे करत असाल, तर मी त्याला विकास मानायला तयार नाही. शेतकऱ्यांना एक ठराविक रक्कम सरसकट देण्याची गरज आहे. तुम्ही देवाभाऊ नावाने तुम्ही करोडो रुपयांची जाहिरात करता. छत्रपती शिवाजी महाराजांच्या चरणांवर फुले वाहताना जाहिरात केली. त्यावर कोट्यवधी रुपयांचा चुराडा करण्यात आला. हे पैसे शेतकऱ्यांना द्यायला हवे होते.असेही ते म्हणाले. बेस्ट निवडणुकीत त्यांनी माझा सल्ला ऐकला नाही फडणवीस म्हणाले, “काही लोक उगाचच आपला ‘ब्रँड’ असल्याचा दावा करत होते. आम्ही त्यांना बेस्टच्या निवडणुकीत पक्षाच्या नावावर न लढण्याचा सल्ला दिला, पण त्यांनी तो ऐकला नाही. शेवटी शशांकराव, प्रवीण दरेकर आणि प्रसाद लाड यांनी त्या ‘ब्रँड’चा बँड वाजवला. खरेतर हिंदुहृदयसम्राट बाळासाहेब ठाकरे हाच खरा ब्रँड होता, केवळ नाव लावल्याने कोणीही ब्रँड बनत नाही. भाजप कार्यकर्त्यांचा पक्ष आहे. सामान्य कार्यकर्ता, जसा की अमित साटम, भाजपचा अध्यक्ष होऊ शकतो, हे पक्षाने सिद्ध केले आहे. भाजपचा सर्वात मोठा जागतिक ब्रँड नरेंद्र मोदी आहेत, असेही ते म्हणाले. महत्वाच्या बातम्या Technical by Swaraj IT Services</w:t>
+      </w:r>
+    </w:p>
+    <w:p>
+      <w:pPr>
+        <w:pStyle w:val="Heading3"/>
+      </w:pPr>
+      <w:r>
+        <w:t>Article 27</w:t>
+      </w:r>
+    </w:p>
+    <w:p>
+      <w:r>
+        <w:t>Title: Devendra Fadnavis : मुंबई महापालिकेवर महायुतीचाच भगवा फडकणार</w:t>
+      </w:r>
+    </w:p>
+    <w:p>
+      <w:r>
+        <w:t xml:space="preserve">URL: </w:t>
+      </w:r>
+      <w:hyperlink r:id="rId35">
+        <w:r>
+          <w:rPr>
+            <w:color w:val="0000FF"/>
+          </w:rPr>
+          <w:t>https://pudhari.news/maharashtra/mumbai/devendra-fadnavis-mahayuti-saffron-flag-mumbai-bmc-ab96</w:t>
+        </w:r>
+      </w:hyperlink>
+    </w:p>
+    <w:p>
+      <w:r>
+        <w:t>Content: मुंबई : काहीही झाले तरी मुंबई महापालिकेवर महायुतीचाच भगवा फडकणार, असा विश्वास व्यक्त करत मुख्यमंत्री देवेंद्र फडणवीस यांनी मंगळवारी मुंबई महापालिका निवडणुकांचे रणशिंग फुंकले. भाजपच्या विजय संकल्प मेळाव्यात फडणवीस यांनी मागील दहा वर्षांत केलेल्या विकासकामांची जंत्री मांडली. त्याचवेळी उद्धव ठाकरेंनी कोविड काळात आपल्याच नातेवाइकांना कंत्राटे देत माणसे मारली, त्या मृतांसाठीच्या बॉडीबॅग खरेदीत भ्रष्टाचार करणार्‍या कफनचोरांनी आम्हाला प्रश्न करू नयेत, असा टोलाही लगावला. बेस्टच्या निवडणुकीत यांच्या ब्रँडचा बँड वाजल्याचे सांगत ठाकरे बंधूंच्या संभाव्य युतीने कोणताही फरक पडणार नसल्याचेही अधोरेखित केले. आगामी मुंबई पालिका निवडणुकांच्या पार्श्वभूमीवर वरळी येथील एनएससीआय डोम येथे मुंबई भाजपच्या विजय संकल्प मेळाव्यात मुख्यमंत्री फडणवीस बोलत होते. यावेळी मुंबईतील भाजपचे सर्व मंत्री, खासदार, आमदार, नेते आणि पदाधिकारी मोठ्या संख्येने उपस्थित होते. आपल्या भाषणाच्या सुरुवातीलाच मुख्यमंत्री फडणवीस यांनी मागील महापालिका निवडणुकीत भाजपचा महापौर बसला असता, अवघ्या दोन जागा कमी होत्या. आपण सारी जुळवाजुळव केली होती. मात्र, मैत्रीच्या नात्यासाठी आपण महापौर पद उद्धव ठाकरेंच्या शिवसेनेला दिल्याचे सांगितले. उद्धव ठाकरे नर्व्हस आणि नाराज असून महापौर पद मिळावे म्हणून मिलिंद नार्वेकर आणि एकनाथ शिंदे यांनी फोन केल्याचा गौप्यस्फोटही केला. मात्र, मैत्रीच्या नात्यात आपण त्याग केला आणि 2019 साली उद्धव ठाकरेंमुळे अच्छा सिला दिया तुने .. म्हणायची वेळ माझ्यावर आली, असेही फडणवीस म्हणाले. मात्र, त्याला 2022 साली गनिमी काव्याने आणि 2024 साली पूर्ण बहुमताचे सरकार आणून चोख उत्तर दिल्याचेही फडणवीस म्हणाले. ठाकरे बंधूंच्या संभाव्य राजकीय युतीच्या चर्चांच्या संदर्भात फडणवीस म्हणाले की, साधी बेस्टची निवडणूक होती, त्यात आमचा ब्रँड म्हणत त्यांनी निवडणूक लढवली. आमच्या शशांक राव आणि प्रवीण दरेकर, प्रसाद लाड यांनी त्यांच्या ब्रँडचा बँड वाजविला. यावेळी प्रदेशाध्यक्ष रवींद्र चव्हाण आणि मुंबई भाजपचे माजी अध्यक्ष आणि मंत्री आशिष शेलार यांनीही आपले विचार मांडले. मुंबईच्या विकासाचे एक वाक्य दाखवा आणि शंभर रुपये मिळवा काहीजण रोज सकाळी उठून मोदींना प्रश्न विचारतात, अशांना मुंबईकरांनी प्रत्येक निवडणुकीत उत्तर दिले आहे. मुंबई ही भाजपची, मुंबई ही भाजप आणि बाळासाहेब ठाकरे यांच्या शिवसेना युतीची आहे. मुंबईकरांच्या विकासाचे कोणतेच व्हिजन ठाकरे गटाकडे नाही. त्यांची मागची दहा भाषणे काढा आणि त्यात मुंबईकरांच्या विकासासाठी केलेले एक विधान दाखवा, मी तुम्हाला शंभर रुपये देईन. त्यांच्याकडे सांगण्यासारखे काहीच नाही, अशा शब्दांत फडणवीस यांनी उद्धव ठाकरेंवर निशाणा साधला. मुंबईची काय अवस्था तुम्ही करून ठेवली? वर्षानुवर्षे हाती सत्ता असूनही या मुंबईची काय अवस्था तुम्ही करून ठेवली? या मुंबईसोबत कोणीही स्पर्धा करू शकत नव्हते, पण यांनी शहराचा विकास केला नाही. त्यामुळे आयटीसारखे उद्योग इतर शहरात गेले. गेल्या 10 वर्षांत मोदींच्या नेतृत्वात आम्ही असे इन्फ्रास्ट्रक्चर उभे केले आहे की, आता मुंबईसोबत कोणीही स्पर्धा करू शकत नाही. आयटी, स्टार्टअप आता मुंबईत आले. पुढच्या काळात डेटा सेंटर क्रांती घडविणार आहे. आज भारतात जेवढी डेटा सेंटरची कपॅसिटी तयार झाली आहे, त्यापैकी 60 टक्के ही मुंबईत आहे, असे फडणवीस म्हणाले. 10 लाख लोकांना धारावीमध्येच घरे देणार धारावीचे काहीही होऊ शकत नाही म्हणत होते. पण आज जगातील सगळ्यात मोठा प्रकल्प म्हणून हा धारावीचा प्रकल्प सुरू झाला आहे. 19 लाख लोकांना इथे आम्ही घरे देत आहोत. आम्ही विचार केला की, धारावी ही केवळ वस्ती नाही, तर इथे अनेक छोटे उद्योग सुरू आहेत आणि म्हणून धारावीतील उद्योगांना धारावीमध्येच जागा दिली. सामान्य माणसाच्या जीवनात परिवर्तन घडवण्याचे काम आपण केले आहे, अशा शब्दांत फडणवीस यांनी प्रकल्पाचे समर्थन केले. प्रवीण दरेकरांच्या तिहेरी कामगिरीचे कौतुक भाजपचे विधान परिषदेतील गटनेते आमदार प्रवीण दरेकर यांनी बजावलेल्या तीन कामगिरींचे विशेष कौतुक मुख्यमंत्री देवेंद्र फडणवीस यांनी केले. मुख्यमंत्री म्हणाले, आमच्या प्रवीण दरेकरांच्या पाठपुराव्यानंतर आता अभ्युदय नगरमध्ये राहणारा माझा गिरणी कामगार, आमचा मराठी माणूस ज्याच्या कष्टावर ही मुंबई उभी राहिली, त्या माझ्या मुंबईकराला 550-600 स्वेअर फूट जागा देण्याचा निर्णय आम्ही केला. त्याचेही काम आता आम्ही करतो आहोत, असेही फडणवीस म्हणाले. आज संपूर्ण मुंबईत सामान्य माणसाच्या घराचा प्रश्न सोडविण्याकरिता दरेकरांच्या पुढाकाराने आपण स्वयंपुनर्विकासाची योजना आणली. आज 1600 प्रकल्प स्वयंपुनर्विकासात निघाले. हजारो लोकांना आपल्या स्वप्नातले मोठे घर मिळते आहे, असे सांगत मुख्यमंत्री म्हणाले, साधी बेस्टची निवडणूक होती, त्यात आमचा ब्रँड म्हणत त्यांनी ही बेस्ट पतपेढीची निवडणूक लढवली. मात्र, आमच्या शशांक राव आणि प्रवीण दरेकर आणि प्रसाद लाडांनी त्यांच्या ब्रँडचा बँड वाजविला. हिंदुहृदयसम्राट बाळासाहेब ठाकरे हे ब्रँड होते, तुम्ही ब्रँड नाही. नाव लावल्याने कोणी ब्रँड बनत नाही, अशी बोचरी टीकाही फडणवीस यांनी केली. भाजप हा कार्यकर्त्यांचा पक्ष आहे. त्यामुळे आमच्याकडे चहा विकणारा जागतिक ब्रँड बनू शकतो, आम्हाला कोणी ब्रँड सांगू नये, असेही मुख्यमंत्री म्हणाले. मुंबईचा रंग बदलण्याचा डाव हाणून पाडू ः अमित साटम मुंबईच्या विकासाबरोबरच इथल्या सुरक्षिततेवरही भाजप लक्ष केंद्रित करणार आहे. मुंबईचा रंग बदलण्याचा कोणताही प्रयत्न हाणून पाडला जाईल. जर, शिवसेना उबाठा गट सत्तेत आला, तर एखादा खान मुंबईचा महापौर होईल,पण आम्ही ते होऊ देणार नाही. तीस वर्षांत त्यांनी पालिकेत 3 लाख कोटींची लूट केली असल्याचा घणाघाती आरोप मुंबई भाजप अध्यक्ष अमित साटम यांनी यावेळी केला. अमित साटम यांनी शिवसेना ठाकरे गटाला लक्ष्य केले. मुंबईचा रंग बदलण्याचा कोणताही प्रयत्न हाणून पाडला जाईल. आज अनेक पाश्चिमात्य देशांतील अनेक आंतरराष्ट्रीय शहरांचे रंग बदलताना आपण पाहतोय. मुंबईतही असेच प्रयत्न सुरू आहेत. असे प्रयत्न आपण यशस्वी होऊ देणार नाही. गेल्या 11 वर्षांत राज्य आणि केंद्र सरकारच्या माध्यमातून मुंबईचा विकास झाला आहे, तोच विकास महापालिकेच्या माध्यमातूनही झाला पाहिजे. त्यासाठी आम्ही पारदर्शक व भ्रष्टाचारमुक्त प्रशासन देऊ. मुंबईकरांची सुरक्षितता सुनिश्चित करू आणि मुंबईची ओळख टिकवण्यासाठी तसेच ती संरक्षित करण्यासाठी प्रयत्न करू, असे साटम म्हणाले. वर्सोवा किंवा मालवणीमध्ये दिसलेल्या पॅटर्नमुळे शहर उद्ध्वस्त होऊ शकते. जर शिवसेना यूबीटी सत्तेत आली, तर एक खान या मुंबईचा महापौर होईल. पण आपण ते होऊ देणार नाही, असे साटम म्हणाले. 'Pudhari' is excited to announce the relaunch of its Android and iOS apps. Stay updated with the latest news at your fingertips. Android and iOS Download now and stay updated, anytime, anywhere. Pudhari Publications Private Limited</w:t>
+      </w:r>
+    </w:p>
+    <w:p>
+      <w:pPr>
+        <w:pStyle w:val="Heading3"/>
+      </w:pPr>
+      <w:r>
+        <w:t>Article 28</w:t>
       </w:r>
     </w:p>
     <w:p>
@@ -670,7 +856,7 @@
       <w:r>
         <w:t xml:space="preserve">URL: </w:t>
       </w:r>
-      <w:hyperlink r:id="rId30">
+      <w:hyperlink r:id="rId36">
         <w:r>
           <w:rPr>
             <w:color w:val="0000FF"/>
@@ -689,198 +875,12 @@
         <w:pStyle w:val="Heading3"/>
       </w:pPr>
       <w:r>
-        <w:t>Article 23</w:t>
-      </w:r>
-    </w:p>
-    <w:p>
-      <w:r>
-        <w:t>Title: One Lakh Cataract Surgeries In Maharashtra To Mark Modi's Birthday: BJP</w:t>
-      </w:r>
-    </w:p>
-    <w:p>
-      <w:r>
-        <w:t xml:space="preserve">URL: </w:t>
-      </w:r>
-      <w:hyperlink r:id="rId31">
-        <w:r>
-          <w:rPr>
-            <w:color w:val="0000FF"/>
-          </w:rPr>
-          <w:t>https://www.deccanchronicle.com/nation/one-lakh-cataract-surgeries-in-maharashtra-to-mark-modis-birthday-bjp-1904130</w:t>
-        </w:r>
-      </w:hyperlink>
-    </w:p>
-    <w:p>
-      <w:r>
-        <w:t>Content: More than one lakh cataract surgeries will be performed in Maharashtra during a fortnight-long drive to mark Prime Minister Narendra Modi’s birthday, state BJP president Ravindra Chavan said on Tuesday.</w:t>
-      </w:r>
-    </w:p>
-    <w:p>
-      <w:pPr>
-        <w:pStyle w:val="Heading3"/>
-      </w:pPr>
-      <w:r>
-        <w:t>Article 24</w:t>
-      </w:r>
-    </w:p>
-    <w:p>
-      <w:r>
-        <w:t>Title: BJP : भाजपा रत्नागिरी दक्षिण युवा मोर्चाच्यावतीने उद्या रक्तदान शिबिर</w:t>
-      </w:r>
-    </w:p>
-    <w:p>
-      <w:r>
-        <w:t xml:space="preserve">URL: </w:t>
-      </w:r>
-      <w:hyperlink r:id="rId32">
-        <w:r>
-          <w:rPr>
-            <w:color w:val="0000FF"/>
-          </w:rPr>
-          <w:t>https://ratnagirikhabardar.com/news/79210/</w:t>
-        </w:r>
-      </w:hyperlink>
-    </w:p>
-    <w:p>
-      <w:r>
-        <w:t>Content: रत्नागिरी : भाजपा नेते, पंतप्रधान नरेंद्र मोदी, महाराष्ट्र राज्याचे प्रदेशाध्यक्ष रवींद्र चव्हाण यांच्या वाढदिवसानिमित्त आणि रत्नागिरीचे संपर्क मंत्री व महाराष्ट्र राज्याचे बंदर विकास मंत्री नीतेश राणे यांच्या मार्गदर्शनाखाली भाजपा रत्नागिरी दक्षिण युवा मोर्चातर्फे येत्या १७ सप्टेंबर रोजी रक्तदान शिबिर आयोजित करण्यात आले आहे. जिल्हा रुग्णालयाच्या रक्तपेढीमध्ये सकाळी १० ते दुपारी २ या वेळेत हे शिबिर होईल. शिबिराला सर्व पदाधिकारी व कार्यकर्त्यांनी उपस्थित राहावे. तसेच रत्नागिरीतील रक्तदात्यांनी सहभाग घ्यावा, असे आवाहन भाजपा जिल्हाध्यक्ष राजेश सावंत, युवा मोर्चा जिल्हाध्यक्ष मंदार खंडकर, महिला मोर्चा जिल्हा अध्यक्ष सौ. वर्षा ढेकणे यांनी केले आहे. दैनिक रत्नागिरी खबरदारISO 9001:2015 CERTIFIED(RNI NO. MAHMAR/2013/57411)शासनमान्य रजिस्टर न्यूजपेपर10:09 16-09-2025</w:t>
-      </w:r>
-    </w:p>
-    <w:p>
-      <w:pPr>
-        <w:pStyle w:val="Heading3"/>
-      </w:pPr>
-      <w:r>
-        <w:t>Article 25</w:t>
-      </w:r>
-    </w:p>
-    <w:p>
-      <w:r>
-        <w:t>Title: BJP : चिपळुणात आज भाजपतर्फे रक्तदान शिबिर</w:t>
-      </w:r>
-    </w:p>
-    <w:p>
-      <w:r>
-        <w:t xml:space="preserve">URL: </w:t>
-      </w:r>
-      <w:hyperlink r:id="rId33">
-        <w:r>
-          <w:rPr>
-            <w:color w:val="0000FF"/>
-          </w:rPr>
-          <w:t>https://ratnagirikhabardar.com/news/79993/</w:t>
-        </w:r>
-      </w:hyperlink>
-    </w:p>
-    <w:p>
-      <w:r>
-        <w:t>Content: चिपळूण : पंतप्रधान नरेंद्र मोदी आणि भारतीय जनता पार्टीचे प्रदेशाध्यक्ष आ. रवींद्र चव्हाण यांच्या वाढदिवसानिमित्त चिपळूण तालुका व शहर भाजपच्यावतीने दि. २० सप्टेंबर रोजी रक्तदान शिबिराचे आयोजन करण्यात आले आहे. शहरातील मुंबई-गोवा महामार्गालगतच्या प्राथमिक शिक्षक पतपेढी सभागृहात सकाळी ९ ते दुपारी २ या वेळेत हे रक्तदान शिबिर होईल. या कार्यक्रमाला भाजपा नेते प्रशांत यादव, जिल्हाध्यक्ष सतीश मोरे, तालुकाध्यक्ष विनोद भुरण, चिपळूण शहर मंडल अध्यक्ष शशिकांत मोदी, तसेच पदाधिकारी, कार्यकर्ते उपस्थित राहाणार आहेत. भाजपच्या सर्व सेलचे पदाधिकारी, महिला पदाधिकारी व कार्यकर्त्यांनी तसेच आजी-माजी लोकप्रतिनिधींनी उपस्थित राहावे, असे आवाहन करण्यात आले आहे. दैनिक रत्नागिरी खबरदारISO 9001:2015 CERTIFIED(RNI NO. MAHMAR/2013/57411)शासनमान्य रजिस्टर न्यूजपेपर09:57 AM 20/Sep/2025</w:t>
-      </w:r>
-    </w:p>
-    <w:p>
-      <w:pPr>
-        <w:pStyle w:val="Heading3"/>
-      </w:pPr>
-      <w:r>
-        <w:t>Article 26</w:t>
-      </w:r>
-    </w:p>
-    <w:p>
-      <w:r>
-        <w:t>Title: KDMC Election : कल्याण-डोंबिवली महापालिका निवडणुकीत कोण मारणार बाजी? यंदा ठाकरे बंधूंचा करिष्मा चालणार का?</w:t>
-      </w:r>
-    </w:p>
-    <w:p>
-      <w:r>
-        <w:t xml:space="preserve">URL: </w:t>
-      </w:r>
-      <w:hyperlink r:id="rId34">
-        <w:r>
-          <w:rPr>
-            <w:color w:val="0000FF"/>
-          </w:rPr>
-          <w:t>https://saamtv.esakal.com/mumbai-pune/kalyan-dombivli-elections-eknath-shinde-vs-uddhav-thackeray-who-will-win-the-battle-vvg94</w:t>
-        </w:r>
-      </w:hyperlink>
-    </w:p>
-    <w:p>
-      <w:r>
-        <w:t>Content: कल्याण-डोंबिवली महापालिकेच्या निवडणुकीसाठी पाच वर्षांनंतर पुन्हा राजकीय रणधुमाळी यंदा निवडणूक चार सदस्यीय पॅनल पद्धतीने होणार ठाकरे बंधू एकत्र आले असले तरी दोघांचे नेतृत्व करणारा मजबूत नेता अद्याप अदृश्य भाजप आणि शिंदे गटाची मजबूत युती, त्यांच्यासमोर ठाकरे-मनसे युती टिकणार का, हे पाहणं महत्त्वाचं संघर्ष गांगुर्डे, साम टीव्ही कल्याण डोंबिवली महानगरपालिकेच्या सार्वत्रिक निवडणुकीचा कालावधी हा ऑक्टोबर २०२० साली संपुष्टात आला. त्यानंतर कोरोनाच्या पादुर्भावामुळे निवडणुका पुढे ढकलण्यात आल्या होत्या. तेव्हापासून पालिकेवर प्रशासकीय राजवट सुरू आहे. या प्रशासकीय राजवटीला ५ वर्षांचा कालावधी पूर्ण होणार आहे. या प्रशासकीय राजवटीपासून कल्याणकरांची लवकरच सुटका होणार आहे. कारण महापालिका क्षेत्रात पुन्हा निवडणुकीचे पडघम वाजू लागले आहेत. गेल्या काही वर्षांपासून कल्याण-डोंबिवली महानगरपालिकेतील नागरिक आरोग्य सेवा,वैद्यकीय सेवा,रस्त्यांची दुरावस्था,अपुरा पाणी पुरवठा, घनकचरा व्यवस्थापन,वाहतूक कोंडी, शहरातील वाढते प्रदूषण आणि पालिका क्षेत्रातीळ रखडलेल्या अवस्थेत असलेले बीएसयुपी प्रकल्प, स्मार्टसिटी अंतर्गत सुरू असलेले प्रकल्प आणि अनधिकृत बांधकाम आदी विविध समस्यांना सामोरे जात आहेत. त्यामुळे मतदारांमध्ये नाराजी पाहायला मिळतेय. मागील कल्याण महापालिका निवडणूक ही २०१५ साली झाली. त्यावेळी तत्कालीन शिवसेना,भाजप ,काँग्रेस,राष्ट्रवादी काँग्रेस,मनसे,अपक्ष , एमआयएम,बसपा,२७ गाव संघर्ष समिती आदी पक्ष निवडणूक रिंगणात होते. त्या निवडणुकीत तत्कालीन शिवसेनेचे ५३ उमेदवार जिंकले होते. भाजपचे ४३ उमेदवार जिंकले होते. मनसे ९ तर मनसे पुरस्कृत १ असे एकूण मनसेचे १० उमेदवर जिंकले होते. काँग्रेसचे ४ उमेदवारांनी विजय मिळवला होता. यासोबत राष्ट्रवादी काँग्रेस २, एमआयएम १, बसपा १, अपक्ष ८ उमेदवार जिंकले होते. २०१४ साली राज्यात भाजप-शिवसेना होती. त्यानंतर २०१९ साली शिवसेना, काँग्रेस आणि राष्ट्रवादी काँग्रेसने भाजपाला सत्तेवरून पाय उतार केले. या तिन्ही पक्षांच्या महाविकास आघाडीची अडीच वर्ष सत्ता होती. पुढे शिवसेना फुटली. शिवसेनेच्या एकनाथ शिंदे यांनी बंडखोरी करून अनेक आमदारांसोबत भाजपशी हात मिळवणी करत सत्ता मिळवली. त्यामुळे कल्याण-डोंबिवली महापालिकेतही शिवसेनेत दोन गट पडून कार्यकर्ते विभागले गेलेत. पण उपमुख्यमंत्री एकनाथ शिंदे यांची कल्याण-डोंबिवलीत पकड मजबूत आहे. शिवसेनेचे बहुतांशी माजी नगरसेवक हे शिंदे गटात गेले आहेत. सध्या शिंदे गट-भाजपची राज्यात युती आहे. त्यातच आमदार रवींद्र चव्हाण आता भाजप प्रदेशाध्यक्ष झाले आहेत. त्यामुळे आता शिंदे गटाचे पक्षप्रमुख उपमुख्यमंत्री आणि भाजप प्रदेशाध्यक्ष रवींद्र चव्हाण या दोघांची ठाणे जिल्ह्यावर पकड बसविण्यासाठी प्रतिष्ठा पणाला लागणार आहे. पण यावेळी निवडणूक पहिल्यांदा पॅनल पद्धतीने असणार आहे. कल्याण-डोंबिवलीतील मतदारांपासून ते राजकीय पक्षांना ही पद्धत नवीन असणार आहे. १२२ प्रभागासाठी घेतल्या जाणाऱ्या निवडणुका प्रथमच चार सदस्यीय पॅनल पद्धतीने घेतली जाणार असल्याने १ पॅनल ४ सदस्यांचे असे असणार आहे. २९ पॅनल तर तीन सदस्याचे २ पॅनल असे एकूण ३१ पॅनलची निवडणुका घेतली जाणार आहे. या निवडणुकीसाठी राज्य निवडणूक आयोगाने ३१ पॅनलची प्रारूप प्रभाग रचना आराखडा जाहीर करून प्रकाशित केला होता. या प्रारूप प्रभाग आराखड्यावर इच्छुक उमेदवार आणि पक्षांनी हरकती घेतल्या आहेत. त्यावर नुकतीच सुनावणी पार पडली आहे. यात २७ गावांचा पालिकेत बाहेर काढा, अशी मागणी लावून धरली आहे. तर या निवडणुकीवर बहिष्कार टाकण्याचा इशारा दिला आहे. दुसरीकडे ठाकरे बंधू एकत्र आले आहेत. त्यामुळे मनसे आणि ठाकरे गट यांचे कार्यकर्ते सुखावले आहेत. पण या दोन्ही पक्षांचे नेतृत्व करेल, असा खमका नेता पालिकेत अद्याप तयार झालेला नाही, ही एक अडचण असल्याचे पाहायला मिळत आहे. तर नुकताच राज ठाकरे यांनी कल्याण दौरा केला. त्यामुळे कार्यकर्त्यांमध्ये नवचेतना जागृत होताना दिसली आहे, पण निवडणुकीत ती टिकून रहाणे गरजेचे आहे. कल्याण-डोंबिवलीमधील बहुतांश माजी लोकप्रतिनिधी शिंदे सेनेत गेल्याने ठाकरे सेनेत कार्यकर्त्यांची वाणवा आहे. मनसे आणि उद्धव सेना एकत्र येऊन ही निवडणूक लढली, तर दोन्ही पक्ष कल्याण-डोंबिवली तारण्याची शक्यता वाढू शकते. त्यामुळे येत्या निवडणुकीतच हे चित्र स्पष्ट होईल. सकाळ+चे सदस्य व्हा शॉपिंगसाठी 'सकाळ प्राईम डील्स'च्या भन्नाट ऑफर्स पाहण्यासाठी क्लिक करा. Read Marathi news and watch Live TV. Breaking news from Maharashtra, India, Pune, Mumbai, Politics, Entertainment, Sports, Lifestyle at SaamTV. Get Live Marathi news on Mobile. Download the Saam Tv app for Android and IOS. Follow Us Copyright © 2025 Sakal Media Group – All Rights Reserved Powered by Quintype</w:t>
-      </w:r>
-    </w:p>
-    <w:p>
-      <w:pPr>
-        <w:pStyle w:val="Heading3"/>
-      </w:pPr>
-      <w:r>
-        <w:t>Article 27</w:t>
-      </w:r>
-    </w:p>
-    <w:p>
-      <w:r>
-        <w:t>Title: बाल ठाकरे ब्रांड थे, आप नहीं! फडणवीस ने उद्धव और राज पर कसा तंज, कहा- सिर्फ नाम होने से कुछ नहीं होता</w:t>
-      </w:r>
-    </w:p>
-    <w:p>
-      <w:r>
-        <w:t xml:space="preserve">URL: </w:t>
-      </w:r>
-      <w:hyperlink r:id="rId35">
-        <w:r>
-          <w:rPr>
-            <w:color w:val="0000FF"/>
-          </w:rPr>
-          <w:t>https://www.patrika.com/mumbai-news/bal-thackeray-was-brand-not-you-fadnavis-took-a-dig-at-uddhav-thackeray-and-raj-thackeray-19953281</w:t>
-        </w:r>
-      </w:hyperlink>
-    </w:p>
-    <w:p>
-      <w:r>
-        <w:t>Content: ताजा खबरें राज्य मौसम Women's World Cup 2025 बिहार चुनाव 2025 कुलिश जन्मशती वर्ष पत्रिका स्पेशल राष्ट्रीय मनोरंजन ज्योतिष स्वास्थ्य खेल धर्म राजनीति विश्व OTT शिक्षा ओपिनियन ऑटो टेक गैजेट लाइफस्टाइल ब्यूटी महिला बिजनेस क्राइम जॉब्स ई-पेपर मेरी खबर शॉर्ट्स ई-पेपर मुंबई • Dinesh Dubey • Sep 17, 2025 उद्धव ठाकरे और राज ठाकरे (Photo: FB) महाराष्ट्र के मुख्यमंत्री देवेंद्र फडणवीस ने शिवसेना (UBT) प्रमुख उद्धव ठाकरे पर तीखा हमला बोला है। मुंबई के वरली डोम में आयोजित भाजपा के विजय संकल्प रैली में फडणवीस ने कहा कि सिर्फ नाम होने से कोई ब्रांड नहीं बन जाता। इस कार्यक्रम में प्रदेश अध्यक्ष रवींद्र चव्हाण, नवनियुक्त मुंबई अध्यक्ष अमित साटम, मंत्री आशीष शेलार, मंत्री मंगल प्रभात लोढ़ा समेत भाजपा के कई बड़े नेता मौजूद थे। सीएम फडणवीस ने अपने भाषण में उद्धव ठाकरे पर निशाना साधते हुए कहा, “सिर्फ नाम होने से कोई ब्रांड नहीं बनता। हिंदूहृदयसम्राट बाला साहेब ठाकरे एक ब्रांड थे, लेकिन आप ब्रांड नहीं हैं।” उन्होंने उद्धव और राज ठाकरे के गठबंधन पर तंज कसते हुए कहा कि बेस्ट चुनाव के दौरान कुछ लोग कहते थे हमारा ब्रांड है, लेकिन हमारे शंशाक राव, प्रवीण दरेकर और प्रसाद लाड ने उस ब्रांड का बैंड बजा दिया। बता दें कि मुंबई महानगरपालिका (BMC) के उपक्रम बेस्ट के कर्मचारियों से जुड़े कोऑपरेटिव क्रेडिट सोसायटी के हालिया चुनाव में उद्धव ठाकरे और उनके चेचरे भाई व महाराष्ट्र नवनिर्माण सेना (मनसे) प्रमुख राज ठाकरे ने मिलकर चुनाव लड़ा था, लेकिन सभी सीटों पर करारी हार हुई थी। मुख्यमंत्री फडणवीस ने जोर देकर कहा, “हमारे यहां अमित साटम जैसे सामान्य कार्यकर्ता भी अध्यक्ष बनते हैं। हमारे पास चाय बेचने वाला एक वैश्विक ब्रांड है। हमारे पास नरेंद्र मोदी नाम का दुनिया का सबसे बड़ा ब्रांड है।” उन्होंने ठाकरे भाईयों पर हमला बोलते हुए कहा, आगामी मुंबई नगर निगम चुनावों (BMC Election) में भाजपा नीत महायुति गठबंधन की जीत होगी। फडणवीस ने आगे कहा कि गिरगांव में रहने वाला मराठी माणूस आज वसई-विरार और कर्जत तक चले गया, लेकिन भाजपा सरकार ने बीडीडी चॉल का पुनर्विकास कर लोगों को उनका हक दिलाया। उन्होंने दावा किया कि म्हाडा के जरिए मराठी परिवारों को उनके हक का घर मुंबई में देने का काम उनकी सरकार ने शुरू किया है, जो पहले सत्ता में बैठे लोग सपने में भी नहीं सोच सकते थे। फडणवीस ने धारावी पुनर्विकास परियोजना का जिक्र करते हुए कहा कि वहां के 10 लाख लोगों को उनके ही इलाके में घर दिया जाएगा। उन्होंने विपक्ष पर आरोप लगाया कि बिल्डरों के दबाव में पिछली सरकारों ने बीडीडी चॉल के विकास को रोक दिया था, लेकिन हमारी सरकार ने यह काम कर दिखाया है। खबर शेयर करें: Published on: 17 Sept 2025 08:20 pm बड़ी खबरें मुंबई महाराष्ट्र न्यूज़ ट्रेंडिंग लाडली बहनों से करोड़ों की ठगी, 60% रिटर्न का दिया था लालच, 100 से ज्यादा महिलाएं बनी शिकार लोगों के दिलों को छू गई सोनू सूद की वीडियो, लाखों दिलों में जगाई उम्मीद की लौ प्रेमिका के फोन में अश्लील फोटो देख बौखलाया प्रेमी, पहले केक काटा फिर उठाया खौफनाक कदम Nirupa Roy: मौत के 20 साल बाद भी निरूपा रॉय की ये बात नहीं जानते लोग! अब आसमान से आएगी डाक… सीधे ड्रोन से पहुंचेगी चिट्ठियां, 27 गांवों में शुरू होगी सेवा DOWNLOAD ON Play Store DOWNLOAD ON App Store Trending Topics Bihar Elections 2025 PM Modi Women's World Cup 2025 Top Categories राष्ट्रीय मनोरंजन स्वास्थ्य राजस्थान मध्य प्रदेश Legal Privacy Policy Statutory provisions on reporting (sexual offenses) This website follows the DNPA’s code of conduct Code of Conduct About Us Grievance Policy RSS Copyright © 2025 Patrika Group. All Rights Reserved.</w:t>
-      </w:r>
-    </w:p>
-    <w:p>
-      <w:pPr>
-        <w:pStyle w:val="Heading3"/>
-      </w:pPr>
-      <w:r>
-        <w:t>Article 28</w:t>
-      </w:r>
-    </w:p>
-    <w:p>
-      <w:r>
-        <w:t>Title: BMC चुनाव - मुंबई भाजपा ने नागरिकों के लिए अपने मुद्दे और मांगें दर्ज कराने के लिए नए मंच की शुरुआत की</w:t>
-      </w:r>
-    </w:p>
-    <w:p>
-      <w:r>
-        <w:t xml:space="preserve">URL: </w:t>
-      </w:r>
-      <w:hyperlink r:id="rId36">
-        <w:r>
-          <w:rPr>
-            <w:color w:val="0000FF"/>
-          </w:rPr>
-          <w:t>https://www.mumbailive.com/hi/politics/bmc-election-mumbai-bjp-launches-platform-for-citizens-to-register-their-issues-and-demands-90035</w:t>
-        </w:r>
-      </w:hyperlink>
-    </w:p>
-    <w:p>
-      <w:r>
-        <w:t>Content: मुंबई भाजपा ने नागरिकों के लिए 'आवाज़ मुंबईकरंचा' (मुंबईकरों की आवाज़) नामक एक मंच शुरू किया है ताकि वे अपने प्रतिनिधियों से अपनी समस्याएँ, माँगें और अपेक्षाएँ दर्ज करा सकें। यह बीएमसी चुनावों से पहले भाजपा के अभियान का हिस्सा है। https://tinyurl.com/aawazmumbaikarancha पर अपनी माँगें दर्ज करा सकते हैं। कई वरिष्ठ नेताओं की मौजूदगी में की गई शुरुआत इस विशेष मंच का शुभारंभ मंगलवार को वर्ली के एनएससीआई डोम में आयोजित भाजपा के विशाल अधिवेशन में किया गया। इस अवसर पर मुख्यमंत्री देवेंद्र फडणवीस, मुंबई भाजपा अध्यक्ष अमित साटम, प्रदेश अध्यक्ष रवींद्र चव्हाण, मुंबई के गौरीया मंत्री मंगल प्रभात लोढ़ा, आशीष शेलार और अन्य वरिष्ठ भाजपा नेता उपस्थित थे। माँगों को चुनावी घोषणापत्र में शामिल करने का आग्रह FPJ ने इस मंच के बारे में सबसे पहले 10 सितंबर को खबर दी थी। विधायक और मुंबई भाजपा अध्यक्ष अमित साटम ने कहा, "भाजपा कार्यकर्ता घर-घर जाकर मुंबईकरों से अपनी माँगों को चुनावी घोषणापत्र में शामिल करने का आग्रह करेंगे। हम मुंबईकरों को एक सुरक्षित शहर देना चाहते हैं और अवैध प्रवासियों को रोकना चाहते हैं।" मुंबई का विकास मुख्य मुद्दा साटम ने आगे कहा, "देवेंद्र फडणवीस के नेतृत्व में, मुंबई में कोस्टल रोड, अटल सेतु और मेट्रो जैसे बुनियादी ढाँचे का व्यापक विकास हुआ है, साथ ही सीसीटीवी निगरानी में भी वृद्धि हुई है। सुरक्षा और बुनियादी ढाँचे का विकास मुंबई के लिए हमारा सर्वोच्च एजेंडा है।" दिवाली के आसपास हो सकते है BMC चुनाव महाराष्ट्र में बीएमसी सहित कुल 29 नगर निगमों के चुनाव होने हैं। सर्वोच्च न्यायालय ने मंगलवार को महाराष्ट्र राज्य चुनाव आयोग को राज्य में स्थानीय निकाय चुनाव कराने के लिए 31 जनवरी, 2026 तक का समय दिया। न्यायालय ने समय सीमा चार महीने बढ़ा दी है। फरवरी 2017 में हुए बीएमसी चुनावों के अनुसार, मुंबई में 227 निर्वाचन क्षेत्र हैं। वार्ड परिसीमन की नौ-चरणीय प्रक्रिया चल रही है। बीएमसी 3 से 6 अक्टूबर के बीच अंतिम वार्ड परिसीमन की अधिसूचना जारी करेगी। यह भी पढ़ें-अनिश्चित काल के लिए बंद रहेगी मोनोरेल Loading next story...</w:t>
-      </w:r>
-    </w:p>
-    <w:p>
-      <w:pPr>
-        <w:pStyle w:val="Heading3"/>
-      </w:pPr>
-      <w:r>
         <w:t>Article 29</w:t>
       </w:r>
     </w:p>
     <w:p>
       <w:r>
-        <w:t>Title: 22 सितंबर से GST सुधारों का दूसरा चरण, सीएम फडणवीस बोले– पीएम मोदी ने बदला भारत का भविष्य</w:t>
+        <w:t>Title: Narendra Modi turns 75 today: From drone shows to blood donation camps – BJP's grand celebration plans for PM's birthday</w:t>
       </w:r>
     </w:p>
     <w:p>
@@ -892,261 +892,13 @@
           <w:rPr>
             <w:color w:val="0000FF"/>
           </w:rPr>
-          <w:t>https://navbharatlive.com/maharashtra/mumbai/devendra-fadnavis-gst-reforms-second-phase-narendra-modi-event-1363060.html</w:t>
+          <w:t>https://www.livemint.com/news/india/pm-modi-turns-75-today-from-drone-shows-to-blood-donation-camps-bjps-grand-celebration-plans-for-the-day-11758069800439.html</w:t>
         </w:r>
       </w:hyperlink>
     </w:p>
     <w:p>
       <w:r>
-        <w:t>Content: सीएम फडणवीस (pic credit; social media) Mumbai News: मुख्यमंत्री देवेंद्र फडणवीस ने रविवार को कहा कि देश में 22 सितंबर से वस्तु एवं सेवा कर (जीएसटी) सुधारों का दूसरा चरण लागू हो रहा है। ये सुधार भारत की आर्थिक वृद्धि को नई गति देने वाले हैं। सीएम देवेंद्र प्रसिद्ध गीतकार और शायर मनोज मुंतशिर की संकल्पना पर आधारित संगीतमय कार्यक्रम “मेरा देश पहले – द नेशन अनटोल्ड स्टोरी ऑफ श्री नरेंद्र मोदी” में उपरोक्त बातें कहीं। इस अवसर पर विधानसभा अध्यक्ष एड। राहुल नार्वेकर, राजशिष्टाचार मंत्री जयकुमार रावल, कौशल विकास मंत्री मंगल प्रभात लोढा, पूर्व मंत्री रविंद्र चव्हाण, पूर्व मंत्री विनोद तावडे समेत अनेक मान्यवर उपस्थित थे। बांद्रा-कुर्ला कॉम्प्लेक्स स्थित नीता अंबानी सांस्कृतिक केंद्र में आयोजित कार्यक्रम में मुख्यमंत्री फडणवीस ने कहा कि देश को प्रधानमंत्री नरेंद्र मोदी के रूप में ऐसा नेता मिला है, जिसने नए भारत का निर्माण किया। आज भारत वैश्विक मंच पर सम्मान पूर्वक खड़ा है और इसका पूरा श्रेय प्रधानमंत्री मोदी की दूरदृष्टि और नेतृत्व को जाता है। प्रधानमंत्री मोदी की उपलब्धियों का उल्लेख करते हुए मुख्यमंत्री ने कहा कि पिछले 11 वर्षों में प्रधानमंत्री मोदी ने भारत की अर्थव्यवस्था और विकास को नई दिशा दी है। गरीबी हटाने के लिए निर्णायक लड़ाई लड़ी है। आज भारत हर अंतरराष्ट्रीय मंच पर सम्मान और ताकत के साथ खड़ा है। जीएसटी सुधारों पर बोलते हुए उन्होंने कहा, “22 सितंबर से शुरू होने वाले सेकंड जनरेशन जीएसटी सुधार भारतीय अर्थव्यवस्था को नई गति देंगे। साथ ही आम नागरिकों को भी इसका लाभ होगा और देश आत्मनिर्भर भारत की दिशा में और आगे बढ़ेगा। प्रधानमंत्री मोदी के व्यक्तित्व की ‘अनटोल्ड स्टोरी’ पर बोलते हुए फडणवीस ने कहा, “मोदीजी ने एक नया भारत, एक शक्तिशाली भारत और एक अग्रणी भारत तैयार किया है। इस सफर में उनके जीवन के अनेक पहलू सामने आए। लेकिन उनका व्यक्तित्व कैसे बना? उन्होंने किन कठिन परिस्थितियों का सामना किया? यह भी पढ़ें- ‘जीएसटी बचत उत्सव’ पर बवाल, कांग्रेस बोली- मोदी ने 8 साल जनता से वसूले करोड़ों! देश को समर्पित जीवन टप्पा-दर-टप्पा कैसे विकसित हुआ? यह सब पहलू इस कार्यक्रम में प्रस्तुत किए गए हैं और यह सचमुच प्रेरणादायी हैं। प्रसिद्ध गीतकार व शायर मनोज मुंतशिर की संकल्पना पर आधारित इस संगीतमय कार्यक्रम में प्रधानमंत्री नरेंद्र मोदी के बचपन से लेकर उनके राजनीतिक सफर, चुनौतियों से भरे कालखंड, नेतृत्व की भूमिका और जीवन के अन्य प्रेरक पहलुओं का प्रभावी चित्रण किया गया। Follow Us On © Copyright Navbharatlive 2025 All rights reserved.</w:t>
-      </w:r>
-    </w:p>
-    <w:p>
-      <w:pPr>
-        <w:pStyle w:val="Heading3"/>
-      </w:pPr>
-      <w:r>
-        <w:t>Article 30</w:t>
-      </w:r>
-    </w:p>
-    <w:p>
-      <w:r>
-        <w:t>Title: Nitesh Rane Warning | माझी धाड पडणार नाही याची खबरदारी घ्या</w:t>
-      </w:r>
-    </w:p>
-    <w:p>
-      <w:r>
-        <w:t xml:space="preserve">URL: </w:t>
-      </w:r>
-      <w:hyperlink r:id="rId38">
-        <w:r>
-          <w:rPr>
-            <w:color w:val="0000FF"/>
-          </w:rPr>
-          <w:t>https://pudhari.news/maharashtra/kokan/sindhudurg/nitesh-rane-warning-dodamarg-event-guardian-minister-sp96</w:t>
-        </w:r>
-      </w:hyperlink>
-    </w:p>
-    <w:p>
-      <w:r>
-        <w:t>Content: दोडामार्ग : सार्वजनिक बांधकाम उपविभागाच्या अधिकार्‍यांनी त्यांच्या कार्यालयाप्रमाणे कारभार सुटसुटीत व पारदर्शक केला पाहिजे. सर्वसामान्य माणसाला यथोचित मानसन्मान द्या. पालकमंत्री म्हणून माझी सर्वांवर बारीक नजर आहे. मी प्रथम जनतेला महत्व देतो. त्यांच्या समस्या, तक्रारींचे निवारण तत्काळ करा. जर या जनतेला तुम्ही अधिकार्‍यांनी वेठीस धरण्याचा प्रयत्न केल्यास गाठ माझ्याशी आहे, असा सज्जड इशारा बांधकाम विभागाच्या अधिकार्‍यांसह प्रशासनातील सर्व अधिकार्‍यांना देत जनतेच्या तक्रारीवरून तुमच्या कार्यालयात माझी धाड पडणार नाही याची काळजी घ्या, असा कडक शब्दात इशारा पालकमंत्री नितेश राणे यांनी दिला. सार्वजनिक बांधकाम उपविभागाच्या नूतन इमारतीचा उद्घाटन सोहळा पालकमंत्री नितेश राणे यांच्या हस्ते फित कापून करण्यात आला. यावेळी ते बोलत होते. कार्यक्रमाची सुरुवात पालकमंत्री नितेश राणे यांच्या हस्ते दीपप्रज्वलनाने करण्यात आली. व्यासपीठावर भाजपा जिल्हाध्यक्ष प्रभाकर सावंत, जिल्हा बँक अध्यक्ष मनीष दळवी, लखमराजे भोसले, महिला जिल्हाध्यक्षा अन्नपूर्णा कोरगावकर, सार्वजनिक बांधकाम उपविभाग कार्यकारी अभियंता पूजा इंगवले, भाजपा तालुका अध्यक्ष दीपक गवस, शिंदे शिवसेना तालुकाप्रमुख गणेशप्रसाद गवस, नगराध्यक्ष चेतन चव्हाण, एकनाथ नाडकर्णी, परिविक्षाधीन प्रांताधिकारी लक्ष्मण कसेकर, प्रभारी तहसीलदार प्रज्ञा राजमाने, सार्वजनिक बांधकाम उपविभाग उपकार्यकारी अभियंता सीमा गोवेकर उपस्थित होते. ना. राणे म्हणाले, बांधकाम उपविभागाची सुसज्ज अशी इमारत ठरलेल्या वेळेत पूर्णत्वास आली. त्यामुळे सर्वप्रथम या विभागाचे अभिनंदन करतो. ते पुढे म्हणाले, महायुती सरकारमधील सर्व मंत्री रयतेचे राज्य म्हणून सरकार चालवत आहेत. या सरकारच्या सुरुवातीच्या पहिल्या दहा महिन्यात खूप कामे झाली आहेत. या जिल्ह्यातील माझ्या जनतेच्या समस्या सोडविण्यासाठी मी कटिबद्ध असल्याचे ना. राणे यांनी स्पष्ट केले. सार्वजनिक बांधकाम उपविभागाचा कारभार रेस्ट हाऊसमधून चालवला जायचा. या कार्यालयाची स्वतंत्र व सुसज्ज अशी नूतन इमारत झाल्याने आता येथून कारभार चालवला जाणार आहे. रेस्ट हाऊससाठी निधीची आवश्यकता भासणार आहे. सार्वजनिक बांधकाम मंत्री शिवेंद्रसिंह भोसले यांच्यामार्फत हा निधी उपलब्ध करून देण्यासाठी प्रयत्न करणार असल्याचे पालकमंत्री राणे यांनी स्पष्ट केले. माजी सार्वजनिक बांधकाम मंत्री रवींद्र चव्हाण यांच्या कार्यकाळात या विभागाच्या अनेक नूतन कार्यालयांची निर्मिती करण्यात आली. पूर्वी या विभागाशी निगडीत अनेक कामांसाठी रत्नागिरी येथे हेलपाटे मारावे लागायचे. यात वेळेचा अधिक अपव्यय होऊ लागला व कामे वेळेवर पूर्ण होत नसत. हेच रवींद्र चव्हाण यांनी अचूक हेरले व त्यादृष्टीने या विभागाचे कार्यालय या जिल्ह्यात आणले. त्यांच्या कारकिर्दीतच या जिल्ह्यातील चांगल्या रस्त्यांचे जाळे अधिक प्रमाणात विणले गेले, असे पालकमंत्री नितेश राणे यांनी आवर्जून सांगितले. जिल्ह्यातील अवैध धंदे बंद केल्याशिवाय मी गप्प बसणार नाही. पोलिसांना हे अवैध धंदे बंद करायला जमत नसतील तर मी आहेच. मला या तालुक्यातीलही सर्व अवैध धंद्यांची माहिती आहे. येथील पोलिस निरीक्षकांना मी पूर्वीच कारवाई करण्यासाठी सक्त सूचना केल्या आहेत. माझ्या सूचनांकडे दुर्लक्ष करू नका. तात्काळ हे अवैध धंदे बंद करा. मी आता पुन्हा फोनाफोनी करत बसणार नाही तर सरळ अ‍ॅक्शन घेणार, अशा कडक शब्दात पोलिस प्रशासनास सुनावले. 'Pudhari' is excited to announce the relaunch of its Android and iOS apps. Stay updated with the latest news at your fingertips. Android and iOS Download now and stay updated, anytime, anywhere. Pudhari Publications Private Limited</w:t>
-      </w:r>
-    </w:p>
-    <w:p>
-      <w:pPr>
-        <w:pStyle w:val="Heading3"/>
-      </w:pPr>
-      <w:r>
-        <w:t>Article 31</w:t>
-      </w:r>
-    </w:p>
-    <w:p>
-      <w:r>
-        <w:t>Title: One lakh cataract surgeries in Maharashtra to mark Modi's birthday: BJP</w:t>
-      </w:r>
-    </w:p>
-    <w:p>
-      <w:r>
-        <w:t xml:space="preserve">URL: </w:t>
-      </w:r>
-      <w:hyperlink r:id="rId39">
-        <w:r>
-          <w:rPr>
-            <w:color w:val="0000FF"/>
-          </w:rPr>
-          <w:t>https://www.easternmirrornagaland.com/one-lakh-cataract-surgeries-in-maharashtra-to-mark-modis-birthday-bjp</w:t>
-        </w:r>
-      </w:hyperlink>
-    </w:p>
-    <w:p>
-      <w:r>
-        <w:t>Content: More than one lakh cataract surgeries will be performed in Maharashtra during a fortnight-long drive to mark Prime Minister Narendra Modi’s birthday Share MUMBAI — More than one lakh cataract surgeries will be performed in Maharashtra during a fortnight-long drive to mark Prime Minister Narendra Modi’s birthday, state BJP president Ravindra Chavan said on Tuesday. The party will also arrange eye check-up of at least 10 lakh people and distribute spectacles to the needy during the drive, to be held from September 17 to October 2, Chavan told reporters in Mumbai. Modi will be celebrating his 75th birthday on September 17. Also read: On 75th birthday, PM Modi to lay foundation stone of 'PM Mitra' park in MP After 2-day tour of three NE states, PM Modi to visit Arunachal, Tripura on Sep 22 “We will bring together NGOs, other organisations and social groups to perform more than one lakh cataract operations, ensure eye check-ups for 10 lakh people and provide spectacles to the needy, Chavan said. The drive is being projected as a service initiative by the BJP. “This is an attempt to connect with people in the state,” Chavan said. Blood donation camps will also be organised during the drive, Chavan said. “We have chalked out 17 programmes to be implemented during this fortnight,” he added. Chief Minister Devendra Fadnavis has held meetings with state ministers and BJP leaders to ensure the successful organisation of events, he said. On criticism by opposition parties over the state’s financial condition, Chavan said, “Instead of what the opposition is saying, it is necessary for the state to do what is good and required for common people. We are determined to provide ‘roti, kapda and makaan’ to people and will continue to work on our chosen path.”</w:t>
-      </w:r>
-    </w:p>
-    <w:p>
-      <w:pPr>
-        <w:pStyle w:val="Heading3"/>
-      </w:pPr>
-      <w:r>
-        <w:t>Article 32</w:t>
-      </w:r>
-    </w:p>
-    <w:p>
-      <w:r>
-        <w:t>Title: Devendra Fadnavis, : भाजप कार्यकर्त्यांच्या मेळाव्यामध्ये फडणवीसांचा ठाकरे बंधूंना टोला- केवळ नाव लावून ब्रँड तयार होत नाही</w:t>
-      </w:r>
-    </w:p>
-    <w:p>
-      <w:r>
-        <w:t xml:space="preserve">URL: </w:t>
-      </w:r>
-      <w:hyperlink r:id="rId40">
-        <w:r>
-          <w:rPr>
-            <w:color w:val="0000FF"/>
-          </w:rPr>
-          <w:t>https://thefocusindia.com/maharashtra-news/fadnavis-slams-thackeray-brothers-at-bjp-rally-284342/amp/</w:t>
-        </w:r>
-      </w:hyperlink>
-    </w:p>
-    <w:p>
-      <w:r>
-        <w:t>Content: Devendra Fadnavis, विशेष प्रतिनिधी मुंबई : Devendra Fadnavis शिवसेनाप्रमुख बाळासाहेब ठाकरे हेच खरे ब्रँड होते. त्यामुळे तुम्ही उगाचच दावा करू नका. केवळ नाव लावून ब्रँड तयार होत नसतो, असा टोला मुख्यमंत्री देवेंद्र फडणवीस यांनी उद्धव व राज ठाकरेंना लगावला. आगामी मुंबई महानगरपालिका निवडणुकीसाठी भाजपने कंबर कसली असून, मुंबईत आयोजित केलेल्या ‘विजय संकल्प मेळाव्या’तून भाजपने मनपा निवडणुकीचे रणशिंग फुंकले आहे. यावेळी मुख्यमंत्री देवेंद्र फडणवीस यांनी महायुतीचाच महापौर मुंबईत बसवणार असल्याचा ठाम निर्धार व्यक्त केला. दक्षिण मुंबईतील वरळी डोम येथे मंगळवारी भाजप कार्यकर्त्यांचा मेळावा आयोजित करण्यात आला होता. या मेळाव्यात मुख्यमंत्री देवेंद्र फडणवीस यांच्यासह मंत्री आशिष शेलार, प्रदेशाध्यक्ष रवींद्र चव्हाण, मुंबई अध्यक्ष अमित साटम आणि पक्षाचे जवळपास सर्व आमदार व प्रमुख नेते उपस्थित होते.Devendra Fadnavis, आपल्या भाषणात देवेंद्र फडणवीस यांनी २०१७ च्या निवडणुकीतील अनुभव सांगितला. त्यावेळी भाजप केवळ दोन मतांनी कमी पडला होता. परंतु, मित्रपक्ष असलेल्या शिवसेनेच्या विनंतीवरून भाजपने ‘मन मोठे’ दाखवत महापौरपद त्यांना दिले. एवढेच नाही तर उपमहापौर आणि स्थायी समिती अध्यक्ष ही पदेही शिवसेनेला देण्यात आली. मात्र, २०१९ च्या विधानसभा निवडणुकीनंतर शिवसेनेने साथ सोडल्याने, ‘अच्छा सिला दिया तूने मेरे प्यार का’ या गाण्याची आठवण झाल्याची भावना त्यांनी व्यक्त केली. २०२२ मध्ये राज्यात सत्तांतर झाले आणि भाजपने एकनाथ शिंदे यांच्या नेतृत्वाखालील शिवसेनेसोबत पुन्हा सरकार स्थापन केले. छत्रपती शिवाजी महाराजांकडून प्रेरणा घेऊन, गमावलेली सत्ता पुन्हा मिळवल्याचे देवेंद्र फडणवीस यांनी सांगितले. त्यांनी मुंबई मनपा निवडणुकीकडे लक्ष केंद्रित केल्याचेही स्पष्ट दिसून आले.Devendra Fadnavis, मेळाव्यानिमित्त भाजप नेत्यांनी केले शक्तिप्रदर्शन या मेळाव्याच्या निमित्ताने भाजपच्या स्थानिक नेत्यांनी जोरदार शक्तिप्रदर्शन केले. प्रत्येकाने स्वत:चे समर्थक मोठ्या संख्येने आणले होते. त्यांनी जोरदार घोषणाबाजी केली. या मेळाव्यातून नवे प्रदेशाध्यक्ष चव्हाण, मुंबई शहराध्यक्ष साटम यांना बळ देण्याचा प्रयत्न मुख्यमंत्री फडणवीसांनी केला.Devendra Fadnavis, मोदींचे परराष्ट्र धोरण तारक नव्हे तर मारक- उद्धव ठाकरे दरम्यान, पंतप्रधान नरेंद्र मोदी यांचे परराष्ट्र धोरण भारतासाठी तारक नव्हे तर मारक असल्याची टीका उद्धव ठाकरेंनी भारत-पाक क्रिकेट सामन्यावर केंद्र सरकारवर निशाणा साधताना केली. ते म्हणाले की, या सरकारने अमित शाहांचा मुलगा जय याच्या हट्टापायी पाकसोबत क्रिकेट खेळून देशाची प्रतिमा व देशभक्तीचा चुराडा केला. धाराशिव जिल्ह्यातील काही कार्यकर्त्यांचा ठाकरे गटात प्रवेश झाला. यावेळी उद्धव म्हणाले, कर्ज काढून ठेकेदारांच्या हितासाठी रस्त्यांचे, पुलांचे, धरणांची कामे करत असाल, तर मी त्याला विकास मानायला तयार नाही. शेतकऱ्यांना एक ठराविक रक्कम सरसकट देण्याची गरज आहे. तुम्ही देवाभाऊ नावाने तुम्ही करोडो रुपयांची जाहिरात करता. छत्रपती शिवाजी महाराजांच्या चरणांवर फुले वाहताना जाहिरात केली. त्यावर कोट्यवधी रुपयांचा चुराडा करण्यात आला. हे पैसे शेतकऱ्यांना द्यायला हवे होते.असेही ते म्हणाले. बेस्ट निवडणुकीत त्यांनी माझा सल्ला ऐकला नाही फडणवीस म्हणाले, “काही लोक उगाचच आपला ‘ब्रँड’ असल्याचा दावा करत होते. आम्ही त्यांना बेस्टच्या निवडणुकीत पक्षाच्या नावावर न लढण्याचा सल्ला दिला, पण त्यांनी तो ऐकला नाही. शेवटी शशांकराव, प्रवीण दरेकर आणि प्रसाद लाड यांनी त्या ‘ब्रँड’चा बँड वाजवला. खरेतर हिंदुहृदयसम्राट बाळासाहेब ठाकरे हाच खरा ब्रँड होता, केवळ नाव लावल्याने कोणीही ब्रँड बनत नाही. भाजप कार्यकर्त्यांचा पक्ष आहे. सामान्य कार्यकर्ता, जसा की अमित साटम, भाजपचा अध्यक्ष होऊ शकतो, हे पक्षाने सिद्ध केले आहे. भाजपचा सर्वात मोठा जागतिक ब्रँड नरेंद्र मोदी आहेत, असेही ते म्हणाले. महत्वाच्या बातम्या Technical by Swaraj IT Services</w:t>
-      </w:r>
-    </w:p>
-    <w:p>
-      <w:pPr>
-        <w:pStyle w:val="Heading3"/>
-      </w:pPr>
-      <w:r>
-        <w:t>Article 33</w:t>
-      </w:r>
-    </w:p>
-    <w:p>
-      <w:r>
-        <w:t>Title: Devendra Fadnavis : मुंबई महापालिकेवर महायुतीचाच भगवा फडकणार</w:t>
-      </w:r>
-    </w:p>
-    <w:p>
-      <w:r>
-        <w:t xml:space="preserve">URL: </w:t>
-      </w:r>
-      <w:hyperlink r:id="rId41">
-        <w:r>
-          <w:rPr>
-            <w:color w:val="0000FF"/>
-          </w:rPr>
-          <w:t>https://pudhari.news/maharashtra/mumbai/devendra-fadnavis-mahayuti-saffron-flag-mumbai-bmc-ab96</w:t>
-        </w:r>
-      </w:hyperlink>
-    </w:p>
-    <w:p>
-      <w:r>
-        <w:t>Content: मुंबई : काहीही झाले तरी मुंबई महापालिकेवर महायुतीचाच भगवा फडकणार, असा विश्वास व्यक्त करत मुख्यमंत्री देवेंद्र फडणवीस यांनी मंगळवारी मुंबई महापालिका निवडणुकांचे रणशिंग फुंकले. भाजपच्या विजय संकल्प मेळाव्यात फडणवीस यांनी मागील दहा वर्षांत केलेल्या विकासकामांची जंत्री मांडली. त्याचवेळी उद्धव ठाकरेंनी कोविड काळात आपल्याच नातेवाइकांना कंत्राटे देत माणसे मारली, त्या मृतांसाठीच्या बॉडीबॅग खरेदीत भ्रष्टाचार करणार्‍या कफनचोरांनी आम्हाला प्रश्न करू नयेत, असा टोलाही लगावला. बेस्टच्या निवडणुकीत यांच्या ब्रँडचा बँड वाजल्याचे सांगत ठाकरे बंधूंच्या संभाव्य युतीने कोणताही फरक पडणार नसल्याचेही अधोरेखित केले. आगामी मुंबई पालिका निवडणुकांच्या पार्श्वभूमीवर वरळी येथील एनएससीआय डोम येथे मुंबई भाजपच्या विजय संकल्प मेळाव्यात मुख्यमंत्री फडणवीस बोलत होते. यावेळी मुंबईतील भाजपचे सर्व मंत्री, खासदार, आमदार, नेते आणि पदाधिकारी मोठ्या संख्येने उपस्थित होते. आपल्या भाषणाच्या सुरुवातीलाच मुख्यमंत्री फडणवीस यांनी मागील महापालिका निवडणुकीत भाजपचा महापौर बसला असता, अवघ्या दोन जागा कमी होत्या. आपण सारी जुळवाजुळव केली होती. मात्र, मैत्रीच्या नात्यासाठी आपण महापौर पद उद्धव ठाकरेंच्या शिवसेनेला दिल्याचे सांगितले. उद्धव ठाकरे नर्व्हस आणि नाराज असून महापौर पद मिळावे म्हणून मिलिंद नार्वेकर आणि एकनाथ शिंदे यांनी फोन केल्याचा गौप्यस्फोटही केला. मात्र, मैत्रीच्या नात्यात आपण त्याग केला आणि 2019 साली उद्धव ठाकरेंमुळे अच्छा सिला दिया तुने .. म्हणायची वेळ माझ्यावर आली, असेही फडणवीस म्हणाले. मात्र, त्याला 2022 साली गनिमी काव्याने आणि 2024 साली पूर्ण बहुमताचे सरकार आणून चोख उत्तर दिल्याचेही फडणवीस म्हणाले. ठाकरे बंधूंच्या संभाव्य राजकीय युतीच्या चर्चांच्या संदर्भात फडणवीस म्हणाले की, साधी बेस्टची निवडणूक होती, त्यात आमचा ब्रँड म्हणत त्यांनी निवडणूक लढवली. आमच्या शशांक राव आणि प्रवीण दरेकर, प्रसाद लाड यांनी त्यांच्या ब्रँडचा बँड वाजविला. यावेळी प्रदेशाध्यक्ष रवींद्र चव्हाण आणि मुंबई भाजपचे माजी अध्यक्ष आणि मंत्री आशिष शेलार यांनीही आपले विचार मांडले. मुंबईच्या विकासाचे एक वाक्य दाखवा आणि शंभर रुपये मिळवा काहीजण रोज सकाळी उठून मोदींना प्रश्न विचारतात, अशांना मुंबईकरांनी प्रत्येक निवडणुकीत उत्तर दिले आहे. मुंबई ही भाजपची, मुंबई ही भाजप आणि बाळासाहेब ठाकरे यांच्या शिवसेना युतीची आहे. मुंबईकरांच्या विकासाचे कोणतेच व्हिजन ठाकरे गटाकडे नाही. त्यांची मागची दहा भाषणे काढा आणि त्यात मुंबईकरांच्या विकासासाठी केलेले एक विधान दाखवा, मी तुम्हाला शंभर रुपये देईन. त्यांच्याकडे सांगण्यासारखे काहीच नाही, अशा शब्दांत फडणवीस यांनी उद्धव ठाकरेंवर निशाणा साधला. मुंबईची काय अवस्था तुम्ही करून ठेवली? वर्षानुवर्षे हाती सत्ता असूनही या मुंबईची काय अवस्था तुम्ही करून ठेवली? या मुंबईसोबत कोणीही स्पर्धा करू शकत नव्हते, पण यांनी शहराचा विकास केला नाही. त्यामुळे आयटीसारखे उद्योग इतर शहरात गेले. गेल्या 10 वर्षांत मोदींच्या नेतृत्वात आम्ही असे इन्फ्रास्ट्रक्चर उभे केले आहे की, आता मुंबईसोबत कोणीही स्पर्धा करू शकत नाही. आयटी, स्टार्टअप आता मुंबईत आले. पुढच्या काळात डेटा सेंटर क्रांती घडविणार आहे. आज भारतात जेवढी डेटा सेंटरची कपॅसिटी तयार झाली आहे, त्यापैकी 60 टक्के ही मुंबईत आहे, असे फडणवीस म्हणाले. 10 लाख लोकांना धारावीमध्येच घरे देणार धारावीचे काहीही होऊ शकत नाही म्हणत होते. पण आज जगातील सगळ्यात मोठा प्रकल्प म्हणून हा धारावीचा प्रकल्प सुरू झाला आहे. 19 लाख लोकांना इथे आम्ही घरे देत आहोत. आम्ही विचार केला की, धारावी ही केवळ वस्ती नाही, तर इथे अनेक छोटे उद्योग सुरू आहेत आणि म्हणून धारावीतील उद्योगांना धारावीमध्येच जागा दिली. सामान्य माणसाच्या जीवनात परिवर्तन घडवण्याचे काम आपण केले आहे, अशा शब्दांत फडणवीस यांनी प्रकल्पाचे समर्थन केले. प्रवीण दरेकरांच्या तिहेरी कामगिरीचे कौतुक भाजपचे विधान परिषदेतील गटनेते आमदार प्रवीण दरेकर यांनी बजावलेल्या तीन कामगिरींचे विशेष कौतुक मुख्यमंत्री देवेंद्र फडणवीस यांनी केले. मुख्यमंत्री म्हणाले, आमच्या प्रवीण दरेकरांच्या पाठपुराव्यानंतर आता अभ्युदय नगरमध्ये राहणारा माझा गिरणी कामगार, आमचा मराठी माणूस ज्याच्या कष्टावर ही मुंबई उभी राहिली, त्या माझ्या मुंबईकराला 550-600 स्वेअर फूट जागा देण्याचा निर्णय आम्ही केला. त्याचेही काम आता आम्ही करतो आहोत, असेही फडणवीस म्हणाले. आज संपूर्ण मुंबईत सामान्य माणसाच्या घराचा प्रश्न सोडविण्याकरिता दरेकरांच्या पुढाकाराने आपण स्वयंपुनर्विकासाची योजना आणली. आज 1600 प्रकल्प स्वयंपुनर्विकासात निघाले. हजारो लोकांना आपल्या स्वप्नातले मोठे घर मिळते आहे, असे सांगत मुख्यमंत्री म्हणाले, साधी बेस्टची निवडणूक होती, त्यात आमचा ब्रँड म्हणत त्यांनी ही बेस्ट पतपेढीची निवडणूक लढवली. मात्र, आमच्या शशांक राव आणि प्रवीण दरेकर आणि प्रसाद लाडांनी त्यांच्या ब्रँडचा बँड वाजविला. हिंदुहृदयसम्राट बाळासाहेब ठाकरे हे ब्रँड होते, तुम्ही ब्रँड नाही. नाव लावल्याने कोणी ब्रँड बनत नाही, अशी बोचरी टीकाही फडणवीस यांनी केली. भाजप हा कार्यकर्त्यांचा पक्ष आहे. त्यामुळे आमच्याकडे चहा विकणारा जागतिक ब्रँड बनू शकतो, आम्हाला कोणी ब्रँड सांगू नये, असेही मुख्यमंत्री म्हणाले. मुंबईचा रंग बदलण्याचा डाव हाणून पाडू ः अमित साटम मुंबईच्या विकासाबरोबरच इथल्या सुरक्षिततेवरही भाजप लक्ष केंद्रित करणार आहे. मुंबईचा रंग बदलण्याचा कोणताही प्रयत्न हाणून पाडला जाईल. जर, शिवसेना उबाठा गट सत्तेत आला, तर एखादा खान मुंबईचा महापौर होईल,पण आम्ही ते होऊ देणार नाही. तीस वर्षांत त्यांनी पालिकेत 3 लाख कोटींची लूट केली असल्याचा घणाघाती आरोप मुंबई भाजप अध्यक्ष अमित साटम यांनी यावेळी केला. अमित साटम यांनी शिवसेना ठाकरे गटाला लक्ष्य केले. मुंबईचा रंग बदलण्याचा कोणताही प्रयत्न हाणून पाडला जाईल. आज अनेक पाश्चिमात्य देशांतील अनेक आंतरराष्ट्रीय शहरांचे रंग बदलताना आपण पाहतोय. मुंबईतही असेच प्रयत्न सुरू आहेत. असे प्रयत्न आपण यशस्वी होऊ देणार नाही. गेल्या 11 वर्षांत राज्य आणि केंद्र सरकारच्या माध्यमातून मुंबईचा विकास झाला आहे, तोच विकास महापालिकेच्या माध्यमातूनही झाला पाहिजे. त्यासाठी आम्ही पारदर्शक व भ्रष्टाचारमुक्त प्रशासन देऊ. मुंबईकरांची सुरक्षितता सुनिश्चित करू आणि मुंबईची ओळख टिकवण्यासाठी तसेच ती संरक्षित करण्यासाठी प्रयत्न करू, असे साटम म्हणाले. वर्सोवा किंवा मालवणीमध्ये दिसलेल्या पॅटर्नमुळे शहर उद्ध्वस्त होऊ शकते. जर शिवसेना यूबीटी सत्तेत आली, तर एक खान या मुंबईचा महापौर होईल. पण आपण ते होऊ देणार नाही, असे साटम म्हणाले. 'Pudhari' is excited to announce the relaunch of its Android and iOS apps. Stay updated with the latest news at your fingertips. Android and iOS Download now and stay updated, anytime, anywhere. Pudhari Publications Private Limited</w:t>
-      </w:r>
-    </w:p>
-    <w:p>
-      <w:pPr>
-        <w:pStyle w:val="Heading3"/>
-      </w:pPr>
-      <w:r>
-        <w:t>Article 34</w:t>
-      </w:r>
-    </w:p>
-    <w:p>
-      <w:r>
-        <w:t>Title: मोदी हे जगातील सर्वात मोठे ब्रँड; मुख्यमंत्री फडणवीस यांचे विधान</w:t>
-      </w:r>
-    </w:p>
-    <w:p>
-      <w:r>
-        <w:t xml:space="preserve">URL: </w:t>
-      </w:r>
-      <w:hyperlink r:id="rId42">
-        <w:r>
-          <w:rPr>
-            <w:color w:val="0000FF"/>
-          </w:rPr>
-          <w:t>https://www.nagpurtoday.in/modi-is-the-biggest-brand-in-the-world-chief-minister-fadnavis-statement/09171621</w:t>
-        </w:r>
-      </w:hyperlink>
-    </w:p>
-    <w:p>
-      <w:r>
-        <w:t>Content: मुंबई :हिंदुहृदयसम्राट बाळासाहेब ठाकरे हे स्वतःमध्ये एक ब्रँड होते. मात्र, तुमच्याकडे असा कुठलाही ब्रँड नाही. भाजप हा कार्यकर्त्यांना ब्रँड बनवणारा पक्ष आहे. चहा विकणारा नरेंद्र मोदी आज जगातील सर्वात मोठा ब्रँड झाला आहे,” अशा शब्दांत मुख्यमंत्री देवेंद्र फडणवीस यांनी ठाकरे बंधूंवर जोरदार प्रहार केला. फडणवीस म्हणाले, “मुंबई महानगरपालिकेच्या निवडणुकीत महायुतीचा भगवा झेंडा नक्की फडकणार असून महापौरपदही महायुतीचाच असेल. काहीही झाले तरी सत्ता मुंबईत बदलणार आहे.” वरळी येथील डोम सभागृहात मुंबई भाजप प्रदेशतर्फे ‘विजयी संकल्प मेळावा’ आयोजित करण्यात आला होता. या वेळी केंद्रीय मंत्री पीयूष गोयल, विधानसभा अध्यक्ष राहुल नार्वेकर, भाजप प्रदेशाध्यक्ष रवींद्र चव्हाण, मंत्री आशिष शेलार, मंगलप्रभात लोढा, विधान परिषदेतील गटनेते प्रवीण दरेकर आदी मान्यवरांसह मुंबईतील अनेक आमदार व पदाधिकारी उपस्थित होते. मुंबईच्या महापालिकेत सत्ताधाऱ्यांनी कोविड काळात मोठा भ्रष्टाचार केला, असा आरोप करत फडणवीस म्हणाले, “त्या काळात रुग्णांना बेड-ऑक्सिजन मिळत नव्हता, पण हजारो कोटींचा घोटाळा करण्यात आला. निवडणुकीच्या वेळी हे कफनचोर कोणत्या तोंडाने मतदारांसमोर जाणार?” ते पुढे म्हणाले, “मुंबईच्या विकासाबद्दल उद्धव ठाकरे यांनी १०० भाषणांत बोललं असेल, तर मी १०० रुपये देण्यास तयार आहे. मुंबईने देशाला आणि जगाला भरभरून दिलं आहे, आता तिच्या विकासाची वेळ आली आहे. धारावीचा विकास बीडीडी चाळीसारखा करून दहा लाख लोकांना तिथेच घरे देण्यात येणार आहेत.” या मेळाव्याला विशेष म्हणजे ब्रिटन, सिंगापूर आणि आयर्लंडचे राजदूत हजर होते. यामुळे कार्यक्रमाला वेगळं महत्त्व लाभलं. भाजपची ताकद ट्रेलरमध्ये नाही- सभेत बोलताना मंत्री आशिष शेलार म्हणाले, काही पक्षांना सभा भरवण्यासाठी टीझर किंवा ट्रेलर दाखवावा लागतो. पण भाजपकडे अशी गरज नाही. अध्यक्षांनी फक्त एक टिचकी मारली तरी एवढी भव्य सभा उभी राहते. हेच मुंबईच्या खऱ्या आवाजाचं दर्शन घडवतं.प्रदेशाध्यक्ष रवींद्र चव्हाण यांनी संघटनशक्ती एकत्र ठेवण्याचं आवाहन केलं.</w:t>
-      </w:r>
-    </w:p>
-    <w:p>
-      <w:pPr>
-        <w:pStyle w:val="Heading3"/>
-      </w:pPr>
-      <w:r>
-        <w:t>Article 35</w:t>
-      </w:r>
-    </w:p>
-    <w:p>
-      <w:r>
-        <w:t>Title: पंतप्रधान मोदींच्या 75 व्या वाढदिवसानिमित्त राज्यात 'सेवा पंधरवडा'; आयटीआयचे विद्यार्थी 750 गावांमध्ये स्वच्छता अभियान राबवणार!</w:t>
-      </w:r>
-    </w:p>
-    <w:p>
-      <w:r>
-        <w:t xml:space="preserve">URL: </w:t>
-      </w:r>
-      <w:hyperlink r:id="rId43">
-        <w:r>
-          <w:rPr>
-            <w:color w:val="0000FF"/>
-          </w:rPr>
-          <w:t>https://www.etvbharat.com/mr/!state/sewa-pakhwada-in-the-maharashtra-on-the-occasion-of-prime-minister-narendra-modis-75th-birthday-iti-students-to-carry-out-cleanliness-drive-in-750-villages-maharashtra-news-mhs25091603490</w:t>
-        </w:r>
-      </w:hyperlink>
-    </w:p>
-    <w:p>
-      <w:r>
-        <w:t>Content: महाराष्ट्र maharashtra ETV Bharat / state By ETV Bharat Marathi Team Published : September 16, 2025 at 4:17 PM IST मुंबई : पंतप्रधान नरेंद्र मोदी यांच्या 75 व्या वाढदिवसानिमित्त महाराष्ट्रात 17 सप्टेंबर ते 2 ऑक्टोबर या कालावधीत भाजपाच्या वतीनं 'सेवा पंधरवडा' उपक्रम राबवला जाणार आहे. या अंतर्गत राज्यभरात स्वच्छता अभियान, रक्तदान शिबिर, आरोग्य तपासणी, मोफत मोतीबिंदू शस्त्रक्रिया, नेत्र तपासणी, चष्मा वाटप, मोदी विकास मॅरेथॉन आणि क्रीडा स्पर्धा यांसारख्या विविध सामाजिक उपक्रमांचं आयोजन आलं आहे. याशिवाय, कौशल्य विकास विभागाच्या पुढाकारानं राज्यातील 419 शासकीय औद्योगिक प्रशिक्षण संस्थांमधील (आयटीआय) हजारो विद्यार्थी 750 गावांमध्ये स्वच्छता अभियान राबवणार आहेत. 1 लाखांहून अधिक मोफत मोतीबिंदू शस्त्रक्रिया होणार - रवींद्र चव्हाण आयटीआयच्या विद्यार्थ्यांचं स्वच्छता अभियान : कौशल्य विकास विभागाच्या पुढाकारानं राज्यातील 419 शासकीय आयटीआयमधील हजारो विद्यार्थी 750 गावांमध्ये स्वच्छता अभियान राबवणार आहेत. या अभियानाची सुरुवात 17 सप्टेंबर रोजी सकाळी 11 वाजता पनवेल तालुक्यातील गव्हाण ग्रामपंचायत कार्यालयासमोर होईल. यात मुख्यमंत्री देवेंद्र फडणवीस मार्गदर्शन करणार असून, कौशल्य विकास मंत्री मंगल प्रभात लोढा यांच्या हस्ते उद्घाटन होईल. हजारो तरुणांना प्रशिक्षण आणि रोजगार : या उपक्रमाविषयी माहिती देताना कौशल्य विकास मंत्री मंगल प्रभात लोढा म्हणाले, "स्वच्छ भारत अभियान हा विकसित भारताच्या संकल्पाचा महत्त्वाचा टप्पा आहे. पंतप्रधान मोदींच्या स्वच्छतेच्या निर्धाराला आणि मुख्यमंत्र्यांच्या मार्गदर्शनाला अनुसरून आम्ही हा उपक्रम राबवत आहोत. स्वच्छता आणि आरोग्याबाबत जनजागृतीची गरज आहे आणि या अभियानाद्वारे ती पूर्ण होईल. राज्यातील पहिली 'संत गाडगे बाबा स्वच्छ भारत अकादमी' स्थापन करून हजारो तरुणांना प्रशिक्षण आणि रोजगार उपलब्ध करून देण्यात आले आहे. स्वच्छता आणि कुशल मनुष्यबळाच्या माध्यमातून महाराष्ट्राचा कौशल्य विकास विभाग 'स्वच्छ भारत'च्या संकल्पनेला बळकटी देण्यासाठी कटिबद्ध आहे", असं लोढा यांनी नमूद केलं. हेही वाचा : For All Latest Updates TAGGED: आज कुणाला मिळणार शुभफल, कुणाला लागणार चिंता? वाचा राशीभविष्य कबुतराची सुटका करताना विजेचा झटका बसून अग्निशमन जवानाचा मृत्यू, एक जवान जखमी नाशिक रिपाइंचे जिल्हाध्यक्ष प्रकाश लोंढे यांच्या कार्यालयात सापडलं भुयार आणि हत्यारे साताऱ्यातील भाजपा नेता अडचणीत, 112 कोटीच्यावर अपहार प्रकरणी शेखर चरेगावकर यांच्यासह ५० जणांवर गुन्हा दाखल फराळ निघाला लंडन, अमेरिका, युरोपला; महागाईमुळं फराळाच्या किंमतीत ४० टक्के वाढ, तरी पारंपरिक फराळाला मोठी मागणी ओप्पो फाइंड X9 सीरिज भारतात नोव्हेंबरमध्ये लाँच होणार; मीडियाटेक डायमेंसिटी 9500 सोबत भागीदारी मेटाचं इन्स्टाग्राम आणि फेसबुक रील्ससाठी हिंदी डबिंगसह AI फीचर लाँच सॅमसंगचा दिवाळीपूर्वीच धमाका : भारतात नवीन मिड-रेंज स्मार्टफोन गॅलक्सी M17 5G लाँच; जाणून घ्या, किंमत, वैशिष्ट्ये आणि ऑफर दिवाळी 2025 तारीख; जाणून घ्या पूजेची वेळ, पद्धत आणि नियम Copyright © 2025 Ushodaya Enterprises Pvt. Ltd., All Rights Reserved.</w:t>
-      </w:r>
-    </w:p>
-    <w:p>
-      <w:pPr>
-        <w:pStyle w:val="Heading3"/>
-      </w:pPr>
-      <w:r>
-        <w:t>Article 36</w:t>
-      </w:r>
-    </w:p>
-    <w:p>
-      <w:r>
-        <w:t>Title: उद्धव ठाकरेंना शिंगावर घेत भाजपा उद्या मुंबईत फोडणार महापालिका निवडणुकीच्या प्रचाराचा नारळ!</w:t>
-      </w:r>
-    </w:p>
-    <w:p>
-      <w:r>
-        <w:t xml:space="preserve">URL: </w:t>
-      </w:r>
-      <w:hyperlink r:id="rId44">
-        <w:r>
-          <w:rPr>
-            <w:color w:val="0000FF"/>
-          </w:rPr>
-          <w:t>https://www.etvbharat.com/mr/!state/bjp-to-start-mumbai-municipal-election-campaign-tomorrow-maharashtra-news-mhs25091506101</w:t>
-        </w:r>
-      </w:hyperlink>
-    </w:p>
-    <w:p>
-      <w:r>
-        <w:t>Content: महाराष्ट्र maharashtra ETV Bharat / state By ETV Bharat Marathi Team Published : September 15, 2025 at 9:13 PM IST मुंबई : देशातील सर्वात श्रीमंत महापालिका म्हणून ओळखल्या जाणाऱ्या मुंबई महापालिकेवर सत्तास्थापनेसाठी गेली अनेक वर्षं शिवसेना (आता उबाठा गट) आणि भाजपात चुरस आहे. यंदा, शिवसेनेच्या दसरा मेळाव्याआधीच भाजपानं विजय संकल्प मेळावा आयोजित करून रणशिंग फुंकलं आहे. उद्या, 16 सप्टेंबर रोजी सायंकाळी 6 वाजता वरळीतील एनएससीआय डोममध्ये भाजपा भव्य शक्तिप्रदर्शन करीत मुंबई पालिकेच्या प्रचाराचा नारळ फोडणार आहे. मेळाव्याची जय्यत तयारी : "चला मुंबईत परिवर्तन घडवूया!" अशी टॅगलाईन देत, भाजपानं विजय संकल्प मेळाव्याची जय्यत तयारी सुरू केली आहे. मुख्यमंत्री देवेंद्र फडणवीस यांच्या प्रमुख उपस्थितीत होणाऱ्या या मेळाव्यात केंद्रीय मंत्री पीयूष गोयल, राष्ट्रीय सहसंघटन मंत्री शिवप्रकाश, राष्ट्रीय महासचिव विनोद तावडे, महाराष्ट्र प्रदेशाध्यक्ष रवींद्र चव्हाण, तसंच मुंबई भाजपाचे अध्यक्ष अमित साटम हे प्रमुख नेते मार्गदर्शन करणार आहेत. मुंबईतील पायाभूत सुविधा, सुरक्षा, स्वच्छता आणि शहरी व्यवस्थापन या प्रश्नांवर लक्ष केंद्रित करत, "मुंबईची सुरक्षा, मुंबईचा विकास – हेच एक मिशन" या त्रिसूत्रीचा उद्घोष या मेळाव्यातून करण्यात येणार आहे. पंतप्रधान नरेंद्र मोदींच्या 'विकासवाद' आणि मुख्यंमंत्री फडणवीस यांच्या 'कार्यक्षम नेतृत्वा'वर भर देत भाजपा मुंबईकरांचा विश्वास मिळवण्याचा प्रयत्न करणार आहे. 25 वर्षांच्या भ्रष्ट कारभारापासून मुंबईकरांना मुक्ती देणार : दरम्यान, मुंबईकरांना गेल्या 25 हून अधिक वर्षांच्या भ्रष्ट कारभारापासून मुक्ती देण्याकरता मुंबईत परिवर्तन घडविण्यासाठी हा मेळावा असल्याचं भाजपाचे मुंबई अध्यक्ष अमित साटम यांनी म्हटलं आहे. ते म्हणाले, "हा मेळावा केवळ निवडणूक प्रचाराचा प्रारंभ नसून, मुंबईकरांना एकजुटीनं परिवर्तनासाठी पुढं आणण्यासाठी आहे. मुंबईला अधिक सुरक्षित, सुंदर आणि समृद्ध बनवण्यासाठी आम्ही कटिबद्ध आहोत. या मेळाव्यातून आम्ही मुंबईकरांच्या अपेक्षा आणि आकांक्षा जाणून घेऊन त्या पूर्ण करण्यासाठी ठोस पावले उचलू. मुंबईकरांना गेल्या 25हून अधिक वर्षांच्या भ्रष्ट कारभारापासून मुक्ती देण्याकरता, मुंबईत परिवर्तन घडविण्यासाठी हा ‘विजय संकल्प मेळावा महत्त्वाचा ठरेल", अशी प्रतिक्रिया अमित साटम यांनी दिली. मुंबईकर उद्धव ठाकरेंच्या पाठीशी - किशोरी पेडणेकर : याविषयी शिवसेना (उबाठा) उपनेत्या, माजी महापौर किशोरी पेडणेकर म्हणाल्या, "मुंबई महापालिकेवर भाजपाचा डोळा अनेक वर्षांपासून आहे. पण, सर्वसामान्य मुंबईकर उद्धव ठाकरे यांच्या पाठीशी खंबीरपणे उभे असल्यानं त्यांचा हेतू साध्य झालेला नाही. त्यांनी पक्ष फोडला, आमदार-खासदार फोडले, तरी आमचा पाया डळमळीत झालेला नाही. आजही मुंबईत ग्राऊंडवर आमची ताकद सर्वात मोठी असून, त्या जोरावर आम्ही पालिकेवर पुन्हा भगवा फडकवू", अशी प्रतिक्रिया किशोरी पेडणेकर यांनी दिली. हेही वाचा: For All Latest Updates TAGGED: आज कुणाला मिळणार शुभफल, कुणाला लागणार चिंता? वाचा राशीभविष्य कबुतराची सुटका करताना विजेचा झटका बसून अग्निशमन जवानाचा मृत्यू, एक जवान जखमी नाशिक रिपाइंचे जिल्हाध्यक्ष प्रकाश लोंढे यांच्या कार्यालयात सापडलं भुयार आणि हत्यारे साताऱ्यातील भाजपा नेता अडचणीत, 112 कोटीच्यावर अपहार प्रकरणी शेखर चरेगावकर यांच्यासह ५० जणांवर गुन्हा दाखल फराळ निघाला लंडन, अमेरिका, युरोपला; महागाईमुळं फराळाच्या किंमतीत ४० टक्के वाढ, तरी पारंपरिक फराळाला मोठी मागणी ओप्पो फाइंड X9 सीरिज भारतात नोव्हेंबरमध्ये लाँच होणार; मीडियाटेक डायमेंसिटी 9500 सोबत भागीदारी मेटाचं इन्स्टाग्राम आणि फेसबुक रील्ससाठी हिंदी डबिंगसह AI फीचर लाँच सॅमसंगचा दिवाळीपूर्वीच धमाका : भारतात नवीन मिड-रेंज स्मार्टफोन गॅलक्सी M17 5G लाँच; जाणून घ्या, किंमत, वैशिष्ट्ये आणि ऑफर दिवाळी 2025 तारीख; जाणून घ्या पूजेची वेळ, पद्धत आणि नियम Copyright © 2025 Ushodaya Enterprises Pvt. Ltd., All Rights Reserved.</w:t>
-      </w:r>
-    </w:p>
-    <w:p>
-      <w:pPr>
-        <w:pStyle w:val="Heading3"/>
-      </w:pPr>
-      <w:r>
-        <w:t>Article 37</w:t>
-      </w:r>
-    </w:p>
-    <w:p>
-      <w:r>
-        <w:t>Title: PM Modi to launch development initiatives as part of 'Sewa Pakhwada' to mark his birthday</w:t>
-      </w:r>
-    </w:p>
-    <w:p>
-      <w:r>
-        <w:t xml:space="preserve">URL: </w:t>
-      </w:r>
-      <w:hyperlink r:id="rId45">
-        <w:r>
-          <w:rPr>
-            <w:color w:val="0000FF"/>
-          </w:rPr>
-          <w:t>https://www.theweek.in/wire-updates/national/2025/09/16/del42-pm-birthday.html</w:t>
-        </w:r>
-      </w:hyperlink>
-    </w:p>
-    <w:p>
-      <w:r>
-        <w:t>Content: New Delhi, Sep 16 (PTI) Launch of a host of welfare and development initiatives on Wednesday by the BJP and its governments at the Centre and in states will mark the 75th birthday of Prime Minister Narendra Modi, who will kick off a fortnight-long nationwide health and nutrition campaign from Madhya Pradesh. Modi will launch the "Swasth Nari Sashakt Parivar" and the eighth National Nutritional Month from Dhar. He will unveil several other development initiatives and address a public meeting, an official statement said. "More than one lakh health camps will be organised, making this the largest ever health outreach for women and children in the country. Daily health camps will be held in all government health facilities nationwide," it said. The BJP's organisation will hold many such initiatives, including blood donation and health camps, across the country. The programmes are part of the "Sewa Pakhwada" that the ruling party is observing between September 17 and October 2, which is Mahatma Gandhi's birth anniversary, to celebrate the birthday of its leader whose stewardship has taken the BJP to new highs and made it a dominant political force for over a decade. Swadeshi fairs to promote made-in-India goods, "Modi Vikas Marathon", drawing contests on Viksit Bharat, interaction with intellectuals, blood donation and medical camps, and cleanliness campaigns will be held through the period across the country with the involvement of the party's organisation, central government or the states where it is in power. Home Minister Amit Shah will launch several such initiatives in the national capital. In Dhar, Modi will also transfer funds under the "Pradhan Mantri Matru Vandana Yojana" directly into the bank accounts of nearly 10 lakh eligible women and also unveil the "Suman Sakhi Chatbot" to raise awareness on maternal and child health. The chatbot will provide timely and accurate information to pregnant women in rural and remote areas, ensuring access to essential health services, the statement said. As part of a campaign against sickle cell anaemia, Modi will give the 10 millionth Sickle Cell Screening and Counselling Card in the state. Under "Adi Karmyogi Abhiyan", Modi will launch an exercise in the state that will symbolise the confluence of tribal pride and the spirit of nation-building. The initiative will include a series of service-oriented activities in tribal regions, focusing on health, education, nutrition, skill development, livelihood enhancement, sanitation, water conservation and environmental protection, the statement said. In line with his 5F Vision – Farm to Fibre, Fibre to Factory, Factory to Fashion, and Fashion to Foreign, the prime minister will inaugurate the PM MITRA Park in Dhar. Spread over more than 2,150 acres, the park will be equipped with world-class facilities, including a common effluent treatment plant, solar power plant, modern roads among others, making it an ideal industrial township. The statement said it will also significantly benefit the cotton growers in the region by enhancing farmers’ income by providing better value for their produce. Various textile companies have committed investment proposals worth over Rs 23,140 crore, paving the way for new industries and large-scale employment. It will generate nearly 3 lakh employment opportunities while significantly boosting exports. The prime minister has often taken up development initiatives on his birthday. He was in Odisha last year, during which he had launched the state government's flagship women-centric initiative, Subhadra Yojana, besides railway and national highway projects. Meanwhile, in Modi's Lok Sabha constituency Varanasi, the municipal corporation will inaugurate and lay the foundation stone of projects worth Rs 111 crore, Mayor Ashok Tiwari said. Delhi government will launch 500 creches for children of women working as labourers in the city on the occasion of Prime Minister Modi's birthday on September 17, Chief Minister Rekha Gupta said. In Maharashtra, the BJP plans to organise more than one lakh cataract surgeries and eye check-ups of at least 10 lakh people and distribute spectacles to the needy during a drive from September 17 to October 2, state BJP president Ravindra Chavan said. The Odisha government is planning to plant 75 lakh saplings on Wednesday, the state's Additional Chief Secretary of Forest Satyabrat Sahu said. (This story has not been edited by THE WEEK and is auto-generated from PTI) Why Kerala's only elected BJP MP Suresh Gopi wants to resign from Union cabinet? Mollywood superstar says... Women's World Cup 2025: Alyssa Healy, Ellyse Perry lead world record run chase as Australia down India Kerala Box Office Collection 2025: 'Kantara: Chapter 1' enters top-5 grossers of the year list Tata Capital IPO: What to expect as the stock lists on Monday, latest GMP details here Why is Elon Musk's xAI joining the 'world models' race after Meta, Google? Copyright © 2024 All rights reserved</w:t>
+        <w:t>Content: Narendra Modi turns 75 today: Prime Minister Narendra Modi’s birthday turns 75 today, 17 September. The Bharatiya Janata Party units and governments across the country have announced a series of plans. Born as Narendra Damodardas Modi on 17 September 1950 in the nondescript Mehsana town of Gujarat, he served as the state's CM for three consecutive terms (2001-14) and is now the Prime Minister for the third time since 2014. Like every year, the Bharatiya Janata Party (BJP) will launch the 'Sewa Pakhwara' – the fortnight of events across the country – marking PM Modi's birthday celebrations showcasing his commitment to citizens' welfare and also service to mankind. PM Narendra will also visit Madhya Pradesh today to launch the 'Swasth Nari Sashakt Parivar' and '8th Rashtriya Poshan Maah' campaigns – the largest ever health outreach for women and children in the country. PM will launch Adi Seva Parv for MP: a series of service-oriented activities in tribal regions. The PM will also distribute one-crore Sickle Cell Screening and Counselling Card for MP and he will also inaugurate PM MITRA Park in Dhar. The BJP government in Delhi will launch 500 creches for children of women working as labourers in the city. Delhi Chief Minister Rekha Gupta on Tuesday launched a song for Prime Minister Narendra Modi's birthday. The song titled ‘Namo Pragati Delhi – From Children’s Voices to the Nation’s Voice,’ sung by students of government schools, underlines the vision of ‘One India, Best India,’ Gupta said. The day will see the inauguration of 41 Ayushman Aarogya Mandirs by the Municipal Corporation of Delhi (MCD) as part of its plan to upgrade 300 healthcare centres. Another 19 centres are scheduled to be opened on September 30, with more in the pipeline. Union Home Minister Amit Shah will also inaugurate five new hospital blocks in Delhi and launch 101 Ayushman Mandirs, in addition to projects worth ₹3,000 crore by the Delhi Jal Board and PWD. In Pune, local Member of Parliament (MP) and Union Minister of State for Cooperation and Civil Aviation Murlidhar Mohol is organising a spectacular drone laser show to highlight the PM’s achievements in his 11-year tenure. The spectacular drone show, “Jyotine Tejachi Aarti”, will be organised to extend birthday wishes to the PM. Mohol said this will be the first time in Maharashtra that a drone show will be organised on the lines of shows in Ayodhya and Varanasi in the past. The Varanasi Municipal Corporation has announced that it will inaugurate and lay the foundation stone of projects worth ₹111 crore. The municipal body will also cut a 75-kg cake, Varanasi Mayor Ashok Tiwari said Tuesday. Modi is the MP from the Varanasi Lok Sabha seat. The Odisha government on Thursday said it will plant 75 lakh saplings across the state on 17 September, under the 'Ek Ped Maa Ke Naam' campaign. In Maharashtra, party president Ravindra Chavan has announced more than one lakh cataract surgeries over a fortnight-long drive. The Gems and Jewellery Export Promotion Council (GJEPC) will launch a nationwide drive to celebrate Prime Minister Narendra Modi’s birthday on Wednesday as “Jewellers Day.” The drive aims to encourage over one lakh jewellery manufacturers and artisans to pledge online to donate blood during emergencies or when required throughout the year. Stay updated with the latest Trending, India , World and US news. Download the Mint app and read premium stories Log in to our website to save your bookmarks. It'll just take a moment.</w:t>
       </w:r>
     </w:p>
     <w:sectPr>

--- a/Output/Ravindra Chavan/extracted_links_Ravindra Chavan_News_Content.docx
+++ b/Output/Ravindra Chavan/extracted_links_Ravindra Chavan_News_Content.docx
@@ -12,7 +12,7 @@
     </w:p>
     <w:p>
       <w:r>
-        <w:t>Title: Maharashtra BJP Launches 'Seva Pandharwada' To Mark PM Modi’s 75th Birthday</w:t>
+        <w:t>Title: Share Options</w:t>
       </w:r>
     </w:p>
     <w:p>
@@ -24,13 +24,13 @@
           <w:rPr>
             <w:color w:val="0000FF"/>
           </w:rPr>
-          <w:t>https://www.freepressjournal.in/mumbai/maharashtra-bjp-launches-seva-pandharwada-to-mark-pm-modis-75th-birthday</w:t>
+          <w:t>https://www.indianwitness.com/news/national/bjp-launches-one-lakh-cataract-surgeries-to-mark-pm-mod</w:t>
         </w:r>
       </w:hyperlink>
     </w:p>
     <w:p>
       <w:r>
-        <w:t>Content: The Maharashtra unit of the Bharatiya Janata Party (BJP) has announced a fortnight-long programme of social initiatives to mark the 75th birthday of Prime Minister Narendra Modi. The campaign, titled ‘Seva Pandharwada’ (Service Fortnight), will run from September 17 to October 2, focusing on a wide range of public welfare activities across the state. BJP state president Ravindra Chavan, while addressing the media on Tuesday, said the fortnight is not just a celebration but a people-centric movement aimed at spreading awareness about the central government’s welfare schemes, along with issues like cleanliness, environmental protection, and self-reliance. He appealed to all MPs, MLAs, ministers, office-bearers, and grassroots workers to actively participate at booth and mandal levels to make the campaign more impactful. Free Surgeries and Health Initiatives The programme will feature over one lakh free cataract surgeries under the ‘Namo Netra Sanjeevani’ initiative, alongside eye check-ups and the distribution of spectacles to more than ten lakh people. Blood donation drives, health camps, cleanliness campaigns, and awareness programmes are also planned across the state. Revenue Fortnight in Pune On September 17, Modi’s birthday, a special ‘Mahsool Pandharwada’ (Revenue Fortnight) will be inaugurated in Pune under the leadership of Revenue Minister Chandrashekhar Bawankule. Chavan said that through this event, the party aims to extend the benefits of public welfare schemes to more than 50 lakh people. Youth Engagement through Marathon As part of the campaign, the BJP Yuva Morcha has scheduled a ‘Modi Vikas Marathon’ in all major districts on September 21. Chavan said the marathon is intended to encourage youth participation in nation-building and give momentum to the vision of ‘Viksit Bharat 2047’. Sports, Cultural and Commemorative Events Other activities include MP Cup sports competitions in 48 Lok Sabha constituencies, with registrations open until September 20. On September 25, the birth anniversary of Pandit Deendayal Upadhyay, the party will organise Pratima Poojan ceremonies and Prabuddha Sammelans to communicate the nation’s progress to the public. Additional Initiatives Alongside these events, the BJP will also host programmes to honour the disabled, promote tree plantation, encourage the use of Khadi, spread the ‘Vocal for Local’ message, and conduct a state-level drawing competition on the theme of Viksit Bharat. Chavan concluded that the initiative embodies the BJP’s principle that “organization is strength and service is the goal,” adding that the service fortnight represents the party’s collective commitment to society through dedication and public participation. RECENT STORIES</w:t>
+        <w:t>Content: Copy link In a grand gesture to mark Prime Minister Narendra Modi’s 75th birthday on September 17, the Bharatiya Janata Party (BJP) in Maharashtra has launched an ambitious fortnight-long initiative to perform over one lakh cataract surgeries across the state, announced state BJP president Ravindra Chavan during a press conference in Mumbai on Tuesday. Running from September 17 to October 2, the campaign also aims to conduct eye check-ups for at least 10 lakh people and distribute spectacles to those in need, showcasing the party’s commitment to public welfare. Chavan revealed that the initiative will involve collaboration with NGOs, social organizations, and other groups to ensure its success. “This is not just a health drive but a way to connect with the people of Maharashtra,” he said, emphasizing the BJP’s focus on service-driven governance. In addition to cataract surgeries and eye check-ups, the campaign will include blood donation camps and a series of 17 programs designed to engage communities across the state. Chief Minister Devendra Fadnavis has personally overseen preparations, holding meetings with state ministers and BJP leaders to ensure seamless execution. Addressing criticism from opposition parties about Maharashtra’s financial challenges, Chavan dismissed their concerns, stating, “We are focused on delivering what the people need—roti, kapda, aur makaan. Our path is clear, and we will continue to work for the common good.” He highlighted the campaign as a reflection of the BJP’s dedication to improving lives, regardless of political noise. Also Read: Thackeray Accuses BJP Of Hypocrisy On Pakistan Cricket Match This large-scale health initiative is expected to benefit thousands of underprivileged individuals, particularly in rural and underserved areas, by providing critical eye care services. The BJP’s efforts underscore its strategy to blend governance with social outreach, leveraging Modi’s milestone birthday to drive tangible impact in Maharashtra. Also Read: Scindia Returns to Gwalior Amid BJP Internal Power Struggle Get our daily ePaper delivered in your inbox Subscribe Get our daily ePaper delivered in your inbox Subscribe Copy link</w:t>
       </w:r>
     </w:p>
     <w:p>
@@ -43,7 +43,7 @@
     </w:p>
     <w:p>
       <w:r>
-        <w:t>Title: Share Options</w:t>
+        <w:t>Title: Maharashtra BJP Launches 'Seva Pandharwada' To Mark PM Modi’s 75th Birthday</w:t>
       </w:r>
     </w:p>
     <w:p>
@@ -55,13 +55,13 @@
           <w:rPr>
             <w:color w:val="0000FF"/>
           </w:rPr>
-          <w:t>https://www.indianwitness.com/news/national/bjp-launches-one-lakh-cataract-surgeries-to-mark-pm-mod</w:t>
+          <w:t>https://www.freepressjournal.in/mumbai/maharashtra-bjp-launches-seva-pandharwada-to-mark-pm-modis-75th-birthday</w:t>
         </w:r>
       </w:hyperlink>
     </w:p>
     <w:p>
       <w:r>
-        <w:t>Content: Copy link In a grand gesture to mark Prime Minister Narendra Modi’s 75th birthday on September 17, the Bharatiya Janata Party (BJP) in Maharashtra has launched an ambitious fortnight-long initiative to perform over one lakh cataract surgeries across the state, announced state BJP president Ravindra Chavan during a press conference in Mumbai on Tuesday. Running from September 17 to October 2, the campaign also aims to conduct eye check-ups for at least 10 lakh people and distribute spectacles to those in need, showcasing the party’s commitment to public welfare. Chavan revealed that the initiative will involve collaboration with NGOs, social organizations, and other groups to ensure its success. “This is not just a health drive but a way to connect with the people of Maharashtra,” he said, emphasizing the BJP’s focus on service-driven governance. In addition to cataract surgeries and eye check-ups, the campaign will include blood donation camps and a series of 17 programs designed to engage communities across the state. Chief Minister Devendra Fadnavis has personally overseen preparations, holding meetings with state ministers and BJP leaders to ensure seamless execution. Addressing criticism from opposition parties about Maharashtra’s financial challenges, Chavan dismissed their concerns, stating, “We are focused on delivering what the people need—roti, kapda, aur makaan. Our path is clear, and we will continue to work for the common good.” He highlighted the campaign as a reflection of the BJP’s dedication to improving lives, regardless of political noise. Also Read: Thackeray Accuses BJP Of Hypocrisy On Pakistan Cricket Match This large-scale health initiative is expected to benefit thousands of underprivileged individuals, particularly in rural and underserved areas, by providing critical eye care services. The BJP’s efforts underscore its strategy to blend governance with social outreach, leveraging Modi’s milestone birthday to drive tangible impact in Maharashtra. Also Read: Scindia Returns to Gwalior Amid BJP Internal Power Struggle Get our daily ePaper delivered in your inbox Subscribe Get our daily ePaper delivered in your inbox Subscribe Copy link</w:t>
+        <w:t>Content: The Maharashtra unit of the Bharatiya Janata Party (BJP) has announced a fortnight-long programme of social initiatives to mark the 75th birthday of Prime Minister Narendra Modi. The campaign, titled ‘Seva Pandharwada’ (Service Fortnight), will run from September 17 to October 2, focusing on a wide range of public welfare activities across the state. BJP state president Ravindra Chavan, while addressing the media on Tuesday, said the fortnight is not just a celebration but a people-centric movement aimed at spreading awareness about the central government’s welfare schemes, along with issues like cleanliness, environmental protection, and self-reliance. He appealed to all MPs, MLAs, ministers, office-bearers, and grassroots workers to actively participate at booth and mandal levels to make the campaign more impactful. Free Surgeries and Health Initiatives The programme will feature over one lakh free cataract surgeries under the ‘Namo Netra Sanjeevani’ initiative, alongside eye check-ups and the distribution of spectacles to more than ten lakh people. Blood donation drives, health camps, cleanliness campaigns, and awareness programmes are also planned across the state. Revenue Fortnight in Pune On September 17, Modi’s birthday, a special ‘Mahsool Pandharwada’ (Revenue Fortnight) will be inaugurated in Pune under the leadership of Revenue Minister Chandrashekhar Bawankule. Chavan said that through this event, the party aims to extend the benefits of public welfare schemes to more than 50 lakh people. Youth Engagement through Marathon As part of the campaign, the BJP Yuva Morcha has scheduled a ‘Modi Vikas Marathon’ in all major districts on September 21. Chavan said the marathon is intended to encourage youth participation in nation-building and give momentum to the vision of ‘Viksit Bharat 2047’. Sports, Cultural and Commemorative Events Other activities include MP Cup sports competitions in 48 Lok Sabha constituencies, with registrations open until September 20. On September 25, the birth anniversary of Pandit Deendayal Upadhyay, the party will organise Pratima Poojan ceremonies and Prabuddha Sammelans to communicate the nation’s progress to the public. Additional Initiatives Alongside these events, the BJP will also host programmes to honour the disabled, promote tree plantation, encourage the use of Khadi, spread the ‘Vocal for Local’ message, and conduct a state-level drawing competition on the theme of Viksit Bharat. Chavan concluded that the initiative embodies the BJP’s principle that “organization is strength and service is the goal,” adding that the service fortnight represents the party’s collective commitment to society through dedication and public participation. RECENT STORIES</w:t>
       </w:r>
     </w:p>
     <w:p>
@@ -229,7 +229,7 @@
     </w:p>
     <w:p>
       <w:r>
-        <w:t>Title: Vaibhav Khedekar : खेडमध्ये मोठी राजकीय घडामोड! खेडेकरांचा रखडलेला भाजपत प्रवेश उद्याच होणार?</w:t>
+        <w:t>Title: Vaibhav Khedekar to Join BJP? वैभव खेडेकरांचा भाजप प्रवेश?राणे पिता-पुत्रांच्या उपस्थितीत प्रवेशाची शक्यता</w:t>
       </w:r>
     </w:p>
     <w:p>
@@ -241,13 +241,13 @@
           <w:rPr>
             <w:color w:val="0000FF"/>
           </w:rPr>
-          <w:t>https://sarkarnama.esakal.com/maharashtra/konkan/former-khed-nagaradhyaksh-vaibhav-khedekar-to-join-bjp-in-ratnagiri-tomorrow-as11</w:t>
+          <w:t>https://www.navakal.in/news/vaibhav-khedekar-to-join-bjp-news/</w:t>
         </w:r>
       </w:hyperlink>
     </w:p>
     <w:p>
       <w:r>
-        <w:t>Content: रत्नागिरी जिल्ह्यातील खेडचे माजी नगराध्यक्ष वैभव खेडेकर उद्या भाजपमध्ये प्रवेश करणार आहेत. या प्रवेशामुळे भाजपची ताकद कोकणात वाढण्याची शक्यता आहे. रत्नागिरी आणि खेड तालुक्यातील राजकीय समीकरणांमध्ये बदल होण्याची चिन्हे आहेत. Ratnagiri News : तळ कोकणातील रत्नागिरी जिल्ह्यात मनसेनं मोठी कारवाई करत खेडचे माजी नगराध्यक्ष वैभव खेडेकर यांच्यासह तिघांची हकालपट्टी केली होती. त्यानंतर नाराज झालेल्या खेडेकरांनी थेट भाजपचा रस्ता धरत प्रवेश करणार असल्याचे जाहीर केले होते. पण त्यांचा प्रवेश काहील कारणामुले रखडला होता. मात्र आता त्यांच्या प्रवेशाचा मुहूर्त ठरला असून ते मंगळवारी (ता.23 सप्टेंबर रोजी) भाजप प्रवेश करतील, अशी चर्चा राजकीय वर्तुळात रंगू लागली आहे. मात्र हा प्रवेश त्यांच्या राजकीय पुनरागमनाचा प्रयत्न असला तरी, तो भ्रष्टाचाराच्या गंभीर आरोपांच्या सावटाखाली होत असल्याची कुजबूज खेडच्या राजकीय वर्तुळात आहे. आगामी स्थानिकच्या तोंडावर तळ कोकणातील राजकारणात खळबळ उडवून देणारा निर्णय मनसेनं घेतला. मनसे प्रमुख राज ठाकरे यांनी खेडेकर यांच्यासह तिघांवर पक्षविरोधी भूमिका घेतल्याने हाकालपट्टीची कारवाई केली. त्यांच्या कारवाई नंतर लगेच भाजप नेते नितेश राणे आणि राष्ट्रवादीचे आमदार शेखर निकम यांनी फोन केला होता. त्यामुळे ते भाजपबरोबर जातील अशी शक्यता व्यक्त करण्यात आली होती. ही शक्यता खरी ठरली असून त्यांचा या महिन्याच्या पहिल्याच आठवड्यात पक्ष प्रवेश होणार होता. मात्र तो रखडला. यामुळे राजकीय वर्तुळात चर्चांना उधाण आले होते. त्याचे नेमकं कारण काय असाही सवाल त्यांचे कार्यकर्ते करताना दिसत होते. दरम्यान आता खेडेकर यांचा रखडलेल्या भाजपमध्ये प्रवेश होणार असल्याची माहिती समोर आली आहे. ते मंगळवारी (ता.23 सप्टेंबर रोजी) भाजप प्रवेश करणार असून सर्व तयारी झाल्याची चर्चा राजकीय वर्तुळात सुरू आहे. हा प्रवेश रविंद्र चव्हाण यांच्या उपस्थित पार पडणार असून मंत्री नितेश राणे, खासदार नारायण राणे उपस्थित राहण्याची शक्यता आहे. तर हा पक्षप्रवेश मुंबई भाजपच्या पक्ष कार्यालयात होणार आहे. गेल्या दहा वर्षांत खेडेकर तळ कोकणाच्या राजकारणात असून त्यांची सतत पिछेहाट होताना दिसत आहे. खेड नगरपालिकेतील एकहाती सत्ता गेल्यानंतर गत निवडणुकीत खेडेकर अपक्ष निवडून आले आणि नगराध्यक्ष झाले. मात्र त्यांना अपेक्षित यश आले नाही. यादरम्यान राज्यात झालेले सत्तांतर आणि बदललेली समिकरणांमुळे त्यांच्या विश्वासूंनी एकनाथ शिंदे यांची शिवसेना, उद्धव ठाकरेंची उबाठासह इतर पक्षांची वाट धरली. त्याचबरोबर खेडेकर यांचे नगराध्यक्षपद संपताच त्यांच्यावर 20 पेक्षा जास्त प्रकरणांत भ्रष्टाचाराचे आरोप झाले. जे शिवसेना नेते रामदास कदम यांनी केले होते. त्यावरून काही प्रकरणांत गुन्हेही दाखल झाले. ज्यामुळे न्यायालयाने त्यांना पालिकेची निवडणूक लढवण्यास मनाईही केली होती. सध्याच्या घडीला ते भाजपमध्ये प्रवेश करत असून त्यामुळे त्यांना वैयक्तिक लाभ मिळेल असे नाही. पण त्यांच्या वैयक्तिक राजकीय पुनरुज्जीवनामुळे भाजपसाठी चांगलेच फायद्याचे ठरणार आहे. दरम्यान उद्या होणारा पक्ष प्रवेश फक्त चर्चा असून त्याची अधिकृत घोषणा भाजपकडून झालेले नाही. त्यामुळे खरेच उद्या त्यांचा पक्ष प्रवेश होणार का? याबाबत संभ्रम कायम आहे. 1. वैभव खेडेकर कोण आहेत?ते रत्नागिरी जिल्ह्यातील खेडचे माजी नगराध्यक्ष आहेत. 2. ते कोणत्या पक्षात प्रवेश करणार आहेत?ते भाजपमध्ये प्रवेश करणार आहेत. 3. पक्षप्रवेश कधी होणार आहे?उद्या हा पक्षप्रवेश होणार आहे. 4. या प्रवेशाचा फायदा कोणाला होईल?भाजपला कोकणात राजकीय ताकद वाढवण्यास मदत होईल. 5. रत्नागिरीच्या राजकारणावर काय परिणाम होईल?भाजप अधिक मजबूत होईल आणि स्थानिक राजकीय समीकरणं बदलू शकतात. सरकारनामाचे सदस्य व्हा शॉपिंगसाठी 'सकाळ प्राईम डील्स'च्या भन्नाट ऑफर्स पाहण्यासाठी क्लिक करा. Read Latest Marathi Political News, Breaking Political News from Maharashtra, India, Pune &amp; Mumbai at Sarkarnama. To Get Live Political Marathi News on Mobile, Download the Sarkarnama Mobile App for Android and IOS. सरकारनामा आता सर्व सोशल मीडिया प्लॅटफॉर्मवर. ताज्या राजकीय घडामोडींसाठी फेसबुक, ट्विटर, इन्स्टाग्राम, शेअर चॅट, टेलिग्रामवर आणि व्हॉट्सॲप आम्हाला फॉलो करा. तसेच, सरकारनामा यूट्यूब चॅनेलला आजच सबस्क्राइब करा. Follow Us Copyright © 2025 Sakal Media Group – All Rights Reserved Powered by Quintype वेबसाईटवर ब्राउझिंगचा अनुभव सर्वोत्तम असावा, यासाठी आम्ही कुकीजचा वापर करतो. कुकीजमुळे तुम्हाला तुमच्या आवडत्या मजकुराची शिफारस करता येते. आमचे गोपनीयता आणि कुकीजसंदर्भातील धोरण तुम्हाला मान्य आहे.</w:t>
+        <w:t>Content: Vaibhav Khedekar to Join BJP? – मनसेतून (MNS)हकालपट्टी झालेले खेड नगरपालिकेचे माजी नगराध्यक्ष वैभव खेडेकर (Vaibhav Khedekar) यांचा उद्या भाजपात... Vaibhav Khedekar to Join BJP? – मनसेतून (MNS)हकालपट्टी झालेले खेड नगरपालिकेचे माजी नगराध्यक्ष वैभव खेडेकर (Vaibhav Khedekar) यांचा उद्या भाजपात प्रवेश होणार असल्याचे सांगितले जात आहे. भाजपच्या (BJP) मुख्यालयात प्रदेशाध्यक्ष रविंद्र चव्हाण (Ravindra Chavhan)यांच्या उपस्थितीत होणा-या या प्रवेश सोहळ्यास माजी मुख्यमंत्री व खासदार नारायण राणे, मत्यव्यवसाय मंत्री नितीश राणे यांचीही विशेष उपस्थिती राहील, अशी माहिती आहे. यापूर्वी खेडेकरांच्या भाजप पक्ष प्रवेशासाठी ४ सप्टेंबर ही तारीख जाहीर करण्यात आली होती. मात्र ऐनवेळी हा पक्ष प्रवेश पुढे ढकलण्यात आल्याने उद्या तरी खेडेकरांचा भाजप प्रवेश होणार की नाही, याबाबत साशंकता व्यक्त केली जात आहे. पक्षविरोधी कारवाया केल्याचा ठपका ठेवत खेडकर यांची २५ ऑगस्ट रोजी मनसेतून हकालपट्टी करण्यात आली होती. गाडी सजली, प्रवेश लांबला राज्यात मराठा आणि ओबीसी आरक्षणासंदर्भातील मुद्द्यामुळे वातावरण संवेदनशील आहे. यामुळेच आपल्या भाजपा प्रवेशाची तारीख पुढे ढकलण्यात आली असल्याचा खुलासा तेव्हा खेडेकरांनी केला होता.कोकणात खेडेकर यांचा पक्षप्रवेश मोठ्या उत्साहात साजरा होणार होता. कार्यकर्त्यांनी त्यांच्या स्वागतासाठी केलेली खास वाहन सजावट चर्चेचा विषय ठरली. या वाहनावर कोकणचा ढाण्या वाघ माननीय वैभव खेडेकर यांचा जाहीर प्रवेश असे लिहिले होते . त्यावर खेडेकर यांचा फेटा घातलेला फोटो आणि भाजपाचे पक्षचिन्ह ठळकपणे झळकत होते. रामदास कदमांना आव्हानभाजपची खेळी (Challenge to Ramdas Kadam) खेड-दापोलीच्या राजकारणात शिवसेना(शिंदे) गटाचे नेते रामदास कदम आणि खेडेकर हे एकमेकांचे कट्टर प्रतिस्पर्धी म्हणून ओळखले जातात. खेडेकरांना भाजपात घेऊन माजी मंत्री रामदास कदम यांच्या वर्चस्वाला आव्हान देण्याची खेळी भाजपतर्फे खेळली जात आहे. महाविकास आघाडी सरकारच्या काळात मनसेच्या खेडेकर यांना राष्ट्रवादी काँग्रेसचे खासदार सुनिल तटकरे यांच्याकडून मोठ्या प्रमाणात शासकीय निधी दिला गेला. पण सत्तेत सहभागी असलेल्या शिवसेनेला निधी मिळत नसल्याची जाहीर तक्रार रामदास कदम यांनी तेव्हा केली होती. खेड नगरपालिकेत त्यांची एकेकाळी एकहाती सत्ता होती. त्यांची ही सत्ता गेल्यानंतर गेल्या नगरपालिका निवडणुकीत त्यांनी व त्यांच्या समर्थकांनी अफक्ष निवडणूक लढवली होती. या निवडणुकीत ते नगराध्यक्ष निवड़ून आले. मात्र त्यांच्या समर्थकांना अपेक्षित यश मिळू शकले नाही. याच काळात त्यांच्या अनेक विश्वासू कार्यकर्त्यांनी त्यांची साथ सोडून शिवसेना शिंदे गट, शिवसेना ठाकरे गटासह अन्य पक्षांमध्ये प्रवेश केला. भ्रष्टाचाराचे गंभीर आरोप (Corruption Allegations) नगराध्यक्ष पदाची त्यांची मुदत संपल्यावर त्यांच्यावर २० हून अधिक प्रकरणी भ्रष्टाचाराचे गंभीर आरोप झाले होते. काही प्रकरणी त्यांच्यावर गुन्हेही दाखल झाले आहेत. तसेच त्यांना न्यायालयाने नगरपालिकेची निवडणूक लढण्यास मनाई केली होती. रामदास कदम यांनीही त्यांच्यावर गंभीर आरोप केले होते. हे देखील वाचा – उत्तर प्रदेशमध्ये जातींवर आधारित राजकीय मोर्चे काढण्यावर बंदी क्लबमध्ये मुलींसाठी सुविधा हव्यात!सचिन तेंडुलकर यांचे आवाहन लॅपटॉपवर तब्बल 30 हजारांची सूट, Flipkart च्या सेलमध्ये धमाकेदार डील Add. Display : +91 8108116423 / +91 8108116429 | Classified : +91 8422817445</w:t>
       </w:r>
     </w:p>
     <w:p>
@@ -384,7 +384,7 @@
     </w:p>
     <w:p>
       <w:r>
-        <w:t>Title: Pune politics : रातोरात गेम फिरला अन् बहुचर्चित बापू भेगडेंचा भाजप प्रवेश हुकला; काय आहे कारण?</w:t>
+        <w:t>Title: PM Modi Birthday : मोदींच्या वाढदिवसानिमित्त भाजपच्या जुन्या कल्याण शहर मंडळातर्फे स्वच्छता आणि वृक्षारोपण अभियान</w:t>
       </w:r>
     </w:p>
     <w:p>
@@ -396,13 +396,13 @@
           <w:rPr>
             <w:color w:val="0000FF"/>
           </w:rPr>
-          <w:t>https://sarkarnama.esakal.com/maharashtra/paschim-maharashtra/maharashtra-politics-ajit-pawar-rival-bapu-bhegade-bjp-entry-but-this-joining-delayed-as11-sm89</w:t>
+          <w:t>https://www.navarashtra.com/maharashtra/on-the-occasion-of-modi-birthday-a-cleanliness-and-tree-plantation-campaign-was-organized-by-the-old-bjp-kalyan-city-committee-993381.html</w:t>
         </w:r>
       </w:hyperlink>
     </w:p>
     <w:p>
       <w:r>
-        <w:t>Content: मावळमध्ये आमदार सुनील शेळके यांच्या विरोधात अपक्ष लढलेले बापू भेगडे यांच्या भाजप प्रवेशाची चर्चा रंगली होती. मात्र त्यांचा पक्षप्रवेश रखडल्याने पुण्यातील राजकीय वर्तुळात खळबळ उडाली आहे. या घडामोडीमुळे भाजपच्या मावळ मतदारसंघातील रणनीतीवर प्रश्नचिन्ह उभे राहिले आहे. Pune News : गेल्या काही दिवसांपासून पुणे जिल्ह्यातुन भाजपमध्ये होणारे प्रवेश चर्चेचा विषय ठरत आहे. जिल्ह्यात मित्र पक्षाचे ज्या ठिकाणी आमदार आहेत. त्या ठिकाणी भाजप भविष्यात उमेदवार होऊ शकतील अशा तुल्यबळ नेत्यांना आपल्या पक्षात घेताना पाहायला मिळत आहेत. त्यामुळे भाजप पुणे जिल्ह्यामध्ये ऑपरेशन लोटस राबवत असल्याच्या चर्चा राजकीय वर्तुळात सुरू असल्याच्या पाहायला मिळत आहे. या अंतर्गतच सर्वप्रथम इंदापूर येथे भाजपने अपक्ष विधानसभा निवडणूक लढलेल्या प्रवीण माने यांना पक्षात प्रवेश दिला असल्याची चर्चा आहे. या ठिकाणी उपमुख्यमंत्री अजित पवार यांच्या राष्ट्रवादी काँग्रेसचे आमदार आणि मंत्री दत्ता भरणे हे माने यांच्या विरोधात निवडणूक लढवून विजयी झाले आहेत. भोर विधानसभा मतदारसंघात देखील अजित पवार यांचे आमदार शंकर मांडेकर यांनी तत्कालीन काँग्रेसचे आमदार संग्राम थोपटे यांचा पराभव केला होता. संग्राम थोपटे सध्या भाजपवासी झाले आहेत त्याचप्रमाणे पुरंदर मधील माजी आमदार संजय जगताप देखील भाजपमध्ये आले आहेत. गेल्या दोन दिवसांपासून मावळमध्ये उपमुख्यमंत्री अजित पवार यांचे आमदार सुनील शेळके यांच्या विरोधात अपक्ष म्हणून निवडणूक लढलेले बापू भेगडे भाजपमध्ये प्रवेश करणार असल्याचं जाहीर करण्यात आलं होतं. रविवारी याबाबतची पत्रकार परिषद घेण्यात आली त्यानंतर सोमवारी मोठ्या संख्येने पक्षप्रवेश करण्यात येणार असल्याचं जाहीर करण्यात आलं होतं. सोमाटणे फाटा ते मुंबईपर्यंत भव्य रॅली काढून शेवटी भाजपा पक्ष कार्यालयात प्रदेशाध्यक्ष रवींद्र चव्हाण यांच्या उपस्थितीत बापू भेगडे यांच्या नेतृत्वात मोठ्या प्रमाणात पक्ष प्रवेश होणार होता. मात्र या पक्षप्रवेशावेळी बापू भेगडेच गैरहजर राहिल्याचं पाहायला मिळाले. पक्षप्रवेशचा कार्यक्रम आधीच ठरला असल्याने बापू भेगडे यांच्या व्यतिरिक्त रामदास काकडे, बाबुराव वायकर, सुभाष जाधव, किशोर भेगडे, सचिन घोटकुले या प्रमुख नेत्यांचा समावेश असून यांच्यासह आतिष परदेशी, संग्राम काकडे, शिवाजी आसवले, संतोष मुऱ्हे, प्रवीण काळोखे, तुषार भेगडे, अरूण माने, अरूण चव्हाण, तनुजा जगनाडे त्यांचा रवींद्र चव्हाण यांच्या उपस्थितीत पक्ष प्रवेश झाला. मात्र ज्या प्रवेशाची चर्चा जोरदार सुरू होती ते बापू भेगडे ऐन वेळेस पक्षप्रवेशाच्या कार्यक्रमाला का आले नाहीत? यादेखील चर्चांना उधाण आलं. त्यामुळे भाजपचे मावळमधील नेते आणि किसान मोर्चाचे प्रदेशाध्यक्ष गणेश भेगडे यांनी याबाबत माहिती देताना सांगितले की, "बापू भेगडे यांच्या वैद्यकीय कारणांमुळे पक्ष प्रवेशाचा कार्यक्रम काही काळासाठी पुढे ढकलण्यात आला आहे. येत्या काही दिवसांत मावळमध्ये मोठा मेळावा आयोजित करून बापू भेगडे आणि त्यांच्या समर्थकांचा भाजपमध्ये औपचारिक प्रवेश होईल." बापू भेगडे हे परगावी गेल्याने प्रवेश लांबला असल्याचं देखील काहींकडून सांगण्यात आलं. पक्षप्रवेशाचा मूर्त हुकण्या वैद्यकीय कारण सांगण्यात येत असलं तरी रात्रीतून झपाट्याने राजकीय चक्र फिरल्यामुळे हा प्रवेश लामणीवर वरती पडले असल्याचा देखील चर्चा सध्या मावळच्या वर्तुळात सुरू झाले आहेत. त्यामुळे पुढील काही दिवसात बापू भेगडे हे भाजपमध्ये प्रवेश करणार की आणखी काही राजकीय घडामोडी घडणार हे पाहणं महत्त्वाचं ठरणार आहे. प्र.1: बापू भेगडे कोण आहेत?उ.1: ते मावळ मतदारसंघातील नेते असून अजित पवारांच्या आमदार सुनील शेळके यांच्या विरोधात अपक्ष लढले होते. प्र.2: त्यांच्या भाजप प्रवेशाची चर्चा का झाली?उ.2: आगामी निवडणुकांपूर्वी भाजपने आपला गड मजबूत करण्यासाठी त्यांना सामावून घेण्याचा प्रयत्न केला. प्र.3: त्यांचा प्रवेश का रखडला?उ.3: याबाबत अधिकृत कारण स्पष्ट नाही, पण राजकीय मतभेद आणि स्थानिक समीकरणांमुळे तो अडला आहे. सरकारनामाचे सदस्य व्हा शॉपिंगसाठी 'सकाळ प्राईम डील्स'च्या भन्नाट ऑफर्स पाहण्यासाठी क्लिक करा. Read Latest Marathi Political News, Breaking Political News from Maharashtra, India, Pune &amp; Mumbai at Sarkarnama. To Get Live Political Marathi News on Mobile, Download the Sarkarnama Mobile App for Android and IOS. सरकारनामा आता सर्व सोशल मीडिया प्लॅटफॉर्मवर. ताज्या राजकीय घडामोडींसाठी फेसबुक, ट्विटर, इन्स्टाग्राम, शेअर चॅट, टेलिग्रामवर आणि व्हॉट्सॲप आम्हाला फॉलो करा. तसेच, सरकारनामा यूट्यूब चॅनेलला आजच सबस्क्राइब करा. Follow Us Copyright © 2025 Sakal Media Group – All Rights Reserved Powered by Quintype वेबसाईटवर ब्राउझिंगचा अनुभव सर्वोत्तम असावा, यासाठी आम्ही कुकीजचा वापर करतो. कुकीजमुळे तुम्हाला तुमच्या आवडत्या मजकुराची शिफारस करता येते. आमचे गोपनीयता आणि कुकीजसंदर्भातील धोरण तुम्हाला मान्य आहे.</w:t>
+        <w:t>Content: मोदींच्या वाढदिवसानिमित्त भाजपच्या जुन्या कल्याण शहर मंडळातर्फे स्वच्छता आणि वृक्षारोपण अभियान कल्याण : देशाचे पंतप्रधान नरेंद्र मोदी यांच्या 75 व्या वाढदिवसानिमित्त भाजप प्रदेशाध्यक्ष रविंद्र चव्हाण यांच्या आवाहनानुसार जुने कल्याण मंडळातर्फे कल्याण पश्चिमेमध्ये स्वच्छता आणि वृक्षारोपण अभियान राबविण्यात आले. कल्याण शहर मंडल महिला मोर्चा अध्यक्षा हेमलता पवार यांच्या पुढाकाराने हा उपक्रम राबविण्यात आला. येथील पारनाका परिसरात असलेल्या श्री स्वामी समर्थ मठ, स्वामी विवेकानंद पुतळा परिसरात स्वच्छता अभियान राबविण्यात आले. त्यासोबतच कल्याण पश्चिमेतील माता रमाबाई आंबेडकर उद्यान परिसरातही स्वच्छता अभियान राबविण्यासह वृक्षारोपण करण्यात आले. यावेळी पंतप्रधान नरेंद्र मोदी यांच्या वाढदिवसानिमित्त एक पेड माँ के नाम हा अनोखा उपक्रमही साजरा करण्यात आला. ज्यामध्ये अनेक नागरिकांनी उत्स्फूर्त सहभाग घेत विविध झाडांच्या रोपट्यांची लागवड केली. पंतप्रधान नरेंद्र मोदी यांच्या नेतृत्वाखाली गेल्या 11 वर्षांत देशाने अक्षरशः कात टाकली आहे. पंतप्रधान मोदी यांच्या नेतृत्वाखाली भारताने आज प्रत्येक क्षेत्रात नेत्रदीपक अशी कामगिरी करत संपूर्ण जगाचे लक्ष वेधून घेतले आहे. देशाच्या विकासाचा वारू आज “न भूतो..” अशी प्रगती करत असून “सबका साथ सबका विकास” या घोषवाक्याखाली लाखो लोकांना मुख्य प्रवाहात आणण्यामध्ये नरेंद्र मोदी यांचा मोठा वाटा आहे. अशा या लोकनेत्याचा वाढदिवस आज संपूर्ण देशामध्ये साजरा होत असून जुने कल्याण पश्चिम मंडळातर्फेही सामाजिक उपक्रमांद्वारे तो साजरा करण्यात आल्याची माहिती माजी आमदार नरेंद्र पवार यांनी दिली आहे. यावेळी माजी आमदार नरेंद्र पवार, नगरसेवक संदीप गायकर, भाजपा जुने कल्याण शहर मंडल अध्यक्ष अमित धाक्रस, जुने कल्याण शहर मंडल महिला मोर्चा अध्यक्षा हेमलता पवार, महिला मोर्चा प्रदेश सचिव प्रिया शर्मा, मध्य कल्याण मंडल अध्यक्ष रितेश फडके, प्रजापिता ब्रम्हकुमारी विश्वविद्यालयाच्या बी. के. कल्पना दीदी, पवित्रा दीदी, चांदणी दीदी, जिल्हा प्रभारी पतंजली योगसमिती वंदना कल्याणकर, संज्योत पाचघरे, विवेक वाणी, प्रताप टूमकर, राजेश ठाणगे, विशाल शेलार, निलेश गायकर, गणेश गायकर, जनार्दन कारभारी, भिका भदाणे, संदीप जाधव, बिजूल लाड, ऋषिकेश क्षोत्री, समृद्धी देशपांडे, रमेश मांडवे, अजिंक्य चवळे, स्नेहल सोपारकर, अरुणा लोहार, चंदू बिरारी, रोहित लांबतुरे, प्रल्हाद महाडिक, छाया हांडे, शकुंतला अग्रवाल, प्रज्ञा बांगर, रत्ना कुलते, शीतल पाटील, दिपा शाह यांच्यासह अनेक मान्यवर, कार्यकर्ते व नागरिक उपस्थित होते. तसेच भारत आता लवकरच जागतिक तिसरी अर्थव्यवस्था होण्याच्या मार्गावर आहे. त्यांचे राष्ट्र निर्मिती आणि विकासातील योगदान आणि सेवा भावाचा सन्मान करण्यासाठी भारतीय जनता पक्षाने 15 दिवसांचे विशेष अभियान ‘सेवा पर्व 2025’ ची सुरुवात केली आहे. हा कार्यक्रम 2 ऑक्टोबरपर्यंत चालेल. यामध्ये पंतप्रधान नरेंद्र मोदींची सेवा भावना आणि त्यांचे समर्पण यांचा सन्मान करण्यात येईल. Follow Us On © Copyright Navarashtra 2025 All rights reserved.</w:t>
       </w:r>
     </w:p>
     <w:p>
@@ -415,7 +415,7 @@
     </w:p>
     <w:p>
       <w:r>
-        <w:t>Title: रत्नागिरी : भाजप नगरसेवकांकडून स्वच्छता दूतांना ‘सेवा पंधरवड्या’ निमित्त स्वच्छता साहित्याचं वाटप</w:t>
+        <w:t>Title: Pune politics : रातोरात गेम फिरला अन् बहुचर्चित बापू भेगडेंचा भाजप प्रवेश हुकला; काय आहे कारण?</w:t>
       </w:r>
     </w:p>
     <w:p>
@@ -427,13 +427,13 @@
           <w:rPr>
             <w:color w:val="0000FF"/>
           </w:rPr>
-          <w:t>https://ratnagirikhabardar.com/news/80063/</w:t>
+          <w:t>https://sarkarnama.esakal.com/maharashtra/paschim-maharashtra/maharashtra-politics-ajit-pawar-rival-bapu-bhegade-bjp-entry-but-this-joining-delayed-as11-sm89</w:t>
         </w:r>
       </w:hyperlink>
     </w:p>
     <w:p>
       <w:r>
-        <w:t>Content: ◼️ पंतप्रधानांच्या वाढदिवसाचे औचित्य साधून स्वच्छतादूतांचा सन्मान; रवींद्र चव्हाण यांना वाढदिवसाच्या शुभेच्छा रत्नागिरी: पंतप्रधान नरेंद्र मोदी यांच्या वाढदिवसापासून ते महात्मा गांधी जयंतीपर्यंत चालणाऱ्या ‘सेवा पंधरवडा’ आणि भाजपा प्रदेशाध्यक्ष आमदार रवींद्र चव्हाण यांच्या वाढदिवसाचं औचित्य साधून रत्नागिरीतील भाजपच्या माजी नगरसेवकांनी एक स्तुत्य उपक्रम राबवला आहे. शहराच्या स्वच्छतेसाठी अहोरात्र झटणाऱ्या स्वच्छता दूतांना आवश्यक अशी स्वच्छता उपकरणं वाटून त्यांचा सन्मान करण्यात आला. यामुळे स्वच्छतादूतांमध्ये समाधानाचं वातावरण होतं. स्वच्छता दूतांसाठी आवश्यक साहित्याचे वाटपरत्नागिरी शहराला स्वच्छ ठेवण्यासाठी स्वच्छतादूत अत्यंत प्रामाणिकपणे आपलं काम करतात. अनेकदा आवश्यक साहित्याची कमतरता असल्यामुळे त्यांना अडचणींचा सामना करावा लागतो. ही बाब लक्षात घेऊन भाजपच्या माजी नगरसेवकांनी पुढाकार घेत १०० गमबूट, २५ घमेली, २५ फावडे, ५० खुरपी आणि १०० जोड्या हँडग्लोज स्वखर्चाने खरेदी करून स्वच्छतादूतांना वितरित केल्या. या वेळी सर्वांना अल्पोपहारही देण्यात आला. हे साहित्य मिळाल्यानंतर स्वच्छतादूतांनी आभार व्यक्त केले आणि भाजप प्रदेशाध्यक्ष रवींद्र चव्हाण यांना वाढदिवसाच्या शुभेच्छा दिल्या. या कार्यक्रमाला माजी जिल्हाध्यक्ष सचिन वहाळकर, माजी नगरसेवक राजू तोडणकर, मुन्ना चवंडे, उमेश कुळकर्णी, समीर तिवरेकर, मानसी करमरकर, माजी शहराध्यक्ष सचिन करमरकर यांच्यासह स्वच्छता निरीक्षक संदेश कांबळे, हर्षवर्धन काटकर, प्रशासकीय अधिकारी श्री. बेहरे आणि विद्युत निरीक्षक जितेंद्र विचारे उपस्थित होते. नागरिकांनाही स्वच्छतेसाठी सहभागाचं आवाहनया वेळी बोलताना माजी नगरसेवक उमेश कुळकर्णी यांनी सांगितलं की, “आम्ही फार मोठं काम केलेलं नाही. खरं काम तर हे स्वच्छतादूत करतात आणि त्यांच्यामुळेच रत्नागिरी शहर स्वच्छ राहू शकतं. परंतु, केवळ त्यांच्या कामावर अवलंबून न राहता नागरिकांनीही सहकार्य करावं. कचरा रस्त्यावर न टाकता तो वर्गीकृत करून घंटागाडीमध्येच द्यावा.” स्वच्छता साहित्याची ही मदत मिळाल्यानंतर सर्व स्वच्छतादूत तातडीने भाट्ये येथील स्वच्छतेच्या कामासाठी रवाना झाले. कामावर जाण्याची त्यांची लगबग सुरू असली तरी त्यांनी भाजपच्या माजी नगरसेवकांप्रति कृतज्ञता व्यक्त केली. दैनिक रत्नागिरी खबरदारISO 9001:2015 CERTIFIED(RNI NO. MAHMAR/2013/57411)शासनमान्य रजिस्टर न्यूजपेपर11:18 20-09-2025</w:t>
+        <w:t>Content: मावळमध्ये आमदार सुनील शेळके यांच्या विरोधात अपक्ष लढलेले बापू भेगडे यांच्या भाजप प्रवेशाची चर्चा रंगली होती. मात्र त्यांचा पक्षप्रवेश रखडल्याने पुण्यातील राजकीय वर्तुळात खळबळ उडाली आहे. या घडामोडीमुळे भाजपच्या मावळ मतदारसंघातील रणनीतीवर प्रश्नचिन्ह उभे राहिले आहे. Pune News : गेल्या काही दिवसांपासून पुणे जिल्ह्यातुन भाजपमध्ये होणारे प्रवेश चर्चेचा विषय ठरत आहे. जिल्ह्यात मित्र पक्षाचे ज्या ठिकाणी आमदार आहेत. त्या ठिकाणी भाजप भविष्यात उमेदवार होऊ शकतील अशा तुल्यबळ नेत्यांना आपल्या पक्षात घेताना पाहायला मिळत आहेत. त्यामुळे भाजप पुणे जिल्ह्यामध्ये ऑपरेशन लोटस राबवत असल्याच्या चर्चा राजकीय वर्तुळात सुरू असल्याच्या पाहायला मिळत आहे. या अंतर्गतच सर्वप्रथम इंदापूर येथे भाजपने अपक्ष विधानसभा निवडणूक लढलेल्या प्रवीण माने यांना पक्षात प्रवेश दिला असल्याची चर्चा आहे. या ठिकाणी उपमुख्यमंत्री अजित पवार यांच्या राष्ट्रवादी काँग्रेसचे आमदार आणि मंत्री दत्ता भरणे हे माने यांच्या विरोधात निवडणूक लढवून विजयी झाले आहेत. भोर विधानसभा मतदारसंघात देखील अजित पवार यांचे आमदार शंकर मांडेकर यांनी तत्कालीन काँग्रेसचे आमदार संग्राम थोपटे यांचा पराभव केला होता. संग्राम थोपटे सध्या भाजपवासी झाले आहेत त्याचप्रमाणे पुरंदर मधील माजी आमदार संजय जगताप देखील भाजपमध्ये आले आहेत. गेल्या दोन दिवसांपासून मावळमध्ये उपमुख्यमंत्री अजित पवार यांचे आमदार सुनील शेळके यांच्या विरोधात अपक्ष म्हणून निवडणूक लढलेले बापू भेगडे भाजपमध्ये प्रवेश करणार असल्याचं जाहीर करण्यात आलं होतं. रविवारी याबाबतची पत्रकार परिषद घेण्यात आली त्यानंतर सोमवारी मोठ्या संख्येने पक्षप्रवेश करण्यात येणार असल्याचं जाहीर करण्यात आलं होतं. सोमाटणे फाटा ते मुंबईपर्यंत भव्य रॅली काढून शेवटी भाजपा पक्ष कार्यालयात प्रदेशाध्यक्ष रवींद्र चव्हाण यांच्या उपस्थितीत बापू भेगडे यांच्या नेतृत्वात मोठ्या प्रमाणात पक्ष प्रवेश होणार होता. मात्र या पक्षप्रवेशावेळी बापू भेगडेच गैरहजर राहिल्याचं पाहायला मिळाले. पक्षप्रवेशचा कार्यक्रम आधीच ठरला असल्याने बापू भेगडे यांच्या व्यतिरिक्त रामदास काकडे, बाबुराव वायकर, सुभाष जाधव, किशोर भेगडे, सचिन घोटकुले या प्रमुख नेत्यांचा समावेश असून यांच्यासह आतिष परदेशी, संग्राम काकडे, शिवाजी आसवले, संतोष मुऱ्हे, प्रवीण काळोखे, तुषार भेगडे, अरूण माने, अरूण चव्हाण, तनुजा जगनाडे त्यांचा रवींद्र चव्हाण यांच्या उपस्थितीत पक्ष प्रवेश झाला. मात्र ज्या प्रवेशाची चर्चा जोरदार सुरू होती ते बापू भेगडे ऐन वेळेस पक्षप्रवेशाच्या कार्यक्रमाला का आले नाहीत? यादेखील चर्चांना उधाण आलं. त्यामुळे भाजपचे मावळमधील नेते आणि किसान मोर्चाचे प्रदेशाध्यक्ष गणेश भेगडे यांनी याबाबत माहिती देताना सांगितले की, "बापू भेगडे यांच्या वैद्यकीय कारणांमुळे पक्ष प्रवेशाचा कार्यक्रम काही काळासाठी पुढे ढकलण्यात आला आहे. येत्या काही दिवसांत मावळमध्ये मोठा मेळावा आयोजित करून बापू भेगडे आणि त्यांच्या समर्थकांचा भाजपमध्ये औपचारिक प्रवेश होईल." बापू भेगडे हे परगावी गेल्याने प्रवेश लांबला असल्याचं देखील काहींकडून सांगण्यात आलं. पक्षप्रवेशाचा मूर्त हुकण्या वैद्यकीय कारण सांगण्यात येत असलं तरी रात्रीतून झपाट्याने राजकीय चक्र फिरल्यामुळे हा प्रवेश लामणीवर वरती पडले असल्याचा देखील चर्चा सध्या मावळच्या वर्तुळात सुरू झाले आहेत. त्यामुळे पुढील काही दिवसात बापू भेगडे हे भाजपमध्ये प्रवेश करणार की आणखी काही राजकीय घडामोडी घडणार हे पाहणं महत्त्वाचं ठरणार आहे. प्र.1: बापू भेगडे कोण आहेत?उ.1: ते मावळ मतदारसंघातील नेते असून अजित पवारांच्या आमदार सुनील शेळके यांच्या विरोधात अपक्ष लढले होते. प्र.2: त्यांच्या भाजप प्रवेशाची चर्चा का झाली?उ.2: आगामी निवडणुकांपूर्वी भाजपने आपला गड मजबूत करण्यासाठी त्यांना सामावून घेण्याचा प्रयत्न केला. प्र.3: त्यांचा प्रवेश का रखडला?उ.3: याबाबत अधिकृत कारण स्पष्ट नाही, पण राजकीय मतभेद आणि स्थानिक समीकरणांमुळे तो अडला आहे. सरकारनामाचे सदस्य व्हा शॉपिंगसाठी 'सकाळ प्राईम डील्स'च्या भन्नाट ऑफर्स पाहण्यासाठी क्लिक करा. Read Latest Marathi Political News, Breaking Political News from Maharashtra, India, Pune &amp; Mumbai at Sarkarnama. To Get Live Political Marathi News on Mobile, Download the Sarkarnama Mobile App for Android and IOS. सरकारनामा आता सर्व सोशल मीडिया प्लॅटफॉर्मवर. ताज्या राजकीय घडामोडींसाठी फेसबुक, ट्विटर, इन्स्टाग्राम, शेअर चॅट, टेलिग्रामवर आणि व्हॉट्सॲप आम्हाला फॉलो करा. तसेच, सरकारनामा यूट्यूब चॅनेलला आजच सबस्क्राइब करा. Follow Us Copyright © 2025 Sakal Media Group – All Rights Reserved Powered by Quintype वेबसाईटवर ब्राउझिंगचा अनुभव सर्वोत्तम असावा, यासाठी आम्ही कुकीजचा वापर करतो. कुकीजमुळे तुम्हाला तुमच्या आवडत्या मजकुराची शिफारस करता येते. आमचे गोपनीयता आणि कुकीजसंदर्भातील धोरण तुम्हाला मान्य आहे.</w:t>
       </w:r>
     </w:p>
     <w:p>
@@ -477,6 +477,37 @@
     </w:p>
     <w:p>
       <w:r>
+        <w:t>Title: Prime Minister Narendra Modi To Lay Foundation Of PM MITRA Park, Launch 'Sewa Pakhwada' in Madhya Pradesh On September 17 To Mark His Birthday</w:t>
+      </w:r>
+    </w:p>
+    <w:p>
+      <w:r>
+        <w:t xml:space="preserve">URL: </w:t>
+      </w:r>
+      <w:hyperlink r:id="rId24">
+        <w:r>
+          <w:rPr>
+            <w:color w:val="0000FF"/>
+          </w:rPr>
+          <w:t>https://www.etvbharat.com/en/!bharat/pm-modi-to-lay-foundation-of-pm-mitra-park-launch-sewa-pakhwada-in-madhya-pradesh-on-september-17-enn25091602243</w:t>
+        </w:r>
+      </w:hyperlink>
+    </w:p>
+    <w:p>
+      <w:r>
+        <w:t>Content: National ETV Bharat / bharat By PTI Published : September 16, 2025 at 1:20 PM IST Updated : September 16, 2025 at 4:17 PM IST New Delhi: Launch of a host of welfare and development initiatives on Wednesday by the BJP and its governments at the Centre and in states will mark the 75th birthday of Prime Minister Narendra Modi, who will kick off a fortnight-long nationwide health and nutrition campaign from Madhya Pradesh. Modi will launch the "Swasth Nari Sashakt Parivar" and the eighth National Nutritional Month from Dhar. He will unveil several other development initiatives and address a public meeting, an official statement said. टेक्सटाइल क्षेत्र में नई क्रांति की आधारशिला रखेगा धार जिला...यशस्वी प्रधानमंत्री श्री @narendramodi जी के मध्यप्रदेश आगमन के साथ ही प्रदेश को मिलेगा देश का पहला PM MITRA Park.🗓️ 17 सितम्बर, 2025📍 भैंसोला, जिला धार#PMMITRAParkDhar pic.twitter.com/o0Vr4xah7D "More than one lakh health camps will be organised, making this the largest ever health outreach for women and children in the country. Daily health camps will be held in all government health facilities nationwide," it said. The BJP's organisation will hold many such initiatives, including blood donation and health camps, across the country. The programmes are part of the "Sewa Pakhwada" that the ruling party is observing between September 17 and October 2, which is Mahatma Gandhi's birth anniversary, to celebrate the birthday of its leader whose stewardship has taken the BJP to new highs and made it a dominant political force for over a decade. Swadeshi fairs to promote made-in-India goods, "Modi Vikas Marathon", drawing contests on Viksit Bharat, interaction with intellectuals, blood donation and medical camps, and cleanliness campaigns will be held through the period across the country with the involvement of the party's organisation, central government or the states where it is in power. Home Minister Amit Shah will launch several such initiatives in the national capital. In Dhar, Modi will also transfer funds under the "Pradhan Mantri Matru Vandana Yojana" directly into the bank accounts of nearly 10 lakh eligible women and also unveil the "Suman Sakhi Chatbot" to raise awareness on maternal and child health. The chatbot will provide timely and accurate information to pregnant women in rural and remote areas, ensuring access to essential health services, the statement said. As part of a campaign against sickle cell anaemia, Modi will give the 10 millionth Sickle Cell Screening and Counselling Card in the state. Under "Adi Karmyogi Abhiyan", Modi will launch an exercise in the state that will symbolise the confluence of tribal pride and the spirit of nation-building. The initiative will include a series of service-oriented activities in tribal regions, focusing on health, education, nutrition, skill development, livelihood enhancement, sanitation, water conservation and environmental protection, the statement said. In line with his 5F Vision – Farm to Fibre, Fibre to Factory, Factory to Fashion, and Fashion to Foreign, the prime minister will inaugurate the PM MITRA Park in Dhar. Spread over more than 2,150 acres, the park will be equipped with world-class facilities, including a common effluent treatment plant, solar power plant, modern roads among others, making it an ideal industrial township. The statement said it will also significantly benefit the cotton growers in the region by enhancing farmers’ income by providing better value for their produce. Various textile companies have committed investment proposals worth over Rs 23,140 crore, paving the way for new industries and large-scale employment. It will generate nearly 3 lakh employment opportunities while significantly boosting exports. The prime minister has often taken up development initiatives on his birthday. He was in Odisha last year, during which he had launched the state government's flagship women-centric initiative, Subhadra Yojana, besides railway and national highway projects. Meanwhile, in Modi's Lok Sabha constituency Varanasi, the municipal corporation will inaugurate and lay the foundation stone of projects worth Rs 111 crore, Mayor Ashok Tiwari said. Delhi government will launch 500 creches for children of women working as labourers in the city on the occasion of Prime Minister Modi's birthday on September 17, Chief Minister Rekha Gupta said. In Maharashtra, the BJP plans to organise more than one lakh cataract surgeries and eye check-ups of at least 10 lakh people and distribute spectacles to the needy during a drive from September 17 to October 2, state BJP president Ravindra Chavan said. The Odisha government is planning to plant 75 lakh saplings on Wednesday, the state's Additional Chief Secretary of Forest Satyabrat Sahu said. Also Read Elaborate Arrangements In Arunachal Ahead Of PM Modi's Visit On September 22 For All Latest Updates TAGGED: Horoscope: It Will Be A Fulfilling Day For Love And Home, But Virgos Have To Watch Their Expenses | Read Astrological Prediction For October 27 50 Haryana Men Deported From US, Police Probe 'Donkey Route' Trail West Bengal: Central Customs Officer Attacked, Beaten Up In Sonarpur 'Bengaluru’s Reputation Must Be Protected': Shivakumar Urges Industry Leaders And Entrepreneurs Pakistani Media, Serials Have Bad Influence On Indian Muslims, Says Ulema Of Deoband From The Ground: Bihar Man Who Once Presided Naxal 'Courts' Hopes For Change The Telangana Man Who Lives Among Books: 35,000 Volumes And A Million Pages In One House Analysis | How To Get Out Of The Stubble Bubble? Bihar Elections | Ground Report: Karpoori Gave Dignity To Samastipur Where Discontent Over Unemployment And Development Still Runs High Copyright © 2025 Ushodaya Enterprises Pvt. Ltd., All Rights Reserved.</w:t>
+      </w:r>
+    </w:p>
+    <w:p>
+      <w:pPr>
+        <w:pStyle w:val="Heading3"/>
+      </w:pPr>
+      <w:r>
+        <w:t>Article 17</w:t>
+      </w:r>
+    </w:p>
+    <w:p>
+      <w:r>
         <w:t>Title: Mumbai News: महाराष्ट्र में एक लाख मुफ्त मोतियाबिंद सर्जरी करवाएगी भाजपा</w:t>
       </w:r>
     </w:p>
@@ -484,7 +515,7 @@
       <w:r>
         <w:t xml:space="preserve">URL: </w:t>
       </w:r>
-      <w:hyperlink r:id="rId24">
+      <w:hyperlink r:id="rId25">
         <w:r>
           <w:rPr>
             <w:color w:val="0000FF"/>
@@ -503,7 +534,7 @@
         <w:pStyle w:val="Heading3"/>
       </w:pPr>
       <w:r>
-        <w:t>Article 17</w:t>
+        <w:t>Article 18</w:t>
       </w:r>
     </w:p>
     <w:p>
@@ -515,7 +546,7 @@
       <w:r>
         <w:t xml:space="preserve">URL: </w:t>
       </w:r>
-      <w:hyperlink r:id="rId25">
+      <w:hyperlink r:id="rId26">
         <w:r>
           <w:rPr>
             <w:color w:val="0000FF"/>
@@ -534,7 +565,7 @@
         <w:pStyle w:val="Heading3"/>
       </w:pPr>
       <w:r>
-        <w:t>Article 18</w:t>
+        <w:t>Article 19</w:t>
       </w:r>
     </w:p>
     <w:p>
@@ -546,7 +577,7 @@
       <w:r>
         <w:t xml:space="preserve">URL: </w:t>
       </w:r>
-      <w:hyperlink r:id="rId26">
+      <w:hyperlink r:id="rId27">
         <w:r>
           <w:rPr>
             <w:color w:val="0000FF"/>
@@ -557,38 +588,7 @@
     </w:p>
     <w:p>
       <w:r>
-        <w:t>Content: महाराष्ट्र maharashtra ETV Bharat / state By ETV Bharat Marathi Team Published : September 16, 2025 at 4:17 PM IST मुंबई : पंतप्रधान नरेंद्र मोदी यांच्या 75 व्या वाढदिवसानिमित्त महाराष्ट्रात 17 सप्टेंबर ते 2 ऑक्टोबर या कालावधीत भाजपाच्या वतीनं 'सेवा पंधरवडा' उपक्रम राबवला जाणार आहे. या अंतर्गत राज्यभरात स्वच्छता अभियान, रक्तदान शिबिर, आरोग्य तपासणी, मोफत मोतीबिंदू शस्त्रक्रिया, नेत्र तपासणी, चष्मा वाटप, मोदी विकास मॅरेथॉन आणि क्रीडा स्पर्धा यांसारख्या विविध सामाजिक उपक्रमांचं आयोजन आलं आहे. याशिवाय, कौशल्य विकास विभागाच्या पुढाकारानं राज्यातील 419 शासकीय औद्योगिक प्रशिक्षण संस्थांमधील (आयटीआय) हजारो विद्यार्थी 750 गावांमध्ये स्वच्छता अभियान राबवणार आहेत. 1 लाखांहून अधिक मोफत मोतीबिंदू शस्त्रक्रिया होणार - रवींद्र चव्हाण आयटीआयच्या विद्यार्थ्यांचं स्वच्छता अभियान : कौशल्य विकास विभागाच्या पुढाकारानं राज्यातील 419 शासकीय आयटीआयमधील हजारो विद्यार्थी 750 गावांमध्ये स्वच्छता अभियान राबवणार आहेत. या अभियानाची सुरुवात 17 सप्टेंबर रोजी सकाळी 11 वाजता पनवेल तालुक्यातील गव्हाण ग्रामपंचायत कार्यालयासमोर होईल. यात मुख्यमंत्री देवेंद्र फडणवीस मार्गदर्शन करणार असून, कौशल्य विकास मंत्री मंगल प्रभात लोढा यांच्या हस्ते उद्घाटन होईल. हजारो तरुणांना प्रशिक्षण आणि रोजगार : या उपक्रमाविषयी माहिती देताना कौशल्य विकास मंत्री मंगल प्रभात लोढा म्हणाले, "स्वच्छ भारत अभियान हा विकसित भारताच्या संकल्पाचा महत्त्वाचा टप्पा आहे. पंतप्रधान मोदींच्या स्वच्छतेच्या निर्धाराला आणि मुख्यमंत्र्यांच्या मार्गदर्शनाला अनुसरून आम्ही हा उपक्रम राबवत आहोत. स्वच्छता आणि आरोग्याबाबत जनजागृतीची गरज आहे आणि या अभियानाद्वारे ती पूर्ण होईल. राज्यातील पहिली 'संत गाडगे बाबा स्वच्छ भारत अकादमी' स्थापन करून हजारो तरुणांना प्रशिक्षण आणि रोजगार उपलब्ध करून देण्यात आले आहे. स्वच्छता आणि कुशल मनुष्यबळाच्या माध्यमातून महाराष्ट्राचा कौशल्य विकास विभाग 'स्वच्छ भारत'च्या संकल्पनेला बळकटी देण्यासाठी कटिबद्ध आहे", असं लोढा यांनी नमूद केलं. हेही वाचा : For All Latest Updates TAGGED: नरक चतुर्दशी 2025; 'या' राशींसाठी शुभ संयोग, महादेवाची राहणार कृपा, वाचा राशीभविष्य महिला विश्वचषक 2025 : भारतीय महिला क्रिकेट संघाला सलग तिसऱ्या सामन्यात धक्का: इंग्लड संघाचा विजय शाहूवाडीत बिबट्याचा कहर ?; वृद्ध दाम्पत्याचा बळी, दिवाळीपूर्वी गावावर दु:खाचं सावट जेनयू विद्यार्थी संघर्ष : दिल्ली पोलिसांनी विद्यार्थी संघटनेच्या पदाधिकाऱ्यांना घेतलं ताब्यात ‘इडा, पीडा टळो आणि बळीचं राज्य येवो’; काय आहे बलिप्रतिपदेचा शुभ मुहूर्त आणि महत्त्व?, दिवाळी पाडवा म्हणजे काय? दिवाळी 2025 : iPhone 16 Pro वर मोठी सवलत, फ्लिपकार्ट ते क्रोमा पर्यंत सर्वोत्तम डील्स OnePlus Ace 6 : लवकरच 7,800mAh बॅटरीसह लॉंच होण्याची शक्यता ओप्पो फाइंड X9 सीरिज भारतात नोव्हेंबरमध्ये लाँच होणार; मीडियाटेक डायमेंसिटी 9500 सोबत भागीदारी मेटाचं इन्स्टाग्राम आणि फेसबुक रील्ससाठी हिंदी डबिंगसह AI फीचर लाँच Copyright © 2025 Ushodaya Enterprises Pvt. Ltd., All Rights Reserved.</w:t>
-      </w:r>
-    </w:p>
-    <w:p>
-      <w:pPr>
-        <w:pStyle w:val="Heading3"/>
-      </w:pPr>
-      <w:r>
-        <w:t>Article 19</w:t>
-      </w:r>
-    </w:p>
-    <w:p>
-      <w:r>
-        <w:t>Title: Municipal Corporation Elections : मुंबई महापालिकेसाठी महायुती; दोन्ही उपमुख्यमंत्र्यांच्या बालेकिल्ल्यात मात्र भाजप स्वतंत्र चूल मांडणार?</w:t>
-      </w:r>
-    </w:p>
-    <w:p>
-      <w:r>
-        <w:t xml:space="preserve">URL: </w:t>
-      </w:r>
-      <w:hyperlink r:id="rId27">
-        <w:r>
-          <w:rPr>
-            <w:color w:val="0000FF"/>
-          </w:rPr>
-          <w:t>https://sarkarnama.esakal.com/vishleshan/mumbai-bmc-elections-mahayuti-alliance-but-bjp-plans-solo-contest-in-deputy-cm-strongholds-sw79</w:t>
-        </w:r>
-      </w:hyperlink>
-    </w:p>
-    <w:p>
-      <w:r>
-        <w:t>Content: Mumbai News : स्थानिक स्वराज्य संस्थेच्या निवडणुकीची घोषणा दिवाळीनंतर होणार आहे. त्यामुळे सर्वच पक्षाची सध्या लगीनघाई सुरु आहे. जानेवारी महिन्यात मुंबईसह जवळपास 28 महापालिकेच्या निवडणुका होणार आहेत. त्यामध्ये सर्वांचे लक्ष मुंबई महापालिका निवडणुकीकडे लागले आहे. मात्र, मुंबई महापालिकेसाठी महायुतीमधील भाजप, एकनाथ शिंदेंची शिवसेना व अजित पवार यांच्या राष्ट्रवादी काँग्रेसची महायुती होणार आहे. मात्र, येत्या काळात होत असलेल्या एकनाथ शिंदेंचा बालेकिल्ला असलेल्या ठाणे, अजितदादांच्या बालेकिल्ला असलेल्या पुण्यात मात्र महायुती होण्याची शक्यता कमी असून त्यामुळे येत्या काळात मित्रपक्षात जोरदार रस्सीखेच दिसत आहे. भाजपने (BJP) गेल्या वर्षभरापासून मुंबई महापालिकेवर लक्ष केंद्रित केले आहे. त्यासाठी सर्वच तयार दर्शवली आहे. मुंबईत महायुती एकत्र लढेल, असे वारंवार सांगितले जात आहे. पण अन्य शहरांमध्ये काय होणार, हे अद्याप स्पष्टपणे सांगितलेलं नाही. त्यात दोन्ही उपमुख्यमंत्र्यांच्या बालेकिल्ल्यांचा समावेश आहे. उपमुख्यमंत्री एकनाथ शिंदे यांच्या ठाण्यात आणि अजित पवार यांच्या पुण्यात भाजप स्वबळाच्या तयारीत असल्याचे दिसून येत आहे. त्यामुळेच गेल्या काही दिवसापासून शिंदेंच्या बालेकिल्ल्यात भाजपने जोरदार फिल्डींग लावली आहे. आगामी काळात होत असलेल्या ठाण्यात भाजपनं एकनाथ शिंदे यांच्या शिवसेनेची कोंडी करण्यासाठी फिल्डींग लावली आहे. आमदार संजय केळकर, निरंजन डावखरे, प्रदेशाध्यक्ष रविंद्र चव्हाण यांच्याकडून शिंदेसेनेच्या कोंडीचे प्रयत्न होत आहेत. पण शिंदे यांच्याविरोधात सर्वाधिक आक्रमक भूमिका वनमंत्री गणेश नाईक (Ganesh Naik) यांनी घेतली आहे. नवी मुंबईतील समर्थकांमध्ये दादा नावानं सुपरिचित असलेले नाईक ठाण्यातील भाईंना थेट आव्हान देत आहेत. गेल्या 40 वर्षांपासून गणेश नाईक यांचं नवी मुंबईवर वर्चस्व आहे. ठाणे जिल्हा एकसंध असताना, पालघर जिल्हा वेगळा झालेला नसताना नाईक यांच्याकडे ठाण्याचं पालकमंत्रिपद होतं. 1995 मध्ये राज्यात शिवसेना-भाजप युतीचं सरकार आलं. तेव्हा नाईक ठाण्याचे पालकमंत्री होते. त्यावेळी शिंदे ठाणे महापालिकेत नगरसेवक होते. पुढे नाईक 1999 मध्ये राष्ट्रवादी काँग्रेस पक्षात गेले. त्यानंतरही त्यांनी नवी मुंबईवरील वर्चस्व कायम ठेवलं.नवी मुंबई महापालिका अस्तित्त्वात आल्यापासून नाईक यांचं वर्चस्व आहे. 2020 मध्ये महापालिकेची निवडणूक अपेक्षित होती. पण आधी करोना आणि मग आरक्षणामुळे निवडणूकच झाली नाही. त्यामुळे मागील 5 वर्ष नवी मुंबई महापालिका प्रशासकाच्या माध्यमातून चालवली जात आहे. एकनाथ शिंदे यांच्याकडे नगरविकास खातं असल्यानं नवी मुंबई महापालिकेचा कारभार ठाण्यातून सुरु झाला. नवी मुंबई महापालिकेची सत्ता कायम आपल्या हाती राखणाऱ्या नाईकांना रुचलेली नाही. त्यामुळे शिंदे यांच्यासोबत त्यांचा उघड संघर्ष सुरु झालेला आहे. ठाणे महापालिकेत युती झाली, तरीही नवी मुंबईत युती करायची नाही, असा नाईक यांचा पवित्रा आहे. त्यासाठी नाईक यांना राज्याची आणि केंद्राची किती साथ मिळते, हे पाहणं महत्त्वाचं आहे. पुणे महापालिका ही राज्याचे दुसरे मुख्यमंत्री अजित पवार यांचा बालेकिल्ला आहे. याठिकाणी देखील भाजप व अजित पवार यांच्या भाजपमध्ये चुरस पाहवयास मिळते. याठिकाणी गेल्या पाच वर्षात भाजपची सत्ता होती. त्यामुळे सर्वांचे त्याकडे लक्ष लागून राहिले आहे. विशेषतः गेल्या निवडणुकीत राष्ट्रवादी काँग्रेस विरोधी पक्ष होता. मात्र, गेल्या काही दिवसापासून याठिकाणी महायुतीमधील भाजप व राष्ट्रवादी काँग्रेसमध्ये जागावाटपावरून रस्सीखेच पाहवयास मिळणार आहे. त्यामुळे येत्या काळात महायुती याठिकाणी युती करणार की स्वबळावर लढणार याची उत्सुकता लागून राहिली आहे. पिंपरी-चिंचवड महापालिकेत गेल्या निवडणुकीनंतर भाजपची सत्ता होती. त्यामुळे याठिकाणी देखील येत्या काळात महायुतीमधील भाजप व अजित पवार यांच्या राष्ट्रवादी काँग्रेसमध्ये चुरस दिसत आहे. या ठिकाणी भाजप व राष्ट्रवादी काँग्रेसने स्वबळावर निवडणूक लढण्याची तयारी केली आहे. गेल्या टर्ममध्ये याठिकाणी भाजपची सत्ता होती तर त्यापूर्वी या महापालिकेवर राष्ट्रवादी काँग्रेसचे वर्चस्व होते. त्यामुळे याठिकाणी भाजप व राष्ट्रवादी काँग्रेसमध्ये जोरदार रस्सीखेच दिसून येत आहे. सरकारनामाचे सदस्य व्हा शॉपिंगसाठी 'सकाळ प्राईम डील्स'च्या भन्नाट ऑफर्स पाहण्यासाठी क्लिक करा. Read Latest Marathi Political News, Breaking Political News from Maharashtra, India, Pune &amp; Mumbai at Sarkarnama. To Get Live Political Marathi News on Mobile, Download the Sarkarnama Mobile App for Android and IOS. सरकारनामा आता सर्व सोशल मीडिया प्लॅटफॉर्मवर. ताज्या राजकीय घडामोडींसाठी फेसबुक, ट्विटर, इन्स्टाग्राम, शेअर चॅट, टेलिग्रामवर आणि व्हॉट्सॲप आम्हाला फॉलो करा. तसेच, सरकारनामा यूट्यूब चॅनेलला आजच सबस्क्राइब करा. Follow Us Copyright © 2025 Sakal Media Group – All Rights Reserved Powered by Quintype वेबसाईटवर ब्राउझिंगचा अनुभव सर्वोत्तम असावा, यासाठी आम्ही कुकीजचा वापर करतो. कुकीजमुळे तुम्हाला तुमच्या आवडत्या मजकुराची शिफारस करता येते. आमचे गोपनीयता आणि कुकीजसंदर्भातील धोरण तुम्हाला मान्य आहे.</w:t>
+        <w:t>Content: महाराष्ट्र maharashtra ETV Bharat / state By ETV Bharat Marathi Team Published : September 16, 2025 at 4:17 PM IST मुंबई : पंतप्रधान नरेंद्र मोदी यांच्या 75 व्या वाढदिवसानिमित्त महाराष्ट्रात 17 सप्टेंबर ते 2 ऑक्टोबर या कालावधीत भाजपाच्या वतीनं 'सेवा पंधरवडा' उपक्रम राबवला जाणार आहे. या अंतर्गत राज्यभरात स्वच्छता अभियान, रक्तदान शिबिर, आरोग्य तपासणी, मोफत मोतीबिंदू शस्त्रक्रिया, नेत्र तपासणी, चष्मा वाटप, मोदी विकास मॅरेथॉन आणि क्रीडा स्पर्धा यांसारख्या विविध सामाजिक उपक्रमांचं आयोजन आलं आहे. याशिवाय, कौशल्य विकास विभागाच्या पुढाकारानं राज्यातील 419 शासकीय औद्योगिक प्रशिक्षण संस्थांमधील (आयटीआय) हजारो विद्यार्थी 750 गावांमध्ये स्वच्छता अभियान राबवणार आहेत. 1 लाखांहून अधिक मोफत मोतीबिंदू शस्त्रक्रिया होणार - रवींद्र चव्हाण आयटीआयच्या विद्यार्थ्यांचं स्वच्छता अभियान : कौशल्य विकास विभागाच्या पुढाकारानं राज्यातील 419 शासकीय आयटीआयमधील हजारो विद्यार्थी 750 गावांमध्ये स्वच्छता अभियान राबवणार आहेत. या अभियानाची सुरुवात 17 सप्टेंबर रोजी सकाळी 11 वाजता पनवेल तालुक्यातील गव्हाण ग्रामपंचायत कार्यालयासमोर होईल. यात मुख्यमंत्री देवेंद्र फडणवीस मार्गदर्शन करणार असून, कौशल्य विकास मंत्री मंगल प्रभात लोढा यांच्या हस्ते उद्घाटन होईल. हजारो तरुणांना प्रशिक्षण आणि रोजगार : या उपक्रमाविषयी माहिती देताना कौशल्य विकास मंत्री मंगल प्रभात लोढा म्हणाले, "स्वच्छ भारत अभियान हा विकसित भारताच्या संकल्पाचा महत्त्वाचा टप्पा आहे. पंतप्रधान मोदींच्या स्वच्छतेच्या निर्धाराला आणि मुख्यमंत्र्यांच्या मार्गदर्शनाला अनुसरून आम्ही हा उपक्रम राबवत आहोत. स्वच्छता आणि आरोग्याबाबत जनजागृतीची गरज आहे आणि या अभियानाद्वारे ती पूर्ण होईल. राज्यातील पहिली 'संत गाडगे बाबा स्वच्छ भारत अकादमी' स्थापन करून हजारो तरुणांना प्रशिक्षण आणि रोजगार उपलब्ध करून देण्यात आले आहे. स्वच्छता आणि कुशल मनुष्यबळाच्या माध्यमातून महाराष्ट्राचा कौशल्य विकास विभाग 'स्वच्छ भारत'च्या संकल्पनेला बळकटी देण्यासाठी कटिबद्ध आहे", असं लोढा यांनी नमूद केलं. हेही वाचा : For All Latest Updates TAGGED: रिल्स बनवित असताना रेल्वे ट्रॅकवर दोन मित्रांना एक्सप्रेस रेल्वेची धडक; दोघांचा जागीच मृत्यू ठाण्यातील सराफाचे १ कोटी रुपये चोरणाऱ्याला उत्तर प्रदेशमध्ये अटक; आरोपीचा पोलिसांना कसा लागला सुगावा? जैन बोर्डिंगच्या जमिनीचा व्यवहार रद्द न झाल्यास केंद्रासह राज्य सरकारला मोठी किंमत चुकवावी लागेल-राजू शेट्टी "डॉक्टर तरुणी आत्महत्या प्रकरणी कुठलाही राजकीय दबाव न येता पारदर्शक चौकशी करावी"-सुप्रिया सुळे बिहारमध्ये निवडणुकीमुळे तापलं राजकीय वातावरण, फक्त महाबोधीत लोकांच्या मनात आहे शांतता दिवाळी 2025 : iPhone 16 Pro वर मोठी सवलत, फ्लिपकार्ट ते क्रोमा पर्यंत सर्वोत्तम डील्स OnePlus Ace 6 : लवकरच 7,800mAh बॅटरीसह लॉंच होण्याची शक्यता ओप्पो फाइंड X9 सीरिज भारतात नोव्हेंबरमध्ये लाँच होणार; मीडियाटेक डायमेंसिटी 9500 सोबत भागीदारी मेटाचं इन्स्टाग्राम आणि फेसबुक रील्ससाठी हिंदी डबिंगसह AI फीचर लाँच Copyright © 2025 Ushodaya Enterprises Pvt. Ltd., All Rights Reserved.</w:t>
       </w:r>
     </w:p>
     <w:p>
@@ -601,6 +601,68 @@
     </w:p>
     <w:p>
       <w:r>
+        <w:t>Title: Vaibhav Khedekar : खेडमध्ये मोठी राजकीय घडामोड! खेडेकरांचा रखडलेला भाजपत प्रवेश उद्याच होणार?</w:t>
+      </w:r>
+    </w:p>
+    <w:p>
+      <w:r>
+        <w:t xml:space="preserve">URL: </w:t>
+      </w:r>
+      <w:hyperlink r:id="rId28">
+        <w:r>
+          <w:rPr>
+            <w:color w:val="0000FF"/>
+          </w:rPr>
+          <w:t>https://sarkarnama.esakal.com/maharashtra/konkan/former-khed-nagaradhyaksh-vaibhav-khedekar-to-join-bjp-in-ratnagiri-tomorrow-as11</w:t>
+        </w:r>
+      </w:hyperlink>
+    </w:p>
+    <w:p>
+      <w:r>
+        <w:t>Content: रत्नागिरी जिल्ह्यातील खेडचे माजी नगराध्यक्ष वैभव खेडेकर उद्या भाजपमध्ये प्रवेश करणार आहेत. या प्रवेशामुळे भाजपची ताकद कोकणात वाढण्याची शक्यता आहे. रत्नागिरी आणि खेड तालुक्यातील राजकीय समीकरणांमध्ये बदल होण्याची चिन्हे आहेत. Ratnagiri News : तळ कोकणातील रत्नागिरी जिल्ह्यात मनसेनं मोठी कारवाई करत खेडचे माजी नगराध्यक्ष वैभव खेडेकर यांच्यासह तिघांची हकालपट्टी केली होती. त्यानंतर नाराज झालेल्या खेडेकरांनी थेट भाजपचा रस्ता धरत प्रवेश करणार असल्याचे जाहीर केले होते. पण त्यांचा प्रवेश काहील कारणामुले रखडला होता. मात्र आता त्यांच्या प्रवेशाचा मुहूर्त ठरला असून ते मंगळवारी (ता.23 सप्टेंबर रोजी) भाजप प्रवेश करतील, अशी चर्चा राजकीय वर्तुळात रंगू लागली आहे. मात्र हा प्रवेश त्यांच्या राजकीय पुनरागमनाचा प्रयत्न असला तरी, तो भ्रष्टाचाराच्या गंभीर आरोपांच्या सावटाखाली होत असल्याची कुजबूज खेडच्या राजकीय वर्तुळात आहे. आगामी स्थानिकच्या तोंडावर तळ कोकणातील राजकारणात खळबळ उडवून देणारा निर्णय मनसेनं घेतला. मनसे प्रमुख राज ठाकरे यांनी खेडेकर यांच्यासह तिघांवर पक्षविरोधी भूमिका घेतल्याने हाकालपट्टीची कारवाई केली. त्यांच्या कारवाई नंतर लगेच भाजप नेते नितेश राणे आणि राष्ट्रवादीचे आमदार शेखर निकम यांनी फोन केला होता. त्यामुळे ते भाजपबरोबर जातील अशी शक्यता व्यक्त करण्यात आली होती. ही शक्यता खरी ठरली असून त्यांचा या महिन्याच्या पहिल्याच आठवड्यात पक्ष प्रवेश होणार होता. मात्र तो रखडला. यामुळे राजकीय वर्तुळात चर्चांना उधाण आले होते. त्याचे नेमकं कारण काय असाही सवाल त्यांचे कार्यकर्ते करताना दिसत होते. दरम्यान आता खेडेकर यांचा रखडलेल्या भाजपमध्ये प्रवेश होणार असल्याची माहिती समोर आली आहे. ते मंगळवारी (ता.23 सप्टेंबर रोजी) भाजप प्रवेश करणार असून सर्व तयारी झाल्याची चर्चा राजकीय वर्तुळात सुरू आहे. हा प्रवेश रविंद्र चव्हाण यांच्या उपस्थित पार पडणार असून मंत्री नितेश राणे, खासदार नारायण राणे उपस्थित राहण्याची शक्यता आहे. तर हा पक्षप्रवेश मुंबई भाजपच्या पक्ष कार्यालयात होणार आहे. गेल्या दहा वर्षांत खेडेकर तळ कोकणाच्या राजकारणात असून त्यांची सतत पिछेहाट होताना दिसत आहे. खेड नगरपालिकेतील एकहाती सत्ता गेल्यानंतर गत निवडणुकीत खेडेकर अपक्ष निवडून आले आणि नगराध्यक्ष झाले. मात्र त्यांना अपेक्षित यश आले नाही. यादरम्यान राज्यात झालेले सत्तांतर आणि बदललेली समिकरणांमुळे त्यांच्या विश्वासूंनी एकनाथ शिंदे यांची शिवसेना, उद्धव ठाकरेंची उबाठासह इतर पक्षांची वाट धरली. त्याचबरोबर खेडेकर यांचे नगराध्यक्षपद संपताच त्यांच्यावर 20 पेक्षा जास्त प्रकरणांत भ्रष्टाचाराचे आरोप झाले. जे शिवसेना नेते रामदास कदम यांनी केले होते. त्यावरून काही प्रकरणांत गुन्हेही दाखल झाले. ज्यामुळे न्यायालयाने त्यांना पालिकेची निवडणूक लढवण्यास मनाईही केली होती. सध्याच्या घडीला ते भाजपमध्ये प्रवेश करत असून त्यामुळे त्यांना वैयक्तिक लाभ मिळेल असे नाही. पण त्यांच्या वैयक्तिक राजकीय पुनरुज्जीवनामुळे भाजपसाठी चांगलेच फायद्याचे ठरणार आहे. दरम्यान उद्या होणारा पक्ष प्रवेश फक्त चर्चा असून त्याची अधिकृत घोषणा भाजपकडून झालेले नाही. त्यामुळे खरेच उद्या त्यांचा पक्ष प्रवेश होणार का? याबाबत संभ्रम कायम आहे. 1. वैभव खेडेकर कोण आहेत?ते रत्नागिरी जिल्ह्यातील खेडचे माजी नगराध्यक्ष आहेत. 2. ते कोणत्या पक्षात प्रवेश करणार आहेत?ते भाजपमध्ये प्रवेश करणार आहेत. 3. पक्षप्रवेश कधी होणार आहे?उद्या हा पक्षप्रवेश होणार आहे. 4. या प्रवेशाचा फायदा कोणाला होईल?भाजपला कोकणात राजकीय ताकद वाढवण्यास मदत होईल. 5. रत्नागिरीच्या राजकारणावर काय परिणाम होईल?भाजप अधिक मजबूत होईल आणि स्थानिक राजकीय समीकरणं बदलू शकतात. सरकारनामाचे सदस्य व्हा शॉपिंगसाठी 'सकाळ प्राईम डील्स'च्या भन्नाट ऑफर्स पाहण्यासाठी क्लिक करा. Read Latest Marathi Political News, Breaking Political News from Maharashtra, India, Pune &amp; Mumbai at Sarkarnama. To Get Live Political Marathi News on Mobile, Download the Sarkarnama Mobile App for Android and IOS. सरकारनामा आता सर्व सोशल मीडिया प्लॅटफॉर्मवर. ताज्या राजकीय घडामोडींसाठी फेसबुक, ट्विटर, इन्स्टाग्राम, शेअर चॅट, टेलिग्रामवर आणि व्हॉट्सॲप आम्हाला फॉलो करा. तसेच, सरकारनामा यूट्यूब चॅनेलला आजच सबस्क्राइब करा. Follow Us Copyright © 2025 Sakal Media Group – All Rights Reserved Powered by Quintype वेबसाईटवर ब्राउझिंगचा अनुभव सर्वोत्तम असावा, यासाठी आम्ही कुकीजचा वापर करतो. कुकीजमुळे तुम्हाला तुमच्या आवडत्या मजकुराची शिफारस करता येते. आमचे गोपनीयता आणि कुकीजसंदर्भातील धोरण तुम्हाला मान्य आहे.</w:t>
+      </w:r>
+    </w:p>
+    <w:p>
+      <w:pPr>
+        <w:pStyle w:val="Heading3"/>
+      </w:pPr>
+      <w:r>
+        <w:t>Article 21</w:t>
+      </w:r>
+    </w:p>
+    <w:p>
+      <w:r>
+        <w:t>Title: Mawal Breaking News : मावळमध्ये राष्ट्रवादी-काँग्रेसला धक्का; बापू भेगडे यांच्या समर्थकांचा भाजपमध्ये प्रवेश</w:t>
+      </w:r>
+    </w:p>
+    <w:p>
+      <w:r>
+        <w:t xml:space="preserve">URL: </w:t>
+      </w:r>
+      <w:hyperlink r:id="rId29">
+        <w:r>
+          <w:rPr>
+            <w:color w:val="0000FF"/>
+          </w:rPr>
+          <w:t>https://maharashtramirror.com/mawal-breaking-news-ncp-congress-suffer-setback-in-mawal-bapu-bhegdes-supporters-join-bjp/</w:t>
+        </w:r>
+      </w:hyperlink>
+    </w:p>
+    <w:p>
+      <w:r>
+        <w:t>Content: go to Home - मुंबई - Mawal Breaking News : मावळमध्ये राष्ट्रवादी-काँग्रेसला धक्का; बापू भेगडे यांच्या समर्थकांचा भाजपमध्ये प्रवेश Pune Mawal Latest News : ‘मावळ पॅटर्न’नंतर राजकीय घडामोड; बापूंचा प्रवेश नाही, पण गट भाजपसोबत लोणावळा,मावळ :- विधानसभा निवडणुकीत मावळमधून अपक्ष म्हणून लढलेल्या बापू भेगडे यांचा प्रचार करणाऱ्या राष्ट्रवादी काँग्रेस (अजित पवार गट) आणि काँग्रेस पक्षातील अनेक पदाधिकाऱ्यांनी भाजपमध्ये प्रवेश केला आहे. मात्र, या पक्षप्रवेश सोहळ्यात बापू भेगडे स्वतः उपस्थित नव्हते. भाजपचे प्रदेशाध्यक्ष रवींद्र चव्हाण यांनी सर्वांचे पक्षात स्वागत केले. कोण भाजपमध्ये सामील झाले? सोमवारी भाजपमध्ये प्रवेश करणाऱ्यांमध्ये अनेक प्रमुख नेत्यांचा समावेश आहे. यात काँग्रेसचे ज्येष्ठ नेते आणि तळेगाव दाभाडे नगरपरिषदेचे माजी उपनगराध्यक्ष रामदास काकडे, पुणे जिल्हा परिषदेचे माजी कृषी सभापती बाबुराव वायकर, कृषी उत्पन्न बाजार समितीचे संचालक सुभाष जाधव, आणि बापू भेगडे यांचे पुतणे व माजी उपनगराध्यक्ष किशोर भेगडे हे प्रमुख आहेत. याशिवाय, माजी पंचायत समिती सदस्य सचिन घोटकुले, संतोष मुऱ्हे, लोणावळा नगरपरिषदेचे माजी नगराध्यक्ष अरुण चव्हाण, जिल्हा परिषदेचे माजी समाजकल्याण सभापती अतिशराव परदेशी, कृषी उत्पन्न बाजार समितीचे सभापती शिवाजीराव असवले यांच्यासह अनेक कार्यकर्त्यांनी भाजपमध्ये प्रवेश केला. राजकीय पार्श्वभूमी मागील विधानसभा निवडणुकीत मावळमध्ये महायुतीत बंडखोरी झाली होती. राष्ट्रवादी काँग्रेसमध्ये असलेले बापू भेगडे यांनी अपक्ष निवडणूक लढवून ‘मावळ पॅटर्न’ उदयास आणला होता. त्यावेळी भाजप नेते बाळा भेगडे आणि गणेश भेगडे यांनी त्यांना पाठिंबा दिला होता. निवडणुकीत बापूंचा पराभव झाला असला तरी त्यांचा गट भाजपमध्ये सामील होईल अशी चर्चा होती. त्यानुसार, सोमवारी त्यांच्या प्रमुख समर्थकांनी भाजपमध्ये प्रवेश केला, पण बापू भेगडे यांनी मात्र अद्याप पक्षप्रवेश केलेला नाही. भाजप नेत्यांची प्रतिक्रिया यावेळी बोलताना प्रदेशाध्यक्ष रवींद्र चव्हाण म्हणाले की, “पंतप्रधान नरेंद्र मोदी आणि मुख्यमंत्री देवेंद्र फडणवीस यांच्या नेतृत्वाखाली देश आणि राज्याची प्रगती होत आहे. भाजपच्या विकासाच्या राजकारणावर विश्वास ठेवूनच या सर्वांनी पक्षात प्रवेश केला आहे.” भाजपची विचारधारा ही व्यक्तिनिष्ठ नसून पक्षाच्या विचारधारेवर प्रत्येक कार्यकर्ता काम करतो आणि याच विचारधारेमुळे आपल्याला विजय मिळेल, असेही त्यांनी नमूद केले. भाजप किसान मोर्चाचे प्रदेशाध्यक्ष गणेश भेगडे यांनी, “आम्ही या सर्व कार्यकर्त्यांना सोबत घेऊन काम करू,” असे आश्वासन दिले. Your email address will not be published. Required fields are marked * Comment * Name * Email * Website Save my name, email, and website in this browser for the next time I comment. Δ</w:t>
+      </w:r>
+    </w:p>
+    <w:p>
+      <w:pPr>
+        <w:pStyle w:val="Heading3"/>
+      </w:pPr>
+      <w:r>
+        <w:t>Article 22</w:t>
+      </w:r>
+    </w:p>
+    <w:p>
+      <w:r>
         <w:t>Title: BJP : भाजपा रत्नागिरी दक्षिण युवा मोर्चाच्यावतीने उद्या रक्तदान शिबिर</w:t>
       </w:r>
     </w:p>
@@ -608,7 +670,7 @@
       <w:r>
         <w:t xml:space="preserve">URL: </w:t>
       </w:r>
-      <w:hyperlink r:id="rId28">
+      <w:hyperlink r:id="rId30">
         <w:r>
           <w:rPr>
             <w:color w:val="0000FF"/>
@@ -627,7 +689,7 @@
         <w:pStyle w:val="Heading3"/>
       </w:pPr>
       <w:r>
-        <w:t>Article 21</w:t>
+        <w:t>Article 23</w:t>
       </w:r>
     </w:p>
     <w:p>
@@ -639,7 +701,7 @@
       <w:r>
         <w:t xml:space="preserve">URL: </w:t>
       </w:r>
-      <w:hyperlink r:id="rId29">
+      <w:hyperlink r:id="rId31">
         <w:r>
           <w:rPr>
             <w:color w:val="0000FF"/>
@@ -658,7 +720,7 @@
         <w:pStyle w:val="Heading3"/>
       </w:pPr>
       <w:r>
-        <w:t>Article 22</w:t>
+        <w:t>Article 24</w:t>
       </w:r>
     </w:p>
     <w:p>
@@ -670,7 +732,7 @@
       <w:r>
         <w:t xml:space="preserve">URL: </w:t>
       </w:r>
-      <w:hyperlink r:id="rId30">
+      <w:hyperlink r:id="rId32">
         <w:r>
           <w:rPr>
             <w:color w:val="0000FF"/>
@@ -689,74 +751,12 @@
         <w:pStyle w:val="Heading3"/>
       </w:pPr>
       <w:r>
-        <w:t>Article 23</w:t>
-      </w:r>
-    </w:p>
-    <w:p>
-      <w:r>
-        <w:t>Title: 22 सितंबर से GST सुधारों का दूसरा चरण, सीएम फडणवीस बोले– पीएम मोदी ने बदला भारत का भविष्य</w:t>
-      </w:r>
-    </w:p>
-    <w:p>
-      <w:r>
-        <w:t xml:space="preserve">URL: </w:t>
-      </w:r>
-      <w:hyperlink r:id="rId31">
-        <w:r>
-          <w:rPr>
-            <w:color w:val="0000FF"/>
-          </w:rPr>
-          <w:t>https://navbharatlive.com/maharashtra/mumbai/devendra-fadnavis-gst-reforms-second-phase-narendra-modi-event-1363060.html</w:t>
-        </w:r>
-      </w:hyperlink>
-    </w:p>
-    <w:p>
-      <w:r>
-        <w:t>Content: सीएम फडणवीस (pic credit; social media) Mumbai News: मुख्यमंत्री देवेंद्र फडणवीस ने रविवार को कहा कि देश में 22 सितंबर से वस्तु एवं सेवा कर (जीएसटी) सुधारों का दूसरा चरण लागू हो रहा है। ये सुधार भारत की आर्थिक वृद्धि को नई गति देने वाले हैं। सीएम देवेंद्र प्रसिद्ध गीतकार और शायर मनोज मुंतशिर की संकल्पना पर आधारित संगीतमय कार्यक्रम “मेरा देश पहले – द नेशन अनटोल्ड स्टोरी ऑफ श्री नरेंद्र मोदी” में उपरोक्त बातें कहीं। इस अवसर पर विधानसभा अध्यक्ष एड। राहुल नार्वेकर, राजशिष्टाचार मंत्री जयकुमार रावल, कौशल विकास मंत्री मंगल प्रभात लोढा, पूर्व मंत्री रविंद्र चव्हाण, पूर्व मंत्री विनोद तावडे समेत अनेक मान्यवर उपस्थित थे। बांद्रा-कुर्ला कॉम्प्लेक्स स्थित नीता अंबानी सांस्कृतिक केंद्र में आयोजित कार्यक्रम में मुख्यमंत्री फडणवीस ने कहा कि देश को प्रधानमंत्री नरेंद्र मोदी के रूप में ऐसा नेता मिला है, जिसने नए भारत का निर्माण किया। आज भारत वैश्विक मंच पर सम्मान पूर्वक खड़ा है और इसका पूरा श्रेय प्रधानमंत्री मोदी की दूरदृष्टि और नेतृत्व को जाता है। प्रधानमंत्री मोदी की उपलब्धियों का उल्लेख करते हुए मुख्यमंत्री ने कहा कि पिछले 11 वर्षों में प्रधानमंत्री मोदी ने भारत की अर्थव्यवस्था और विकास को नई दिशा दी है। गरीबी हटाने के लिए निर्णायक लड़ाई लड़ी है। आज भारत हर अंतरराष्ट्रीय मंच पर सम्मान और ताकत के साथ खड़ा है। जीएसटी सुधारों पर बोलते हुए उन्होंने कहा, “22 सितंबर से शुरू होने वाले सेकंड जनरेशन जीएसटी सुधार भारतीय अर्थव्यवस्था को नई गति देंगे। साथ ही आम नागरिकों को भी इसका लाभ होगा और देश आत्मनिर्भर भारत की दिशा में और आगे बढ़ेगा। प्रधानमंत्री मोदी के व्यक्तित्व की ‘अनटोल्ड स्टोरी’ पर बोलते हुए फडणवीस ने कहा, “मोदीजी ने एक नया भारत, एक शक्तिशाली भारत और एक अग्रणी भारत तैयार किया है। इस सफर में उनके जीवन के अनेक पहलू सामने आए। लेकिन उनका व्यक्तित्व कैसे बना? उन्होंने किन कठिन परिस्थितियों का सामना किया? यह भी पढ़ें- ‘जीएसटी बचत उत्सव’ पर बवाल, कांग्रेस बोली- मोदी ने 8 साल जनता से वसूले करोड़ों! देश को समर्पित जीवन टप्पा-दर-टप्पा कैसे विकसित हुआ? यह सब पहलू इस कार्यक्रम में प्रस्तुत किए गए हैं और यह सचमुच प्रेरणादायी हैं। प्रसिद्ध गीतकार व शायर मनोज मुंतशिर की संकल्पना पर आधारित इस संगीतमय कार्यक्रम में प्रधानमंत्री नरेंद्र मोदी के बचपन से लेकर उनके राजनीतिक सफर, चुनौतियों से भरे कालखंड, नेतृत्व की भूमिका और जीवन के अन्य प्रेरक पहलुओं का प्रभावी चित्रण किया गया। Follow Us On © Copyright Navbharatlive 2025 All rights reserved.</w:t>
-      </w:r>
-    </w:p>
-    <w:p>
-      <w:pPr>
-        <w:pStyle w:val="Heading3"/>
-      </w:pPr>
-      <w:r>
-        <w:t>Article 24</w:t>
-      </w:r>
-    </w:p>
-    <w:p>
-      <w:r>
-        <w:t>Title: Prime Minister Narendra Modi To Lay Foundation Of PM MITRA Park, Launch 'Sewa Pakhwada' in Madhya Pradesh On September 17 To Mark His Birthday</w:t>
-      </w:r>
-    </w:p>
-    <w:p>
-      <w:r>
-        <w:t xml:space="preserve">URL: </w:t>
-      </w:r>
-      <w:hyperlink r:id="rId32">
-        <w:r>
-          <w:rPr>
-            <w:color w:val="0000FF"/>
-          </w:rPr>
-          <w:t>https://www.etvbharat.com/en/!bharat/pm-modi-to-lay-foundation-of-pm-mitra-park-launch-sewa-pakhwada-in-madhya-pradesh-on-september-17-enn25091602243</w:t>
-        </w:r>
-      </w:hyperlink>
-    </w:p>
-    <w:p>
-      <w:r>
-        <w:t>Content: National ETV Bharat / bharat By PTI Published : September 16, 2025 at 1:20 PM IST Updated : September 16, 2025 at 4:17 PM IST New Delhi: Launch of a host of welfare and development initiatives on Wednesday by the BJP and its governments at the Centre and in states will mark the 75th birthday of Prime Minister Narendra Modi, who will kick off a fortnight-long nationwide health and nutrition campaign from Madhya Pradesh. Modi will launch the "Swasth Nari Sashakt Parivar" and the eighth National Nutritional Month from Dhar. He will unveil several other development initiatives and address a public meeting, an official statement said. टेक्सटाइल क्षेत्र में नई क्रांति की आधारशिला रखेगा धार जिला...यशस्वी प्रधानमंत्री श्री @narendramodi जी के मध्यप्रदेश आगमन के साथ ही प्रदेश को मिलेगा देश का पहला PM MITRA Park.🗓️ 17 सितम्बर, 2025📍 भैंसोला, जिला धार#PMMITRAParkDhar pic.twitter.com/o0Vr4xah7D "More than one lakh health camps will be organised, making this the largest ever health outreach for women and children in the country. Daily health camps will be held in all government health facilities nationwide," it said. The BJP's organisation will hold many such initiatives, including blood donation and health camps, across the country. The programmes are part of the "Sewa Pakhwada" that the ruling party is observing between September 17 and October 2, which is Mahatma Gandhi's birth anniversary, to celebrate the birthday of its leader whose stewardship has taken the BJP to new highs and made it a dominant political force for over a decade. Swadeshi fairs to promote made-in-India goods, "Modi Vikas Marathon", drawing contests on Viksit Bharat, interaction with intellectuals, blood donation and medical camps, and cleanliness campaigns will be held through the period across the country with the involvement of the party's organisation, central government or the states where it is in power. Home Minister Amit Shah will launch several such initiatives in the national capital. In Dhar, Modi will also transfer funds under the "Pradhan Mantri Matru Vandana Yojana" directly into the bank accounts of nearly 10 lakh eligible women and also unveil the "Suman Sakhi Chatbot" to raise awareness on maternal and child health. The chatbot will provide timely and accurate information to pregnant women in rural and remote areas, ensuring access to essential health services, the statement said. As part of a campaign against sickle cell anaemia, Modi will give the 10 millionth Sickle Cell Screening and Counselling Card in the state. Under "Adi Karmyogi Abhiyan", Modi will launch an exercise in the state that will symbolise the confluence of tribal pride and the spirit of nation-building. The initiative will include a series of service-oriented activities in tribal regions, focusing on health, education, nutrition, skill development, livelihood enhancement, sanitation, water conservation and environmental protection, the statement said. In line with his 5F Vision – Farm to Fibre, Fibre to Factory, Factory to Fashion, and Fashion to Foreign, the prime minister will inaugurate the PM MITRA Park in Dhar. Spread over more than 2,150 acres, the park will be equipped with world-class facilities, including a common effluent treatment plant, solar power plant, modern roads among others, making it an ideal industrial township. The statement said it will also significantly benefit the cotton growers in the region by enhancing farmers’ income by providing better value for their produce. Various textile companies have committed investment proposals worth over Rs 23,140 crore, paving the way for new industries and large-scale employment. It will generate nearly 3 lakh employment opportunities while significantly boosting exports. The prime minister has often taken up development initiatives on his birthday. He was in Odisha last year, during which he had launched the state government's flagship women-centric initiative, Subhadra Yojana, besides railway and national highway projects. Meanwhile, in Modi's Lok Sabha constituency Varanasi, the municipal corporation will inaugurate and lay the foundation stone of projects worth Rs 111 crore, Mayor Ashok Tiwari said. Delhi government will launch 500 creches for children of women working as labourers in the city on the occasion of Prime Minister Modi's birthday on September 17, Chief Minister Rekha Gupta said. In Maharashtra, the BJP plans to organise more than one lakh cataract surgeries and eye check-ups of at least 10 lakh people and distribute spectacles to the needy during a drive from September 17 to October 2, state BJP president Ravindra Chavan said. The Odisha government is planning to plant 75 lakh saplings on Wednesday, the state's Additional Chief Secretary of Forest Satyabrat Sahu said. Also Read Elaborate Arrangements In Arunachal Ahead Of PM Modi's Visit On September 22 For All Latest Updates TAGGED: This Diwali Will Bring Peace And Calm For Virgos; Know How Other Zodiac Signs Are Affected By The Moon's Movement | Read Astrological Prediction For October 20 India Mess Up Chase To Suffer 4-Run Defeat To England Power Bank Catches Fire On Board Dimapur-Bound IndiGo Plane At Delhi Airport; All Passengers Safe Israel Says Transfer Of Humanitarian Aid Into Gaza Halted 'Until Further Notice' AQI Reaches 238 On Kali Puja Night Eve, Green Lobby Presses Panic Button Why Some Galaxies Never Puff Up: Indian Researchers Decode The Mystery of Superthin Galaxies Analysis | Service Chiefs Threatening Pakistan, The Messaging And More Analysis: Ties With Taliban Part Of India’s Policy Of Strategic Pragmatism In Afghanistan Green Crackers: A Compromise With Environment Or Temporary Measure? Experts Weigh In Copyright © 2025 Ushodaya Enterprises Pvt. Ltd., All Rights Reserved.</w:t>
-      </w:r>
-    </w:p>
-    <w:p>
-      <w:pPr>
-        <w:pStyle w:val="Heading3"/>
-      </w:pPr>
-      <w:r>
         <w:t>Article 25</w:t>
       </w:r>
     </w:p>
     <w:p>
       <w:r>
-        <w:t>Title: One lakh cataract surgeries in Maharashtra to mark Modi's birthday: BJP</w:t>
+        <w:t>Title: बाल ठाकरे ब्रांड थे, आप नहीं! फडणवीस ने उद्धव और राज पर कसा तंज, कहा- सिर्फ नाम होने से कुछ नहीं होता</w:t>
       </w:r>
     </w:p>
     <w:p>
@@ -768,13 +768,13 @@
           <w:rPr>
             <w:color w:val="0000FF"/>
           </w:rPr>
-          <w:t>https://www.easternmirrornagaland.com/one-lakh-cataract-surgeries-in-maharashtra-to-mark-modis-birthday-bjp</w:t>
+          <w:t>https://www.patrika.com/mumbai-news/bal-thackeray-was-brand-not-you-fadnavis-took-a-dig-at-uddhav-thackeray-and-raj-thackeray-19953281</w:t>
         </w:r>
       </w:hyperlink>
     </w:p>
     <w:p>
       <w:r>
-        <w:t>Content: More than one lakh cataract surgeries will be performed in Maharashtra during a fortnight-long drive to mark Prime Minister Narendra Modi’s birthday Share MUMBAI — More than one lakh cataract surgeries will be performed in Maharashtra during a fortnight-long drive to mark Prime Minister Narendra Modi’s birthday, state BJP president Ravindra Chavan said on Tuesday. The party will also arrange eye check-up of at least 10 lakh people and distribute spectacles to the needy during the drive, to be held from September 17 to October 2, Chavan told reporters in Mumbai. Modi will be celebrating his 75th birthday on September 17. Also read: On 75th birthday, PM Modi to lay foundation stone of 'PM Mitra' park in MP After 2-day tour of three NE states, PM Modi to visit Arunachal, Tripura on Sep 22 “We will bring together NGOs, other organisations and social groups to perform more than one lakh cataract operations, ensure eye check-ups for 10 lakh people and provide spectacles to the needy, Chavan said. The drive is being projected as a service initiative by the BJP. “This is an attempt to connect with people in the state,” Chavan said. Blood donation camps will also be organised during the drive, Chavan said. “We have chalked out 17 programmes to be implemented during this fortnight,” he added. Chief Minister Devendra Fadnavis has held meetings with state ministers and BJP leaders to ensure the successful organisation of events, he said. On criticism by opposition parties over the state’s financial condition, Chavan said, “Instead of what the opposition is saying, it is necessary for the state to do what is good and required for common people. We are determined to provide ‘roti, kapda and makaan’ to people and will continue to work on our chosen path.”</w:t>
+        <w:t>Content: ताजा खबरें राज्य मौसम Women's World Cup 2025 बिहार चुनाव 2025 कुलिश जन्मशती वर्ष पत्रिका स्पेशल राष्ट्रीय मनोरंजन ज्योतिष स्वास्थ्य खेल धर्म राजनीति विश्व OTT शिक्षा ओपिनियन ऑटो टेक गैजेट लाइफस्टाइल ब्यूटी महिला बिजनेस क्राइम जॉब्स ई-पेपर मेरी खबर शॉर्ट्स ई-पेपर मुंबई • Dinesh Dubey • Sep 17, 2025 उद्धव ठाकरे और राज ठाकरे (Photo: FB) महाराष्ट्र के मुख्यमंत्री देवेंद्र फडणवीस ने शिवसेना (UBT) प्रमुख उद्धव ठाकरे पर तीखा हमला बोला है। मुंबई के वरली डोम में आयोजित भाजपा के विजय संकल्प रैली में फडणवीस ने कहा कि सिर्फ नाम होने से कोई ब्रांड नहीं बन जाता। इस कार्यक्रम में प्रदेश अध्यक्ष रवींद्र चव्हाण, नवनियुक्त मुंबई अध्यक्ष अमित साटम, मंत्री आशीष शेलार, मंत्री मंगल प्रभात लोढ़ा समेत भाजपा के कई बड़े नेता मौजूद थे। सीएम फडणवीस ने अपने भाषण में उद्धव ठाकरे पर निशाना साधते हुए कहा, “सिर्फ नाम होने से कोई ब्रांड नहीं बनता। हिंदूहृदयसम्राट बाला साहेब ठाकरे एक ब्रांड थे, लेकिन आप ब्रांड नहीं हैं।” उन्होंने उद्धव और राज ठाकरे के गठबंधन पर तंज कसते हुए कहा कि बेस्ट चुनाव के दौरान कुछ लोग कहते थे हमारा ब्रांड है, लेकिन हमारे शंशाक राव, प्रवीण दरेकर और प्रसाद लाड ने उस ब्रांड का बैंड बजा दिया। बता दें कि मुंबई महानगरपालिका (BMC) के उपक्रम बेस्ट के कर्मचारियों से जुड़े कोऑपरेटिव क्रेडिट सोसायटी के हालिया चुनाव में उद्धव ठाकरे और उनके चेचरे भाई व महाराष्ट्र नवनिर्माण सेना (मनसे) प्रमुख राज ठाकरे ने मिलकर चुनाव लड़ा था, लेकिन सभी सीटों पर करारी हार हुई थी। मुख्यमंत्री फडणवीस ने जोर देकर कहा, “हमारे यहां अमित साटम जैसे सामान्य कार्यकर्ता भी अध्यक्ष बनते हैं। हमारे पास चाय बेचने वाला एक वैश्विक ब्रांड है। हमारे पास नरेंद्र मोदी नाम का दुनिया का सबसे बड़ा ब्रांड है।” उन्होंने ठाकरे भाईयों पर हमला बोलते हुए कहा, आगामी मुंबई नगर निगम चुनावों (BMC Election) में भाजपा नीत महायुति गठबंधन की जीत होगी। फडणवीस ने आगे कहा कि गिरगांव में रहने वाला मराठी माणूस आज वसई-विरार और कर्जत तक चले गया, लेकिन भाजपा सरकार ने बीडीडी चॉल का पुनर्विकास कर लोगों को उनका हक दिलाया। उन्होंने दावा किया कि म्हाडा के जरिए मराठी परिवारों को उनके हक का घर मुंबई में देने का काम उनकी सरकार ने शुरू किया है, जो पहले सत्ता में बैठे लोग सपने में भी नहीं सोच सकते थे। फडणवीस ने धारावी पुनर्विकास परियोजना का जिक्र करते हुए कहा कि वहां के 10 लाख लोगों को उनके ही इलाके में घर दिया जाएगा। उन्होंने विपक्ष पर आरोप लगाया कि बिल्डरों के दबाव में पिछली सरकारों ने बीडीडी चॉल के विकास को रोक दिया था, लेकिन हमारी सरकार ने यह काम कर दिखाया है। खबर शेयर करें: Published on: 17 Sept 2025 08:20 pm बड़ी खबरें मुंबई महाराष्ट्र न्यूज़ ट्रेंडिंग मशहूर सिंगर अखिल सचदेवा ने खोली इंडस्ट्री की पोल, बताई आपबीती… किया दर्दनाक खुलासा छठ पूजा की आस्था में डूबी एक मुस्लिम एक्ट्रेस, मांग में सिंदूर-माथे पर लाल बिंदी… सामने आई तस्वीर मुंबई में ड्रग्स फैक्ट्री का भंडाफोड़, करोड़ों रुपए की MD और केमिकल बरामद, सामने आया दुबई कनेक्शन Jalgaon: रील बनाते-बनाते चलती ट्रेन के नीचे आए दो दोस्त, परिवार में मचा कोहराम Satish Shah Funeral: फूट-फूट कर रोईं ‘अनुपमा’ स्टार रूपाली गांगुली, सामने आया वीडियो DOWNLOAD ON Play Store DOWNLOAD ON App Store Trending Topics Women's World Cup 2025 PM Modi Bihar Elections 2025 Top Categories राष्ट्रीय मनोरंजन स्वास्थ्य राजस्थान मध्य प्रदेश Legal Grievance Policy This website follows the DNPA’s code of conduct Statutory provisions on reporting (sexual offenses) Privacy Policy About Us Code of Conduct RSS Copyright © 2025 Patrika Group. All Rights Reserved.</w:t>
       </w:r>
     </w:p>
     <w:p>
@@ -787,7 +787,7 @@
     </w:p>
     <w:p>
       <w:r>
-        <w:t>Title: Devendra Fadnavis, : भाजप कार्यकर्त्यांच्या मेळाव्यामध्ये फडणवीसांचा ठाकरे बंधूंना टोला- केवळ नाव लावून ब्रँड तयार होत नाही</w:t>
+        <w:t>Title: Devendra Fadnavis : मुंबई महापालिकेवर महायुतीचाच भगवा फडकणार</w:t>
       </w:r>
     </w:p>
     <w:p>
@@ -799,13 +799,13 @@
           <w:rPr>
             <w:color w:val="0000FF"/>
           </w:rPr>
-          <w:t>https://thefocusindia.com/maharashtra-news/fadnavis-slams-thackeray-brothers-at-bjp-rally-284342/amp/</w:t>
+          <w:t>https://pudhari.news/maharashtra/mumbai/devendra-fadnavis-mahayuti-saffron-flag-mumbai-bmc-ab96</w:t>
         </w:r>
       </w:hyperlink>
     </w:p>
     <w:p>
       <w:r>
-        <w:t>Content: Devendra Fadnavis, विशेष प्रतिनिधी मुंबई : Devendra Fadnavis शिवसेनाप्रमुख बाळासाहेब ठाकरे हेच खरे ब्रँड होते. त्यामुळे तुम्ही उगाचच दावा करू नका. केवळ नाव लावून ब्रँड तयार होत नसतो, असा टोला मुख्यमंत्री देवेंद्र फडणवीस यांनी उद्धव व राज ठाकरेंना लगावला. आगामी मुंबई महानगरपालिका निवडणुकीसाठी भाजपने कंबर कसली असून, मुंबईत आयोजित केलेल्या ‘विजय संकल्प मेळाव्या’तून भाजपने मनपा निवडणुकीचे रणशिंग फुंकले आहे. यावेळी मुख्यमंत्री देवेंद्र फडणवीस यांनी महायुतीचाच महापौर मुंबईत बसवणार असल्याचा ठाम निर्धार व्यक्त केला. दक्षिण मुंबईतील वरळी डोम येथे मंगळवारी भाजप कार्यकर्त्यांचा मेळावा आयोजित करण्यात आला होता. या मेळाव्यात मुख्यमंत्री देवेंद्र फडणवीस यांच्यासह मंत्री आशिष शेलार, प्रदेशाध्यक्ष रवींद्र चव्हाण, मुंबई अध्यक्ष अमित साटम आणि पक्षाचे जवळपास सर्व आमदार व प्रमुख नेते उपस्थित होते.Devendra Fadnavis, आपल्या भाषणात देवेंद्र फडणवीस यांनी २०१७ च्या निवडणुकीतील अनुभव सांगितला. त्यावेळी भाजप केवळ दोन मतांनी कमी पडला होता. परंतु, मित्रपक्ष असलेल्या शिवसेनेच्या विनंतीवरून भाजपने ‘मन मोठे’ दाखवत महापौरपद त्यांना दिले. एवढेच नाही तर उपमहापौर आणि स्थायी समिती अध्यक्ष ही पदेही शिवसेनेला देण्यात आली. मात्र, २०१९ च्या विधानसभा निवडणुकीनंतर शिवसेनेने साथ सोडल्याने, ‘अच्छा सिला दिया तूने मेरे प्यार का’ या गाण्याची आठवण झाल्याची भावना त्यांनी व्यक्त केली. २०२२ मध्ये राज्यात सत्तांतर झाले आणि भाजपने एकनाथ शिंदे यांच्या नेतृत्वाखालील शिवसेनेसोबत पुन्हा सरकार स्थापन केले. छत्रपती शिवाजी महाराजांकडून प्रेरणा घेऊन, गमावलेली सत्ता पुन्हा मिळवल्याचे देवेंद्र फडणवीस यांनी सांगितले. त्यांनी मुंबई मनपा निवडणुकीकडे लक्ष केंद्रित केल्याचेही स्पष्ट दिसून आले.Devendra Fadnavis, मेळाव्यानिमित्त भाजप नेत्यांनी केले शक्तिप्रदर्शन या मेळाव्याच्या निमित्ताने भाजपच्या स्थानिक नेत्यांनी जोरदार शक्तिप्रदर्शन केले. प्रत्येकाने स्वत:चे समर्थक मोठ्या संख्येने आणले होते. त्यांनी जोरदार घोषणाबाजी केली. या मेळाव्यातून नवे प्रदेशाध्यक्ष चव्हाण, मुंबई शहराध्यक्ष साटम यांना बळ देण्याचा प्रयत्न मुख्यमंत्री फडणवीसांनी केला.Devendra Fadnavis, मोदींचे परराष्ट्र धोरण तारक नव्हे तर मारक- उद्धव ठाकरे दरम्यान, पंतप्रधान नरेंद्र मोदी यांचे परराष्ट्र धोरण भारतासाठी तारक नव्हे तर मारक असल्याची टीका उद्धव ठाकरेंनी भारत-पाक क्रिकेट सामन्यावर केंद्र सरकारवर निशाणा साधताना केली. ते म्हणाले की, या सरकारने अमित शाहांचा मुलगा जय याच्या हट्टापायी पाकसोबत क्रिकेट खेळून देशाची प्रतिमा व देशभक्तीचा चुराडा केला. धाराशिव जिल्ह्यातील काही कार्यकर्त्यांचा ठाकरे गटात प्रवेश झाला. यावेळी उद्धव म्हणाले, कर्ज काढून ठेकेदारांच्या हितासाठी रस्त्यांचे, पुलांचे, धरणांची कामे करत असाल, तर मी त्याला विकास मानायला तयार नाही. शेतकऱ्यांना एक ठराविक रक्कम सरसकट देण्याची गरज आहे. तुम्ही देवाभाऊ नावाने तुम्ही करोडो रुपयांची जाहिरात करता. छत्रपती शिवाजी महाराजांच्या चरणांवर फुले वाहताना जाहिरात केली. त्यावर कोट्यवधी रुपयांचा चुराडा करण्यात आला. हे पैसे शेतकऱ्यांना द्यायला हवे होते.असेही ते म्हणाले. बेस्ट निवडणुकीत त्यांनी माझा सल्ला ऐकला नाही फडणवीस म्हणाले, “काही लोक उगाचच आपला ‘ब्रँड’ असल्याचा दावा करत होते. आम्ही त्यांना बेस्टच्या निवडणुकीत पक्षाच्या नावावर न लढण्याचा सल्ला दिला, पण त्यांनी तो ऐकला नाही. शेवटी शशांकराव, प्रवीण दरेकर आणि प्रसाद लाड यांनी त्या ‘ब्रँड’चा बँड वाजवला. खरेतर हिंदुहृदयसम्राट बाळासाहेब ठाकरे हाच खरा ब्रँड होता, केवळ नाव लावल्याने कोणीही ब्रँड बनत नाही. भाजप कार्यकर्त्यांचा पक्ष आहे. सामान्य कार्यकर्ता, जसा की अमित साटम, भाजपचा अध्यक्ष होऊ शकतो, हे पक्षाने सिद्ध केले आहे. भाजपचा सर्वात मोठा जागतिक ब्रँड नरेंद्र मोदी आहेत, असेही ते म्हणाले. महत्वाच्या बातम्या Technical by Swaraj IT Services</w:t>
+        <w:t>Content: मुंबई : काहीही झाले तरी मुंबई महापालिकेवर महायुतीचाच भगवा फडकणार, असा विश्वास व्यक्त करत मुख्यमंत्री देवेंद्र फडणवीस यांनी मंगळवारी मुंबई महापालिका निवडणुकांचे रणशिंग फुंकले. भाजपच्या विजय संकल्प मेळाव्यात फडणवीस यांनी मागील दहा वर्षांत केलेल्या विकासकामांची जंत्री मांडली. त्याचवेळी उद्धव ठाकरेंनी कोविड काळात आपल्याच नातेवाइकांना कंत्राटे देत माणसे मारली, त्या मृतांसाठीच्या बॉडीबॅग खरेदीत भ्रष्टाचार करणार्‍या कफनचोरांनी आम्हाला प्रश्न करू नयेत, असा टोलाही लगावला. बेस्टच्या निवडणुकीत यांच्या ब्रँडचा बँड वाजल्याचे सांगत ठाकरे बंधूंच्या संभाव्य युतीने कोणताही फरक पडणार नसल्याचेही अधोरेखित केले. आगामी मुंबई पालिका निवडणुकांच्या पार्श्वभूमीवर वरळी येथील एनएससीआय डोम येथे मुंबई भाजपच्या विजय संकल्प मेळाव्यात मुख्यमंत्री फडणवीस बोलत होते. यावेळी मुंबईतील भाजपचे सर्व मंत्री, खासदार, आमदार, नेते आणि पदाधिकारी मोठ्या संख्येने उपस्थित होते. आपल्या भाषणाच्या सुरुवातीलाच मुख्यमंत्री फडणवीस यांनी मागील महापालिका निवडणुकीत भाजपचा महापौर बसला असता, अवघ्या दोन जागा कमी होत्या. आपण सारी जुळवाजुळव केली होती. मात्र, मैत्रीच्या नात्यासाठी आपण महापौर पद उद्धव ठाकरेंच्या शिवसेनेला दिल्याचे सांगितले. उद्धव ठाकरे नर्व्हस आणि नाराज असून महापौर पद मिळावे म्हणून मिलिंद नार्वेकर आणि एकनाथ शिंदे यांनी फोन केल्याचा गौप्यस्फोटही केला. मात्र, मैत्रीच्या नात्यात आपण त्याग केला आणि 2019 साली उद्धव ठाकरेंमुळे अच्छा सिला दिया तुने .. म्हणायची वेळ माझ्यावर आली, असेही फडणवीस म्हणाले. मात्र, त्याला 2022 साली गनिमी काव्याने आणि 2024 साली पूर्ण बहुमताचे सरकार आणून चोख उत्तर दिल्याचेही फडणवीस म्हणाले. ठाकरे बंधूंच्या संभाव्य राजकीय युतीच्या चर्चांच्या संदर्भात फडणवीस म्हणाले की, साधी बेस्टची निवडणूक होती, त्यात आमचा ब्रँड म्हणत त्यांनी निवडणूक लढवली. आमच्या शशांक राव आणि प्रवीण दरेकर, प्रसाद लाड यांनी त्यांच्या ब्रँडचा बँड वाजविला. यावेळी प्रदेशाध्यक्ष रवींद्र चव्हाण आणि मुंबई भाजपचे माजी अध्यक्ष आणि मंत्री आशिष शेलार यांनीही आपले विचार मांडले. मुंबईच्या विकासाचे एक वाक्य दाखवा आणि शंभर रुपये मिळवा काहीजण रोज सकाळी उठून मोदींना प्रश्न विचारतात, अशांना मुंबईकरांनी प्रत्येक निवडणुकीत उत्तर दिले आहे. मुंबई ही भाजपची, मुंबई ही भाजप आणि बाळासाहेब ठाकरे यांच्या शिवसेना युतीची आहे. मुंबईकरांच्या विकासाचे कोणतेच व्हिजन ठाकरे गटाकडे नाही. त्यांची मागची दहा भाषणे काढा आणि त्यात मुंबईकरांच्या विकासासाठी केलेले एक विधान दाखवा, मी तुम्हाला शंभर रुपये देईन. त्यांच्याकडे सांगण्यासारखे काहीच नाही, अशा शब्दांत फडणवीस यांनी उद्धव ठाकरेंवर निशाणा साधला. मुंबईची काय अवस्था तुम्ही करून ठेवली? वर्षानुवर्षे हाती सत्ता असूनही या मुंबईची काय अवस्था तुम्ही करून ठेवली? या मुंबईसोबत कोणीही स्पर्धा करू शकत नव्हते, पण यांनी शहराचा विकास केला नाही. त्यामुळे आयटीसारखे उद्योग इतर शहरात गेले. गेल्या 10 वर्षांत मोदींच्या नेतृत्वात आम्ही असे इन्फ्रास्ट्रक्चर उभे केले आहे की, आता मुंबईसोबत कोणीही स्पर्धा करू शकत नाही. आयटी, स्टार्टअप आता मुंबईत आले. पुढच्या काळात डेटा सेंटर क्रांती घडविणार आहे. आज भारतात जेवढी डेटा सेंटरची कपॅसिटी तयार झाली आहे, त्यापैकी 60 टक्के ही मुंबईत आहे, असे फडणवीस म्हणाले. 10 लाख लोकांना धारावीमध्येच घरे देणार धारावीचे काहीही होऊ शकत नाही म्हणत होते. पण आज जगातील सगळ्यात मोठा प्रकल्प म्हणून हा धारावीचा प्रकल्प सुरू झाला आहे. 19 लाख लोकांना इथे आम्ही घरे देत आहोत. आम्ही विचार केला की, धारावी ही केवळ वस्ती नाही, तर इथे अनेक छोटे उद्योग सुरू आहेत आणि म्हणून धारावीतील उद्योगांना धारावीमध्येच जागा दिली. सामान्य माणसाच्या जीवनात परिवर्तन घडवण्याचे काम आपण केले आहे, अशा शब्दांत फडणवीस यांनी प्रकल्पाचे समर्थन केले. प्रवीण दरेकरांच्या तिहेरी कामगिरीचे कौतुक भाजपचे विधान परिषदेतील गटनेते आमदार प्रवीण दरेकर यांनी बजावलेल्या तीन कामगिरींचे विशेष कौतुक मुख्यमंत्री देवेंद्र फडणवीस यांनी केले. मुख्यमंत्री म्हणाले, आमच्या प्रवीण दरेकरांच्या पाठपुराव्यानंतर आता अभ्युदय नगरमध्ये राहणारा माझा गिरणी कामगार, आमचा मराठी माणूस ज्याच्या कष्टावर ही मुंबई उभी राहिली, त्या माझ्या मुंबईकराला 550-600 स्वेअर फूट जागा देण्याचा निर्णय आम्ही केला. त्याचेही काम आता आम्ही करतो आहोत, असेही फडणवीस म्हणाले. आज संपूर्ण मुंबईत सामान्य माणसाच्या घराचा प्रश्न सोडविण्याकरिता दरेकरांच्या पुढाकाराने आपण स्वयंपुनर्विकासाची योजना आणली. आज 1600 प्रकल्प स्वयंपुनर्विकासात निघाले. हजारो लोकांना आपल्या स्वप्नातले मोठे घर मिळते आहे, असे सांगत मुख्यमंत्री म्हणाले, साधी बेस्टची निवडणूक होती, त्यात आमचा ब्रँड म्हणत त्यांनी ही बेस्ट पतपेढीची निवडणूक लढवली. मात्र, आमच्या शशांक राव आणि प्रवीण दरेकर आणि प्रसाद लाडांनी त्यांच्या ब्रँडचा बँड वाजविला. हिंदुहृदयसम्राट बाळासाहेब ठाकरे हे ब्रँड होते, तुम्ही ब्रँड नाही. नाव लावल्याने कोणी ब्रँड बनत नाही, अशी बोचरी टीकाही फडणवीस यांनी केली. भाजप हा कार्यकर्त्यांचा पक्ष आहे. त्यामुळे आमच्याकडे चहा विकणारा जागतिक ब्रँड बनू शकतो, आम्हाला कोणी ब्रँड सांगू नये, असेही मुख्यमंत्री म्हणाले. मुंबईचा रंग बदलण्याचा डाव हाणून पाडू ः अमित साटम मुंबईच्या विकासाबरोबरच इथल्या सुरक्षिततेवरही भाजप लक्ष केंद्रित करणार आहे. मुंबईचा रंग बदलण्याचा कोणताही प्रयत्न हाणून पाडला जाईल. जर, शिवसेना उबाठा गट सत्तेत आला, तर एखादा खान मुंबईचा महापौर होईल,पण आम्ही ते होऊ देणार नाही. तीस वर्षांत त्यांनी पालिकेत 3 लाख कोटींची लूट केली असल्याचा घणाघाती आरोप मुंबई भाजप अध्यक्ष अमित साटम यांनी यावेळी केला. अमित साटम यांनी शिवसेना ठाकरे गटाला लक्ष्य केले. मुंबईचा रंग बदलण्याचा कोणताही प्रयत्न हाणून पाडला जाईल. आज अनेक पाश्चिमात्य देशांतील अनेक आंतरराष्ट्रीय शहरांचे रंग बदलताना आपण पाहतोय. मुंबईतही असेच प्रयत्न सुरू आहेत. असे प्रयत्न आपण यशस्वी होऊ देणार नाही. गेल्या 11 वर्षांत राज्य आणि केंद्र सरकारच्या माध्यमातून मुंबईचा विकास झाला आहे, तोच विकास महापालिकेच्या माध्यमातूनही झाला पाहिजे. त्यासाठी आम्ही पारदर्शक व भ्रष्टाचारमुक्त प्रशासन देऊ. मुंबईकरांची सुरक्षितता सुनिश्चित करू आणि मुंबईची ओळख टिकवण्यासाठी तसेच ती संरक्षित करण्यासाठी प्रयत्न करू, असे साटम म्हणाले. वर्सोवा किंवा मालवणीमध्ये दिसलेल्या पॅटर्नमुळे शहर उद्ध्वस्त होऊ शकते. जर शिवसेना यूबीटी सत्तेत आली, तर एक खान या मुंबईचा महापौर होईल. पण आपण ते होऊ देणार नाही, असे साटम म्हणाले. 'Pudhari' is excited to announce the relaunch of its Android and iOS apps. Stay updated with the latest news at your fingertips. Android and iOS Download now and stay updated, anytime, anywhere. Pudhari Publications Private Limited</w:t>
       </w:r>
     </w:p>
     <w:p>
@@ -818,7 +818,7 @@
     </w:p>
     <w:p>
       <w:r>
-        <w:t>Title: Devendra Fadnavis : मुंबई महापालिकेवर महायुतीचाच भगवा फडकणार</w:t>
+        <w:t>Title: One lakh cataract surgeries in Maharashtra to mark Modi's birthday: BJP</w:t>
       </w:r>
     </w:p>
     <w:p>
@@ -830,13 +830,13 @@
           <w:rPr>
             <w:color w:val="0000FF"/>
           </w:rPr>
-          <w:t>https://pudhari.news/maharashtra/mumbai/devendra-fadnavis-mahayuti-saffron-flag-mumbai-bmc-ab96</w:t>
+          <w:t>https://www.easternmirrornagaland.com/one-lakh-cataract-surgeries-in-maharashtra-to-mark-modis-birthday-bjp</w:t>
         </w:r>
       </w:hyperlink>
     </w:p>
     <w:p>
       <w:r>
-        <w:t>Content: मुंबई : काहीही झाले तरी मुंबई महापालिकेवर महायुतीचाच भगवा फडकणार, असा विश्वास व्यक्त करत मुख्यमंत्री देवेंद्र फडणवीस यांनी मंगळवारी मुंबई महापालिका निवडणुकांचे रणशिंग फुंकले. भाजपच्या विजय संकल्प मेळाव्यात फडणवीस यांनी मागील दहा वर्षांत केलेल्या विकासकामांची जंत्री मांडली. त्याचवेळी उद्धव ठाकरेंनी कोविड काळात आपल्याच नातेवाइकांना कंत्राटे देत माणसे मारली, त्या मृतांसाठीच्या बॉडीबॅग खरेदीत भ्रष्टाचार करणार्‍या कफनचोरांनी आम्हाला प्रश्न करू नयेत, असा टोलाही लगावला. बेस्टच्या निवडणुकीत यांच्या ब्रँडचा बँड वाजल्याचे सांगत ठाकरे बंधूंच्या संभाव्य युतीने कोणताही फरक पडणार नसल्याचेही अधोरेखित केले. आगामी मुंबई पालिका निवडणुकांच्या पार्श्वभूमीवर वरळी येथील एनएससीआय डोम येथे मुंबई भाजपच्या विजय संकल्प मेळाव्यात मुख्यमंत्री फडणवीस बोलत होते. यावेळी मुंबईतील भाजपचे सर्व मंत्री, खासदार, आमदार, नेते आणि पदाधिकारी मोठ्या संख्येने उपस्थित होते. आपल्या भाषणाच्या सुरुवातीलाच मुख्यमंत्री फडणवीस यांनी मागील महापालिका निवडणुकीत भाजपचा महापौर बसला असता, अवघ्या दोन जागा कमी होत्या. आपण सारी जुळवाजुळव केली होती. मात्र, मैत्रीच्या नात्यासाठी आपण महापौर पद उद्धव ठाकरेंच्या शिवसेनेला दिल्याचे सांगितले. उद्धव ठाकरे नर्व्हस आणि नाराज असून महापौर पद मिळावे म्हणून मिलिंद नार्वेकर आणि एकनाथ शिंदे यांनी फोन केल्याचा गौप्यस्फोटही केला. मात्र, मैत्रीच्या नात्यात आपण त्याग केला आणि 2019 साली उद्धव ठाकरेंमुळे अच्छा सिला दिया तुने .. म्हणायची वेळ माझ्यावर आली, असेही फडणवीस म्हणाले. मात्र, त्याला 2022 साली गनिमी काव्याने आणि 2024 साली पूर्ण बहुमताचे सरकार आणून चोख उत्तर दिल्याचेही फडणवीस म्हणाले. ठाकरे बंधूंच्या संभाव्य राजकीय युतीच्या चर्चांच्या संदर्भात फडणवीस म्हणाले की, साधी बेस्टची निवडणूक होती, त्यात आमचा ब्रँड म्हणत त्यांनी निवडणूक लढवली. आमच्या शशांक राव आणि प्रवीण दरेकर, प्रसाद लाड यांनी त्यांच्या ब्रँडचा बँड वाजविला. यावेळी प्रदेशाध्यक्ष रवींद्र चव्हाण आणि मुंबई भाजपचे माजी अध्यक्ष आणि मंत्री आशिष शेलार यांनीही आपले विचार मांडले. मुंबईच्या विकासाचे एक वाक्य दाखवा आणि शंभर रुपये मिळवा काहीजण रोज सकाळी उठून मोदींना प्रश्न विचारतात, अशांना मुंबईकरांनी प्रत्येक निवडणुकीत उत्तर दिले आहे. मुंबई ही भाजपची, मुंबई ही भाजप आणि बाळासाहेब ठाकरे यांच्या शिवसेना युतीची आहे. मुंबईकरांच्या विकासाचे कोणतेच व्हिजन ठाकरे गटाकडे नाही. त्यांची मागची दहा भाषणे काढा आणि त्यात मुंबईकरांच्या विकासासाठी केलेले एक विधान दाखवा, मी तुम्हाला शंभर रुपये देईन. त्यांच्याकडे सांगण्यासारखे काहीच नाही, अशा शब्दांत फडणवीस यांनी उद्धव ठाकरेंवर निशाणा साधला. मुंबईची काय अवस्था तुम्ही करून ठेवली? वर्षानुवर्षे हाती सत्ता असूनही या मुंबईची काय अवस्था तुम्ही करून ठेवली? या मुंबईसोबत कोणीही स्पर्धा करू शकत नव्हते, पण यांनी शहराचा विकास केला नाही. त्यामुळे आयटीसारखे उद्योग इतर शहरात गेले. गेल्या 10 वर्षांत मोदींच्या नेतृत्वात आम्ही असे इन्फ्रास्ट्रक्चर उभे केले आहे की, आता मुंबईसोबत कोणीही स्पर्धा करू शकत नाही. आयटी, स्टार्टअप आता मुंबईत आले. पुढच्या काळात डेटा सेंटर क्रांती घडविणार आहे. आज भारतात जेवढी डेटा सेंटरची कपॅसिटी तयार झाली आहे, त्यापैकी 60 टक्के ही मुंबईत आहे, असे फडणवीस म्हणाले. 10 लाख लोकांना धारावीमध्येच घरे देणार धारावीचे काहीही होऊ शकत नाही म्हणत होते. पण आज जगातील सगळ्यात मोठा प्रकल्प म्हणून हा धारावीचा प्रकल्प सुरू झाला आहे. 19 लाख लोकांना इथे आम्ही घरे देत आहोत. आम्ही विचार केला की, धारावी ही केवळ वस्ती नाही, तर इथे अनेक छोटे उद्योग सुरू आहेत आणि म्हणून धारावीतील उद्योगांना धारावीमध्येच जागा दिली. सामान्य माणसाच्या जीवनात परिवर्तन घडवण्याचे काम आपण केले आहे, अशा शब्दांत फडणवीस यांनी प्रकल्पाचे समर्थन केले. प्रवीण दरेकरांच्या तिहेरी कामगिरीचे कौतुक भाजपचे विधान परिषदेतील गटनेते आमदार प्रवीण दरेकर यांनी बजावलेल्या तीन कामगिरींचे विशेष कौतुक मुख्यमंत्री देवेंद्र फडणवीस यांनी केले. मुख्यमंत्री म्हणाले, आमच्या प्रवीण दरेकरांच्या पाठपुराव्यानंतर आता अभ्युदय नगरमध्ये राहणारा माझा गिरणी कामगार, आमचा मराठी माणूस ज्याच्या कष्टावर ही मुंबई उभी राहिली, त्या माझ्या मुंबईकराला 550-600 स्वेअर फूट जागा देण्याचा निर्णय आम्ही केला. त्याचेही काम आता आम्ही करतो आहोत, असेही फडणवीस म्हणाले. आज संपूर्ण मुंबईत सामान्य माणसाच्या घराचा प्रश्न सोडविण्याकरिता दरेकरांच्या पुढाकाराने आपण स्वयंपुनर्विकासाची योजना आणली. आज 1600 प्रकल्प स्वयंपुनर्विकासात निघाले. हजारो लोकांना आपल्या स्वप्नातले मोठे घर मिळते आहे, असे सांगत मुख्यमंत्री म्हणाले, साधी बेस्टची निवडणूक होती, त्यात आमचा ब्रँड म्हणत त्यांनी ही बेस्ट पतपेढीची निवडणूक लढवली. मात्र, आमच्या शशांक राव आणि प्रवीण दरेकर आणि प्रसाद लाडांनी त्यांच्या ब्रँडचा बँड वाजविला. हिंदुहृदयसम्राट बाळासाहेब ठाकरे हे ब्रँड होते, तुम्ही ब्रँड नाही. नाव लावल्याने कोणी ब्रँड बनत नाही, अशी बोचरी टीकाही फडणवीस यांनी केली. भाजप हा कार्यकर्त्यांचा पक्ष आहे. त्यामुळे आमच्याकडे चहा विकणारा जागतिक ब्रँड बनू शकतो, आम्हाला कोणी ब्रँड सांगू नये, असेही मुख्यमंत्री म्हणाले. मुंबईचा रंग बदलण्याचा डाव हाणून पाडू ः अमित साटम मुंबईच्या विकासाबरोबरच इथल्या सुरक्षिततेवरही भाजप लक्ष केंद्रित करणार आहे. मुंबईचा रंग बदलण्याचा कोणताही प्रयत्न हाणून पाडला जाईल. जर, शिवसेना उबाठा गट सत्तेत आला, तर एखादा खान मुंबईचा महापौर होईल,पण आम्ही ते होऊ देणार नाही. तीस वर्षांत त्यांनी पालिकेत 3 लाख कोटींची लूट केली असल्याचा घणाघाती आरोप मुंबई भाजप अध्यक्ष अमित साटम यांनी यावेळी केला. अमित साटम यांनी शिवसेना ठाकरे गटाला लक्ष्य केले. मुंबईचा रंग बदलण्याचा कोणताही प्रयत्न हाणून पाडला जाईल. आज अनेक पाश्चिमात्य देशांतील अनेक आंतरराष्ट्रीय शहरांचे रंग बदलताना आपण पाहतोय. मुंबईतही असेच प्रयत्न सुरू आहेत. असे प्रयत्न आपण यशस्वी होऊ देणार नाही. गेल्या 11 वर्षांत राज्य आणि केंद्र सरकारच्या माध्यमातून मुंबईचा विकास झाला आहे, तोच विकास महापालिकेच्या माध्यमातूनही झाला पाहिजे. त्यासाठी आम्ही पारदर्शक व भ्रष्टाचारमुक्त प्रशासन देऊ. मुंबईकरांची सुरक्षितता सुनिश्चित करू आणि मुंबईची ओळख टिकवण्यासाठी तसेच ती संरक्षित करण्यासाठी प्रयत्न करू, असे साटम म्हणाले. वर्सोवा किंवा मालवणीमध्ये दिसलेल्या पॅटर्नमुळे शहर उद्ध्वस्त होऊ शकते. जर शिवसेना यूबीटी सत्तेत आली, तर एक खान या मुंबईचा महापौर होईल. पण आपण ते होऊ देणार नाही, असे साटम म्हणाले. 'Pudhari' is excited to announce the relaunch of its Android and iOS apps. Stay updated with the latest news at your fingertips. Android and iOS Download now and stay updated, anytime, anywhere. Pudhari Publications Private Limited</w:t>
+        <w:t>Content: More than one lakh cataract surgeries will be performed in Maharashtra during a fortnight-long drive to mark Prime Minister Narendra Modi’s birthday Share MUMBAI — More than one lakh cataract surgeries will be performed in Maharashtra during a fortnight-long drive to mark Prime Minister Narendra Modi’s birthday, state BJP president Ravindra Chavan said on Tuesday. The party will also arrange eye check-up of at least 10 lakh people and distribute spectacles to the needy during the drive, to be held from September 17 to October 2, Chavan told reporters in Mumbai. Modi will be celebrating his 75th birthday on September 17. Also read: On 75th birthday, PM Modi to lay foundation stone of 'PM Mitra' park in MP After 2-day tour of three NE states, PM Modi to visit Arunachal, Tripura on Sep 22 “We will bring together NGOs, other organisations and social groups to perform more than one lakh cataract operations, ensure eye check-ups for 10 lakh people and provide spectacles to the needy, Chavan said. The drive is being projected as a service initiative by the BJP. “This is an attempt to connect with people in the state,” Chavan said. Blood donation camps will also be organised during the drive, Chavan said. “We have chalked out 17 programmes to be implemented during this fortnight,” he added. Chief Minister Devendra Fadnavis has held meetings with state ministers and BJP leaders to ensure the successful organisation of events, he said. On criticism by opposition parties over the state’s financial condition, Chavan said, “Instead of what the opposition is saying, it is necessary for the state to do what is good and required for common people. We are determined to provide ‘roti, kapda and makaan’ to people and will continue to work on our chosen path.”</w:t>
       </w:r>
     </w:p>
     <w:p>

--- a/Output/Ravindra Chavan/extracted_links_Ravindra Chavan_News_Content.docx
+++ b/Output/Ravindra Chavan/extracted_links_Ravindra Chavan_News_Content.docx
@@ -2,905 +2,6 @@
 <file path=word/document.xml><?xml version="1.0" encoding="utf-8"?>
 <w:document xmlns:wpc="http://schemas.microsoft.com/office/word/2010/wordprocessingCanvas" xmlns:mo="http://schemas.microsoft.com/office/mac/office/2008/main" xmlns:mc="http://schemas.openxmlformats.org/markup-compatibility/2006" xmlns:mv="urn:schemas-microsoft-com:mac:vml" xmlns:o="urn:schemas-microsoft-com:office:office" xmlns:r="http://schemas.openxmlformats.org/officeDocument/2006/relationships" xmlns:m="http://schemas.openxmlformats.org/officeDocument/2006/math" xmlns:v="urn:schemas-microsoft-com:vml" xmlns:wp14="http://schemas.microsoft.com/office/word/2010/wordprocessingDrawing" xmlns:wp="http://schemas.openxmlformats.org/drawingml/2006/wordprocessingDrawing" xmlns:w10="urn:schemas-microsoft-com:office:word" xmlns:w="http://schemas.openxmlformats.org/wordprocessingml/2006/main" xmlns:w14="http://schemas.microsoft.com/office/word/2010/wordml" xmlns:wpg="http://schemas.microsoft.com/office/word/2010/wordprocessingGroup" xmlns:wpi="http://schemas.microsoft.com/office/word/2010/wordprocessingInk" xmlns:wne="http://schemas.microsoft.com/office/word/2006/wordml" xmlns:wps="http://schemas.microsoft.com/office/word/2010/wordprocessingShape" mc:Ignorable="w14 wp14">
   <w:body>
-    <w:p>
-      <w:pPr>
-        <w:pStyle w:val="Heading3"/>
-      </w:pPr>
-      <w:r>
-        <w:t>Article 1</w:t>
-      </w:r>
-    </w:p>
-    <w:p>
-      <w:r>
-        <w:t>Title: Share Options</w:t>
-      </w:r>
-    </w:p>
-    <w:p>
-      <w:r>
-        <w:t xml:space="preserve">URL: </w:t>
-      </w:r>
-      <w:hyperlink r:id="rId9">
-        <w:r>
-          <w:rPr>
-            <w:color w:val="0000FF"/>
-          </w:rPr>
-          <w:t>https://www.indianwitness.com/news/national/bjp-launches-one-lakh-cataract-surgeries-to-mark-pm-mod</w:t>
-        </w:r>
-      </w:hyperlink>
-    </w:p>
-    <w:p>
-      <w:r>
-        <w:t>Content: Copy link In a grand gesture to mark Prime Minister Narendra Modi’s 75th birthday on September 17, the Bharatiya Janata Party (BJP) in Maharashtra has launched an ambitious fortnight-long initiative to perform over one lakh cataract surgeries across the state, announced state BJP president Ravindra Chavan during a press conference in Mumbai on Tuesday. Running from September 17 to October 2, the campaign also aims to conduct eye check-ups for at least 10 lakh people and distribute spectacles to those in need, showcasing the party’s commitment to public welfare. Chavan revealed that the initiative will involve collaboration with NGOs, social organizations, and other groups to ensure its success. “This is not just a health drive but a way to connect with the people of Maharashtra,” he said, emphasizing the BJP’s focus on service-driven governance. In addition to cataract surgeries and eye check-ups, the campaign will include blood donation camps and a series of 17 programs designed to engage communities across the state. Chief Minister Devendra Fadnavis has personally overseen preparations, holding meetings with state ministers and BJP leaders to ensure seamless execution. Addressing criticism from opposition parties about Maharashtra’s financial challenges, Chavan dismissed their concerns, stating, “We are focused on delivering what the people need—roti, kapda, aur makaan. Our path is clear, and we will continue to work for the common good.” He highlighted the campaign as a reflection of the BJP’s dedication to improving lives, regardless of political noise. Also Read: Thackeray Accuses BJP Of Hypocrisy On Pakistan Cricket Match This large-scale health initiative is expected to benefit thousands of underprivileged individuals, particularly in rural and underserved areas, by providing critical eye care services. The BJP’s efforts underscore its strategy to blend governance with social outreach, leveraging Modi’s milestone birthday to drive tangible impact in Maharashtra. Also Read: Scindia Returns to Gwalior Amid BJP Internal Power Struggle Get our daily ePaper delivered in your inbox Subscribe Get our daily ePaper delivered in your inbox Subscribe Copy link</w:t>
-      </w:r>
-    </w:p>
-    <w:p>
-      <w:pPr>
-        <w:pStyle w:val="Heading3"/>
-      </w:pPr>
-      <w:r>
-        <w:t>Article 2</w:t>
-      </w:r>
-    </w:p>
-    <w:p>
-      <w:r>
-        <w:t>Title: Maharashtra BJP Launches 'Seva Pandharwada' To Mark PM Modi’s 75th Birthday</w:t>
-      </w:r>
-    </w:p>
-    <w:p>
-      <w:r>
-        <w:t xml:space="preserve">URL: </w:t>
-      </w:r>
-      <w:hyperlink r:id="rId10">
-        <w:r>
-          <w:rPr>
-            <w:color w:val="0000FF"/>
-          </w:rPr>
-          <w:t>https://www.freepressjournal.in/mumbai/maharashtra-bjp-launches-seva-pandharwada-to-mark-pm-modis-75th-birthday</w:t>
-        </w:r>
-      </w:hyperlink>
-    </w:p>
-    <w:p>
-      <w:r>
-        <w:t>Content: The Maharashtra unit of the Bharatiya Janata Party (BJP) has announced a fortnight-long programme of social initiatives to mark the 75th birthday of Prime Minister Narendra Modi. The campaign, titled ‘Seva Pandharwada’ (Service Fortnight), will run from September 17 to October 2, focusing on a wide range of public welfare activities across the state. BJP state president Ravindra Chavan, while addressing the media on Tuesday, said the fortnight is not just a celebration but a people-centric movement aimed at spreading awareness about the central government’s welfare schemes, along with issues like cleanliness, environmental protection, and self-reliance. He appealed to all MPs, MLAs, ministers, office-bearers, and grassroots workers to actively participate at booth and mandal levels to make the campaign more impactful. Free Surgeries and Health Initiatives The programme will feature over one lakh free cataract surgeries under the ‘Namo Netra Sanjeevani’ initiative, alongside eye check-ups and the distribution of spectacles to more than ten lakh people. Blood donation drives, health camps, cleanliness campaigns, and awareness programmes are also planned across the state. Revenue Fortnight in Pune On September 17, Modi’s birthday, a special ‘Mahsool Pandharwada’ (Revenue Fortnight) will be inaugurated in Pune under the leadership of Revenue Minister Chandrashekhar Bawankule. Chavan said that through this event, the party aims to extend the benefits of public welfare schemes to more than 50 lakh people. Youth Engagement through Marathon As part of the campaign, the BJP Yuva Morcha has scheduled a ‘Modi Vikas Marathon’ in all major districts on September 21. Chavan said the marathon is intended to encourage youth participation in nation-building and give momentum to the vision of ‘Viksit Bharat 2047’. Sports, Cultural and Commemorative Events Other activities include MP Cup sports competitions in 48 Lok Sabha constituencies, with registrations open until September 20. On September 25, the birth anniversary of Pandit Deendayal Upadhyay, the party will organise Pratima Poojan ceremonies and Prabuddha Sammelans to communicate the nation’s progress to the public. Additional Initiatives Alongside these events, the BJP will also host programmes to honour the disabled, promote tree plantation, encourage the use of Khadi, spread the ‘Vocal for Local’ message, and conduct a state-level drawing competition on the theme of Viksit Bharat. Chavan concluded that the initiative embodies the BJP’s principle that “organization is strength and service is the goal,” adding that the service fortnight represents the party’s collective commitment to society through dedication and public participation. RECENT STORIES</w:t>
-      </w:r>
-    </w:p>
-    <w:p>
-      <w:pPr>
-        <w:pStyle w:val="Heading3"/>
-      </w:pPr>
-      <w:r>
-        <w:t>Article 3</w:t>
-      </w:r>
-    </w:p>
-    <w:p>
-      <w:r>
-        <w:t>Title: A Prime Minister has his birthday, a party throws parties</w:t>
-      </w:r>
-    </w:p>
-    <w:p>
-      <w:r>
-        <w:t xml:space="preserve">URL: </w:t>
-      </w:r>
-      <w:hyperlink r:id="rId11">
-        <w:r>
-          <w:rPr>
-            <w:color w:val="0000FF"/>
-          </w:rPr>
-          <w:t>https://indianexpress.com/article/political-pulse/a-prime-minister-has-his-birthday-a-party-throws-parties-10253607/</w:t>
-        </w:r>
-      </w:hyperlink>
-    </w:p>
-    <w:p>
-      <w:r>
-        <w:t>Content: Express News Service TO MARK Prime Minister Narendra Modi’s birthday on Wednesday, and to celebrate him turning 75, BJP units and governments across the country have announced a series of plans. The Varanasi Municipal Corporation has announced that it will inaugurate and lay the foundation stone of projects worth Rs 111 crore. The municipal body will also cut a 75-kg cake, Varanasi Mayor Ashok Tiwari said Tuesday. Modi is the MP from the Varanasi Lok Sabha seat. The Delhi government – the BJP returned to power in the Capital earlier this year after more than 25 years – will launch 500 creches for children of women working as labourers in the city. In Maharashtra, where there is a BJP-led government tpp, party president Ravindra Chavan has announced more than one lakh cataract surgeries over a fortnight-long drive. Modi himself will be in Madhya Pradesh, also a BJP-ruled state, to inaugurate the ‘Seva Pakhwada’ or ‘service fortnight’, which the party has made an annual feature around his birthday. During his Madhya Pradesh visit, Modi will also launch a ‘Swasth Nari Sashakt Parivar Abhiyan’, at Bhainsola village in Dhar district, as part of which camps will be organised for the health and nutrition of women. Ten years of celebrations On his first birthday as PM in 2014, when Modi turned 64, he went to Ahmedabad to meet his mother Hiraben. That year, he had requested party workers not to celebrate the day and instead contribute to relief efforts in Jammu and Kashmir, as it was recovering from floods. On Modi’s 65th birthday in 2015, over a year after the Swachh Bharat campaign was rolled out, cleanliness was the focus. In 2016, Modi was again in Gujarat on his birthday to meet his mother. Meanwhile, across the country, the BJP organised blood donation camps, cleanliness drives and charity events. In Delhi, then Union Railway Minister Suresh Prabhu cut a 500-kg laddoo at an event organised by Sulabh International to mark the day. In 2017, while the PM made a trip to Hiraben, the BJP observed ‘Seva Diwas’ across the country, with party leaders attending medical camps, blood donation events, and taking part in cleanliness drives. On September 17, 2018, his last birthday before the following Lok Sabha elections, Modi celebrated the day in Varanasi and interacted with students. In 2019, after a meeting with his mother, the PM visited the Sardar Sarovar Dam in Kevadiya, Gujarat, and addressed a public rally. This was just a month after the abrogation of Article 370, which granted special status to Jammu and Kashmir, and the topic figured prominently in his speech. The fact that he chose the site, which also hosts a grand statue of Vallabhbhai Patel, for the rally was also significant – the BJP credits Patel with “unifying India”, with J&amp;K’s “full integration” seen as an unfinished ambition of the late Congress stalwart. The Ahmedabad District Education Department, on its part, marked the PM’s birthday by asking government, grant-in-aid and self-financed secondary and higher secondary schools to arrange special lectures, group discussions; debates, essays and elocution competitions; and other similar contests on the subject of Article 370 during their assembly that day. In 2020, on Modi’s 70th birthday, blood donation camps, meetings and camps to distribute food were held at 70 different places. The year 2021 marked Modi’s uninterrupted “20 years’ run in public office” – as designated by the BJP, counting his tenure as Gujarat Chief Minister starting in 2001 – and the celebration was accordingly ramped up. Events were held across three weeks, including the distribution of 14 crore ration bags with Modi’s photo, five crore “Thank-you Modiji” postcards mailed from booths nationwide, and 71 spots where river clean-ups were held. This was right after the second wave of the Covid-19 pandemic in India and, coinciding with September 17, over two crore Covid-19 vaccine doses were administered to beneficiaries. That year, the Union Ministry of Culture joined the celebrations with an e-auction of gifts and mementos received by the PM. On the block were as many as 1,300 items, which included the javelin thrown by Neeraj Chopra for his Olympic gold medal, sports gear and equipment of other medal-winning Olympians and Paralympians, a replica of the Ayodhya Ram Mandir presented by Uttar Pradesh Chief Minister Yogi Adityanath, and a wooden replica of the Chardham given by the Uttarakhand government. In 2022, as the PM turned 72, the ruling party arranged blood donation camps and outreach programmes. Then, seven decades after they became extinct in India, eight cheetahs from Namibia were released into an enclosure at the Kuno National Park in Madhya Pradesh by Modi himself. In 2023, with the countdown to the next Lok Sabha elections starting, Modi was again in Varanasi – this time to launch ‘Vishwakarma Yojana’ to enhance the “skilling” of craftsmen and artisans. Infrastructure projects including an India International Convention and Expo Centre and the extension of the Delhi Airport Express Line were also launched. In 2024, having returned to power for the third time in a row, Modi chose Odisha for his birthday visit. The BJP had formed its first government on its own in the state earlier that year. The PM interacted with beneficiaries of the Pradhan Mantri Awas Yojana, laid foundation stones for projects as well as inaugurated development projects worth more than Rs 3,800 crore in Bhubaneswar. He also launched the Subhadra Yojana, the Odisha government’s scheme to transfer Rs 10,000 per year to eligible women beneficiaries in the state between the ages of 21 and 60.</w:t>
-      </w:r>
-    </w:p>
-    <w:p>
-      <w:pPr>
-        <w:pStyle w:val="Heading3"/>
-      </w:pPr>
-      <w:r>
-        <w:t>Article 4</w:t>
-      </w:r>
-    </w:p>
-    <w:p>
-      <w:r>
-        <w:t>Title: One lakh cataract surgeries in Maharashtra to mark Modi's birthday: BJP</w:t>
-      </w:r>
-    </w:p>
-    <w:p>
-      <w:r>
-        <w:t xml:space="preserve">URL: </w:t>
-      </w:r>
-      <w:hyperlink r:id="rId12">
-        <w:r>
-          <w:rPr>
-            <w:color w:val="0000FF"/>
-          </w:rPr>
-          <w:t>https://www.dtnext.in/news/national/one-lakh-cataract-surgeries-in-maharashtra-to-mark-modis-birthday-bjp-846754</w:t>
-        </w:r>
-      </w:hyperlink>
-    </w:p>
-    <w:p>
-      <w:r>
-        <w:t>Content: MORE Prime Minister Narendra Modi addresses a gathering during laying of foundation stone and inauguration of development works, in Darrang, Assam (PTI) MUMBAI: More than one lakh cataract surgeries will be performed in Maharashtra during a fortnight-long drive to mark Prime Minister Narendra Modi’s birthday, state BJP president Ravindra Chavan said on Tuesday. The party will also arrange eye check-up of at least 10 lakh people and distribute spectacles to the needy during the drive, to be held from September 17 to October 2, Chavan told reporters in Mumbai. Modi will be celebrating his 75th birthday on September 17. “We will bring together NGOs, other organisations and social groups to perform more than one lakh cataract operations, ensure eye check-ups for 10 lakh people and provide spectacles to the needy, Chavan said. The drive is being projected as a service initiative by the BJP. “This is an attempt to connect with people in the state,” Chavan said. Blood donation camps will also be organised during the drive, Chavan said. “We have chalked out 17 programmes to be implemented during this fortnight,” he added. Chief Minister Devendra Fadnavis has held meetings with state ministers and BJP leaders to ensure the successful organisation of events, he said. On criticism by opposition parties over the state’s financial condition, Chavan said, “Instead of what the opposition is saying, it is necessary for the state to do what is good and required for common people. We are determined to provide ‘roti, kapda and makaan’ to people and will continue to work on our chosen path.” © Copyright | Powered by Hocalwire</w:t>
-      </w:r>
-    </w:p>
-    <w:p>
-      <w:pPr>
-        <w:pStyle w:val="Heading3"/>
-      </w:pPr>
-      <w:r>
-        <w:t>Article 5</w:t>
-      </w:r>
-    </w:p>
-    <w:p>
-      <w:r>
-        <w:t>Title: BMC Election: Mumbai BJP Launches Platform For Citizens To Register Their Issues &amp; Demands</w:t>
-      </w:r>
-    </w:p>
-    <w:p>
-      <w:r>
-        <w:t xml:space="preserve">URL: </w:t>
-      </w:r>
-      <w:hyperlink r:id="rId13">
-        <w:r>
-          <w:rPr>
-            <w:color w:val="0000FF"/>
-          </w:rPr>
-          <w:t>https://www.freepressjournal.in/mumbai/bmc-election-mumbai-bjp-launches-platform-for-citizens-to-register-their-issues-demands</w:t>
-        </w:r>
-      </w:hyperlink>
-    </w:p>
-    <w:p>
-      <w:r>
-        <w:t>Content: Mumbai: Mumbai BJP has launched a platform- Google form named 'AwaazMumbaikarancha' (voice of Mumbaikars) for citizens to register their issues, demands and expectations from their representatives. This is part of BJP campaign ahead of the BMC elections. Citizens can register their demands on the link: https://tinyurl.com/aawazmumbaikarancha The exclusive platform was launched on Tuesday at the mega BJP convention at NSCI dome, Worli; where senior BJP leaders including Chief Engineer Devendra Fadnavis, Mumbai BJP president Ameet Satam, state president Ravindra Chavan, Mumbai's gaurdian ministers Mangal Prabhat Lodha, Ashish Shelar and others were present. The FPJ had first reported about the platform on September 10. "The BJP karyakars will visit door to door and urge Mumbaikars to register their demands on the exclusive platform be included in the poll manifesto. We want to give Mumbaikars a safe city and stop illegal migrants," said MLA and Mumbai BJP president Ameet Satam. "In the last years under the leadership of Devendra Fadnavis, Mumbai has seen massive infrastructural development like the Coastal Road, Atal Setu and Metro, as well as an enhancement in the CCTV surveillance. Safety, security and infrastructure development are our top agenda for Mumbai,” Satam added. A total of 29 municipal corporations across Maharashtra, including the BMC, will go for polls. The Supreme Court on Tuesday, granted Maharashtra State Election Commission time till January 31, 2026; an extension of four months to conduct local bodies elections in the state. In Mumbai, the electoral ward remains 227, similar to the last BMC elections held in February 2017. The nine-step process of ward demarcation is in process, and the BMC will notify the final ward demarcation between October 3 to 6. To get details on exclusive and budget-friendly property deals in Mumbai &amp; surrounding regions, do visit: https://budgetproperties.in/ RECENT STORIES</w:t>
-      </w:r>
-    </w:p>
-    <w:p>
-      <w:pPr>
-        <w:pStyle w:val="Heading3"/>
-      </w:pPr>
-      <w:r>
-        <w:t>Article 6</w:t>
-      </w:r>
-    </w:p>
-    <w:p>
-      <w:r>
-        <w:t>Title: कुणी पक्ष बदलले, कोणी नेते बदलले, अरे गद्दारांनो आमच्या सावलीला उभे राहण्याची… भाजप प्रदेशाध्यक्ष रवींद्र चव्हाण यांच्या वाढदिवसाच्या रील चा वार कुणावर?..</w:t>
-      </w:r>
-    </w:p>
-    <w:p>
-      <w:r>
-        <w:t xml:space="preserve">URL: </w:t>
-      </w:r>
-      <w:hyperlink r:id="rId14">
-        <w:r>
-          <w:rPr>
-            <w:color w:val="0000FF"/>
-          </w:rPr>
-          <w:t>https://www.loksatta.com/thane/birthday-of-dombivli-mla-ravindra-chavan-phm-00-5386678/</w:t>
-        </w:r>
-      </w:hyperlink>
-    </w:p>
-    <w:p>
-      <w:r>
-        <w:t>Content: लोकसत्ता, ठाणे : भारतीय जनता पक्षाचे प्रदेशाध्यक्ष आणि डोंबिवलीचे आमदार रविंद्र चव्हाण यांचा वाढदिवस मध्यरात्रीपासूनच ठाणे जिल्ह्यात दणक्यात साजरा होताना दिसत आहे. ठाणे, शीळ-कल्याण रस्ता, डोंबिवली, कल्याण या शहरात तर चव्हाण यांना शुभेच्छा देणारे फलक जागोजागी दिसून येत आहेत. यानिमीत्ताने भाजपचे स्थानिक नेते शक्तीप्रदर्शन करताना दिसत आहेत. याच दरम्यान चव्हाण यांच्या सोशल मिडीया अकाउंटवरुन दिला जाणारा संदेश सध्या चर्चेत आला आहे. ‘कुणी पक्ष बदलले, कुणी नेते बदलले, चमत्कार झाला नाही म्हणून कुणी देव बदलले. गद्दारांनो आमच्या सावलीच्या जवळ उभे रहाण्याची अैाकाद आपली नाही’ अशा स्वरुपाच्या या संदेशामुळे सध्या कल्याण डोंबिवलीच नव्हे तर संपूर्ण ठाणे जिल्ह्यात वेगवेगळ्या चर्चांना उत आला आहे. उपमुख्यमंत्री एकनाथ शिंदे आणि रविंद्र चव्हाण यांच्यातील सलगीचे राजकारण सुरुवातीपासून ठाणे जिल्ह्यात आणि विशेषत: डोंबिवली परिसरात नेहमीच चर्चेत राहीले. कल्याण डोंबिवली महापालिकेची निवडणुक असो अथवा विधानसभा-लोकसभेचा रणसंग्राम चव्हाण आणि शिंदे ही जोडगोळी नेहमीच चर्चेत राहीली. गेल्या काही वर्षांपासून मात्र हे चित्र बदलले. २०१४ मध्ये कल्याण लोकसभा मतदारसंघातून शिंदे यांचे पुत्र डाॅ.श्रीकांत निवडून आले आणि त्यानंतर झालेली पहिलीच महापालिका निवडणुक शिवसेना आणि भाजपने एकमेकांविरोधात लढवली. ही निवडणुक हे दोन पक्ष इतक्या निकराने लढले की स्थानिक पातळीवर दोन्ही पक्षात त्याचे पडसाद अजूनही उमटताना दिसतात. राज्यात महाविकास आघाडीचे सरकार आल्यानंतर शिंदे यांच्याकडे नगरविकास विभाग होता. या काळात डोंबिवलीत चव्हाण यांची कोंडी करण्याचे प्रयत्न सतत झाले असेही म्हणतात. कोवीड काळात तर चव्हाण कमालिचे अस्वस्थ होते. राज्यात महायुतीचे सरकार आले आणि मुख्यमंत्री पद एकनाथ शिंदे यांच्याकडे आले. हा बदल डाॅ.श्रीकांत यांच्या पथ्यावर पडला. अजूनही डाॅ.श्रीकांत म्हणतील तीच पुर्व दिशा असा कारभार कल्याण डोंबिवली महापालिका हद्दीत आहे. कल्याण पुर्व विधानसभा मतदारसंघात भाजप आणि शिंदेसेनेतील संघर्ष लपून राहीलेला नाही. डोंबिवलीत उद्धव ठाकरे यांच्या शिवसेनेला उमेदवार सापडत नसताना ऐनवेळी दिपेश म्हात्रे यांनी खासदार शिंदे यांची साथ कशी सोडली याची उलटसुलट चर्चा आहे. या पार्श्वभूमीवर रविंद्र चव्हाण यांच्या फेसबुक तसेच इन्टाग्राम अकाउंटवर दिवसभर सुरु असलेली पोस्ट जोरदार चर्चेत आहे. काय आहे हे रीलमधील संदेश.. रविंद्र चव्हाण यांना वाढदिवसाच्या शुभेच्छा देणाऱ्या या रील मधील संदेशात ‘कुणी पक्ष बदलले कुणी नेते बदलले, कुणी झेंडे बदलले, कुणी इमान बदलले, कुणी निष्ठा बदलली’ अशा वाक्याने सुरुवात आहे. ‘मात्र आम्ही ना कधी झेंडे बदलले, ना निष्ठा ना नेता , ना इमान. आणि म्हणूनच म्हणतो चमत्कार झाला नाही म्हणून देव बदलणारी अैालाद आमची नाही. अरे गद्दारांनो आमच्या सावलीच्या जवळ उभी रहाण्याची अैाकाद तुमची नाही’ असा थेट आणि स्पष्ट संदेश या रीलच्या माध्यमातून देण्यात आला आहे. दरम्यान हा संदेश नेमका कुणासाठी होता आणि या संदेशाचे मुळ कल्याण डोंबिवलीतील राजकीय सत्तासंघर्षात लपले आहे का असा सवालही आता उपस्थित केला जात आहे. 30 September Horoscope Durga Ashtami: दुर्गा अष्टमीचा पवित्र सण ३० सप्टेंबर, मंगळवार रोजी आहे. दुर्गा अष्टमीच्या दिवशी दुर्गामातेचं आठवं रूप, महागौरीची पूजा केली जाते. या वर्षी दुर्गा अष्टमी ५ राशींच्या लोकांसाठी खूप शुभ ठरू शकते. या दिवशी या लोकांवर महागौरीची कृपा होईल, ज्यामुळे त्यांना करिअरमध्ये नवीन संधी मिळेल आणि त्यांचे यश व कीर्ती वाढेल. चला तर मग पाहूया, दुर्गा अष्टमी कोणत्या ५ राशींच्या लोकांसाठी शुभ ठरेल.</w:t>
-      </w:r>
-    </w:p>
-    <w:p>
-      <w:pPr>
-        <w:pStyle w:val="Heading3"/>
-      </w:pPr>
-      <w:r>
-        <w:t>Article 7</w:t>
-      </w:r>
-    </w:p>
-    <w:p>
-      <w:r>
-        <w:t>Title: LIVE TV</w:t>
-      </w:r>
-    </w:p>
-    <w:p>
-      <w:r>
-        <w:t xml:space="preserve">URL: </w:t>
-      </w:r>
-      <w:hyperlink r:id="rId15">
-        <w:r>
-          <w:rPr>
-            <w:color w:val="0000FF"/>
-          </w:rPr>
-          <w:t>https://kokansadlive.com/kokan/vengurle/22794</w:t>
-        </w:r>
-      </w:hyperlink>
-    </w:p>
-    <w:p>
-      <w:r>
-        <w:t>Content: वेंगुर्ला : वैभव होडावडेकर मित्रमंडळ, भारतीय जनता पार्टी तुळस व भाजप युवा मोर्चा वेंगुर्ला आयोजित भारतीय जनता पार्टी प्रदेशाध्यक्ष रविंद्र चव्हाण यांच्या वाढदिवसानिमित्त शुक्रवार दिनांक १९ व शनिवार दिनांक २० सप्टेंबर २०२५ रोजी राज्यस्तरीय भव्य संगीत निमंत्रित भजन स्पर्धा २०२५ चे आयोजन करण्यात आले आहे. सिंधुदुर्ग जिल्ह्यात प्रथमच या सर्वांत मोठ्या राज्यस्तरीय संगीत निमंत्रित भजन स्पर्धेचे आयोजन करण्यात आले आहे.प्रदेशाध्यक्ष चषक २०२५ या नावाने घेण्यात येणारी ही भव्य भजन स्पर्धा तुळस येथील उत्सव हॉल येथे संपन्न होणार आहे. या स्पर्धेत मुंबई, ठाणे, रत्नागिरी, सिंधुदुर्ग मधील नामवंत बुवा सहभागी होणार आहेत. या स्पर्धेसाठी प्रथम पारितोषिक रोख २१ हजार व आकर्षक प्रदेशाध्यक्ष चषक, व्दितीय पारितोषिक रोख १५ हजार, तृतीय पारितोषिक रोख ११ हजार, उत्तेकजनार्थ प्रथम रोख ७ हजार, उत्तेतजनार्थ व्दितीय रोख ५ हजार, उत्तेनजनार्थ तृतीय रोख ३ हजार व सर्वांना आकर्षक चषक देऊन सन्मानित करण्यात येणार आहे. तसेच या स्पर्धेसाठी उत्कृष्ट गायक, उत्कृष्ट पखवाज, उत्कृष्ट तबला, उत्कृष्ट कोरस, उत्कृष्ट झांज वादक, शितबद्ध संघ, उत्कृष्ट हार्मोनियम, उत्कृष्ट गजर अशी वैयक्तिक रोख पारितोषिके व आकर्षक चषक देण्यात येणार आहे. तसेच अचूक तीन नंबर सांगणा-या प्रथम, द्वितीय ,तृतीय भाग्यवान स्पर्धेच्या ठिकाणी उपस्थित प्रेक्षकांस आकर्षक भेटवस्तू देऊन सन्मानित करण्यात येणार आहे. भजन रसिकांसाठी ही स्पर्धा कोकणसाद लाईव्ह चॅनल वर थेट लाईव्ह दाखवण्यात येणार आहे. तरी भजन रसिकांनी या स्पर्धेचा लाभ घ्यावा असे आवाहन आयोजकांच्या वतीने करण्यात आले आहे. वेंगुर्ला : वैभव होडावडेकर मित्रमंडळ, भारतीय जनता पार्टी तुळस व भाजप युवा मोर्चा वेंगुर्ला आयोजित भारतीय जनता पार्टी प्रदेशाध्यक्ष रविंद्र चव्हाण यांच्या वाढदिवसानिमित्त शुक्रवार दिनांक १९ व शनिवार दिनांक २० सप्टेंबर २०२५ रोजी राज्यस्तरीय भव्य संगीत निमंत्रित भजन स्पर्धा २०२५ चे आयोजन करण्यात आले आहे. सिंधुदुर्ग जिल्ह्यात प्रथमच या सर्वांत मोठ्या राज्यस्तरीय संगीत निमंत्रित भजन स्पर्धेचे आयोजन करण्यात आले आहे. प्रदेशाध्यक्ष चषक २०२५ या नावाने घेण्यात येणारी ही भव्य भजन स्पर्धा तुळस येथील उत्सव हॉल येथे संपन्न होणार आहे. या स्पर्धेत मुंबई, ठाणे, रत्नागिरी, सिंधुदुर्ग मधील नामवंत बुवा सहभागी होणार आहेत. या स्पर्धेसाठी प्रथम पारितोषिक रोख २१ हजार व आकर्षक प्रदेशाध्यक्ष चषक, व्दितीय पारितोषिक रोख १५ हजार, तृतीय पारितोषिक रोख ११ हजार, उत्तेकजनार्थ प्रथम रोख ७ हजार, उत्तेतजनार्थ व्दितीय रोख ५ हजार, उत्तेनजनार्थ तृतीय रोख ३ हजार व सर्वांना आकर्षक चषक देऊन सन्मानित करण्यात येणार आहे. तसेच या स्पर्धेसाठी उत्कृष्ट गायक, उत्कृष्ट पखवाज, उत्कृष्ट तबला, उत्कृष्ट कोरस, उत्कृष्ट झांज वादक, शितबद्ध संघ, उत्कृष्ट हार्मोनियम, उत्कृष्ट गजर अशी वैयक्तिक रोख पारितोषिके व आकर्षक चषक देण्यात येणार आहे. तसेच अचूक तीन नंबर सांगणा-या प्रथम, द्वितीय ,तृतीय भाग्यवान स्पर्धेच्या ठिकाणी उपस्थित प्रेक्षकांस आकर्षक भेटवस्तू देऊन सन्मानित करण्यात येणार आहे. भजन रसिकांसाठी ही स्पर्धा कोकणसाद लाईव्ह चॅनल वर थेट लाईव्ह दाखवण्यात येणार आहे. तरी भजन रसिकांनी या स्पर्धेचा लाभ घ्यावा असे आवाहन आयोजकांच्या वतीने करण्यात आले आहे. Copyright © 2022 Kokansaad live | All rights reserved Website Designed &amp; Developed by Team Inertia Technologies</w:t>
-      </w:r>
-    </w:p>
-    <w:p>
-      <w:pPr>
-        <w:pStyle w:val="Heading3"/>
-      </w:pPr>
-      <w:r>
-        <w:t>Article 8</w:t>
-      </w:r>
-    </w:p>
-    <w:p>
-      <w:r>
-        <w:t>Title: Vaibhav Khedekar to Join BJP? वैभव खेडेकरांचा भाजप प्रवेश?राणे पिता-पुत्रांच्या उपस्थितीत प्रवेशाची शक्यता</w:t>
-      </w:r>
-    </w:p>
-    <w:p>
-      <w:r>
-        <w:t xml:space="preserve">URL: </w:t>
-      </w:r>
-      <w:hyperlink r:id="rId16">
-        <w:r>
-          <w:rPr>
-            <w:color w:val="0000FF"/>
-          </w:rPr>
-          <w:t>https://www.navakal.in/news/vaibhav-khedekar-to-join-bjp-news/</w:t>
-        </w:r>
-      </w:hyperlink>
-    </w:p>
-    <w:p>
-      <w:r>
-        <w:t>Content: Vaibhav Khedekar to Join BJP? – मनसेतून (MNS)हकालपट्टी झालेले खेड नगरपालिकेचे माजी नगराध्यक्ष वैभव खेडेकर (Vaibhav Khedekar) यांचा उद्या भाजपात... Vaibhav Khedekar to Join BJP? – मनसेतून (MNS)हकालपट्टी झालेले खेड नगरपालिकेचे माजी नगराध्यक्ष वैभव खेडेकर (Vaibhav Khedekar) यांचा उद्या भाजपात प्रवेश होणार असल्याचे सांगितले जात आहे. भाजपच्या (BJP) मुख्यालयात प्रदेशाध्यक्ष रविंद्र चव्हाण (Ravindra Chavhan)यांच्या उपस्थितीत होणा-या या प्रवेश सोहळ्यास माजी मुख्यमंत्री व खासदार नारायण राणे, मत्यव्यवसाय मंत्री नितीश राणे यांचीही विशेष उपस्थिती राहील, अशी माहिती आहे. यापूर्वी खेडेकरांच्या भाजप पक्ष प्रवेशासाठी ४ सप्टेंबर ही तारीख जाहीर करण्यात आली होती. मात्र ऐनवेळी हा पक्ष प्रवेश पुढे ढकलण्यात आल्याने उद्या तरी खेडेकरांचा भाजप प्रवेश होणार की नाही, याबाबत साशंकता व्यक्त केली जात आहे. पक्षविरोधी कारवाया केल्याचा ठपका ठेवत खेडकर यांची २५ ऑगस्ट रोजी मनसेतून हकालपट्टी करण्यात आली होती. गाडी सजली, प्रवेश लांबला राज्यात मराठा आणि ओबीसी आरक्षणासंदर्भातील मुद्द्यामुळे वातावरण संवेदनशील आहे. यामुळेच आपल्या भाजपा प्रवेशाची तारीख पुढे ढकलण्यात आली असल्याचा खुलासा तेव्हा खेडेकरांनी केला होता.कोकणात खेडेकर यांचा पक्षप्रवेश मोठ्या उत्साहात साजरा होणार होता. कार्यकर्त्यांनी त्यांच्या स्वागतासाठी केलेली खास वाहन सजावट चर्चेचा विषय ठरली. या वाहनावर कोकणचा ढाण्या वाघ माननीय वैभव खेडेकर यांचा जाहीर प्रवेश असे लिहिले होते . त्यावर खेडेकर यांचा फेटा घातलेला फोटो आणि भाजपाचे पक्षचिन्ह ठळकपणे झळकत होते. रामदास कदमांना आव्हानभाजपची खेळी (Challenge to Ramdas Kadam) खेड-दापोलीच्या राजकारणात शिवसेना(शिंदे) गटाचे नेते रामदास कदम आणि खेडेकर हे एकमेकांचे कट्टर प्रतिस्पर्धी म्हणून ओळखले जातात. खेडेकरांना भाजपात घेऊन माजी मंत्री रामदास कदम यांच्या वर्चस्वाला आव्हान देण्याची खेळी भाजपतर्फे खेळली जात आहे. महाविकास आघाडी सरकारच्या काळात मनसेच्या खेडेकर यांना राष्ट्रवादी काँग्रेसचे खासदार सुनिल तटकरे यांच्याकडून मोठ्या प्रमाणात शासकीय निधी दिला गेला. पण सत्तेत सहभागी असलेल्या शिवसेनेला निधी मिळत नसल्याची जाहीर तक्रार रामदास कदम यांनी तेव्हा केली होती. खेड नगरपालिकेत त्यांची एकेकाळी एकहाती सत्ता होती. त्यांची ही सत्ता गेल्यानंतर गेल्या नगरपालिका निवडणुकीत त्यांनी व त्यांच्या समर्थकांनी अफक्ष निवडणूक लढवली होती. या निवडणुकीत ते नगराध्यक्ष निवड़ून आले. मात्र त्यांच्या समर्थकांना अपेक्षित यश मिळू शकले नाही. याच काळात त्यांच्या अनेक विश्वासू कार्यकर्त्यांनी त्यांची साथ सोडून शिवसेना शिंदे गट, शिवसेना ठाकरे गटासह अन्य पक्षांमध्ये प्रवेश केला. भ्रष्टाचाराचे गंभीर आरोप (Corruption Allegations) नगराध्यक्ष पदाची त्यांची मुदत संपल्यावर त्यांच्यावर २० हून अधिक प्रकरणी भ्रष्टाचाराचे गंभीर आरोप झाले होते. काही प्रकरणी त्यांच्यावर गुन्हेही दाखल झाले आहेत. तसेच त्यांना न्यायालयाने नगरपालिकेची निवडणूक लढण्यास मनाई केली होती. रामदास कदम यांनीही त्यांच्यावर गंभीर आरोप केले होते. हे देखील वाचा – उत्तर प्रदेशमध्ये जातींवर आधारित राजकीय मोर्चे काढण्यावर बंदी क्लबमध्ये मुलींसाठी सुविधा हव्यात!सचिन तेंडुलकर यांचे आवाहन लॅपटॉपवर तब्बल 30 हजारांची सूट, Flipkart च्या सेलमध्ये धमाकेदार डील Add. Display : +91 8108116423 / +91 8108116429 | Classified : +91 8422817445</w:t>
-      </w:r>
-    </w:p>
-    <w:p>
-      <w:pPr>
-        <w:pStyle w:val="Heading3"/>
-      </w:pPr>
-      <w:r>
-        <w:t>Article 9</w:t>
-      </w:r>
-    </w:p>
-    <w:p>
-      <w:r>
-        <w:t>Title: रत्नागिरीत मनसेला धक्का; बडा नेता भाजपच्या गळाला लागला, शेकडो कार्यकर्त्यांसह पक्षप्रवेश होणार</w:t>
-      </w:r>
-    </w:p>
-    <w:p>
-      <w:r>
-        <w:t xml:space="preserve">URL: </w:t>
-      </w:r>
-      <w:hyperlink r:id="rId17">
-        <w:r>
-          <w:rPr>
-            <w:color w:val="0000FF"/>
-          </w:rPr>
-          <w:t>https://saamtv.esakal.com/maharashtra/vaibhav-khedekar-to-lead-former-mns-leaders-into-bjp-in-mumbai-ceremony-latest-politics-bdk97</w:t>
-        </w:r>
-      </w:hyperlink>
-    </w:p>
-    <w:p>
-      <w:r>
-        <w:t>Content: रत्नागिरीत मनसेला धक्का वैभव खेडेकर भाजपात जाणार शेकडो कार्यकर्त्यांसह पक्षप्रवेश होणार. आगामी स्थानिक स्वराज्य संस्थांच्या निवडणुका काही महिन्यांतच पार पडतील. सर्वोच्च न्यायालयानं राज्य सरकारला जानेवारी अखेरपर्यंत निवडणुका घेण्याचे आदेश दिले होते. यानंतर राज्यात राजकीय वारे वेगानं वाहू लागले आहेत. फोडाफोडीचं राजकारण सुरू असताना रत्नागिरीत मनसेला धक्का बसला आहे. मनसेचा बडा नेता भाजप पक्षात प्रवेश करणार आहे. रत्नागिरीत मनसेला मोठं खिंडार पडलं आहे. नेते वैभव खेडेकर यांच्यासह शेकडो मनसे कार्यकर्त्यांनी मनसे पक्षाला सोडचिठ्ठी देण्याचा निर्णय घेतला आहे. उद्या मुंबईतील भाजप कार्यालयात खेडेकर शेकडो मनसे कार्यकर्ते आणि पदाधिकाऱ्यांसह पक्षप्रवेश करणार आहेत. दुपारी तीन वाजता हा पक्षप्रवेश सोहळा पार पडेल. नरिमन पॉईंट येथील भाजप कार्यालयात भाजपाचे प्रदेशाध्यक्ष रवींद्र चव्हाण यांच्या प्रमुख उपस्थितीत हा पक्षप्रवेश सोहळा पार पडणार आहे. या पक्षप्रवेश सोहळ्यावेळी मंत्री नितेश राणे आणि खासदार नारायण राणे देखील हजर राहण्याची माहिती समोर आली आहे. खेडेकरांसह मनसेचे माजी जिल्हाध्यक्ष, रत्नागिरी शहरातील काही प्रमुख पदाधिकारी, वाहतूक सेनेचे पदाधिकारी यांचाही भाजपमध्ये पक्षप्रवेश होणार आहे. आज दुपारी चार वाजता मनसेचे पदाधिकारी रत्नागिरीतून जोरदार शक्ती प्रदर्शन करत भाजप प्रवेशासाठी मुंबईच्या दिशेने निघणार आहेत. आज त्यांचा खेडमध्ये मुक्काम असणार आहे. उद्या सकाळी वैभव खेडेकर यांच्यासह सर्व पदाधिकारी मुंबईच्या दिशेने एकत्रित रवाना होणार आहेत. सकाळ+चे सदस्य व्हा शॉपिंगसाठी 'सकाळ प्राईम डील्स'च्या भन्नाट ऑफर्स पाहण्यासाठी क्लिक करा. Read Marathi news and watch Live TV. Breaking news from Maharashtra, India, Pune, Mumbai, Politics, Entertainment, Sports, Lifestyle at SaamTV. Get Live Marathi news on Mobile. Download the Saam Tv app for Android and IOS. Follow Us Copyright © 2025 Sakal Media Group – All Rights Reserved Powered by Quintype</w:t>
-      </w:r>
-    </w:p>
-    <w:p>
-      <w:pPr>
-        <w:pStyle w:val="Heading3"/>
-      </w:pPr>
-      <w:r>
-        <w:t>Article 10</w:t>
-      </w:r>
-    </w:p>
-    <w:p>
-      <w:r>
-        <w:t>Title: मावळच्या राजकारणातील सर्वात मोठे पक्षांतर ! काँग्रेस, राष्ट्रवादीसह अनेक पक्षांना खिंडार ; बापूसाहेब भेगडे यांच्या शेकडो समर्थकांचा भाजपात प्रवेश</w:t>
-      </w:r>
-    </w:p>
-    <w:p>
-      <w:r>
-        <w:t xml:space="preserve">URL: </w:t>
-      </w:r>
-      <w:hyperlink r:id="rId18">
-        <w:r>
-          <w:rPr>
-            <w:color w:val="0000FF"/>
-          </w:rPr>
-          <w:t>https://dainikmaval.com/hundreds-of-bapu-bhegde-supporters-join-bjp-in-maval-taluka-ravindra-chavan-bala-bhegde-ramdas-kakade/</w:t>
-        </w:r>
-      </w:hyperlink>
-    </w:p>
-    <w:p>
-      <w:r>
-        <w:t>Content: Photo Courtesy : Team Dainik Maval Dainik Maval News : मावळ तालुक्याच्या राजकीय इतिहासातील सर्वांत मोठे पक्षांत आज (दि. १५) पाहायला मिळाले. मावळ तालुक्यातील जुणे जाणते नेतृत्व बापूसाहेब भेगडे यांच्या समर्थकांचा मोठा गट आज (सोमवार, दि. १५ सप्टेंबर) भाजपवासी झाला. रविवारी घेतलेल्या पत्रकार परिषदेनुसार सोमाटणे फाटा (ता. मावळ) ते मुंबई पर्यंत भव्य रॅली काढून शेवटी भाजपा पक्ष कार्यालयात प्रदेशाध्यक्ष रवींद्र चव्हाण यांच्या उपस्थितीत नेत्यांनी भाजपाचा झेंडा हाती घेतला. भारतीय जनता पार्टीत प्रवेश केलेल्या नेत्यांमध्ये रामदास काकडे, बाबुराव वायकर, सुभाष जाधव, किशोर भेगडे, सचिन घोटकुले या प्रमुख नेत्यांचा समावेश असून यांच्यासह आतिष परदेशी, संग्राम काकडे, शिवाजी आसवले, संतोष मुऱ्हे, प्रवीण काळोखे, तुषार भेगडे, अरूण माने, अरूण चव्हाण, तनुजा जगनाडे अशा इतरही प्रमुख नेत्यांचा सहभाग आहे. सोमवारी (दि. १५) दुपारी हा पक्षप्रवेशाचा सोहळा भाजपा पक्ष कार्यालयात पार पडला. यावेळी प्रदेशाध्यक्ष रवींद्र चव्हाण यांच्यासह नवनाथ बन, माजी राज्यमंत्री बाळा भेगडे, प्रदीप कंद, रवींद्र भेगडे, गणेश भेगडे, भाऊ गुंड, भाजपाचे मावळमधील मंडल प्रमुख व इतर मान्यवर उपस्थित होते. पक्ष प्रवेश झाल्यानंतर सर्व प्रमुख नेत्यांनी आपले मनोगत व्यक्त केले. तसेच नव्याने प्रवेश केलेल्या नेत्यांनी भाजपा पक्षाच्या वाढीसाठी मावळात प्रयत्न करण्याचा विश्वास दिला. बापूसाहेब भेगडे यांची भूमिका गुलदस्त्यात : दरम्यान मावळमधील बापूसाहेब भेगडे यांच्या समर्थकांचा जाहीर पक्षप्रवेश झाल्यानंतर बापूसाहेब भेगडे यांचा प्रवेश मात्र अजून न झाल्याने चर्चांना उधान आले आहे. परंतु मिळालेल्या माहितीनुसार बापूसाहेब भेगडे हे बाहेरगावी असल्याने ते मावळात आल्यावर मोठ्या सोहळ्यासह ते भाजपात पक्षप्रवेश करणार असल्याची माहिती मिळत आहे. भाजपात प्रवेश केलेल्या नेत्यांची यादी : रामदास काकडे, बाबुराव वायकर, सुभाष जाधव, किशोर भेगडे, सचिन घोटकुले, आतिष परदेशी, संग्राम काकडे, शिवाजी आसवले, संतोष मुऱ्हे, प्रवीण काळोखे, तुषार भेगडे, अरूण माने, अरूण चव्हाण, तनुजा जगनाडे, बॉबी डिका, बाजीराव वाजे, कैलास खांडभोर, प्रवीण काळोखे, जयेश मोरे, गिरिष कांबळे, साईनाथ मांडेकर, शरद कुटे, दिलीप राक्षे, विशाल पवार, सचिन भेगडे, भाऊसाहेब मावकर, समीर कोयते, विक्रांत बुट्टे, सचिन भुम्बक, कैलास गायकवाड, चंद्रकांत प्रचंड, बापू दरेकर, समीर सतुल, नंदकुमार गराडे, सतीश भेगडे, रामदास ठोंबरे, सोपान भांगरे, शंकर भेगडे, अशोक भांगरे, मुरलीधर गराडे, सोमनाथ पिंगळे, रमेश जाचक, नितीन जांभळे, बापू उर्फ विशाल कदम, अभिजित काळोखे, संदीप पठारे, रविंद्र घोटकुले, बाळासाहेब काजळे, सुनील काजळे, काळुराम लालगुडे, आनंता ढवळे यांसह इतरही अनेकांनी भाजपात प्रवेश केला आहे. ( मावळ तालुक्यातील प्रत्येक घडामोडीची अपडेट मिळवा दैनिक मावळच्या व्हॉट्सअ‍ॅप चॅनेलवर ) अधिक वाचा – – आमदार सुनील शेळके यांच्या उपस्थितीत जिल्हाधिकारी कार्यालयात ग्लास स्काय वॉक प्रकल्पाबाबत विशेष बैठक संपन्न । Lonavala Glass Sky Walk – अल्पवयीन मुली, महिलांचे अपहरण करून त्यांच्यावर लैंगिक अत्याचार करणारा सराईत गुन्हेगार जेरबंद ; पुणे ग्रामीण पोलिसांची मोठी कामगिरी – उर्से खिंडीत गणेशमूर्ती आढळल्याने खळबळ; संकलित केलेल्या मूर्तींचे योग्य प्रकारे विसर्जन न केल्याने नागरिकांचा संताप । Maval News – अजित पवार यांच्या सूचनेनंतर चाकणमधील अतिक्रमणविरोधी कारवाईला वेग ; पीएमआरडीएकडून कारवाई सुरू । Chakan News Dainik Maval is a leading media house in the Maval Taluka. We focus on all types of news : Political, Social, Educational etc. Covering Maval Taluka And Areas of Pune City, District as well. Currently, we are focusing on Web-based, Video-based Content. In the last One Year, Dainik Maval is the most read news portal in the Maval Taluka according to the official statistics of Google. Your email address will not be published. Required fields are marked * Comment * Name * Email * Website Save my name, email, and website in this browser for the next time I comment. Δ © 2023 Website Design by Tushar Bhambare. Login to your account below Remember Me Please enter your username or email address to reset your password. © 2023 Website Design by Tushar Bhambare.</w:t>
-      </w:r>
-    </w:p>
-    <w:p>
-      <w:pPr>
-        <w:pStyle w:val="Heading3"/>
-      </w:pPr>
-      <w:r>
-        <w:t>Article 11</w:t>
-      </w:r>
-    </w:p>
-    <w:p>
-      <w:r>
-        <w:t>Title: बापूसाहेब भेगडे यांच्या नेतृत्वात मावळ तालुक्यातील हजारो समर्थक आज भाजपात पक्षप्रवेश करणार । Maval News</w:t>
-      </w:r>
-    </w:p>
-    <w:p>
-      <w:r>
-        <w:t xml:space="preserve">URL: </w:t>
-      </w:r>
-      <w:hyperlink r:id="rId19">
-        <w:r>
-          <w:rPr>
-            <w:color w:val="0000FF"/>
-          </w:rPr>
-          <w:t>https://dainikmaval.com/supporters-from-maval-taluka-under-leadership-of-bapusaheb-bhegde-will-join-bjp-today/</w:t>
-        </w:r>
-      </w:hyperlink>
-    </w:p>
-    <w:p>
-      <w:r>
-        <w:t>Content: Photo Courtesy : Team Dainik Maval Dainik Maval News : मावळ तालुक्याच्या राजकारणात मोठी उलथापालथ होताना पाहायला मिळत आहे. राष्ट्रवादी काँग्रेल पक्षाचे एकेकाळचे खंदे नेतृत्व व अजित पवार यांचे विश्वासू समजले जाणारे बापूसाहेब भेगडे हे आता भाजपात पक्षप्रवेश करणार असल्याचे समजत आहे. त्यांच्या समर्थकांनी रविवारी पत्रकार परिषद घेऊन दिलेल्या माहितीनुसार बापूसाहेब भेगडे यांच्या नेतृत्वात त्यांचे हजारो समर्थक आज, सोमवार (१५ सप्टेंबर) रोजी भाजपमध्ये प्रवेश करणार आहेत. भाजपचे प्रदेशाध्यक्ष रवींद्र चव्हाण यांच्या उपस्थितीत मुंबई येथील पक्ष कार्यालयात हा पक्ष प्रवेश होणार आहे. नेमके कोणकोणते पदाधिकारी प्रवेश करणार याबाबत उत्सुकता आहे. त्यामुळे पुढील राजकीय समीकरणांवर याचा परिणाम होणार असल्याची चर्चा सध्या रंगली आहे. देशात पंतप्रधान नरेंद्र मोदी यांचे तर राज्यात देवेंद्र फडणवीस यांचे सर्व समावेशक नेतृत्व आहे, या नेतृत्वावर विश्वास ठेवून भाजपाचे प्रदेशाध्यक्ष रविंद्र चव्हाण यांच्या उपस्थितीत मावळ तालुक्यातील बापूसाहेब भेगडे समर्थक बापूसाहेब भेगडे यांच्या नेतृत्वात सोमवार (दि. १५) भारतीय जनता पक्षामध्ये प्रवेश करणार असल्याची माहिती संत तुकाराम सहकारी साखर कारखान्याचे माजी संचालक सुभाषराव जाधव यांनी पत्रकार परिषदेत दिली. भाजप पक्षप्रवेशाच्या पार्श्वभूमीवर रविवारी (दि १४) वडगाव मावळ येथे सकाळी ११ वा. घेतलेल्या पत्रकार परिषदेत संत तुकाराम सहकारी साखर कारखान्याचे माजी संचालक सुभाषराव जाधव यांनी ही माहिती दिली. या पत्रकार परिषदेला जिल्हा परिषद कृषी व पशुसंवर्धनचे माजी सभापती बाबुराव वायकर, जिल्हा परिषदेच्या समाजकल्याणचे माजी सभापती अतिश परदेशी, तळेगाव दाभाडे नगरपरिषदेचे माजी विरोधी पक्षनेते किशोर भेगडे,मावळ पंचायत समितीचे माजी गटनेते सचिन घोटकुले, खरेदी विक्री संघाचे सभापती शिवाजी असवले,उद्योजक संतोष मु-हे,माजी सरपंच कैलास खांडभोर उपस्थित होते. भारतीय जनता पक्षात प्रवेश करणारे हे सर्वजण पूर्वी राष्ट्रवादी काँग्रेस पक्षात होते मात्र विधानसभेच्या निवडणुकीच्या वेळी ह्या गटाने अपक्ष उमेदवार बापूसाहेब भेगडे यांचे काम केले होते. तोच गट भाजपात प्रवेश करणार आहे. मुंबई येथील भारतीय जनता पक्ष कार्यालयात हा पक्षप्रवेश होणार आहे. सोमवारी सकाळी सोमाटणे फाटा येथून भेगडे समर्थक पक्ष प्रवेशासाठी मुंबईला रवाना होणार आहे. नेमके किती भेगडे समर्थक पक्ष प्रवेश करणार आहेत याबाबत उत्सुकता कायम आहे. ( मावळ तालुक्यातील प्रत्येक घडामोडीची अपडेट मिळवा दैनिक मावळच्या व्हॉट्सअ‍ॅप चॅनेलवर ) अधिक वाचा – – आमदार सुनील शेळके यांच्या उपस्थितीत जिल्हाधिकारी कार्यालयात ग्लास स्काय वॉक प्रकल्पाबाबत विशेष बैठक संपन्न । Lonavala Glass Sky Walk – अल्पवयीन मुली, महिलांचे अपहरण करून त्यांच्यावर लैंगिक अत्याचार करणारा सराईत गुन्हेगार जेरबंद ; पुणे ग्रामीण पोलिसांची मोठी कामगिरी – उर्से खिंडीत गणेशमूर्ती आढळल्याने खळबळ; संकलित केलेल्या मूर्तींचे योग्य प्रकारे विसर्जन न केल्याने नागरिकांचा संताप । Maval News – अजित पवार यांच्या सूचनेनंतर चाकणमधील अतिक्रमणविरोधी कारवाईला वेग ; पीएमआरडीएकडून कारवाई सुरू । Chakan News Dainik Maval is a leading media house in the Maval Taluka. We focus on all types of news : Political, Social, Educational etc. Covering Maval Taluka And Areas of Pune City, District as well. Currently, we are focusing on Web-based, Video-based Content. In the last One Year, Dainik Maval is the most read news portal in the Maval Taluka according to the official statistics of Google. Your email address will not be published. Required fields are marked * Comment * Name * Email * Website Save my name, email, and website in this browser for the next time I comment. Δ © 2023 Website Design by Tushar Bhambare. Login to your account below Remember Me Please enter your username or email address to reset your password. © 2023 Website Design by Tushar Bhambare.</w:t>
-      </w:r>
-    </w:p>
-    <w:p>
-      <w:pPr>
-        <w:pStyle w:val="Heading3"/>
-      </w:pPr>
-      <w:r>
-        <w:t>Article 12</w:t>
-      </w:r>
-    </w:p>
-    <w:p>
-      <w:r>
-        <w:t>Title: Bjp News : महाराष्ट्र भाजपवर चंद्रशेखर बावनकुळेंची जादू कायम; प्रदेशाध्यक्ष रवींद्र चव्हाण 15 दिवसांत घेणार मोठा निर्णय</w:t>
-      </w:r>
-    </w:p>
-    <w:p>
-      <w:r>
-        <w:t xml:space="preserve">URL: </w:t>
-      </w:r>
-      <w:hyperlink r:id="rId20">
-        <w:r>
-          <w:rPr>
-            <w:color w:val="0000FF"/>
-          </w:rPr>
-          <w:t>https://sarkarnama.esakal.com/maharashtra/maharashtra-bjp-chandrashekhar-bawankule-magic-continues-ravindra-chavan-big-decision-15-days-sw79</w:t>
-        </w:r>
-      </w:hyperlink>
-    </w:p>
-    <w:p>
-      <w:r>
-        <w:t>Content: Mumbai News : भाजपचे प्रदेशाध्यक्ष रवींद्र चव्हाण यांना पदभार स्वीकारून अडीच महिने झाले आहेत. मात्र, त्यानंतरही महसूलमंत्री चंद्रशेखर बावनकुळे यांचे पक्षावरील गारुड कायम आहे. बावनकुळे यांच्या काळात नेमण्यात आलेल्या कार्यकारणीसोबत ते काम करीत असल्याने त्याचा परिणाम जाणवत आहे. चव्हाण यांना येत्या काळात नवीन कार्यकारिणी नियुक्त करायची आहे. त्यासाठी प्रत्येक विभागातून त्याच उद्देशाने नावे मागविण्यात आली आहेत. त्यामुळे ही नावे मिळताच येत्या पंधरा दिवसाच्या काळात प्रदेश भाजपची नवी कार्यकारिणी अस्त्तित्वात येणार आहे. त्यानंतर खऱ्या अर्थाने रवींद्र चव्हाण यांना मनाप्रमाणे काम करणे सोपे जाणार आहे. आगामी काळात होत असलेल्या स्थानिक स्वराज्य संस्थेच्या निवडणुका डोळयांसमोर ठेवून गेल्या सहा महिन्यात काँग्रेस, भाजप (BJP) व राष्ट्रवादी काँग्रेस शरदचंद्र पवार पक्षाने प्रदेशाध्यक्ष बदलले आहेत. भाजपकडून गेल्या अनेक दिवसापासून संघटनात्मक निवडणुका पार पडल्यानंतर भाजपच्या प्रदेशाध्यक्ष पदाची सूत्रे रवींद्र चव्हाण यांनी हाती घेतली आहेत. त्यांनी पदभार स्वीकारून अडीच ते तीन महिन्याचा कालावधी झाला आहे. मात्र, त्यांच्या मनाप्रमाणे कामी करताना अडचणी येत आहेत. त्यामुळेच आता प्रदेश कार्यकारिणीसाठी राज्यातील प्रत्येक विभागातून नावे मागवली आहेत. येत्या पंधरा दिवसात प्रदेश भाजपचे नवीन कार्यकारिणी झाल्यानंतर रवींद्र चव्हाण (Ravindra Chavan) मांडपक्की करतील असे दिसते. तीन महिन्यापूर्वी जरी चंदरशेखर बावनकुळे यांनी प्रदेशाध्यक्षपदाचा राजीनामा दिला आहे. मात्र, या पदावरून बावनकुळे अजूनही मनाने मोकळे झाले नाहीत. गेली अनेक वर्ष त्यांनी या पदावर काम केले आहे त्यामुळे साहजिक ही आहे. त्यांनीच वाढवलेल्या झाडाच्या सावलीकडे राहणे कोणालाही पसंत पडते. त्यामुळेच भाजपमध्ये रवींद्र चव्हाण मात्र अजूनही अडचणीतच दिसत आहेत. प्रदेशाध्यक्ष पदाची सूत्रे चव्हाण यांनी जरी हाती घेतली असली तरी कार्यकारिणीवर बावनकुळे यांचे वर्चस्व अद्याप दिसून येते. त्याचमुळे आता येत्या काळात नवी कार्यकारिणी निवडली जाणार आहे. त्यासाठी सर्वच जिल्ह्यातून नावे मागवली आहेत. ही नावे आल्यानंतर नवीन कार्यकारिणीची घोषणा करण्यात येणार आहे. त्यामध्ये चव्हाण समर्थक मंडळी राहणार असल्याने येत्या काळात काम करताना अडचणी येणार नाहीत. येत्या चार महिन्याच्या कालावधीत जिल्हा परिषद, पंचायत समिती, नगरपालिका, नगरपंचायती व महानगरपालिकांची निवडणूक होणार आहे. त्यामुळे सर्वांचे त्याकडे लक्ष लागले आहे. सर्वच पक्षाकडून तयारी केली जात आहे. भाजपने देखील जोमाने तयारी सुरु केली आहे. रवींद्र चव्हाणांपुढे आव्हानांची शर्यत नव्या कार्यकारिणीशिवाय प्रदेशाध्यक्षांना निर्णय घेण्यासाठी आणि पक्षाचे कामकाज प्रभावीपणे चालवण्यासाठी अनेक अडचणी येतात. त्यांना त्यांच्याच टीमसोबत काम करण्याची संधी मिळत नाही. यामुळे, बावनकुळेंच्या टीमसोबत काम करत असताना त्यांना अनेक महत्त्वाचे निर्णय घेण्याआधी विचार करावा लागत आहे. हीच स्थिती "अडथळ्यांची शर्यत" म्हणून पाहिली जात आहे. लवकरच नव्या कार्यकारिणीची घोषणा पक्षश्रेष्ठींकडून लवकरच नव्या कार्यकारिणीची घोषणा होण्याची शक्यता आहे. रवींद्र चव्हाण हे देवेंद्र फडणवीस यांच्या जवळचे मानले जातात. त्यामुळे नव्या कार्यकारिणीत फडणवीस आणि चव्हाण यांच्या सहमतीनेच निर्णय घेतला जाईल, असे म्हटले जाते. नव्या कार्यकारिणीची घोषणा झाल्यानंतरच रवींद्र चव्हाण खऱ्या अर्थाने भाजप प्रदेशाध्यक्ष म्हणून आपली 'छाप' पाडू शकतील, असे राजकीय निरीक्षकांचे म्हणणे आहे. सरकारनामाचे सदस्य व्हा शॉपिंगसाठी 'सकाळ प्राईम डील्स'च्या भन्नाट ऑफर्स पाहण्यासाठी क्लिक करा. Read Latest Marathi Political News, Breaking Political News from Maharashtra, India, Pune &amp; Mumbai at Sarkarnama. To Get Live Political Marathi News on Mobile, Download the Sarkarnama Mobile App for Android and IOS. सरकारनामा आता सर्व सोशल मीडिया प्लॅटफॉर्मवर. ताज्या राजकीय घडामोडींसाठी फेसबुक, ट्विटर, इन्स्टाग्राम, शेअर चॅट, टेलिग्रामवर आणि व्हॉट्सॲप आम्हाला फॉलो करा. तसेच, सरकारनामा यूट्यूब चॅनेलला आजच सबस्क्राइब करा. Follow Us Copyright © 2025 Sakal Media Group – All Rights Reserved Powered by Quintype वेबसाईटवर ब्राउझिंगचा अनुभव सर्वोत्तम असावा, यासाठी आम्ही कुकीजचा वापर करतो. कुकीजमुळे तुम्हाला तुमच्या आवडत्या मजकुराची शिफारस करता येते. आमचे गोपनीयता आणि कुकीजसंदर्भातील धोरण तुम्हाला मान्य आहे.</w:t>
-      </w:r>
-    </w:p>
-    <w:p>
-      <w:pPr>
-        <w:pStyle w:val="Heading3"/>
-      </w:pPr>
-      <w:r>
-        <w:t>Article 13</w:t>
-      </w:r>
-    </w:p>
-    <w:p>
-      <w:r>
-        <w:t>Title: PM Modi Birthday : मोदींच्या वाढदिवसानिमित्त भाजपच्या जुन्या कल्याण शहर मंडळातर्फे स्वच्छता आणि वृक्षारोपण अभियान</w:t>
-      </w:r>
-    </w:p>
-    <w:p>
-      <w:r>
-        <w:t xml:space="preserve">URL: </w:t>
-      </w:r>
-      <w:hyperlink r:id="rId21">
-        <w:r>
-          <w:rPr>
-            <w:color w:val="0000FF"/>
-          </w:rPr>
-          <w:t>https://www.navarashtra.com/maharashtra/on-the-occasion-of-modi-birthday-a-cleanliness-and-tree-plantation-campaign-was-organized-by-the-old-bjp-kalyan-city-committee-993381.html</w:t>
-        </w:r>
-      </w:hyperlink>
-    </w:p>
-    <w:p>
-      <w:r>
-        <w:t>Content: मोदींच्या वाढदिवसानिमित्त भाजपच्या जुन्या कल्याण शहर मंडळातर्फे स्वच्छता आणि वृक्षारोपण अभियान कल्याण : देशाचे पंतप्रधान नरेंद्र मोदी यांच्या 75 व्या वाढदिवसानिमित्त भाजप प्रदेशाध्यक्ष रविंद्र चव्हाण यांच्या आवाहनानुसार जुने कल्याण मंडळातर्फे कल्याण पश्चिमेमध्ये स्वच्छता आणि वृक्षारोपण अभियान राबविण्यात आले. कल्याण शहर मंडल महिला मोर्चा अध्यक्षा हेमलता पवार यांच्या पुढाकाराने हा उपक्रम राबविण्यात आला. येथील पारनाका परिसरात असलेल्या श्री स्वामी समर्थ मठ, स्वामी विवेकानंद पुतळा परिसरात स्वच्छता अभियान राबविण्यात आले. त्यासोबतच कल्याण पश्चिमेतील माता रमाबाई आंबेडकर उद्यान परिसरातही स्वच्छता अभियान राबविण्यासह वृक्षारोपण करण्यात आले. यावेळी पंतप्रधान नरेंद्र मोदी यांच्या वाढदिवसानिमित्त एक पेड माँ के नाम हा अनोखा उपक्रमही साजरा करण्यात आला. ज्यामध्ये अनेक नागरिकांनी उत्स्फूर्त सहभाग घेत विविध झाडांच्या रोपट्यांची लागवड केली. पंतप्रधान नरेंद्र मोदी यांच्या नेतृत्वाखाली गेल्या 11 वर्षांत देशाने अक्षरशः कात टाकली आहे. पंतप्रधान मोदी यांच्या नेतृत्वाखाली भारताने आज प्रत्येक क्षेत्रात नेत्रदीपक अशी कामगिरी करत संपूर्ण जगाचे लक्ष वेधून घेतले आहे. देशाच्या विकासाचा वारू आज “न भूतो..” अशी प्रगती करत असून “सबका साथ सबका विकास” या घोषवाक्याखाली लाखो लोकांना मुख्य प्रवाहात आणण्यामध्ये नरेंद्र मोदी यांचा मोठा वाटा आहे. अशा या लोकनेत्याचा वाढदिवस आज संपूर्ण देशामध्ये साजरा होत असून जुने कल्याण पश्चिम मंडळातर्फेही सामाजिक उपक्रमांद्वारे तो साजरा करण्यात आल्याची माहिती माजी आमदार नरेंद्र पवार यांनी दिली आहे. यावेळी माजी आमदार नरेंद्र पवार, नगरसेवक संदीप गायकर, भाजपा जुने कल्याण शहर मंडल अध्यक्ष अमित धाक्रस, जुने कल्याण शहर मंडल महिला मोर्चा अध्यक्षा हेमलता पवार, महिला मोर्चा प्रदेश सचिव प्रिया शर्मा, मध्य कल्याण मंडल अध्यक्ष रितेश फडके, प्रजापिता ब्रम्हकुमारी विश्वविद्यालयाच्या बी. के. कल्पना दीदी, पवित्रा दीदी, चांदणी दीदी, जिल्हा प्रभारी पतंजली योगसमिती वंदना कल्याणकर, संज्योत पाचघरे, विवेक वाणी, प्रताप टूमकर, राजेश ठाणगे, विशाल शेलार, निलेश गायकर, गणेश गायकर, जनार्दन कारभारी, भिका भदाणे, संदीप जाधव, बिजूल लाड, ऋषिकेश क्षोत्री, समृद्धी देशपांडे, रमेश मांडवे, अजिंक्य चवळे, स्नेहल सोपारकर, अरुणा लोहार, चंदू बिरारी, रोहित लांबतुरे, प्रल्हाद महाडिक, छाया हांडे, शकुंतला अग्रवाल, प्रज्ञा बांगर, रत्ना कुलते, शीतल पाटील, दिपा शाह यांच्यासह अनेक मान्यवर, कार्यकर्ते व नागरिक उपस्थित होते. तसेच भारत आता लवकरच जागतिक तिसरी अर्थव्यवस्था होण्याच्या मार्गावर आहे. त्यांचे राष्ट्र निर्मिती आणि विकासातील योगदान आणि सेवा भावाचा सन्मान करण्यासाठी भारतीय जनता पक्षाने 15 दिवसांचे विशेष अभियान ‘सेवा पर्व 2025’ ची सुरुवात केली आहे. हा कार्यक्रम 2 ऑक्टोबरपर्यंत चालेल. यामध्ये पंतप्रधान नरेंद्र मोदींची सेवा भावना आणि त्यांचे समर्पण यांचा सन्मान करण्यात येईल. Follow Us On © Copyright Navarashtra 2025 All rights reserved.</w:t>
-      </w:r>
-    </w:p>
-    <w:p>
-      <w:pPr>
-        <w:pStyle w:val="Heading3"/>
-      </w:pPr>
-      <w:r>
-        <w:t>Article 14</w:t>
-      </w:r>
-    </w:p>
-    <w:p>
-      <w:r>
-        <w:t>Title: Pune politics : रातोरात गेम फिरला अन् बहुचर्चित बापू भेगडेंचा भाजप प्रवेश हुकला; काय आहे कारण?</w:t>
-      </w:r>
-    </w:p>
-    <w:p>
-      <w:r>
-        <w:t xml:space="preserve">URL: </w:t>
-      </w:r>
-      <w:hyperlink r:id="rId22">
-        <w:r>
-          <w:rPr>
-            <w:color w:val="0000FF"/>
-          </w:rPr>
-          <w:t>https://sarkarnama.esakal.com/maharashtra/paschim-maharashtra/maharashtra-politics-ajit-pawar-rival-bapu-bhegade-bjp-entry-but-this-joining-delayed-as11-sm89</w:t>
-        </w:r>
-      </w:hyperlink>
-    </w:p>
-    <w:p>
-      <w:r>
-        <w:t>Content: मावळमध्ये आमदार सुनील शेळके यांच्या विरोधात अपक्ष लढलेले बापू भेगडे यांच्या भाजप प्रवेशाची चर्चा रंगली होती. मात्र त्यांचा पक्षप्रवेश रखडल्याने पुण्यातील राजकीय वर्तुळात खळबळ उडाली आहे. या घडामोडीमुळे भाजपच्या मावळ मतदारसंघातील रणनीतीवर प्रश्नचिन्ह उभे राहिले आहे. Pune News : गेल्या काही दिवसांपासून पुणे जिल्ह्यातुन भाजपमध्ये होणारे प्रवेश चर्चेचा विषय ठरत आहे. जिल्ह्यात मित्र पक्षाचे ज्या ठिकाणी आमदार आहेत. त्या ठिकाणी भाजप भविष्यात उमेदवार होऊ शकतील अशा तुल्यबळ नेत्यांना आपल्या पक्षात घेताना पाहायला मिळत आहेत. त्यामुळे भाजप पुणे जिल्ह्यामध्ये ऑपरेशन लोटस राबवत असल्याच्या चर्चा राजकीय वर्तुळात सुरू असल्याच्या पाहायला मिळत आहे. या अंतर्गतच सर्वप्रथम इंदापूर येथे भाजपने अपक्ष विधानसभा निवडणूक लढलेल्या प्रवीण माने यांना पक्षात प्रवेश दिला असल्याची चर्चा आहे. या ठिकाणी उपमुख्यमंत्री अजित पवार यांच्या राष्ट्रवादी काँग्रेसचे आमदार आणि मंत्री दत्ता भरणे हे माने यांच्या विरोधात निवडणूक लढवून विजयी झाले आहेत. भोर विधानसभा मतदारसंघात देखील अजित पवार यांचे आमदार शंकर मांडेकर यांनी तत्कालीन काँग्रेसचे आमदार संग्राम थोपटे यांचा पराभव केला होता. संग्राम थोपटे सध्या भाजपवासी झाले आहेत त्याचप्रमाणे पुरंदर मधील माजी आमदार संजय जगताप देखील भाजपमध्ये आले आहेत. गेल्या दोन दिवसांपासून मावळमध्ये उपमुख्यमंत्री अजित पवार यांचे आमदार सुनील शेळके यांच्या विरोधात अपक्ष म्हणून निवडणूक लढलेले बापू भेगडे भाजपमध्ये प्रवेश करणार असल्याचं जाहीर करण्यात आलं होतं. रविवारी याबाबतची पत्रकार परिषद घेण्यात आली त्यानंतर सोमवारी मोठ्या संख्येने पक्षप्रवेश करण्यात येणार असल्याचं जाहीर करण्यात आलं होतं. सोमाटणे फाटा ते मुंबईपर्यंत भव्य रॅली काढून शेवटी भाजपा पक्ष कार्यालयात प्रदेशाध्यक्ष रवींद्र चव्हाण यांच्या उपस्थितीत बापू भेगडे यांच्या नेतृत्वात मोठ्या प्रमाणात पक्ष प्रवेश होणार होता. मात्र या पक्षप्रवेशावेळी बापू भेगडेच गैरहजर राहिल्याचं पाहायला मिळाले. पक्षप्रवेशचा कार्यक्रम आधीच ठरला असल्याने बापू भेगडे यांच्या व्यतिरिक्त रामदास काकडे, बाबुराव वायकर, सुभाष जाधव, किशोर भेगडे, सचिन घोटकुले या प्रमुख नेत्यांचा समावेश असून यांच्यासह आतिष परदेशी, संग्राम काकडे, शिवाजी आसवले, संतोष मुऱ्हे, प्रवीण काळोखे, तुषार भेगडे, अरूण माने, अरूण चव्हाण, तनुजा जगनाडे त्यांचा रवींद्र चव्हाण यांच्या उपस्थितीत पक्ष प्रवेश झाला. मात्र ज्या प्रवेशाची चर्चा जोरदार सुरू होती ते बापू भेगडे ऐन वेळेस पक्षप्रवेशाच्या कार्यक्रमाला का आले नाहीत? यादेखील चर्चांना उधाण आलं. त्यामुळे भाजपचे मावळमधील नेते आणि किसान मोर्चाचे प्रदेशाध्यक्ष गणेश भेगडे यांनी याबाबत माहिती देताना सांगितले की, "बापू भेगडे यांच्या वैद्यकीय कारणांमुळे पक्ष प्रवेशाचा कार्यक्रम काही काळासाठी पुढे ढकलण्यात आला आहे. येत्या काही दिवसांत मावळमध्ये मोठा मेळावा आयोजित करून बापू भेगडे आणि त्यांच्या समर्थकांचा भाजपमध्ये औपचारिक प्रवेश होईल." बापू भेगडे हे परगावी गेल्याने प्रवेश लांबला असल्याचं देखील काहींकडून सांगण्यात आलं. पक्षप्रवेशाचा मूर्त हुकण्या वैद्यकीय कारण सांगण्यात येत असलं तरी रात्रीतून झपाट्याने राजकीय चक्र फिरल्यामुळे हा प्रवेश लामणीवर वरती पडले असल्याचा देखील चर्चा सध्या मावळच्या वर्तुळात सुरू झाले आहेत. त्यामुळे पुढील काही दिवसात बापू भेगडे हे भाजपमध्ये प्रवेश करणार की आणखी काही राजकीय घडामोडी घडणार हे पाहणं महत्त्वाचं ठरणार आहे. प्र.1: बापू भेगडे कोण आहेत?उ.1: ते मावळ मतदारसंघातील नेते असून अजित पवारांच्या आमदार सुनील शेळके यांच्या विरोधात अपक्ष लढले होते. प्र.2: त्यांच्या भाजप प्रवेशाची चर्चा का झाली?उ.2: आगामी निवडणुकांपूर्वी भाजपने आपला गड मजबूत करण्यासाठी त्यांना सामावून घेण्याचा प्रयत्न केला. प्र.3: त्यांचा प्रवेश का रखडला?उ.3: याबाबत अधिकृत कारण स्पष्ट नाही, पण राजकीय मतभेद आणि स्थानिक समीकरणांमुळे तो अडला आहे. सरकारनामाचे सदस्य व्हा शॉपिंगसाठी 'सकाळ प्राईम डील्स'च्या भन्नाट ऑफर्स पाहण्यासाठी क्लिक करा. Read Latest Marathi Political News, Breaking Political News from Maharashtra, India, Pune &amp; Mumbai at Sarkarnama. To Get Live Political Marathi News on Mobile, Download the Sarkarnama Mobile App for Android and IOS. सरकारनामा आता सर्व सोशल मीडिया प्लॅटफॉर्मवर. ताज्या राजकीय घडामोडींसाठी फेसबुक, ट्विटर, इन्स्टाग्राम, शेअर चॅट, टेलिग्रामवर आणि व्हॉट्सॲप आम्हाला फॉलो करा. तसेच, सरकारनामा यूट्यूब चॅनेलला आजच सबस्क्राइब करा. Follow Us Copyright © 2025 Sakal Media Group – All Rights Reserved Powered by Quintype वेबसाईटवर ब्राउझिंगचा अनुभव सर्वोत्तम असावा, यासाठी आम्ही कुकीजचा वापर करतो. कुकीजमुळे तुम्हाला तुमच्या आवडत्या मजकुराची शिफारस करता येते. आमचे गोपनीयता आणि कुकीजसंदर्भातील धोरण तुम्हाला मान्य आहे.</w:t>
-      </w:r>
-    </w:p>
-    <w:p>
-      <w:pPr>
-        <w:pStyle w:val="Heading3"/>
-      </w:pPr>
-      <w:r>
-        <w:t>Article 15</w:t>
-      </w:r>
-    </w:p>
-    <w:p>
-      <w:r>
-        <w:t>Title: One Lakh Cataract Surgeries In Maharashtra To Mark Modi's Birthday: BJP</w:t>
-      </w:r>
-    </w:p>
-    <w:p>
-      <w:r>
-        <w:t xml:space="preserve">URL: </w:t>
-      </w:r>
-      <w:hyperlink r:id="rId23">
-        <w:r>
-          <w:rPr>
-            <w:color w:val="0000FF"/>
-          </w:rPr>
-          <w:t>https://www.deccanchronicle.com/nation/one-lakh-cataract-surgeries-in-maharashtra-to-mark-modis-birthday-bjp-1904130</w:t>
-        </w:r>
-      </w:hyperlink>
-    </w:p>
-    <w:p>
-      <w:r>
-        <w:t>Content: More than one lakh cataract surgeries will be performed in Maharashtra during a fortnight-long drive to mark Prime Minister Narendra Modi’s birthday, state BJP president Ravindra Chavan said on Tuesday.</w:t>
-      </w:r>
-    </w:p>
-    <w:p>
-      <w:pPr>
-        <w:pStyle w:val="Heading3"/>
-      </w:pPr>
-      <w:r>
-        <w:t>Article 16</w:t>
-      </w:r>
-    </w:p>
-    <w:p>
-      <w:r>
-        <w:t>Title: Prime Minister Narendra Modi To Lay Foundation Of PM MITRA Park, Launch 'Sewa Pakhwada' in Madhya Pradesh On September 17 To Mark His Birthday</w:t>
-      </w:r>
-    </w:p>
-    <w:p>
-      <w:r>
-        <w:t xml:space="preserve">URL: </w:t>
-      </w:r>
-      <w:hyperlink r:id="rId24">
-        <w:r>
-          <w:rPr>
-            <w:color w:val="0000FF"/>
-          </w:rPr>
-          <w:t>https://www.etvbharat.com/en/!bharat/pm-modi-to-lay-foundation-of-pm-mitra-park-launch-sewa-pakhwada-in-madhya-pradesh-on-september-17-enn25091602243</w:t>
-        </w:r>
-      </w:hyperlink>
-    </w:p>
-    <w:p>
-      <w:r>
-        <w:t>Content: National ETV Bharat / bharat By PTI Published : September 16, 2025 at 1:20 PM IST Updated : September 16, 2025 at 4:17 PM IST New Delhi: Launch of a host of welfare and development initiatives on Wednesday by the BJP and its governments at the Centre and in states will mark the 75th birthday of Prime Minister Narendra Modi, who will kick off a fortnight-long nationwide health and nutrition campaign from Madhya Pradesh. Modi will launch the "Swasth Nari Sashakt Parivar" and the eighth National Nutritional Month from Dhar. He will unveil several other development initiatives and address a public meeting, an official statement said. टेक्सटाइल क्षेत्र में नई क्रांति की आधारशिला रखेगा धार जिला...यशस्वी प्रधानमंत्री श्री @narendramodi जी के मध्यप्रदेश आगमन के साथ ही प्रदेश को मिलेगा देश का पहला PM MITRA Park.🗓️ 17 सितम्बर, 2025📍 भैंसोला, जिला धार#PMMITRAParkDhar pic.twitter.com/o0Vr4xah7D "More than one lakh health camps will be organised, making this the largest ever health outreach for women and children in the country. Daily health camps will be held in all government health facilities nationwide," it said. The BJP's organisation will hold many such initiatives, including blood donation and health camps, across the country. The programmes are part of the "Sewa Pakhwada" that the ruling party is observing between September 17 and October 2, which is Mahatma Gandhi's birth anniversary, to celebrate the birthday of its leader whose stewardship has taken the BJP to new highs and made it a dominant political force for over a decade. Swadeshi fairs to promote made-in-India goods, "Modi Vikas Marathon", drawing contests on Viksit Bharat, interaction with intellectuals, blood donation and medical camps, and cleanliness campaigns will be held through the period across the country with the involvement of the party's organisation, central government or the states where it is in power. Home Minister Amit Shah will launch several such initiatives in the national capital. In Dhar, Modi will also transfer funds under the "Pradhan Mantri Matru Vandana Yojana" directly into the bank accounts of nearly 10 lakh eligible women and also unveil the "Suman Sakhi Chatbot" to raise awareness on maternal and child health. The chatbot will provide timely and accurate information to pregnant women in rural and remote areas, ensuring access to essential health services, the statement said. As part of a campaign against sickle cell anaemia, Modi will give the 10 millionth Sickle Cell Screening and Counselling Card in the state. Under "Adi Karmyogi Abhiyan", Modi will launch an exercise in the state that will symbolise the confluence of tribal pride and the spirit of nation-building. The initiative will include a series of service-oriented activities in tribal regions, focusing on health, education, nutrition, skill development, livelihood enhancement, sanitation, water conservation and environmental protection, the statement said. In line with his 5F Vision – Farm to Fibre, Fibre to Factory, Factory to Fashion, and Fashion to Foreign, the prime minister will inaugurate the PM MITRA Park in Dhar. Spread over more than 2,150 acres, the park will be equipped with world-class facilities, including a common effluent treatment plant, solar power plant, modern roads among others, making it an ideal industrial township. The statement said it will also significantly benefit the cotton growers in the region by enhancing farmers’ income by providing better value for their produce. Various textile companies have committed investment proposals worth over Rs 23,140 crore, paving the way for new industries and large-scale employment. It will generate nearly 3 lakh employment opportunities while significantly boosting exports. The prime minister has often taken up development initiatives on his birthday. He was in Odisha last year, during which he had launched the state government's flagship women-centric initiative, Subhadra Yojana, besides railway and national highway projects. Meanwhile, in Modi's Lok Sabha constituency Varanasi, the municipal corporation will inaugurate and lay the foundation stone of projects worth Rs 111 crore, Mayor Ashok Tiwari said. Delhi government will launch 500 creches for children of women working as labourers in the city on the occasion of Prime Minister Modi's birthday on September 17, Chief Minister Rekha Gupta said. In Maharashtra, the BJP plans to organise more than one lakh cataract surgeries and eye check-ups of at least 10 lakh people and distribute spectacles to the needy during a drive from September 17 to October 2, state BJP president Ravindra Chavan said. The Odisha government is planning to plant 75 lakh saplings on Wednesday, the state's Additional Chief Secretary of Forest Satyabrat Sahu said. Also Read Elaborate Arrangements In Arunachal Ahead Of PM Modi's Visit On September 22 For All Latest Updates TAGGED: Horoscope: It Will Be A Fulfilling Day For Love And Home, But Virgos Have To Watch Their Expenses | Read Astrological Prediction For October 27 50 Haryana Men Deported From US, Police Probe 'Donkey Route' Trail West Bengal: Central Customs Officer Attacked, Beaten Up In Sonarpur 'Bengaluru’s Reputation Must Be Protected': Shivakumar Urges Industry Leaders And Entrepreneurs Pakistani Media, Serials Have Bad Influence On Indian Muslims, Says Ulema Of Deoband From The Ground: Bihar Man Who Once Presided Naxal 'Courts' Hopes For Change The Telangana Man Who Lives Among Books: 35,000 Volumes And A Million Pages In One House Analysis | How To Get Out Of The Stubble Bubble? Bihar Elections | Ground Report: Karpoori Gave Dignity To Samastipur Where Discontent Over Unemployment And Development Still Runs High Copyright © 2025 Ushodaya Enterprises Pvt. Ltd., All Rights Reserved.</w:t>
-      </w:r>
-    </w:p>
-    <w:p>
-      <w:pPr>
-        <w:pStyle w:val="Heading3"/>
-      </w:pPr>
-      <w:r>
-        <w:t>Article 17</w:t>
-      </w:r>
-    </w:p>
-    <w:p>
-      <w:r>
-        <w:t>Title: Mumbai News: महाराष्ट्र में एक लाख मुफ्त मोतियाबिंद सर्जरी करवाएगी भाजपा</w:t>
-      </w:r>
-    </w:p>
-    <w:p>
-      <w:r>
-        <w:t xml:space="preserve">URL: </w:t>
-      </w:r>
-      <w:hyperlink r:id="rId25">
-        <w:r>
-          <w:rPr>
-            <w:color w:val="0000FF"/>
-          </w:rPr>
-          <w:t>https://www.bhaskarhindi.com/city/mumbai/mumbai-news-mahaaraashtr-mein-ek-laakh-mupht-motiyaabind-sarjaree-karavaegee-bhaajapa-1187636</w:t>
-        </w:r>
-      </w:hyperlink>
-    </w:p>
-    <w:p>
-      <w:r>
-        <w:t>Content: Download App from Mumbai News प्रधानमंत्री नरेंद्र मोदी के 75 वें जन्मदिवस के उपलक्ष्य में प्रदेश भाजपा की तरफ से 17 सितंबर से 2 अक्टूबर तक ‘सेवा पखवाड़ा' मनाया जाएगा। मंगलवार को प्रदेश भाजपा अध्यक्ष रवींद्र चव्हाण ने यह जानकारी दी। दादर स्थित मुंबई भाजपा कार्यालय वसंत स्मृति में पत्रकारों से बातचीत में चव्हाण ने बताया कि राज्य भर में एक लाख मुफ्त मोतियाबिंद की सर्जरी की जाएगी। दस लाख से अधिक चश्मों का वितरण किया जाएगा। साथ ही रक्तदान शिविर, स्वास्थ्य शिविर, नेत्र जांच, मोदी विकास मैराथन और खेल प्रतियोगिताओं समेत अन्य कार्यक्रम आयोजित किए जाएंगे। चव्हाण ने भाजपा के सभी सांसदों, विधायकों, मंत्रियों, नेताओं, पदाधिकारियों और कार्यकर्ताओं से बूथ और मंडल स्तर पर सेवा पखवाड़े को सफल बनाने के लिए आह्वान किया। राज्य में 50 लाख से अधिक लोगों तक विभिन्न योजनाओं का लाभ पहुंचाने का लक्ष्य है। भाजपा युवा मोर्चा की ओर से प्रमुख जिलों में मोदी विकास मैराथन आयोजित किया जाएगा। राज्य के 48 लोकसभा क्षेत्रों में ‘सांसद चषक' प्रतियोगिता आयोजित होगी। पुणे में बावनकुले होंगे शामिल : प्रधानमंत्री के जन्मदिन पर पुणे में 17 सितंबर को दोपहर 3 बजे राजस्व मंत्री चंद्रशेखर बावनकुले की मौजूदगी में राजस्व पखवाड़ा आयोजित होगा। इसके तहत मोदी सरकार की विभिन्न लोक-कल्याणकारी योजनाओं का लाभ देने वाले कार्यक्रम आयोजित किए जाएंगे। Created On : 16 Sept 2025 6:48 PM IST</w:t>
-      </w:r>
-    </w:p>
-    <w:p>
-      <w:pPr>
-        <w:pStyle w:val="Heading3"/>
-      </w:pPr>
-      <w:r>
-        <w:t>Article 18</w:t>
-      </w:r>
-    </w:p>
-    <w:p>
-      <w:r>
-        <w:t>Title: Maval Politics: मावळातील राष्ट्रवादी पदाधिकाऱ्यांचा भाजपमध्ये प्रवेश</w:t>
-      </w:r>
-    </w:p>
-    <w:p>
-      <w:r>
-        <w:t xml:space="preserve">URL: </w:t>
-      </w:r>
-      <w:hyperlink r:id="rId26">
-        <w:r>
-          <w:rPr>
-            <w:color w:val="0000FF"/>
-          </w:rPr>
-          <w:t>https://pudhari.news/maharashtra/pune/political-news-ncp-leaders-from-maval-join-bjp-sb97</w:t>
-        </w:r>
-      </w:hyperlink>
-    </w:p>
-    <w:p>
-      <w:r>
-        <w:t>Content: वडगाव मावळ: मावळ तालुक्यातील जिल्हा परिषदेच्या दोन माजी सभापती, तीन माजी उपनगराध्यक्ष, खरेदी-विक्री संघ, बाजार समितीचे संचालक यांच्यासह राष्ट्रवादीच्या अनेक पदाधिकाऱ्यांनी आज मुंबई येथे भाजपचे प्रदेशाध्यक्ष रवींद्र चव्हाण यांच्या उपस्थितीत आणि माजी राज्यमंत्री संजय भेगडे यांच्या नेतृत्वाखाली भाजपमध्ये जाहीर प्रवेश केला. दरम्यान, आगामी स्थानिक स्वराज्य संस्थांच्या निवडणुकांच्या पार्श्वभूमीवर हा प्रवेश राजकीय दृष्ट्‌‍या महत्त्वाचा ठरणार आहे. मुंबई येथे भाजपच्या प्रदेश कार्यालयात प्रदेशाध्यक्ष रवींद्र चव्हाण यांनी सर्वांचे स्वागत करून पक्षात अधिकृत प्रवेश दिला. (Latest Pimpri News) या वेळी माजी राज्यमंत्री संजय बाळा भेगडे, भाजप किसान मोर्चाचे प्रदेशाध्यक्ष गणेश भेगडे, भाजपचे जिल्हाध्यक्ष प्रदीप कंद, मावळ विधानसभा निवडणूकप्रमुख रवींद्र भेगडे, माजी सभापती निवृत्ती शेटे, शांताराम कदम, रवींद्रनाथ दाभाडे, मंडलाध्यक्ष अभिमन्यू शिंदे, दत्तात्रय माळी, रघुवीर शेलार, वडगाव शहराध्यक्ष संभाजीराव म्हाळसकर आदी उपस्थित होते. प्रदेशाध्यक्ष चव्हाण म्हणाले की, पंतप्रधान नरेंद्र मोदी आणि मुख्यमंत्री देवेंद्र फडणवीस यांच्या सर्वसमावेशक नेतृत्वाखाली देश आणि राज्याच्या प्रगतीचा नवा अध्याय रचला जातोय. भाजपच्या विकासाच्या राजकारणावर विश्वास ठेवून आज या सर्वांनी भाजपमध्ये प्रवेश केला आहे. ...यांचा झाला पक्षप्रवेश दरम्यान, प्रवेश करणाऱ्यांमध्ये प्रामुख्याने जिल्हा परिषदेचे कृषी व पशुसंवर्धन समितीचे माजी सभापती बाबूराव वायकर, जिल्हा परिषद समाजकल्याण समितीचे माजी सभापती अतीश परदेशी, तळेगावचे माजी उपनगराध्यक्ष नेते रामदास काकडे, उपनगराध्यक्ष किशोर भेगडे, माजी उपनगराध्यक्ष संग्राम काकडे, कृषी उत्पन्न बाजार समितीचे संचालक सुभाषराव जाधव, राष्ट्रवादी युवकचे माजी जिल्हाध्यक्ष सचिन घोटकुले, जिल्हा उपाध्यक्ष संतोष मुऱ्हे, खरेदी-विक्री संघाचे सभापती शिवाजी असवले, संचालक बाजीराव वाजे, माजी नगरसेवक अरुण माने, पोटोबा महाराज देवस्थानचे विश्वस्त अरुण चव्हाण आदी प्रमुख पदाधिकाऱ्यांचा समावेश आहे. आता मावळ काँग्रेसला माऊली दाभाडेंचाच आधार तालुक्याच्या राजकारणात महत्त्वाचा घटक असलेल्या काँग्रेस पक्षाचे निष्ठावंत नेते पै. चंद्रकांत सातकर यांचे नुकतेच निधन झाल्याने काँग्रेस कार्यकर्त्यांचा आधार गेल्याची भावना कार्यकर्त्यांकडून व्यक्त होत असताना आज दुसरे नेते रामदास काकडे यांनी भाजपमध्ये प्रवेश केला. त्यामुळे आता तालुक्यातील काँग्रेस कार्यकर्त्यांना जिल्हा बँकेचे संचालक माऊली दाभाडे यांचाच आधार राहिला आहे. बापूसाहेब भेगडे यांची अनुपस्थिती; प्रवेश लवकरच ! भाजपमध्ये होणारे प्रवेश हे बापूसाहेब भेगडे यांच्या नेतृत्वाखाली होणार असल्याचे जाहीर करण्यात आले होते, परंतु या वेळी त्यांच्याच समर्थकांचा प्रवेश झाला. या प्रवेश समारंभास बापूसाहेब भेगडे हेच अनुपस्थित होते. दरम्यान, ते काही कारणास्तव बाहेगावी असल्याने ते अनुपस्थित असून, लवकरच त्यांचा व इतर कार्यकर्त्यांचा भव्य पक्षप्रवेश होणार असल्याचे या वेळी उपस्थितांनी सांगितले. 'Pudhari' is excited to announce the relaunch of its Android and iOS apps. Stay updated with the latest news at your fingertips. Android and iOS Download now and stay updated, anytime, anywhere. Pudhari Publications Private Limited</w:t>
-      </w:r>
-    </w:p>
-    <w:p>
-      <w:pPr>
-        <w:pStyle w:val="Heading3"/>
-      </w:pPr>
-      <w:r>
-        <w:t>Article 19</w:t>
-      </w:r>
-    </w:p>
-    <w:p>
-      <w:r>
-        <w:t>Title: पंतप्रधान मोदींच्या 75 व्या वाढदिवसानिमित्त राज्यात 'सेवा पंधरवडा'; आयटीआयचे विद्यार्थी 750 गावांमध्ये स्वच्छता अभियान राबवणार!</w:t>
-      </w:r>
-    </w:p>
-    <w:p>
-      <w:r>
-        <w:t xml:space="preserve">URL: </w:t>
-      </w:r>
-      <w:hyperlink r:id="rId27">
-        <w:r>
-          <w:rPr>
-            <w:color w:val="0000FF"/>
-          </w:rPr>
-          <w:t>https://www.etvbharat.com/mr/!state/sewa-pakhwada-in-the-maharashtra-on-the-occasion-of-prime-minister-narendra-modis-75th-birthday-iti-students-to-carry-out-cleanliness-drive-in-750-villages-maharashtra-news-mhs25091603490</w:t>
-        </w:r>
-      </w:hyperlink>
-    </w:p>
-    <w:p>
-      <w:r>
-        <w:t>Content: महाराष्ट्र maharashtra ETV Bharat / state By ETV Bharat Marathi Team Published : September 16, 2025 at 4:17 PM IST मुंबई : पंतप्रधान नरेंद्र मोदी यांच्या 75 व्या वाढदिवसानिमित्त महाराष्ट्रात 17 सप्टेंबर ते 2 ऑक्टोबर या कालावधीत भाजपाच्या वतीनं 'सेवा पंधरवडा' उपक्रम राबवला जाणार आहे. या अंतर्गत राज्यभरात स्वच्छता अभियान, रक्तदान शिबिर, आरोग्य तपासणी, मोफत मोतीबिंदू शस्त्रक्रिया, नेत्र तपासणी, चष्मा वाटप, मोदी विकास मॅरेथॉन आणि क्रीडा स्पर्धा यांसारख्या विविध सामाजिक उपक्रमांचं आयोजन आलं आहे. याशिवाय, कौशल्य विकास विभागाच्या पुढाकारानं राज्यातील 419 शासकीय औद्योगिक प्रशिक्षण संस्थांमधील (आयटीआय) हजारो विद्यार्थी 750 गावांमध्ये स्वच्छता अभियान राबवणार आहेत. 1 लाखांहून अधिक मोफत मोतीबिंदू शस्त्रक्रिया होणार - रवींद्र चव्हाण आयटीआयच्या विद्यार्थ्यांचं स्वच्छता अभियान : कौशल्य विकास विभागाच्या पुढाकारानं राज्यातील 419 शासकीय आयटीआयमधील हजारो विद्यार्थी 750 गावांमध्ये स्वच्छता अभियान राबवणार आहेत. या अभियानाची सुरुवात 17 सप्टेंबर रोजी सकाळी 11 वाजता पनवेल तालुक्यातील गव्हाण ग्रामपंचायत कार्यालयासमोर होईल. यात मुख्यमंत्री देवेंद्र फडणवीस मार्गदर्शन करणार असून, कौशल्य विकास मंत्री मंगल प्रभात लोढा यांच्या हस्ते उद्घाटन होईल. हजारो तरुणांना प्रशिक्षण आणि रोजगार : या उपक्रमाविषयी माहिती देताना कौशल्य विकास मंत्री मंगल प्रभात लोढा म्हणाले, "स्वच्छ भारत अभियान हा विकसित भारताच्या संकल्पाचा महत्त्वाचा टप्पा आहे. पंतप्रधान मोदींच्या स्वच्छतेच्या निर्धाराला आणि मुख्यमंत्र्यांच्या मार्गदर्शनाला अनुसरून आम्ही हा उपक्रम राबवत आहोत. स्वच्छता आणि आरोग्याबाबत जनजागृतीची गरज आहे आणि या अभियानाद्वारे ती पूर्ण होईल. राज्यातील पहिली 'संत गाडगे बाबा स्वच्छ भारत अकादमी' स्थापन करून हजारो तरुणांना प्रशिक्षण आणि रोजगार उपलब्ध करून देण्यात आले आहे. स्वच्छता आणि कुशल मनुष्यबळाच्या माध्यमातून महाराष्ट्राचा कौशल्य विकास विभाग 'स्वच्छ भारत'च्या संकल्पनेला बळकटी देण्यासाठी कटिबद्ध आहे", असं लोढा यांनी नमूद केलं. हेही वाचा : For All Latest Updates TAGGED: रिल्स बनवित असताना रेल्वे ट्रॅकवर दोन मित्रांना एक्सप्रेस रेल्वेची धडक; दोघांचा जागीच मृत्यू ठाण्यातील सराफाचे १ कोटी रुपये चोरणाऱ्याला उत्तर प्रदेशमध्ये अटक; आरोपीचा पोलिसांना कसा लागला सुगावा? जैन बोर्डिंगच्या जमिनीचा व्यवहार रद्द न झाल्यास केंद्रासह राज्य सरकारला मोठी किंमत चुकवावी लागेल-राजू शेट्टी "डॉक्टर तरुणी आत्महत्या प्रकरणी कुठलाही राजकीय दबाव न येता पारदर्शक चौकशी करावी"-सुप्रिया सुळे बिहारमध्ये निवडणुकीमुळे तापलं राजकीय वातावरण, फक्त महाबोधीत लोकांच्या मनात आहे शांतता दिवाळी 2025 : iPhone 16 Pro वर मोठी सवलत, फ्लिपकार्ट ते क्रोमा पर्यंत सर्वोत्तम डील्स OnePlus Ace 6 : लवकरच 7,800mAh बॅटरीसह लॉंच होण्याची शक्यता ओप्पो फाइंड X9 सीरिज भारतात नोव्हेंबरमध्ये लाँच होणार; मीडियाटेक डायमेंसिटी 9500 सोबत भागीदारी मेटाचं इन्स्टाग्राम आणि फेसबुक रील्ससाठी हिंदी डबिंगसह AI फीचर लाँच Copyright © 2025 Ushodaya Enterprises Pvt. Ltd., All Rights Reserved.</w:t>
-      </w:r>
-    </w:p>
-    <w:p>
-      <w:pPr>
-        <w:pStyle w:val="Heading3"/>
-      </w:pPr>
-      <w:r>
-        <w:t>Article 20</w:t>
-      </w:r>
-    </w:p>
-    <w:p>
-      <w:r>
-        <w:t>Title: Vaibhav Khedekar : खेडमध्ये मोठी राजकीय घडामोड! खेडेकरांचा रखडलेला भाजपत प्रवेश उद्याच होणार?</w:t>
-      </w:r>
-    </w:p>
-    <w:p>
-      <w:r>
-        <w:t xml:space="preserve">URL: </w:t>
-      </w:r>
-      <w:hyperlink r:id="rId28">
-        <w:r>
-          <w:rPr>
-            <w:color w:val="0000FF"/>
-          </w:rPr>
-          <w:t>https://sarkarnama.esakal.com/maharashtra/konkan/former-khed-nagaradhyaksh-vaibhav-khedekar-to-join-bjp-in-ratnagiri-tomorrow-as11</w:t>
-        </w:r>
-      </w:hyperlink>
-    </w:p>
-    <w:p>
-      <w:r>
-        <w:t>Content: रत्नागिरी जिल्ह्यातील खेडचे माजी नगराध्यक्ष वैभव खेडेकर उद्या भाजपमध्ये प्रवेश करणार आहेत. या प्रवेशामुळे भाजपची ताकद कोकणात वाढण्याची शक्यता आहे. रत्नागिरी आणि खेड तालुक्यातील राजकीय समीकरणांमध्ये बदल होण्याची चिन्हे आहेत. Ratnagiri News : तळ कोकणातील रत्नागिरी जिल्ह्यात मनसेनं मोठी कारवाई करत खेडचे माजी नगराध्यक्ष वैभव खेडेकर यांच्यासह तिघांची हकालपट्टी केली होती. त्यानंतर नाराज झालेल्या खेडेकरांनी थेट भाजपचा रस्ता धरत प्रवेश करणार असल्याचे जाहीर केले होते. पण त्यांचा प्रवेश काहील कारणामुले रखडला होता. मात्र आता त्यांच्या प्रवेशाचा मुहूर्त ठरला असून ते मंगळवारी (ता.23 सप्टेंबर रोजी) भाजप प्रवेश करतील, अशी चर्चा राजकीय वर्तुळात रंगू लागली आहे. मात्र हा प्रवेश त्यांच्या राजकीय पुनरागमनाचा प्रयत्न असला तरी, तो भ्रष्टाचाराच्या गंभीर आरोपांच्या सावटाखाली होत असल्याची कुजबूज खेडच्या राजकीय वर्तुळात आहे. आगामी स्थानिकच्या तोंडावर तळ कोकणातील राजकारणात खळबळ उडवून देणारा निर्णय मनसेनं घेतला. मनसे प्रमुख राज ठाकरे यांनी खेडेकर यांच्यासह तिघांवर पक्षविरोधी भूमिका घेतल्याने हाकालपट्टीची कारवाई केली. त्यांच्या कारवाई नंतर लगेच भाजप नेते नितेश राणे आणि राष्ट्रवादीचे आमदार शेखर निकम यांनी फोन केला होता. त्यामुळे ते भाजपबरोबर जातील अशी शक्यता व्यक्त करण्यात आली होती. ही शक्यता खरी ठरली असून त्यांचा या महिन्याच्या पहिल्याच आठवड्यात पक्ष प्रवेश होणार होता. मात्र तो रखडला. यामुळे राजकीय वर्तुळात चर्चांना उधाण आले होते. त्याचे नेमकं कारण काय असाही सवाल त्यांचे कार्यकर्ते करताना दिसत होते. दरम्यान आता खेडेकर यांचा रखडलेल्या भाजपमध्ये प्रवेश होणार असल्याची माहिती समोर आली आहे. ते मंगळवारी (ता.23 सप्टेंबर रोजी) भाजप प्रवेश करणार असून सर्व तयारी झाल्याची चर्चा राजकीय वर्तुळात सुरू आहे. हा प्रवेश रविंद्र चव्हाण यांच्या उपस्थित पार पडणार असून मंत्री नितेश राणे, खासदार नारायण राणे उपस्थित राहण्याची शक्यता आहे. तर हा पक्षप्रवेश मुंबई भाजपच्या पक्ष कार्यालयात होणार आहे. गेल्या दहा वर्षांत खेडेकर तळ कोकणाच्या राजकारणात असून त्यांची सतत पिछेहाट होताना दिसत आहे. खेड नगरपालिकेतील एकहाती सत्ता गेल्यानंतर गत निवडणुकीत खेडेकर अपक्ष निवडून आले आणि नगराध्यक्ष झाले. मात्र त्यांना अपेक्षित यश आले नाही. यादरम्यान राज्यात झालेले सत्तांतर आणि बदललेली समिकरणांमुळे त्यांच्या विश्वासूंनी एकनाथ शिंदे यांची शिवसेना, उद्धव ठाकरेंची उबाठासह इतर पक्षांची वाट धरली. त्याचबरोबर खेडेकर यांचे नगराध्यक्षपद संपताच त्यांच्यावर 20 पेक्षा जास्त प्रकरणांत भ्रष्टाचाराचे आरोप झाले. जे शिवसेना नेते रामदास कदम यांनी केले होते. त्यावरून काही प्रकरणांत गुन्हेही दाखल झाले. ज्यामुळे न्यायालयाने त्यांना पालिकेची निवडणूक लढवण्यास मनाईही केली होती. सध्याच्या घडीला ते भाजपमध्ये प्रवेश करत असून त्यामुळे त्यांना वैयक्तिक लाभ मिळेल असे नाही. पण त्यांच्या वैयक्तिक राजकीय पुनरुज्जीवनामुळे भाजपसाठी चांगलेच फायद्याचे ठरणार आहे. दरम्यान उद्या होणारा पक्ष प्रवेश फक्त चर्चा असून त्याची अधिकृत घोषणा भाजपकडून झालेले नाही. त्यामुळे खरेच उद्या त्यांचा पक्ष प्रवेश होणार का? याबाबत संभ्रम कायम आहे. 1. वैभव खेडेकर कोण आहेत?ते रत्नागिरी जिल्ह्यातील खेडचे माजी नगराध्यक्ष आहेत. 2. ते कोणत्या पक्षात प्रवेश करणार आहेत?ते भाजपमध्ये प्रवेश करणार आहेत. 3. पक्षप्रवेश कधी होणार आहे?उद्या हा पक्षप्रवेश होणार आहे. 4. या प्रवेशाचा फायदा कोणाला होईल?भाजपला कोकणात राजकीय ताकद वाढवण्यास मदत होईल. 5. रत्नागिरीच्या राजकारणावर काय परिणाम होईल?भाजप अधिक मजबूत होईल आणि स्थानिक राजकीय समीकरणं बदलू शकतात. सरकारनामाचे सदस्य व्हा शॉपिंगसाठी 'सकाळ प्राईम डील्स'च्या भन्नाट ऑफर्स पाहण्यासाठी क्लिक करा. Read Latest Marathi Political News, Breaking Political News from Maharashtra, India, Pune &amp; Mumbai at Sarkarnama. To Get Live Political Marathi News on Mobile, Download the Sarkarnama Mobile App for Android and IOS. सरकारनामा आता सर्व सोशल मीडिया प्लॅटफॉर्मवर. ताज्या राजकीय घडामोडींसाठी फेसबुक, ट्विटर, इन्स्टाग्राम, शेअर चॅट, टेलिग्रामवर आणि व्हॉट्सॲप आम्हाला फॉलो करा. तसेच, सरकारनामा यूट्यूब चॅनेलला आजच सबस्क्राइब करा. Follow Us Copyright © 2025 Sakal Media Group – All Rights Reserved Powered by Quintype वेबसाईटवर ब्राउझिंगचा अनुभव सर्वोत्तम असावा, यासाठी आम्ही कुकीजचा वापर करतो. कुकीजमुळे तुम्हाला तुमच्या आवडत्या मजकुराची शिफारस करता येते. आमचे गोपनीयता आणि कुकीजसंदर्भातील धोरण तुम्हाला मान्य आहे.</w:t>
-      </w:r>
-    </w:p>
-    <w:p>
-      <w:pPr>
-        <w:pStyle w:val="Heading3"/>
-      </w:pPr>
-      <w:r>
-        <w:t>Article 21</w:t>
-      </w:r>
-    </w:p>
-    <w:p>
-      <w:r>
-        <w:t>Title: Mawal Breaking News : मावळमध्ये राष्ट्रवादी-काँग्रेसला धक्का; बापू भेगडे यांच्या समर्थकांचा भाजपमध्ये प्रवेश</w:t>
-      </w:r>
-    </w:p>
-    <w:p>
-      <w:r>
-        <w:t xml:space="preserve">URL: </w:t>
-      </w:r>
-      <w:hyperlink r:id="rId29">
-        <w:r>
-          <w:rPr>
-            <w:color w:val="0000FF"/>
-          </w:rPr>
-          <w:t>https://maharashtramirror.com/mawal-breaking-news-ncp-congress-suffer-setback-in-mawal-bapu-bhegdes-supporters-join-bjp/</w:t>
-        </w:r>
-      </w:hyperlink>
-    </w:p>
-    <w:p>
-      <w:r>
-        <w:t>Content: go to Home - मुंबई - Mawal Breaking News : मावळमध्ये राष्ट्रवादी-काँग्रेसला धक्का; बापू भेगडे यांच्या समर्थकांचा भाजपमध्ये प्रवेश Pune Mawal Latest News : ‘मावळ पॅटर्न’नंतर राजकीय घडामोड; बापूंचा प्रवेश नाही, पण गट भाजपसोबत लोणावळा,मावळ :- विधानसभा निवडणुकीत मावळमधून अपक्ष म्हणून लढलेल्या बापू भेगडे यांचा प्रचार करणाऱ्या राष्ट्रवादी काँग्रेस (अजित पवार गट) आणि काँग्रेस पक्षातील अनेक पदाधिकाऱ्यांनी भाजपमध्ये प्रवेश केला आहे. मात्र, या पक्षप्रवेश सोहळ्यात बापू भेगडे स्वतः उपस्थित नव्हते. भाजपचे प्रदेशाध्यक्ष रवींद्र चव्हाण यांनी सर्वांचे पक्षात स्वागत केले. कोण भाजपमध्ये सामील झाले? सोमवारी भाजपमध्ये प्रवेश करणाऱ्यांमध्ये अनेक प्रमुख नेत्यांचा समावेश आहे. यात काँग्रेसचे ज्येष्ठ नेते आणि तळेगाव दाभाडे नगरपरिषदेचे माजी उपनगराध्यक्ष रामदास काकडे, पुणे जिल्हा परिषदेचे माजी कृषी सभापती बाबुराव वायकर, कृषी उत्पन्न बाजार समितीचे संचालक सुभाष जाधव, आणि बापू भेगडे यांचे पुतणे व माजी उपनगराध्यक्ष किशोर भेगडे हे प्रमुख आहेत. याशिवाय, माजी पंचायत समिती सदस्य सचिन घोटकुले, संतोष मुऱ्हे, लोणावळा नगरपरिषदेचे माजी नगराध्यक्ष अरुण चव्हाण, जिल्हा परिषदेचे माजी समाजकल्याण सभापती अतिशराव परदेशी, कृषी उत्पन्न बाजार समितीचे सभापती शिवाजीराव असवले यांच्यासह अनेक कार्यकर्त्यांनी भाजपमध्ये प्रवेश केला. राजकीय पार्श्वभूमी मागील विधानसभा निवडणुकीत मावळमध्ये महायुतीत बंडखोरी झाली होती. राष्ट्रवादी काँग्रेसमध्ये असलेले बापू भेगडे यांनी अपक्ष निवडणूक लढवून ‘मावळ पॅटर्न’ उदयास आणला होता. त्यावेळी भाजप नेते बाळा भेगडे आणि गणेश भेगडे यांनी त्यांना पाठिंबा दिला होता. निवडणुकीत बापूंचा पराभव झाला असला तरी त्यांचा गट भाजपमध्ये सामील होईल अशी चर्चा होती. त्यानुसार, सोमवारी त्यांच्या प्रमुख समर्थकांनी भाजपमध्ये प्रवेश केला, पण बापू भेगडे यांनी मात्र अद्याप पक्षप्रवेश केलेला नाही. भाजप नेत्यांची प्रतिक्रिया यावेळी बोलताना प्रदेशाध्यक्ष रवींद्र चव्हाण म्हणाले की, “पंतप्रधान नरेंद्र मोदी आणि मुख्यमंत्री देवेंद्र फडणवीस यांच्या नेतृत्वाखाली देश आणि राज्याची प्रगती होत आहे. भाजपच्या विकासाच्या राजकारणावर विश्वास ठेवूनच या सर्वांनी पक्षात प्रवेश केला आहे.” भाजपची विचारधारा ही व्यक्तिनिष्ठ नसून पक्षाच्या विचारधारेवर प्रत्येक कार्यकर्ता काम करतो आणि याच विचारधारेमुळे आपल्याला विजय मिळेल, असेही त्यांनी नमूद केले. भाजप किसान मोर्चाचे प्रदेशाध्यक्ष गणेश भेगडे यांनी, “आम्ही या सर्व कार्यकर्त्यांना सोबत घेऊन काम करू,” असे आश्वासन दिले. Your email address will not be published. Required fields are marked * Comment * Name * Email * Website Save my name, email, and website in this browser for the next time I comment. Δ</w:t>
-      </w:r>
-    </w:p>
-    <w:p>
-      <w:pPr>
-        <w:pStyle w:val="Heading3"/>
-      </w:pPr>
-      <w:r>
-        <w:t>Article 22</w:t>
-      </w:r>
-    </w:p>
-    <w:p>
-      <w:r>
-        <w:t>Title: BJP : भाजपा रत्नागिरी दक्षिण युवा मोर्चाच्यावतीने उद्या रक्तदान शिबिर</w:t>
-      </w:r>
-    </w:p>
-    <w:p>
-      <w:r>
-        <w:t xml:space="preserve">URL: </w:t>
-      </w:r>
-      <w:hyperlink r:id="rId30">
-        <w:r>
-          <w:rPr>
-            <w:color w:val="0000FF"/>
-          </w:rPr>
-          <w:t>https://ratnagirikhabardar.com/news/79210/</w:t>
-        </w:r>
-      </w:hyperlink>
-    </w:p>
-    <w:p>
-      <w:r>
-        <w:t>Content: रत्नागिरी : भाजपा नेते, पंतप्रधान नरेंद्र मोदी, महाराष्ट्र राज्याचे प्रदेशाध्यक्ष रवींद्र चव्हाण यांच्या वाढदिवसानिमित्त आणि रत्नागिरीचे संपर्क मंत्री व महाराष्ट्र राज्याचे बंदर विकास मंत्री नीतेश राणे यांच्या मार्गदर्शनाखाली भाजपा रत्नागिरी दक्षिण युवा मोर्चातर्फे येत्या १७ सप्टेंबर रोजी रक्तदान शिबिर आयोजित करण्यात आले आहे. जिल्हा रुग्णालयाच्या रक्तपेढीमध्ये सकाळी १० ते दुपारी २ या वेळेत हे शिबिर होईल. शिबिराला सर्व पदाधिकारी व कार्यकर्त्यांनी उपस्थित राहावे. तसेच रत्नागिरीतील रक्तदात्यांनी सहभाग घ्यावा, असे आवाहन भाजपा जिल्हाध्यक्ष राजेश सावंत, युवा मोर्चा जिल्हाध्यक्ष मंदार खंडकर, महिला मोर्चा जिल्हा अध्यक्ष सौ. वर्षा ढेकणे यांनी केले आहे. दैनिक रत्नागिरी खबरदारISO 9001:2015 CERTIFIED(RNI NO. MAHMAR/2013/57411)शासनमान्य रजिस्टर न्यूजपेपर10:09 16-09-2025</w:t>
-      </w:r>
-    </w:p>
-    <w:p>
-      <w:pPr>
-        <w:pStyle w:val="Heading3"/>
-      </w:pPr>
-      <w:r>
-        <w:t>Article 23</w:t>
-      </w:r>
-    </w:p>
-    <w:p>
-      <w:r>
-        <w:t>Title: BJP : चिपळुणात आज भाजपतर्फे रक्तदान शिबिर</w:t>
-      </w:r>
-    </w:p>
-    <w:p>
-      <w:r>
-        <w:t xml:space="preserve">URL: </w:t>
-      </w:r>
-      <w:hyperlink r:id="rId31">
-        <w:r>
-          <w:rPr>
-            <w:color w:val="0000FF"/>
-          </w:rPr>
-          <w:t>https://ratnagirikhabardar.com/news/79993/</w:t>
-        </w:r>
-      </w:hyperlink>
-    </w:p>
-    <w:p>
-      <w:r>
-        <w:t>Content: चिपळूण : पंतप्रधान नरेंद्र मोदी आणि भारतीय जनता पार्टीचे प्रदेशाध्यक्ष आ. रवींद्र चव्हाण यांच्या वाढदिवसानिमित्त चिपळूण तालुका व शहर भाजपच्यावतीने दि. २० सप्टेंबर रोजी रक्तदान शिबिराचे आयोजन करण्यात आले आहे. शहरातील मुंबई-गोवा महामार्गालगतच्या प्राथमिक शिक्षक पतपेढी सभागृहात सकाळी ९ ते दुपारी २ या वेळेत हे रक्तदान शिबिर होईल. या कार्यक्रमाला भाजपा नेते प्रशांत यादव, जिल्हाध्यक्ष सतीश मोरे, तालुकाध्यक्ष विनोद भुरण, चिपळूण शहर मंडल अध्यक्ष शशिकांत मोदी, तसेच पदाधिकारी, कार्यकर्ते उपस्थित राहाणार आहेत. भाजपच्या सर्व सेलचे पदाधिकारी, महिला पदाधिकारी व कार्यकर्त्यांनी तसेच आजी-माजी लोकप्रतिनिधींनी उपस्थित राहावे, असे आवाहन करण्यात आले आहे. दैनिक रत्नागिरी खबरदारISO 9001:2015 CERTIFIED(RNI NO. MAHMAR/2013/57411)शासनमान्य रजिस्टर न्यूजपेपर09:57 AM 20/Sep/2025</w:t>
-      </w:r>
-    </w:p>
-    <w:p>
-      <w:pPr>
-        <w:pStyle w:val="Heading3"/>
-      </w:pPr>
-      <w:r>
-        <w:t>Article 24</w:t>
-      </w:r>
-    </w:p>
-    <w:p>
-      <w:r>
-        <w:t>Title: KDMC Election : कल्याण-डोंबिवली महापालिका निवडणुकीत कोण मारणार बाजी? यंदा ठाकरे बंधूंचा करिष्मा चालणार का?</w:t>
-      </w:r>
-    </w:p>
-    <w:p>
-      <w:r>
-        <w:t xml:space="preserve">URL: </w:t>
-      </w:r>
-      <w:hyperlink r:id="rId32">
-        <w:r>
-          <w:rPr>
-            <w:color w:val="0000FF"/>
-          </w:rPr>
-          <w:t>https://saamtv.esakal.com/mumbai-pune/kalyan-dombivli-elections-eknath-shinde-vs-uddhav-thackeray-who-will-win-the-battle-vvg94</w:t>
-        </w:r>
-      </w:hyperlink>
-    </w:p>
-    <w:p>
-      <w:r>
-        <w:t>Content: कल्याण-डोंबिवली महापालिकेच्या निवडणुकीसाठी पाच वर्षांनंतर पुन्हा राजकीय रणधुमाळी यंदा निवडणूक चार सदस्यीय पॅनल पद्धतीने होणार ठाकरे बंधू एकत्र आले असले तरी दोघांचे नेतृत्व करणारा मजबूत नेता अद्याप अदृश्य भाजप आणि शिंदे गटाची मजबूत युती, त्यांच्यासमोर ठाकरे-मनसे युती टिकणार का, हे पाहणं महत्त्वाचं संघर्ष गांगुर्डे, साम टीव्ही कल्याण डोंबिवली महानगरपालिकेच्या सार्वत्रिक निवडणुकीचा कालावधी हा ऑक्टोबर २०२० साली संपुष्टात आला. त्यानंतर कोरोनाच्या पादुर्भावामुळे निवडणुका पुढे ढकलण्यात आल्या होत्या. तेव्हापासून पालिकेवर प्रशासकीय राजवट सुरू आहे. या प्रशासकीय राजवटीला ५ वर्षांचा कालावधी पूर्ण होणार आहे. या प्रशासकीय राजवटीपासून कल्याणकरांची लवकरच सुटका होणार आहे. कारण महापालिका क्षेत्रात पुन्हा निवडणुकीचे पडघम वाजू लागले आहेत. गेल्या काही वर्षांपासून कल्याण-डोंबिवली महानगरपालिकेतील नागरिक आरोग्य सेवा,वैद्यकीय सेवा,रस्त्यांची दुरावस्था,अपुरा पाणी पुरवठा, घनकचरा व्यवस्थापन,वाहतूक कोंडी, शहरातील वाढते प्रदूषण आणि पालिका क्षेत्रातीळ रखडलेल्या अवस्थेत असलेले बीएसयुपी प्रकल्प, स्मार्टसिटी अंतर्गत सुरू असलेले प्रकल्प आणि अनधिकृत बांधकाम आदी विविध समस्यांना सामोरे जात आहेत. त्यामुळे मतदारांमध्ये नाराजी पाहायला मिळतेय. मागील कल्याण महापालिका निवडणूक ही २०१५ साली झाली. त्यावेळी तत्कालीन शिवसेना,भाजप ,काँग्रेस,राष्ट्रवादी काँग्रेस,मनसे,अपक्ष , एमआयएम,बसपा,२७ गाव संघर्ष समिती आदी पक्ष निवडणूक रिंगणात होते. त्या निवडणुकीत तत्कालीन शिवसेनेचे ५३ उमेदवार जिंकले होते. भाजपचे ४३ उमेदवार जिंकले होते. मनसे ९ तर मनसे पुरस्कृत १ असे एकूण मनसेचे १० उमेदवर जिंकले होते. काँग्रेसचे ४ उमेदवारांनी विजय मिळवला होता. यासोबत राष्ट्रवादी काँग्रेस २, एमआयएम १, बसपा १, अपक्ष ८ उमेदवार जिंकले होते. २०१४ साली राज्यात भाजप-शिवसेना होती. त्यानंतर २०१९ साली शिवसेना, काँग्रेस आणि राष्ट्रवादी काँग्रेसने भाजपाला सत्तेवरून पाय उतार केले. या तिन्ही पक्षांच्या महाविकास आघाडीची अडीच वर्ष सत्ता होती. पुढे शिवसेना फुटली. शिवसेनेच्या एकनाथ शिंदे यांनी बंडखोरी करून अनेक आमदारांसोबत भाजपशी हात मिळवणी करत सत्ता मिळवली. त्यामुळे कल्याण-डोंबिवली महापालिकेतही शिवसेनेत दोन गट पडून कार्यकर्ते विभागले गेलेत. पण उपमुख्यमंत्री एकनाथ शिंदे यांची कल्याण-डोंबिवलीत पकड मजबूत आहे. शिवसेनेचे बहुतांशी माजी नगरसेवक हे शिंदे गटात गेले आहेत. सध्या शिंदे गट-भाजपची राज्यात युती आहे. त्यातच आमदार रवींद्र चव्हाण आता भाजप प्रदेशाध्यक्ष झाले आहेत. त्यामुळे आता शिंदे गटाचे पक्षप्रमुख उपमुख्यमंत्री आणि भाजप प्रदेशाध्यक्ष रवींद्र चव्हाण या दोघांची ठाणे जिल्ह्यावर पकड बसविण्यासाठी प्रतिष्ठा पणाला लागणार आहे. पण यावेळी निवडणूक पहिल्यांदा पॅनल पद्धतीने असणार आहे. कल्याण-डोंबिवलीतील मतदारांपासून ते राजकीय पक्षांना ही पद्धत नवीन असणार आहे. १२२ प्रभागासाठी घेतल्या जाणाऱ्या निवडणुका प्रथमच चार सदस्यीय पॅनल पद्धतीने घेतली जाणार असल्याने १ पॅनल ४ सदस्यांचे असे असणार आहे. २९ पॅनल तर तीन सदस्याचे २ पॅनल असे एकूण ३१ पॅनलची निवडणुका घेतली जाणार आहे. या निवडणुकीसाठी राज्य निवडणूक आयोगाने ३१ पॅनलची प्रारूप प्रभाग रचना आराखडा जाहीर करून प्रकाशित केला होता. या प्रारूप प्रभाग आराखड्यावर इच्छुक उमेदवार आणि पक्षांनी हरकती घेतल्या आहेत. त्यावर नुकतीच सुनावणी पार पडली आहे. यात २७ गावांचा पालिकेत बाहेर काढा, अशी मागणी लावून धरली आहे. तर या निवडणुकीवर बहिष्कार टाकण्याचा इशारा दिला आहे. दुसरीकडे ठाकरे बंधू एकत्र आले आहेत. त्यामुळे मनसे आणि ठाकरे गट यांचे कार्यकर्ते सुखावले आहेत. पण या दोन्ही पक्षांचे नेतृत्व करेल, असा खमका नेता पालिकेत अद्याप तयार झालेला नाही, ही एक अडचण असल्याचे पाहायला मिळत आहे. तर नुकताच राज ठाकरे यांनी कल्याण दौरा केला. त्यामुळे कार्यकर्त्यांमध्ये नवचेतना जागृत होताना दिसली आहे, पण निवडणुकीत ती टिकून रहाणे गरजेचे आहे. कल्याण-डोंबिवलीमधील बहुतांश माजी लोकप्रतिनिधी शिंदे सेनेत गेल्याने ठाकरे सेनेत कार्यकर्त्यांची वाणवा आहे. मनसे आणि उद्धव सेना एकत्र येऊन ही निवडणूक लढली, तर दोन्ही पक्ष कल्याण-डोंबिवली तारण्याची शक्यता वाढू शकते. त्यामुळे येत्या निवडणुकीतच हे चित्र स्पष्ट होईल. सकाळ+चे सदस्य व्हा शॉपिंगसाठी 'सकाळ प्राईम डील्स'च्या भन्नाट ऑफर्स पाहण्यासाठी क्लिक करा. Read Marathi news and watch Live TV. Breaking news from Maharashtra, India, Pune, Mumbai, Politics, Entertainment, Sports, Lifestyle at SaamTV. Get Live Marathi news on Mobile. Download the Saam Tv app for Android and IOS. Follow Us Copyright © 2025 Sakal Media Group – All Rights Reserved Powered by Quintype</w:t>
-      </w:r>
-    </w:p>
-    <w:p>
-      <w:pPr>
-        <w:pStyle w:val="Heading3"/>
-      </w:pPr>
-      <w:r>
-        <w:t>Article 25</w:t>
-      </w:r>
-    </w:p>
-    <w:p>
-      <w:r>
-        <w:t>Title: बाल ठाकरे ब्रांड थे, आप नहीं! फडणवीस ने उद्धव और राज पर कसा तंज, कहा- सिर्फ नाम होने से कुछ नहीं होता</w:t>
-      </w:r>
-    </w:p>
-    <w:p>
-      <w:r>
-        <w:t xml:space="preserve">URL: </w:t>
-      </w:r>
-      <w:hyperlink r:id="rId33">
-        <w:r>
-          <w:rPr>
-            <w:color w:val="0000FF"/>
-          </w:rPr>
-          <w:t>https://www.patrika.com/mumbai-news/bal-thackeray-was-brand-not-you-fadnavis-took-a-dig-at-uddhav-thackeray-and-raj-thackeray-19953281</w:t>
-        </w:r>
-      </w:hyperlink>
-    </w:p>
-    <w:p>
-      <w:r>
-        <w:t>Content: ताजा खबरें राज्य मौसम Women's World Cup 2025 बिहार चुनाव 2025 कुलिश जन्मशती वर्ष पत्रिका स्पेशल राष्ट्रीय मनोरंजन ज्योतिष स्वास्थ्य खेल धर्म राजनीति विश्व OTT शिक्षा ओपिनियन ऑटो टेक गैजेट लाइफस्टाइल ब्यूटी महिला बिजनेस क्राइम जॉब्स ई-पेपर मेरी खबर शॉर्ट्स ई-पेपर मुंबई • Dinesh Dubey • Sep 17, 2025 उद्धव ठाकरे और राज ठाकरे (Photo: FB) महाराष्ट्र के मुख्यमंत्री देवेंद्र फडणवीस ने शिवसेना (UBT) प्रमुख उद्धव ठाकरे पर तीखा हमला बोला है। मुंबई के वरली डोम में आयोजित भाजपा के विजय संकल्प रैली में फडणवीस ने कहा कि सिर्फ नाम होने से कोई ब्रांड नहीं बन जाता। इस कार्यक्रम में प्रदेश अध्यक्ष रवींद्र चव्हाण, नवनियुक्त मुंबई अध्यक्ष अमित साटम, मंत्री आशीष शेलार, मंत्री मंगल प्रभात लोढ़ा समेत भाजपा के कई बड़े नेता मौजूद थे। सीएम फडणवीस ने अपने भाषण में उद्धव ठाकरे पर निशाना साधते हुए कहा, “सिर्फ नाम होने से कोई ब्रांड नहीं बनता। हिंदूहृदयसम्राट बाला साहेब ठाकरे एक ब्रांड थे, लेकिन आप ब्रांड नहीं हैं।” उन्होंने उद्धव और राज ठाकरे के गठबंधन पर तंज कसते हुए कहा कि बेस्ट चुनाव के दौरान कुछ लोग कहते थे हमारा ब्रांड है, लेकिन हमारे शंशाक राव, प्रवीण दरेकर और प्रसाद लाड ने उस ब्रांड का बैंड बजा दिया। बता दें कि मुंबई महानगरपालिका (BMC) के उपक्रम बेस्ट के कर्मचारियों से जुड़े कोऑपरेटिव क्रेडिट सोसायटी के हालिया चुनाव में उद्धव ठाकरे और उनके चेचरे भाई व महाराष्ट्र नवनिर्माण सेना (मनसे) प्रमुख राज ठाकरे ने मिलकर चुनाव लड़ा था, लेकिन सभी सीटों पर करारी हार हुई थी। मुख्यमंत्री फडणवीस ने जोर देकर कहा, “हमारे यहां अमित साटम जैसे सामान्य कार्यकर्ता भी अध्यक्ष बनते हैं। हमारे पास चाय बेचने वाला एक वैश्विक ब्रांड है। हमारे पास नरेंद्र मोदी नाम का दुनिया का सबसे बड़ा ब्रांड है।” उन्होंने ठाकरे भाईयों पर हमला बोलते हुए कहा, आगामी मुंबई नगर निगम चुनावों (BMC Election) में भाजपा नीत महायुति गठबंधन की जीत होगी। फडणवीस ने आगे कहा कि गिरगांव में रहने वाला मराठी माणूस आज वसई-विरार और कर्जत तक चले गया, लेकिन भाजपा सरकार ने बीडीडी चॉल का पुनर्विकास कर लोगों को उनका हक दिलाया। उन्होंने दावा किया कि म्हाडा के जरिए मराठी परिवारों को उनके हक का घर मुंबई में देने का काम उनकी सरकार ने शुरू किया है, जो पहले सत्ता में बैठे लोग सपने में भी नहीं सोच सकते थे। फडणवीस ने धारावी पुनर्विकास परियोजना का जिक्र करते हुए कहा कि वहां के 10 लाख लोगों को उनके ही इलाके में घर दिया जाएगा। उन्होंने विपक्ष पर आरोप लगाया कि बिल्डरों के दबाव में पिछली सरकारों ने बीडीडी चॉल के विकास को रोक दिया था, लेकिन हमारी सरकार ने यह काम कर दिखाया है। खबर शेयर करें: Published on: 17 Sept 2025 08:20 pm बड़ी खबरें मुंबई महाराष्ट्र न्यूज़ ट्रेंडिंग मशहूर सिंगर अखिल सचदेवा ने खोली इंडस्ट्री की पोल, बताई आपबीती… किया दर्दनाक खुलासा छठ पूजा की आस्था में डूबी एक मुस्लिम एक्ट्रेस, मांग में सिंदूर-माथे पर लाल बिंदी… सामने आई तस्वीर मुंबई में ड्रग्स फैक्ट्री का भंडाफोड़, करोड़ों रुपए की MD और केमिकल बरामद, सामने आया दुबई कनेक्शन Jalgaon: रील बनाते-बनाते चलती ट्रेन के नीचे आए दो दोस्त, परिवार में मचा कोहराम Satish Shah Funeral: फूट-फूट कर रोईं ‘अनुपमा’ स्टार रूपाली गांगुली, सामने आया वीडियो DOWNLOAD ON Play Store DOWNLOAD ON App Store Trending Topics Women's World Cup 2025 PM Modi Bihar Elections 2025 Top Categories राष्ट्रीय मनोरंजन स्वास्थ्य राजस्थान मध्य प्रदेश Legal Grievance Policy This website follows the DNPA’s code of conduct Statutory provisions on reporting (sexual offenses) Privacy Policy About Us Code of Conduct RSS Copyright © 2025 Patrika Group. All Rights Reserved.</w:t>
-      </w:r>
-    </w:p>
-    <w:p>
-      <w:pPr>
-        <w:pStyle w:val="Heading3"/>
-      </w:pPr>
-      <w:r>
-        <w:t>Article 26</w:t>
-      </w:r>
-    </w:p>
-    <w:p>
-      <w:r>
-        <w:t>Title: Devendra Fadnavis : मुंबई महापालिकेवर महायुतीचाच भगवा फडकणार</w:t>
-      </w:r>
-    </w:p>
-    <w:p>
-      <w:r>
-        <w:t xml:space="preserve">URL: </w:t>
-      </w:r>
-      <w:hyperlink r:id="rId34">
-        <w:r>
-          <w:rPr>
-            <w:color w:val="0000FF"/>
-          </w:rPr>
-          <w:t>https://pudhari.news/maharashtra/mumbai/devendra-fadnavis-mahayuti-saffron-flag-mumbai-bmc-ab96</w:t>
-        </w:r>
-      </w:hyperlink>
-    </w:p>
-    <w:p>
-      <w:r>
-        <w:t>Content: मुंबई : काहीही झाले तरी मुंबई महापालिकेवर महायुतीचाच भगवा फडकणार, असा विश्वास व्यक्त करत मुख्यमंत्री देवेंद्र फडणवीस यांनी मंगळवारी मुंबई महापालिका निवडणुकांचे रणशिंग फुंकले. भाजपच्या विजय संकल्प मेळाव्यात फडणवीस यांनी मागील दहा वर्षांत केलेल्या विकासकामांची जंत्री मांडली. त्याचवेळी उद्धव ठाकरेंनी कोविड काळात आपल्याच नातेवाइकांना कंत्राटे देत माणसे मारली, त्या मृतांसाठीच्या बॉडीबॅग खरेदीत भ्रष्टाचार करणार्‍या कफनचोरांनी आम्हाला प्रश्न करू नयेत, असा टोलाही लगावला. बेस्टच्या निवडणुकीत यांच्या ब्रँडचा बँड वाजल्याचे सांगत ठाकरे बंधूंच्या संभाव्य युतीने कोणताही फरक पडणार नसल्याचेही अधोरेखित केले. आगामी मुंबई पालिका निवडणुकांच्या पार्श्वभूमीवर वरळी येथील एनएससीआय डोम येथे मुंबई भाजपच्या विजय संकल्प मेळाव्यात मुख्यमंत्री फडणवीस बोलत होते. यावेळी मुंबईतील भाजपचे सर्व मंत्री, खासदार, आमदार, नेते आणि पदाधिकारी मोठ्या संख्येने उपस्थित होते. आपल्या भाषणाच्या सुरुवातीलाच मुख्यमंत्री फडणवीस यांनी मागील महापालिका निवडणुकीत भाजपचा महापौर बसला असता, अवघ्या दोन जागा कमी होत्या. आपण सारी जुळवाजुळव केली होती. मात्र, मैत्रीच्या नात्यासाठी आपण महापौर पद उद्धव ठाकरेंच्या शिवसेनेला दिल्याचे सांगितले. उद्धव ठाकरे नर्व्हस आणि नाराज असून महापौर पद मिळावे म्हणून मिलिंद नार्वेकर आणि एकनाथ शिंदे यांनी फोन केल्याचा गौप्यस्फोटही केला. मात्र, मैत्रीच्या नात्यात आपण त्याग केला आणि 2019 साली उद्धव ठाकरेंमुळे अच्छा सिला दिया तुने .. म्हणायची वेळ माझ्यावर आली, असेही फडणवीस म्हणाले. मात्र, त्याला 2022 साली गनिमी काव्याने आणि 2024 साली पूर्ण बहुमताचे सरकार आणून चोख उत्तर दिल्याचेही फडणवीस म्हणाले. ठाकरे बंधूंच्या संभाव्य राजकीय युतीच्या चर्चांच्या संदर्भात फडणवीस म्हणाले की, साधी बेस्टची निवडणूक होती, त्यात आमचा ब्रँड म्हणत त्यांनी निवडणूक लढवली. आमच्या शशांक राव आणि प्रवीण दरेकर, प्रसाद लाड यांनी त्यांच्या ब्रँडचा बँड वाजविला. यावेळी प्रदेशाध्यक्ष रवींद्र चव्हाण आणि मुंबई भाजपचे माजी अध्यक्ष आणि मंत्री आशिष शेलार यांनीही आपले विचार मांडले. मुंबईच्या विकासाचे एक वाक्य दाखवा आणि शंभर रुपये मिळवा काहीजण रोज सकाळी उठून मोदींना प्रश्न विचारतात, अशांना मुंबईकरांनी प्रत्येक निवडणुकीत उत्तर दिले आहे. मुंबई ही भाजपची, मुंबई ही भाजप आणि बाळासाहेब ठाकरे यांच्या शिवसेना युतीची आहे. मुंबईकरांच्या विकासाचे कोणतेच व्हिजन ठाकरे गटाकडे नाही. त्यांची मागची दहा भाषणे काढा आणि त्यात मुंबईकरांच्या विकासासाठी केलेले एक विधान दाखवा, मी तुम्हाला शंभर रुपये देईन. त्यांच्याकडे सांगण्यासारखे काहीच नाही, अशा शब्दांत फडणवीस यांनी उद्धव ठाकरेंवर निशाणा साधला. मुंबईची काय अवस्था तुम्ही करून ठेवली? वर्षानुवर्षे हाती सत्ता असूनही या मुंबईची काय अवस्था तुम्ही करून ठेवली? या मुंबईसोबत कोणीही स्पर्धा करू शकत नव्हते, पण यांनी शहराचा विकास केला नाही. त्यामुळे आयटीसारखे उद्योग इतर शहरात गेले. गेल्या 10 वर्षांत मोदींच्या नेतृत्वात आम्ही असे इन्फ्रास्ट्रक्चर उभे केले आहे की, आता मुंबईसोबत कोणीही स्पर्धा करू शकत नाही. आयटी, स्टार्टअप आता मुंबईत आले. पुढच्या काळात डेटा सेंटर क्रांती घडविणार आहे. आज भारतात जेवढी डेटा सेंटरची कपॅसिटी तयार झाली आहे, त्यापैकी 60 टक्के ही मुंबईत आहे, असे फडणवीस म्हणाले. 10 लाख लोकांना धारावीमध्येच घरे देणार धारावीचे काहीही होऊ शकत नाही म्हणत होते. पण आज जगातील सगळ्यात मोठा प्रकल्प म्हणून हा धारावीचा प्रकल्प सुरू झाला आहे. 19 लाख लोकांना इथे आम्ही घरे देत आहोत. आम्ही विचार केला की, धारावी ही केवळ वस्ती नाही, तर इथे अनेक छोटे उद्योग सुरू आहेत आणि म्हणून धारावीतील उद्योगांना धारावीमध्येच जागा दिली. सामान्य माणसाच्या जीवनात परिवर्तन घडवण्याचे काम आपण केले आहे, अशा शब्दांत फडणवीस यांनी प्रकल्पाचे समर्थन केले. प्रवीण दरेकरांच्या तिहेरी कामगिरीचे कौतुक भाजपचे विधान परिषदेतील गटनेते आमदार प्रवीण दरेकर यांनी बजावलेल्या तीन कामगिरींचे विशेष कौतुक मुख्यमंत्री देवेंद्र फडणवीस यांनी केले. मुख्यमंत्री म्हणाले, आमच्या प्रवीण दरेकरांच्या पाठपुराव्यानंतर आता अभ्युदय नगरमध्ये राहणारा माझा गिरणी कामगार, आमचा मराठी माणूस ज्याच्या कष्टावर ही मुंबई उभी राहिली, त्या माझ्या मुंबईकराला 550-600 स्वेअर फूट जागा देण्याचा निर्णय आम्ही केला. त्याचेही काम आता आम्ही करतो आहोत, असेही फडणवीस म्हणाले. आज संपूर्ण मुंबईत सामान्य माणसाच्या घराचा प्रश्न सोडविण्याकरिता दरेकरांच्या पुढाकाराने आपण स्वयंपुनर्विकासाची योजना आणली. आज 1600 प्रकल्प स्वयंपुनर्विकासात निघाले. हजारो लोकांना आपल्या स्वप्नातले मोठे घर मिळते आहे, असे सांगत मुख्यमंत्री म्हणाले, साधी बेस्टची निवडणूक होती, त्यात आमचा ब्रँड म्हणत त्यांनी ही बेस्ट पतपेढीची निवडणूक लढवली. मात्र, आमच्या शशांक राव आणि प्रवीण दरेकर आणि प्रसाद लाडांनी त्यांच्या ब्रँडचा बँड वाजविला. हिंदुहृदयसम्राट बाळासाहेब ठाकरे हे ब्रँड होते, तुम्ही ब्रँड नाही. नाव लावल्याने कोणी ब्रँड बनत नाही, अशी बोचरी टीकाही फडणवीस यांनी केली. भाजप हा कार्यकर्त्यांचा पक्ष आहे. त्यामुळे आमच्याकडे चहा विकणारा जागतिक ब्रँड बनू शकतो, आम्हाला कोणी ब्रँड सांगू नये, असेही मुख्यमंत्री म्हणाले. मुंबईचा रंग बदलण्याचा डाव हाणून पाडू ः अमित साटम मुंबईच्या विकासाबरोबरच इथल्या सुरक्षिततेवरही भाजप लक्ष केंद्रित करणार आहे. मुंबईचा रंग बदलण्याचा कोणताही प्रयत्न हाणून पाडला जाईल. जर, शिवसेना उबाठा गट सत्तेत आला, तर एखादा खान मुंबईचा महापौर होईल,पण आम्ही ते होऊ देणार नाही. तीस वर्षांत त्यांनी पालिकेत 3 लाख कोटींची लूट केली असल्याचा घणाघाती आरोप मुंबई भाजप अध्यक्ष अमित साटम यांनी यावेळी केला. अमित साटम यांनी शिवसेना ठाकरे गटाला लक्ष्य केले. मुंबईचा रंग बदलण्याचा कोणताही प्रयत्न हाणून पाडला जाईल. आज अनेक पाश्चिमात्य देशांतील अनेक आंतरराष्ट्रीय शहरांचे रंग बदलताना आपण पाहतोय. मुंबईतही असेच प्रयत्न सुरू आहेत. असे प्रयत्न आपण यशस्वी होऊ देणार नाही. गेल्या 11 वर्षांत राज्य आणि केंद्र सरकारच्या माध्यमातून मुंबईचा विकास झाला आहे, तोच विकास महापालिकेच्या माध्यमातूनही झाला पाहिजे. त्यासाठी आम्ही पारदर्शक व भ्रष्टाचारमुक्त प्रशासन देऊ. मुंबईकरांची सुरक्षितता सुनिश्चित करू आणि मुंबईची ओळख टिकवण्यासाठी तसेच ती संरक्षित करण्यासाठी प्रयत्न करू, असे साटम म्हणाले. वर्सोवा किंवा मालवणीमध्ये दिसलेल्या पॅटर्नमुळे शहर उद्ध्वस्त होऊ शकते. जर शिवसेना यूबीटी सत्तेत आली, तर एक खान या मुंबईचा महापौर होईल. पण आपण ते होऊ देणार नाही, असे साटम म्हणाले. 'Pudhari' is excited to announce the relaunch of its Android and iOS apps. Stay updated with the latest news at your fingertips. Android and iOS Download now and stay updated, anytime, anywhere. Pudhari Publications Private Limited</w:t>
-      </w:r>
-    </w:p>
-    <w:p>
-      <w:pPr>
-        <w:pStyle w:val="Heading3"/>
-      </w:pPr>
-      <w:r>
-        <w:t>Article 27</w:t>
-      </w:r>
-    </w:p>
-    <w:p>
-      <w:r>
-        <w:t>Title: One lakh cataract surgeries in Maharashtra to mark Modi's birthday: BJP</w:t>
-      </w:r>
-    </w:p>
-    <w:p>
-      <w:r>
-        <w:t xml:space="preserve">URL: </w:t>
-      </w:r>
-      <w:hyperlink r:id="rId35">
-        <w:r>
-          <w:rPr>
-            <w:color w:val="0000FF"/>
-          </w:rPr>
-          <w:t>https://www.easternmirrornagaland.com/one-lakh-cataract-surgeries-in-maharashtra-to-mark-modis-birthday-bjp</w:t>
-        </w:r>
-      </w:hyperlink>
-    </w:p>
-    <w:p>
-      <w:r>
-        <w:t>Content: More than one lakh cataract surgeries will be performed in Maharashtra during a fortnight-long drive to mark Prime Minister Narendra Modi’s birthday Share MUMBAI — More than one lakh cataract surgeries will be performed in Maharashtra during a fortnight-long drive to mark Prime Minister Narendra Modi’s birthday, state BJP president Ravindra Chavan said on Tuesday. The party will also arrange eye check-up of at least 10 lakh people and distribute spectacles to the needy during the drive, to be held from September 17 to October 2, Chavan told reporters in Mumbai. Modi will be celebrating his 75th birthday on September 17. Also read: On 75th birthday, PM Modi to lay foundation stone of 'PM Mitra' park in MP After 2-day tour of three NE states, PM Modi to visit Arunachal, Tripura on Sep 22 “We will bring together NGOs, other organisations and social groups to perform more than one lakh cataract operations, ensure eye check-ups for 10 lakh people and provide spectacles to the needy, Chavan said. The drive is being projected as a service initiative by the BJP. “This is an attempt to connect with people in the state,” Chavan said. Blood donation camps will also be organised during the drive, Chavan said. “We have chalked out 17 programmes to be implemented during this fortnight,” he added. Chief Minister Devendra Fadnavis has held meetings with state ministers and BJP leaders to ensure the successful organisation of events, he said. On criticism by opposition parties over the state’s financial condition, Chavan said, “Instead of what the opposition is saying, it is necessary for the state to do what is good and required for common people. We are determined to provide ‘roti, kapda and makaan’ to people and will continue to work on our chosen path.”</w:t>
-      </w:r>
-    </w:p>
-    <w:p>
-      <w:pPr>
-        <w:pStyle w:val="Heading3"/>
-      </w:pPr>
-      <w:r>
-        <w:t>Article 28</w:t>
-      </w:r>
-    </w:p>
-    <w:p>
-      <w:r>
-        <w:t>Title: पुण्यात भाजपने गेम फिरवला, अजित पवारांना जोरदार धक्का; राष्ट्रवादीच्या ३४ नेत्यांनी कमळ हाती घेतलं</w:t>
-      </w:r>
-    </w:p>
-    <w:p>
-      <w:r>
-        <w:t xml:space="preserve">URL: </w:t>
-      </w:r>
-      <w:hyperlink r:id="rId36">
-        <w:r>
-          <w:rPr>
-            <w:color w:val="0000FF"/>
-          </w:rPr>
-          <w:t>https://saamtv.esakal.com/maharashtra/local-elections-2025-34-leaders-of-rashtrawadi-congress-join-bjp-in-pune-ahead-of-elections-bdk97</w:t>
-        </w:r>
-      </w:hyperlink>
-    </w:p>
-    <w:p>
-      <w:r>
-        <w:t>Content: पुण्यातील राष्ट्रवादी काँग्रेसच्या दोन्ही गटांना मोठा धक्का बसला. एकूण ३४ जणांनी भाजपात प्रवेश करत पक्षाची ताकद वाढवली. माजी नगराध्यक्ष, नगरसेवक, उपनगराध्यक्ष यांसारखे महत्त्वाचे चेहरे सहभागी. आगामी स्थानिक स्वराज्य निवडणुकांमध्ये भाजप अधिक मजबूत होणार असल्याची चर्चा. गणेश कवडे, साम टिव्ही आगामी स्थानिक स्वराज्य संस्थांच्या निवडणुकांआधी राज्यात राजकीय वारे वेगाने वाहू लागले आहेत. प्रत्येक नेत्यानं मोर्चेबांधणीला सुरूवात केली आहे. नुकतेच जिल्हा परिषदांच्या अध्यक्षपदांचे आरक्षण जाहीर झाले आहे. याच दरम्यान पुण्यात भाजपची ताकद लक्षणीयरीत्या वाढली आहे. दोन्ही राष्ट्रवादी काँग्रेस गटाला भाजपने धक्का दिला असून, एकूण ३४ जणांनी भाजपात प्रवेश केला आहे. पुण्यात भाजप पक्षात जोरदार इनकमिंग सुरू आहे. स्थानिक स्वराज्य संस्थांच्या निवडणुकीआधी भाजपने राष्ट्रवादी काँग्रेसच्या दोन्ही गटांना धक्का दिला असून, यामुळे पुण्यात भाजपची ताकद वाढली आहे. मुंबईत पक्षप्रवेश सोहळा पार पडला असून, भाजप प्रदेशाध्यक्ष रविंद्र चव्हाण यांच्या नेतृत्वाखाली हा पक्षप्रवेश सोहळा पार पडल्याची माहिती आहे. मिळालेल्या माहितीनुसार, राजकीय आणि सहकार क्षेत्रातील बडे चेहरे भाजपच्या गळाला लागले आहेत. माजी नगराध्यक्ष, नगरसेवक, उपनगराध्यक्षांसह अनेकांनी भाजपासोबत जाण्याचा निर्णय घेतला. मावळच्या कृषी उत्पन्न बाजार समितीसह खरेदी विक्री संघातील संचालकांनी भाजपात प्रवेश केला आहे. पुणे जिल्हा परिषद, लोणावळा, तळेगाव दाभाडे नगरपरिषदेतील सभापतींनीही भाजपात पक्षप्रवेश केला आहे. देहू नगरपालिकेतील नगरसेवकांनीही भाजपचं कमळ हाती घेतलं आहे. यासह पुणे जिल्ह्याचे राष्ट्रवादीचे अध्यक्ष आणि उपाध्यक्षही भाजपात प्रवेश करणार आहेत. यामुळे आगामी स्थानिक स्वराज्य संस्थांच्या निवडणुकांच्या पार्श्वभूमीवर भाजपाची ताकद वाढली असल्याची चर्चा आहे. मावळमध्ये भाजप - अजित पवार गटात रस्सीखेच तर, आगामी निवडणुकांच्या पार्श्वभूमीवर मावळमध्ये भाजप आणि राष्ट्रवादीमध्ये रस्सीखेच सुरू आहे. मावळमध्ये अजित पवार गटाच्या राष्ट्रवादीला भाजपनं जोरदार धक्का दिला आहे. अजित पवार गटाचे आमदार सुनिल शेळकेंची साथ सोडून बडे नेते भाजपमध्ये दाखल झाले आहेत. शेळकेंचे पदाधिकारी माजी आमदार बाळा भेगडेंच्या गळाला लागले आहेत. सकाळ+चे सदस्य व्हा शॉपिंगसाठी 'सकाळ प्राईम डील्स'च्या भन्नाट ऑफर्स पाहण्यासाठी क्लिक करा. Read Marathi news and watch Live TV. Breaking news from Maharashtra, India, Pune, Mumbai, Politics, Entertainment, Sports, Lifestyle at SaamTV. Get Live Marathi news on Mobile. Download the Saam Tv app for Android and IOS. Follow Us Copyright © 2025 Sakal Media Group – All Rights Reserved Powered by Quintype</w:t>
-      </w:r>
-    </w:p>
-    <w:p>
-      <w:pPr>
-        <w:pStyle w:val="Heading3"/>
-      </w:pPr>
-      <w:r>
-        <w:t>Article 29</w:t>
-      </w:r>
-    </w:p>
-    <w:p>
-      <w:r>
-        <w:t>Title: Narendra Modi turns 75 today: From drone shows to blood donation camps – BJP's grand celebration plans for PM's birthday</w:t>
-      </w:r>
-    </w:p>
-    <w:p>
-      <w:r>
-        <w:t xml:space="preserve">URL: </w:t>
-      </w:r>
-      <w:hyperlink r:id="rId37">
-        <w:r>
-          <w:rPr>
-            <w:color w:val="0000FF"/>
-          </w:rPr>
-          <w:t>https://www.livemint.com/news/india/pm-modi-turns-75-today-from-drone-shows-to-blood-donation-camps-bjps-grand-celebration-plans-for-the-day-11758069800439.html</w:t>
-        </w:r>
-      </w:hyperlink>
-    </w:p>
-    <w:p>
-      <w:r>
-        <w:t>Content: Narendra Modi turns 75 today: Prime Minister Narendra Modi’s birthday turns 75 today, 17 September. The Bharatiya Janata Party units and governments across the country have announced a series of plans. Born as Narendra Damodardas Modi on 17 September 1950 in the nondescript Mehsana town of Gujarat, he served as the state's CM for three consecutive terms (2001-14) and is now the Prime Minister for the third time since 2014. Like every year, the Bharatiya Janata Party (BJP) will launch the 'Sewa Pakhwara' – the fortnight of events across the country – marking PM Modi's birthday celebrations showcasing his commitment to citizens' welfare and also service to mankind. PM Narendra will also visit Madhya Pradesh today to launch the 'Swasth Nari Sashakt Parivar' and '8th Rashtriya Poshan Maah' campaigns – the largest ever health outreach for women and children in the country. PM will launch Adi Seva Parv for MP: a series of service-oriented activities in tribal regions. The PM will also distribute one-crore Sickle Cell Screening and Counselling Card for MP and he will also inaugurate PM MITRA Park in Dhar. The BJP government in Delhi will launch 500 creches for children of women working as labourers in the city. Delhi Chief Minister Rekha Gupta on Tuesday launched a song for Prime Minister Narendra Modi's birthday. The song titled ‘Namo Pragati Delhi – From Children’s Voices to the Nation’s Voice,’ sung by students of government schools, underlines the vision of ‘One India, Best India,’ Gupta said. The day will see the inauguration of 41 Ayushman Aarogya Mandirs by the Municipal Corporation of Delhi (MCD) as part of its plan to upgrade 300 healthcare centres. Another 19 centres are scheduled to be opened on September 30, with more in the pipeline. Union Home Minister Amit Shah will also inaugurate five new hospital blocks in Delhi and launch 101 Ayushman Mandirs, in addition to projects worth ₹3,000 crore by the Delhi Jal Board and PWD. In Pune, local Member of Parliament (MP) and Union Minister of State for Cooperation and Civil Aviation Murlidhar Mohol is organising a spectacular drone laser show to highlight the PM’s achievements in his 11-year tenure. The spectacular drone show, “Jyotine Tejachi Aarti”, will be organised to extend birthday wishes to the PM. Mohol said this will be the first time in Maharashtra that a drone show will be organised on the lines of shows in Ayodhya and Varanasi in the past. The Varanasi Municipal Corporation has announced that it will inaugurate and lay the foundation stone of projects worth ₹111 crore. The municipal body will also cut a 75-kg cake, Varanasi Mayor Ashok Tiwari said Tuesday. Modi is the MP from the Varanasi Lok Sabha seat. The Odisha government on Thursday said it will plant 75 lakh saplings across the state on 17 September, under the 'Ek Ped Maa Ke Naam' campaign. In Maharashtra, party president Ravindra Chavan has announced more than one lakh cataract surgeries over a fortnight-long drive. The Gems and Jewellery Export Promotion Council (GJEPC) will launch a nationwide drive to celebrate Prime Minister Narendra Modi’s birthday on Wednesday as “Jewellers Day.” The drive aims to encourage over one lakh jewellery manufacturers and artisans to pledge online to donate blood during emergencies or when required throughout the year. Stay updated with the latest Trending, India , World and US news. Download the Mint app and read premium stories Log in to our website to save your bookmarks. It'll just take a moment.</w:t>
-      </w:r>
-    </w:p>
     <w:sectPr>
       <w:pgSz w:w="12240" w:h="15840"/>
       <w:pgMar w:top="1440" w:right="1800" w:bottom="1440" w:left="1800" w:header="720" w:footer="720" w:gutter="0"/>
